--- a/PLAN_EMPRESA_CAIXABANK/plan-empresa-ekio-caixabank.docx
+++ b/PLAN_EMPRESA_CAIXABANK/plan-empresa-ekio-caixabank.docx
@@ -864,7 +864,7 @@
           <w:sz w:val="22"/>
           <w:szCs w:val="22"/>
         </w:rPr>
-        <w:t xml:space="preserve">en primera instancia, la responsabilidad patrimonial de la sociedad. La empresa es consciente de que se trata de una sociedad de reciente constitución y queda abierta a estudiar con CaixaBank las fórmulas de cobertura habituales para este tipo de operación (ver sección 8.4).</w:t>
+        <w:t xml:space="preserve">en primera instancia, la responsabilidad patrimonial de la sociedad. La empresa es consciente de que se trata de una sociedad de reciente constitución y queda abierta a estudiar con CaixaBank las fórmulas de cobertura habituales para este tipo de operación (ver sección 9.4).</w:t>
       </w:r>
     </w:p>
     <w:p>
@@ -904,7 +904,7 @@
           <w:sz w:val="22"/>
           <w:szCs w:val="22"/>
         </w:rPr>
-        <w:t xml:space="preserve">Ekio es un negocio de venta de tecnología para el bienestar que opera desde 2023. Empezó como distribuidor exclusivo en España de la tecnología de protección electromagnética Spiro (fabricante Noxtak / SG Labs, Miami). Desde 2025 ha dado el salto a marca propia con la línea Ekio Light, equipos de fotobiomodulación fabricados / ensamblados por un proveedor especializado bajo diseño y especificación de Ekio, con propiedad industrial en tramitación. La actividad se ha desarrollado hasta 2026 bajo la figura de empresario individual (Francisco Javier Andrés Andrés) y en 2026 se aporta como negocio en funcionamiento a la sociedad EKIO BIOTECH, S.L.U., que la continúa. La venta es mayoritariamente digital, a través de electrosmogespana.com, sin necesidad de llamada comercial.</w:t>
+        <w:t xml:space="preserve">Ekio es un negocio de venta de tecnología para el bienestar que opera desde 2023. Empezó como distribuidor exclusivo en España de la tecnología de protección electromagnética Spiro (fabricante Noxtak / SG Labs, Miami). Desde 2025 ha dado el salto a marca propia con la línea Ekio Light, equipos de fotobiomodulación fabricados / ensamblados por un proveedor especializado bajo diseño y especificación de Ekio, con propiedad industrial propia (Modelo de Utilidad registrado y solicitud de patente internacional del sistema SFPA en curso) y con software propio de gestión y de uso para clientes. La actividad se ha desarrollado hasta 2026 bajo la figura de empresario individual (Francisco Javier Andrés Andrés) y en 2026 se aporta como negocio en funcionamiento a la sociedad EKIO BIOTECH, S.L.U., que la continúa. La venta es mayoritariamente digital, a través de electrosmogespana.com, sin necesidad de llamada comercial.</w:t>
       </w:r>
     </w:p>
     <w:p>
@@ -970,15 +970,15 @@
           <w:sz w:val="22"/>
           <w:szCs w:val="22"/>
         </w:rPr>
-        <w:t xml:space="preserve">Trayectoria de tres ejercicios consecutivos en beneficios. </w:t>
-      </w:r>
-      <w:r>
-        <w:rPr>
-          <w:rFonts w:ascii="Calibri" w:cs="Calibri" w:eastAsia="Calibri" w:hAnsi="Calibri"/>
-          <w:sz w:val="22"/>
-          <w:szCs w:val="22"/>
-        </w:rPr>
-        <w:t xml:space="preserve">2024 (+52.493 €), 2025 (+19.301 €) y primer semestre de 2026 (+78.738 €). La facturación acumulada de la actividad desde 2023 supera 1,7 M€ (cifra acumulada del periodo, no anual). La única deuda financiera es un préstamo institucional de 70.000 €, en amortización y al corriente de pago; no hay capital de terceros. El detalle e identificación completa de ese préstamo se aporta en la sección 6 y en la documentación de soporte.</w:t>
+        <w:t xml:space="preserve">Trayectoria de crecimiento y en beneficios. </w:t>
+      </w:r>
+      <w:r>
+        <w:rPr>
+          <w:rFonts w:ascii="Calibri" w:cs="Calibri" w:eastAsia="Calibri" w:hAnsi="Calibri"/>
+          <w:sz w:val="22"/>
+          <w:szCs w:val="22"/>
+        </w:rPr>
+        <w:t xml:space="preserve">De 390.000 € en el arranque (jun–dic 2023) a un ritmo anual de ~535.000 € en 2024 y 2025, ambos con resultado positivo (+52.493 € y +19.301 €); primer semestre de 2026 con +78.738 €. Facturación acumulada 2023 – junio 2026: 1,67 M€ (cifra acumulada, no anual). La única deuda financiera es un préstamo institucional de 70.000 €, en amortización y al corriente de pago; no hay capital de terceros. El detalle de ese préstamo se aporta en la sección 6 y en la documentación de soporte.</w:t>
       </w:r>
     </w:p>
     <w:p>
@@ -2303,35 +2303,7 @@
           <w:sz w:val="22"/>
           <w:szCs w:val="22"/>
         </w:rPr>
-        <w:t xml:space="preserve">Modelo de Utilidad español Nº U202532624 (panel multiespectral), presentado ante la OEPM el 25 de diciembre de 2025 y en tramitación. Solicitud PCT (internacional) en preparación. Es un elemento diferenciador frente a competidores, pendiente de concesión.</w:t>
-      </w:r>
-    </w:p>
-    <w:p>
-      <w:pPr>
-        <w:pStyle w:val="ListParagraph"/>
-        <w:numPr>
-          <w:ilvl w:val="0"/>
-          <w:numId w:val="3"/>
-        </w:numPr>
-        <w:spacing w:after="100" w:line="288"/>
-      </w:pPr>
-      <w:r>
-        <w:rPr>
-          <w:rFonts w:ascii="Calibri" w:cs="Calibri" w:eastAsia="Calibri" w:hAnsi="Calibri"/>
-          <w:b/>
-          <w:bCs/>
-          <w:sz w:val="22"/>
-          <w:szCs w:val="22"/>
-        </w:rPr>
-        <w:t xml:space="preserve">Desarrollo tecnológico: </w:t>
-      </w:r>
-      <w:r>
-        <w:rPr>
-          <w:rFonts w:ascii="Calibri" w:cs="Calibri" w:eastAsia="Calibri" w:hAnsi="Calibri"/>
-          <w:sz w:val="22"/>
-          <w:szCs w:val="22"/>
-        </w:rPr>
-        <w:t xml:space="preserve">sistema SFPA (plataforma de fotobiomodulación adaptativa con inteligencia artificial), en desarrollo con AIR Institute (Salamanca), con tramitación de PCT independiente. En fase de desarrollo, sin producto comercial todavía.</w:t>
+        <w:t xml:space="preserve">Modelo de Utilidad español Nº U202532624 (panel multiespectral), registrado ante la OEPM (solicitud de 25 de diciembre de 2025). Es un elemento diferenciador frente a competidores. [PENDIENTE: adjuntar el título / certificado de registro de la OEPM.]</w:t>
       </w:r>
     </w:p>
     <w:p>
@@ -3040,7 +3012,7 @@
           <w:sz w:val="20"/>
           <w:szCs w:val="20"/>
         </w:rPr>
-        <w:t xml:space="preserve">El catálogo de ambas líneas está operativo y a la venta. Las unidades en inventario a fecha de hoy no cubren el volumen ni la velocidad de venta de la campaña de Q4: reponer ese stock por adelantado es precisamente el objeto de esta financiación (ver sección 8). [PENDIENTE: unidades de inventario realmente disponibles y comprometidas a fecha de solicitud, y rotación (vueltas) por referencia de campaña.]</w:t>
+        <w:t xml:space="preserve">El catálogo de ambas líneas está operativo y a la venta. Las unidades en inventario a fecha de hoy no cubren el volumen ni la velocidad de venta de la campaña de Q4: reponer ese stock por adelantado es precisamente el objeto de esta financiación (ver sección 9). [PENDIENTE: unidades de inventario realmente disponibles y comprometidas a fecha de solicitud, y rotación (vueltas) por referencia de campaña.]</w:t>
       </w:r>
     </w:p>
     <w:p>
@@ -3176,23 +3148,6 @@
     </w:p>
     <w:p>
       <w:pPr>
-        <w:pStyle w:val="Heading1"/>
-        <w:spacing w:after="160" w:before="320"/>
-      </w:pPr>
-      <w:r>
-        <w:rPr>
-          <w:rFonts w:ascii="Calibri" w:cs="Calibri" w:eastAsia="Calibri" w:hAnsi="Calibri"/>
-          <w:b/>
-          <w:bCs/>
-          <w:color w:val="1F3864"/>
-          <w:sz w:val="30"/>
-          <w:szCs w:val="30"/>
-        </w:rPr>
-        <w:t xml:space="preserve">5. Mercado y validación externa</w:t>
-      </w:r>
-    </w:p>
-    <w:p>
-      <w:pPr>
         <w:pStyle w:val="Heading2"/>
         <w:spacing w:after="120" w:before="220"/>
       </w:pPr>
@@ -3205,7 +3160,7 @@
           <w:sz w:val="24"/>
           <w:szCs w:val="24"/>
         </w:rPr>
-        <w:t xml:space="preserve">5.1. Contexto de mercado</w:t>
+        <w:t xml:space="preserve">4.5. Activos tecnológicos propios</w:t>
       </w:r>
     </w:p>
     <w:p>
@@ -3218,7 +3173,7 @@
           <w:sz w:val="22"/>
           <w:szCs w:val="22"/>
         </w:rPr>
-        <w:t xml:space="preserve">Ekio opera en dos segmentos del mercado del bienestar y la salud preventiva de consumo:</w:t>
+        <w:t xml:space="preserve">Además del catálogo físico, Ekio ha desarrollado software propio que refuerza la relación con el cliente y eleva la barrera de entrada:</w:t>
       </w:r>
     </w:p>
     <w:p>
@@ -3238,15 +3193,15 @@
           <w:sz w:val="22"/>
           <w:szCs w:val="22"/>
         </w:rPr>
-        <w:t xml:space="preserve">Protección frente a la exposición electromagnética. </w:t>
-      </w:r>
-      <w:r>
-        <w:rPr>
-          <w:rFonts w:ascii="Calibri" w:cs="Calibri" w:eastAsia="Calibri" w:hAnsi="Calibri"/>
-          <w:sz w:val="22"/>
-          <w:szCs w:val="22"/>
-        </w:rPr>
-        <w:t xml:space="preserve">Segmento de nicho, con demanda impulsada por la preocupación creciente de una parte de la población por la exposición a campos electromagnéticos (instalaciones eléctricas domésticas, telefonía móvil, redes inalámbricas). Ekio cubre esta demanda con la línea Spiro.</w:t>
+        <w:t xml:space="preserve">Aplicación de gestión interna. </w:t>
+      </w:r>
+      <w:r>
+        <w:rPr>
+          <w:rFonts w:ascii="Calibri" w:cs="Calibri" w:eastAsia="Calibri" w:hAnsi="Calibri"/>
+          <w:sz w:val="22"/>
+          <w:szCs w:val="22"/>
+        </w:rPr>
+        <w:t xml:space="preserve">Herramienta propia para la operativa del negocio (pedidos, inventario, atención al cliente).</w:t>
       </w:r>
     </w:p>
     <w:p>
@@ -3266,6 +3221,137 @@
           <w:sz w:val="22"/>
           <w:szCs w:val="22"/>
         </w:rPr>
+        <w:t xml:space="preserve">Aplicación para clientes «Ekio Coach». </w:t>
+      </w:r>
+      <w:r>
+        <w:rPr>
+          <w:rFonts w:ascii="Calibri" w:cs="Calibri" w:eastAsia="Calibri" w:hAnsi="Calibri"/>
+          <w:sz w:val="22"/>
+          <w:szCs w:val="22"/>
+        </w:rPr>
+        <w:t xml:space="preserve">Guía de uso de los equipos, seguimiento de sesiones y protocolos personalizados; ya con usuarios registrados. Genera recurrencia (relación continuada con el cliente) y datos de uso.</w:t>
+      </w:r>
+    </w:p>
+    <w:p>
+      <w:pPr>
+        <w:pStyle w:val="ListParagraph"/>
+        <w:numPr>
+          <w:ilvl w:val="0"/>
+          <w:numId w:val="3"/>
+        </w:numPr>
+        <w:spacing w:after="100" w:line="288"/>
+      </w:pPr>
+      <w:r>
+        <w:rPr>
+          <w:rFonts w:ascii="Calibri" w:cs="Calibri" w:eastAsia="Calibri" w:hAnsi="Calibri"/>
+          <w:b/>
+          <w:bCs/>
+          <w:sz w:val="22"/>
+          <w:szCs w:val="22"/>
+        </w:rPr>
+        <w:t xml:space="preserve">Sistema SFPA (Sistema de Fotobiomodulación Personalizada con IA). </w:t>
+      </w:r>
+      <w:r>
+        <w:rPr>
+          <w:rFonts w:ascii="Calibri" w:cs="Calibri" w:eastAsia="Calibri" w:hAnsi="Calibri"/>
+          <w:sz w:val="22"/>
+          <w:szCs w:val="22"/>
+        </w:rPr>
+        <w:t xml:space="preserve">Plataforma propia que integra hardware, software y algoritmos de inteligencia artificial para adaptar los parámetros de tratamiento (longitud de onda, dosis y tiempo) al perfil de cada usuario y a su respuesta. En desarrollo con AIR Institute (Salamanca). Cuenta con una solicitud de patente internacional (PCT) propia, independiente del Modelo de Utilidad, actualmente en fase de finalización. Todavía sin producto comercial; su lanzamiento se describe en la sección 8.2.</w:t>
+      </w:r>
+    </w:p>
+    <w:p>
+      <w:pPr>
+        <w:pStyle w:val="Heading1"/>
+        <w:spacing w:after="160" w:before="320"/>
+      </w:pPr>
+      <w:r>
+        <w:rPr>
+          <w:rFonts w:ascii="Calibri" w:cs="Calibri" w:eastAsia="Calibri" w:hAnsi="Calibri"/>
+          <w:b/>
+          <w:bCs/>
+          <w:color w:val="1F3864"/>
+          <w:sz w:val="30"/>
+          <w:szCs w:val="30"/>
+        </w:rPr>
+        <w:t xml:space="preserve">5. Mercado y validación externa</w:t>
+      </w:r>
+    </w:p>
+    <w:p>
+      <w:pPr>
+        <w:pStyle w:val="Heading2"/>
+        <w:spacing w:after="120" w:before="220"/>
+      </w:pPr>
+      <w:r>
+        <w:rPr>
+          <w:rFonts w:ascii="Calibri" w:cs="Calibri" w:eastAsia="Calibri" w:hAnsi="Calibri"/>
+          <w:b/>
+          <w:bCs/>
+          <w:color w:val="2F5496"/>
+          <w:sz w:val="24"/>
+          <w:szCs w:val="24"/>
+        </w:rPr>
+        <w:t xml:space="preserve">5.1. Contexto de mercado</w:t>
+      </w:r>
+    </w:p>
+    <w:p>
+      <w:pPr>
+        <w:spacing w:after="120" w:line="288"/>
+      </w:pPr>
+      <w:r>
+        <w:rPr>
+          <w:rFonts w:ascii="Calibri" w:cs="Calibri" w:eastAsia="Calibri" w:hAnsi="Calibri"/>
+          <w:sz w:val="22"/>
+          <w:szCs w:val="22"/>
+        </w:rPr>
+        <w:t xml:space="preserve">Ekio opera en dos segmentos del mercado del bienestar y la salud preventiva de consumo:</w:t>
+      </w:r>
+    </w:p>
+    <w:p>
+      <w:pPr>
+        <w:pStyle w:val="ListParagraph"/>
+        <w:numPr>
+          <w:ilvl w:val="0"/>
+          <w:numId w:val="3"/>
+        </w:numPr>
+        <w:spacing w:after="100" w:line="288"/>
+      </w:pPr>
+      <w:r>
+        <w:rPr>
+          <w:rFonts w:ascii="Calibri" w:cs="Calibri" w:eastAsia="Calibri" w:hAnsi="Calibri"/>
+          <w:b/>
+          <w:bCs/>
+          <w:sz w:val="22"/>
+          <w:szCs w:val="22"/>
+        </w:rPr>
+        <w:t xml:space="preserve">Protección frente a la exposición electromagnética. </w:t>
+      </w:r>
+      <w:r>
+        <w:rPr>
+          <w:rFonts w:ascii="Calibri" w:cs="Calibri" w:eastAsia="Calibri" w:hAnsi="Calibri"/>
+          <w:sz w:val="22"/>
+          <w:szCs w:val="22"/>
+        </w:rPr>
+        <w:t xml:space="preserve">Segmento de nicho, con demanda impulsada por la preocupación creciente de una parte de la población por la exposición a campos electromagnéticos (instalaciones eléctricas domésticas, telefonía móvil, redes inalámbricas). Ekio cubre esta demanda con la línea Spiro.</w:t>
+      </w:r>
+    </w:p>
+    <w:p>
+      <w:pPr>
+        <w:pStyle w:val="ListParagraph"/>
+        <w:numPr>
+          <w:ilvl w:val="0"/>
+          <w:numId w:val="3"/>
+        </w:numPr>
+        <w:spacing w:after="100" w:line="288"/>
+      </w:pPr>
+      <w:r>
+        <w:rPr>
+          <w:rFonts w:ascii="Calibri" w:cs="Calibri" w:eastAsia="Calibri" w:hAnsi="Calibri"/>
+          <w:b/>
+          <w:bCs/>
+          <w:sz w:val="22"/>
+          <w:szCs w:val="22"/>
+        </w:rPr>
         <w:t xml:space="preserve">Fotobiomodulación (terapia de luz roja e infrarroja). </w:t>
       </w:r>
       <w:r>
@@ -3274,7 +3360,7 @@
           <w:sz w:val="22"/>
           <w:szCs w:val="22"/>
         </w:rPr>
-        <w:t xml:space="preserve">Categoría de producto de consumo dentro del bienestar, la recuperación deportiva y el cuidado de la piel, con oferta creciente de equipos domésticos. Ekio compite en ella con producto propio (Ekio Light) y con propiedad industrial en tramitación como elemento diferenciador.</w:t>
+        <w:t xml:space="preserve">Categoría de producto de consumo dentro del bienestar, la recuperación deportiva y el cuidado de la piel, con oferta creciente de equipos domésticos. Ekio compite en ella con producto propio (Ekio Light), propiedad industrial propia y software propio como elementos diferenciadores.</w:t>
       </w:r>
     </w:p>
     <w:p>
@@ -3372,7 +3458,7 @@
           <w:sz w:val="22"/>
           <w:szCs w:val="22"/>
         </w:rPr>
-        <w:t xml:space="preserve">Colaboración científica para el desarrollo del sistema SFPA (fotobiomodulación adaptativa con inteligencia artificial).</w:t>
+        <w:t xml:space="preserve">Colaboración científica para el desarrollo del sistema SFPA (ver sección 4.5).</w:t>
       </w:r>
     </w:p>
     <w:p>
@@ -3400,7 +3486,7 @@
           <w:sz w:val="22"/>
           <w:szCs w:val="22"/>
         </w:rPr>
-        <w:t xml:space="preserve">Activos de marketing construidos a lo largo de tres años: más de 34.000 seguidores en Instagram (Spiro y Ekio), más de 12.000 contactos en la base de datos y más de 7.600 clientes históricos de la línea Spiro. Son datos de gestión interna; el recuento exacto se aportará mediante exportación de las plataformas. [PENDIENTE: exportaciones de Klaviyo y Shopify con los recuentos exactos.]</w:t>
+        <w:t xml:space="preserve">Activos de marketing construidos a lo largo de tres años: unos 44.550 seguidores en Instagram (Spiro y Ekio), más de 12.000 contactos en la base de datos y más de 7.600 clientes históricos de la línea Spiro. Son datos de gestión interna; el recuento exacto se aportará mediante exportación de las plataformas. [PENDIENTE: exportaciones de Klaviyo y Shopify con los recuentos exactos.]</w:t>
       </w:r>
     </w:p>
     <w:p>
@@ -3420,6 +3506,34 @@
           <w:sz w:val="22"/>
           <w:szCs w:val="22"/>
         </w:rPr>
+        <w:t xml:space="preserve">Software propio. </w:t>
+      </w:r>
+      <w:r>
+        <w:rPr>
+          <w:rFonts w:ascii="Calibri" w:cs="Calibri" w:eastAsia="Calibri" w:hAnsi="Calibri"/>
+          <w:sz w:val="22"/>
+          <w:szCs w:val="22"/>
+        </w:rPr>
+        <w:t xml:space="preserve">Aplicación de gestión interna y aplicación para clientes «Ekio Coach», ambas en uso (ver sección 4.5).</w:t>
+      </w:r>
+    </w:p>
+    <w:p>
+      <w:pPr>
+        <w:pStyle w:val="ListParagraph"/>
+        <w:numPr>
+          <w:ilvl w:val="0"/>
+          <w:numId w:val="3"/>
+        </w:numPr>
+        <w:spacing w:after="100" w:line="288"/>
+      </w:pPr>
+      <w:r>
+        <w:rPr>
+          <w:rFonts w:ascii="Calibri" w:cs="Calibri" w:eastAsia="Calibri" w:hAnsi="Calibri"/>
+          <w:b/>
+          <w:bCs/>
+          <w:sz w:val="22"/>
+          <w:szCs w:val="22"/>
+        </w:rPr>
         <w:t xml:space="preserve">Herramientas digitales en funcionamiento. </w:t>
       </w:r>
       <w:r>
@@ -3458,7 +3572,7 @@
           <w:sz w:val="22"/>
           <w:szCs w:val="22"/>
         </w:rPr>
-        <w:t xml:space="preserve">La actividad económica de Ekio —desarrollada desde 2023 como empresario individual y continuada en 2026 por EKIO BIOTECH, S.L.U.— presenta tres ejercicios consecutivos en beneficios. La cuenta de resultados simplificada, con el coste de ventas deducido de forma implícita a partir del margen bruto declarado, es la siguiente:</w:t>
+        <w:t xml:space="preserve">La actividad económica de Ekio —desarrollada desde 2023 como empresario individual y continuada en 2026 por EKIO BIOTECH, S.L.U.— presenta una trayectoria de crecimiento y de resultados positivos. La cuenta de resultados simplificada, con el coste de ventas deducido de forma implícita a partir del margen bruto de gestión, es la siguiente:</w:t>
       </w:r>
     </w:p>
     <w:p>
@@ -3491,10 +3605,11 @@
         </w:tblBorders>
       </w:tblPr>
       <w:tblGrid>
-        <w:gridCol w:w="3026"/>
-        <w:gridCol w:w="2000"/>
-        <w:gridCol w:w="2000"/>
-        <w:gridCol w:w="2000"/>
+        <w:gridCol w:w="2826"/>
+        <w:gridCol w:w="1550"/>
+        <w:gridCol w:w="1550"/>
+        <w:gridCol w:w="1550"/>
+        <w:gridCol w:w="1550"/>
       </w:tblGrid>
       <w:tr>
         <w:trPr>
@@ -3502,7 +3617,7 @@
         </w:trPr>
         <w:tc>
           <w:tcPr>
-            <w:tcW w:type="dxa" w:w="3026"/>
+            <w:tcW w:type="dxa" w:w="2826"/>
             <w:shd w:fill="1F3864" w:val="clear"/>
             <w:tcMar>
               <w:top w:type="dxa" w:w="60"/>
@@ -3530,7 +3645,7 @@
         </w:tc>
         <w:tc>
           <w:tcPr>
-            <w:tcW w:type="dxa" w:w="2000"/>
+            <w:tcW w:type="dxa" w:w="1550"/>
             <w:shd w:fill="1F3864" w:val="clear"/>
             <w:tcMar>
               <w:top w:type="dxa" w:w="60"/>
@@ -3553,13 +3668,13 @@
                 <w:sz w:val="20"/>
                 <w:szCs w:val="20"/>
               </w:rPr>
-              <w:t xml:space="preserve">2024</w:t>
-            </w:r>
-          </w:p>
-        </w:tc>
-        <w:tc>
-          <w:tcPr>
-            <w:tcW w:type="dxa" w:w="2000"/>
+              <w:t xml:space="preserve">2023 (jun–dic)</w:t>
+            </w:r>
+          </w:p>
+        </w:tc>
+        <w:tc>
+          <w:tcPr>
+            <w:tcW w:type="dxa" w:w="1550"/>
             <w:shd w:fill="1F3864" w:val="clear"/>
             <w:tcMar>
               <w:top w:type="dxa" w:w="60"/>
@@ -3582,13 +3697,13 @@
                 <w:sz w:val="20"/>
                 <w:szCs w:val="20"/>
               </w:rPr>
-              <w:t xml:space="preserve">2025</w:t>
-            </w:r>
-          </w:p>
-        </w:tc>
-        <w:tc>
-          <w:tcPr>
-            <w:tcW w:type="dxa" w:w="2000"/>
+              <w:t xml:space="preserve">2024</w:t>
+            </w:r>
+          </w:p>
+        </w:tc>
+        <w:tc>
+          <w:tcPr>
+            <w:tcW w:type="dxa" w:w="1550"/>
             <w:shd w:fill="1F3864" w:val="clear"/>
             <w:tcMar>
               <w:top w:type="dxa" w:w="60"/>
@@ -3611,7 +3726,36 @@
                 <w:sz w:val="20"/>
                 <w:szCs w:val="20"/>
               </w:rPr>
-              <w:t xml:space="preserve">2026 (H1, ene–jun)</w:t>
+              <w:t xml:space="preserve">2025</w:t>
+            </w:r>
+          </w:p>
+        </w:tc>
+        <w:tc>
+          <w:tcPr>
+            <w:tcW w:type="dxa" w:w="1550"/>
+            <w:shd w:fill="1F3864" w:val="clear"/>
+            <w:tcMar>
+              <w:top w:type="dxa" w:w="60"/>
+              <w:left w:type="dxa" w:w="90"/>
+              <w:bottom w:type="dxa" w:w="60"/>
+              <w:right w:type="dxa" w:w="90"/>
+            </w:tcMar>
+          </w:tcPr>
+          <w:p>
+            <w:pPr>
+              <w:spacing w:after="0" w:line="264"/>
+              <w:jc w:val="right"/>
+            </w:pPr>
+            <w:r>
+              <w:rPr>
+                <w:rFonts w:ascii="Calibri" w:cs="Calibri" w:eastAsia="Calibri" w:hAnsi="Calibri"/>
+                <w:b/>
+                <w:bCs/>
+                <w:color w:val="FFFFFF"/>
+                <w:sz w:val="20"/>
+                <w:szCs w:val="20"/>
+              </w:rPr>
+              <w:t xml:space="preserve">2026 (H1)</w:t>
             </w:r>
           </w:p>
         </w:tc>
@@ -3619,7 +3763,7 @@
       <w:tr>
         <w:tc>
           <w:tcPr>
-            <w:tcW w:type="dxa" w:w="3026"/>
+            <w:tcW w:type="dxa" w:w="2826"/>
             <w:tcMar>
               <w:top w:type="dxa" w:w="60"/>
               <w:left w:type="dxa" w:w="90"/>
@@ -3643,7 +3787,32 @@
         </w:tc>
         <w:tc>
           <w:tcPr>
-            <w:tcW w:type="dxa" w:w="2000"/>
+            <w:tcW w:type="dxa" w:w="1550"/>
+            <w:tcMar>
+              <w:top w:type="dxa" w:w="60"/>
+              <w:left w:type="dxa" w:w="90"/>
+              <w:bottom w:type="dxa" w:w="60"/>
+              <w:right w:type="dxa" w:w="90"/>
+            </w:tcMar>
+          </w:tcPr>
+          <w:p>
+            <w:pPr>
+              <w:spacing w:after="0" w:line="264"/>
+              <w:jc w:val="right"/>
+            </w:pPr>
+            <w:r>
+              <w:rPr>
+                <w:rFonts w:ascii="Calibri" w:cs="Calibri" w:eastAsia="Calibri" w:hAnsi="Calibri"/>
+                <w:sz w:val="20"/>
+                <w:szCs w:val="20"/>
+              </w:rPr>
+              <w:t xml:space="preserve">390.000</w:t>
+            </w:r>
+          </w:p>
+        </w:tc>
+        <w:tc>
+          <w:tcPr>
+            <w:tcW w:type="dxa" w:w="1550"/>
             <w:tcMar>
               <w:top w:type="dxa" w:w="60"/>
               <w:left w:type="dxa" w:w="90"/>
@@ -3668,7 +3837,7 @@
         </w:tc>
         <w:tc>
           <w:tcPr>
-            <w:tcW w:type="dxa" w:w="2000"/>
+            <w:tcW w:type="dxa" w:w="1550"/>
             <w:tcMar>
               <w:top w:type="dxa" w:w="60"/>
               <w:left w:type="dxa" w:w="90"/>
@@ -3693,7 +3862,7 @@
         </w:tc>
         <w:tc>
           <w:tcPr>
-            <w:tcW w:type="dxa" w:w="2000"/>
+            <w:tcW w:type="dxa" w:w="1550"/>
             <w:tcMar>
               <w:top w:type="dxa" w:w="60"/>
               <w:left w:type="dxa" w:w="90"/>
@@ -3720,7 +3889,7 @@
       <w:tr>
         <w:tc>
           <w:tcPr>
-            <w:tcW w:type="dxa" w:w="3026"/>
+            <w:tcW w:type="dxa" w:w="2826"/>
             <w:shd w:fill="F2F5FA" w:val="clear"/>
             <w:tcMar>
               <w:top w:type="dxa" w:w="60"/>
@@ -3745,7 +3914,7 @@
         </w:tc>
         <w:tc>
           <w:tcPr>
-            <w:tcW w:type="dxa" w:w="2000"/>
+            <w:tcW w:type="dxa" w:w="1550"/>
             <w:shd w:fill="F2F5FA" w:val="clear"/>
             <w:tcMar>
               <w:top w:type="dxa" w:w="60"/>
@@ -3765,13 +3934,39 @@
                 <w:sz w:val="20"/>
                 <w:szCs w:val="20"/>
               </w:rPr>
+              <w:t xml:space="preserve">n.d.</w:t>
+            </w:r>
+          </w:p>
+        </w:tc>
+        <w:tc>
+          <w:tcPr>
+            <w:tcW w:type="dxa" w:w="1550"/>
+            <w:shd w:fill="F2F5FA" w:val="clear"/>
+            <w:tcMar>
+              <w:top w:type="dxa" w:w="60"/>
+              <w:left w:type="dxa" w:w="90"/>
+              <w:bottom w:type="dxa" w:w="60"/>
+              <w:right w:type="dxa" w:w="90"/>
+            </w:tcMar>
+          </w:tcPr>
+          <w:p>
+            <w:pPr>
+              <w:spacing w:after="0" w:line="264"/>
+              <w:jc w:val="right"/>
+            </w:pPr>
+            <w:r>
+              <w:rPr>
+                <w:rFonts w:ascii="Calibri" w:cs="Calibri" w:eastAsia="Calibri" w:hAnsi="Calibri"/>
+                <w:sz w:val="20"/>
+                <w:szCs w:val="20"/>
+              </w:rPr>
               <w:t xml:space="preserve">38,4 %</w:t>
             </w:r>
           </w:p>
         </w:tc>
         <w:tc>
           <w:tcPr>
-            <w:tcW w:type="dxa" w:w="2000"/>
+            <w:tcW w:type="dxa" w:w="1550"/>
             <w:shd w:fill="F2F5FA" w:val="clear"/>
             <w:tcMar>
               <w:top w:type="dxa" w:w="60"/>
@@ -3797,7 +3992,7 @@
         </w:tc>
         <w:tc>
           <w:tcPr>
-            <w:tcW w:type="dxa" w:w="2000"/>
+            <w:tcW w:type="dxa" w:w="1550"/>
             <w:shd w:fill="F2F5FA" w:val="clear"/>
             <w:tcMar>
               <w:top w:type="dxa" w:w="60"/>
@@ -3825,7 +4020,7 @@
       <w:tr>
         <w:tc>
           <w:tcPr>
-            <w:tcW w:type="dxa" w:w="3026"/>
+            <w:tcW w:type="dxa" w:w="2826"/>
             <w:tcMar>
               <w:top w:type="dxa" w:w="60"/>
               <w:left w:type="dxa" w:w="90"/>
@@ -3849,7 +4044,32 @@
         </w:tc>
         <w:tc>
           <w:tcPr>
-            <w:tcW w:type="dxa" w:w="2000"/>
+            <w:tcW w:type="dxa" w:w="1550"/>
+            <w:tcMar>
+              <w:top w:type="dxa" w:w="60"/>
+              <w:left w:type="dxa" w:w="90"/>
+              <w:bottom w:type="dxa" w:w="60"/>
+              <w:right w:type="dxa" w:w="90"/>
+            </w:tcMar>
+          </w:tcPr>
+          <w:p>
+            <w:pPr>
+              <w:spacing w:after="0" w:line="264"/>
+              <w:jc w:val="right"/>
+            </w:pPr>
+            <w:r>
+              <w:rPr>
+                <w:rFonts w:ascii="Calibri" w:cs="Calibri" w:eastAsia="Calibri" w:hAnsi="Calibri"/>
+                <w:sz w:val="20"/>
+                <w:szCs w:val="20"/>
+              </w:rPr>
+              <w:t xml:space="preserve">n.d.</w:t>
+            </w:r>
+          </w:p>
+        </w:tc>
+        <w:tc>
+          <w:tcPr>
+            <w:tcW w:type="dxa" w:w="1550"/>
             <w:tcMar>
               <w:top w:type="dxa" w:w="60"/>
               <w:left w:type="dxa" w:w="90"/>
@@ -3874,7 +4094,7 @@
         </w:tc>
         <w:tc>
           <w:tcPr>
-            <w:tcW w:type="dxa" w:w="2000"/>
+            <w:tcW w:type="dxa" w:w="1550"/>
             <w:tcMar>
               <w:top w:type="dxa" w:w="60"/>
               <w:left w:type="dxa" w:w="90"/>
@@ -3899,7 +4119,7 @@
         </w:tc>
         <w:tc>
           <w:tcPr>
-            <w:tcW w:type="dxa" w:w="2000"/>
+            <w:tcW w:type="dxa" w:w="1550"/>
             <w:tcMar>
               <w:top w:type="dxa" w:w="60"/>
               <w:left w:type="dxa" w:w="90"/>
@@ -3926,7 +4146,7 @@
       <w:tr>
         <w:tc>
           <w:tcPr>
-            <w:tcW w:type="dxa" w:w="3026"/>
+            <w:tcW w:type="dxa" w:w="2826"/>
             <w:shd w:fill="F2F5FA" w:val="clear"/>
             <w:tcMar>
               <w:top w:type="dxa" w:w="60"/>
@@ -3951,7 +4171,7 @@
         </w:tc>
         <w:tc>
           <w:tcPr>
-            <w:tcW w:type="dxa" w:w="2000"/>
+            <w:tcW w:type="dxa" w:w="1550"/>
             <w:shd w:fill="F2F5FA" w:val="clear"/>
             <w:tcMar>
               <w:top w:type="dxa" w:w="60"/>
@@ -3971,13 +4191,39 @@
                 <w:sz w:val="20"/>
                 <w:szCs w:val="20"/>
               </w:rPr>
+              <w:t xml:space="preserve">n.d.</w:t>
+            </w:r>
+          </w:p>
+        </w:tc>
+        <w:tc>
+          <w:tcPr>
+            <w:tcW w:type="dxa" w:w="1550"/>
+            <w:shd w:fill="F2F5FA" w:val="clear"/>
+            <w:tcMar>
+              <w:top w:type="dxa" w:w="60"/>
+              <w:left w:type="dxa" w:w="90"/>
+              <w:bottom w:type="dxa" w:w="60"/>
+              <w:right w:type="dxa" w:w="90"/>
+            </w:tcMar>
+          </w:tcPr>
+          <w:p>
+            <w:pPr>
+              <w:spacing w:after="0" w:line="264"/>
+              <w:jc w:val="right"/>
+            </w:pPr>
+            <w:r>
+              <w:rPr>
+                <w:rFonts w:ascii="Calibri" w:cs="Calibri" w:eastAsia="Calibri" w:hAnsi="Calibri"/>
+                <w:sz w:val="20"/>
+                <w:szCs w:val="20"/>
+              </w:rPr>
               <w:t xml:space="preserve">329.254</w:t>
             </w:r>
           </w:p>
         </w:tc>
         <w:tc>
           <w:tcPr>
-            <w:tcW w:type="dxa" w:w="2000"/>
+            <w:tcW w:type="dxa" w:w="1550"/>
             <w:shd w:fill="F2F5FA" w:val="clear"/>
             <w:tcMar>
               <w:top w:type="dxa" w:w="60"/>
@@ -4003,7 +4249,7 @@
         </w:tc>
         <w:tc>
           <w:tcPr>
-            <w:tcW w:type="dxa" w:w="2000"/>
+            <w:tcW w:type="dxa" w:w="1550"/>
             <w:shd w:fill="F2F5FA" w:val="clear"/>
             <w:tcMar>
               <w:top w:type="dxa" w:w="60"/>
@@ -4031,7 +4277,7 @@
       <w:tr>
         <w:tc>
           <w:tcPr>
-            <w:tcW w:type="dxa" w:w="3026"/>
+            <w:tcW w:type="dxa" w:w="2826"/>
             <w:tcMar>
               <w:top w:type="dxa" w:w="60"/>
               <w:left w:type="dxa" w:w="90"/>
@@ -4055,7 +4301,32 @@
         </w:tc>
         <w:tc>
           <w:tcPr>
-            <w:tcW w:type="dxa" w:w="2000"/>
+            <w:tcW w:type="dxa" w:w="1550"/>
+            <w:tcMar>
+              <w:top w:type="dxa" w:w="60"/>
+              <w:left w:type="dxa" w:w="90"/>
+              <w:bottom w:type="dxa" w:w="60"/>
+              <w:right w:type="dxa" w:w="90"/>
+            </w:tcMar>
+          </w:tcPr>
+          <w:p>
+            <w:pPr>
+              <w:spacing w:after="0" w:line="264"/>
+              <w:jc w:val="right"/>
+            </w:pPr>
+            <w:r>
+              <w:rPr>
+                <w:rFonts w:ascii="Calibri" w:cs="Calibri" w:eastAsia="Calibri" w:hAnsi="Calibri"/>
+                <w:sz w:val="20"/>
+                <w:szCs w:val="20"/>
+              </w:rPr>
+              <w:t xml:space="preserve">n.d.</w:t>
+            </w:r>
+          </w:p>
+        </w:tc>
+        <w:tc>
+          <w:tcPr>
+            <w:tcW w:type="dxa" w:w="1550"/>
             <w:tcMar>
               <w:top w:type="dxa" w:w="60"/>
               <w:left w:type="dxa" w:w="90"/>
@@ -4080,7 +4351,7 @@
         </w:tc>
         <w:tc>
           <w:tcPr>
-            <w:tcW w:type="dxa" w:w="2000"/>
+            <w:tcW w:type="dxa" w:w="1550"/>
             <w:tcMar>
               <w:top w:type="dxa" w:w="60"/>
               <w:left w:type="dxa" w:w="90"/>
@@ -4105,7 +4376,7 @@
         </w:tc>
         <w:tc>
           <w:tcPr>
-            <w:tcW w:type="dxa" w:w="2000"/>
+            <w:tcW w:type="dxa" w:w="1550"/>
             <w:tcMar>
               <w:top w:type="dxa" w:w="60"/>
               <w:left w:type="dxa" w:w="90"/>
@@ -4148,7 +4419,7 @@
           <w:sz w:val="20"/>
           <w:szCs w:val="20"/>
         </w:rPr>
-        <w:t xml:space="preserve">El coste de ventas y el margen bruto en euros son los implícitos por el margen bruto (%) de gestión (facturación × (1 − margen bruto %)); no son partidas independientes tomadas de Holded. El margen bruto de 2026 corresponde al margen bruto global de la tienda en el primer semestre.</w:t>
+        <w:t xml:space="preserve">2023 fue el año de arranque: 390.000 € de facturación en unos siete meses de actividad (junio–diciembre). El margen bruto y el resultado de 2023 se aportarán con las declaraciones fiscales de ese ejercicio. El coste de ventas y el margen bruto en euros de 2024–2026 son los implícitos por el margen bruto (%) de gestión (facturación × (1 − margen bruto %)); no son partidas independientes tomadas de Holded. El margen bruto de 2026 corresponde al margen bruto global de la tienda en el primer semestre. Facturación acumulada 2023 – junio 2026: 1,67 M€.</w:t>
       </w:r>
     </w:p>
     <w:p>
@@ -4185,15 +4456,15 @@
           <w:sz w:val="22"/>
           <w:szCs w:val="22"/>
         </w:rPr>
-        <w:t xml:space="preserve">Tres ejercicios consecutivos en beneficios. </w:t>
-      </w:r>
-      <w:r>
-        <w:rPr>
-          <w:rFonts w:ascii="Calibri" w:cs="Calibri" w:eastAsia="Calibri" w:hAnsi="Calibri"/>
-          <w:sz w:val="22"/>
-          <w:szCs w:val="22"/>
-        </w:rPr>
-        <w:t xml:space="preserve">2024 (+52.493 €), 2025 (+19.301 €) y el primer semestre de 2026 (+78.738 €). La facturación acumulada de la actividad desde 2023 supera 1,7 M€ (cifra acumulada del periodo, no anual).</w:t>
+        <w:t xml:space="preserve">Trayectoria de crecimiento y en beneficios. </w:t>
+      </w:r>
+      <w:r>
+        <w:rPr>
+          <w:rFonts w:ascii="Calibri" w:cs="Calibri" w:eastAsia="Calibri" w:hAnsi="Calibri"/>
+          <w:sz w:val="22"/>
+          <w:szCs w:val="22"/>
+        </w:rPr>
+        <w:t xml:space="preserve">De 390.000 € en el arranque (jun–dic 2023) a un ritmo anual estabilizado en el entorno de 535.000 € en 2024 y 2025, ambos ejercicios con resultado positivo (+52.493 € y +19.301 €). El primer semestre de 2026 cierra con +78.738 €. La facturación acumulada entre 2023 y junio de 2026 asciende a 1,67 M€ (cifra acumulada del periodo, no anual).</w:t>
       </w:r>
     </w:p>
     <w:p>
@@ -4318,7 +4589,7 @@
           <w:sz w:val="20"/>
           <w:szCs w:val="20"/>
         </w:rPr>
-        <w:t xml:space="preserve">(a) el margen bruto en € y el coste de ventas están calculados a partir de la facturación y el margen bruto (%) de gestión; no son partidas independientes tomadas de Holded. (b) Cifras históricas sujetas a contraste con el Holded actualizado y las declaraciones fiscales (IRPF, modelos 130 y 390) antes de la presentación formal; el resultado histórico es el de la actividad como empresario individual, antes de IRPF (impuesto personal); la SLU tributará por el Impuesto sobre Sociedades. (c) [PENDIENTE: conciliación del margen bruto por ejercicio; facturación del ejercicio 2023 y cierre provisional a julio/agosto de 2026; balance de apertura de la SLU y previsión de balance 2026–2027.] (d) Referencia: hoja «Histórico» del anexo anexo-financiero.xlsx.</w:t>
+        <w:t xml:space="preserve">(a) el margen bruto en € y el coste de ventas están calculados a partir de la facturación y el margen bruto (%) de gestión; no son partidas independientes tomadas de Holded. (b) Cifras históricas sujetas a contraste con el Holded actualizado y las declaraciones fiscales (IRPF, modelos 130 y 390) antes de la presentación formal; el resultado histórico es el de la actividad como empresario individual, antes de IRPF (impuesto personal); la SLU tributará por el Impuesto sobre Sociedades. (c) [PENDIENTE: margen bruto y resultado del ejercicio 2023; conciliación del margen bruto por ejercicio con el desglose de Holded; cierre provisional a julio/agosto de 2026; balance de apertura de la SLU y previsión de balance 2026–2027.] (d) Referencia: hoja «Histórico» del anexo anexo-financiero.xlsx.</w:t>
       </w:r>
     </w:p>
     <w:p>
@@ -4506,7 +4777,7 @@
           <w:sz w:val="22"/>
           <w:szCs w:val="22"/>
         </w:rPr>
-        <w:t xml:space="preserve">La cuenta de crédito cubre exactamente ese desfase temporal: permite comprar por adelantado el inventario de Spiro y de Ekio Light necesario para toda la campaña, y se amortiza con el cobro de las ventas de esos mismos productos durante los meses de noviembre a enero. El detalle de la compra prevista (referencias, unidades, proveedores e importes) y el calendario de aprovisionamiento se aportan en la sección 8.</w:t>
+        <w:t xml:space="preserve">La cuenta de crédito cubre exactamente ese desfase temporal: permite comprar por adelantado el inventario de Spiro y de Ekio Light necesario para toda la campaña, y se amortiza con el cobro de las ventas de esos mismos productos durante los meses de noviembre a enero. El detalle de la compra prevista (referencias, unidades, proveedores e importes) y el calendario de aprovisionamiento se aportan en la sección 9.</w:t>
       </w:r>
     </w:p>
     <w:p>
@@ -4523,7 +4794,20 @@
           <w:sz w:val="30"/>
           <w:szCs w:val="30"/>
         </w:rPr>
-        <w:t xml:space="preserve">8. Uso de los fondos solicitados</w:t>
+        <w:t xml:space="preserve">8. Estrategia y objetivos a medio plazo (2026–2028)</w:t>
+      </w:r>
+    </w:p>
+    <w:p>
+      <w:pPr>
+        <w:spacing w:after="120" w:line="288"/>
+      </w:pPr>
+      <w:r>
+        <w:rPr>
+          <w:rFonts w:ascii="Calibri" w:cs="Calibri" w:eastAsia="Calibri" w:hAnsi="Calibri"/>
+          <w:sz w:val="22"/>
+          <w:szCs w:val="22"/>
+        </w:rPr>
+        <w:t xml:space="preserve">Esta solicitud se circunscribe a financiar el circulante de una campaña concreta, pero se enmarca en un plan a medio plazo que da contexto a la operación y a la capacidad de la empresa para generar ingresos recurrentes con los que sostener una relación bancaria estable.</w:t>
       </w:r>
     </w:p>
     <w:p>
@@ -4540,7 +4824,7 @@
           <w:sz w:val="24"/>
           <w:szCs w:val="24"/>
         </w:rPr>
-        <w:t xml:space="preserve">8.1. Destino: exclusivamente compra de existencias</w:t>
+        <w:t xml:space="preserve">8.1. Objetivo financiero</w:t>
       </w:r>
     </w:p>
     <w:p>
@@ -4553,7 +4837,32 @@
           <w:sz w:val="22"/>
           <w:szCs w:val="22"/>
         </w:rPr>
-        <w:t xml:space="preserve">Los fondos de la cuenta de crédito se destinan únicamente a la compra anticipada de existencias de las dos líneas de producto —Spiro y Ekio Light— para atender la campaña del cuarto trimestre (ferias de octubre y campaña de Black Friday, Navidad y Reyes). No se financia gasto corriente, ni circulante indefinido, ni activo fijo: se financia inventario concreto, de un catálogo ya en venta, para un pico de demanda concreto y acotado en el tiempo. La compra se soportará con presupuestos o pedidos pro-forma de ambos proveedores (ver sección 10).</w:t>
+        <w:t xml:space="preserve">El objetivo para el cierre de 2026 es situar la facturación anual en el entorno de la de 2024 y 2025 (aproximadamente 530.000 – 550.000 €), recuperando volumen en la campaña de Q4 sin ceder el margen bruto ganado en 2026 (superior al 50 %). A partir de 2027, la empresa persigue un crecimiento moderado apoyado en líneas de ingreso recurrente, no en un salto de ventas puntual.</w:t>
+      </w:r>
+    </w:p>
+    <w:p>
+      <w:pPr>
+        <w:pBdr>
+          <w:top w:val="single" w:color="BFBFBF" w:sz="4"/>
+          <w:bottom w:val="single" w:color="BFBFBF" w:sz="4"/>
+          <w:left w:val="single" w:color="8EAADB" w:sz="12"/>
+          <w:right w:val="single" w:color="BFBFBF" w:sz="4"/>
+        </w:pBdr>
+        <w:shd w:fill="F2F2F2" w:val="clear"/>
+        <w:spacing w:after="160" w:before="120" w:line="276"/>
+      </w:pPr>
+      <w:r>
+        <w:rPr>
+          <w:rFonts w:ascii="Calibri" w:cs="Calibri" w:eastAsia="Calibri" w:hAnsi="Calibri"/>
+          <w:b/>
+          <w:bCs/>
+          <w:i/>
+          <w:iCs/>
+          <w:color w:val="595959"/>
+          <w:sz w:val="20"/>
+          <w:szCs w:val="20"/>
+        </w:rPr>
+        <w:t xml:space="preserve">[PENDIENTE: proyección financiera plurianual detallada (cuenta de resultados, balance y tesorería 2026–2028). La empresa dispone de un modelo económico a cinco años elaborado para otras líneas de financiación, que puede aportarse a CaixaBank a petición.]</w:t>
       </w:r>
     </w:p>
     <w:p>
@@ -4570,7 +4879,7 @@
           <w:sz w:val="24"/>
           <w:szCs w:val="24"/>
         </w:rPr>
-        <w:t xml:space="preserve">8.2. Por qué mejora la posición de la empresa</w:t>
+        <w:t xml:space="preserve">8.2. Palancas de crecimiento</w:t>
       </w:r>
     </w:p>
     <w:p>
@@ -4590,15 +4899,15 @@
           <w:sz w:val="22"/>
           <w:szCs w:val="22"/>
         </w:rPr>
-        <w:t xml:space="preserve">Evita la rotura de stock en el pico de Q4. </w:t>
-      </w:r>
-      <w:r>
-        <w:rPr>
-          <w:rFonts w:ascii="Calibri" w:cs="Calibri" w:eastAsia="Calibri" w:hAnsi="Calibri"/>
-          <w:sz w:val="22"/>
-          <w:szCs w:val="22"/>
-        </w:rPr>
-        <w:t xml:space="preserve">La campaña de fin de año concentra más del 50 % de la facturación anual (275.000 € el año anterior frente a 537.845 € de todo 2025). Quedarse sin las referencias más vendidas en ese momento es el mayor riesgo comercial del ejercicio. Comprar el inventario por adelantado lo elimina.</w:t>
+        <w:t xml:space="preserve">Mayor peso del producto propio. </w:t>
+      </w:r>
+      <w:r>
+        <w:rPr>
+          <w:rFonts w:ascii="Calibri" w:cs="Calibri" w:eastAsia="Calibri" w:hAnsi="Calibri"/>
+          <w:sz w:val="22"/>
+          <w:szCs w:val="22"/>
+        </w:rPr>
+        <w:t xml:space="preserve">Aumentar la proporción de Ekio Light sobre el total de ventas frente a la distribución de Spiro, por su margen bruto más alto y por el control sobre precio, catálogo y propiedad industrial.</w:t>
       </w:r>
     </w:p>
     <w:p>
@@ -4618,15 +4927,15 @@
           <w:sz w:val="22"/>
           <w:szCs w:val="22"/>
         </w:rPr>
-        <w:t xml:space="preserve">Permite comprar volumen al proveedor en mejores condiciones. </w:t>
-      </w:r>
-      <w:r>
-        <w:rPr>
-          <w:rFonts w:ascii="Calibri" w:cs="Calibri" w:eastAsia="Calibri" w:hAnsi="Calibri"/>
-          <w:sz w:val="22"/>
-          <w:szCs w:val="22"/>
-        </w:rPr>
-        <w:t xml:space="preserve">Consolidar el pedido de campaña —en lugar de reponer a goteo— mejora la posición negociadora frente a los proveedores (Spiro: Noxtak / SG Labs, Miami; Ekio Light: fabricante / ensamblador especializado) y reduce el coste unitario y de logística.</w:t>
+        <w:t xml:space="preserve">Ingresos recurrentes: B2B y renting. </w:t>
+      </w:r>
+      <w:r>
+        <w:rPr>
+          <w:rFonts w:ascii="Calibri" w:cs="Calibri" w:eastAsia="Calibri" w:hAnsi="Calibri"/>
+          <w:sz w:val="22"/>
+          <w:szCs w:val="22"/>
+        </w:rPr>
+        <w:t xml:space="preserve">Activar el canal mayorista / B2B (marketplace Ankorstore, clínicas, centros de estética y gimnasios) y el renting al consumidor (Sharpei), que aportan facturación repetida y previsible y reducen la dependencia del pico estacional.</w:t>
       </w:r>
     </w:p>
     <w:p>
@@ -4646,15 +4955,43 @@
           <w:sz w:val="22"/>
           <w:szCs w:val="22"/>
         </w:rPr>
-        <w:t xml:space="preserve">Libera la caja propia para el marketing de campaña. </w:t>
-      </w:r>
-      <w:r>
-        <w:rPr>
-          <w:rFonts w:ascii="Calibri" w:cs="Calibri" w:eastAsia="Calibri" w:hAnsi="Calibri"/>
-          <w:sz w:val="22"/>
-          <w:szCs w:val="22"/>
-        </w:rPr>
-        <w:t xml:space="preserve">Si el inventario se financia con la línea, la tesorería propia queda disponible para la inversión publicitaria y de comunicación que activa la demanda en las mismas fechas. La línea financia el producto; la caja propia financia la venta.</w:t>
+        <w:t xml:space="preserve">Lanzamiento del sistema SFPA. </w:t>
+      </w:r>
+      <w:r>
+        <w:rPr>
+          <w:rFonts w:ascii="Calibri" w:cs="Calibri" w:eastAsia="Calibri" w:hAnsi="Calibri"/>
+          <w:sz w:val="22"/>
+          <w:szCs w:val="22"/>
+        </w:rPr>
+        <w:t xml:space="preserve">Convertir el SFPA (ver sección 4.5) en producto comercial —equipo, software y suscripción— una vez completadas su validación con AIR Institute y su solicitud de patente internacional.</w:t>
+      </w:r>
+    </w:p>
+    <w:p>
+      <w:pPr>
+        <w:pStyle w:val="ListParagraph"/>
+        <w:numPr>
+          <w:ilvl w:val="0"/>
+          <w:numId w:val="2"/>
+        </w:numPr>
+        <w:spacing w:after="100" w:line="288"/>
+      </w:pPr>
+      <w:r>
+        <w:rPr>
+          <w:rFonts w:ascii="Calibri" w:cs="Calibri" w:eastAsia="Calibri" w:hAnsi="Calibri"/>
+          <w:b/>
+          <w:bCs/>
+          <w:sz w:val="22"/>
+          <w:szCs w:val="22"/>
+        </w:rPr>
+        <w:t xml:space="preserve">Software propio y comunidad. </w:t>
+      </w:r>
+      <w:r>
+        <w:rPr>
+          <w:rFonts w:ascii="Calibri" w:cs="Calibri" w:eastAsia="Calibri" w:hAnsi="Calibri"/>
+          <w:sz w:val="22"/>
+          <w:szCs w:val="22"/>
+        </w:rPr>
+        <w:t xml:space="preserve">Ampliar la aplicación para clientes Ekio Coach y explotar la base de datos (más de 44.500 seguidores en redes y más de 12.000 contactos) como motor de recompra y de venta cruzada de accesorios y suplementos.</w:t>
       </w:r>
     </w:p>
     <w:p>
@@ -4671,7 +5008,245 @@
           <w:sz w:val="24"/>
           <w:szCs w:val="24"/>
         </w:rPr>
-        <w:t xml:space="preserve">8.3. Necesidad estimada de circulante para la campaña Q4</w:t>
+        <w:t xml:space="preserve">8.3. Propiedad industrial</w:t>
+      </w:r>
+    </w:p>
+    <w:p>
+      <w:pPr>
+        <w:spacing w:after="120" w:line="288"/>
+      </w:pPr>
+      <w:r>
+        <w:rPr>
+          <w:rFonts w:ascii="Calibri" w:cs="Calibri" w:eastAsia="Calibri" w:hAnsi="Calibri"/>
+          <w:sz w:val="22"/>
+          <w:szCs w:val="22"/>
+        </w:rPr>
+        <w:t xml:space="preserve">Consolidar el Modelo de Utilidad ya registrado (Nº U202532624) y completar la solicitud de patente internacional (PCT) del sistema SFPA, actualmente en fase de finalización. En función de su resultado, se evaluará una extensión internacional selectiva a los mercados con mayor demanda de fotobiomodulación de consumo.</w:t>
+      </w:r>
+    </w:p>
+    <w:p>
+      <w:pPr>
+        <w:pStyle w:val="Heading2"/>
+        <w:spacing w:after="120" w:before="220"/>
+      </w:pPr>
+      <w:r>
+        <w:rPr>
+          <w:rFonts w:ascii="Calibri" w:cs="Calibri" w:eastAsia="Calibri" w:hAnsi="Calibri"/>
+          <w:b/>
+          <w:bCs/>
+          <w:color w:val="2F5496"/>
+          <w:sz w:val="24"/>
+          <w:szCs w:val="24"/>
+        </w:rPr>
+        <w:t xml:space="preserve">8.4. Estructura y organización</w:t>
+      </w:r>
+    </w:p>
+    <w:p>
+      <w:pPr>
+        <w:spacing w:after="120" w:line="288"/>
+      </w:pPr>
+      <w:r>
+        <w:rPr>
+          <w:rFonts w:ascii="Calibri" w:cs="Calibri" w:eastAsia="Calibri" w:hAnsi="Calibri"/>
+          <w:sz w:val="22"/>
+          <w:szCs w:val="22"/>
+        </w:rPr>
+        <w:t xml:space="preserve">Mantener la estructura ligera actual (una persona en plantilla más una red de profesionales externos) mientras el margen no justifique incorporaciones. Las primeras contrataciones clave previstas —operaciones y desarrollo del canal B2B— se ligarán a hitos de facturación, no a la financiación.</w:t>
+      </w:r>
+    </w:p>
+    <w:p>
+      <w:pPr>
+        <w:pStyle w:val="Heading2"/>
+        <w:spacing w:after="120" w:before="220"/>
+      </w:pPr>
+      <w:r>
+        <w:rPr>
+          <w:rFonts w:ascii="Calibri" w:cs="Calibri" w:eastAsia="Calibri" w:hAnsi="Calibri"/>
+          <w:b/>
+          <w:bCs/>
+          <w:color w:val="2F5496"/>
+          <w:sz w:val="24"/>
+          <w:szCs w:val="24"/>
+        </w:rPr>
+        <w:t xml:space="preserve">8.5. Encaje con esta financiación</w:t>
+      </w:r>
+    </w:p>
+    <w:p>
+      <w:pPr>
+        <w:spacing w:after="120" w:line="288"/>
+      </w:pPr>
+      <w:r>
+        <w:rPr>
+          <w:rFonts w:ascii="Calibri" w:cs="Calibri" w:eastAsia="Calibri" w:hAnsi="Calibri"/>
+          <w:sz w:val="22"/>
+          <w:szCs w:val="22"/>
+        </w:rPr>
+        <w:t xml:space="preserve">Gestionar de forma ordenada el circulante de la campaña de Q4 mediante esta cuenta de crédito es el primer paso operativo de ese plan. Un buen comportamiento de la línea —disposición acotada y devolución en el ciclo de campaña— es la base sobre la que la empresa desea construir una relación bancaria a más largo plazo que acompañe el crecimiento descrito.</w:t>
+      </w:r>
+    </w:p>
+    <w:p>
+      <w:pPr>
+        <w:pStyle w:val="Heading1"/>
+        <w:spacing w:after="160" w:before="320"/>
+      </w:pPr>
+      <w:r>
+        <w:rPr>
+          <w:rFonts w:ascii="Calibri" w:cs="Calibri" w:eastAsia="Calibri" w:hAnsi="Calibri"/>
+          <w:b/>
+          <w:bCs/>
+          <w:color w:val="1F3864"/>
+          <w:sz w:val="30"/>
+          <w:szCs w:val="30"/>
+        </w:rPr>
+        <w:t xml:space="preserve">9. Uso de los fondos solicitados</w:t>
+      </w:r>
+    </w:p>
+    <w:p>
+      <w:pPr>
+        <w:pStyle w:val="Heading2"/>
+        <w:spacing w:after="120" w:before="220"/>
+      </w:pPr>
+      <w:r>
+        <w:rPr>
+          <w:rFonts w:ascii="Calibri" w:cs="Calibri" w:eastAsia="Calibri" w:hAnsi="Calibri"/>
+          <w:b/>
+          <w:bCs/>
+          <w:color w:val="2F5496"/>
+          <w:sz w:val="24"/>
+          <w:szCs w:val="24"/>
+        </w:rPr>
+        <w:t xml:space="preserve">9.1. Destino: exclusivamente compra de existencias</w:t>
+      </w:r>
+    </w:p>
+    <w:p>
+      <w:pPr>
+        <w:spacing w:after="120" w:line="288"/>
+      </w:pPr>
+      <w:r>
+        <w:rPr>
+          <w:rFonts w:ascii="Calibri" w:cs="Calibri" w:eastAsia="Calibri" w:hAnsi="Calibri"/>
+          <w:sz w:val="22"/>
+          <w:szCs w:val="22"/>
+        </w:rPr>
+        <w:t xml:space="preserve">Los fondos de la cuenta de crédito se destinan únicamente a la compra anticipada de existencias de las dos líneas de producto —Spiro y Ekio Light— para atender la campaña del cuarto trimestre (ferias de octubre y campaña de Black Friday, Navidad y Reyes). No se financia gasto corriente, ni circulante indefinido, ni activo fijo: se financia inventario concreto, de un catálogo ya en venta, para un pico de demanda concreto y acotado en el tiempo. La compra se soportará con presupuestos o pedidos pro-forma de ambos proveedores (ver sección 11).</w:t>
+      </w:r>
+    </w:p>
+    <w:p>
+      <w:pPr>
+        <w:pStyle w:val="Heading2"/>
+        <w:spacing w:after="120" w:before="220"/>
+      </w:pPr>
+      <w:r>
+        <w:rPr>
+          <w:rFonts w:ascii="Calibri" w:cs="Calibri" w:eastAsia="Calibri" w:hAnsi="Calibri"/>
+          <w:b/>
+          <w:bCs/>
+          <w:color w:val="2F5496"/>
+          <w:sz w:val="24"/>
+          <w:szCs w:val="24"/>
+        </w:rPr>
+        <w:t xml:space="preserve">9.2. Por qué mejora la posición de la empresa</w:t>
+      </w:r>
+    </w:p>
+    <w:p>
+      <w:pPr>
+        <w:pStyle w:val="ListParagraph"/>
+        <w:numPr>
+          <w:ilvl w:val="0"/>
+          <w:numId w:val="2"/>
+        </w:numPr>
+        <w:spacing w:after="100" w:line="288"/>
+      </w:pPr>
+      <w:r>
+        <w:rPr>
+          <w:rFonts w:ascii="Calibri" w:cs="Calibri" w:eastAsia="Calibri" w:hAnsi="Calibri"/>
+          <w:b/>
+          <w:bCs/>
+          <w:sz w:val="22"/>
+          <w:szCs w:val="22"/>
+        </w:rPr>
+        <w:t xml:space="preserve">Evita la rotura de stock en el pico de Q4. </w:t>
+      </w:r>
+      <w:r>
+        <w:rPr>
+          <w:rFonts w:ascii="Calibri" w:cs="Calibri" w:eastAsia="Calibri" w:hAnsi="Calibri"/>
+          <w:sz w:val="22"/>
+          <w:szCs w:val="22"/>
+        </w:rPr>
+        <w:t xml:space="preserve">La campaña de fin de año concentra más del 50 % de la facturación anual (275.000 € el año anterior frente a 537.845 € de todo 2025). Quedarse sin las referencias más vendidas en ese momento es el mayor riesgo comercial del ejercicio. Comprar el inventario por adelantado lo elimina.</w:t>
+      </w:r>
+    </w:p>
+    <w:p>
+      <w:pPr>
+        <w:pStyle w:val="ListParagraph"/>
+        <w:numPr>
+          <w:ilvl w:val="0"/>
+          <w:numId w:val="2"/>
+        </w:numPr>
+        <w:spacing w:after="100" w:line="288"/>
+      </w:pPr>
+      <w:r>
+        <w:rPr>
+          <w:rFonts w:ascii="Calibri" w:cs="Calibri" w:eastAsia="Calibri" w:hAnsi="Calibri"/>
+          <w:b/>
+          <w:bCs/>
+          <w:sz w:val="22"/>
+          <w:szCs w:val="22"/>
+        </w:rPr>
+        <w:t xml:space="preserve">Permite comprar volumen al proveedor en mejores condiciones. </w:t>
+      </w:r>
+      <w:r>
+        <w:rPr>
+          <w:rFonts w:ascii="Calibri" w:cs="Calibri" w:eastAsia="Calibri" w:hAnsi="Calibri"/>
+          <w:sz w:val="22"/>
+          <w:szCs w:val="22"/>
+        </w:rPr>
+        <w:t xml:space="preserve">Consolidar el pedido de campaña —en lugar de reponer a goteo— mejora la posición negociadora frente a los proveedores (Spiro: Noxtak / SG Labs, Miami; Ekio Light: fabricante / ensamblador especializado) y reduce el coste unitario y de logística.</w:t>
+      </w:r>
+    </w:p>
+    <w:p>
+      <w:pPr>
+        <w:pStyle w:val="ListParagraph"/>
+        <w:numPr>
+          <w:ilvl w:val="0"/>
+          <w:numId w:val="2"/>
+        </w:numPr>
+        <w:spacing w:after="100" w:line="288"/>
+      </w:pPr>
+      <w:r>
+        <w:rPr>
+          <w:rFonts w:ascii="Calibri" w:cs="Calibri" w:eastAsia="Calibri" w:hAnsi="Calibri"/>
+          <w:b/>
+          <w:bCs/>
+          <w:sz w:val="22"/>
+          <w:szCs w:val="22"/>
+        </w:rPr>
+        <w:t xml:space="preserve">Libera la caja propia para el marketing de campaña. </w:t>
+      </w:r>
+      <w:r>
+        <w:rPr>
+          <w:rFonts w:ascii="Calibri" w:cs="Calibri" w:eastAsia="Calibri" w:hAnsi="Calibri"/>
+          <w:sz w:val="22"/>
+          <w:szCs w:val="22"/>
+        </w:rPr>
+        <w:t xml:space="preserve">Si el inventario se financia con la línea, la tesorería propia queda disponible para la inversión publicitaria y de comunicación que activa la demanda en las mismas fechas. La línea financia el producto; la caja propia financia la venta.</w:t>
+      </w:r>
+    </w:p>
+    <w:p>
+      <w:pPr>
+        <w:pStyle w:val="Heading2"/>
+        <w:spacing w:after="120" w:before="220"/>
+      </w:pPr>
+      <w:r>
+        <w:rPr>
+          <w:rFonts w:ascii="Calibri" w:cs="Calibri" w:eastAsia="Calibri" w:hAnsi="Calibri"/>
+          <w:b/>
+          <w:bCs/>
+          <w:color w:val="2F5496"/>
+          <w:sz w:val="24"/>
+          <w:szCs w:val="24"/>
+        </w:rPr>
+        <w:t xml:space="preserve">9.3. Necesidad estimada de circulante para la campaña Q4</w:t>
       </w:r>
     </w:p>
     <w:p>
@@ -5302,7 +5877,7 @@
           <w:sz w:val="22"/>
           <w:szCs w:val="22"/>
         </w:rPr>
-        <w:t xml:space="preserve">No es preciso financiar de golpe los 170.775 € de coste total: la compra se escalona (el grueso en octubre, reposiciones en noviembre y diciembre) y las ventas de la propia campaña van generando cobro casi inmediato (venta D2C con pago en el momento). El desfase temporal máximo entre pagar el stock y cobrar las ventas —el pico de disposición de la línea— es lo que realmente hay que financiar. Según el flujo de caja de campaña (sección 9), ese pico se produce en octubre.</w:t>
+        <w:t xml:space="preserve">No es preciso financiar de golpe los 170.775 € de coste total: la compra se escalona (el grueso en octubre, reposiciones en noviembre y diciembre) y las ventas de la propia campaña van generando cobro casi inmediato (venta D2C con pago en el momento). El desfase temporal máximo entre pagar el stock y cobrar las ventas —el pico de disposición de la línea— es lo que realmente hay que financiar. Según el flujo de caja de campaña (sección 10), ese pico se produce en octubre.</w:t>
       </w:r>
     </w:p>
     <w:p>
@@ -5724,7 +6299,7 @@
           <w:sz w:val="24"/>
           <w:szCs w:val="24"/>
         </w:rPr>
-        <w:t xml:space="preserve">8.4. Garantías y estructura de la operación</w:t>
+        <w:t xml:space="preserve">9.4. Garantías y estructura de la operación</w:t>
       </w:r>
     </w:p>
     <w:p>
@@ -5833,7 +6408,7 @@
           <w:sz w:val="30"/>
           <w:szCs w:val="30"/>
         </w:rPr>
-        <w:t xml:space="preserve">9. Capacidad de devolución</w:t>
+        <w:t xml:space="preserve">10. Capacidad de devolución</w:t>
       </w:r>
     </w:p>
     <w:p>
@@ -5863,7 +6438,7 @@
           <w:sz w:val="24"/>
           <w:szCs w:val="24"/>
         </w:rPr>
-        <w:t xml:space="preserve">9.1. Flujo de caja de campaña (escenario base, octubre 2026 – febrero 2027)</w:t>
+        <w:t xml:space="preserve">10.1. Flujo de caja de campaña (escenario base, octubre 2026 – febrero 2027)</w:t>
       </w:r>
     </w:p>
     <w:p>
@@ -7764,7 +8339,7 @@
           <w:sz w:val="20"/>
           <w:szCs w:val="20"/>
         </w:rPr>
-        <w:t xml:space="preserve">El total de «flujo de caja libre del mes» (+100.774 €) es el flujo operativo de campaña de la sección 9.2 (107.525 €) menos el servicio del préstamo de 70.000 € en el periodo (6.750 €); la diferencia de 1 € es redondeo.</w:t>
+        <w:t xml:space="preserve">El total de «flujo de caja libre del mes» (+100.774 €) es el flujo operativo de campaña de la sección 10.2 (107.525 €) menos el servicio del préstamo de 70.000 € en el periodo (6.750 €); la diferencia de 1 € es redondeo.</w:t>
       </w:r>
     </w:p>
     <w:p>
@@ -7781,7 +8356,7 @@
           <w:sz w:val="24"/>
           <w:szCs w:val="24"/>
         </w:rPr>
-        <w:t xml:space="preserve">9.2. Ratio de cobertura de la devolución</w:t>
+        <w:t xml:space="preserve">10.2. Ratio de cobertura de la devolución</w:t>
       </w:r>
     </w:p>
     <w:p>
@@ -8434,7 +9009,7 @@
           <w:sz w:val="24"/>
           <w:szCs w:val="24"/>
         </w:rPr>
-        <w:t xml:space="preserve">9.3. Estrés severo: pedido comprometido y ventas −40 %</w:t>
+        <w:t xml:space="preserve">10.3. Estrés severo: pedido comprometido y ventas −40 %</w:t>
       </w:r>
     </w:p>
     <w:p>
@@ -8820,7 +9395,7 @@
           <w:sz w:val="24"/>
           <w:szCs w:val="24"/>
         </w:rPr>
-        <w:t xml:space="preserve">9.4. Efecto del préstamo de 70.000 €</w:t>
+        <w:t xml:space="preserve">10.4. Efecto del préstamo de 70.000 €</w:t>
       </w:r>
     </w:p>
     <w:p>
@@ -8899,7 +9474,7 @@
           <w:sz w:val="24"/>
           <w:szCs w:val="24"/>
         </w:rPr>
-        <w:t xml:space="preserve">9.5. Conclusión sobre solvencia</w:t>
+        <w:t xml:space="preserve">10.5. Conclusión sobre solvencia</w:t>
       </w:r>
     </w:p>
     <w:p>
@@ -9000,7 +9575,7 @@
           <w:sz w:val="30"/>
           <w:szCs w:val="30"/>
         </w:rPr>
-        <w:t xml:space="preserve">10. Anexos</w:t>
+        <w:t xml:space="preserve">11. Anexos</w:t>
       </w:r>
     </w:p>
     <w:p>
@@ -9017,7 +9592,7 @@
           <w:sz w:val="24"/>
           <w:szCs w:val="24"/>
         </w:rPr>
-        <w:t xml:space="preserve">10.1. Anexo financiero (Excel)</w:t>
+        <w:t xml:space="preserve">11.1. Anexo financiero (Excel)</w:t>
       </w:r>
     </w:p>
     <w:p>
@@ -9066,7 +9641,7 @@
           <w:sz w:val="22"/>
           <w:szCs w:val="22"/>
         </w:rPr>
-        <w:t xml:space="preserve">Histórico — cuenta de resultados 2024 / 2025 / 2026 H1 con gráfico de facturación y margen.</w:t>
+        <w:t xml:space="preserve">Histórico — cuenta de resultados 2024 / 2025 / 2026 H1 con gráfico de facturación y margen. [PENDIENTE de actualización: añadir la columna 2023 (390.000 €) y el desglose de margen y resultado de ese ejercicio.]</w:t>
       </w:r>
     </w:p>
     <w:p>
@@ -9155,7 +9730,7 @@
           <w:sz w:val="24"/>
           <w:szCs w:val="24"/>
         </w:rPr>
-        <w:t xml:space="preserve">10.2. Documentación de soporte a aportar con la solicitud</w:t>
+        <w:t xml:space="preserve">11.2. Documentación de soporte a aportar con la solicitud</w:t>
       </w:r>
     </w:p>
     <w:p>
@@ -9348,7 +9923,7 @@
           <w:sz w:val="22"/>
           <w:szCs w:val="22"/>
         </w:rPr>
-        <w:t xml:space="preserve">Carta o comunicación de Wolaria / ICECYL acreditando la invitación a Startup OLÉ y Valencia Digital Summit.</w:t>
+        <w:t xml:space="preserve">Título / certificado de registro del Modelo de Utilidad Nº U202532624 (OEPM) y estado de la solicitud de patente internacional (PCT) del sistema SFPA.</w:t>
       </w:r>
     </w:p>
     <w:p>
@@ -9366,7 +9941,7 @@
           <w:sz w:val="22"/>
           <w:szCs w:val="22"/>
         </w:rPr>
-        <w:t xml:space="preserve">Presupuestos o pedidos pro-forma en firme de ambos proveedores que soporten el importe de la compra de stock de campaña (~170.775 €).</w:t>
+        <w:t xml:space="preserve">Carta o comunicación de Wolaria / ICECYL acreditando la invitación a Startup OLÉ y Valencia Digital Summit.</w:t>
       </w:r>
     </w:p>
     <w:p>
@@ -9384,37 +9959,7 @@
           <w:sz w:val="22"/>
           <w:szCs w:val="22"/>
         </w:rPr>
-        <w:t xml:space="preserve">Cálculo del Impuesto sobre Sociedades previsto sobre el resultado de campaña.</w:t>
-      </w:r>
-    </w:p>
-    <w:p>
-      <w:pPr>
-        <w:pStyle w:val="Heading2"/>
-        <w:spacing w:after="120" w:before="220"/>
-      </w:pPr>
-      <w:r>
-        <w:rPr>
-          <w:rFonts w:ascii="Calibri" w:cs="Calibri" w:eastAsia="Calibri" w:hAnsi="Calibri"/>
-          <w:b/>
-          <w:bCs/>
-          <w:color w:val="2F5496"/>
-          <w:sz w:val="24"/>
-          <w:szCs w:val="24"/>
-        </w:rPr>
-        <w:t xml:space="preserve">10.3. Lista consolidada de datos pendientes de aportar por la empresa</w:t>
-      </w:r>
-    </w:p>
-    <w:p>
-      <w:pPr>
-        <w:spacing w:after="120" w:line="288"/>
-      </w:pPr>
-      <w:r>
-        <w:rPr>
-          <w:rFonts w:ascii="Calibri" w:cs="Calibri" w:eastAsia="Calibri" w:hAnsi="Calibri"/>
-          <w:sz w:val="22"/>
-          <w:szCs w:val="22"/>
-        </w:rPr>
-        <w:t xml:space="preserve">Puntos marcados como [PENDIENTE] a lo largo del documento, para que la empresa los complete antes de la presentación formal:</w:t>
+        <w:t xml:space="preserve">Presupuestos o pedidos pro-forma en firme de ambos proveedores que soporten el importe de la compra de stock de campaña (~170.775 €).</w:t>
       </w:r>
     </w:p>
     <w:p>
@@ -9429,13 +9974,40 @@
       <w:r>
         <w:rPr>
           <w:rFonts w:ascii="Calibri" w:cs="Calibri" w:eastAsia="Calibri" w:hAnsi="Calibri"/>
-          <w:i/>
-          <w:iCs/>
-          <w:color w:val="595959"/>
-          <w:sz w:val="20"/>
-          <w:szCs w:val="20"/>
-        </w:rPr>
-        <w:t xml:space="preserve">Persona de contacto para el banco (nombre, email, teléfono) — resolver antes de enviar.</w:t>
+          <w:sz w:val="22"/>
+          <w:szCs w:val="22"/>
+        </w:rPr>
+        <w:t xml:space="preserve">Cálculo del Impuesto sobre Sociedades previsto sobre el resultado de campaña.</w:t>
+      </w:r>
+    </w:p>
+    <w:p>
+      <w:pPr>
+        <w:pStyle w:val="Heading2"/>
+        <w:spacing w:after="120" w:before="220"/>
+      </w:pPr>
+      <w:r>
+        <w:rPr>
+          <w:rFonts w:ascii="Calibri" w:cs="Calibri" w:eastAsia="Calibri" w:hAnsi="Calibri"/>
+          <w:b/>
+          <w:bCs/>
+          <w:color w:val="2F5496"/>
+          <w:sz w:val="24"/>
+          <w:szCs w:val="24"/>
+        </w:rPr>
+        <w:t xml:space="preserve">11.3. Lista consolidada de datos pendientes de aportar por la empresa</w:t>
+      </w:r>
+    </w:p>
+    <w:p>
+      <w:pPr>
+        <w:spacing w:after="120" w:line="288"/>
+      </w:pPr>
+      <w:r>
+        <w:rPr>
+          <w:rFonts w:ascii="Calibri" w:cs="Calibri" w:eastAsia="Calibri" w:hAnsi="Calibri"/>
+          <w:sz w:val="22"/>
+          <w:szCs w:val="22"/>
+        </w:rPr>
+        <w:t xml:space="preserve">Puntos marcados como [PENDIENTE] a lo largo del documento, para que la empresa los complete antes de la presentación formal:</w:t>
       </w:r>
     </w:p>
     <w:p>
@@ -9456,7 +10028,7 @@
           <w:sz w:val="20"/>
           <w:szCs w:val="20"/>
         </w:rPr>
-        <w:t xml:space="preserve">Alta censal y CNAE de la SLU a fecha de solicitud (CIF activo) — resolver antes de enviar.</w:t>
+        <w:t xml:space="preserve">Persona de contacto para el banco (nombre, email, teléfono) — resolver antes de enviar.</w:t>
       </w:r>
     </w:p>
     <w:p>
@@ -9477,7 +10049,7 @@
           <w:sz w:val="20"/>
           <w:szCs w:val="20"/>
         </w:rPr>
-        <w:t xml:space="preserve">Fecha de la escritura de constitución de la SLU y de la aportación del negocio.</w:t>
+        <w:t xml:space="preserve">Alta censal y CNAE de la SLU a fecha de solicitud (CIF activo) — resolver antes de enviar.</w:t>
       </w:r>
     </w:p>
     <w:p>
@@ -9498,7 +10070,7 @@
           <w:sz w:val="20"/>
           <w:szCs w:val="20"/>
         </w:rPr>
-        <w:t xml:space="preserve">Balance de apertura de la SLU y previsión de balance 2026–2027.</w:t>
+        <w:t xml:space="preserve">Fecha de la escritura de constitución de la SLU y de la aportación del negocio.</w:t>
       </w:r>
     </w:p>
     <w:p>
@@ -9519,7 +10091,7 @@
           <w:sz w:val="20"/>
           <w:szCs w:val="20"/>
         </w:rPr>
-        <w:t xml:space="preserve">Previsión de tesorería de la sociedad a 12 meses.</w:t>
+        <w:t xml:space="preserve">Balance de apertura de la SLU y previsión de balance 2026–2027.</w:t>
       </w:r>
     </w:p>
     <w:p>
@@ -9540,7 +10112,7 @@
           <w:sz w:val="20"/>
           <w:szCs w:val="20"/>
         </w:rPr>
-        <w:t xml:space="preserve">Situación de estar al corriente con AEAT y Seguridad Social; detalle de cualquier aplazamiento/fraccionamiento vigente.</w:t>
+        <w:t xml:space="preserve">Previsión de tesorería de la sociedad a 12 meses.</w:t>
       </w:r>
     </w:p>
     <w:p>
@@ -9561,7 +10133,7 @@
           <w:sz w:val="20"/>
           <w:szCs w:val="20"/>
         </w:rPr>
-        <w:t xml:space="preserve">Decisión sobre garantías: aval SGR (Iberaval), pignoración del stock o de la cuenta de crédito, o aval del administrador.</w:t>
+        <w:t xml:space="preserve">Situación de estar al corriente con AEAT y Seguridad Social; detalle de cualquier aplazamiento/fraccionamiento vigente.</w:t>
       </w:r>
     </w:p>
     <w:p>
@@ -9582,7 +10154,7 @@
           <w:sz w:val="20"/>
           <w:szCs w:val="20"/>
         </w:rPr>
-        <w:t xml:space="preserve">Identificación completa del préstamo de 70.000 € (prestamista, tipo, saldo vivo, cuota real, vencimiento, covenants); informe CIRBE.</w:t>
+        <w:t xml:space="preserve">Decisión sobre garantías: aval SGR (Iberaval), pignoración del stock o de la cuenta de crédito, o aval del administrador.</w:t>
       </w:r>
     </w:p>
     <w:p>
@@ -9603,7 +10175,7 @@
           <w:sz w:val="20"/>
           <w:szCs w:val="20"/>
         </w:rPr>
-        <w:t xml:space="preserve">Conciliación del margen bruto por ejercicio (38,4 % / 24,5 % / 55,9 %) con el desglose de coste de ventas de Holded.</w:t>
+        <w:t xml:space="preserve">Identificación completa del préstamo de 70.000 € (prestamista, tipo, saldo vivo, cuota real, vencimiento, covenants); informe CIRBE.</w:t>
       </w:r>
     </w:p>
     <w:p>
@@ -9624,7 +10196,70 @@
           <w:sz w:val="20"/>
           <w:szCs w:val="20"/>
         </w:rPr>
-        <w:t xml:space="preserve">Facturación del ejercicio 2023 y cierre provisional a julio/agosto de 2026; informe de Holded actualizado.</w:t>
+        <w:t xml:space="preserve">Conciliación del margen bruto por ejercicio (38,4 % / 24,5 % / 55,9 %) con el desglose de coste de ventas de Holded.</w:t>
+      </w:r>
+    </w:p>
+    <w:p>
+      <w:pPr>
+        <w:pStyle w:val="ListParagraph"/>
+        <w:numPr>
+          <w:ilvl w:val="0"/>
+          <w:numId w:val="3"/>
+        </w:numPr>
+        <w:spacing w:after="100" w:line="288"/>
+      </w:pPr>
+      <w:r>
+        <w:rPr>
+          <w:rFonts w:ascii="Calibri" w:cs="Calibri" w:eastAsia="Calibri" w:hAnsi="Calibri"/>
+          <w:i/>
+          <w:iCs/>
+          <w:color w:val="595959"/>
+          <w:sz w:val="20"/>
+          <w:szCs w:val="20"/>
+        </w:rPr>
+        <w:t xml:space="preserve">Margen bruto y resultado del ejercicio 2023 (facturación ya confirmada: 390.000 €); cierre provisional a julio/agosto de 2026; informe de Holded actualizado.</w:t>
+      </w:r>
+    </w:p>
+    <w:p>
+      <w:pPr>
+        <w:pStyle w:val="ListParagraph"/>
+        <w:numPr>
+          <w:ilvl w:val="0"/>
+          <w:numId w:val="3"/>
+        </w:numPr>
+        <w:spacing w:after="100" w:line="288"/>
+      </w:pPr>
+      <w:r>
+        <w:rPr>
+          <w:rFonts w:ascii="Calibri" w:cs="Calibri" w:eastAsia="Calibri" w:hAnsi="Calibri"/>
+          <w:i/>
+          <w:iCs/>
+          <w:color w:val="595959"/>
+          <w:sz w:val="20"/>
+          <w:szCs w:val="20"/>
+        </w:rPr>
+        <w:t xml:space="preserve">Título/certificado del Modelo de Utilidad U202532624 y estado de la solicitud PCT del sistema SFPA.</w:t>
+      </w:r>
+    </w:p>
+    <w:p>
+      <w:pPr>
+        <w:pStyle w:val="ListParagraph"/>
+        <w:numPr>
+          <w:ilvl w:val="0"/>
+          <w:numId w:val="3"/>
+        </w:numPr>
+        <w:spacing w:after="100" w:line="288"/>
+      </w:pPr>
+      <w:r>
+        <w:rPr>
+          <w:rFonts w:ascii="Calibri" w:cs="Calibri" w:eastAsia="Calibri" w:hAnsi="Calibri"/>
+          <w:i/>
+          <w:iCs/>
+          <w:color w:val="595959"/>
+          <w:sz w:val="20"/>
+          <w:szCs w:val="20"/>
+        </w:rPr>
+        <w:t xml:space="preserve">Objetivo financiero plurianual 2026–2028 (o traslado del modelo a 5 años ya existente).</w:t>
       </w:r>
     </w:p>
     <w:p>

--- a/PLAN_EMPRESA_CAIXABANK/plan-empresa-ekio-caixabank.docx
+++ b/PLAN_EMPRESA_CAIXABANK/plan-empresa-ekio-caixabank.docx
@@ -106,7 +106,7 @@
           <w:sz w:val="22"/>
           <w:szCs w:val="22"/>
         </w:rPr>
-        <w:t xml:space="preserve">26 de agosto de 2026</w:t>
+        <w:t xml:space="preserve">28 de agosto de 2026</w:t>
       </w:r>
     </w:p>
     <w:p>
@@ -735,7 +735,7 @@
                 <w:sz w:val="20"/>
                 <w:szCs w:val="20"/>
               </w:rPr>
-              <w:t xml:space="preserve">26 de agosto de 2026</w:t>
+              <w:t xml:space="preserve">28 de agosto de 2026</w:t>
             </w:r>
           </w:p>
         </w:tc>
@@ -970,15 +970,15 @@
           <w:sz w:val="22"/>
           <w:szCs w:val="22"/>
         </w:rPr>
-        <w:t xml:space="preserve">Trayectoria de crecimiento y en beneficios. </w:t>
-      </w:r>
-      <w:r>
-        <w:rPr>
-          <w:rFonts w:ascii="Calibri" w:cs="Calibri" w:eastAsia="Calibri" w:hAnsi="Calibri"/>
-          <w:sz w:val="22"/>
-          <w:szCs w:val="22"/>
-        </w:rPr>
-        <w:t xml:space="preserve">De 390.000 € en el arranque (jun–dic 2023) a un ritmo anual de ~535.000 € en 2024 y 2025, ambos con resultado positivo (+52.493 € y +19.301 €); primer semestre de 2026 con +78.738 €. Facturación acumulada 2023 – junio 2026: 1,67 M€ (cifra acumulada, no anual). La única deuda financiera es un préstamo institucional de 70.000 €, en amortización y al corriente de pago; no hay capital de terceros. El detalle de ese préstamo se aporta en la sección 6 y en la documentación de soporte.</w:t>
+        <w:t xml:space="preserve">Trayectoria estable y en beneficios. </w:t>
+      </w:r>
+      <w:r>
+        <w:rPr>
+          <w:rFonts w:ascii="Calibri" w:cs="Calibri" w:eastAsia="Calibri" w:hAnsi="Calibri"/>
+          <w:sz w:val="22"/>
+          <w:szCs w:val="22"/>
+        </w:rPr>
+        <w:t xml:space="preserve">Arranque en 2023 (390.000 € en siete meses) y facturación anual estable en 2024 y 2025 (534.504 € y 537.845 €), ambos ejercicios con resultado positivo (+52.493 € y +19.301 €); primer semestre de 2026 con +78.738 €. Facturación acumulada 2023 – junio 2026: 1,67 M€ (cifra acumulada, no anual). La única deuda financiera es un préstamo institucional de 70.000 €, en amortización y al corriente de pago; no hay capital de terceros. El detalle de ese préstamo se aporta en la sección 6 y en la documentación de soporte.</w:t>
       </w:r>
     </w:p>
     <w:p>
@@ -1051,6 +1051,29 @@
           <w:szCs w:val="20"/>
         </w:rPr>
         <w:t xml:space="preserve">En volumen, la facturación del primer semestre de 2026 (207.815 €) anualiza por debajo del ritmo de 2024 y 2025: durante la transición a producto propio y la migración de tienda (de WooCommerce a Shopify, completada en noviembre de 2025) la actividad ha priorizado margen sobre volumen. La campaña de Q4 es el punto de inflexión previsto para recuperar volumen sin renunciar al margen ganado.</w:t>
+      </w:r>
+    </w:p>
+    <w:p>
+      <w:pPr>
+        <w:spacing w:after="120" w:line="288"/>
+      </w:pPr>
+      <w:r>
+        <w:rPr>
+          <w:rFonts w:ascii="Calibri" w:cs="Calibri" w:eastAsia="Calibri" w:hAnsi="Calibri"/>
+          <w:b/>
+          <w:bCs/>
+          <w:sz w:val="22"/>
+          <w:szCs w:val="22"/>
+        </w:rPr>
+        <w:t xml:space="preserve">Hacia dónde vamos. </w:t>
+      </w:r>
+      <w:r>
+        <w:rPr>
+          <w:rFonts w:ascii="Calibri" w:cs="Calibri" w:eastAsia="Calibri" w:hAnsi="Calibri"/>
+          <w:sz w:val="22"/>
+          <w:szCs w:val="22"/>
+        </w:rPr>
+        <w:t xml:space="preserve">A largo plazo, la empresa aspira a posicionar su marca propia Ekio Light como referente europeo —y después estadounidense— en tecnología de bienestar personal, apoyada en propiedad industrial y software propios. Es un horizonte de varios años, gradual y autofinanciado con el margen del negocio (sección 8). Conviene subrayar que esta línea de crédito no financia esa expansión: financia únicamente el stock de la campaña nacional de este cuarto trimestre.</w:t>
       </w:r>
     </w:p>
     <w:p>
@@ -1554,7 +1577,7 @@
           <w:sz w:val="20"/>
           <w:szCs w:val="20"/>
         </w:rPr>
-        <w:t xml:space="preserve">Catálogo Spiro a la venta (extracción de Shopify, 26 de agosto de 2026):</w:t>
+        <w:t xml:space="preserve">Catálogo Spiro a la venta (extracción de Shopify, agosto de 2026):</w:t>
       </w:r>
     </w:p>
     <w:tbl>
@@ -2303,7 +2326,7 @@
           <w:sz w:val="22"/>
           <w:szCs w:val="22"/>
         </w:rPr>
-        <w:t xml:space="preserve">Modelo de Utilidad español Nº U202532624 (panel multiespectral), registrado ante la OEPM (solicitud de 25 de diciembre de 2025). Es un elemento diferenciador frente a competidores. [PENDIENTE: adjuntar el título / certificado de registro de la OEPM.]</w:t>
+        <w:t xml:space="preserve">Modelo de Utilidad español Nº U202532624 (panel multiespectral), registrado ante la OEPM; solicitud de 25 de diciembre de 2025. Es un elemento diferenciador frente a competidores. Se adjuntará el título expedido por la OEPM. [PENDIENTE: certificado/título de la OEPM que acredite el estado exacto del expediente a la fecha.]</w:t>
       </w:r>
     </w:p>
     <w:p>
@@ -2319,7 +2342,7 @@
           <w:sz w:val="20"/>
           <w:szCs w:val="20"/>
         </w:rPr>
-        <w:t xml:space="preserve">Catálogo Ekio Light a la venta (extracción de Shopify, 26 de agosto de 2026):</w:t>
+        <w:t xml:space="preserve">Catálogo Ekio Light a la venta (extracción de Shopify, agosto de 2026):</w:t>
       </w:r>
     </w:p>
     <w:tbl>
@@ -3257,7 +3280,7 @@
           <w:sz w:val="22"/>
           <w:szCs w:val="22"/>
         </w:rPr>
-        <w:t xml:space="preserve">Plataforma propia que integra hardware, software y algoritmos de inteligencia artificial para adaptar los parámetros de tratamiento (longitud de onda, dosis y tiempo) al perfil de cada usuario y a su respuesta. En desarrollo con AIR Institute (Salamanca). Cuenta con una solicitud de patente internacional (PCT) propia, independiente del Modelo de Utilidad, actualmente en fase de finalización. Todavía sin producto comercial; su lanzamiento se describe en la sección 8.2.</w:t>
+        <w:t xml:space="preserve">Plataforma propia que integra hardware, software y algoritmos de inteligencia artificial para adaptar los parámetros de tratamiento (longitud de onda, dosis y tiempo) al perfil de cada usuario y a su respuesta. En desarrollo con AIR Institute (Salamanca). Tiene una solicitud de patente internacional (PCT) propia e independiente del Modelo de Utilidad, actualmente en preparación con el agente de la propiedad industrial y pendiente de presentación. [PENDIENTE: número y fecha de presentación de la solicitud PCT cuando se registre.] Todavía sin producto comercial; su lanzamiento se describe en la sección 8.2.</w:t>
       </w:r>
     </w:p>
     <w:p>
@@ -3486,7 +3509,7 @@
           <w:sz w:val="22"/>
           <w:szCs w:val="22"/>
         </w:rPr>
-        <w:t xml:space="preserve">Activos de marketing construidos a lo largo de tres años: unos 44.550 seguidores en Instagram (Spiro y Ekio), más de 12.000 contactos en la base de datos y más de 7.600 clientes históricos de la línea Spiro. Son datos de gestión interna; el recuento exacto se aportará mediante exportación de las plataformas. [PENDIENTE: exportaciones de Klaviyo y Shopify con los recuentos exactos.]</w:t>
+        <w:t xml:space="preserve">Activos de marketing construidos a lo largo de tres años: unos 44.550 seguidores en Instagram entre las cuentas de la empresa (dato de gestión a agosto de 2026), más de 12.000 contactos en la base de datos y más de 7.600 clientes históricos de la línea Spiro. Son datos de gestión interna; el recuento exacto se aportará mediante exportación de las plataformas. [PENDIENTE: exportaciones de Klaviyo y Shopify con los recuentos exactos.]</w:t>
       </w:r>
     </w:p>
     <w:p>
@@ -3572,7 +3595,7 @@
           <w:sz w:val="22"/>
           <w:szCs w:val="22"/>
         </w:rPr>
-        <w:t xml:space="preserve">La actividad económica de Ekio —desarrollada desde 2023 como empresario individual y continuada en 2026 por EKIO BIOTECH, S.L.U.— presenta una trayectoria de crecimiento y de resultados positivos. La cuenta de resultados simplificada, con el coste de ventas deducido de forma implícita a partir del margen bruto de gestión, es la siguiente:</w:t>
+        <w:t xml:space="preserve">La actividad económica de Ekio —desarrollada desde 2023 como empresario individual y continuada en 2026 por EKIO BIOTECH, S.L.U.— presenta una trayectoria estable, con resultado positivo en todos los ejercicios cerrados. La cuenta de resultados simplificada, con el coste de ventas deducido de forma implícita a partir del margen bruto de gestión, es la siguiente:</w:t>
       </w:r>
     </w:p>
     <w:p>
@@ -4436,7 +4459,20 @@
           <w:sz w:val="24"/>
           <w:szCs w:val="24"/>
         </w:rPr>
-        <w:t xml:space="preserve">6.2. Lectura de gestión</w:t>
+        <w:t xml:space="preserve">6.2. Nota sobre la comparabilidad entre periodos</w:t>
+      </w:r>
+    </w:p>
+    <w:p>
+      <w:pPr>
+        <w:spacing w:after="120" w:line="288"/>
+      </w:pPr>
+      <w:r>
+        <w:rPr>
+          <w:rFonts w:ascii="Calibri" w:cs="Calibri" w:eastAsia="Calibri" w:hAnsi="Calibri"/>
+          <w:sz w:val="22"/>
+          <w:szCs w:val="22"/>
+        </w:rPr>
+        <w:t xml:space="preserve">El negocio es marcadamente estacional, por lo que comparar periodos de distinta duración induce a error si no se corrige ese efecto. Conviene explicitarlo:</w:t>
       </w:r>
     </w:p>
     <w:p>
@@ -4451,20 +4487,10 @@
       <w:r>
         <w:rPr>
           <w:rFonts w:ascii="Calibri" w:cs="Calibri" w:eastAsia="Calibri" w:hAnsi="Calibri"/>
-          <w:b/>
-          <w:bCs/>
-          <w:sz w:val="22"/>
-          <w:szCs w:val="22"/>
-        </w:rPr>
-        <w:t xml:space="preserve">Trayectoria de crecimiento y en beneficios. </w:t>
-      </w:r>
-      <w:r>
-        <w:rPr>
-          <w:rFonts w:ascii="Calibri" w:cs="Calibri" w:eastAsia="Calibri" w:hAnsi="Calibri"/>
-          <w:sz w:val="22"/>
-          <w:szCs w:val="22"/>
-        </w:rPr>
-        <w:t xml:space="preserve">De 390.000 € en el arranque (jun–dic 2023) a un ritmo anual estabilizado en el entorno de 535.000 € en 2024 y 2025, ambos ejercicios con resultado positivo (+52.493 € y +19.301 €). El primer semestre de 2026 cierra con +78.738 €. La facturación acumulada entre 2023 y junio de 2026 asciende a 1,67 M€ (cifra acumulada del periodo, no anual).</w:t>
+          <w:sz w:val="22"/>
+          <w:szCs w:val="22"/>
+        </w:rPr>
+        <w:t xml:space="preserve">El periodo junio–diciembre de 2023 contiene la campaña completa de Black Friday, Navidad y Reyes; los ejercicios completos de 2024 y 2025 diluyen ese pico entre doce meses. Comparar la media mensual de uno y otros no es homogéneo.</w:t>
       </w:r>
     </w:p>
     <w:p>
@@ -4479,20 +4505,10 @@
       <w:r>
         <w:rPr>
           <w:rFonts w:ascii="Calibri" w:cs="Calibri" w:eastAsia="Calibri" w:hAnsi="Calibri"/>
-          <w:b/>
-          <w:bCs/>
-          <w:sz w:val="22"/>
-          <w:szCs w:val="22"/>
-        </w:rPr>
-        <w:t xml:space="preserve">Volumen y margen. </w:t>
-      </w:r>
-      <w:r>
-        <w:rPr>
-          <w:rFonts w:ascii="Calibri" w:cs="Calibri" w:eastAsia="Calibri" w:hAnsi="Calibri"/>
-          <w:sz w:val="22"/>
-          <w:szCs w:val="22"/>
-        </w:rPr>
-        <w:t xml:space="preserve">En 2026 la actividad ha priorizado el margen sobre el volumen: la facturación de H1 (207.815 €) anualiza por debajo del ritmo de 2024 y 2025, mientras el margen bruto de gestión mejora hasta el 55,9 %. La variación del margen bruto entre ejercicios (38,4 % → 24,5 % → 55,9 %) está pendiente de conciliación con el desglose de coste de ventas de Holded: es coherente con un mayor peso de Ekio Light y un mix de mayor valor, pero también con diferencias de criterio de imputación entre periodos. El descenso del resultado en 2025 se explica por una inversión extraordinaria de explotación (34.316 € de publicidad y 18.264 € de servicios profesionales para lanzar Ekio Light), que son gastos operativos y no de aprovisionamiento.</w:t>
+          <w:sz w:val="22"/>
+          <w:szCs w:val="22"/>
+        </w:rPr>
+        <w:t xml:space="preserve">Con la estructura de 2025 (275.000 € de campaña y 262.845 € en el resto del año, es decir ~26.300 €/mes fuera de campaña), un periodo de siete meses que incluyera la campaña arrojaría del orden de 406.000 €. Los 390.000 € de 2023 se sitúan un 4 % por debajo de esa referencia: son coherentes con el patrón estacional del negocio, no con un deterioro posterior.</w:t>
       </w:r>
     </w:p>
     <w:p>
@@ -4507,53 +4523,10 @@
       <w:r>
         <w:rPr>
           <w:rFonts w:ascii="Calibri" w:cs="Calibri" w:eastAsia="Calibri" w:hAnsi="Calibri"/>
-          <w:b/>
-          <w:bCs/>
-          <w:sz w:val="22"/>
-          <w:szCs w:val="22"/>
-        </w:rPr>
-        <w:t xml:space="preserve">Sin capital de terceros. </w:t>
-      </w:r>
-      <w:r>
-        <w:rPr>
-          <w:rFonts w:ascii="Calibri" w:cs="Calibri" w:eastAsia="Calibri" w:hAnsi="Calibri"/>
-          <w:sz w:val="22"/>
-          <w:szCs w:val="22"/>
-        </w:rPr>
-        <w:t xml:space="preserve">La única deuda financiera de la actividad es un préstamo institucional de 70.000 €, en amortización y al corriente de pago. No hay inversores en el capital ni otras líneas vivas.</w:t>
-      </w:r>
-    </w:p>
-    <w:p>
-      <w:pPr>
-        <w:pStyle w:val="ListParagraph"/>
-        <w:numPr>
-          <w:ilvl w:val="0"/>
-          <w:numId w:val="3"/>
-        </w:numPr>
-        <w:spacing w:after="100" w:line="288"/>
-      </w:pPr>
-      <w:r>
-        <w:rPr>
-          <w:rFonts w:ascii="Calibri" w:cs="Calibri" w:eastAsia="Calibri" w:hAnsi="Calibri"/>
-          <w:b/>
-          <w:bCs/>
-          <w:sz w:val="22"/>
-          <w:szCs w:val="22"/>
-        </w:rPr>
-        <w:t xml:space="preserve">Préstamo de 70.000 € — identificación. </w:t>
-      </w:r>
-      <w:r>
-        <w:rPr>
-          <w:rFonts w:ascii="Calibri" w:cs="Calibri" w:eastAsia="Calibri" w:hAnsi="Calibri"/>
-          <w:b/>
-          <w:bCs/>
-          <w:i/>
-          <w:iCs/>
-          <w:color w:val="595959"/>
-          <w:sz w:val="20"/>
-          <w:szCs w:val="20"/>
-        </w:rPr>
-        <w:t xml:space="preserve">[PENDIENTE: prestamista y naturaleza del préstamo (p. ej. Iberaval / ENISA / ICO / préstamo participativo), saldo vivo a la fecha de solicitud, cuota, vencimiento y eventuales condiciones o limitaciones a nueva financiación. El detalle figurará en la CIRBE; la empresa lo adjunta con el contrato y el cuadro de amortización.]</w:t>
+          <w:sz w:val="22"/>
+          <w:szCs w:val="22"/>
+        </w:rPr>
+        <w:t xml:space="preserve">El primer semestre de 2026 (207.815 €) es, por el motivo contrario, el tramo del año sin campaña, de modo que su anualización simple subestima el ejercicio. La comparación pertinente es con el primer semestre de 2025.</w:t>
       </w:r>
     </w:p>
     <w:p>
@@ -4578,35 +4551,7 @@
           <w:sz w:val="20"/>
           <w:szCs w:val="20"/>
         </w:rPr>
-        <w:t xml:space="preserve">Supuestos y advertencias de esta sección: </w:t>
-      </w:r>
-      <w:r>
-        <w:rPr>
-          <w:rFonts w:ascii="Calibri" w:cs="Calibri" w:eastAsia="Calibri" w:hAnsi="Calibri"/>
-          <w:i/>
-          <w:iCs/>
-          <w:color w:val="595959"/>
-          <w:sz w:val="20"/>
-          <w:szCs w:val="20"/>
-        </w:rPr>
-        <w:t xml:space="preserve">(a) el margen bruto en € y el coste de ventas están calculados a partir de la facturación y el margen bruto (%) de gestión; no son partidas independientes tomadas de Holded. (b) Cifras históricas sujetas a contraste con el Holded actualizado y las declaraciones fiscales (IRPF, modelos 130 y 390) antes de la presentación formal; el resultado histórico es el de la actividad como empresario individual, antes de IRPF (impuesto personal); la SLU tributará por el Impuesto sobre Sociedades. (c) [PENDIENTE: margen bruto y resultado del ejercicio 2023; conciliación del margen bruto por ejercicio con el desglose de Holded; cierre provisional a julio/agosto de 2026; balance de apertura de la SLU y previsión de balance 2026–2027.] (d) Referencia: hoja «Histórico» del anexo anexo-financiero.xlsx.</w:t>
-      </w:r>
-    </w:p>
-    <w:p>
-      <w:pPr>
-        <w:pStyle w:val="Heading1"/>
-        <w:spacing w:after="160" w:before="320"/>
-      </w:pPr>
-      <w:r>
-        <w:rPr>
-          <w:rFonts w:ascii="Calibri" w:cs="Calibri" w:eastAsia="Calibri" w:hAnsi="Calibri"/>
-          <w:b/>
-          <w:bCs/>
-          <w:color w:val="1F3864"/>
-          <w:sz w:val="30"/>
-          <w:szCs w:val="30"/>
-        </w:rPr>
-        <w:t xml:space="preserve">7. Plan comercial para los próximos 6 meses (septiembre 2026 – febrero 2027)</w:t>
+        <w:t xml:space="preserve">[PENDIENTE: facturación del primer semestre de 2025 y de los meses de julio y agosto de 2026, para permitir la comparación homogénea semestre contra semestre.]</w:t>
       </w:r>
     </w:p>
     <w:p>
@@ -4623,7 +4568,7 @@
           <w:sz w:val="24"/>
           <w:szCs w:val="24"/>
         </w:rPr>
-        <w:t xml:space="preserve">7.1. Septiembre – octubre: refuerzo de comunicación y ferias</w:t>
+        <w:t xml:space="preserve">6.3. Lectura de gestión</w:t>
       </w:r>
     </w:p>
     <w:p>
@@ -4643,15 +4588,15 @@
           <w:sz w:val="22"/>
           <w:szCs w:val="22"/>
         </w:rPr>
-        <w:t xml:space="preserve">Desde septiembre: </w:t>
-      </w:r>
-      <w:r>
-        <w:rPr>
-          <w:rFonts w:ascii="Calibri" w:cs="Calibri" w:eastAsia="Calibri" w:hAnsi="Calibri"/>
-          <w:sz w:val="22"/>
-          <w:szCs w:val="22"/>
-        </w:rPr>
-        <w:t xml:space="preserve">refuerzo de la comunicación de marca a través de podcast, radio y medios, para llegar a la campaña de fin de año con mayor notoriedad.</w:t>
+        <w:t xml:space="preserve">Trayectoria estable y en beneficios. </w:t>
+      </w:r>
+      <w:r>
+        <w:rPr>
+          <w:rFonts w:ascii="Calibri" w:cs="Calibri" w:eastAsia="Calibri" w:hAnsi="Calibri"/>
+          <w:sz w:val="22"/>
+          <w:szCs w:val="22"/>
+        </w:rPr>
+        <w:t xml:space="preserve">Tras el arranque de 2023 (390.000 € en siete meses), la facturación anual se estabiliza en 534.504 € (2024) y 537.845 € (2025), ambos ejercicios con resultado positivo (+52.493 € y +19.301 €). El primer semestre de 2026 cierra con +78.738 €. La facturación acumulada entre 2023 y junio de 2026 asciende a 1,67 M€ (cifra acumulada del periodo, no anual).</w:t>
       </w:r>
     </w:p>
     <w:p>
@@ -4671,45 +4616,76 @@
           <w:sz w:val="22"/>
           <w:szCs w:val="22"/>
         </w:rPr>
-        <w:t xml:space="preserve">Octubre: </w:t>
-      </w:r>
-      <w:r>
-        <w:rPr>
-          <w:rFonts w:ascii="Calibri" w:cs="Calibri" w:eastAsia="Calibri" w:hAnsi="Calibri"/>
-          <w:sz w:val="22"/>
-          <w:szCs w:val="22"/>
-        </w:rPr>
-        <w:t xml:space="preserve">presencia con stand propio en Startup OLÉ (Salamanca, 13–15 de octubre) y en el Valencia Digital Summit (22 de octubre, con pitch a inversores), ambas por invitación de Wolaria / ICECYL.</w:t>
-      </w:r>
-    </w:p>
-    <w:p>
-      <w:pPr>
-        <w:pStyle w:val="Heading2"/>
-        <w:spacing w:after="120" w:before="220"/>
-      </w:pPr>
-      <w:r>
-        <w:rPr>
-          <w:rFonts w:ascii="Calibri" w:cs="Calibri" w:eastAsia="Calibri" w:hAnsi="Calibri"/>
-          <w:b/>
-          <w:bCs/>
-          <w:color w:val="2F5496"/>
-          <w:sz w:val="24"/>
-          <w:szCs w:val="24"/>
-        </w:rPr>
-        <w:t xml:space="preserve">7.2. Noviembre – enero: campaña de fin de año</w:t>
-      </w:r>
-    </w:p>
-    <w:p>
-      <w:pPr>
-        <w:spacing w:after="120" w:line="288"/>
-      </w:pPr>
-      <w:r>
-        <w:rPr>
-          <w:rFonts w:ascii="Calibri" w:cs="Calibri" w:eastAsia="Calibri" w:hAnsi="Calibri"/>
-          <w:sz w:val="22"/>
-          <w:szCs w:val="22"/>
-        </w:rPr>
-        <w:t xml:space="preserve">El periodo Black Friday → Navidad → Reyes es el pico de demanda del año. La campaña equivalente del año anterior generó 275.000 € de facturación, cifra que supera el 50 % de todo lo facturado en 2025 (537.845 €). Q4 concentra, por tanto, una parte muy alta de la actividad anual.</w:t>
+        <w:t xml:space="preserve">Volumen y margen. </w:t>
+      </w:r>
+      <w:r>
+        <w:rPr>
+          <w:rFonts w:ascii="Calibri" w:cs="Calibri" w:eastAsia="Calibri" w:hAnsi="Calibri"/>
+          <w:sz w:val="22"/>
+          <w:szCs w:val="22"/>
+        </w:rPr>
+        <w:t xml:space="preserve">En 2026 la actividad ha priorizado el margen sobre el volumen: la facturación de H1 (207.815 €) anualiza por debajo del ritmo de 2024 y 2025, mientras el margen bruto de gestión mejora hasta el 55,9 %. La variación del margen bruto entre ejercicios (38,4 % → 24,5 % → 55,9 %) está pendiente de conciliación con el desglose de coste de ventas de Holded: es coherente con un mayor peso de Ekio Light y un mix de mayor valor, pero también con diferencias de criterio de imputación entre periodos. El menor resultado de 2025 procede principalmente de la caída del margen bruto de gestión (38,4 % → 24,5 %, equivalente a unos 73.000 € menos de margen), y no del mayor gasto comercial: la inversión adicional en publicidad (34.316 €) y servicios profesionales (18.264 €) para lanzar Ekio Light se compensó con ahorros en otras partidas de estructura. Determinar el origen exacto de esa caída de margen es precisamente el objeto de la conciliación pendiente con Holded.</w:t>
+      </w:r>
+    </w:p>
+    <w:p>
+      <w:pPr>
+        <w:pStyle w:val="ListParagraph"/>
+        <w:numPr>
+          <w:ilvl w:val="0"/>
+          <w:numId w:val="3"/>
+        </w:numPr>
+        <w:spacing w:after="100" w:line="288"/>
+      </w:pPr>
+      <w:r>
+        <w:rPr>
+          <w:rFonts w:ascii="Calibri" w:cs="Calibri" w:eastAsia="Calibri" w:hAnsi="Calibri"/>
+          <w:b/>
+          <w:bCs/>
+          <w:sz w:val="22"/>
+          <w:szCs w:val="22"/>
+        </w:rPr>
+        <w:t xml:space="preserve">Sin capital de terceros. </w:t>
+      </w:r>
+      <w:r>
+        <w:rPr>
+          <w:rFonts w:ascii="Calibri" w:cs="Calibri" w:eastAsia="Calibri" w:hAnsi="Calibri"/>
+          <w:sz w:val="22"/>
+          <w:szCs w:val="22"/>
+        </w:rPr>
+        <w:t xml:space="preserve">La única deuda financiera de la actividad es un préstamo institucional de 70.000 €, en amortización y al corriente de pago. No hay inversores en el capital ni otras líneas vivas.</w:t>
+      </w:r>
+    </w:p>
+    <w:p>
+      <w:pPr>
+        <w:pStyle w:val="ListParagraph"/>
+        <w:numPr>
+          <w:ilvl w:val="0"/>
+          <w:numId w:val="3"/>
+        </w:numPr>
+        <w:spacing w:after="100" w:line="288"/>
+      </w:pPr>
+      <w:r>
+        <w:rPr>
+          <w:rFonts w:ascii="Calibri" w:cs="Calibri" w:eastAsia="Calibri" w:hAnsi="Calibri"/>
+          <w:b/>
+          <w:bCs/>
+          <w:sz w:val="22"/>
+          <w:szCs w:val="22"/>
+        </w:rPr>
+        <w:t xml:space="preserve">Préstamo de 70.000 € — identificación. </w:t>
+      </w:r>
+      <w:r>
+        <w:rPr>
+          <w:rFonts w:ascii="Calibri" w:cs="Calibri" w:eastAsia="Calibri" w:hAnsi="Calibri"/>
+          <w:b/>
+          <w:bCs/>
+          <w:i/>
+          <w:iCs/>
+          <w:color w:val="595959"/>
+          <w:sz w:val="20"/>
+          <w:szCs w:val="20"/>
+        </w:rPr>
+        <w:t xml:space="preserve">[PENDIENTE: prestamista y naturaleza del préstamo (p. ej. Iberaval / ENISA / ICO / préstamo participativo), saldo vivo a la fecha de solicitud, cuota, vencimiento y eventuales condiciones o limitaciones a nueva financiación. El detalle figurará en la CIRBE; la empresa lo adjunta con el contrato y el cuadro de amortización.]</w:t>
       </w:r>
     </w:p>
     <w:p>
@@ -4734,7 +4710,35 @@
           <w:sz w:val="20"/>
           <w:szCs w:val="20"/>
         </w:rPr>
-        <w:t xml:space="preserve">[PENDIENTE: periodo exacto (fechas de inicio y fin) al que corresponden esos 275.000 € y si es venta bruta o neta.]</w:t>
+        <w:t xml:space="preserve">Supuestos y advertencias de esta sección: </w:t>
+      </w:r>
+      <w:r>
+        <w:rPr>
+          <w:rFonts w:ascii="Calibri" w:cs="Calibri" w:eastAsia="Calibri" w:hAnsi="Calibri"/>
+          <w:i/>
+          <w:iCs/>
+          <w:color w:val="595959"/>
+          <w:sz w:val="20"/>
+          <w:szCs w:val="20"/>
+        </w:rPr>
+        <w:t xml:space="preserve">(a) el margen bruto en € y el coste de ventas están calculados a partir de la facturación y el margen bruto (%) de gestión; no son partidas independientes tomadas de Holded. (b) Cifras históricas sujetas a contraste con el Holded actualizado y las declaraciones fiscales (IRPF, modelos 130 y 390) antes de la presentación formal; el resultado histórico es el de la actividad como empresario individual, antes de IRPF (impuesto personal); la SLU tributará por el Impuesto sobre Sociedades. (c) [PENDIENTE: margen bruto y resultado del ejercicio 2023; conciliación del margen bruto por ejercicio con el desglose de Holded; cierre provisional a julio/agosto de 2026; balance de apertura de la SLU y previsión de balance 2026–2027.] (d) Referencia: hoja «Histórico» del anexo anexo-financiero.xlsx.</w:t>
+      </w:r>
+    </w:p>
+    <w:p>
+      <w:pPr>
+        <w:pStyle w:val="Heading1"/>
+        <w:spacing w:after="160" w:before="320"/>
+      </w:pPr>
+      <w:r>
+        <w:rPr>
+          <w:rFonts w:ascii="Calibri" w:cs="Calibri" w:eastAsia="Calibri" w:hAnsi="Calibri"/>
+          <w:b/>
+          <w:bCs/>
+          <w:color w:val="1F3864"/>
+          <w:sz w:val="30"/>
+          <w:szCs w:val="30"/>
+        </w:rPr>
+        <w:t xml:space="preserve">7. Plan comercial para los próximos 6 meses (septiembre 2026 – febrero 2027)</w:t>
       </w:r>
     </w:p>
     <w:p>
@@ -4751,63 +4755,91 @@
           <w:sz w:val="24"/>
           <w:szCs w:val="24"/>
         </w:rPr>
-        <w:t xml:space="preserve">7.3. Papel de la línea de crédito</w:t>
-      </w:r>
-    </w:p>
-    <w:p>
-      <w:pPr>
-        <w:spacing w:after="120" w:line="288"/>
-      </w:pPr>
-      <w:r>
-        <w:rPr>
-          <w:rFonts w:ascii="Calibri" w:cs="Calibri" w:eastAsia="Calibri" w:hAnsi="Calibri"/>
-          <w:sz w:val="22"/>
-          <w:szCs w:val="22"/>
-        </w:rPr>
-        <w:t xml:space="preserve">El riesgo operativo de esta campaña es la rotura de inventario en el pico de demanda: quedarse sin stock de las referencias más vendidas justo cuando se concentra la mayor parte de la facturación del año. Los plazos de aprovisionamiento (línea Spiro importada desde Miami; línea Ekio Light fabricada / ensamblada por proveedor especializado) obligan a comprar el stock con varias semanas de antelación, antes de haber cobrado las ventas de la campaña.</w:t>
-      </w:r>
-    </w:p>
-    <w:p>
-      <w:pPr>
-        <w:spacing w:after="120" w:line="288"/>
-      </w:pPr>
-      <w:r>
-        <w:rPr>
-          <w:rFonts w:ascii="Calibri" w:cs="Calibri" w:eastAsia="Calibri" w:hAnsi="Calibri"/>
-          <w:sz w:val="22"/>
-          <w:szCs w:val="22"/>
-        </w:rPr>
-        <w:t xml:space="preserve">La cuenta de crédito cubre exactamente ese desfase temporal: permite comprar por adelantado el inventario de Spiro y de Ekio Light necesario para toda la campaña, y se amortiza con el cobro de las ventas de esos mismos productos durante los meses de noviembre a enero. El detalle de la compra prevista (referencias, unidades, proveedores e importes) y el calendario de aprovisionamiento se aportan en la sección 9.</w:t>
-      </w:r>
-    </w:p>
-    <w:p>
-      <w:pPr>
-        <w:pStyle w:val="Heading1"/>
-        <w:spacing w:after="160" w:before="320"/>
-      </w:pPr>
-      <w:r>
-        <w:rPr>
-          <w:rFonts w:ascii="Calibri" w:cs="Calibri" w:eastAsia="Calibri" w:hAnsi="Calibri"/>
-          <w:b/>
-          <w:bCs/>
-          <w:color w:val="1F3864"/>
-          <w:sz w:val="30"/>
-          <w:szCs w:val="30"/>
-        </w:rPr>
-        <w:t xml:space="preserve">8. Estrategia y objetivos a medio plazo (2026–2028)</w:t>
-      </w:r>
-    </w:p>
-    <w:p>
-      <w:pPr>
-        <w:spacing w:after="120" w:line="288"/>
-      </w:pPr>
-      <w:r>
-        <w:rPr>
-          <w:rFonts w:ascii="Calibri" w:cs="Calibri" w:eastAsia="Calibri" w:hAnsi="Calibri"/>
-          <w:sz w:val="22"/>
-          <w:szCs w:val="22"/>
-        </w:rPr>
-        <w:t xml:space="preserve">Esta solicitud se circunscribe a financiar el circulante de una campaña concreta, pero se enmarca en un plan a medio plazo que da contexto a la operación y a la capacidad de la empresa para generar ingresos recurrentes con los que sostener una relación bancaria estable.</w:t>
+        <w:t xml:space="preserve">7.1. Septiembre – octubre: refuerzo de comunicación y ferias</w:t>
+      </w:r>
+    </w:p>
+    <w:p>
+      <w:pPr>
+        <w:pStyle w:val="ListParagraph"/>
+        <w:numPr>
+          <w:ilvl w:val="0"/>
+          <w:numId w:val="3"/>
+        </w:numPr>
+        <w:spacing w:after="100" w:line="288"/>
+      </w:pPr>
+      <w:r>
+        <w:rPr>
+          <w:rFonts w:ascii="Calibri" w:cs="Calibri" w:eastAsia="Calibri" w:hAnsi="Calibri"/>
+          <w:b/>
+          <w:bCs/>
+          <w:sz w:val="22"/>
+          <w:szCs w:val="22"/>
+        </w:rPr>
+        <w:t xml:space="preserve">Desde septiembre: </w:t>
+      </w:r>
+      <w:r>
+        <w:rPr>
+          <w:rFonts w:ascii="Calibri" w:cs="Calibri" w:eastAsia="Calibri" w:hAnsi="Calibri"/>
+          <w:sz w:val="22"/>
+          <w:szCs w:val="22"/>
+        </w:rPr>
+        <w:t xml:space="preserve">refuerzo de la comunicación de marca a través de podcast, radio y medios, para llegar a la campaña de fin de año con mayor notoriedad.</w:t>
+      </w:r>
+    </w:p>
+    <w:p>
+      <w:pPr>
+        <w:pStyle w:val="ListParagraph"/>
+        <w:numPr>
+          <w:ilvl w:val="0"/>
+          <w:numId w:val="3"/>
+        </w:numPr>
+        <w:spacing w:after="100" w:line="288"/>
+      </w:pPr>
+      <w:r>
+        <w:rPr>
+          <w:rFonts w:ascii="Calibri" w:cs="Calibri" w:eastAsia="Calibri" w:hAnsi="Calibri"/>
+          <w:b/>
+          <w:bCs/>
+          <w:sz w:val="22"/>
+          <w:szCs w:val="22"/>
+        </w:rPr>
+        <w:t xml:space="preserve">Octubre — ferias. </w:t>
+      </w:r>
+      <w:r>
+        <w:rPr>
+          <w:rFonts w:ascii="Calibri" w:cs="Calibri" w:eastAsia="Calibri" w:hAnsi="Calibri"/>
+          <w:sz w:val="22"/>
+          <w:szCs w:val="22"/>
+        </w:rPr>
+        <w:t xml:space="preserve">Presencia con stand propio en Startup OLÉ (Salamanca, 13–15 de octubre) y en el Valencia Digital Summit (22 de octubre, con pitch a inversores), ambas por invitación de Wolaria / ICECYL. Ambos eventos cumplen una triple función comercial: venta directa y captación de contactos en el stand, apertura del canal B2B (contacto con clínicas, centros y distribuidores) y contacto con inversores y con compradores internacionales. Su coste está previsto dentro del presupuesto ordinario de marketing y no se financia con la línea solicitada.</w:t>
+      </w:r>
+    </w:p>
+    <w:p>
+      <w:pPr>
+        <w:pStyle w:val="ListParagraph"/>
+        <w:numPr>
+          <w:ilvl w:val="0"/>
+          <w:numId w:val="3"/>
+        </w:numPr>
+        <w:spacing w:after="100" w:line="288"/>
+      </w:pPr>
+      <w:r>
+        <w:rPr>
+          <w:rFonts w:ascii="Calibri" w:cs="Calibri" w:eastAsia="Calibri" w:hAnsi="Calibri"/>
+          <w:b/>
+          <w:bCs/>
+          <w:sz w:val="22"/>
+          <w:szCs w:val="22"/>
+        </w:rPr>
+        <w:t xml:space="preserve">11 de noviembre — publicación del libro. </w:t>
+      </w:r>
+      <w:r>
+        <w:rPr>
+          <w:rFonts w:ascii="Calibri" w:cs="Calibri" w:eastAsia="Calibri" w:hAnsi="Calibri"/>
+          <w:sz w:val="22"/>
+          <w:szCs w:val="22"/>
+        </w:rPr>
+        <w:t xml:space="preserve">Lanzamiento de la obra divulgativa de la empresa (ver sección 8.5), que refuerza la notoriedad justo antes del Black Friday.</w:t>
       </w:r>
     </w:p>
     <w:p>
@@ -4824,7 +4856,7 @@
           <w:sz w:val="24"/>
           <w:szCs w:val="24"/>
         </w:rPr>
-        <w:t xml:space="preserve">8.1. Objetivo financiero</w:t>
+        <w:t xml:space="preserve">7.2. Noviembre – enero: campaña de fin de año</w:t>
       </w:r>
     </w:p>
     <w:p>
@@ -4837,7 +4869,7 @@
           <w:sz w:val="22"/>
           <w:szCs w:val="22"/>
         </w:rPr>
-        <w:t xml:space="preserve">El objetivo para el cierre de 2026 es situar la facturación anual en el entorno de la de 2024 y 2025 (aproximadamente 530.000 – 550.000 €), recuperando volumen en la campaña de Q4 sin ceder el margen bruto ganado en 2026 (superior al 50 %). A partir de 2027, la empresa persigue un crecimiento moderado apoyado en líneas de ingreso recurrente, no en un salto de ventas puntual.</w:t>
+        <w:t xml:space="preserve">El periodo Black Friday → Navidad → Reyes es el pico de demanda del año. La campaña equivalente del año anterior generó 275.000 € de facturación, cifra que supera el 50 % de todo lo facturado en 2025 (537.845 €). Q4 concentra, por tanto, una parte muy alta de la actividad anual.</w:t>
       </w:r>
     </w:p>
     <w:p>
@@ -4862,7 +4894,7 @@
           <w:sz w:val="20"/>
           <w:szCs w:val="20"/>
         </w:rPr>
-        <w:t xml:space="preserve">[PENDIENTE: proyección financiera plurianual detallada (cuenta de resultados, balance y tesorería 2026–2028). La empresa dispone de un modelo económico a cinco años elaborado para otras líneas de financiación, que puede aportarse a CaixaBank a petición.]</w:t>
+        <w:t xml:space="preserve">[PENDIENTE: periodo exacto (fechas de inicio y fin) al que corresponden esos 275.000 € y si es venta bruta o neta.]</w:t>
       </w:r>
     </w:p>
     <w:p>
@@ -4879,7 +4911,203 @@
           <w:sz w:val="24"/>
           <w:szCs w:val="24"/>
         </w:rPr>
-        <w:t xml:space="preserve">8.2. Palancas de crecimiento</w:t>
+        <w:t xml:space="preserve">7.3. Papel de la línea de crédito</w:t>
+      </w:r>
+    </w:p>
+    <w:p>
+      <w:pPr>
+        <w:spacing w:after="120" w:line="288"/>
+      </w:pPr>
+      <w:r>
+        <w:rPr>
+          <w:rFonts w:ascii="Calibri" w:cs="Calibri" w:eastAsia="Calibri" w:hAnsi="Calibri"/>
+          <w:sz w:val="22"/>
+          <w:szCs w:val="22"/>
+        </w:rPr>
+        <w:t xml:space="preserve">El riesgo operativo de esta campaña es la rotura de inventario en el pico de demanda: quedarse sin stock de las referencias más vendidas justo cuando se concentra la mayor parte de la facturación del año. Los plazos de aprovisionamiento (línea Spiro importada desde Miami; línea Ekio Light fabricada / ensamblada por proveedor especializado) obligan a comprar el stock con varias semanas de antelación, antes de haber cobrado las ventas de la campaña.</w:t>
+      </w:r>
+    </w:p>
+    <w:p>
+      <w:pPr>
+        <w:spacing w:after="120" w:line="288"/>
+      </w:pPr>
+      <w:r>
+        <w:rPr>
+          <w:rFonts w:ascii="Calibri" w:cs="Calibri" w:eastAsia="Calibri" w:hAnsi="Calibri"/>
+          <w:sz w:val="22"/>
+          <w:szCs w:val="22"/>
+        </w:rPr>
+        <w:t xml:space="preserve">La cuenta de crédito cubre exactamente ese desfase temporal: permite comprar por adelantado el inventario de Spiro y de Ekio Light necesario para toda la campaña, y se amortiza con el cobro de las ventas de esos mismos productos durante los meses de noviembre a enero. El detalle de la compra prevista (referencias, unidades, proveedores e importes) y el calendario de aprovisionamiento se aportan en la sección 9.</w:t>
+      </w:r>
+    </w:p>
+    <w:p>
+      <w:pPr>
+        <w:pStyle w:val="Heading1"/>
+        <w:spacing w:after="160" w:before="320"/>
+      </w:pPr>
+      <w:r>
+        <w:rPr>
+          <w:rFonts w:ascii="Calibri" w:cs="Calibri" w:eastAsia="Calibri" w:hAnsi="Calibri"/>
+          <w:b/>
+          <w:bCs/>
+          <w:color w:val="1F3864"/>
+          <w:sz w:val="30"/>
+          <w:szCs w:val="30"/>
+        </w:rPr>
+        <w:t xml:space="preserve">8. Visión, estrategia y objetivos a medio plazo (2026–2028)</w:t>
+      </w:r>
+    </w:p>
+    <w:p>
+      <w:pPr>
+        <w:spacing w:after="120" w:line="288"/>
+      </w:pPr>
+      <w:r>
+        <w:rPr>
+          <w:rFonts w:ascii="Calibri" w:cs="Calibri" w:eastAsia="Calibri" w:hAnsi="Calibri"/>
+          <w:sz w:val="22"/>
+          <w:szCs w:val="22"/>
+        </w:rPr>
+        <w:t xml:space="preserve">Esta solicitud se circunscribe a financiar el circulante de una campaña concreta. No obstante, la empresa considera necesario exponer hacia dónde dirige su actividad, porque explica por qué invierte en propiedad industrial y en software y por qué esos activos sostienen el margen que hace viable la devolución de la línea.</w:t>
+      </w:r>
+    </w:p>
+    <w:p>
+      <w:pPr>
+        <w:pStyle w:val="Heading2"/>
+        <w:spacing w:after="120" w:before="220"/>
+      </w:pPr>
+      <w:r>
+        <w:rPr>
+          <w:rFonts w:ascii="Calibri" w:cs="Calibri" w:eastAsia="Calibri" w:hAnsi="Calibri"/>
+          <w:b/>
+          <w:bCs/>
+          <w:color w:val="2F5496"/>
+          <w:sz w:val="24"/>
+          <w:szCs w:val="24"/>
+        </w:rPr>
+        <w:t xml:space="preserve">8.1. Visión</w:t>
+      </w:r>
+    </w:p>
+    <w:p>
+      <w:pPr>
+        <w:spacing w:after="120" w:line="288"/>
+      </w:pPr>
+      <w:r>
+        <w:rPr>
+          <w:rFonts w:ascii="Calibri" w:cs="Calibri" w:eastAsia="Calibri" w:hAnsi="Calibri"/>
+          <w:sz w:val="22"/>
+          <w:szCs w:val="22"/>
+        </w:rPr>
+        <w:t xml:space="preserve">La ambición de EKIO BIOTECH a largo plazo es posicionar su marca propia Ekio Light como referente europeo, y posteriormente en el mercado estadounidense, en el segmento de la tecnología de bienestar personal —«tecnología que cuida»—: equipos de fotobiomodulación diseñados con criterios de seguridad electromagnética y respaldados por propiedad industrial y software propios.</w:t>
+      </w:r>
+    </w:p>
+    <w:p>
+      <w:pPr>
+        <w:spacing w:after="120" w:line="288"/>
+      </w:pPr>
+      <w:r>
+        <w:rPr>
+          <w:rFonts w:ascii="Calibri" w:cs="Calibri" w:eastAsia="Calibri" w:hAnsi="Calibri"/>
+          <w:sz w:val="22"/>
+          <w:szCs w:val="22"/>
+        </w:rPr>
+        <w:t xml:space="preserve">Se trata de un horizonte de varios años, no de un objetivo del presente ejercicio. La empresa es consciente de su dimensión actual y plantea ese recorrido de forma gradual y autofinanciada con el margen del negocio: primero consolidación del mercado nacional y del canal B2B, después venta transfronteriza en la Unión Europea, y solo más adelante —y condicionada a la extensión efectiva de la protección industrial a esos mercados (fases nacionales de la solicitud PCT) y a la certificación aplicable en cada uno— la entrada en Estados Unidos.</w:t>
+      </w:r>
+    </w:p>
+    <w:p>
+      <w:pPr>
+        <w:pBdr>
+          <w:top w:val="single" w:color="BFBFBF" w:sz="4"/>
+          <w:bottom w:val="single" w:color="BFBFBF" w:sz="4"/>
+          <w:left w:val="single" w:color="8EAADB" w:sz="12"/>
+          <w:right w:val="single" w:color="BFBFBF" w:sz="4"/>
+        </w:pBdr>
+        <w:shd w:fill="F2F2F2" w:val="clear"/>
+        <w:spacing w:after="160" w:before="120" w:line="276"/>
+      </w:pPr>
+      <w:r>
+        <w:rPr>
+          <w:rFonts w:ascii="Calibri" w:cs="Calibri" w:eastAsia="Calibri" w:hAnsi="Calibri"/>
+          <w:b/>
+          <w:bCs/>
+          <w:i/>
+          <w:iCs/>
+          <w:color w:val="595959"/>
+          <w:sz w:val="20"/>
+          <w:szCs w:val="20"/>
+        </w:rPr>
+        <w:t xml:space="preserve">Delimitación expresa: la cuenta de crédito solicitada NO financia esta expansión internacional. Financia exclusivamente la compra de existencias para la campaña nacional del cuarto trimestre de 2026 (ver sección 9).</w:t>
+      </w:r>
+    </w:p>
+    <w:p>
+      <w:pPr>
+        <w:pStyle w:val="Heading2"/>
+        <w:spacing w:after="120" w:before="220"/>
+      </w:pPr>
+      <w:r>
+        <w:rPr>
+          <w:rFonts w:ascii="Calibri" w:cs="Calibri" w:eastAsia="Calibri" w:hAnsi="Calibri"/>
+          <w:b/>
+          <w:bCs/>
+          <w:color w:val="2F5496"/>
+          <w:sz w:val="24"/>
+          <w:szCs w:val="24"/>
+        </w:rPr>
+        <w:t xml:space="preserve">8.2. Objetivo financiero</w:t>
+      </w:r>
+    </w:p>
+    <w:p>
+      <w:pPr>
+        <w:spacing w:after="120" w:line="288"/>
+      </w:pPr>
+      <w:r>
+        <w:rPr>
+          <w:rFonts w:ascii="Calibri" w:cs="Calibri" w:eastAsia="Calibri" w:hAnsi="Calibri"/>
+          <w:sz w:val="22"/>
+          <w:szCs w:val="22"/>
+        </w:rPr>
+        <w:t xml:space="preserve">El objetivo para el cierre de 2026 es situar la facturación anual en el entorno de la de 2024 y 2025 (aproximadamente 530.000 – 550.000 €), recuperando volumen en la campaña de Q4 sin ceder el margen bruto ganado en 2026 (superior al 50 %). A partir de 2027, la empresa persigue un crecimiento moderado apoyado en líneas de ingreso recurrente, no en un salto de ventas puntual.</w:t>
+      </w:r>
+    </w:p>
+    <w:p>
+      <w:pPr>
+        <w:pBdr>
+          <w:top w:val="single" w:color="BFBFBF" w:sz="4"/>
+          <w:bottom w:val="single" w:color="BFBFBF" w:sz="4"/>
+          <w:left w:val="single" w:color="8EAADB" w:sz="12"/>
+          <w:right w:val="single" w:color="BFBFBF" w:sz="4"/>
+        </w:pBdr>
+        <w:shd w:fill="F2F2F2" w:val="clear"/>
+        <w:spacing w:after="160" w:before="120" w:line="276"/>
+      </w:pPr>
+      <w:r>
+        <w:rPr>
+          <w:rFonts w:ascii="Calibri" w:cs="Calibri" w:eastAsia="Calibri" w:hAnsi="Calibri"/>
+          <w:b/>
+          <w:bCs/>
+          <w:i/>
+          <w:iCs/>
+          <w:color w:val="595959"/>
+          <w:sz w:val="20"/>
+          <w:szCs w:val="20"/>
+        </w:rPr>
+        <w:t xml:space="preserve">[PENDIENTE: proyección financiera plurianual detallada (cuenta de resultados, balance y tesorería 2026–2028). La empresa dispone de un modelo económico a cinco años elaborado para otras líneas de financiación, que puede aportarse a CaixaBank a petición.]</w:t>
+      </w:r>
+    </w:p>
+    <w:p>
+      <w:pPr>
+        <w:pStyle w:val="Heading2"/>
+        <w:spacing w:after="120" w:before="220"/>
+      </w:pPr>
+      <w:r>
+        <w:rPr>
+          <w:rFonts w:ascii="Calibri" w:cs="Calibri" w:eastAsia="Calibri" w:hAnsi="Calibri"/>
+          <w:b/>
+          <w:bCs/>
+          <w:color w:val="2F5496"/>
+          <w:sz w:val="24"/>
+          <w:szCs w:val="24"/>
+        </w:rPr>
+        <w:t xml:space="preserve">8.3. Palancas de crecimiento</w:t>
       </w:r>
     </w:p>
     <w:p>
@@ -4991,7 +5219,35 @@
           <w:sz w:val="22"/>
           <w:szCs w:val="22"/>
         </w:rPr>
-        <w:t xml:space="preserve">Ampliar la aplicación para clientes Ekio Coach y explotar la base de datos (más de 44.500 seguidores en redes y más de 12.000 contactos) como motor de recompra y de venta cruzada de accesorios y suplementos.</w:t>
+        <w:t xml:space="preserve">Ampliar la aplicación para clientes Ekio Coach y explotar la base de datos (unos 44.550 seguidores en redes y más de 12.000 contactos) como motor de recompra y de venta cruzada de accesorios y suplementos.</w:t>
+      </w:r>
+    </w:p>
+    <w:p>
+      <w:pPr>
+        <w:pStyle w:val="ListParagraph"/>
+        <w:numPr>
+          <w:ilvl w:val="0"/>
+          <w:numId w:val="2"/>
+        </w:numPr>
+        <w:spacing w:after="100" w:line="288"/>
+      </w:pPr>
+      <w:r>
+        <w:rPr>
+          <w:rFonts w:ascii="Calibri" w:cs="Calibri" w:eastAsia="Calibri" w:hAnsi="Calibri"/>
+          <w:b/>
+          <w:bCs/>
+          <w:sz w:val="22"/>
+          <w:szCs w:val="22"/>
+        </w:rPr>
+        <w:t xml:space="preserve">Presencia en ferias del sector. </w:t>
+      </w:r>
+      <w:r>
+        <w:rPr>
+          <w:rFonts w:ascii="Calibri" w:cs="Calibri" w:eastAsia="Calibri" w:hAnsi="Calibri"/>
+          <w:sz w:val="22"/>
+          <w:szCs w:val="22"/>
+        </w:rPr>
+        <w:t xml:space="preserve">Startup OLÉ y Valencia Digital Summit en octubre de 2026 como puerta de entrada al canal profesional y al contacto internacional; en ejercicios siguientes se valorará la presencia en ferias europeas del sector bienestar y estética, financiada con el presupuesto ordinario de marketing.</w:t>
       </w:r>
     </w:p>
     <w:p>
@@ -5008,7 +5264,7 @@
           <w:sz w:val="24"/>
           <w:szCs w:val="24"/>
         </w:rPr>
-        <w:t xml:space="preserve">8.3. Propiedad industrial</w:t>
+        <w:t xml:space="preserve">8.4. Propiedad industrial y software: la base de la ambición internacional</w:t>
       </w:r>
     </w:p>
     <w:p>
@@ -5021,7 +5277,104 @@
           <w:sz w:val="22"/>
           <w:szCs w:val="22"/>
         </w:rPr>
-        <w:t xml:space="preserve">Consolidar el Modelo de Utilidad ya registrado (Nº U202532624) y completar la solicitud de patente internacional (PCT) del sistema SFPA, actualmente en fase de finalización. En función de su resultado, se evaluará una extensión internacional selectiva a los mercados con mayor demanda de fotobiomodulación de consumo.</w:t>
+        <w:t xml:space="preserve">El esfuerzo en patentes y desarrollo propio no es accesorio: es la condición para poder competir fuera de España con margen y sin quedar reducida a distribuidora de producto de terceros.</w:t>
+      </w:r>
+    </w:p>
+    <w:p>
+      <w:pPr>
+        <w:pStyle w:val="ListParagraph"/>
+        <w:numPr>
+          <w:ilvl w:val="0"/>
+          <w:numId w:val="3"/>
+        </w:numPr>
+        <w:spacing w:after="100" w:line="288"/>
+      </w:pPr>
+      <w:r>
+        <w:rPr>
+          <w:rFonts w:ascii="Calibri" w:cs="Calibri" w:eastAsia="Calibri" w:hAnsi="Calibri"/>
+          <w:b/>
+          <w:bCs/>
+          <w:sz w:val="22"/>
+          <w:szCs w:val="22"/>
+        </w:rPr>
+        <w:t xml:space="preserve">Modelo de Utilidad Nº U202532624 </w:t>
+      </w:r>
+      <w:r>
+        <w:rPr>
+          <w:rFonts w:ascii="Calibri" w:cs="Calibri" w:eastAsia="Calibri" w:hAnsi="Calibri"/>
+          <w:sz w:val="22"/>
+          <w:szCs w:val="22"/>
+        </w:rPr>
+        <w:t xml:space="preserve">(panel multiespectral), registrado ante la OEPM; se acompaña el título del expediente.</w:t>
+      </w:r>
+    </w:p>
+    <w:p>
+      <w:pPr>
+        <w:pStyle w:val="ListParagraph"/>
+        <w:numPr>
+          <w:ilvl w:val="0"/>
+          <w:numId w:val="3"/>
+        </w:numPr>
+        <w:spacing w:after="100" w:line="288"/>
+      </w:pPr>
+      <w:r>
+        <w:rPr>
+          <w:rFonts w:ascii="Calibri" w:cs="Calibri" w:eastAsia="Calibri" w:hAnsi="Calibri"/>
+          <w:b/>
+          <w:bCs/>
+          <w:sz w:val="22"/>
+          <w:szCs w:val="22"/>
+        </w:rPr>
+        <w:t xml:space="preserve">Patente internacional (PCT) del sistema SFPA, </w:t>
+      </w:r>
+      <w:r>
+        <w:rPr>
+          <w:rFonts w:ascii="Calibri" w:cs="Calibri" w:eastAsia="Calibri" w:hAnsi="Calibri"/>
+          <w:sz w:val="22"/>
+          <w:szCs w:val="22"/>
+        </w:rPr>
+        <w:t xml:space="preserve">propia e independiente del Modelo de Utilidad, en preparación y pendiente de presentación. Es la pieza que permitiría proteger la tecnología en los mercados de destino antes de abordarlos. Mientras no esté presentada no se computa como activo en ninguna cifra de este plan.</w:t>
+      </w:r>
+    </w:p>
+    <w:p>
+      <w:pPr>
+        <w:pStyle w:val="ListParagraph"/>
+        <w:numPr>
+          <w:ilvl w:val="0"/>
+          <w:numId w:val="3"/>
+        </w:numPr>
+        <w:spacing w:after="100" w:line="288"/>
+      </w:pPr>
+      <w:r>
+        <w:rPr>
+          <w:rFonts w:ascii="Calibri" w:cs="Calibri" w:eastAsia="Calibri" w:hAnsi="Calibri"/>
+          <w:b/>
+          <w:bCs/>
+          <w:sz w:val="22"/>
+          <w:szCs w:val="22"/>
+        </w:rPr>
+        <w:t xml:space="preserve">Software propio </w:t>
+      </w:r>
+      <w:r>
+        <w:rPr>
+          <w:rFonts w:ascii="Calibri" w:cs="Calibri" w:eastAsia="Calibri" w:hAnsi="Calibri"/>
+          <w:sz w:val="22"/>
+          <w:szCs w:val="22"/>
+        </w:rPr>
+        <w:t xml:space="preserve">(aplicación de gestión interna y aplicación de cliente Ekio Coach), que convierte la venta de un equipo en una relación continuada y genera datos de uso difíciles de replicar por un competidor.</w:t>
+      </w:r>
+    </w:p>
+    <w:p>
+      <w:pPr>
+        <w:spacing w:after="120" w:line="288"/>
+      </w:pPr>
+      <w:r>
+        <w:rPr>
+          <w:rFonts w:ascii="Calibri" w:cs="Calibri" w:eastAsia="Calibri" w:hAnsi="Calibri"/>
+          <w:sz w:val="22"/>
+          <w:szCs w:val="22"/>
+        </w:rPr>
+        <w:t xml:space="preserve">En función del resultado de la PCT se evaluará una extensión internacional selectiva, limitada a los mercados con mayor demanda de fotobiomodulación de consumo. Los costes de tramitación se asumen con recursos propios.</w:t>
       </w:r>
     </w:p>
     <w:p>
@@ -5038,7 +5391,7 @@
           <w:sz w:val="24"/>
           <w:szCs w:val="24"/>
         </w:rPr>
-        <w:t xml:space="preserve">8.4. Estructura y organización</w:t>
+        <w:t xml:space="preserve">8.5. Divulgación y marca: publicación de un libro</w:t>
       </w:r>
     </w:p>
     <w:p>
@@ -5051,7 +5404,332 @@
           <w:sz w:val="22"/>
           <w:szCs w:val="22"/>
         </w:rPr>
-        <w:t xml:space="preserve">Mantener la estructura ligera actual (una persona en plantilla más una red de profesionales externos) mientras el margen no justifique incorporaciones. Las primeras contrataciones clave previstas —operaciones y desarrollo del canal B2B— se ligarán a hitos de facturación, no a la financiación.</w:t>
+        <w:t xml:space="preserve">La empresa tiene en preparación un libro divulgativo de autoría del fundador, «Guía de Higiene Electromagnética — El recetario de la energía perdida», que explica al público general cómo reducir la exposición electromagnética doméstica y cómo emplear la luz de forma saludable. Datos previstos de la edición:</w:t>
+      </w:r>
+    </w:p>
+    <w:tbl>
+      <w:tblPr>
+        <w:tblW w:type="dxa" w:w="9026"/>
+        <w:tblBorders>
+          <w:top w:val="single" w:color="BFBFBF" w:sz="2"/>
+          <w:left w:val="single" w:color="BFBFBF" w:sz="2"/>
+          <w:bottom w:val="single" w:color="BFBFBF" w:sz="2"/>
+          <w:right w:val="single" w:color="BFBFBF" w:sz="2"/>
+          <w:insideH w:val="single" w:color="D9D9D9" w:sz="2"/>
+          <w:insideV w:val="single" w:color="D9D9D9" w:sz="2"/>
+        </w:tblBorders>
+      </w:tblPr>
+      <w:tblGrid>
+        <w:gridCol w:w="4026"/>
+        <w:gridCol w:w="5000"/>
+      </w:tblGrid>
+      <w:tr>
+        <w:trPr>
+          <w:tblHeader/>
+        </w:trPr>
+        <w:tc>
+          <w:tcPr>
+            <w:tcW w:type="dxa" w:w="4026"/>
+            <w:shd w:fill="1F3864" w:val="clear"/>
+            <w:tcMar>
+              <w:top w:type="dxa" w:w="60"/>
+              <w:left w:type="dxa" w:w="90"/>
+              <w:bottom w:type="dxa" w:w="60"/>
+              <w:right w:type="dxa" w:w="90"/>
+            </w:tcMar>
+          </w:tcPr>
+          <w:p>
+            <w:pPr>
+              <w:spacing w:after="0" w:line="264"/>
+            </w:pPr>
+            <w:r>
+              <w:rPr>
+                <w:rFonts w:ascii="Calibri" w:cs="Calibri" w:eastAsia="Calibri" w:hAnsi="Calibri"/>
+                <w:b/>
+                <w:bCs/>
+                <w:color w:val="FFFFFF"/>
+                <w:sz w:val="20"/>
+                <w:szCs w:val="20"/>
+              </w:rPr>
+              <w:t xml:space="preserve">Concepto</w:t>
+            </w:r>
+          </w:p>
+        </w:tc>
+        <w:tc>
+          <w:tcPr>
+            <w:tcW w:type="dxa" w:w="5000"/>
+            <w:shd w:fill="1F3864" w:val="clear"/>
+            <w:tcMar>
+              <w:top w:type="dxa" w:w="60"/>
+              <w:left w:type="dxa" w:w="90"/>
+              <w:bottom w:type="dxa" w:w="60"/>
+              <w:right w:type="dxa" w:w="90"/>
+            </w:tcMar>
+          </w:tcPr>
+          <w:p>
+            <w:pPr>
+              <w:spacing w:after="0" w:line="264"/>
+            </w:pPr>
+            <w:r>
+              <w:rPr>
+                <w:rFonts w:ascii="Calibri" w:cs="Calibri" w:eastAsia="Calibri" w:hAnsi="Calibri"/>
+                <w:b/>
+                <w:bCs/>
+                <w:color w:val="FFFFFF"/>
+                <w:sz w:val="20"/>
+                <w:szCs w:val="20"/>
+              </w:rPr>
+              <w:t xml:space="preserve">Previsión</w:t>
+            </w:r>
+          </w:p>
+        </w:tc>
+      </w:tr>
+      <w:tr>
+        <w:tc>
+          <w:tcPr>
+            <w:tcW w:type="dxa" w:w="4026"/>
+            <w:tcMar>
+              <w:top w:type="dxa" w:w="60"/>
+              <w:left w:type="dxa" w:w="90"/>
+              <w:bottom w:type="dxa" w:w="60"/>
+              <w:right w:type="dxa" w:w="90"/>
+            </w:tcMar>
+          </w:tcPr>
+          <w:p>
+            <w:pPr>
+              <w:spacing w:after="0" w:line="264"/>
+            </w:pPr>
+            <w:r>
+              <w:rPr>
+                <w:rFonts w:ascii="Calibri" w:cs="Calibri" w:eastAsia="Calibri" w:hAnsi="Calibri"/>
+                <w:sz w:val="20"/>
+                <w:szCs w:val="20"/>
+              </w:rPr>
+              <w:t xml:space="preserve">Canal de publicación</w:t>
+            </w:r>
+          </w:p>
+        </w:tc>
+        <w:tc>
+          <w:tcPr>
+            <w:tcW w:type="dxa" w:w="5000"/>
+            <w:tcMar>
+              <w:top w:type="dxa" w:w="60"/>
+              <w:left w:type="dxa" w:w="90"/>
+              <w:bottom w:type="dxa" w:w="60"/>
+              <w:right w:type="dxa" w:w="90"/>
+            </w:tcMar>
+          </w:tcPr>
+          <w:p>
+            <w:pPr>
+              <w:spacing w:after="0" w:line="264"/>
+            </w:pPr>
+            <w:r>
+              <w:rPr>
+                <w:rFonts w:ascii="Calibri" w:cs="Calibri" w:eastAsia="Calibri" w:hAnsi="Calibri"/>
+                <w:sz w:val="20"/>
+                <w:szCs w:val="20"/>
+              </w:rPr>
+              <w:t xml:space="preserve">Autopublicación en Amazon (KDP), con ISBN propio</w:t>
+            </w:r>
+          </w:p>
+        </w:tc>
+      </w:tr>
+      <w:tr>
+        <w:tc>
+          <w:tcPr>
+            <w:tcW w:type="dxa" w:w="4026"/>
+            <w:shd w:fill="F2F5FA" w:val="clear"/>
+            <w:tcMar>
+              <w:top w:type="dxa" w:w="60"/>
+              <w:left w:type="dxa" w:w="90"/>
+              <w:bottom w:type="dxa" w:w="60"/>
+              <w:right w:type="dxa" w:w="90"/>
+            </w:tcMar>
+          </w:tcPr>
+          <w:p>
+            <w:pPr>
+              <w:spacing w:after="0" w:line="264"/>
+            </w:pPr>
+            <w:r>
+              <w:rPr>
+                <w:rFonts w:ascii="Calibri" w:cs="Calibri" w:eastAsia="Calibri" w:hAnsi="Calibri"/>
+                <w:sz w:val="20"/>
+                <w:szCs w:val="20"/>
+              </w:rPr>
+              <w:t xml:space="preserve">Fecha de lanzamiento prevista</w:t>
+            </w:r>
+          </w:p>
+        </w:tc>
+        <w:tc>
+          <w:tcPr>
+            <w:tcW w:type="dxa" w:w="5000"/>
+            <w:shd w:fill="F2F5FA" w:val="clear"/>
+            <w:tcMar>
+              <w:top w:type="dxa" w:w="60"/>
+              <w:left w:type="dxa" w:w="90"/>
+              <w:bottom w:type="dxa" w:w="60"/>
+              <w:right w:type="dxa" w:w="90"/>
+            </w:tcMar>
+          </w:tcPr>
+          <w:p>
+            <w:pPr>
+              <w:spacing w:after="0" w:line="264"/>
+            </w:pPr>
+            <w:r>
+              <w:rPr>
+                <w:rFonts w:ascii="Calibri" w:cs="Calibri" w:eastAsia="Calibri" w:hAnsi="Calibri"/>
+                <w:sz w:val="20"/>
+                <w:szCs w:val="20"/>
+              </w:rPr>
+              <w:t xml:space="preserve">11 de noviembre de 2026</w:t>
+            </w:r>
+          </w:p>
+        </w:tc>
+      </w:tr>
+      <w:tr>
+        <w:tc>
+          <w:tcPr>
+            <w:tcW w:type="dxa" w:w="4026"/>
+            <w:tcMar>
+              <w:top w:type="dxa" w:w="60"/>
+              <w:left w:type="dxa" w:w="90"/>
+              <w:bottom w:type="dxa" w:w="60"/>
+              <w:right w:type="dxa" w:w="90"/>
+            </w:tcMar>
+          </w:tcPr>
+          <w:p>
+            <w:pPr>
+              <w:spacing w:after="0" w:line="264"/>
+            </w:pPr>
+            <w:r>
+              <w:rPr>
+                <w:rFonts w:ascii="Calibri" w:cs="Calibri" w:eastAsia="Calibri" w:hAnsi="Calibri"/>
+                <w:sz w:val="20"/>
+                <w:szCs w:val="20"/>
+              </w:rPr>
+              <w:t xml:space="preserve">Precio de lanzamiento previsto</w:t>
+            </w:r>
+          </w:p>
+        </w:tc>
+        <w:tc>
+          <w:tcPr>
+            <w:tcW w:type="dxa" w:w="5000"/>
+            <w:tcMar>
+              <w:top w:type="dxa" w:w="60"/>
+              <w:left w:type="dxa" w:w="90"/>
+              <w:bottom w:type="dxa" w:w="60"/>
+              <w:right w:type="dxa" w:w="90"/>
+            </w:tcMar>
+          </w:tcPr>
+          <w:p>
+            <w:pPr>
+              <w:spacing w:after="0" w:line="264"/>
+            </w:pPr>
+            <w:r>
+              <w:rPr>
+                <w:rFonts w:ascii="Calibri" w:cs="Calibri" w:eastAsia="Calibri" w:hAnsi="Calibri"/>
+                <w:sz w:val="20"/>
+                <w:szCs w:val="20"/>
+              </w:rPr>
+              <w:t xml:space="preserve">11,11 €</w:t>
+            </w:r>
+          </w:p>
+        </w:tc>
+      </w:tr>
+      <w:tr>
+        <w:tc>
+          <w:tcPr>
+            <w:tcW w:type="dxa" w:w="4026"/>
+            <w:shd w:fill="F2F5FA" w:val="clear"/>
+            <w:tcMar>
+              <w:top w:type="dxa" w:w="60"/>
+              <w:left w:type="dxa" w:w="90"/>
+              <w:bottom w:type="dxa" w:w="60"/>
+              <w:right w:type="dxa" w:w="90"/>
+            </w:tcMar>
+          </w:tcPr>
+          <w:p>
+            <w:pPr>
+              <w:spacing w:after="0" w:line="264"/>
+            </w:pPr>
+            <w:r>
+              <w:rPr>
+                <w:rFonts w:ascii="Calibri" w:cs="Calibri" w:eastAsia="Calibri" w:hAnsi="Calibri"/>
+                <w:sz w:val="20"/>
+                <w:szCs w:val="20"/>
+              </w:rPr>
+              <w:t xml:space="preserve">Estado de redacción</w:t>
+            </w:r>
+          </w:p>
+        </w:tc>
+        <w:tc>
+          <w:tcPr>
+            <w:tcW w:type="dxa" w:w="5000"/>
+            <w:shd w:fill="F2F5FA" w:val="clear"/>
+            <w:tcMar>
+              <w:top w:type="dxa" w:w="60"/>
+              <w:left w:type="dxa" w:w="90"/>
+              <w:bottom w:type="dxa" w:w="60"/>
+              <w:right w:type="dxa" w:w="90"/>
+            </w:tcMar>
+          </w:tcPr>
+          <w:p>
+            <w:pPr>
+              <w:spacing w:after="0" w:line="264"/>
+            </w:pPr>
+            <w:r>
+              <w:rPr>
+                <w:rFonts w:ascii="Calibri" w:cs="Calibri" w:eastAsia="Calibri" w:hAnsi="Calibri"/>
+                <w:sz w:val="20"/>
+                <w:szCs w:val="20"/>
+              </w:rPr>
+              <w:t xml:space="preserve">En curso; guion cerrado y primeros capítulos redactados</w:t>
+            </w:r>
+          </w:p>
+        </w:tc>
+      </w:tr>
+    </w:tbl>
+    <w:p>
+      <w:pPr>
+        <w:spacing w:after="80"/>
+      </w:pPr>
+    </w:p>
+    <w:p>
+      <w:pPr>
+        <w:spacing w:after="120" w:line="288"/>
+      </w:pPr>
+      <w:r>
+        <w:rPr>
+          <w:rFonts w:ascii="Calibri" w:cs="Calibri" w:eastAsia="Calibri" w:hAnsi="Calibri"/>
+          <w:sz w:val="22"/>
+          <w:szCs w:val="22"/>
+        </w:rPr>
+        <w:t xml:space="preserve">Su función en el plan no es la venta de ejemplares —cuya aportación a la facturación se considera marginal y no se ha incorporado a ninguna proyección de este documento— sino actuar como activo de marca y de captación: refuerza la autoridad de la empresa en su categoría, se publica dos semanas antes del Black Friday y dirige lectores a la tienda. Su coste de producción se asume con recursos propios y no forma parte del destino de esta financiación.</w:t>
+      </w:r>
+    </w:p>
+    <w:p>
+      <w:pPr>
+        <w:pBdr>
+          <w:top w:val="single" w:color="BFBFBF" w:sz="4"/>
+          <w:bottom w:val="single" w:color="BFBFBF" w:sz="4"/>
+          <w:left w:val="single" w:color="8EAADB" w:sz="12"/>
+          <w:right w:val="single" w:color="BFBFBF" w:sz="4"/>
+        </w:pBdr>
+        <w:shd w:fill="F2F2F2" w:val="clear"/>
+        <w:spacing w:after="160" w:before="120" w:line="276"/>
+      </w:pPr>
+      <w:r>
+        <w:rPr>
+          <w:rFonts w:ascii="Calibri" w:cs="Calibri" w:eastAsia="Calibri" w:hAnsi="Calibri"/>
+          <w:b/>
+          <w:bCs/>
+          <w:i/>
+          <w:iCs/>
+          <w:color w:val="595959"/>
+          <w:sz w:val="20"/>
+          <w:szCs w:val="20"/>
+        </w:rPr>
+        <w:t xml:space="preserve">[PENDIENTE: confirmar fecha de publicación, precio final y coste de edición e ilustración del libro.]</w:t>
       </w:r>
     </w:p>
     <w:p>
@@ -5068,7 +5746,7 @@
           <w:sz w:val="24"/>
           <w:szCs w:val="24"/>
         </w:rPr>
-        <w:t xml:space="preserve">8.5. Encaje con esta financiación</w:t>
+        <w:t xml:space="preserve">8.6. Estructura y organización</w:t>
       </w:r>
     </w:p>
     <w:p>
@@ -5081,7 +5759,37 @@
           <w:sz w:val="22"/>
           <w:szCs w:val="22"/>
         </w:rPr>
-        <w:t xml:space="preserve">Gestionar de forma ordenada el circulante de la campaña de Q4 mediante esta cuenta de crédito es el primer paso operativo de ese plan. Un buen comportamiento de la línea —disposición acotada y devolución en el ciclo de campaña— es la base sobre la que la empresa desea construir una relación bancaria a más largo plazo que acompañe el crecimiento descrito.</w:t>
+        <w:t xml:space="preserve">Mantener la estructura ligera actual (una persona en plantilla más una red de profesionales externos) mientras el margen no justifique incorporaciones. Las primeras contrataciones clave previstas —operaciones y desarrollo del canal B2B— se ligarán a hitos de facturación, no a la financiación.</w:t>
+      </w:r>
+    </w:p>
+    <w:p>
+      <w:pPr>
+        <w:pStyle w:val="Heading2"/>
+        <w:spacing w:after="120" w:before="220"/>
+      </w:pPr>
+      <w:r>
+        <w:rPr>
+          <w:rFonts w:ascii="Calibri" w:cs="Calibri" w:eastAsia="Calibri" w:hAnsi="Calibri"/>
+          <w:b/>
+          <w:bCs/>
+          <w:color w:val="2F5496"/>
+          <w:sz w:val="24"/>
+          <w:szCs w:val="24"/>
+        </w:rPr>
+        <w:t xml:space="preserve">8.7. Encaje con esta financiación</w:t>
+      </w:r>
+    </w:p>
+    <w:p>
+      <w:pPr>
+        <w:spacing w:after="120" w:line="288"/>
+      </w:pPr>
+      <w:r>
+        <w:rPr>
+          <w:rFonts w:ascii="Calibri" w:cs="Calibri" w:eastAsia="Calibri" w:hAnsi="Calibri"/>
+          <w:sz w:val="22"/>
+          <w:szCs w:val="22"/>
+        </w:rPr>
+        <w:t xml:space="preserve">Gestionar de forma ordenada el circulante de la campaña de Q4 mediante esta cuenta de crédito es el primer paso operativo, y el más inmediato, de ese plan: consolidar el mercado nacional y demostrar que la empresa gestiona con rigor una línea de circulante. Un buen comportamiento de la línea —disposición acotada y devolución dentro del ciclo de campaña— es la base sobre la que la empresa desea construir una relación bancaria a más largo plazo que acompañe el crecimiento descrito.</w:t>
       </w:r>
     </w:p>
     <w:p>
@@ -5129,6 +5837,29 @@
           <w:szCs w:val="22"/>
         </w:rPr>
         <w:t xml:space="preserve">Los fondos de la cuenta de crédito se destinan únicamente a la compra anticipada de existencias de las dos líneas de producto —Spiro y Ekio Light— para atender la campaña del cuarto trimestre (ferias de octubre y campaña de Black Friday, Navidad y Reyes). No se financia gasto corriente, ni circulante indefinido, ni activo fijo: se financia inventario concreto, de un catálogo ya en venta, para un pico de demanda concreto y acotado en el tiempo. La compra se soportará con presupuestos o pedidos pro-forma de ambos proveedores (ver sección 11).</w:t>
+      </w:r>
+    </w:p>
+    <w:p>
+      <w:pPr>
+        <w:spacing w:after="120" w:line="288"/>
+      </w:pPr>
+      <w:r>
+        <w:rPr>
+          <w:rFonts w:ascii="Calibri" w:cs="Calibri" w:eastAsia="Calibri" w:hAnsi="Calibri"/>
+          <w:b/>
+          <w:bCs/>
+          <w:sz w:val="22"/>
+          <w:szCs w:val="22"/>
+        </w:rPr>
+        <w:t xml:space="preserve">Riesgos de aprovisionamiento asociados. </w:t>
+      </w:r>
+      <w:r>
+        <w:rPr>
+          <w:rFonts w:ascii="Calibri" w:cs="Calibri" w:eastAsia="Calibri" w:hAnsi="Calibri"/>
+          <w:sz w:val="22"/>
+          <w:szCs w:val="22"/>
+        </w:rPr>
+        <w:t xml:space="preserve">La línea Spiro se importa desde Estados Unidos, por lo que la compra está expuesta al tipo de cambio EUR/USD, a los costes de transporte y a los derechos de importación, y depende de un contrato de distribución en exclusiva que se aporta como documentación de soporte. La empresa asume estos riesgos con su margen y los tiene en cuenta al fijar el precio de venta. [PENDIENTE: vigencia y preaviso del contrato de exclusiva, moneda y condiciones de pago al proveedor, y exposición estimada al tipo de cambio en la compra de campaña.]</w:t>
       </w:r>
     </w:p>
     <w:p>
@@ -6023,7 +6754,7 @@
                 <w:sz w:val="20"/>
                 <w:szCs w:val="20"/>
               </w:rPr>
-              <w:t xml:space="preserve">Pico de disposición de la línea (compra escalonada)</w:t>
+              <w:t xml:space="preserve">Necesidad justificada por el modelo (pico de disposición)</w:t>
             </w:r>
           </w:p>
         </w:tc>
@@ -6072,7 +6803,7 @@
                 <w:sz w:val="20"/>
                 <w:szCs w:val="20"/>
               </w:rPr>
-              <w:t xml:space="preserve">Mínimo operativo: financia solo el desfase pago-cobro</w:t>
+              <w:t xml:space="preserve">Financia el desfase entre pagar el stock y cobrar las ventas, con compra escalonada. Es el importe que el flujo de caja de campaña cubre y devuelve dentro del ciclo (sección 10)</w:t>
             </w:r>
           </w:p>
         </w:tc>
@@ -6150,82 +6881,7 @@
                 <w:sz w:val="20"/>
                 <w:szCs w:val="20"/>
               </w:rPr>
-              <w:t xml:space="preserve">Máximo: si se adquiere todo el inventario por adelantado</w:t>
-            </w:r>
-          </w:p>
-        </w:tc>
-      </w:tr>
-      <w:tr>
-        <w:tc>
-          <w:tcPr>
-            <w:tcW w:type="dxa" w:w="3226"/>
-            <w:tcMar>
-              <w:top w:type="dxa" w:w="60"/>
-              <w:left w:type="dxa" w:w="90"/>
-              <w:bottom w:type="dxa" w:w="60"/>
-              <w:right w:type="dxa" w:w="90"/>
-            </w:tcMar>
-          </w:tcPr>
-          <w:p>
-            <w:pPr>
-              <w:spacing w:after="0" w:line="264"/>
-            </w:pPr>
-            <w:r>
-              <w:rPr>
-                <w:rFonts w:ascii="Calibri" w:cs="Calibri" w:eastAsia="Calibri" w:hAnsi="Calibri"/>
-                <w:sz w:val="20"/>
-                <w:szCs w:val="20"/>
-              </w:rPr>
-              <w:t xml:space="preserve">Banda operativa recomendada</w:t>
-            </w:r>
-          </w:p>
-        </w:tc>
-        <w:tc>
-          <w:tcPr>
-            <w:tcW w:type="dxa" w:w="1800"/>
-            <w:tcMar>
-              <w:top w:type="dxa" w:w="60"/>
-              <w:left w:type="dxa" w:w="90"/>
-              <w:bottom w:type="dxa" w:w="60"/>
-              <w:right w:type="dxa" w:w="90"/>
-            </w:tcMar>
-          </w:tcPr>
-          <w:p>
-            <w:pPr>
-              <w:spacing w:after="0" w:line="264"/>
-              <w:jc w:val="right"/>
-            </w:pPr>
-            <w:r>
-              <w:rPr>
-                <w:rFonts w:ascii="Calibri" w:cs="Calibri" w:eastAsia="Calibri" w:hAnsi="Calibri"/>
-                <w:sz w:val="20"/>
-                <w:szCs w:val="20"/>
-              </w:rPr>
-              <w:t xml:space="preserve">~100.000 – 120.000</w:t>
-            </w:r>
-          </w:p>
-        </w:tc>
-        <w:tc>
-          <w:tcPr>
-            <w:tcW w:type="dxa" w:w="4000"/>
-            <w:tcMar>
-              <w:top w:type="dxa" w:w="60"/>
-              <w:left w:type="dxa" w:w="90"/>
-              <w:bottom w:type="dxa" w:w="60"/>
-              <w:right w:type="dxa" w:w="90"/>
-            </w:tcMar>
-          </w:tcPr>
-          <w:p>
-            <w:pPr>
-              <w:spacing w:after="0" w:line="264"/>
-            </w:pPr>
-            <w:r>
-              <w:rPr>
-                <w:rFonts w:ascii="Calibri" w:cs="Calibri" w:eastAsia="Calibri" w:hAnsi="Calibri"/>
-                <w:sz w:val="20"/>
-                <w:szCs w:val="20"/>
-              </w:rPr>
-              <w:t xml:space="preserve">Punto medio prudente: compra anticipada del grueso del stock con margen de reposición, dejando la caja propia para marketing</w:t>
+              <w:t xml:space="preserve">Importe de la compra completa, solo a título informativo: no se solicita financiar la totalidad, porque las ventas de la propia campaña financian los tramos de reposición</w:t>
             </w:r>
           </w:p>
         </w:tc>
@@ -6246,7 +6902,7 @@
           <w:sz w:val="22"/>
           <w:szCs w:val="22"/>
         </w:rPr>
-        <w:t xml:space="preserve">En el escenario conservador (−25 % sobre las ventas de campaña base), el coste total de la mercancía baja a ~128.000 € y el pico de disposición a ~47.000 €. El límite final de la línea queda a criterio de CaixaBank. La empresa recomienda dimensionarla en la banda operativa (~100.000–120.000 €) para poder comprar el grueso del stock de campaña por adelantado sin comprometer la tesorería de marketing.</w:t>
+        <w:t xml:space="preserve">En el escenario conservador (−25 % sobre las ventas de campaña base), el coste total de la mercancía baja a ~128.000 € y el pico de disposición a ~47.000 €. La necesidad que este plan justifica con su propio modelo de tesorería es, por tanto, del orden de 62.000 € en el escenario base. La empresa no solicita un límite superior al que su flujo de caja acredita devolver dentro del ciclo de campaña; el dimensionamiento final queda a criterio de CaixaBank.</w:t>
       </w:r>
     </w:p>
     <w:p>
@@ -10260,6 +10916,132 @@
           <w:szCs w:val="20"/>
         </w:rPr>
         <w:t xml:space="preserve">Objetivo financiero plurianual 2026–2028 (o traslado del modelo a 5 años ya existente).</w:t>
+      </w:r>
+    </w:p>
+    <w:p>
+      <w:pPr>
+        <w:pStyle w:val="ListParagraph"/>
+        <w:numPr>
+          <w:ilvl w:val="0"/>
+          <w:numId w:val="3"/>
+        </w:numPr>
+        <w:spacing w:after="100" w:line="288"/>
+      </w:pPr>
+      <w:r>
+        <w:rPr>
+          <w:rFonts w:ascii="Calibri" w:cs="Calibri" w:eastAsia="Calibri" w:hAnsi="Calibri"/>
+          <w:i/>
+          <w:iCs/>
+          <w:color w:val="595959"/>
+          <w:sz w:val="20"/>
+          <w:szCs w:val="20"/>
+        </w:rPr>
+        <w:t xml:space="preserve">Libro: confirmación de fecha de publicación, precio final y coste de edición e ilustración.</w:t>
+      </w:r>
+    </w:p>
+    <w:p>
+      <w:pPr>
+        <w:pStyle w:val="ListParagraph"/>
+        <w:numPr>
+          <w:ilvl w:val="0"/>
+          <w:numId w:val="3"/>
+        </w:numPr>
+        <w:spacing w:after="100" w:line="288"/>
+      </w:pPr>
+      <w:r>
+        <w:rPr>
+          <w:rFonts w:ascii="Calibri" w:cs="Calibri" w:eastAsia="Calibri" w:hAnsi="Calibri"/>
+          <w:i/>
+          <w:iCs/>
+          <w:color w:val="595959"/>
+          <w:sz w:val="20"/>
+          <w:szCs w:val="20"/>
+        </w:rPr>
+        <w:t xml:space="preserve">Facturación del primer semestre de 2025 y de julio/agosto de 2026, para la comparación homogénea semestre contra semestre.</w:t>
+      </w:r>
+    </w:p>
+    <w:p>
+      <w:pPr>
+        <w:pStyle w:val="ListParagraph"/>
+        <w:numPr>
+          <w:ilvl w:val="0"/>
+          <w:numId w:val="3"/>
+        </w:numPr>
+        <w:spacing w:after="100" w:line="288"/>
+      </w:pPr>
+      <w:r>
+        <w:rPr>
+          <w:rFonts w:ascii="Calibri" w:cs="Calibri" w:eastAsia="Calibri" w:hAnsi="Calibri"/>
+          <w:i/>
+          <w:iCs/>
+          <w:color w:val="595959"/>
+          <w:sz w:val="20"/>
+          <w:szCs w:val="20"/>
+        </w:rPr>
+        <w:t xml:space="preserve">Contrato de exclusiva con Noxtak / SG Labs: vigencia, preaviso, moneda y condiciones de pago; exposición estimada al tipo de cambio EUR/USD en la compra de campaña.</w:t>
+      </w:r>
+    </w:p>
+    <w:p>
+      <w:pPr>
+        <w:pStyle w:val="ListParagraph"/>
+        <w:numPr>
+          <w:ilvl w:val="0"/>
+          <w:numId w:val="3"/>
+        </w:numPr>
+        <w:spacing w:after="100" w:line="288"/>
+      </w:pPr>
+      <w:r>
+        <w:rPr>
+          <w:rFonts w:ascii="Calibri" w:cs="Calibri" w:eastAsia="Calibri" w:hAnsi="Calibri"/>
+          <w:i/>
+          <w:iCs/>
+          <w:color w:val="595959"/>
+          <w:sz w:val="20"/>
+          <w:szCs w:val="20"/>
+        </w:rPr>
+        <w:t xml:space="preserve">Titularidad de las cuentas de redes sociales de la línea Spiro (si son de la marca del fabricante, no computan como activo de la sociedad).</w:t>
+      </w:r>
+    </w:p>
+    <w:p>
+      <w:pPr>
+        <w:pStyle w:val="ListParagraph"/>
+        <w:numPr>
+          <w:ilvl w:val="0"/>
+          <w:numId w:val="3"/>
+        </w:numPr>
+        <w:spacing w:after="100" w:line="288"/>
+      </w:pPr>
+      <w:r>
+        <w:rPr>
+          <w:rFonts w:ascii="Calibri" w:cs="Calibri" w:eastAsia="Calibri" w:hAnsi="Calibri"/>
+          <w:i/>
+          <w:iCs/>
+          <w:color w:val="595959"/>
+          <w:sz w:val="20"/>
+          <w:szCs w:val="20"/>
+        </w:rPr>
+        <w:t xml:space="preserve">Número y fecha de presentación de la solicitud PCT del sistema SFPA, cuando se registre.</w:t>
+      </w:r>
+    </w:p>
+    <w:p>
+      <w:pPr>
+        <w:pStyle w:val="ListParagraph"/>
+        <w:numPr>
+          <w:ilvl w:val="0"/>
+          <w:numId w:val="3"/>
+        </w:numPr>
+        <w:spacing w:after="100" w:line="288"/>
+      </w:pPr>
+      <w:r>
+        <w:rPr>
+          <w:rFonts w:ascii="Calibri" w:cs="Calibri" w:eastAsia="Calibri" w:hAnsi="Calibri"/>
+          <w:i/>
+          <w:iCs/>
+          <w:color w:val="595959"/>
+          <w:sz w:val="20"/>
+          <w:szCs w:val="20"/>
+        </w:rPr>
+        <w:t xml:space="preserve">Coste previsto de asistencia a las ferias de octubre (stand, desplazamiento, material).</w:t>
       </w:r>
     </w:p>
     <w:p>

--- a/PLAN_EMPRESA_CAIXABANK/plan-empresa-ekio-caixabank.docx
+++ b/PLAN_EMPRESA_CAIXABANK/plan-empresa-ekio-caixabank.docx
@@ -106,7 +106,7 @@
           <w:sz w:val="22"/>
           <w:szCs w:val="22"/>
         </w:rPr>
-        <w:t xml:space="preserve">28 de agosto de 2026</w:t>
+        <w:t xml:space="preserve">30 de agosto de 2026</w:t>
       </w:r>
     </w:p>
     <w:p>
@@ -481,7 +481,7 @@
                 <w:sz w:val="20"/>
                 <w:szCs w:val="20"/>
               </w:rPr>
-              <w:t xml:space="preserve">Venta de tecnología de protección electromagnética (línea Spiro, en distribución exclusiva) y de equipos de fotobiomodulación de marca propia (línea Ekio Light, fabricados / ensamblados por proveedor especializado). Canales directo al consumidor (D2C) y empresa (B2B).</w:t>
+              <w:t xml:space="preserve">Venta de tecnología de protección electromagnética (línea Spiro, en distribución) y de equipos de fotobiomodulación de marca propia (línea Ekio Light, fabricados / ensamblados por proveedor especializado). Canales directo al consumidor (D2C) y empresa (B2B).</w:t>
             </w:r>
           </w:p>
         </w:tc>
@@ -735,7 +735,7 @@
                 <w:sz w:val="20"/>
                 <w:szCs w:val="20"/>
               </w:rPr>
-              <w:t xml:space="preserve">28 de agosto de 2026</w:t>
+              <w:t xml:space="preserve">30 de agosto de 2026</w:t>
             </w:r>
           </w:p>
         </w:tc>
@@ -904,7 +904,7 @@
           <w:sz w:val="22"/>
           <w:szCs w:val="22"/>
         </w:rPr>
-        <w:t xml:space="preserve">Ekio es un negocio de venta de tecnología para el bienestar que opera desde 2023. Empezó como distribuidor exclusivo en España de la tecnología de protección electromagnética Spiro (fabricante Noxtak / SG Labs, Miami). Desde 2025 ha dado el salto a marca propia con la línea Ekio Light, equipos de fotobiomodulación fabricados / ensamblados por un proveedor especializado bajo diseño y especificación de Ekio, con propiedad industrial propia (Modelo de Utilidad registrado y solicitud de patente internacional del sistema SFPA en curso) y con software propio de gestión y de uso para clientes. La actividad se ha desarrollado hasta 2026 bajo la figura de empresario individual (Francisco Javier Andrés Andrés) y en 2026 se aporta como negocio en funcionamiento a la sociedad EKIO BIOTECH, S.L.U., que la continúa. La venta es mayoritariamente digital, a través de electrosmogespana.com, sin necesidad de llamada comercial.</w:t>
+        <w:t xml:space="preserve">Ekio es un negocio de venta de tecnología para el bienestar que opera desde 2023. Empezó como distribuidor en España de la tecnología de protección electromagnética Spiro (fabricante Noxtak / SG Labs, Miami). Desde 2025 ha dado el salto a marca propia con la línea Ekio Light, equipos de fotobiomodulación fabricados / ensamblados por un proveedor especializado bajo diseño y especificación de Ekio, con propiedad industrial propia (Modelo de Utilidad registrado y solicitud de patente internacional del sistema SFPA en curso) y con software propio de gestión y de uso para clientes. La actividad se ha desarrollado hasta 2026 bajo la figura de empresario individual (Francisco Javier Andrés Andrés) y en 2026 se aporta como negocio en funcionamiento a la sociedad EKIO BIOTECH, S.L.U., que la continúa. La venta es mayoritariamente digital, a través de electrosmogespana.com, sin necesidad de llamada comercial.</w:t>
       </w:r>
     </w:p>
     <w:p>
@@ -927,7 +927,7 @@
           <w:sz w:val="22"/>
           <w:szCs w:val="22"/>
         </w:rPr>
-        <w:t xml:space="preserve">Una cuenta de crédito para financiar la compra anticipada de stock de las dos líneas de producto de cara a la campaña del cuarto trimestre (ferias de octubre y campaña de Black Friday, Navidad y Reyes). El importe y el límite de la línea los dimensiona CaixaBank; la empresa aporta el detalle de la compra prevista y la relación de proveedores para justificar el uso de los fondos.</w:t>
+        <w:t xml:space="preserve">Una cuenta de crédito, con un límite solicitado de 250.000 €, para financiar la compra anticipada de stock de cara a la campaña del cuarto trimestre (ferias de octubre y campaña de Black Friday, Navidad y Reyes): filtros Spiro, paneles Ekio Light y accesorios de medición. El objetivo de ventas de esa campaña es de 350.000 € (275.000 € el año anterior). El coste del stock de campaña es de unos 195.000 €; el resto del límite es holgura para reponer las referencias más vendidas y para el stock de arranque de 2027. La empresa aporta el detalle de la compra prevista y la relación de proveedores para justificar el uso de los fondos.</w:t>
       </w:r>
     </w:p>
     <w:p>
@@ -1034,7 +1034,7 @@
           <w:sz w:val="22"/>
           <w:szCs w:val="22"/>
         </w:rPr>
-        <w:t xml:space="preserve">Los fondos se destinan a existencias —producto físico de un catálogo ya en venta— para un pico de demanda concreto. No se financia circulante indefinido ni gasto corriente. La campaña equivalente del año anterior (Black Friday, Navidad y Reyes) generó 275.000 € de facturación, más de la mitad de todo lo facturado en 2025.</w:t>
+        <w:t xml:space="preserve">Los fondos se destinan a existencias —producto físico de un catálogo ya en venta— para un pico de demanda concreto y acotado. No se financia circulante indefinido, gasto corriente ni la expansión internacional. La campaña equivalente del año anterior generó 275.000 € (más de la mitad de todo lo facturado en 2025). La línea es autoliquidable: se dispone en octubre para comprar el stock y se devuelve con el cobro de esas mismas ventas antes de que acabe el año (ver sección 10); la disposición máxima prevista (unos 72.000–150.000 € según el ritmo de compra) queda muy por debajo del límite solicitado.</w:t>
       </w:r>
     </w:p>
     <w:p>
@@ -1130,7 +1130,7 @@
           <w:sz w:val="22"/>
           <w:szCs w:val="22"/>
         </w:rPr>
-        <w:t xml:space="preserve">El negocio nace en 2023 con la distribución exclusiva en España de la tecnología Spiro. En 2024, año de consolidación de esa distribución, la actividad factura 534.504 €, con un margen bruto del 38,4 % y un resultado de +52.493 €. Se construye desde cero la base de clientes, la comunidad y el canal de venta digital.</w:t>
+        <w:t xml:space="preserve">El negocio nace en 2023 con la distribución en España de la tecnología Spiro. En 2024, año de consolidación de esa distribución, la actividad factura 534.504 €, con un margen bruto del 38,4 % y un resultado de +52.493 €. Se construye desde cero la base de clientes, la comunidad y el canal de venta digital.</w:t>
       </w:r>
     </w:p>
     <w:p>
@@ -1422,7 +1422,7 @@
           <w:sz w:val="24"/>
           <w:szCs w:val="24"/>
         </w:rPr>
-        <w:t xml:space="preserve">3.4. Perfil del fundador</w:t>
+        <w:t xml:space="preserve">3.4. Reseña profesional del fundador</w:t>
       </w:r>
     </w:p>
     <w:p>
@@ -1435,7 +1435,147 @@
           <w:sz w:val="22"/>
           <w:szCs w:val="22"/>
         </w:rPr>
-        <w:t xml:space="preserve">Francisco Javier Andrés Andrés es socio único y administrador de EKIO BIOTECH, S.L.U. Ha dirigido la actividad desde su inicio en 2023, primero como empresario individual y ahora a través de la sociedad, y ha conducido personalmente el paso de la distribución de terceros a la marca propia.</w:t>
+        <w:t xml:space="preserve">Francisco Javier Andrés Andrés (NIF 09338115T) es fundador, socio único y administrador de EKIO BIOTECH, S.L.U.</w:t>
+      </w:r>
+    </w:p>
+    <w:p>
+      <w:pPr>
+        <w:pStyle w:val="ListParagraph"/>
+        <w:numPr>
+          <w:ilvl w:val="0"/>
+          <w:numId w:val="3"/>
+        </w:numPr>
+        <w:spacing w:after="100" w:line="288"/>
+      </w:pPr>
+      <w:r>
+        <w:rPr>
+          <w:rFonts w:ascii="Calibri" w:cs="Calibri" w:eastAsia="Calibri" w:hAnsi="Calibri"/>
+          <w:b/>
+          <w:bCs/>
+          <w:sz w:val="22"/>
+          <w:szCs w:val="22"/>
+        </w:rPr>
+        <w:t xml:space="preserve">Creación y dirección del negocio (2023–actualidad). </w:t>
+      </w:r>
+      <w:r>
+        <w:rPr>
+          <w:rFonts w:ascii="Calibri" w:cs="Calibri" w:eastAsia="Calibri" w:hAnsi="Calibri"/>
+          <w:sz w:val="22"/>
+          <w:szCs w:val="22"/>
+        </w:rPr>
+        <w:t xml:space="preserve">Puso en marcha la actividad en 2023 y la ha dirigido de forma continuada, primero como empresario individual y desde 2026 a través de la sociedad. Bajo su dirección la actividad ha superado 1,6 M€ de facturación acumulada y ha cerrado en beneficios todos sus ejercicios.</w:t>
+      </w:r>
+    </w:p>
+    <w:p>
+      <w:pPr>
+        <w:pStyle w:val="ListParagraph"/>
+        <w:numPr>
+          <w:ilvl w:val="0"/>
+          <w:numId w:val="3"/>
+        </w:numPr>
+        <w:spacing w:after="100" w:line="288"/>
+      </w:pPr>
+      <w:r>
+        <w:rPr>
+          <w:rFonts w:ascii="Calibri" w:cs="Calibri" w:eastAsia="Calibri" w:hAnsi="Calibri"/>
+          <w:b/>
+          <w:bCs/>
+          <w:sz w:val="22"/>
+          <w:szCs w:val="22"/>
+        </w:rPr>
+        <w:t xml:space="preserve">Paso a marca propia. </w:t>
+      </w:r>
+      <w:r>
+        <w:rPr>
+          <w:rFonts w:ascii="Calibri" w:cs="Calibri" w:eastAsia="Calibri" w:hAnsi="Calibri"/>
+          <w:sz w:val="22"/>
+          <w:szCs w:val="22"/>
+        </w:rPr>
+        <w:t xml:space="preserve">Diseñó y ejecutó la transición desde la distribución de producto de terceros (Spiro) a la marca propia Ekio Light, con desarrollo de propiedad industrial (Modelo de Utilidad Nº U202532624) y de software propio (aplicación de cliente Ekio Coach y sistema SFPA).</w:t>
+      </w:r>
+    </w:p>
+    <w:p>
+      <w:pPr>
+        <w:pStyle w:val="ListParagraph"/>
+        <w:numPr>
+          <w:ilvl w:val="0"/>
+          <w:numId w:val="3"/>
+        </w:numPr>
+        <w:spacing w:after="100" w:line="288"/>
+      </w:pPr>
+      <w:r>
+        <w:rPr>
+          <w:rFonts w:ascii="Calibri" w:cs="Calibri" w:eastAsia="Calibri" w:hAnsi="Calibri"/>
+          <w:b/>
+          <w:bCs/>
+          <w:sz w:val="22"/>
+          <w:szCs w:val="22"/>
+        </w:rPr>
+        <w:t xml:space="preserve">Dirección del departamento de I+D de Ekio. </w:t>
+      </w:r>
+      <w:r>
+        <w:rPr>
+          <w:rFonts w:ascii="Calibri" w:cs="Calibri" w:eastAsia="Calibri" w:hAnsi="Calibri"/>
+          <w:sz w:val="22"/>
+          <w:szCs w:val="22"/>
+        </w:rPr>
+        <w:t xml:space="preserve">Está al frente del área de investigación y desarrollo de la empresa, que coordina la revisión de la evidencia científica que respalda las afirmaciones de producto (fotobiomodulación y exposición electromagnética), la relación con AIR Institute y la agenda de patentes.</w:t>
+      </w:r>
+    </w:p>
+    <w:p>
+      <w:pPr>
+        <w:pStyle w:val="ListParagraph"/>
+        <w:numPr>
+          <w:ilvl w:val="0"/>
+          <w:numId w:val="3"/>
+        </w:numPr>
+        <w:spacing w:after="100" w:line="288"/>
+      </w:pPr>
+      <w:r>
+        <w:rPr>
+          <w:rFonts w:ascii="Calibri" w:cs="Calibri" w:eastAsia="Calibri" w:hAnsi="Calibri"/>
+          <w:b/>
+          <w:bCs/>
+          <w:sz w:val="22"/>
+          <w:szCs w:val="22"/>
+        </w:rPr>
+        <w:t xml:space="preserve">Divulgación. </w:t>
+      </w:r>
+      <w:r>
+        <w:rPr>
+          <w:rFonts w:ascii="Calibri" w:cs="Calibri" w:eastAsia="Calibri" w:hAnsi="Calibri"/>
+          <w:sz w:val="22"/>
+          <w:szCs w:val="22"/>
+        </w:rPr>
+        <w:t xml:space="preserve">Autor del libro «Guía de Higiene Electromagnética — El recetario de la energía perdida» (en preparación, ver sección 8.5), y responsable de la comunicación de marca en podcast y medios.</w:t>
+      </w:r>
+    </w:p>
+    <w:p>
+      <w:pPr>
+        <w:pStyle w:val="ListParagraph"/>
+        <w:numPr>
+          <w:ilvl w:val="0"/>
+          <w:numId w:val="3"/>
+        </w:numPr>
+        <w:spacing w:after="100" w:line="288"/>
+      </w:pPr>
+      <w:r>
+        <w:rPr>
+          <w:rFonts w:ascii="Calibri" w:cs="Calibri" w:eastAsia="Calibri" w:hAnsi="Calibri"/>
+          <w:b/>
+          <w:bCs/>
+          <w:sz w:val="22"/>
+          <w:szCs w:val="22"/>
+        </w:rPr>
+        <w:t xml:space="preserve">Reconocimiento institucional. </w:t>
+      </w:r>
+      <w:r>
+        <w:rPr>
+          <w:rFonts w:ascii="Calibri" w:cs="Calibri" w:eastAsia="Calibri" w:hAnsi="Calibri"/>
+          <w:sz w:val="22"/>
+          <w:szCs w:val="22"/>
+        </w:rPr>
+        <w:t xml:space="preserve">Impulsó la incorporación de Ekio al programa de Wolaria / ICECYL y su presencia como stand propio en Startup OLÉ y Valencia Digital Summit 2026.</w:t>
       </w:r>
     </w:p>
     <w:p>
@@ -1460,7 +1600,7 @@
           <w:sz w:val="20"/>
           <w:szCs w:val="20"/>
         </w:rPr>
-        <w:t xml:space="preserve">[PENDIENTE: reseña profesional del fundador (formación, trayectoria previa, años de experiencia en el sector) para completar este apartado.]</w:t>
+        <w:t xml:space="preserve">[PENDIENTE: completar con formación académica, trayectoria profesional previa a 2023 y años de experiencia en el sector, para una reseña curricular completa.]</w:t>
       </w:r>
     </w:p>
     <w:p>
@@ -1494,7 +1634,7 @@
           <w:sz w:val="24"/>
           <w:szCs w:val="24"/>
         </w:rPr>
-        <w:t xml:space="preserve">4.1. Línea Spiro — distribución exclusiva en España</w:t>
+        <w:t xml:space="preserve">4.1. Línea Spiro — distribución en España</w:t>
       </w:r>
     </w:p>
     <w:p>
@@ -1507,7 +1647,7 @@
           <w:sz w:val="22"/>
           <w:szCs w:val="22"/>
         </w:rPr>
-        <w:t xml:space="preserve">Ekio es distribuidor en exclusiva para España de la tecnología de protección electromagnética Spiro, fabricada por Noxtak / SG Labs (Miami). Es la línea con la que nació el negocio y la que aporta el volumen y la base de clientes histórica.</w:t>
+        <w:t xml:space="preserve">Ekio es distribuidor en España de la tecnología de protección electromagnética Spiro, fabricada por Noxtak Corp. / SG Labs (Miami). No es una distribución en exclusiva. Es la línea con la que nació el negocio y la que aporta el volumen y la base de clientes histórica.</w:t>
       </w:r>
     </w:p>
     <w:p>
@@ -1562,6 +1702,34 @@
           <w:szCs w:val="22"/>
         </w:rPr>
         <w:t xml:space="preserve">Comunidad de clientes y seguidores construida en torno a la línea.</w:t>
+      </w:r>
+    </w:p>
+    <w:p>
+      <w:pPr>
+        <w:pStyle w:val="ListParagraph"/>
+        <w:numPr>
+          <w:ilvl w:val="0"/>
+          <w:numId w:val="3"/>
+        </w:numPr>
+        <w:spacing w:after="100" w:line="288"/>
+      </w:pPr>
+      <w:r>
+        <w:rPr>
+          <w:rFonts w:ascii="Calibri" w:cs="Calibri" w:eastAsia="Calibri" w:hAnsi="Calibri"/>
+          <w:b/>
+          <w:bCs/>
+          <w:sz w:val="22"/>
+          <w:szCs w:val="22"/>
+        </w:rPr>
+        <w:t xml:space="preserve">Respaldo del fabricante. </w:t>
+      </w:r>
+      <w:r>
+        <w:rPr>
+          <w:rFonts w:ascii="Calibri" w:cs="Calibri" w:eastAsia="Calibri" w:hAnsi="Calibri"/>
+          <w:sz w:val="22"/>
+          <w:szCs w:val="22"/>
+        </w:rPr>
+        <w:t xml:space="preserve">Según Noxtak, la tecnología SPIRO está protegida por 14 patentes. Su familia de patente principal —neutralización de contaminación electromagnética, con prioridad de 2016— figura como concedida en registros públicos (EPO / Google Patents) en Estados Unidos, la Unión Europea, España, Japón, Corea del Sur, Australia y Canadá. Noxtak ha recibido el German Innovation Award 2021 del German Design Council y un Edison Award 2020 en ciencia de materiales, y las propiedades físicas del filtro han sido medidas por laboratorios acreditados. SPIRO no es un producto sanitario y no se le atribuyen efectos de prevención, tratamiento o curación; su validación clínica independiente está pendiente y forma parte de la agenda de I+D de Ekio. [PENDIENTE: relación de patentes y de premios facilitada por Noxtak, para adjuntar.]</w:t>
       </w:r>
     </w:p>
     <w:p>
@@ -3065,7 +3233,7 @@
           <w:sz w:val="22"/>
           <w:szCs w:val="22"/>
         </w:rPr>
-        <w:t xml:space="preserve">Accesorios de medición (detector de radiación 49 €, comprobador de enchufe 20,66 €, medidor de electricidad sucia 216,37 €) y suplementos de la marca Laittin (vitamina C, vitamina B, vitamina D3+K2 y packs). No son objeto de esta financiación.</w:t>
+        <w:t xml:space="preserve">Accesorios de medición (detector de radiación 49 €, comprobador de enchufe 20,66 €, medidor de electricidad sucia 216,37 €): acompañan a las dos líneas principales, tienen buena rotación en campaña y SÍ forman parte del stock que se financia con esta línea (ver sección 9). Los suplementos de la marca Laittin (vitamina C, B, D3+K2 y packs) no son objeto de esta financiación.</w:t>
       </w:r>
     </w:p>
     <w:p>
@@ -3384,6 +3552,29 @@
           <w:szCs w:val="22"/>
         </w:rPr>
         <w:t xml:space="preserve">Categoría de producto de consumo dentro del bienestar, la recuperación deportiva y el cuidado de la piel, con oferta creciente de equipos domésticos. Ekio compite en ella con producto propio (Ekio Light), propiedad industrial propia y software propio como elementos diferenciadores.</w:t>
+      </w:r>
+    </w:p>
+    <w:p>
+      <w:pPr>
+        <w:spacing w:after="120" w:line="288"/>
+      </w:pPr>
+      <w:r>
+        <w:rPr>
+          <w:rFonts w:ascii="Calibri" w:cs="Calibri" w:eastAsia="Calibri" w:hAnsi="Calibri"/>
+          <w:b/>
+          <w:bCs/>
+          <w:sz w:val="22"/>
+          <w:szCs w:val="22"/>
+        </w:rPr>
+        <w:t xml:space="preserve">Un cruce poco disputado. </w:t>
+      </w:r>
+      <w:r>
+        <w:rPr>
+          <w:rFonts w:ascii="Calibri" w:cs="Calibri" w:eastAsia="Calibri" w:hAnsi="Calibri"/>
+          <w:sz w:val="22"/>
+          <w:szCs w:val="22"/>
+        </w:rPr>
+        <w:t xml:space="preserve">El valor diferencial de Ekio está en atender los dos segmentos a la vez y con criterio propio. Los fabricantes de equipos de fotobiomodulación no diseñan pensando en bajo campo electromagnético ni en la ausencia de parpadeo (flicker); los fabricantes de soluciones de protección electromagnética no fabrican luz. Ekio ocupa esa intersección —"tecnología que cuida"— con producto propio (Ekio Light), propiedad industrial (Modelo de Utilidad y solicitud PCT del SFPA), software propio (Ekio Coach) y una comunidad construida durante tres años. Son activos que un competidor no obtiene comprando producto, y que la empresa quiere reforzar para consolidarse como referente del nicho, primero en España y por etapas en Europa (ver sección 8).</w:t>
       </w:r>
     </w:p>
     <w:p>
@@ -5007,6 +5198,29 @@
       <w:r>
         <w:rPr>
           <w:rFonts w:ascii="Calibri" w:cs="Calibri" w:eastAsia="Calibri" w:hAnsi="Calibri"/>
+          <w:b/>
+          <w:bCs/>
+          <w:sz w:val="22"/>
+          <w:szCs w:val="22"/>
+        </w:rPr>
+        <w:t xml:space="preserve">Por qué la empresa cree que puede liderar ese nicho. </w:t>
+      </w:r>
+      <w:r>
+        <w:rPr>
+          <w:rFonts w:ascii="Calibri" w:cs="Calibri" w:eastAsia="Calibri" w:hAnsi="Calibri"/>
+          <w:sz w:val="22"/>
+          <w:szCs w:val="22"/>
+        </w:rPr>
+        <w:t xml:space="preserve">El segmento en el que compite —equipos de bienestar personal diseñados a la vez con criterio de fotobiomodulación y de seguridad electromagnética— está hoy poco disputado: los fabricantes de terapia de luz no incorporan el criterio de bajo campo electromagnético ni de ausencia de parpadeo, y los especialistas en protección electromagnética no fabrican equipos de luz. Ekio ya opera en ese cruce, con producto propio, propiedad industrial, software y comunidad. La estrategia de los próximos años es defender esa posición ("blindar" el producto) antes de que el nicho se pueble: registrar y extender la propiedad industrial, acumular datos de uso propios a través de la aplicación Ekio Coach, y consolidar la relación con la comunidad de clientes. Son ventajas acumulativas, difíciles de replicar comprando producto.</w:t>
+      </w:r>
+    </w:p>
+    <w:p>
+      <w:pPr>
+        <w:spacing w:after="120" w:line="288"/>
+      </w:pPr>
+      <w:r>
+        <w:rPr>
+          <w:rFonts w:ascii="Calibri" w:cs="Calibri" w:eastAsia="Calibri" w:hAnsi="Calibri"/>
           <w:sz w:val="22"/>
           <w:szCs w:val="22"/>
         </w:rPr>
@@ -5823,7 +6037,7 @@
           <w:sz w:val="24"/>
           <w:szCs w:val="24"/>
         </w:rPr>
-        <w:t xml:space="preserve">9.1. Destino: exclusivamente compra de existencias</w:t>
+        <w:t xml:space="preserve">9.1. Importe solicitado y destino</w:t>
       </w:r>
     </w:p>
     <w:p>
@@ -5833,10 +6047,20 @@
       <w:r>
         <w:rPr>
           <w:rFonts w:ascii="Calibri" w:cs="Calibri" w:eastAsia="Calibri" w:hAnsi="Calibri"/>
-          <w:sz w:val="22"/>
-          <w:szCs w:val="22"/>
-        </w:rPr>
-        <w:t xml:space="preserve">Los fondos de la cuenta de crédito se destinan únicamente a la compra anticipada de existencias de las dos líneas de producto —Spiro y Ekio Light— para atender la campaña del cuarto trimestre (ferias de octubre y campaña de Black Friday, Navidad y Reyes). No se financia gasto corriente, ni circulante indefinido, ni activo fijo: se financia inventario concreto, de un catálogo ya en venta, para un pico de demanda concreto y acotado en el tiempo. La compra se soportará con presupuestos o pedidos pro-forma de ambos proveedores (ver sección 11).</w:t>
+          <w:b/>
+          <w:bCs/>
+          <w:sz w:val="22"/>
+          <w:szCs w:val="22"/>
+        </w:rPr>
+        <w:t xml:space="preserve">Importe solicitado: 250.000 €</w:t>
+      </w:r>
+      <w:r>
+        <w:rPr>
+          <w:rFonts w:ascii="Calibri" w:cs="Calibri" w:eastAsia="Calibri" w:hAnsi="Calibri"/>
+          <w:sz w:val="22"/>
+          <w:szCs w:val="22"/>
+        </w:rPr>
+        <w:t xml:space="preserve"> como límite de una cuenta de crédito (línea de circulante) para la campaña del cuarto trimestre.</w:t>
       </w:r>
     </w:p>
     <w:p>
@@ -5846,6 +6070,116 @@
       <w:r>
         <w:rPr>
           <w:rFonts w:ascii="Calibri" w:cs="Calibri" w:eastAsia="Calibri" w:hAnsi="Calibri"/>
+          <w:sz w:val="22"/>
+          <w:szCs w:val="22"/>
+        </w:rPr>
+        <w:t xml:space="preserve">El destino es la compra anticipada de existencias de tres grupos de producto para la campaña de ferias de octubre y de Black Friday, Navidad y Reyes:</w:t>
+      </w:r>
+    </w:p>
+    <w:p>
+      <w:pPr>
+        <w:pStyle w:val="ListParagraph"/>
+        <w:numPr>
+          <w:ilvl w:val="0"/>
+          <w:numId w:val="3"/>
+        </w:numPr>
+        <w:spacing w:after="100" w:line="288"/>
+      </w:pPr>
+      <w:r>
+        <w:rPr>
+          <w:rFonts w:ascii="Calibri" w:cs="Calibri" w:eastAsia="Calibri" w:hAnsi="Calibri"/>
+          <w:b/>
+          <w:bCs/>
+          <w:sz w:val="22"/>
+          <w:szCs w:val="22"/>
+        </w:rPr>
+        <w:t xml:space="preserve">Spiro </w:t>
+      </w:r>
+      <w:r>
+        <w:rPr>
+          <w:rFonts w:ascii="Calibri" w:cs="Calibri" w:eastAsia="Calibri" w:hAnsi="Calibri"/>
+          <w:sz w:val="22"/>
+          <w:szCs w:val="22"/>
+        </w:rPr>
+        <w:t xml:space="preserve">(distribución): filtros y packs de protección electromagnética.</w:t>
+      </w:r>
+    </w:p>
+    <w:p>
+      <w:pPr>
+        <w:pStyle w:val="ListParagraph"/>
+        <w:numPr>
+          <w:ilvl w:val="0"/>
+          <w:numId w:val="3"/>
+        </w:numPr>
+        <w:spacing w:after="100" w:line="288"/>
+      </w:pPr>
+      <w:r>
+        <w:rPr>
+          <w:rFonts w:ascii="Calibri" w:cs="Calibri" w:eastAsia="Calibri" w:hAnsi="Calibri"/>
+          <w:b/>
+          <w:bCs/>
+          <w:sz w:val="22"/>
+          <w:szCs w:val="22"/>
+        </w:rPr>
+        <w:t xml:space="preserve">Ekio Light </w:t>
+      </w:r>
+      <w:r>
+        <w:rPr>
+          <w:rFonts w:ascii="Calibri" w:cs="Calibri" w:eastAsia="Calibri" w:hAnsi="Calibri"/>
+          <w:sz w:val="22"/>
+          <w:szCs w:val="22"/>
+        </w:rPr>
+        <w:t xml:space="preserve">(marca propia): paneles de fotobiomodulación y accesorios de iluminación.</w:t>
+      </w:r>
+    </w:p>
+    <w:p>
+      <w:pPr>
+        <w:pStyle w:val="ListParagraph"/>
+        <w:numPr>
+          <w:ilvl w:val="0"/>
+          <w:numId w:val="3"/>
+        </w:numPr>
+        <w:spacing w:after="100" w:line="288"/>
+      </w:pPr>
+      <w:r>
+        <w:rPr>
+          <w:rFonts w:ascii="Calibri" w:cs="Calibri" w:eastAsia="Calibri" w:hAnsi="Calibri"/>
+          <w:b/>
+          <w:bCs/>
+          <w:sz w:val="22"/>
+          <w:szCs w:val="22"/>
+        </w:rPr>
+        <w:t xml:space="preserve">Accesorios de medición </w:t>
+      </w:r>
+      <w:r>
+        <w:rPr>
+          <w:rFonts w:ascii="Calibri" w:cs="Calibri" w:eastAsia="Calibri" w:hAnsi="Calibri"/>
+          <w:sz w:val="22"/>
+          <w:szCs w:val="22"/>
+        </w:rPr>
+        <w:t xml:space="preserve">(medidores de campo, detectores de radiación, comprobadores de instalación), que acompañan a las dos líneas anteriores y tienen buena rotación en campaña.</w:t>
+      </w:r>
+    </w:p>
+    <w:p>
+      <w:pPr>
+        <w:spacing w:after="120" w:line="288"/>
+      </w:pPr>
+      <w:r>
+        <w:rPr>
+          <w:rFonts w:ascii="Calibri" w:cs="Calibri" w:eastAsia="Calibri" w:hAnsi="Calibri"/>
+          <w:sz w:val="22"/>
+          <w:szCs w:val="22"/>
+        </w:rPr>
+        <w:t xml:space="preserve">No se financia gasto corriente, ni circulante indefinido, ni activo fijo, ni la expansión internacional descrita en la sección 8: se financia inventario concreto de un catálogo ya en venta, para un pico de demanda acotado en el tiempo. La compra se soportará con presupuestos o pedidos pro-forma de los proveedores (ver sección 11).</w:t>
+      </w:r>
+    </w:p>
+    <w:p>
+      <w:pPr>
+        <w:spacing w:after="120" w:line="288"/>
+      </w:pPr>
+      <w:r>
+        <w:rPr>
+          <w:rFonts w:ascii="Calibri" w:cs="Calibri" w:eastAsia="Calibri" w:hAnsi="Calibri"/>
           <w:b/>
           <w:bCs/>
           <w:sz w:val="22"/>
@@ -5859,7 +6193,7 @@
           <w:sz w:val="22"/>
           <w:szCs w:val="22"/>
         </w:rPr>
-        <w:t xml:space="preserve">La línea Spiro se importa desde Estados Unidos, por lo que la compra está expuesta al tipo de cambio EUR/USD, a los costes de transporte y a los derechos de importación, y depende de un contrato de distribución en exclusiva que se aporta como documentación de soporte. La empresa asume estos riesgos con su margen y los tiene en cuenta al fijar el precio de venta. [PENDIENTE: vigencia y preaviso del contrato de exclusiva, moneda y condiciones de pago al proveedor, y exposición estimada al tipo de cambio en la compra de campaña.]</w:t>
+        <w:t xml:space="preserve">La línea Spiro se importa desde Estados Unidos: la compra está expuesta al tipo de cambio EUR/USD, a los costes de transporte y a los derechos de importación. Ekio es distribuidor de Spiro en España (no en exclusiva), por lo que también existe el riesgo de que otros distribuidores concurran en el mercado; se mitiga con la comunidad, la marca y el servicio propios de Ekio, y con el mayor peso creciente de la marca propia Ekio Light. La empresa asume estos riesgos con su margen y los tiene en cuenta al fijar el precio de venta. [PENDIENTE: vigencia y preaviso del contrato de distribución con Noxtak, moneda y condiciones de pago al proveedor, y exposición estimada al tipo de cambio en la compra de campaña.]</w:t>
       </w:r>
     </w:p>
     <w:p>
@@ -5977,7 +6311,7 @@
           <w:sz w:val="24"/>
           <w:szCs w:val="24"/>
         </w:rPr>
-        <w:t xml:space="preserve">9.3. Necesidad estimada de circulante para la campaña Q4</w:t>
+        <w:t xml:space="preserve">9.3. De qué se compone el importe solicitado</w:t>
       </w:r>
     </w:p>
     <w:p>
@@ -5987,10 +6321,20 @@
       <w:r>
         <w:rPr>
           <w:rFonts w:ascii="Calibri" w:cs="Calibri" w:eastAsia="Calibri" w:hAnsi="Calibri"/>
-          <w:sz w:val="22"/>
-          <w:szCs w:val="22"/>
-        </w:rPr>
-        <w:t xml:space="preserve">La empresa no fija el importe de la línea: lo dimensiona CaixaBank. Lo que se aporta es la necesidad operativa estimada de financiación de existencias, construida a partir de la facturación de campaña del año anterior (275.000 €), un objetivo de campaña 2026 y el porcentaje de coste de mercancía de cada línea.</w:t>
+          <w:b/>
+          <w:bCs/>
+          <w:sz w:val="22"/>
+          <w:szCs w:val="22"/>
+        </w:rPr>
+        <w:t xml:space="preserve">Paso 1 — Objetivo de ventas de la campaña 2026. </w:t>
+      </w:r>
+      <w:r>
+        <w:rPr>
+          <w:rFonts w:ascii="Calibri" w:cs="Calibri" w:eastAsia="Calibri" w:hAnsi="Calibri"/>
+          <w:sz w:val="22"/>
+          <w:szCs w:val="22"/>
+        </w:rPr>
+        <w:t xml:space="preserve">275.000 € el año anterior; objetivo para 2026: 350.000 € (+27 %), apoyado en el refuerzo de comunicación desde septiembre, la presencia en las dos ferias de octubre, el mayor peso de la marca propia y la incorporación de los accesorios de medición a la campaña. [PENDIENTE: confirmación del objetivo de campaña 2026 por la dirección.]</w:t>
       </w:r>
     </w:p>
     <w:p>
@@ -6005,30 +6349,7 @@
           <w:sz w:val="22"/>
           <w:szCs w:val="22"/>
         </w:rPr>
-        <w:t xml:space="preserve">Paso 1 — Objetivo de ventas de campaña 2026 (escenario base). </w:t>
-      </w:r>
-      <w:r>
-        <w:rPr>
-          <w:rFonts w:ascii="Calibri" w:cs="Calibri" w:eastAsia="Calibri" w:hAnsi="Calibri"/>
-          <w:sz w:val="22"/>
-          <w:szCs w:val="22"/>
-        </w:rPr>
-        <w:t xml:space="preserve">Se parte de los 275.000 € del año anterior y se aplica un crecimiento prudente del +15 %, apoyado en la mejora de margen ya observada en 2026, el refuerzo de comunicación desde septiembre y la presencia en las dos ferias de octubre, pero moderado y sin certeza: 275.000 € × 1,15 = 316.250 € [PENDIENTE: sustituir por el objetivo de campaña 2026 confirmado por Javier].</w:t>
-      </w:r>
-    </w:p>
-    <w:p>
-      <w:pPr>
-        <w:spacing w:after="120" w:line="288"/>
-      </w:pPr>
-      <w:r>
-        <w:rPr>
-          <w:rFonts w:ascii="Calibri" w:cs="Calibri" w:eastAsia="Calibri" w:hAnsi="Calibri"/>
-          <w:b/>
-          <w:bCs/>
-          <w:sz w:val="22"/>
-          <w:szCs w:val="22"/>
-        </w:rPr>
-        <w:t xml:space="preserve">Paso 2 — Coste de la mercancía de campaña por línea.</w:t>
+        <w:t xml:space="preserve">Paso 2 — Coste de la mercancía de campaña por grupo de producto.</w:t>
       </w:r>
     </w:p>
     <w:tbl>
@@ -6044,11 +6365,11 @@
         </w:tblBorders>
       </w:tblPr>
       <w:tblGrid>
-        <w:gridCol w:w="2626"/>
-        <w:gridCol w:w="1200"/>
+        <w:gridCol w:w="2426"/>
+        <w:gridCol w:w="1100"/>
         <w:gridCol w:w="1900"/>
         <w:gridCol w:w="1400"/>
-        <w:gridCol w:w="1900"/>
+        <w:gridCol w:w="2200"/>
       </w:tblGrid>
       <w:tr>
         <w:trPr>
@@ -6056,7 +6377,7 @@
         </w:trPr>
         <w:tc>
           <w:tcPr>
-            <w:tcW w:type="dxa" w:w="2626"/>
+            <w:tcW w:type="dxa" w:w="2426"/>
             <w:shd w:fill="1F3864" w:val="clear"/>
             <w:tcMar>
               <w:top w:type="dxa" w:w="60"/>
@@ -6078,13 +6399,13 @@
                 <w:sz w:val="20"/>
                 <w:szCs w:val="20"/>
               </w:rPr>
-              <w:t xml:space="preserve">Línea</w:t>
-            </w:r>
-          </w:p>
-        </w:tc>
-        <w:tc>
-          <w:tcPr>
-            <w:tcW w:type="dxa" w:w="1200"/>
+              <w:t xml:space="preserve">Grupo</w:t>
+            </w:r>
+          </w:p>
+        </w:tc>
+        <w:tc>
+          <w:tcPr>
+            <w:tcW w:type="dxa" w:w="1100"/>
             <w:shd w:fill="1F3864" w:val="clear"/>
             <w:tcMar>
               <w:top w:type="dxa" w:w="60"/>
@@ -6171,7 +6492,7 @@
         </w:tc>
         <w:tc>
           <w:tcPr>
-            <w:tcW w:type="dxa" w:w="1900"/>
+            <w:tcW w:type="dxa" w:w="2200"/>
             <w:shd w:fill="1F3864" w:val="clear"/>
             <w:tcMar>
               <w:top w:type="dxa" w:w="60"/>
@@ -6202,7 +6523,7 @@
       <w:tr>
         <w:tc>
           <w:tcPr>
-            <w:tcW w:type="dxa" w:w="2626"/>
+            <w:tcW w:type="dxa" w:w="2426"/>
             <w:tcMar>
               <w:top w:type="dxa" w:w="60"/>
               <w:left w:type="dxa" w:w="90"/>
@@ -6226,7 +6547,7 @@
         </w:tc>
         <w:tc>
           <w:tcPr>
-            <w:tcW w:type="dxa" w:w="1200"/>
+            <w:tcW w:type="dxa" w:w="1100"/>
             <w:tcMar>
               <w:top w:type="dxa" w:w="60"/>
               <w:left w:type="dxa" w:w="90"/>
@@ -6245,82 +6566,82 @@
                 <w:sz w:val="20"/>
                 <w:szCs w:val="20"/>
               </w:rPr>
+              <w:t xml:space="preserve">65 %</w:t>
+            </w:r>
+          </w:p>
+        </w:tc>
+        <w:tc>
+          <w:tcPr>
+            <w:tcW w:type="dxa" w:w="1900"/>
+            <w:tcMar>
+              <w:top w:type="dxa" w:w="60"/>
+              <w:left w:type="dxa" w:w="90"/>
+              <w:bottom w:type="dxa" w:w="60"/>
+              <w:right w:type="dxa" w:w="90"/>
+            </w:tcMar>
+          </w:tcPr>
+          <w:p>
+            <w:pPr>
+              <w:spacing w:after="0" w:line="264"/>
+              <w:jc w:val="right"/>
+            </w:pPr>
+            <w:r>
+              <w:rPr>
+                <w:rFonts w:ascii="Calibri" w:cs="Calibri" w:eastAsia="Calibri" w:hAnsi="Calibri"/>
+                <w:sz w:val="20"/>
+                <w:szCs w:val="20"/>
+              </w:rPr>
+              <w:t xml:space="preserve">227.500</w:t>
+            </w:r>
+          </w:p>
+        </w:tc>
+        <w:tc>
+          <w:tcPr>
+            <w:tcW w:type="dxa" w:w="1400"/>
+            <w:tcMar>
+              <w:top w:type="dxa" w:w="60"/>
+              <w:left w:type="dxa" w:w="90"/>
+              <w:bottom w:type="dxa" w:w="60"/>
+              <w:right w:type="dxa" w:w="90"/>
+            </w:tcMar>
+          </w:tcPr>
+          <w:p>
+            <w:pPr>
+              <w:spacing w:after="0" w:line="264"/>
+              <w:jc w:val="center"/>
+            </w:pPr>
+            <w:r>
+              <w:rPr>
+                <w:rFonts w:ascii="Calibri" w:cs="Calibri" w:eastAsia="Calibri" w:hAnsi="Calibri"/>
+                <w:sz w:val="20"/>
+                <w:szCs w:val="20"/>
+              </w:rPr>
               <w:t xml:space="preserve">60 %</w:t>
             </w:r>
           </w:p>
         </w:tc>
         <w:tc>
           <w:tcPr>
-            <w:tcW w:type="dxa" w:w="1900"/>
-            <w:tcMar>
-              <w:top w:type="dxa" w:w="60"/>
-              <w:left w:type="dxa" w:w="90"/>
-              <w:bottom w:type="dxa" w:w="60"/>
-              <w:right w:type="dxa" w:w="90"/>
-            </w:tcMar>
-          </w:tcPr>
-          <w:p>
-            <w:pPr>
-              <w:spacing w:after="0" w:line="264"/>
-              <w:jc w:val="right"/>
-            </w:pPr>
-            <w:r>
-              <w:rPr>
-                <w:rFonts w:ascii="Calibri" w:cs="Calibri" w:eastAsia="Calibri" w:hAnsi="Calibri"/>
-                <w:sz w:val="20"/>
-                <w:szCs w:val="20"/>
-              </w:rPr>
-              <w:t xml:space="preserve">189.750</w:t>
-            </w:r>
-          </w:p>
-        </w:tc>
-        <w:tc>
-          <w:tcPr>
-            <w:tcW w:type="dxa" w:w="1400"/>
-            <w:tcMar>
-              <w:top w:type="dxa" w:w="60"/>
-              <w:left w:type="dxa" w:w="90"/>
-              <w:bottom w:type="dxa" w:w="60"/>
-              <w:right w:type="dxa" w:w="90"/>
-            </w:tcMar>
-          </w:tcPr>
-          <w:p>
-            <w:pPr>
-              <w:spacing w:after="0" w:line="264"/>
-              <w:jc w:val="center"/>
-            </w:pPr>
-            <w:r>
-              <w:rPr>
-                <w:rFonts w:ascii="Calibri" w:cs="Calibri" w:eastAsia="Calibri" w:hAnsi="Calibri"/>
-                <w:sz w:val="20"/>
-                <w:szCs w:val="20"/>
-              </w:rPr>
-              <w:t xml:space="preserve">60 %</w:t>
-            </w:r>
-          </w:p>
-        </w:tc>
-        <w:tc>
-          <w:tcPr>
-            <w:tcW w:type="dxa" w:w="1900"/>
-            <w:tcMar>
-              <w:top w:type="dxa" w:w="60"/>
-              <w:left w:type="dxa" w:w="90"/>
-              <w:bottom w:type="dxa" w:w="60"/>
-              <w:right w:type="dxa" w:w="90"/>
-            </w:tcMar>
-          </w:tcPr>
-          <w:p>
-            <w:pPr>
-              <w:spacing w:after="0" w:line="264"/>
-              <w:jc w:val="right"/>
-            </w:pPr>
-            <w:r>
-              <w:rPr>
-                <w:rFonts w:ascii="Calibri" w:cs="Calibri" w:eastAsia="Calibri" w:hAnsi="Calibri"/>
-                <w:sz w:val="20"/>
-                <w:szCs w:val="20"/>
-              </w:rPr>
-              <w:t xml:space="preserve">113.850</w:t>
+            <w:tcW w:type="dxa" w:w="2200"/>
+            <w:tcMar>
+              <w:top w:type="dxa" w:w="60"/>
+              <w:left w:type="dxa" w:w="90"/>
+              <w:bottom w:type="dxa" w:w="60"/>
+              <w:right w:type="dxa" w:w="90"/>
+            </w:tcMar>
+          </w:tcPr>
+          <w:p>
+            <w:pPr>
+              <w:spacing w:after="0" w:line="264"/>
+              <w:jc w:val="right"/>
+            </w:pPr>
+            <w:r>
+              <w:rPr>
+                <w:rFonts w:ascii="Calibri" w:cs="Calibri" w:eastAsia="Calibri" w:hAnsi="Calibri"/>
+                <w:sz w:val="20"/>
+                <w:szCs w:val="20"/>
+              </w:rPr>
+              <w:t xml:space="preserve">136.500</w:t>
             </w:r>
           </w:p>
         </w:tc>
@@ -6328,7 +6649,7 @@
       <w:tr>
         <w:tc>
           <w:tcPr>
-            <w:tcW w:type="dxa" w:w="2626"/>
+            <w:tcW w:type="dxa" w:w="2426"/>
             <w:shd w:fill="F2F5FA" w:val="clear"/>
             <w:tcMar>
               <w:top w:type="dxa" w:w="60"/>
@@ -6353,7 +6674,7 @@
         </w:tc>
         <w:tc>
           <w:tcPr>
-            <w:tcW w:type="dxa" w:w="1200"/>
+            <w:tcW w:type="dxa" w:w="1100"/>
             <w:shd w:fill="F2F5FA" w:val="clear"/>
             <w:tcMar>
               <w:top w:type="dxa" w:w="60"/>
@@ -6373,7 +6694,7 @@
                 <w:sz w:val="20"/>
                 <w:szCs w:val="20"/>
               </w:rPr>
-              <w:t xml:space="preserve">40 %</w:t>
+              <w:t xml:space="preserve">25 %</w:t>
             </w:r>
           </w:p>
         </w:tc>
@@ -6399,7 +6720,7 @@
                 <w:sz w:val="20"/>
                 <w:szCs w:val="20"/>
               </w:rPr>
-              <w:t xml:space="preserve">126.500</w:t>
+              <w:t xml:space="preserve">87.500</w:t>
             </w:r>
           </w:p>
         </w:tc>
@@ -6431,6 +6752,211 @@
         </w:tc>
         <w:tc>
           <w:tcPr>
+            <w:tcW w:type="dxa" w:w="2200"/>
+            <w:shd w:fill="F2F5FA" w:val="clear"/>
+            <w:tcMar>
+              <w:top w:type="dxa" w:w="60"/>
+              <w:left w:type="dxa" w:w="90"/>
+              <w:bottom w:type="dxa" w:w="60"/>
+              <w:right w:type="dxa" w:w="90"/>
+            </w:tcMar>
+          </w:tcPr>
+          <w:p>
+            <w:pPr>
+              <w:spacing w:after="0" w:line="264"/>
+              <w:jc w:val="right"/>
+            </w:pPr>
+            <w:r>
+              <w:rPr>
+                <w:rFonts w:ascii="Calibri" w:cs="Calibri" w:eastAsia="Calibri" w:hAnsi="Calibri"/>
+                <w:sz w:val="20"/>
+                <w:szCs w:val="20"/>
+              </w:rPr>
+              <w:t xml:space="preserve">39.375</w:t>
+            </w:r>
+          </w:p>
+        </w:tc>
+      </w:tr>
+      <w:tr>
+        <w:tc>
+          <w:tcPr>
+            <w:tcW w:type="dxa" w:w="2426"/>
+            <w:tcMar>
+              <w:top w:type="dxa" w:w="60"/>
+              <w:left w:type="dxa" w:w="90"/>
+              <w:bottom w:type="dxa" w:w="60"/>
+              <w:right w:type="dxa" w:w="90"/>
+            </w:tcMar>
+          </w:tcPr>
+          <w:p>
+            <w:pPr>
+              <w:spacing w:after="0" w:line="264"/>
+            </w:pPr>
+            <w:r>
+              <w:rPr>
+                <w:rFonts w:ascii="Calibri" w:cs="Calibri" w:eastAsia="Calibri" w:hAnsi="Calibri"/>
+                <w:sz w:val="20"/>
+                <w:szCs w:val="20"/>
+              </w:rPr>
+              <w:t xml:space="preserve">Accesorios de medición</w:t>
+            </w:r>
+          </w:p>
+        </w:tc>
+        <w:tc>
+          <w:tcPr>
+            <w:tcW w:type="dxa" w:w="1100"/>
+            <w:tcMar>
+              <w:top w:type="dxa" w:w="60"/>
+              <w:left w:type="dxa" w:w="90"/>
+              <w:bottom w:type="dxa" w:w="60"/>
+              <w:right w:type="dxa" w:w="90"/>
+            </w:tcMar>
+          </w:tcPr>
+          <w:p>
+            <w:pPr>
+              <w:spacing w:after="0" w:line="264"/>
+              <w:jc w:val="center"/>
+            </w:pPr>
+            <w:r>
+              <w:rPr>
+                <w:rFonts w:ascii="Calibri" w:cs="Calibri" w:eastAsia="Calibri" w:hAnsi="Calibri"/>
+                <w:sz w:val="20"/>
+                <w:szCs w:val="20"/>
+              </w:rPr>
+              <w:t xml:space="preserve">10 %</w:t>
+            </w:r>
+          </w:p>
+        </w:tc>
+        <w:tc>
+          <w:tcPr>
+            <w:tcW w:type="dxa" w:w="1900"/>
+            <w:tcMar>
+              <w:top w:type="dxa" w:w="60"/>
+              <w:left w:type="dxa" w:w="90"/>
+              <w:bottom w:type="dxa" w:w="60"/>
+              <w:right w:type="dxa" w:w="90"/>
+            </w:tcMar>
+          </w:tcPr>
+          <w:p>
+            <w:pPr>
+              <w:spacing w:after="0" w:line="264"/>
+              <w:jc w:val="right"/>
+            </w:pPr>
+            <w:r>
+              <w:rPr>
+                <w:rFonts w:ascii="Calibri" w:cs="Calibri" w:eastAsia="Calibri" w:hAnsi="Calibri"/>
+                <w:sz w:val="20"/>
+                <w:szCs w:val="20"/>
+              </w:rPr>
+              <w:t xml:space="preserve">35.000</w:t>
+            </w:r>
+          </w:p>
+        </w:tc>
+        <w:tc>
+          <w:tcPr>
+            <w:tcW w:type="dxa" w:w="1400"/>
+            <w:tcMar>
+              <w:top w:type="dxa" w:w="60"/>
+              <w:left w:type="dxa" w:w="90"/>
+              <w:bottom w:type="dxa" w:w="60"/>
+              <w:right w:type="dxa" w:w="90"/>
+            </w:tcMar>
+          </w:tcPr>
+          <w:p>
+            <w:pPr>
+              <w:spacing w:after="0" w:line="264"/>
+              <w:jc w:val="center"/>
+            </w:pPr>
+            <w:r>
+              <w:rPr>
+                <w:rFonts w:ascii="Calibri" w:cs="Calibri" w:eastAsia="Calibri" w:hAnsi="Calibri"/>
+                <w:sz w:val="20"/>
+                <w:szCs w:val="20"/>
+              </w:rPr>
+              <w:t xml:space="preserve">55 %</w:t>
+            </w:r>
+          </w:p>
+        </w:tc>
+        <w:tc>
+          <w:tcPr>
+            <w:tcW w:type="dxa" w:w="2200"/>
+            <w:tcMar>
+              <w:top w:type="dxa" w:w="60"/>
+              <w:left w:type="dxa" w:w="90"/>
+              <w:bottom w:type="dxa" w:w="60"/>
+              <w:right w:type="dxa" w:w="90"/>
+            </w:tcMar>
+          </w:tcPr>
+          <w:p>
+            <w:pPr>
+              <w:spacing w:after="0" w:line="264"/>
+              <w:jc w:val="right"/>
+            </w:pPr>
+            <w:r>
+              <w:rPr>
+                <w:rFonts w:ascii="Calibri" w:cs="Calibri" w:eastAsia="Calibri" w:hAnsi="Calibri"/>
+                <w:sz w:val="20"/>
+                <w:szCs w:val="20"/>
+              </w:rPr>
+              <w:t xml:space="preserve">19.250</w:t>
+            </w:r>
+          </w:p>
+        </w:tc>
+      </w:tr>
+      <w:tr>
+        <w:tc>
+          <w:tcPr>
+            <w:tcW w:type="dxa" w:w="2426"/>
+            <w:shd w:fill="F2F5FA" w:val="clear"/>
+            <w:tcMar>
+              <w:top w:type="dxa" w:w="60"/>
+              <w:left w:type="dxa" w:w="90"/>
+              <w:bottom w:type="dxa" w:w="60"/>
+              <w:right w:type="dxa" w:w="90"/>
+            </w:tcMar>
+          </w:tcPr>
+          <w:p>
+            <w:pPr>
+              <w:spacing w:after="0" w:line="264"/>
+            </w:pPr>
+            <w:r>
+              <w:rPr>
+                <w:rFonts w:ascii="Calibri" w:cs="Calibri" w:eastAsia="Calibri" w:hAnsi="Calibri"/>
+                <w:sz w:val="20"/>
+                <w:szCs w:val="20"/>
+              </w:rPr>
+              <w:t xml:space="preserve">Total campaña</w:t>
+            </w:r>
+          </w:p>
+        </w:tc>
+        <w:tc>
+          <w:tcPr>
+            <w:tcW w:type="dxa" w:w="1100"/>
+            <w:shd w:fill="F2F5FA" w:val="clear"/>
+            <w:tcMar>
+              <w:top w:type="dxa" w:w="60"/>
+              <w:left w:type="dxa" w:w="90"/>
+              <w:bottom w:type="dxa" w:w="60"/>
+              <w:right w:type="dxa" w:w="90"/>
+            </w:tcMar>
+          </w:tcPr>
+          <w:p>
+            <w:pPr>
+              <w:spacing w:after="0" w:line="264"/>
+              <w:jc w:val="center"/>
+            </w:pPr>
+            <w:r>
+              <w:rPr>
+                <w:rFonts w:ascii="Calibri" w:cs="Calibri" w:eastAsia="Calibri" w:hAnsi="Calibri"/>
+                <w:sz w:val="20"/>
+                <w:szCs w:val="20"/>
+              </w:rPr>
+              <w:t xml:space="preserve">100 %</w:t>
+            </w:r>
+          </w:p>
+        </w:tc>
+        <w:tc>
+          <w:tcPr>
             <w:tcW w:type="dxa" w:w="1900"/>
             <w:shd w:fill="F2F5FA" w:val="clear"/>
             <w:tcMar>
@@ -6451,39 +6977,14 @@
                 <w:sz w:val="20"/>
                 <w:szCs w:val="20"/>
               </w:rPr>
-              <w:t xml:space="preserve">56.925</w:t>
-            </w:r>
-          </w:p>
-        </w:tc>
-      </w:tr>
-      <w:tr>
-        <w:tc>
-          <w:tcPr>
-            <w:tcW w:type="dxa" w:w="2626"/>
-            <w:tcMar>
-              <w:top w:type="dxa" w:w="60"/>
-              <w:left w:type="dxa" w:w="90"/>
-              <w:bottom w:type="dxa" w:w="60"/>
-              <w:right w:type="dxa" w:w="90"/>
-            </w:tcMar>
-          </w:tcPr>
-          <w:p>
-            <w:pPr>
-              <w:spacing w:after="0" w:line="264"/>
-            </w:pPr>
-            <w:r>
-              <w:rPr>
-                <w:rFonts w:ascii="Calibri" w:cs="Calibri" w:eastAsia="Calibri" w:hAnsi="Calibri"/>
-                <w:sz w:val="20"/>
-                <w:szCs w:val="20"/>
-              </w:rPr>
-              <w:t xml:space="preserve">Total campaña (base)</w:t>
-            </w:r>
-          </w:p>
-        </w:tc>
-        <w:tc>
-          <w:tcPr>
-            <w:tcW w:type="dxa" w:w="1200"/>
+              <w:t xml:space="preserve">350.000</w:t>
+            </w:r>
+          </w:p>
+        </w:tc>
+        <w:tc>
+          <w:tcPr>
+            <w:tcW w:type="dxa" w:w="1400"/>
+            <w:shd w:fill="F2F5FA" w:val="clear"/>
             <w:tcMar>
               <w:top w:type="dxa" w:w="60"/>
               <w:left w:type="dxa" w:w="90"/>
@@ -6502,82 +7003,33 @@
                 <w:sz w:val="20"/>
                 <w:szCs w:val="20"/>
               </w:rPr>
-              <w:t xml:space="preserve">100 %</w:t>
-            </w:r>
-          </w:p>
-        </w:tc>
-        <w:tc>
-          <w:tcPr>
-            <w:tcW w:type="dxa" w:w="1900"/>
-            <w:tcMar>
-              <w:top w:type="dxa" w:w="60"/>
-              <w:left w:type="dxa" w:w="90"/>
-              <w:bottom w:type="dxa" w:w="60"/>
-              <w:right w:type="dxa" w:w="90"/>
-            </w:tcMar>
-          </w:tcPr>
-          <w:p>
-            <w:pPr>
-              <w:spacing w:after="0" w:line="264"/>
-              <w:jc w:val="right"/>
-            </w:pPr>
-            <w:r>
-              <w:rPr>
-                <w:rFonts w:ascii="Calibri" w:cs="Calibri" w:eastAsia="Calibri" w:hAnsi="Calibri"/>
-                <w:sz w:val="20"/>
-                <w:szCs w:val="20"/>
-              </w:rPr>
-              <w:t xml:space="preserve">316.250</w:t>
-            </w:r>
-          </w:p>
-        </w:tc>
-        <w:tc>
-          <w:tcPr>
-            <w:tcW w:type="dxa" w:w="1400"/>
-            <w:tcMar>
-              <w:top w:type="dxa" w:w="60"/>
-              <w:left w:type="dxa" w:w="90"/>
-              <w:bottom w:type="dxa" w:w="60"/>
-              <w:right w:type="dxa" w:w="90"/>
-            </w:tcMar>
-          </w:tcPr>
-          <w:p>
-            <w:pPr>
-              <w:spacing w:after="0" w:line="264"/>
-              <w:jc w:val="center"/>
-            </w:pPr>
-            <w:r>
-              <w:rPr>
-                <w:rFonts w:ascii="Calibri" w:cs="Calibri" w:eastAsia="Calibri" w:hAnsi="Calibri"/>
-                <w:sz w:val="20"/>
-                <w:szCs w:val="20"/>
-              </w:rPr>
               <w:t xml:space="preserve">—</w:t>
             </w:r>
           </w:p>
         </w:tc>
         <w:tc>
           <w:tcPr>
-            <w:tcW w:type="dxa" w:w="1900"/>
-            <w:tcMar>
-              <w:top w:type="dxa" w:w="60"/>
-              <w:left w:type="dxa" w:w="90"/>
-              <w:bottom w:type="dxa" w:w="60"/>
-              <w:right w:type="dxa" w:w="90"/>
-            </w:tcMar>
-          </w:tcPr>
-          <w:p>
-            <w:pPr>
-              <w:spacing w:after="0" w:line="264"/>
-              <w:jc w:val="right"/>
-            </w:pPr>
-            <w:r>
-              <w:rPr>
-                <w:rFonts w:ascii="Calibri" w:cs="Calibri" w:eastAsia="Calibri" w:hAnsi="Calibri"/>
-                <w:sz w:val="20"/>
-                <w:szCs w:val="20"/>
-              </w:rPr>
-              <w:t xml:space="preserve">170.775</w:t>
+            <w:tcW w:type="dxa" w:w="2200"/>
+            <w:shd w:fill="F2F5FA" w:val="clear"/>
+            <w:tcMar>
+              <w:top w:type="dxa" w:w="60"/>
+              <w:left w:type="dxa" w:w="90"/>
+              <w:bottom w:type="dxa" w:w="60"/>
+              <w:right w:type="dxa" w:w="90"/>
+            </w:tcMar>
+          </w:tcPr>
+          <w:p>
+            <w:pPr>
+              <w:spacing w:after="0" w:line="264"/>
+              <w:jc w:val="right"/>
+            </w:pPr>
+            <w:r>
+              <w:rPr>
+                <w:rFonts w:ascii="Calibri" w:cs="Calibri" w:eastAsia="Calibri" w:hAnsi="Calibri"/>
+                <w:sz w:val="20"/>
+                <w:szCs w:val="20"/>
+              </w:rPr>
+              <w:t xml:space="preserve">195.125</w:t>
             </w:r>
           </w:p>
         </w:tc>
@@ -6600,30 +7052,7 @@
           <w:sz w:val="22"/>
           <w:szCs w:val="22"/>
         </w:rPr>
-        <w:t xml:space="preserve">Paso 3 — De coste de mercancía a necesidad de financiación. </w:t>
-      </w:r>
-      <w:r>
-        <w:rPr>
-          <w:rFonts w:ascii="Calibri" w:cs="Calibri" w:eastAsia="Calibri" w:hAnsi="Calibri"/>
-          <w:sz w:val="22"/>
-          <w:szCs w:val="22"/>
-        </w:rPr>
-        <w:t xml:space="preserve">No es preciso financiar de golpe los 170.775 € de coste total: la compra se escalona (el grueso en octubre, reposiciones en noviembre y diciembre) y las ventas de la propia campaña van generando cobro casi inmediato (venta D2C con pago en el momento). El desfase temporal máximo entre pagar el stock y cobrar las ventas —el pico de disposición de la línea— es lo que realmente hay que financiar. Según el flujo de caja de campaña (sección 10), ese pico se produce en octubre.</w:t>
-      </w:r>
-    </w:p>
-    <w:p>
-      <w:pPr>
-        <w:spacing w:after="120" w:line="288"/>
-      </w:pPr>
-      <w:r>
-        <w:rPr>
-          <w:rFonts w:ascii="Calibri" w:cs="Calibri" w:eastAsia="Calibri" w:hAnsi="Calibri"/>
-          <w:b/>
-          <w:bCs/>
-          <w:sz w:val="22"/>
-          <w:szCs w:val="22"/>
-        </w:rPr>
-        <w:t xml:space="preserve">Rango de necesidad estimada de financiación de existencias (escenario base):</w:t>
+        <w:t xml:space="preserve">Paso 3 — Del coste de la mercancía al importe solicitado.</w:t>
       </w:r>
     </w:p>
     <w:tbl>
@@ -6639,9 +7068,8 @@
         </w:tblBorders>
       </w:tblPr>
       <w:tblGrid>
-        <w:gridCol w:w="3226"/>
-        <w:gridCol w:w="1800"/>
-        <w:gridCol w:w="4000"/>
+        <w:gridCol w:w="6026"/>
+        <w:gridCol w:w="3000"/>
       </w:tblGrid>
       <w:tr>
         <w:trPr>
@@ -6649,7 +7077,7 @@
         </w:trPr>
         <w:tc>
           <w:tcPr>
-            <w:tcW w:type="dxa" w:w="3226"/>
+            <w:tcW w:type="dxa" w:w="6026"/>
             <w:shd w:fill="1F3864" w:val="clear"/>
             <w:tcMar>
               <w:top w:type="dxa" w:w="60"/>
@@ -6671,13 +7099,13 @@
                 <w:sz w:val="20"/>
                 <w:szCs w:val="20"/>
               </w:rPr>
-              <w:t xml:space="preserve">Referencia</w:t>
-            </w:r>
-          </w:p>
-        </w:tc>
-        <w:tc>
-          <w:tcPr>
-            <w:tcW w:type="dxa" w:w="1800"/>
+              <w:t xml:space="preserve">Concepto</w:t>
+            </w:r>
+          </w:p>
+        </w:tc>
+        <w:tc>
+          <w:tcPr>
+            <w:tcW w:type="dxa" w:w="3000"/>
             <w:shd w:fill="1F3864" w:val="clear"/>
             <w:tcMar>
               <w:top w:type="dxa" w:w="60"/>
@@ -6704,106 +7132,54 @@
             </w:r>
           </w:p>
         </w:tc>
-        <w:tc>
-          <w:tcPr>
-            <w:tcW w:type="dxa" w:w="4000"/>
-            <w:shd w:fill="1F3864" w:val="clear"/>
-            <w:tcMar>
-              <w:top w:type="dxa" w:w="60"/>
-              <w:left w:type="dxa" w:w="90"/>
-              <w:bottom w:type="dxa" w:w="60"/>
-              <w:right w:type="dxa" w:w="90"/>
-            </w:tcMar>
-          </w:tcPr>
-          <w:p>
-            <w:pPr>
-              <w:spacing w:after="0" w:line="264"/>
-            </w:pPr>
-            <w:r>
-              <w:rPr>
-                <w:rFonts w:ascii="Calibri" w:cs="Calibri" w:eastAsia="Calibri" w:hAnsi="Calibri"/>
-                <w:b/>
-                <w:bCs/>
-                <w:color w:val="FFFFFF"/>
-                <w:sz w:val="20"/>
-                <w:szCs w:val="20"/>
-              </w:rPr>
-              <w:t xml:space="preserve">Lectura</w:t>
-            </w:r>
-          </w:p>
-        </w:tc>
       </w:tr>
       <w:tr>
         <w:tc>
           <w:tcPr>
-            <w:tcW w:type="dxa" w:w="3226"/>
-            <w:tcMar>
-              <w:top w:type="dxa" w:w="60"/>
-              <w:left w:type="dxa" w:w="90"/>
-              <w:bottom w:type="dxa" w:w="60"/>
-              <w:right w:type="dxa" w:w="90"/>
-            </w:tcMar>
-          </w:tcPr>
-          <w:p>
-            <w:pPr>
-              <w:spacing w:after="0" w:line="264"/>
-            </w:pPr>
-            <w:r>
-              <w:rPr>
-                <w:rFonts w:ascii="Calibri" w:cs="Calibri" w:eastAsia="Calibri" w:hAnsi="Calibri"/>
-                <w:sz w:val="20"/>
-                <w:szCs w:val="20"/>
-              </w:rPr>
-              <w:t xml:space="preserve">Necesidad justificada por el modelo (pico de disposición)</w:t>
-            </w:r>
-          </w:p>
-        </w:tc>
-        <w:tc>
-          <w:tcPr>
-            <w:tcW w:type="dxa" w:w="1800"/>
-            <w:tcMar>
-              <w:top w:type="dxa" w:w="60"/>
-              <w:left w:type="dxa" w:w="90"/>
-              <w:bottom w:type="dxa" w:w="60"/>
-              <w:right w:type="dxa" w:w="90"/>
-            </w:tcMar>
-          </w:tcPr>
-          <w:p>
-            <w:pPr>
-              <w:spacing w:after="0" w:line="264"/>
-              <w:jc w:val="right"/>
-            </w:pPr>
-            <w:r>
-              <w:rPr>
-                <w:rFonts w:ascii="Calibri" w:cs="Calibri" w:eastAsia="Calibri" w:hAnsi="Calibri"/>
-                <w:sz w:val="20"/>
-                <w:szCs w:val="20"/>
-              </w:rPr>
-              <w:t xml:space="preserve">~62.000</w:t>
-            </w:r>
-          </w:p>
-        </w:tc>
-        <w:tc>
-          <w:tcPr>
-            <w:tcW w:type="dxa" w:w="4000"/>
-            <w:tcMar>
-              <w:top w:type="dxa" w:w="60"/>
-              <w:left w:type="dxa" w:w="90"/>
-              <w:bottom w:type="dxa" w:w="60"/>
-              <w:right w:type="dxa" w:w="90"/>
-            </w:tcMar>
-          </w:tcPr>
-          <w:p>
-            <w:pPr>
-              <w:spacing w:after="0" w:line="264"/>
-            </w:pPr>
-            <w:r>
-              <w:rPr>
-                <w:rFonts w:ascii="Calibri" w:cs="Calibri" w:eastAsia="Calibri" w:hAnsi="Calibri"/>
-                <w:sz w:val="20"/>
-                <w:szCs w:val="20"/>
-              </w:rPr>
-              <w:t xml:space="preserve">Financia el desfase entre pagar el stock y cobrar las ventas, con compra escalonada. Es el importe que el flujo de caja de campaña cubre y devuelve dentro del ciclo (sección 10)</w:t>
+            <w:tcW w:type="dxa" w:w="6026"/>
+            <w:tcMar>
+              <w:top w:type="dxa" w:w="60"/>
+              <w:left w:type="dxa" w:w="90"/>
+              <w:bottom w:type="dxa" w:w="60"/>
+              <w:right w:type="dxa" w:w="90"/>
+            </w:tcMar>
+          </w:tcPr>
+          <w:p>
+            <w:pPr>
+              <w:spacing w:after="0" w:line="264"/>
+            </w:pPr>
+            <w:r>
+              <w:rPr>
+                <w:rFonts w:ascii="Calibri" w:cs="Calibri" w:eastAsia="Calibri" w:hAnsi="Calibri"/>
+                <w:sz w:val="20"/>
+                <w:szCs w:val="20"/>
+              </w:rPr>
+              <w:t xml:space="preserve">Coste total del stock de campaña (los tres grupos)</w:t>
+            </w:r>
+          </w:p>
+        </w:tc>
+        <w:tc>
+          <w:tcPr>
+            <w:tcW w:type="dxa" w:w="3000"/>
+            <w:tcMar>
+              <w:top w:type="dxa" w:w="60"/>
+              <w:left w:type="dxa" w:w="90"/>
+              <w:bottom w:type="dxa" w:w="60"/>
+              <w:right w:type="dxa" w:w="90"/>
+            </w:tcMar>
+          </w:tcPr>
+          <w:p>
+            <w:pPr>
+              <w:spacing w:after="0" w:line="264"/>
+              <w:jc w:val="right"/>
+            </w:pPr>
+            <w:r>
+              <w:rPr>
+                <w:rFonts w:ascii="Calibri" w:cs="Calibri" w:eastAsia="Calibri" w:hAnsi="Calibri"/>
+                <w:sz w:val="20"/>
+                <w:szCs w:val="20"/>
+              </w:rPr>
+              <w:t xml:space="preserve">195.125</w:t>
             </w:r>
           </w:p>
         </w:tc>
@@ -6811,7 +7187,7 @@
       <w:tr>
         <w:tc>
           <w:tcPr>
-            <w:tcW w:type="dxa" w:w="3226"/>
+            <w:tcW w:type="dxa" w:w="6026"/>
             <w:shd w:fill="F2F5FA" w:val="clear"/>
             <w:tcMar>
               <w:top w:type="dxa" w:w="60"/>
@@ -6830,13 +7206,13 @@
                 <w:sz w:val="20"/>
                 <w:szCs w:val="20"/>
               </w:rPr>
-              <w:t xml:space="preserve">Coste total de la mercancía de campaña</w:t>
-            </w:r>
-          </w:p>
-        </w:tc>
-        <w:tc>
-          <w:tcPr>
-            <w:tcW w:type="dxa" w:w="1800"/>
+              <w:t xml:space="preserve">Margen adicional para reposición de referencias más vendidas durante la campaña y para el stock de arranque del primer trimestre de 2027</w:t>
+            </w:r>
+          </w:p>
+        </w:tc>
+        <w:tc>
+          <w:tcPr>
+            <w:tcW w:type="dxa" w:w="3000"/>
             <w:shd w:fill="F2F5FA" w:val="clear"/>
             <w:tcMar>
               <w:top w:type="dxa" w:w="60"/>
@@ -6856,32 +7232,58 @@
                 <w:sz w:val="20"/>
                 <w:szCs w:val="20"/>
               </w:rPr>
-              <w:t xml:space="preserve">~171.000</w:t>
-            </w:r>
-          </w:p>
-        </w:tc>
-        <w:tc>
-          <w:tcPr>
-            <w:tcW w:type="dxa" w:w="4000"/>
-            <w:shd w:fill="F2F5FA" w:val="clear"/>
-            <w:tcMar>
-              <w:top w:type="dxa" w:w="60"/>
-              <w:left w:type="dxa" w:w="90"/>
-              <w:bottom w:type="dxa" w:w="60"/>
-              <w:right w:type="dxa" w:w="90"/>
-            </w:tcMar>
-          </w:tcPr>
-          <w:p>
-            <w:pPr>
-              <w:spacing w:after="0" w:line="264"/>
-            </w:pPr>
-            <w:r>
-              <w:rPr>
-                <w:rFonts w:ascii="Calibri" w:cs="Calibri" w:eastAsia="Calibri" w:hAnsi="Calibri"/>
-                <w:sz w:val="20"/>
-                <w:szCs w:val="20"/>
-              </w:rPr>
-              <w:t xml:space="preserve">Importe de la compra completa, solo a título informativo: no se solicita financiar la totalidad, porque las ventas de la propia campaña financian los tramos de reposición</w:t>
+              <w:t xml:space="preserve">≈ 54.875</w:t>
+            </w:r>
+          </w:p>
+        </w:tc>
+      </w:tr>
+      <w:tr>
+        <w:tc>
+          <w:tcPr>
+            <w:tcW w:type="dxa" w:w="6026"/>
+            <w:tcMar>
+              <w:top w:type="dxa" w:w="60"/>
+              <w:left w:type="dxa" w:w="90"/>
+              <w:bottom w:type="dxa" w:w="60"/>
+              <w:right w:type="dxa" w:w="90"/>
+            </w:tcMar>
+          </w:tcPr>
+          <w:p>
+            <w:pPr>
+              <w:spacing w:after="0" w:line="264"/>
+            </w:pPr>
+            <w:r>
+              <w:rPr>
+                <w:rFonts w:ascii="Calibri" w:cs="Calibri" w:eastAsia="Calibri" w:hAnsi="Calibri"/>
+                <w:sz w:val="20"/>
+                <w:szCs w:val="20"/>
+              </w:rPr>
+              <w:t xml:space="preserve">Importe solicitado de la línea</w:t>
+            </w:r>
+          </w:p>
+        </w:tc>
+        <w:tc>
+          <w:tcPr>
+            <w:tcW w:type="dxa" w:w="3000"/>
+            <w:tcMar>
+              <w:top w:type="dxa" w:w="60"/>
+              <w:left w:type="dxa" w:w="90"/>
+              <w:bottom w:type="dxa" w:w="60"/>
+              <w:right w:type="dxa" w:w="90"/>
+            </w:tcMar>
+          </w:tcPr>
+          <w:p>
+            <w:pPr>
+              <w:spacing w:after="0" w:line="264"/>
+              <w:jc w:val="right"/>
+            </w:pPr>
+            <w:r>
+              <w:rPr>
+                <w:rFonts w:ascii="Calibri" w:cs="Calibri" w:eastAsia="Calibri" w:hAnsi="Calibri"/>
+                <w:sz w:val="20"/>
+                <w:szCs w:val="20"/>
+              </w:rPr>
+              <w:t xml:space="preserve">250.000</w:t>
             </w:r>
           </w:p>
         </w:tc>
@@ -6902,7 +7304,7 @@
           <w:sz w:val="22"/>
           <w:szCs w:val="22"/>
         </w:rPr>
-        <w:t xml:space="preserve">En el escenario conservador (−25 % sobre las ventas de campaña base), el coste total de la mercancía baja a ~128.000 € y el pico de disposición a ~47.000 €. La necesidad que este plan justifica con su propio modelo de tesorería es, por tanto, del orden de 62.000 € en el escenario base. La empresa no solicita un límite superior al que su flujo de caja acredita devolver dentro del ciclo de campaña; el dimensionamiento final queda a criterio de CaixaBank.</w:t>
+        <w:t xml:space="preserve">Se solicita el importe como límite de una línea revolvente, no como deuda a plazo: la empresa dispone de él a medida que compra y lo devuelve a medida que vende y cobra. La disposición efectiva máxima prevista es sensiblemente inferior al límite (ver sección 10): con compra escalonada, el pico ronda los 72.000 €; incluso comprando todo el stock por adelantado en octubre, el pico ronda los 150.000 €. El margen entre esa disposición y el límite de 250.000 € da holgura para reponer sin volver a solicitar y para no agotar la línea si la campaña supera el objetivo.</w:t>
       </w:r>
     </w:p>
     <w:p>
@@ -6927,7 +7329,7 @@
           <w:sz w:val="20"/>
           <w:szCs w:val="20"/>
         </w:rPr>
-        <w:t xml:space="preserve">Supuestos de esta sección: </w:t>
+        <w:t xml:space="preserve">Supuestos de esta sección (recogidos en la hoja «Supuestos» del anexo Excel): </w:t>
       </w:r>
       <w:r>
         <w:rPr>
@@ -6938,7 +7340,7 @@
           <w:sz w:val="20"/>
           <w:szCs w:val="20"/>
         </w:rPr>
-        <w:t xml:space="preserve">crecimiento de campaña base +15 % sobre 275.000 € [PENDIENTE: objetivo real]; reparto 60 % Spiro / 40 % Ekio Light [PENDIENTE: confirmar]; coste de mercancía Spiro 60 % y Ekio Light 45 %, supuestos prudentes coherentes con los márgenes de gestión [PENDIENTE: coste real por línea]; fases de compra 60 % octubre / 30 % noviembre / 10 % diciembre, pago a proveedor en el mes de compra [PENDIENTE: plazo de pago real a cada proveedor]. Los parámetros se recogen en la hoja «Supuestos» del anexo Excel. El importe de la línea no es una petición de la empresa: es una necesidad estimada y el límite lo fija CaixaBank.</w:t>
+        <w:t xml:space="preserve">objetivo de campaña 350.000 € [PENDIENTE: confirmar]; reparto 65 % Spiro / 25 % Ekio Light / 10 % accesorios [PENDIENTE: confirmar]; coste de mercancía 60 % / 45 % / 55 %, supuestos prudentes coherentes con los márgenes de gestión [PENDIENTE: coste real por grupo]; fases de compra 60 % octubre / 30 % noviembre / 10 % diciembre, pago a proveedor en el mes de compra [PENDIENTE: plazo de pago real a cada proveedor].</w:t>
       </w:r>
     </w:p>
     <w:p>
@@ -7047,7 +7449,7 @@
           <w:sz w:val="20"/>
           <w:szCs w:val="20"/>
         </w:rPr>
-        <w:t xml:space="preserve">[PENDIENTE: decisión de la empresa sobre qué garantías está dispuesta a aportar. La posición de partida comunicada es «solo responsabilidad de la sociedad»; este apartado recoge las alternativas para la negociación con CaixaBank.]</w:t>
+        <w:t xml:space="preserve">[PENDIENTE: decisión de la empresa sobre qué garantías está dispuesta a aportar. Recomendación: aval SGR Iberaval o pignoración del stock, dado el importe solicitado y la reciente constitución de la sociedad.]</w:t>
       </w:r>
     </w:p>
     <w:p>
@@ -7110,7 +7512,7 @@
           <w:sz w:val="20"/>
           <w:szCs w:val="20"/>
         </w:rPr>
-        <w:t xml:space="preserve">Objetivo de campaña base 316.250 €. Ventas distribuidas 15 % / 35 % / 30 % / 15 % / 5 % (octubre a febrero). Cobro D2C en el mismo mes de la venta (las pasarelas de pago liquidan con retención y reservas; el supuesto de cobro íntegro en el mes es conservador solo en apariencia y se ajustará con el dato real). Compra de stock escalonada 60 % / 30 % / 10 % (octubre a diciembre), pagada en el mes de compra. Gastos de campaña (marketing y logística) al 12 % de las ventas. Cuota del préstamo de 70.000 € incluida en cada mes. El flujo se presenta antes del Impuesto sobre Sociedades; el beneficio de campaña quedará sujeto a IS (25 %, o el tipo reducido que corresponda) en la liquidación del ejercicio, que la empresa provisionará con la caja generada.</w:t>
+        <w:t xml:space="preserve">Objetivo de campaña 350.000 €. Ventas distribuidas 15 % / 35 % / 30 % / 15 % / 5 % (octubre a febrero). Cobro D2C en el mismo mes de la venta (las pasarelas de pago liquidan con retención y reservas; el supuesto de cobro íntegro en el mes se ajustará con el dato real). Compra de stock escalonada 60 % / 30 % / 10 % (octubre a diciembre), pagada en el mes de compra. Gastos de campaña (marketing y logística) al 12 % de las ventas. Cuota del préstamo de 70.000 € incluida en cada mes. El flujo se presenta antes del Impuesto sobre Sociedades; el beneficio de campaña quedará sujeto a IS (25 %, o el tipo reducido que corresponda) en la liquidación del ejercicio, que la empresa provisionará con la caja generada.</w:t>
       </w:r>
     </w:p>
     <w:tbl>
@@ -7387,7 +7789,7 @@
                 <w:sz w:val="20"/>
                 <w:szCs w:val="20"/>
               </w:rPr>
-              <w:t xml:space="preserve">47.438</w:t>
+              <w:t xml:space="preserve">52.500</w:t>
             </w:r>
           </w:p>
         </w:tc>
@@ -7412,7 +7814,7 @@
                 <w:sz w:val="20"/>
                 <w:szCs w:val="20"/>
               </w:rPr>
-              <w:t xml:space="preserve">110.688</w:t>
+              <w:t xml:space="preserve">122.500</w:t>
             </w:r>
           </w:p>
         </w:tc>
@@ -7437,7 +7839,7 @@
                 <w:sz w:val="20"/>
                 <w:szCs w:val="20"/>
               </w:rPr>
-              <w:t xml:space="preserve">94.875</w:t>
+              <w:t xml:space="preserve">105.000</w:t>
             </w:r>
           </w:p>
         </w:tc>
@@ -7462,7 +7864,7 @@
                 <w:sz w:val="20"/>
                 <w:szCs w:val="20"/>
               </w:rPr>
-              <w:t xml:space="preserve">47.438</w:t>
+              <w:t xml:space="preserve">52.500</w:t>
             </w:r>
           </w:p>
         </w:tc>
@@ -7487,7 +7889,7 @@
                 <w:sz w:val="20"/>
                 <w:szCs w:val="20"/>
               </w:rPr>
-              <w:t xml:space="preserve">15.813</w:t>
+              <w:t xml:space="preserve">17.500</w:t>
             </w:r>
           </w:p>
         </w:tc>
@@ -7512,7 +7914,7 @@
                 <w:sz w:val="20"/>
                 <w:szCs w:val="20"/>
               </w:rPr>
-              <w:t xml:space="preserve">316.250</w:t>
+              <w:t xml:space="preserve">350.000</w:t>
             </w:r>
           </w:p>
         </w:tc>
@@ -7565,7 +7967,7 @@
                 <w:sz w:val="20"/>
                 <w:szCs w:val="20"/>
               </w:rPr>
-              <w:t xml:space="preserve">−102.465</w:t>
+              <w:t xml:space="preserve">−117.075</w:t>
             </w:r>
           </w:p>
         </w:tc>
@@ -7591,7 +7993,7 @@
                 <w:sz w:val="20"/>
                 <w:szCs w:val="20"/>
               </w:rPr>
-              <w:t xml:space="preserve">−51.233</w:t>
+              <w:t xml:space="preserve">−58.538</w:t>
             </w:r>
           </w:p>
         </w:tc>
@@ -7617,7 +8019,7 @@
                 <w:sz w:val="20"/>
                 <w:szCs w:val="20"/>
               </w:rPr>
-              <w:t xml:space="preserve">−17.078</w:t>
+              <w:t xml:space="preserve">−19.512</w:t>
             </w:r>
           </w:p>
         </w:tc>
@@ -7695,7 +8097,7 @@
                 <w:sz w:val="20"/>
                 <w:szCs w:val="20"/>
               </w:rPr>
-              <w:t xml:space="preserve">−170.775</w:t>
+              <w:t xml:space="preserve">−195.125</w:t>
             </w:r>
           </w:p>
         </w:tc>
@@ -7746,7 +8148,7 @@
                 <w:sz w:val="20"/>
                 <w:szCs w:val="20"/>
               </w:rPr>
-              <w:t xml:space="preserve">−5.693</w:t>
+              <w:t xml:space="preserve">−6.300</w:t>
             </w:r>
           </w:p>
         </w:tc>
@@ -7771,7 +8173,7 @@
                 <w:sz w:val="20"/>
                 <w:szCs w:val="20"/>
               </w:rPr>
-              <w:t xml:space="preserve">−13.283</w:t>
+              <w:t xml:space="preserve">−14.700</w:t>
             </w:r>
           </w:p>
         </w:tc>
@@ -7796,7 +8198,7 @@
                 <w:sz w:val="20"/>
                 <w:szCs w:val="20"/>
               </w:rPr>
-              <w:t xml:space="preserve">−11.385</w:t>
+              <w:t xml:space="preserve">−12.600</w:t>
             </w:r>
           </w:p>
         </w:tc>
@@ -7821,7 +8223,7 @@
                 <w:sz w:val="20"/>
                 <w:szCs w:val="20"/>
               </w:rPr>
-              <w:t xml:space="preserve">−5.693</w:t>
+              <w:t xml:space="preserve">−6.300</w:t>
             </w:r>
           </w:p>
         </w:tc>
@@ -7846,7 +8248,7 @@
                 <w:sz w:val="20"/>
                 <w:szCs w:val="20"/>
               </w:rPr>
-              <w:t xml:space="preserve">−1.898</w:t>
+              <w:t xml:space="preserve">−2.100</w:t>
             </w:r>
           </w:p>
         </w:tc>
@@ -7871,7 +8273,7 @@
                 <w:sz w:val="20"/>
                 <w:szCs w:val="20"/>
               </w:rPr>
-              <w:t xml:space="preserve">−37.950</w:t>
+              <w:t xml:space="preserve">−42.000</w:t>
             </w:r>
           </w:p>
         </w:tc>
@@ -8105,7 +8507,7 @@
                 <w:sz w:val="20"/>
                 <w:szCs w:val="20"/>
               </w:rPr>
-              <w:t xml:space="preserve">−62.070</w:t>
+              <w:t xml:space="preserve">−72.225</w:t>
             </w:r>
           </w:p>
         </w:tc>
@@ -8130,7 +8532,7 @@
                 <w:sz w:val="20"/>
                 <w:szCs w:val="20"/>
               </w:rPr>
-              <w:t xml:space="preserve">+44.822</w:t>
+              <w:t xml:space="preserve">+47.912</w:t>
             </w:r>
           </w:p>
         </w:tc>
@@ -8155,7 +8557,7 @@
                 <w:sz w:val="20"/>
                 <w:szCs w:val="20"/>
               </w:rPr>
-              <w:t xml:space="preserve">+65.062</w:t>
+              <w:t xml:space="preserve">+71.538</w:t>
             </w:r>
           </w:p>
         </w:tc>
@@ -8180,7 +8582,7 @@
                 <w:sz w:val="20"/>
                 <w:szCs w:val="20"/>
               </w:rPr>
-              <w:t xml:space="preserve">+40.395</w:t>
+              <w:t xml:space="preserve">+44.850</w:t>
             </w:r>
           </w:p>
         </w:tc>
@@ -8205,7 +8607,7 @@
                 <w:sz w:val="20"/>
                 <w:szCs w:val="20"/>
               </w:rPr>
-              <w:t xml:space="preserve">+12.565</w:t>
+              <w:t xml:space="preserve">+14.050</w:t>
             </w:r>
           </w:p>
         </w:tc>
@@ -8230,7 +8632,7 @@
                 <w:sz w:val="20"/>
                 <w:szCs w:val="20"/>
               </w:rPr>
-              <w:t xml:space="preserve">+100.774</w:t>
+              <w:t xml:space="preserve">+106.125</w:t>
             </w:r>
           </w:p>
         </w:tc>
@@ -8283,7 +8685,7 @@
                 <w:sz w:val="20"/>
                 <w:szCs w:val="20"/>
               </w:rPr>
-              <w:t xml:space="preserve">62.070</w:t>
+              <w:t xml:space="preserve">72.225</w:t>
             </w:r>
           </w:p>
         </w:tc>
@@ -8489,7 +8891,7 @@
                 <w:sz w:val="20"/>
                 <w:szCs w:val="20"/>
               </w:rPr>
-              <w:t xml:space="preserve">−44.822</w:t>
+              <w:t xml:space="preserve">−47.912</w:t>
             </w:r>
           </w:p>
         </w:tc>
@@ -8514,7 +8916,7 @@
                 <w:sz w:val="20"/>
                 <w:szCs w:val="20"/>
               </w:rPr>
-              <w:t xml:space="preserve">−17.248</w:t>
+              <w:t xml:space="preserve">−24.313</w:t>
             </w:r>
           </w:p>
         </w:tc>
@@ -8589,7 +8991,7 @@
                 <w:sz w:val="20"/>
                 <w:szCs w:val="20"/>
               </w:rPr>
-              <w:t xml:space="preserve">−62.070</w:t>
+              <w:t xml:space="preserve">−72.225</w:t>
             </w:r>
           </w:p>
         </w:tc>
@@ -8642,7 +9044,7 @@
                 <w:sz w:val="20"/>
                 <w:szCs w:val="20"/>
               </w:rPr>
-              <w:t xml:space="preserve">62.070</w:t>
+              <w:t xml:space="preserve">72.225</w:t>
             </w:r>
           </w:p>
         </w:tc>
@@ -8668,7 +9070,7 @@
                 <w:sz w:val="20"/>
                 <w:szCs w:val="20"/>
               </w:rPr>
-              <w:t xml:space="preserve">17.248</w:t>
+              <w:t xml:space="preserve">24.313</w:t>
             </w:r>
           </w:p>
         </w:tc>
@@ -8873,7 +9275,7 @@
                 <w:sz w:val="20"/>
                 <w:szCs w:val="20"/>
               </w:rPr>
-              <w:t xml:space="preserve">+47.814</w:t>
+              <w:t xml:space="preserve">+47.225</w:t>
             </w:r>
           </w:p>
         </w:tc>
@@ -8898,7 +9300,7 @@
                 <w:sz w:val="20"/>
                 <w:szCs w:val="20"/>
               </w:rPr>
-              <w:t xml:space="preserve">+88.209</w:t>
+              <w:t xml:space="preserve">+92.075</w:t>
             </w:r>
           </w:p>
         </w:tc>
@@ -8923,7 +9325,7 @@
                 <w:sz w:val="20"/>
                 <w:szCs w:val="20"/>
               </w:rPr>
-              <w:t xml:space="preserve">+100.774</w:t>
+              <w:t xml:space="preserve">+106.125</w:t>
             </w:r>
           </w:p>
         </w:tc>
@@ -8979,23 +9381,7 @@
           <w:sz w:val="22"/>
           <w:szCs w:val="22"/>
         </w:rPr>
-        <w:t xml:space="preserve">la línea se dispone íntegra en octubre (~62.000 €) para comprar el stock antes del pico, y queda totalmente devuelta a finales de diciembre, con el cobro de las ventas de Black Friday y Navidad. A partir de ahí la campaña solo genera caja. El ciclo de vida de la disposición es de aproximadamente dos meses.</w:t>
-      </w:r>
-    </w:p>
-    <w:p>
-      <w:pPr>
-        <w:spacing w:after="120" w:line="288"/>
-      </w:pPr>
-      <w:r>
-        <w:rPr>
-          <w:rFonts w:ascii="Calibri" w:cs="Calibri" w:eastAsia="Calibri" w:hAnsi="Calibri"/>
-          <w:i/>
-          <w:iCs/>
-          <w:color w:val="595959"/>
-          <w:sz w:val="20"/>
-          <w:szCs w:val="20"/>
-        </w:rPr>
-        <w:t xml:space="preserve">El total de «flujo de caja libre del mes» (+100.774 €) es el flujo operativo de campaña de la sección 10.2 (107.525 €) menos el servicio del préstamo de 70.000 € en el periodo (6.750 €); la diferencia de 1 € es redondeo.</w:t>
+        <w:t xml:space="preserve">con compra escalonada, la línea se dispone hasta unos 72.000 € en octubre para comprar el primer y mayor tramo de stock, y queda totalmente devuelta a finales de diciembre con el cobro de las ventas de Black Friday y Navidad. A partir de ahí la campaña solo genera caja. El ciclo de vida de la disposición es de aproximadamente dos meses. La disposición máxima queda muy por debajo del límite solicitado (250.000 €).</w:t>
       </w:r>
     </w:p>
     <w:p>
@@ -9022,25 +9408,12 @@
       <w:r>
         <w:rPr>
           <w:rFonts w:ascii="Calibri" w:cs="Calibri" w:eastAsia="Calibri" w:hAnsi="Calibri"/>
-          <w:sz w:val="22"/>
-          <w:szCs w:val="22"/>
-        </w:rPr>
-        <w:t xml:space="preserve">El ratio compara el flujo de caja operativo generado por la campaña con lo que hay que devolver (pico de la línea) más el servicio del préstamo de 70.000 € durante el periodo:</w:t>
-      </w:r>
-    </w:p>
-    <w:p>
-      <w:pPr>
-        <w:spacing w:after="120" w:line="288"/>
-      </w:pPr>
-      <w:r>
-        <w:rPr>
-          <w:rFonts w:ascii="Calibri" w:cs="Calibri" w:eastAsia="Calibri" w:hAnsi="Calibri"/>
-          <w:b/>
-          <w:bCs/>
-          <w:sz w:val="22"/>
-          <w:szCs w:val="22"/>
-        </w:rPr>
-        <w:t xml:space="preserve">Ratio de cobertura = Flujo de caja operativo de campaña ÷ (Pico de la línea + Servicio del préstamo 70k)</w:t>
+          <w:b/>
+          <w:bCs/>
+          <w:sz w:val="22"/>
+          <w:szCs w:val="22"/>
+        </w:rPr>
+        <w:t xml:space="preserve">Ratio de cobertura = Flujo de caja operativo de campaña ÷ (Pico de disposición + Servicio del préstamo 70k en el periodo)</w:t>
       </w:r>
     </w:p>
     <w:tbl>
@@ -9146,7 +9519,7 @@
                 <w:sz w:val="20"/>
                 <w:szCs w:val="20"/>
               </w:rPr>
-              <w:t xml:space="preserve">Escenario conservador (−25 %)</w:t>
+              <w:t xml:space="preserve">Conservador (−25 %)</w:t>
             </w:r>
           </w:p>
         </w:tc>
@@ -9197,7 +9570,7 @@
                 <w:sz w:val="20"/>
                 <w:szCs w:val="20"/>
               </w:rPr>
-              <w:t xml:space="preserve">316.250</w:t>
+              <w:t xml:space="preserve">350.000</w:t>
             </w:r>
           </w:p>
         </w:tc>
@@ -9222,7 +9595,7 @@
                 <w:sz w:val="20"/>
                 <w:szCs w:val="20"/>
               </w:rPr>
-              <w:t xml:space="preserve">237.188</w:t>
+              <w:t xml:space="preserve">262.500</w:t>
             </w:r>
           </w:p>
         </w:tc>
@@ -9275,7 +9648,7 @@
                 <w:sz w:val="20"/>
                 <w:szCs w:val="20"/>
               </w:rPr>
-              <w:t xml:space="preserve">107.525</w:t>
+              <w:t xml:space="preserve">112.875</w:t>
             </w:r>
           </w:p>
         </w:tc>
@@ -9301,7 +9674,7 @@
                 <w:sz w:val="20"/>
                 <w:szCs w:val="20"/>
               </w:rPr>
-              <w:t xml:space="preserve">80.644</w:t>
+              <w:t xml:space="preserve">84.656</w:t>
             </w:r>
           </w:p>
         </w:tc>
@@ -9352,7 +9725,7 @@
                 <w:sz w:val="20"/>
                 <w:szCs w:val="20"/>
               </w:rPr>
-              <w:t xml:space="preserve">62.070</w:t>
+              <w:t xml:space="preserve">72.225</w:t>
             </w:r>
           </w:p>
         </w:tc>
@@ -9377,7 +9750,7 @@
                 <w:sz w:val="20"/>
                 <w:szCs w:val="20"/>
               </w:rPr>
-              <w:t xml:space="preserve">46.890</w:t>
+              <w:t xml:space="preserve">54.506</w:t>
             </w:r>
           </w:p>
         </w:tc>
@@ -9507,7 +9880,7 @@
                 <w:sz w:val="20"/>
                 <w:szCs w:val="20"/>
               </w:rPr>
-              <w:t xml:space="preserve">68.820</w:t>
+              <w:t xml:space="preserve">78.975</w:t>
             </w:r>
           </w:p>
         </w:tc>
@@ -9532,7 +9905,7 @@
                 <w:sz w:val="20"/>
                 <w:szCs w:val="20"/>
               </w:rPr>
-              <w:t xml:space="preserve">53.640</w:t>
+              <w:t xml:space="preserve">61.256</w:t>
             </w:r>
           </w:p>
         </w:tc>
@@ -9585,7 +9958,7 @@
                 <w:sz w:val="20"/>
                 <w:szCs w:val="20"/>
               </w:rPr>
-              <w:t xml:space="preserve">1,56x</w:t>
+              <w:t xml:space="preserve">1,43x</w:t>
             </w:r>
           </w:p>
         </w:tc>
@@ -9611,7 +9984,7 @@
                 <w:sz w:val="20"/>
                 <w:szCs w:val="20"/>
               </w:rPr>
-              <w:t xml:space="preserve">1,50x</w:t>
+              <w:t xml:space="preserve">1,38x</w:t>
             </w:r>
           </w:p>
         </w:tc>
@@ -9635,7 +10008,7 @@
           <w:sz w:val="20"/>
           <w:szCs w:val="20"/>
         </w:rPr>
-        <w:t xml:space="preserve">El flujo de caja operativo de campaña es cobros − compras de stock − gastos de campaña (antes del servicio de deuda). El escenario conservador aplica −25 % a las ventas de campaña, manteniendo constantes los % de coste, el reparto y el gasto de campaña como porcentaje de ventas.</w:t>
+        <w:t xml:space="preserve">Flujo de caja operativo de campaña = cobros − compra de stock − gastos de campaña (antes del servicio de deuda). El escenario conservador aplica −25 % a las ventas y escala compras y gastos en la misma proporción; la cuota del préstamo de 70k se mantiene fija (es una obligación que no depende de las ventas).</w:t>
       </w:r>
     </w:p>
     <w:p>
@@ -9648,7 +10021,7 @@
           <w:sz w:val="22"/>
           <w:szCs w:val="22"/>
         </w:rPr>
-        <w:t xml:space="preserve">El escenario conservador reduce en un 25 % las ventas y, con ellas, el gasto de campaña; la compra de stock se supone ajustable a la baja al mismo ritmo. En esas condiciones el flujo generado cubre 1,5 veces la devolución de la línea más el servicio del préstamo vivo.</w:t>
+        <w:t xml:space="preserve">En ambos escenarios el flujo generado cubre en torno a 1,4 veces la devolución de la línea (medida sobre el pico de disposición) más el servicio del préstamo vivo. La cobertura no depende de que la campaña crezca: se sostiene sobre la conversión en caja de stock ya vendible.</w:t>
       </w:r>
     </w:p>
     <w:p>
@@ -9665,7 +10038,7 @@
           <w:sz w:val="24"/>
           <w:szCs w:val="24"/>
         </w:rPr>
-        <w:t xml:space="preserve">10.3. Estrés severo: pedido comprometido y ventas −40 %</w:t>
+        <w:t xml:space="preserve">10.3. Casos extremos</w:t>
       </w:r>
     </w:p>
     <w:p>
@@ -9675,354 +10048,21 @@
       <w:r>
         <w:rPr>
           <w:rFonts w:ascii="Calibri" w:cs="Calibri" w:eastAsia="Calibri" w:hAnsi="Calibri"/>
-          <w:sz w:val="22"/>
-          <w:szCs w:val="22"/>
-        </w:rPr>
-        <w:t xml:space="preserve">El riesgo relevante para el comité es distinto: que el pedido de campaña ya esté comprometido (170.775 € de coste de mercancía) y las ventas caigan con fuerza. Con ventas un 40 % por debajo del objetivo base (≈ 189.750 €), gasto de campaña al 12 % de esas ventas (≈ 22.770 €) y el servicio del préstamo de 70k (6.750 €), el flujo neto de los cinco meses de campaña sería aproximadamente −10.500 €:</w:t>
-      </w:r>
-    </w:p>
-    <w:tbl>
-      <w:tblPr>
-        <w:tblW w:type="dxa" w:w="9026"/>
-        <w:tblBorders>
-          <w:top w:val="single" w:color="BFBFBF" w:sz="2"/>
-          <w:left w:val="single" w:color="BFBFBF" w:sz="2"/>
-          <w:bottom w:val="single" w:color="BFBFBF" w:sz="2"/>
-          <w:right w:val="single" w:color="BFBFBF" w:sz="2"/>
-          <w:insideH w:val="single" w:color="D9D9D9" w:sz="2"/>
-          <w:insideV w:val="single" w:color="D9D9D9" w:sz="2"/>
-        </w:tblBorders>
-      </w:tblPr>
-      <w:tblGrid>
-        <w:gridCol w:w="6026"/>
-        <w:gridCol w:w="3000"/>
-      </w:tblGrid>
-      <w:tr>
-        <w:trPr>
-          <w:tblHeader/>
-        </w:trPr>
-        <w:tc>
-          <w:tcPr>
-            <w:tcW w:type="dxa" w:w="6026"/>
-            <w:shd w:fill="1F3864" w:val="clear"/>
-            <w:tcMar>
-              <w:top w:type="dxa" w:w="60"/>
-              <w:left w:type="dxa" w:w="90"/>
-              <w:bottom w:type="dxa" w:w="60"/>
-              <w:right w:type="dxa" w:w="90"/>
-            </w:tcMar>
-          </w:tcPr>
-          <w:p>
-            <w:pPr>
-              <w:spacing w:after="0" w:line="264"/>
-            </w:pPr>
-            <w:r>
-              <w:rPr>
-                <w:rFonts w:ascii="Calibri" w:cs="Calibri" w:eastAsia="Calibri" w:hAnsi="Calibri"/>
-                <w:b/>
-                <w:bCs/>
-                <w:color w:val="FFFFFF"/>
-                <w:sz w:val="20"/>
-                <w:szCs w:val="20"/>
-              </w:rPr>
-              <w:t xml:space="preserve">Concepto</w:t>
-            </w:r>
-          </w:p>
-        </w:tc>
-        <w:tc>
-          <w:tcPr>
-            <w:tcW w:type="dxa" w:w="3000"/>
-            <w:shd w:fill="1F3864" w:val="clear"/>
-            <w:tcMar>
-              <w:top w:type="dxa" w:w="60"/>
-              <w:left w:type="dxa" w:w="90"/>
-              <w:bottom w:type="dxa" w:w="60"/>
-              <w:right w:type="dxa" w:w="90"/>
-            </w:tcMar>
-          </w:tcPr>
-          <w:p>
-            <w:pPr>
-              <w:spacing w:after="0" w:line="264"/>
-              <w:jc w:val="right"/>
-            </w:pPr>
-            <w:r>
-              <w:rPr>
-                <w:rFonts w:ascii="Calibri" w:cs="Calibri" w:eastAsia="Calibri" w:hAnsi="Calibri"/>
-                <w:b/>
-                <w:bCs/>
-                <w:color w:val="FFFFFF"/>
-                <w:sz w:val="20"/>
-                <w:szCs w:val="20"/>
-              </w:rPr>
-              <w:t xml:space="preserve">Importe (€)</w:t>
-            </w:r>
-          </w:p>
-        </w:tc>
-      </w:tr>
-      <w:tr>
-        <w:tc>
-          <w:tcPr>
-            <w:tcW w:type="dxa" w:w="6026"/>
-            <w:tcMar>
-              <w:top w:type="dxa" w:w="60"/>
-              <w:left w:type="dxa" w:w="90"/>
-              <w:bottom w:type="dxa" w:w="60"/>
-              <w:right w:type="dxa" w:w="90"/>
-            </w:tcMar>
-          </w:tcPr>
-          <w:p>
-            <w:pPr>
-              <w:spacing w:after="0" w:line="264"/>
-            </w:pPr>
-            <w:r>
-              <w:rPr>
-                <w:rFonts w:ascii="Calibri" w:cs="Calibri" w:eastAsia="Calibri" w:hAnsi="Calibri"/>
-                <w:sz w:val="20"/>
-                <w:szCs w:val="20"/>
-              </w:rPr>
-              <w:t xml:space="preserve">Cobros por ventas (−40 %)</w:t>
-            </w:r>
-          </w:p>
-        </w:tc>
-        <w:tc>
-          <w:tcPr>
-            <w:tcW w:type="dxa" w:w="3000"/>
-            <w:tcMar>
-              <w:top w:type="dxa" w:w="60"/>
-              <w:left w:type="dxa" w:w="90"/>
-              <w:bottom w:type="dxa" w:w="60"/>
-              <w:right w:type="dxa" w:w="90"/>
-            </w:tcMar>
-          </w:tcPr>
-          <w:p>
-            <w:pPr>
-              <w:spacing w:after="0" w:line="264"/>
-              <w:jc w:val="right"/>
-            </w:pPr>
-            <w:r>
-              <w:rPr>
-                <w:rFonts w:ascii="Calibri" w:cs="Calibri" w:eastAsia="Calibri" w:hAnsi="Calibri"/>
-                <w:sz w:val="20"/>
-                <w:szCs w:val="20"/>
-              </w:rPr>
-              <w:t xml:space="preserve">≈ 189.750</w:t>
-            </w:r>
-          </w:p>
-        </w:tc>
-      </w:tr>
-      <w:tr>
-        <w:tc>
-          <w:tcPr>
-            <w:tcW w:type="dxa" w:w="6026"/>
-            <w:shd w:fill="F2F5FA" w:val="clear"/>
-            <w:tcMar>
-              <w:top w:type="dxa" w:w="60"/>
-              <w:left w:type="dxa" w:w="90"/>
-              <w:bottom w:type="dxa" w:w="60"/>
-              <w:right w:type="dxa" w:w="90"/>
-            </w:tcMar>
-          </w:tcPr>
-          <w:p>
-            <w:pPr>
-              <w:spacing w:after="0" w:line="264"/>
-            </w:pPr>
-            <w:r>
-              <w:rPr>
-                <w:rFonts w:ascii="Calibri" w:cs="Calibri" w:eastAsia="Calibri" w:hAnsi="Calibri"/>
-                <w:sz w:val="20"/>
-                <w:szCs w:val="20"/>
-              </w:rPr>
-              <w:t xml:space="preserve">(−) Compra de stock (comprometida)</w:t>
-            </w:r>
-          </w:p>
-        </w:tc>
-        <w:tc>
-          <w:tcPr>
-            <w:tcW w:type="dxa" w:w="3000"/>
-            <w:shd w:fill="F2F5FA" w:val="clear"/>
-            <w:tcMar>
-              <w:top w:type="dxa" w:w="60"/>
-              <w:left w:type="dxa" w:w="90"/>
-              <w:bottom w:type="dxa" w:w="60"/>
-              <w:right w:type="dxa" w:w="90"/>
-            </w:tcMar>
-          </w:tcPr>
-          <w:p>
-            <w:pPr>
-              <w:spacing w:after="0" w:line="264"/>
-              <w:jc w:val="right"/>
-            </w:pPr>
-            <w:r>
-              <w:rPr>
-                <w:rFonts w:ascii="Calibri" w:cs="Calibri" w:eastAsia="Calibri" w:hAnsi="Calibri"/>
-                <w:sz w:val="20"/>
-                <w:szCs w:val="20"/>
-              </w:rPr>
-              <w:t xml:space="preserve">−170.775</w:t>
-            </w:r>
-          </w:p>
-        </w:tc>
-      </w:tr>
-      <w:tr>
-        <w:tc>
-          <w:tcPr>
-            <w:tcW w:type="dxa" w:w="6026"/>
-            <w:tcMar>
-              <w:top w:type="dxa" w:w="60"/>
-              <w:left w:type="dxa" w:w="90"/>
-              <w:bottom w:type="dxa" w:w="60"/>
-              <w:right w:type="dxa" w:w="90"/>
-            </w:tcMar>
-          </w:tcPr>
-          <w:p>
-            <w:pPr>
-              <w:spacing w:after="0" w:line="264"/>
-            </w:pPr>
-            <w:r>
-              <w:rPr>
-                <w:rFonts w:ascii="Calibri" w:cs="Calibri" w:eastAsia="Calibri" w:hAnsi="Calibri"/>
-                <w:sz w:val="20"/>
-                <w:szCs w:val="20"/>
-              </w:rPr>
-              <w:t xml:space="preserve">(−) Gastos de campaña (12 % de ventas)</w:t>
-            </w:r>
-          </w:p>
-        </w:tc>
-        <w:tc>
-          <w:tcPr>
-            <w:tcW w:type="dxa" w:w="3000"/>
-            <w:tcMar>
-              <w:top w:type="dxa" w:w="60"/>
-              <w:left w:type="dxa" w:w="90"/>
-              <w:bottom w:type="dxa" w:w="60"/>
-              <w:right w:type="dxa" w:w="90"/>
-            </w:tcMar>
-          </w:tcPr>
-          <w:p>
-            <w:pPr>
-              <w:spacing w:after="0" w:line="264"/>
-              <w:jc w:val="right"/>
-            </w:pPr>
-            <w:r>
-              <w:rPr>
-                <w:rFonts w:ascii="Calibri" w:cs="Calibri" w:eastAsia="Calibri" w:hAnsi="Calibri"/>
-                <w:sz w:val="20"/>
-                <w:szCs w:val="20"/>
-              </w:rPr>
-              <w:t xml:space="preserve">≈ −22.770</w:t>
-            </w:r>
-          </w:p>
-        </w:tc>
-      </w:tr>
-      <w:tr>
-        <w:tc>
-          <w:tcPr>
-            <w:tcW w:type="dxa" w:w="6026"/>
-            <w:shd w:fill="F2F5FA" w:val="clear"/>
-            <w:tcMar>
-              <w:top w:type="dxa" w:w="60"/>
-              <w:left w:type="dxa" w:w="90"/>
-              <w:bottom w:type="dxa" w:w="60"/>
-              <w:right w:type="dxa" w:w="90"/>
-            </w:tcMar>
-          </w:tcPr>
-          <w:p>
-            <w:pPr>
-              <w:spacing w:after="0" w:line="264"/>
-            </w:pPr>
-            <w:r>
-              <w:rPr>
-                <w:rFonts w:ascii="Calibri" w:cs="Calibri" w:eastAsia="Calibri" w:hAnsi="Calibri"/>
-                <w:sz w:val="20"/>
-                <w:szCs w:val="20"/>
-              </w:rPr>
-              <w:t xml:space="preserve">(−) Servicio del préstamo 70k (5 meses)</w:t>
-            </w:r>
-          </w:p>
-        </w:tc>
-        <w:tc>
-          <w:tcPr>
-            <w:tcW w:type="dxa" w:w="3000"/>
-            <w:shd w:fill="F2F5FA" w:val="clear"/>
-            <w:tcMar>
-              <w:top w:type="dxa" w:w="60"/>
-              <w:left w:type="dxa" w:w="90"/>
-              <w:bottom w:type="dxa" w:w="60"/>
-              <w:right w:type="dxa" w:w="90"/>
-            </w:tcMar>
-          </w:tcPr>
-          <w:p>
-            <w:pPr>
-              <w:spacing w:after="0" w:line="264"/>
-              <w:jc w:val="right"/>
-            </w:pPr>
-            <w:r>
-              <w:rPr>
-                <w:rFonts w:ascii="Calibri" w:cs="Calibri" w:eastAsia="Calibri" w:hAnsi="Calibri"/>
-                <w:sz w:val="20"/>
-                <w:szCs w:val="20"/>
-              </w:rPr>
-              <w:t xml:space="preserve">−6.750</w:t>
-            </w:r>
-          </w:p>
-        </w:tc>
-      </w:tr>
-      <w:tr>
-        <w:tc>
-          <w:tcPr>
-            <w:tcW w:type="dxa" w:w="6026"/>
-            <w:tcMar>
-              <w:top w:type="dxa" w:w="60"/>
-              <w:left w:type="dxa" w:w="90"/>
-              <w:bottom w:type="dxa" w:w="60"/>
-              <w:right w:type="dxa" w:w="90"/>
-            </w:tcMar>
-          </w:tcPr>
-          <w:p>
-            <w:pPr>
-              <w:spacing w:after="0" w:line="264"/>
-            </w:pPr>
-            <w:r>
-              <w:rPr>
-                <w:rFonts w:ascii="Calibri" w:cs="Calibri" w:eastAsia="Calibri" w:hAnsi="Calibri"/>
-                <w:sz w:val="20"/>
-                <w:szCs w:val="20"/>
-              </w:rPr>
-              <w:t xml:space="preserve">Flujo neto de campaña</w:t>
-            </w:r>
-          </w:p>
-        </w:tc>
-        <w:tc>
-          <w:tcPr>
-            <w:tcW w:type="dxa" w:w="3000"/>
-            <w:tcMar>
-              <w:top w:type="dxa" w:w="60"/>
-              <w:left w:type="dxa" w:w="90"/>
-              <w:bottom w:type="dxa" w:w="60"/>
-              <w:right w:type="dxa" w:w="90"/>
-            </w:tcMar>
-          </w:tcPr>
-          <w:p>
-            <w:pPr>
-              <w:spacing w:after="0" w:line="264"/>
-              <w:jc w:val="right"/>
-            </w:pPr>
-            <w:r>
-              <w:rPr>
-                <w:rFonts w:ascii="Calibri" w:cs="Calibri" w:eastAsia="Calibri" w:hAnsi="Calibri"/>
-                <w:sz w:val="20"/>
-                <w:szCs w:val="20"/>
-              </w:rPr>
-              <w:t xml:space="preserve">≈ −10.545</w:t>
-            </w:r>
-          </w:p>
-        </w:tc>
-      </w:tr>
-    </w:tbl>
-    <w:p>
-      <w:pPr>
-        <w:spacing w:after="80"/>
-      </w:pPr>
+          <w:b/>
+          <w:bCs/>
+          <w:sz w:val="22"/>
+          <w:szCs w:val="22"/>
+        </w:rPr>
+        <w:t xml:space="preserve">a) Disposición máxima — comprar todo el stock por adelantado en octubre. </w:t>
+      </w:r>
+      <w:r>
+        <w:rPr>
+          <w:rFonts w:ascii="Calibri" w:cs="Calibri" w:eastAsia="Calibri" w:hAnsi="Calibri"/>
+          <w:sz w:val="22"/>
+          <w:szCs w:val="22"/>
+        </w:rPr>
+        <w:t xml:space="preserve">Si en lugar de escalonar la compra se adquiriera de una vez todo el stock de campaña (195.125 €), la línea se dispondría hasta unos 150.000 € en octubre. Aun así quedaría amortizada a finales de diciembre, porque los cobros de noviembre y diciembre (227.500 €) superan con holgura esa disposición. El límite de 250.000 € cubre este caso con margen.</w:t>
+      </w:r>
     </w:p>
     <w:p>
       <w:pPr>
@@ -10031,10 +10071,20 @@
       <w:r>
         <w:rPr>
           <w:rFonts w:ascii="Calibri" w:cs="Calibri" w:eastAsia="Calibri" w:hAnsi="Calibri"/>
-          <w:sz w:val="22"/>
-          <w:szCs w:val="22"/>
-        </w:rPr>
-        <w:t xml:space="preserve">En ese caso la línea se dispondría igualmente (~62.000 €) pero no quedaría amortizada al cierre de la campaña: su cancelación se completaría con las ventas de Q1 2027 y, si fuera necesario, con la tesorería propia, alargando el ciclo de la línea de ~2 meses a ~4–5 meses. Mitigantes: (a) la compra es escalonada 60 % / 30 % / 10 %, de modo que las reposiciones de noviembre y diciembre pueden reducirse en función del ritmo real de ventas, y solo el primer tramo (~102.000 €) está realmente comprometido en octubre; (b) el stock no vendido no se pierde: se liquida en el primer trimestre; (c) la empresa mantiene tres ejercicios en beneficios como colchón. [PENDIENTE: previsión de tesorería de la sociedad a 12 meses para acreditar la cobertura del tramo que se prolongaría a Q1 2027.]</w:t>
+          <w:b/>
+          <w:bCs/>
+          <w:sz w:val="22"/>
+          <w:szCs w:val="22"/>
+        </w:rPr>
+        <w:t xml:space="preserve">b) Ventas un 40 % por debajo del objetivo, con el primer pedido ya comprometido. </w:t>
+      </w:r>
+      <w:r>
+        <w:rPr>
+          <w:rFonts w:ascii="Calibri" w:cs="Calibri" w:eastAsia="Calibri" w:hAnsi="Calibri"/>
+          <w:sz w:val="22"/>
+          <w:szCs w:val="22"/>
+        </w:rPr>
+        <w:t xml:space="preserve">El único importe realmente comprometido en octubre es el primer tramo de compra (≈ 117.000 €); las reposiciones de noviembre y diciembre son discrecionales y se recortarían. Con ventas de campaña de ≈ 210.000 €, la línea se dispondría hasta ≈ 90.000 € y quedaría devuelta hacia el final de enero de 2027, un mes más tarde que en el escenario base, con la caja de campaña todavía en positivo (≈ +22.000 €). Mitigantes: compra escalonada, stock no vendido que se liquida en el primer trimestre, y tres ejercicios en beneficios como colchón. [PENDIENTE: previsión de tesorería de la sociedad a 12 meses.]</w:t>
       </w:r>
     </w:p>
     <w:p>
@@ -10113,7 +10163,7 @@
           <w:sz w:val="22"/>
           <w:szCs w:val="22"/>
         </w:rPr>
-        <w:t xml:space="preserve">Servicio del préstamo durante los cinco meses de campaña: ~6.750 €, absorbido por el flujo de campaña en los escenarios base y conservador.</w:t>
+        <w:t xml:space="preserve">Servicio del préstamo durante los cinco meses de campaña: ~6.750 €, absorbido por el flujo de campaña en todos los escenarios.</w:t>
       </w:r>
     </w:p>
     <w:p>
@@ -10178,15 +10228,15 @@
           <w:sz w:val="22"/>
           <w:szCs w:val="22"/>
         </w:rPr>
-        <w:t xml:space="preserve">Cobertura superior a 1,5x en base y conservador. </w:t>
-      </w:r>
-      <w:r>
-        <w:rPr>
-          <w:rFonts w:ascii="Calibri" w:cs="Calibri" w:eastAsia="Calibri" w:hAnsi="Calibri"/>
-          <w:sz w:val="22"/>
-          <w:szCs w:val="22"/>
-        </w:rPr>
-        <w:t xml:space="preserve">1,56x y 1,50x respectivamente, en ambos casos después de atender el préstamo de 70.000 €. En un estrés severo (ventas −40 % con la primera compra ya comprometida) el ciclo de la línea se alarga a Q1 2027 sin llegar a impago, con la compra escalonada como principal mitigante.</w:t>
+        <w:t xml:space="preserve">Disposición muy por debajo del límite. </w:t>
+      </w:r>
+      <w:r>
+        <w:rPr>
+          <w:rFonts w:ascii="Calibri" w:cs="Calibri" w:eastAsia="Calibri" w:hAnsi="Calibri"/>
+          <w:sz w:val="22"/>
+          <w:szCs w:val="22"/>
+        </w:rPr>
+        <w:t xml:space="preserve">El límite solicitado es 250.000 €; la disposición máxima prevista es de ~72.000 € con compra escalonada y ~150.000 € comprando todo por adelantado. El margen es holgura para reponer, no deuda prevista.</w:t>
       </w:r>
     </w:p>
     <w:p>
@@ -10206,62 +10256,15 @@
           <w:sz w:val="22"/>
           <w:szCs w:val="22"/>
         </w:rPr>
-        <w:t xml:space="preserve">Riesgo acotado. </w:t>
-      </w:r>
-      <w:r>
-        <w:rPr>
-          <w:rFonts w:ascii="Calibri" w:cs="Calibri" w:eastAsia="Calibri" w:hAnsi="Calibri"/>
-          <w:sz w:val="22"/>
-          <w:szCs w:val="22"/>
-        </w:rPr>
-        <w:t xml:space="preserve">No se financia gasto corriente ni proyectos de resultado incierto, sino inventario físico para un pico de demanda con precedente cuantificado (275.000 € el año anterior). El destino y la fuente de repago están directamente ligados.</w:t>
-      </w:r>
-    </w:p>
-    <w:p>
-      <w:pPr>
-        <w:pStyle w:val="Heading1"/>
-        <w:spacing w:after="160" w:before="320"/>
-      </w:pPr>
-      <w:r>
-        <w:rPr>
-          <w:rFonts w:ascii="Calibri" w:cs="Calibri" w:eastAsia="Calibri" w:hAnsi="Calibri"/>
-          <w:b/>
-          <w:bCs/>
-          <w:color w:val="1F3864"/>
-          <w:sz w:val="30"/>
-          <w:szCs w:val="30"/>
-        </w:rPr>
-        <w:t xml:space="preserve">11. Anexos</w:t>
-      </w:r>
-    </w:p>
-    <w:p>
-      <w:pPr>
-        <w:pStyle w:val="Heading2"/>
-        <w:spacing w:after="120" w:before="220"/>
-      </w:pPr>
-      <w:r>
-        <w:rPr>
-          <w:rFonts w:ascii="Calibri" w:cs="Calibri" w:eastAsia="Calibri" w:hAnsi="Calibri"/>
-          <w:b/>
-          <w:bCs/>
-          <w:color w:val="2F5496"/>
-          <w:sz w:val="24"/>
-          <w:szCs w:val="24"/>
-        </w:rPr>
-        <w:t xml:space="preserve">11.1. Anexo financiero (Excel)</w:t>
-      </w:r>
-    </w:p>
-    <w:p>
-      <w:pPr>
-        <w:spacing w:after="120" w:line="288"/>
-      </w:pPr>
-      <w:r>
-        <w:rPr>
-          <w:rFonts w:ascii="Calibri" w:cs="Calibri" w:eastAsia="Calibri" w:hAnsi="Calibri"/>
-          <w:sz w:val="22"/>
-          <w:szCs w:val="22"/>
-        </w:rPr>
-        <w:t xml:space="preserve">Se acompaña el archivo anexo-financiero.xlsx, con seis hojas y fórmulas reales enlazadas a una hoja de supuestos editable (al cambiar un supuesto se recalcula todo el modelo):</w:t>
+        <w:t xml:space="preserve">Cobertura de 1,43x (base) y 1,38x (conservador), </w:t>
+      </w:r>
+      <w:r>
+        <w:rPr>
+          <w:rFonts w:ascii="Calibri" w:cs="Calibri" w:eastAsia="Calibri" w:hAnsi="Calibri"/>
+          <w:sz w:val="22"/>
+          <w:szCs w:val="22"/>
+        </w:rPr>
+        <w:t xml:space="preserve">en ambos casos después de atender el préstamo de 70.000 €. En un estrés de ventas −40 % con el primer pedido comprometido, el ciclo se alarga un mes hacia Q1 2027 sin llegar a impago.</w:t>
       </w:r>
     </w:p>
     <w:p>
@@ -10276,10 +10279,67 @@
       <w:r>
         <w:rPr>
           <w:rFonts w:ascii="Calibri" w:cs="Calibri" w:eastAsia="Calibri" w:hAnsi="Calibri"/>
-          <w:sz w:val="22"/>
-          <w:szCs w:val="22"/>
-        </w:rPr>
-        <w:t xml:space="preserve">Portada — identificación del anexo y advertencia sobre las cifras históricas.</w:t>
+          <w:b/>
+          <w:bCs/>
+          <w:sz w:val="22"/>
+          <w:szCs w:val="22"/>
+        </w:rPr>
+        <w:t xml:space="preserve">Riesgo acotado. </w:t>
+      </w:r>
+      <w:r>
+        <w:rPr>
+          <w:rFonts w:ascii="Calibri" w:cs="Calibri" w:eastAsia="Calibri" w:hAnsi="Calibri"/>
+          <w:sz w:val="22"/>
+          <w:szCs w:val="22"/>
+        </w:rPr>
+        <w:t xml:space="preserve">No se financia gasto corriente ni proyectos de resultado incierto, sino inventario físico para un pico de demanda con precedente cuantificado (275.000 € el año anterior). El destino y la fuente de repago están directamente ligados.</w:t>
+      </w:r>
+    </w:p>
+    <w:p>
+      <w:pPr>
+        <w:pStyle w:val="Heading1"/>
+        <w:spacing w:after="160" w:before="320"/>
+      </w:pPr>
+      <w:r>
+        <w:rPr>
+          <w:rFonts w:ascii="Calibri" w:cs="Calibri" w:eastAsia="Calibri" w:hAnsi="Calibri"/>
+          <w:b/>
+          <w:bCs/>
+          <w:color w:val="1F3864"/>
+          <w:sz w:val="30"/>
+          <w:szCs w:val="30"/>
+        </w:rPr>
+        <w:t xml:space="preserve">11. Anexos</w:t>
+      </w:r>
+    </w:p>
+    <w:p>
+      <w:pPr>
+        <w:pStyle w:val="Heading2"/>
+        <w:spacing w:after="120" w:before="220"/>
+      </w:pPr>
+      <w:r>
+        <w:rPr>
+          <w:rFonts w:ascii="Calibri" w:cs="Calibri" w:eastAsia="Calibri" w:hAnsi="Calibri"/>
+          <w:b/>
+          <w:bCs/>
+          <w:color w:val="2F5496"/>
+          <w:sz w:val="24"/>
+          <w:szCs w:val="24"/>
+        </w:rPr>
+        <w:t xml:space="preserve">11.1. Anexo financiero (Excel)</w:t>
+      </w:r>
+    </w:p>
+    <w:p>
+      <w:pPr>
+        <w:spacing w:after="120" w:line="288"/>
+      </w:pPr>
+      <w:r>
+        <w:rPr>
+          <w:rFonts w:ascii="Calibri" w:cs="Calibri" w:eastAsia="Calibri" w:hAnsi="Calibri"/>
+          <w:sz w:val="22"/>
+          <w:szCs w:val="22"/>
+        </w:rPr>
+        <w:t xml:space="preserve">Se acompaña el archivo anexo-financiero.xlsx, con seis hojas y fórmulas reales enlazadas a una hoja de supuestos editable (al cambiar un supuesto se recalcula todo el modelo):</w:t>
       </w:r>
     </w:p>
     <w:p>
@@ -10297,7 +10357,7 @@
           <w:sz w:val="22"/>
           <w:szCs w:val="22"/>
         </w:rPr>
-        <w:t xml:space="preserve">Histórico — cuenta de resultados 2024 / 2025 / 2026 H1 con gráfico de facturación y margen. [PENDIENTE de actualización: añadir la columna 2023 (390.000 €) y el desglose de margen y resultado de ese ejercicio.]</w:t>
+        <w:t xml:space="preserve">Portada — identificación del anexo y advertencia sobre las cifras históricas.</w:t>
       </w:r>
     </w:p>
     <w:p>
@@ -10315,7 +10375,7 @@
           <w:sz w:val="22"/>
           <w:szCs w:val="22"/>
         </w:rPr>
-        <w:t xml:space="preserve">Supuestos — todos los parámetros editables (objetivo de campaña, % coste por línea, reparto Spiro/Ekio Light, crecimiento, plazos de cobro y pago, cuota del préstamo de 70k).</w:t>
+        <w:t xml:space="preserve">Histórico — cuenta de resultados 2023–2026 H1, con acumulado del periodo (1,67 M€) y gráfico. Margen y resultado de 2023, pendientes de las declaraciones fiscales.</w:t>
       </w:r>
     </w:p>
     <w:p>
@@ -10333,7 +10393,7 @@
           <w:sz w:val="22"/>
           <w:szCs w:val="22"/>
         </w:rPr>
-        <w:t xml:space="preserve">Necesidad circulante — cálculo de la necesidad estimada de financiación de existencias por línea y total.</w:t>
+        <w:t xml:space="preserve">Supuestos — parámetros editables: objetivo de campaña 350.000 €, reparto 65/25/10 (Spiro/Ekio Light/accesorios), % de coste por grupo, calendario de compra y de cobro, cuota del préstamo de 70k.</w:t>
       </w:r>
     </w:p>
     <w:p>
@@ -10351,7 +10411,7 @@
           <w:sz w:val="22"/>
           <w:szCs w:val="22"/>
         </w:rPr>
-        <w:t xml:space="preserve">Flujo de caja campaña — mensual octubre 2026 – febrero 2027, con disposición y devolución de la línea.</w:t>
+        <w:t xml:space="preserve">Necesidad de circulante — importe solicitado 250.000 €, coste del stock de campaña por grupo (~195.125 €) y holgura de reposición (~54.875 €).</w:t>
       </w:r>
     </w:p>
     <w:p>
@@ -10369,37 +10429,7 @@
           <w:sz w:val="22"/>
           <w:szCs w:val="22"/>
         </w:rPr>
-        <w:t xml:space="preserve">Escenarios — base frente a conservador (−25 % de ventas de campaña) y ratio de cobertura resultante.</w:t>
-      </w:r>
-    </w:p>
-    <w:p>
-      <w:pPr>
-        <w:pStyle w:val="Heading2"/>
-        <w:spacing w:after="120" w:before="220"/>
-      </w:pPr>
-      <w:r>
-        <w:rPr>
-          <w:rFonts w:ascii="Calibri" w:cs="Calibri" w:eastAsia="Calibri" w:hAnsi="Calibri"/>
-          <w:b/>
-          <w:bCs/>
-          <w:color w:val="2F5496"/>
-          <w:sz w:val="24"/>
-          <w:szCs w:val="24"/>
-        </w:rPr>
-        <w:t xml:space="preserve">11.2. Documentación de soporte a aportar con la solicitud</w:t>
-      </w:r>
-    </w:p>
-    <w:p>
-      <w:pPr>
-        <w:spacing w:after="120" w:line="288"/>
-      </w:pPr>
-      <w:r>
-        <w:rPr>
-          <w:rFonts w:ascii="Calibri" w:cs="Calibri" w:eastAsia="Calibri" w:hAnsi="Calibri"/>
-          <w:sz w:val="22"/>
-          <w:szCs w:val="22"/>
-        </w:rPr>
-        <w:t xml:space="preserve">Documentos que acompañan o completan este plan al presentarlo en CaixaBank:</w:t>
+        <w:t xml:space="preserve">Flujo de caja de campaña — mensual octubre 2026 – febrero 2027, con disposición y devolución de la línea (escenario base).</w:t>
       </w:r>
     </w:p>
     <w:p>
@@ -10417,7 +10447,37 @@
           <w:sz w:val="22"/>
           <w:szCs w:val="22"/>
         </w:rPr>
-        <w:t xml:space="preserve">Escritura de constitución de EKIO BIOTECH, S.L.U. y escritura / documento de aportación no dineraria del negocio en funcionamiento.</w:t>
+        <w:t xml:space="preserve">Escenarios — base, conservador (−25 %) y disposición máxima (compra por adelantado), con pico de disposición y ratio de cobertura de cada uno.</w:t>
+      </w:r>
+    </w:p>
+    <w:p>
+      <w:pPr>
+        <w:pStyle w:val="Heading2"/>
+        <w:spacing w:after="120" w:before="220"/>
+      </w:pPr>
+      <w:r>
+        <w:rPr>
+          <w:rFonts w:ascii="Calibri" w:cs="Calibri" w:eastAsia="Calibri" w:hAnsi="Calibri"/>
+          <w:b/>
+          <w:bCs/>
+          <w:color w:val="2F5496"/>
+          <w:sz w:val="24"/>
+          <w:szCs w:val="24"/>
+        </w:rPr>
+        <w:t xml:space="preserve">11.2. Documentación de soporte a aportar con la solicitud</w:t>
+      </w:r>
+    </w:p>
+    <w:p>
+      <w:pPr>
+        <w:spacing w:after="120" w:line="288"/>
+      </w:pPr>
+      <w:r>
+        <w:rPr>
+          <w:rFonts w:ascii="Calibri" w:cs="Calibri" w:eastAsia="Calibri" w:hAnsi="Calibri"/>
+          <w:sz w:val="22"/>
+          <w:szCs w:val="22"/>
+        </w:rPr>
+        <w:t xml:space="preserve">Documentos que acompañan o completan este plan al presentarlo en CaixaBank:</w:t>
       </w:r>
     </w:p>
     <w:p>
@@ -10435,7 +10495,7 @@
           <w:sz w:val="22"/>
           <w:szCs w:val="22"/>
         </w:rPr>
-        <w:t xml:space="preserve">Balance de apertura de la SLU (resultante de la aportación) y previsión de balance y de tesorería 2026–2027.</w:t>
+        <w:t xml:space="preserve">Escritura de constitución de EKIO BIOTECH, S.L.U. y escritura / documento de aportación no dineraria del negocio en funcionamiento.</w:t>
       </w:r>
     </w:p>
     <w:p>
@@ -10453,7 +10513,7 @@
           <w:sz w:val="22"/>
           <w:szCs w:val="22"/>
         </w:rPr>
-        <w:t xml:space="preserve">Previsión de tesorería de la sociedad a 12 meses, no solo la ventana de campaña.</w:t>
+        <w:t xml:space="preserve">Balance de apertura de la SLU (resultante de la aportación) y previsión de balance y de tesorería 2026–2027.</w:t>
       </w:r>
     </w:p>
     <w:p>
@@ -10471,7 +10531,7 @@
           <w:sz w:val="22"/>
           <w:szCs w:val="22"/>
         </w:rPr>
-        <w:t xml:space="preserve">Declaraciones de IRPF y modelos 130 y 390 de la actividad como empresario individual (ejercicios 2023, 2024 y 2025).</w:t>
+        <w:t xml:space="preserve">Previsión de tesorería de la sociedad a 12 meses, no solo la ventana de campaña.</w:t>
       </w:r>
     </w:p>
     <w:p>
@@ -10489,7 +10549,7 @@
           <w:sz w:val="22"/>
           <w:szCs w:val="22"/>
         </w:rPr>
-        <w:t xml:space="preserve">P&amp;L de gestión actualizado de Holded con desglose de coste de ventas por ejercicio (conciliación del margen bruto) y, cuando estén disponibles, cuentas anuales de la sociedad.</w:t>
+        <w:t xml:space="preserve">Declaraciones de IRPF y modelos 130 y 390 de la actividad como empresario individual (ejercicios 2023, 2024 y 2025).</w:t>
       </w:r>
     </w:p>
     <w:p>
@@ -10507,7 +10567,7 @@
           <w:sz w:val="22"/>
           <w:szCs w:val="22"/>
         </w:rPr>
-        <w:t xml:space="preserve">Certificados de estar al corriente de pago con la AEAT y con la Tesorería General de la Seguridad Social; en su caso, detalle de aplazamientos o fraccionamientos vigentes.</w:t>
+        <w:t xml:space="preserve">P&amp;L de gestión actualizado de Holded con desglose de coste de ventas por ejercicio (conciliación del margen bruto) y, cuando estén disponibles, cuentas anuales de la sociedad.</w:t>
       </w:r>
     </w:p>
     <w:p>
@@ -10525,7 +10585,7 @@
           <w:sz w:val="22"/>
           <w:szCs w:val="22"/>
         </w:rPr>
-        <w:t xml:space="preserve">Contrato e identificación del préstamo de 70.000 € (prestamista, tipo, saldo vivo, cuadro de amortización, covenants) e informe CIRBE.</w:t>
+        <w:t xml:space="preserve">Certificados de estar al corriente de pago con la AEAT y con la Tesorería General de la Seguridad Social; en su caso, detalle de aplazamientos o fraccionamientos vigentes.</w:t>
       </w:r>
     </w:p>
     <w:p>
@@ -10543,7 +10603,7 @@
           <w:sz w:val="22"/>
           <w:szCs w:val="22"/>
         </w:rPr>
-        <w:t xml:space="preserve">Contrato de distribución en exclusiva con Noxtak / SG Labs y condiciones de pago a proveedor.</w:t>
+        <w:t xml:space="preserve">Contrato e identificación del préstamo de 70.000 € (prestamista, tipo, saldo vivo, cuadro de amortización, covenants) e informe CIRBE.</w:t>
       </w:r>
     </w:p>
     <w:p>
@@ -10561,7 +10621,7 @@
           <w:sz w:val="22"/>
           <w:szCs w:val="22"/>
         </w:rPr>
-        <w:t xml:space="preserve">Contrato de fabricación / ensamblaje de Ekio Light e identificación del fabricante; marcado CE, declaración de conformidad y seguro de responsabilidad civil de producto (en especial de los equipos con emisión UV-A/UV-B).</w:t>
+        <w:t xml:space="preserve">Contrato de distribución con Noxtak / SG Labs y condiciones de pago a proveedor.</w:t>
       </w:r>
     </w:p>
     <w:p>
@@ -10579,7 +10639,7 @@
           <w:sz w:val="22"/>
           <w:szCs w:val="22"/>
         </w:rPr>
-        <w:t xml:space="preserve">Título / certificado de registro del Modelo de Utilidad Nº U202532624 (OEPM) y estado de la solicitud de patente internacional (PCT) del sistema SFPA.</w:t>
+        <w:t xml:space="preserve">Contrato de fabricación / ensamblaje de Ekio Light e identificación del fabricante; marcado CE, declaración de conformidad y seguro de responsabilidad civil de producto (en especial de los equipos con emisión UV-A/UV-B).</w:t>
       </w:r>
     </w:p>
     <w:p>
@@ -10597,7 +10657,7 @@
           <w:sz w:val="22"/>
           <w:szCs w:val="22"/>
         </w:rPr>
-        <w:t xml:space="preserve">Carta o comunicación de Wolaria / ICECYL acreditando la invitación a Startup OLÉ y Valencia Digital Summit.</w:t>
+        <w:t xml:space="preserve">Título / certificado de registro del Modelo de Utilidad Nº U202532624 (OEPM) y estado de la solicitud de patente internacional (PCT) del sistema SFPA.</w:t>
       </w:r>
     </w:p>
     <w:p>
@@ -10615,7 +10675,7 @@
           <w:sz w:val="22"/>
           <w:szCs w:val="22"/>
         </w:rPr>
-        <w:t xml:space="preserve">Presupuestos o pedidos pro-forma en firme de ambos proveedores que soporten el importe de la compra de stock de campaña (~170.775 €).</w:t>
+        <w:t xml:space="preserve">Carta o comunicación de Wolaria / ICECYL acreditando la invitación a Startup OLÉ y Valencia Digital Summit.</w:t>
       </w:r>
     </w:p>
     <w:p>
@@ -10633,37 +10693,7 @@
           <w:sz w:val="22"/>
           <w:szCs w:val="22"/>
         </w:rPr>
-        <w:t xml:space="preserve">Cálculo del Impuesto sobre Sociedades previsto sobre el resultado de campaña.</w:t>
-      </w:r>
-    </w:p>
-    <w:p>
-      <w:pPr>
-        <w:pStyle w:val="Heading2"/>
-        <w:spacing w:after="120" w:before="220"/>
-      </w:pPr>
-      <w:r>
-        <w:rPr>
-          <w:rFonts w:ascii="Calibri" w:cs="Calibri" w:eastAsia="Calibri" w:hAnsi="Calibri"/>
-          <w:b/>
-          <w:bCs/>
-          <w:color w:val="2F5496"/>
-          <w:sz w:val="24"/>
-          <w:szCs w:val="24"/>
-        </w:rPr>
-        <w:t xml:space="preserve">11.3. Lista consolidada de datos pendientes de aportar por la empresa</w:t>
-      </w:r>
-    </w:p>
-    <w:p>
-      <w:pPr>
-        <w:spacing w:after="120" w:line="288"/>
-      </w:pPr>
-      <w:r>
-        <w:rPr>
-          <w:rFonts w:ascii="Calibri" w:cs="Calibri" w:eastAsia="Calibri" w:hAnsi="Calibri"/>
-          <w:sz w:val="22"/>
-          <w:szCs w:val="22"/>
-        </w:rPr>
-        <w:t xml:space="preserve">Puntos marcados como [PENDIENTE] a lo largo del documento, para que la empresa los complete antes de la presentación formal:</w:t>
+        <w:t xml:space="preserve">Presupuestos o pedidos pro-forma en firme de ambos proveedores que soporten el importe de la compra de stock de campaña (~170.775 €).</w:t>
       </w:r>
     </w:p>
     <w:p>
@@ -10678,13 +10708,40 @@
       <w:r>
         <w:rPr>
           <w:rFonts w:ascii="Calibri" w:cs="Calibri" w:eastAsia="Calibri" w:hAnsi="Calibri"/>
-          <w:i/>
-          <w:iCs/>
-          <w:color w:val="595959"/>
-          <w:sz w:val="20"/>
-          <w:szCs w:val="20"/>
-        </w:rPr>
-        <w:t xml:space="preserve">Persona de contacto para el banco (nombre, email, teléfono) — resolver antes de enviar.</w:t>
+          <w:sz w:val="22"/>
+          <w:szCs w:val="22"/>
+        </w:rPr>
+        <w:t xml:space="preserve">Cálculo del Impuesto sobre Sociedades previsto sobre el resultado de campaña.</w:t>
+      </w:r>
+    </w:p>
+    <w:p>
+      <w:pPr>
+        <w:pStyle w:val="Heading2"/>
+        <w:spacing w:after="120" w:before="220"/>
+      </w:pPr>
+      <w:r>
+        <w:rPr>
+          <w:rFonts w:ascii="Calibri" w:cs="Calibri" w:eastAsia="Calibri" w:hAnsi="Calibri"/>
+          <w:b/>
+          <w:bCs/>
+          <w:color w:val="2F5496"/>
+          <w:sz w:val="24"/>
+          <w:szCs w:val="24"/>
+        </w:rPr>
+        <w:t xml:space="preserve">11.3. Lista consolidada de datos pendientes de aportar por la empresa</w:t>
+      </w:r>
+    </w:p>
+    <w:p>
+      <w:pPr>
+        <w:spacing w:after="120" w:line="288"/>
+      </w:pPr>
+      <w:r>
+        <w:rPr>
+          <w:rFonts w:ascii="Calibri" w:cs="Calibri" w:eastAsia="Calibri" w:hAnsi="Calibri"/>
+          <w:sz w:val="22"/>
+          <w:szCs w:val="22"/>
+        </w:rPr>
+        <w:t xml:space="preserve">Puntos marcados como [PENDIENTE] a lo largo del documento, para que la empresa los complete antes de la presentación formal:</w:t>
       </w:r>
     </w:p>
     <w:p>
@@ -10705,7 +10762,7 @@
           <w:sz w:val="20"/>
           <w:szCs w:val="20"/>
         </w:rPr>
-        <w:t xml:space="preserve">Alta censal y CNAE de la SLU a fecha de solicitud (CIF activo) — resolver antes de enviar.</w:t>
+        <w:t xml:space="preserve">Persona de contacto para el banco (nombre, email, teléfono) — resolver antes de enviar.</w:t>
       </w:r>
     </w:p>
     <w:p>
@@ -10726,7 +10783,7 @@
           <w:sz w:val="20"/>
           <w:szCs w:val="20"/>
         </w:rPr>
-        <w:t xml:space="preserve">Fecha de la escritura de constitución de la SLU y de la aportación del negocio.</w:t>
+        <w:t xml:space="preserve">Alta censal y CNAE de la SLU a fecha de solicitud (CIF activo) — resolver antes de enviar.</w:t>
       </w:r>
     </w:p>
     <w:p>
@@ -10747,7 +10804,7 @@
           <w:sz w:val="20"/>
           <w:szCs w:val="20"/>
         </w:rPr>
-        <w:t xml:space="preserve">Balance de apertura de la SLU y previsión de balance 2026–2027.</w:t>
+        <w:t xml:space="preserve">Fecha de la escritura de constitución de la SLU y de la aportación del negocio.</w:t>
       </w:r>
     </w:p>
     <w:p>
@@ -10768,7 +10825,7 @@
           <w:sz w:val="20"/>
           <w:szCs w:val="20"/>
         </w:rPr>
-        <w:t xml:space="preserve">Previsión de tesorería de la sociedad a 12 meses.</w:t>
+        <w:t xml:space="preserve">Balance de apertura de la SLU y previsión de balance 2026–2027.</w:t>
       </w:r>
     </w:p>
     <w:p>
@@ -10789,7 +10846,7 @@
           <w:sz w:val="20"/>
           <w:szCs w:val="20"/>
         </w:rPr>
-        <w:t xml:space="preserve">Situación de estar al corriente con AEAT y Seguridad Social; detalle de cualquier aplazamiento/fraccionamiento vigente.</w:t>
+        <w:t xml:space="preserve">Previsión de tesorería de la sociedad a 12 meses.</w:t>
       </w:r>
     </w:p>
     <w:p>
@@ -10810,7 +10867,7 @@
           <w:sz w:val="20"/>
           <w:szCs w:val="20"/>
         </w:rPr>
-        <w:t xml:space="preserve">Decisión sobre garantías: aval SGR (Iberaval), pignoración del stock o de la cuenta de crédito, o aval del administrador.</w:t>
+        <w:t xml:space="preserve">Situación de estar al corriente con AEAT y Seguridad Social; detalle de cualquier aplazamiento/fraccionamiento vigente.</w:t>
       </w:r>
     </w:p>
     <w:p>
@@ -10831,7 +10888,7 @@
           <w:sz w:val="20"/>
           <w:szCs w:val="20"/>
         </w:rPr>
-        <w:t xml:space="preserve">Identificación completa del préstamo de 70.000 € (prestamista, tipo, saldo vivo, cuota real, vencimiento, covenants); informe CIRBE.</w:t>
+        <w:t xml:space="preserve">Decisión sobre garantías: aval SGR (Iberaval), pignoración del stock o de la cuenta de crédito, o aval del administrador.</w:t>
       </w:r>
     </w:p>
     <w:p>
@@ -10852,7 +10909,7 @@
           <w:sz w:val="20"/>
           <w:szCs w:val="20"/>
         </w:rPr>
-        <w:t xml:space="preserve">Conciliación del margen bruto por ejercicio (38,4 % / 24,5 % / 55,9 %) con el desglose de coste de ventas de Holded.</w:t>
+        <w:t xml:space="preserve">Identificación completa del préstamo de 70.000 € (prestamista, tipo, saldo vivo, cuota real, vencimiento, covenants); informe CIRBE.</w:t>
       </w:r>
     </w:p>
     <w:p>
@@ -10873,7 +10930,7 @@
           <w:sz w:val="20"/>
           <w:szCs w:val="20"/>
         </w:rPr>
-        <w:t xml:space="preserve">Margen bruto y resultado del ejercicio 2023 (facturación ya confirmada: 390.000 €); cierre provisional a julio/agosto de 2026; informe de Holded actualizado.</w:t>
+        <w:t xml:space="preserve">Conciliación del margen bruto por ejercicio (38,4 % / 24,5 % / 55,9 %) con el desglose de coste de ventas de Holded.</w:t>
       </w:r>
     </w:p>
     <w:p>
@@ -10894,7 +10951,7 @@
           <w:sz w:val="20"/>
           <w:szCs w:val="20"/>
         </w:rPr>
-        <w:t xml:space="preserve">Título/certificado del Modelo de Utilidad U202532624 y estado de la solicitud PCT del sistema SFPA.</w:t>
+        <w:t xml:space="preserve">Margen bruto y resultado del ejercicio 2023 (facturación ya confirmada: 390.000 €); cierre provisional a julio/agosto de 2026; informe de Holded actualizado.</w:t>
       </w:r>
     </w:p>
     <w:p>
@@ -10915,7 +10972,7 @@
           <w:sz w:val="20"/>
           <w:szCs w:val="20"/>
         </w:rPr>
-        <w:t xml:space="preserve">Objetivo financiero plurianual 2026–2028 (o traslado del modelo a 5 años ya existente).</w:t>
+        <w:t xml:space="preserve">Título/certificado del Modelo de Utilidad U202532624; número y estado de la solicitud PCT del sistema SFPA; relación de patentes y premios de SPIRO facilitada por Noxtak.</w:t>
       </w:r>
     </w:p>
     <w:p>
@@ -10936,7 +10993,7 @@
           <w:sz w:val="20"/>
           <w:szCs w:val="20"/>
         </w:rPr>
-        <w:t xml:space="preserve">Libro: confirmación de fecha de publicación, precio final y coste de edición e ilustración.</w:t>
+        <w:t xml:space="preserve">Objetivo financiero plurianual 2026–2028 (o traslado del modelo a 5 años ya existente).</w:t>
       </w:r>
     </w:p>
     <w:p>
@@ -10957,7 +11014,7 @@
           <w:sz w:val="20"/>
           <w:szCs w:val="20"/>
         </w:rPr>
-        <w:t xml:space="preserve">Facturación del primer semestre de 2025 y de julio/agosto de 2026, para la comparación homogénea semestre contra semestre.</w:t>
+        <w:t xml:space="preserve">Libro: confirmación de fecha de publicación, precio final y coste de edición e ilustración.</w:t>
       </w:r>
     </w:p>
     <w:p>
@@ -10978,7 +11035,7 @@
           <w:sz w:val="20"/>
           <w:szCs w:val="20"/>
         </w:rPr>
-        <w:t xml:space="preserve">Contrato de exclusiva con Noxtak / SG Labs: vigencia, preaviso, moneda y condiciones de pago; exposición estimada al tipo de cambio EUR/USD en la compra de campaña.</w:t>
+        <w:t xml:space="preserve">Facturación del primer semestre de 2025 y de julio/agosto de 2026, para la comparación homogénea semestre contra semestre.</w:t>
       </w:r>
     </w:p>
     <w:p>
@@ -10999,7 +11056,7 @@
           <w:sz w:val="20"/>
           <w:szCs w:val="20"/>
         </w:rPr>
-        <w:t xml:space="preserve">Titularidad de las cuentas de redes sociales de la línea Spiro (si son de la marca del fabricante, no computan como activo de la sociedad).</w:t>
+        <w:t xml:space="preserve">Contrato de distribución con Noxtak / SG Labs: vigencia, preaviso, moneda y condiciones de pago; exposición al tipo de cambio EUR/USD en la compra de campaña.</w:t>
       </w:r>
     </w:p>
     <w:p>
@@ -11020,7 +11077,7 @@
           <w:sz w:val="20"/>
           <w:szCs w:val="20"/>
         </w:rPr>
-        <w:t xml:space="preserve">Número y fecha de presentación de la solicitud PCT del sistema SFPA, cuando se registre.</w:t>
+        <w:t xml:space="preserve">Titularidad de las cuentas de redes sociales de la línea Spiro (si son de la marca del fabricante, no computan como activo de la sociedad).</w:t>
       </w:r>
     </w:p>
     <w:p>
@@ -11041,7 +11098,7 @@
           <w:sz w:val="20"/>
           <w:szCs w:val="20"/>
         </w:rPr>
-        <w:t xml:space="preserve">Coste previsto de asistencia a las ferias de octubre (stand, desplazamiento, material).</w:t>
+        <w:t xml:space="preserve">Número y fecha de presentación de la solicitud PCT del sistema SFPA, cuando se registre.</w:t>
       </w:r>
     </w:p>
     <w:p>
@@ -11062,7 +11119,7 @@
           <w:sz w:val="20"/>
           <w:szCs w:val="20"/>
         </w:rPr>
-        <w:t xml:space="preserve">Número exacto de personas en plantilla y de colaboradores externos habituales.</w:t>
+        <w:t xml:space="preserve">Coste previsto de asistencia a las ferias de octubre (stand, desplazamiento, material).</w:t>
       </w:r>
     </w:p>
     <w:p>
@@ -11083,7 +11140,7 @@
           <w:sz w:val="20"/>
           <w:szCs w:val="20"/>
         </w:rPr>
-        <w:t xml:space="preserve">Reseña profesional del fundador (formación, trayectoria, años en el sector).</w:t>
+        <w:t xml:space="preserve">Número exacto de personas en plantilla y de colaboradores externos habituales.</w:t>
       </w:r>
     </w:p>
     <w:p>
@@ -11104,7 +11161,7 @@
           <w:sz w:val="20"/>
           <w:szCs w:val="20"/>
         </w:rPr>
-        <w:t xml:space="preserve">Unidades de inventario realmente disponibles y comprometidas a fecha de solicitud, y rotación (vueltas) por referencia de campaña.</w:t>
+        <w:t xml:space="preserve">Reseña del fundador: formación académica, trayectoria profesional previa a 2023 y años de experiencia en el sector.</w:t>
       </w:r>
     </w:p>
     <w:p>
@@ -11125,7 +11182,7 @@
           <w:sz w:val="20"/>
           <w:szCs w:val="20"/>
         </w:rPr>
-        <w:t xml:space="preserve">Volumen real de contratos de renting vivos.</w:t>
+        <w:t xml:space="preserve">Unidades de inventario realmente disponibles y comprometidas a fecha de solicitud, y rotación (vueltas) por referencia de campaña.</w:t>
       </w:r>
     </w:p>
     <w:p>
@@ -11146,7 +11203,7 @@
           <w:sz w:val="20"/>
           <w:szCs w:val="20"/>
         </w:rPr>
-        <w:t xml:space="preserve">Fuente citable si se desea incluir tamaño o crecimiento de mercado.</w:t>
+        <w:t xml:space="preserve">Volumen real de contratos de renting vivos.</w:t>
       </w:r>
     </w:p>
     <w:p>
@@ -11167,7 +11224,7 @@
           <w:sz w:val="20"/>
           <w:szCs w:val="20"/>
         </w:rPr>
-        <w:t xml:space="preserve">Carta/email de Wolaria/ICECYL acreditando la invitación.</w:t>
+        <w:t xml:space="preserve">Fuente citable si se desea incluir tamaño o crecimiento de mercado.</w:t>
       </w:r>
     </w:p>
     <w:p>
@@ -11188,7 +11245,7 @@
           <w:sz w:val="20"/>
           <w:szCs w:val="20"/>
         </w:rPr>
-        <w:t xml:space="preserve">Exportaciones de Klaviyo y Shopify con recuentos exactos de contactos y clientes.</w:t>
+        <w:t xml:space="preserve">Carta/email de Wolaria/ICECYL acreditando la invitación.</w:t>
       </w:r>
     </w:p>
     <w:p>
@@ -11209,7 +11266,7 @@
           <w:sz w:val="20"/>
           <w:szCs w:val="20"/>
         </w:rPr>
-        <w:t xml:space="preserve">Periodo exacto (fechas) de los 275.000 € de la campaña anterior y si es venta bruta o neta.</w:t>
+        <w:t xml:space="preserve">Exportaciones de Klaviyo y Shopify con recuentos exactos de contactos y clientes.</w:t>
       </w:r>
     </w:p>
     <w:p>
@@ -11230,7 +11287,7 @@
           <w:sz w:val="20"/>
           <w:szCs w:val="20"/>
         </w:rPr>
-        <w:t xml:space="preserve">Objetivo de ventas de campaña 2026 (sustituye al +15 % provisional).</w:t>
+        <w:t xml:space="preserve">Periodo exacto (fechas) de los 275.000 € de la campaña anterior y si es venta bruta o neta.</w:t>
       </w:r>
     </w:p>
     <w:p>
@@ -11251,7 +11308,7 @@
           <w:sz w:val="20"/>
           <w:szCs w:val="20"/>
         </w:rPr>
-        <w:t xml:space="preserve">Coste de mercancía real por línea de las referencias de campaña (sustituye a Spiro 60 % / Ekio Light 45 %).</w:t>
+        <w:t xml:space="preserve">Confirmación formal del objetivo de campaña 2026 (350.000 €) y del reparto por grupo de producto (65 % Spiro / 25 % Ekio Light / 10 % accesorios).</w:t>
       </w:r>
     </w:p>
     <w:p>
@@ -11272,7 +11329,7 @@
           <w:sz w:val="20"/>
           <w:szCs w:val="20"/>
         </w:rPr>
-        <w:t xml:space="preserve">Reparto objetivo Spiro / Ekio Light de la campaña (sustituye al 60 / 40).</w:t>
+        <w:t xml:space="preserve">Coste de mercancía real por grupo de las referencias de campaña (sustituye a Spiro 60 % / Ekio Light 45 % / accesorios 55 %).</w:t>
       </w:r>
     </w:p>
     <w:p>

--- a/PLAN_EMPRESA_CAIXABANK/plan-empresa-ekio-caixabank.docx
+++ b/PLAN_EMPRESA_CAIXABANK/plan-empresa-ekio-caixabank.docx
@@ -904,7 +904,7 @@
           <w:sz w:val="22"/>
           <w:szCs w:val="22"/>
         </w:rPr>
-        <w:t xml:space="preserve">Ekio es un negocio de venta de tecnología para el bienestar que opera desde 2023. Empezó como distribuidor en España de la tecnología de protección electromagnética Spiro (fabricante Noxtak / SG Labs, Miami). Desde 2025 ha dado el salto a marca propia con la línea Ekio Light, equipos de fotobiomodulación fabricados / ensamblados por un proveedor especializado bajo diseño y especificación de Ekio, con propiedad industrial propia (Modelo de Utilidad registrado y solicitud de patente internacional del sistema SFPA en curso) y con software propio de gestión y de uso para clientes. La actividad se ha desarrollado hasta 2026 bajo la figura de empresario individual (Francisco Javier Andrés Andrés) y en 2026 se aporta como negocio en funcionamiento a la sociedad EKIO BIOTECH, S.L.U., que la continúa. La venta es mayoritariamente digital, a través de electrosmogespana.com, sin necesidad de llamada comercial.</w:t>
+        <w:t xml:space="preserve">Ekio vende tecnología para el bienestar desde 2023. Empezó distribuyendo en España la tecnología de protección electromagnética Spiro (Noxtak Corp., Miami) y desde 2025 tiene marca propia: Ekio Light, equipos de fotobiomodulación con diseño y especificación propios, Modelo de Utilidad registrado y software propio. La actividad se desarrolló como empresario individual (Francisco Javier Andrés Andrés) y en 2026 se aporta como negocio en funcionamiento a EKIO BIOTECH, S.L.U., que la continúa. La venta es digital, en electrosmogespana.com, y se cierra en la ficha de producto sin intervención comercial.</w:t>
       </w:r>
     </w:p>
     <w:p>
@@ -998,15 +998,15 @@
           <w:sz w:val="22"/>
           <w:szCs w:val="22"/>
         </w:rPr>
-        <w:t xml:space="preserve">Ingresos recurrentes y canal digital maduro. </w:t>
-      </w:r>
-      <w:r>
-        <w:rPr>
-          <w:rFonts w:ascii="Calibri" w:cs="Calibri" w:eastAsia="Calibri" w:hAnsi="Calibri"/>
-          <w:sz w:val="22"/>
-          <w:szCs w:val="22"/>
-        </w:rPr>
-        <w:t xml:space="preserve">Base de clientes y de contactos construida a lo largo de tres años, tienda online operativa con pasarela propia y un conjunto de herramientas de venta y marketing digital en funcionamiento (Shopify, Klaviyo, ManyChat, Meta Ads, Google Search Console, Microsoft Clarity). La venta se cierra en la ficha de producto, sin intervención de un comercial.</w:t>
+        <w:t xml:space="preserve">Canal digital maduro y respaldo institucional. </w:t>
+      </w:r>
+      <w:r>
+        <w:rPr>
+          <w:rFonts w:ascii="Calibri" w:cs="Calibri" w:eastAsia="Calibri" w:hAnsi="Calibri"/>
+          <w:sz w:val="22"/>
+          <w:szCs w:val="22"/>
+        </w:rPr>
+        <w:t xml:space="preserve">Tres años de base de clientes y de contactos, tienda online operativa y herramientas de venta y marketing en funcionamiento; la venta se cierra en la ficha de producto, sin comercial. La empresa cuenta además con tres subvenciones concedidas por la Junta de Castilla y León (35.613,20 € en digitalización, innovación e I+D) y participa en su Plan ESG de Sostenibilidad 2025–2027 y en el Plan de Internacionalización a través de Marketplace de ICECYL, con el que ya vende en Europa a través de Ankorstore (sección 5.2).</w:t>
       </w:r>
     </w:p>
     <w:p>
@@ -1044,22 +1044,6 @@
       <w:r>
         <w:rPr>
           <w:rFonts w:ascii="Calibri" w:cs="Calibri" w:eastAsia="Calibri" w:hAnsi="Calibri"/>
-          <w:i/>
-          <w:iCs/>
-          <w:color w:val="595959"/>
-          <w:sz w:val="20"/>
-          <w:szCs w:val="20"/>
-        </w:rPr>
-        <w:t xml:space="preserve">En volumen, la facturación del primer semestre de 2026 (207.815 €) anualiza por debajo del ritmo de 2024 y 2025: durante la transición a producto propio y la migración de tienda (de WooCommerce a Shopify, completada en noviembre de 2025) la actividad ha priorizado margen sobre volumen. La campaña de Q4 es el punto de inflexión previsto para recuperar volumen sin renunciar al margen ganado.</w:t>
-      </w:r>
-    </w:p>
-    <w:p>
-      <w:pPr>
-        <w:spacing w:after="120" w:line="288"/>
-      </w:pPr>
-      <w:r>
-        <w:rPr>
-          <w:rFonts w:ascii="Calibri" w:cs="Calibri" w:eastAsia="Calibri" w:hAnsi="Calibri"/>
           <w:b/>
           <w:bCs/>
           <w:sz w:val="22"/>
@@ -1073,7 +1057,7 @@
           <w:sz w:val="22"/>
           <w:szCs w:val="22"/>
         </w:rPr>
-        <w:t xml:space="preserve">A largo plazo, la empresa aspira a posicionar su marca propia Ekio Light como referente europeo —y después estadounidense— en tecnología de bienestar personal, apoyada en propiedad industrial y software propios. Es un horizonte de varios años, gradual y autofinanciado con el margen del negocio (sección 8). Conviene subrayar que esta línea de crédito no financia esa expansión: financia únicamente el stock de la campaña nacional de este cuarto trimestre.</w:t>
+        <w:t xml:space="preserve">La empresa quiere consolidar su marca propia Ekio Light como referente europeo en tecnología de bienestar personal, apoyada en propiedad industrial y software propios. El primer paso ya está en marcha: venta mayorista en Europa vía Ankorstore, dentro del Plan de Internacionalización de ICECYL. Es un recorrido de varios años, gradual y autofinanciado con el margen del negocio (sección 8). Esta línea de crédito no financia esa expansión: financia únicamente el stock de la campaña nacional de este cuarto trimestre.</w:t>
       </w:r>
     </w:p>
     <w:p>
@@ -1130,7 +1114,7 @@
           <w:sz w:val="22"/>
           <w:szCs w:val="22"/>
         </w:rPr>
-        <w:t xml:space="preserve">El negocio nace en 2023 con la distribución en España de la tecnología Spiro. En 2024, año de consolidación de esa distribución, la actividad factura 534.504 €, con un margen bruto del 38,4 % y un resultado de +52.493 €. Se construye desde cero la base de clientes, la comunidad y el canal de venta digital.</w:t>
+        <w:t xml:space="preserve">El negocio nace en 2023 distribuyendo Spiro en España. En 2024 consolida esa distribución con 534.504 € de facturación y +52.493 € de resultado, y construye desde cero la base de clientes, la comunidad y el canal digital.</w:t>
       </w:r>
     </w:p>
     <w:p>
@@ -1153,7 +1137,7 @@
           <w:sz w:val="22"/>
           <w:szCs w:val="22"/>
         </w:rPr>
-        <w:t xml:space="preserve">En 2025 la facturación se mantiene (537.845 €). El resultado (+19.301 €) baja respecto a 2024 por una inversión extraordinaria de explotación —34.316 € adicionales en publicidad y 18.264 € adicionales en servicios profesionales— para lanzar la línea Ekio Light. Es una inversión de un ejercicio con retorno en el siguiente.</w:t>
+        <w:t xml:space="preserve">La facturación se mantiene (537.845 €) y el resultado baja a +19.301 €, con 52.580 € adicionales invertidos en publicidad y servicios profesionales para lanzar Ekio Light.</w:t>
       </w:r>
     </w:p>
     <w:p>
@@ -1176,7 +1160,7 @@
           <w:sz w:val="22"/>
           <w:szCs w:val="22"/>
         </w:rPr>
-        <w:t xml:space="preserve">En el primer semestre de 2026 la actividad factura 207.815 € con un margen bruto del 55,9 % y un resultado de +78.738 €. La mejora del margen es coherente con el mayor peso de la línea Ekio Light (margen bruto superior al 50 %) y con un mix de producto de mayor valor. La línea Ekio Light acumula unos 76.000 € de ventas desde su lanzamiento (repartidas entre la tienda anterior en WooCommerce hasta octubre de 2025 y Shopify desde noviembre de 2025); el tramo ya en Shopify (noviembre de 2025 a junio de 2026) suma unos 18.760 € netos y 116 unidades.</w:t>
+        <w:t xml:space="preserve">El primer semestre factura 207.815 € con un margen bruto del 55,9 % y un resultado de +78.738 €, coherente con el mayor peso de Ekio Light (margen superior al 50 %). La línea acumula unos 76.000 € desde su lanzamiento, repartidos entre la tienda anterior en WooCommerce y Shopify desde noviembre de 2025.</w:t>
       </w:r>
     </w:p>
     <w:p>
@@ -1268,43 +1252,7 @@
           <w:sz w:val="22"/>
           <w:szCs w:val="22"/>
         </w:rPr>
-        <w:t xml:space="preserve">Consecuencias para el análisis bancario, expuestas con transparencia:</w:t>
-      </w:r>
-    </w:p>
-    <w:p>
-      <w:pPr>
-        <w:pStyle w:val="ListParagraph"/>
-        <w:numPr>
-          <w:ilvl w:val="0"/>
-          <w:numId w:val="3"/>
-        </w:numPr>
-        <w:spacing w:after="100" w:line="288"/>
-      </w:pPr>
-      <w:r>
-        <w:rPr>
-          <w:rFonts w:ascii="Calibri" w:cs="Calibri" w:eastAsia="Calibri" w:hAnsi="Calibri"/>
-          <w:sz w:val="22"/>
-          <w:szCs w:val="22"/>
-        </w:rPr>
-        <w:t xml:space="preserve">El track record de ventas, comunidad y márgenes descrito en este plan corresponde a la misma actividad económica bajo el titular anterior (el autónomo). La SLU la continúa sin ruptura de negocio.</w:t>
-      </w:r>
-    </w:p>
-    <w:p>
-      <w:pPr>
-        <w:pStyle w:val="ListParagraph"/>
-        <w:numPr>
-          <w:ilvl w:val="0"/>
-          <w:numId w:val="3"/>
-        </w:numPr>
-        <w:spacing w:after="100" w:line="288"/>
-      </w:pPr>
-      <w:r>
-        <w:rPr>
-          <w:rFonts w:ascii="Calibri" w:cs="Calibri" w:eastAsia="Calibri" w:hAnsi="Calibri"/>
-          <w:sz w:val="22"/>
-          <w:szCs w:val="22"/>
-        </w:rPr>
-        <w:t xml:space="preserve">La SLU es nueva y todavía no tiene cuentas anuales propias depositadas. El histórico se acredita con la documentación del autónomo: declaraciones de IRPF, modelos 130 y 390, y P&amp;L de gestión de Holded.</w:t>
+        <w:t xml:space="preserve">El track record de ventas, comunidad y márgenes de este plan corresponde a esa misma actividad económica bajo el titular anterior; la SLU la continúa sin ruptura de negocio. La sociedad es nueva y aún no tiene cuentas anuales depositadas: el histórico se acredita con las declaraciones de IRPF, los modelos 130 y 390 y el P&amp;L de gestión de Holded.</w:t>
       </w:r>
     </w:p>
     <w:p>
@@ -1567,6 +1515,34 @@
           <w:sz w:val="22"/>
           <w:szCs w:val="22"/>
         </w:rPr>
+        <w:t xml:space="preserve">Relación institucional. </w:t>
+      </w:r>
+      <w:r>
+        <w:rPr>
+          <w:rFonts w:ascii="Calibri" w:cs="Calibri" w:eastAsia="Calibri" w:hAnsi="Calibri"/>
+          <w:sz w:val="22"/>
+          <w:szCs w:val="22"/>
+        </w:rPr>
+        <w:t xml:space="preserve">Ha situado a la empresa dentro del ecosistema de apoyo de la Junta de Castilla y León: tres subvenciones concedidas (digitalización, innovación e I+D), participación en el Plan ESG de Sostenibilidad 2025–2027 y en el Plan de Internacionalización a través de Marketplace de ICECYL, y acceso al programa Wolaria (sección 5.2).</w:t>
+      </w:r>
+    </w:p>
+    <w:p>
+      <w:pPr>
+        <w:pStyle w:val="ListParagraph"/>
+        <w:numPr>
+          <w:ilvl w:val="0"/>
+          <w:numId w:val="3"/>
+        </w:numPr>
+        <w:spacing w:after="100" w:line="288"/>
+      </w:pPr>
+      <w:r>
+        <w:rPr>
+          <w:rFonts w:ascii="Calibri" w:cs="Calibri" w:eastAsia="Calibri" w:hAnsi="Calibri"/>
+          <w:b/>
+          <w:bCs/>
+          <w:sz w:val="22"/>
+          <w:szCs w:val="22"/>
+        </w:rPr>
         <w:t xml:space="preserve">Reconocimiento institucional. </w:t>
       </w:r>
       <w:r>
@@ -1745,7 +1721,462 @@
           <w:sz w:val="20"/>
           <w:szCs w:val="20"/>
         </w:rPr>
-        <w:t xml:space="preserve">Catálogo Spiro a la venta (extracción de Shopify, agosto de 2026):</w:t>
+        <w:t xml:space="preserve">Estructura del catálogo Spiro (Shopify, agosto de 2026):</w:t>
+      </w:r>
+    </w:p>
+    <w:tbl>
+      <w:tblPr>
+        <w:tblW w:type="dxa" w:w="9026"/>
+        <w:tblBorders>
+          <w:top w:val="single" w:color="BFBFBF" w:sz="2"/>
+          <w:left w:val="single" w:color="BFBFBF" w:sz="2"/>
+          <w:bottom w:val="single" w:color="BFBFBF" w:sz="2"/>
+          <w:right w:val="single" w:color="BFBFBF" w:sz="2"/>
+          <w:insideH w:val="single" w:color="D9D9D9" w:sz="2"/>
+          <w:insideV w:val="single" w:color="D9D9D9" w:sz="2"/>
+        </w:tblBorders>
+      </w:tblPr>
+      <w:tblGrid>
+        <w:gridCol w:w="5226"/>
+        <w:gridCol w:w="1600"/>
+        <w:gridCol w:w="2200"/>
+      </w:tblGrid>
+      <w:tr>
+        <w:trPr>
+          <w:tblHeader/>
+        </w:trPr>
+        <w:tc>
+          <w:tcPr>
+            <w:tcW w:type="dxa" w:w="5226"/>
+            <w:shd w:fill="1F3864" w:val="clear"/>
+            <w:tcMar>
+              <w:top w:type="dxa" w:w="60"/>
+              <w:left w:type="dxa" w:w="90"/>
+              <w:bottom w:type="dxa" w:w="60"/>
+              <w:right w:type="dxa" w:w="90"/>
+            </w:tcMar>
+          </w:tcPr>
+          <w:p>
+            <w:pPr>
+              <w:spacing w:after="0" w:line="264"/>
+            </w:pPr>
+            <w:r>
+              <w:rPr>
+                <w:rFonts w:ascii="Calibri" w:cs="Calibri" w:eastAsia="Calibri" w:hAnsi="Calibri"/>
+                <w:b/>
+                <w:bCs/>
+                <w:color w:val="FFFFFF"/>
+                <w:sz w:val="20"/>
+                <w:szCs w:val="20"/>
+              </w:rPr>
+              <w:t xml:space="preserve">Tramo</w:t>
+            </w:r>
+          </w:p>
+        </w:tc>
+        <w:tc>
+          <w:tcPr>
+            <w:tcW w:type="dxa" w:w="1600"/>
+            <w:shd w:fill="1F3864" w:val="clear"/>
+            <w:tcMar>
+              <w:top w:type="dxa" w:w="60"/>
+              <w:left w:type="dxa" w:w="90"/>
+              <w:bottom w:type="dxa" w:w="60"/>
+              <w:right w:type="dxa" w:w="90"/>
+            </w:tcMar>
+          </w:tcPr>
+          <w:p>
+            <w:pPr>
+              <w:spacing w:after="0" w:line="264"/>
+              <w:jc w:val="center"/>
+            </w:pPr>
+            <w:r>
+              <w:rPr>
+                <w:rFonts w:ascii="Calibri" w:cs="Calibri" w:eastAsia="Calibri" w:hAnsi="Calibri"/>
+                <w:b/>
+                <w:bCs/>
+                <w:color w:val="FFFFFF"/>
+                <w:sz w:val="20"/>
+                <w:szCs w:val="20"/>
+              </w:rPr>
+              <w:t xml:space="preserve">Refs.</w:t>
+            </w:r>
+          </w:p>
+        </w:tc>
+        <w:tc>
+          <w:tcPr>
+            <w:tcW w:type="dxa" w:w="2200"/>
+            <w:shd w:fill="1F3864" w:val="clear"/>
+            <w:tcMar>
+              <w:top w:type="dxa" w:w="60"/>
+              <w:left w:type="dxa" w:w="90"/>
+              <w:bottom w:type="dxa" w:w="60"/>
+              <w:right w:type="dxa" w:w="90"/>
+            </w:tcMar>
+          </w:tcPr>
+          <w:p>
+            <w:pPr>
+              <w:spacing w:after="0" w:line="264"/>
+              <w:jc w:val="right"/>
+            </w:pPr>
+            <w:r>
+              <w:rPr>
+                <w:rFonts w:ascii="Calibri" w:cs="Calibri" w:eastAsia="Calibri" w:hAnsi="Calibri"/>
+                <w:b/>
+                <w:bCs/>
+                <w:color w:val="FFFFFF"/>
+                <w:sz w:val="20"/>
+                <w:szCs w:val="20"/>
+              </w:rPr>
+              <w:t xml:space="preserve">PVP (€)</w:t>
+            </w:r>
+          </w:p>
+        </w:tc>
+      </w:tr>
+      <w:tr>
+        <w:tc>
+          <w:tcPr>
+            <w:tcW w:type="dxa" w:w="5226"/>
+            <w:tcMar>
+              <w:top w:type="dxa" w:w="60"/>
+              <w:left w:type="dxa" w:w="90"/>
+              <w:bottom w:type="dxa" w:w="60"/>
+              <w:right w:type="dxa" w:w="90"/>
+            </w:tcMar>
+          </w:tcPr>
+          <w:p>
+            <w:pPr>
+              <w:spacing w:after="0" w:line="264"/>
+            </w:pPr>
+            <w:r>
+              <w:rPr>
+                <w:rFonts w:ascii="Calibri" w:cs="Calibri" w:eastAsia="Calibri" w:hAnsi="Calibri"/>
+                <w:sz w:val="20"/>
+                <w:szCs w:val="20"/>
+              </w:rPr>
+              <w:t xml:space="preserve">Producto individual (Square, Square X, Stroom Master Pro)</w:t>
+            </w:r>
+          </w:p>
+        </w:tc>
+        <w:tc>
+          <w:tcPr>
+            <w:tcW w:type="dxa" w:w="1600"/>
+            <w:tcMar>
+              <w:top w:type="dxa" w:w="60"/>
+              <w:left w:type="dxa" w:w="90"/>
+              <w:bottom w:type="dxa" w:w="60"/>
+              <w:right w:type="dxa" w:w="90"/>
+            </w:tcMar>
+          </w:tcPr>
+          <w:p>
+            <w:pPr>
+              <w:spacing w:after="0" w:line="264"/>
+              <w:jc w:val="center"/>
+            </w:pPr>
+            <w:r>
+              <w:rPr>
+                <w:rFonts w:ascii="Calibri" w:cs="Calibri" w:eastAsia="Calibri" w:hAnsi="Calibri"/>
+                <w:sz w:val="20"/>
+                <w:szCs w:val="20"/>
+              </w:rPr>
+              <w:t xml:space="preserve">3</w:t>
+            </w:r>
+          </w:p>
+        </w:tc>
+        <w:tc>
+          <w:tcPr>
+            <w:tcW w:type="dxa" w:w="2200"/>
+            <w:tcMar>
+              <w:top w:type="dxa" w:w="60"/>
+              <w:left w:type="dxa" w:w="90"/>
+              <w:bottom w:type="dxa" w:w="60"/>
+              <w:right w:type="dxa" w:w="90"/>
+            </w:tcMar>
+          </w:tcPr>
+          <w:p>
+            <w:pPr>
+              <w:spacing w:after="0" w:line="264"/>
+              <w:jc w:val="right"/>
+            </w:pPr>
+            <w:r>
+              <w:rPr>
+                <w:rFonts w:ascii="Calibri" w:cs="Calibri" w:eastAsia="Calibri" w:hAnsi="Calibri"/>
+                <w:sz w:val="20"/>
+                <w:szCs w:val="20"/>
+              </w:rPr>
+              <w:t xml:space="preserve">147 – 257</w:t>
+            </w:r>
+          </w:p>
+        </w:tc>
+      </w:tr>
+      <w:tr>
+        <w:tc>
+          <w:tcPr>
+            <w:tcW w:type="dxa" w:w="5226"/>
+            <w:shd w:fill="F2F5FA" w:val="clear"/>
+            <w:tcMar>
+              <w:top w:type="dxa" w:w="60"/>
+              <w:left w:type="dxa" w:w="90"/>
+              <w:bottom w:type="dxa" w:w="60"/>
+              <w:right w:type="dxa" w:w="90"/>
+            </w:tcMar>
+          </w:tcPr>
+          <w:p>
+            <w:pPr>
+              <w:spacing w:after="0" w:line="264"/>
+            </w:pPr>
+            <w:r>
+              <w:rPr>
+                <w:rFonts w:ascii="Calibri" w:cs="Calibri" w:eastAsia="Calibri" w:hAnsi="Calibri"/>
+                <w:sz w:val="20"/>
+                <w:szCs w:val="20"/>
+              </w:rPr>
+              <w:t xml:space="preserve">Packs de protección (personal, hogar, oficina, infantil, familia, sueño)</w:t>
+            </w:r>
+          </w:p>
+        </w:tc>
+        <w:tc>
+          <w:tcPr>
+            <w:tcW w:type="dxa" w:w="1600"/>
+            <w:shd w:fill="F2F5FA" w:val="clear"/>
+            <w:tcMar>
+              <w:top w:type="dxa" w:w="60"/>
+              <w:left w:type="dxa" w:w="90"/>
+              <w:bottom w:type="dxa" w:w="60"/>
+              <w:right w:type="dxa" w:w="90"/>
+            </w:tcMar>
+          </w:tcPr>
+          <w:p>
+            <w:pPr>
+              <w:spacing w:after="0" w:line="264"/>
+              <w:jc w:val="center"/>
+            </w:pPr>
+            <w:r>
+              <w:rPr>
+                <w:rFonts w:ascii="Calibri" w:cs="Calibri" w:eastAsia="Calibri" w:hAnsi="Calibri"/>
+                <w:sz w:val="20"/>
+                <w:szCs w:val="20"/>
+              </w:rPr>
+              <w:t xml:space="preserve">6</w:t>
+            </w:r>
+          </w:p>
+        </w:tc>
+        <w:tc>
+          <w:tcPr>
+            <w:tcW w:type="dxa" w:w="2200"/>
+            <w:shd w:fill="F2F5FA" w:val="clear"/>
+            <w:tcMar>
+              <w:top w:type="dxa" w:w="60"/>
+              <w:left w:type="dxa" w:w="90"/>
+              <w:bottom w:type="dxa" w:w="60"/>
+              <w:right w:type="dxa" w:w="90"/>
+            </w:tcMar>
+          </w:tcPr>
+          <w:p>
+            <w:pPr>
+              <w:spacing w:after="0" w:line="264"/>
+              <w:jc w:val="right"/>
+            </w:pPr>
+            <w:r>
+              <w:rPr>
+                <w:rFonts w:ascii="Calibri" w:cs="Calibri" w:eastAsia="Calibri" w:hAnsi="Calibri"/>
+                <w:sz w:val="20"/>
+                <w:szCs w:val="20"/>
+              </w:rPr>
+              <w:t xml:space="preserve">350 – 470</w:t>
+            </w:r>
+          </w:p>
+        </w:tc>
+      </w:tr>
+      <w:tr>
+        <w:tc>
+          <w:tcPr>
+            <w:tcW w:type="dxa" w:w="5226"/>
+            <w:tcMar>
+              <w:top w:type="dxa" w:w="60"/>
+              <w:left w:type="dxa" w:w="90"/>
+              <w:bottom w:type="dxa" w:w="60"/>
+              <w:right w:type="dxa" w:w="90"/>
+            </w:tcMar>
+          </w:tcPr>
+          <w:p>
+            <w:pPr>
+              <w:spacing w:after="0" w:line="264"/>
+            </w:pPr>
+            <w:r>
+              <w:rPr>
+                <w:rFonts w:ascii="Calibri" w:cs="Calibri" w:eastAsia="Calibri" w:hAnsi="Calibri"/>
+                <w:sz w:val="20"/>
+                <w:szCs w:val="20"/>
+              </w:rPr>
+              <w:t xml:space="preserve">Packs de gama alta (Stroom Master, Oasis Electromagnético)</w:t>
+            </w:r>
+          </w:p>
+        </w:tc>
+        <w:tc>
+          <w:tcPr>
+            <w:tcW w:type="dxa" w:w="1600"/>
+            <w:tcMar>
+              <w:top w:type="dxa" w:w="60"/>
+              <w:left w:type="dxa" w:w="90"/>
+              <w:bottom w:type="dxa" w:w="60"/>
+              <w:right w:type="dxa" w:w="90"/>
+            </w:tcMar>
+          </w:tcPr>
+          <w:p>
+            <w:pPr>
+              <w:spacing w:after="0" w:line="264"/>
+              <w:jc w:val="center"/>
+            </w:pPr>
+            <w:r>
+              <w:rPr>
+                <w:rFonts w:ascii="Calibri" w:cs="Calibri" w:eastAsia="Calibri" w:hAnsi="Calibri"/>
+                <w:sz w:val="20"/>
+                <w:szCs w:val="20"/>
+              </w:rPr>
+              <w:t xml:space="preserve">2</w:t>
+            </w:r>
+          </w:p>
+        </w:tc>
+        <w:tc>
+          <w:tcPr>
+            <w:tcW w:type="dxa" w:w="2200"/>
+            <w:tcMar>
+              <w:top w:type="dxa" w:w="60"/>
+              <w:left w:type="dxa" w:w="90"/>
+              <w:bottom w:type="dxa" w:w="60"/>
+              <w:right w:type="dxa" w:w="90"/>
+            </w:tcMar>
+          </w:tcPr>
+          <w:p>
+            <w:pPr>
+              <w:spacing w:after="0" w:line="264"/>
+              <w:jc w:val="right"/>
+            </w:pPr>
+            <w:r>
+              <w:rPr>
+                <w:rFonts w:ascii="Calibri" w:cs="Calibri" w:eastAsia="Calibri" w:hAnsi="Calibri"/>
+                <w:sz w:val="20"/>
+                <w:szCs w:val="20"/>
+              </w:rPr>
+              <w:t xml:space="preserve">655 – 825</w:t>
+            </w:r>
+          </w:p>
+        </w:tc>
+      </w:tr>
+    </w:tbl>
+    <w:p>
+      <w:pPr>
+        <w:spacing w:after="80"/>
+      </w:pPr>
+    </w:p>
+    <w:p>
+      <w:pPr>
+        <w:pStyle w:val="Heading2"/>
+        <w:spacing w:after="120" w:before="220"/>
+      </w:pPr>
+      <w:r>
+        <w:rPr>
+          <w:rFonts w:ascii="Calibri" w:cs="Calibri" w:eastAsia="Calibri" w:hAnsi="Calibri"/>
+          <w:b/>
+          <w:bCs/>
+          <w:color w:val="2F5496"/>
+          <w:sz w:val="24"/>
+          <w:szCs w:val="24"/>
+        </w:rPr>
+        <w:t xml:space="preserve">4.2. Línea Ekio Light — marca propia</w:t>
+      </w:r>
+    </w:p>
+    <w:p>
+      <w:pPr>
+        <w:spacing w:after="120" w:line="288"/>
+      </w:pPr>
+      <w:r>
+        <w:rPr>
+          <w:rFonts w:ascii="Calibri" w:cs="Calibri" w:eastAsia="Calibri" w:hAnsi="Calibri"/>
+          <w:sz w:val="22"/>
+          <w:szCs w:val="22"/>
+        </w:rPr>
+        <w:t xml:space="preserve">Ekio Light es la línea de equipos de fotobiomodulación (terapia de luz) de marca propia, fabricados / ensamblados por un proveedor especializado bajo diseño y especificación de Ekio. Es el eje de crecimiento del negocio y de la mejora de margen de 2026.</w:t>
+      </w:r>
+    </w:p>
+    <w:p>
+      <w:pPr>
+        <w:pStyle w:val="ListParagraph"/>
+        <w:numPr>
+          <w:ilvl w:val="0"/>
+          <w:numId w:val="3"/>
+        </w:numPr>
+        <w:spacing w:after="100" w:line="288"/>
+      </w:pPr>
+      <w:r>
+        <w:rPr>
+          <w:rFonts w:ascii="Calibri" w:cs="Calibri" w:eastAsia="Calibri" w:hAnsi="Calibri"/>
+          <w:sz w:val="22"/>
+          <w:szCs w:val="22"/>
+        </w:rPr>
+        <w:t xml:space="preserve">Gama de paneles con precio de venta al público entre 650 € (Deep 5) y 2.500 € (Bio Spectrum 11, equipo de gama alta y único con emisión UV-A/UV-B), más el equipo portátil Core (147 €) y accesorios de iluminación (bombillas y packs) de menor importe.</w:t>
+      </w:r>
+    </w:p>
+    <w:p>
+      <w:pPr>
+        <w:pStyle w:val="ListParagraph"/>
+        <w:numPr>
+          <w:ilvl w:val="0"/>
+          <w:numId w:val="3"/>
+        </w:numPr>
+        <w:spacing w:after="100" w:line="288"/>
+      </w:pPr>
+      <w:r>
+        <w:rPr>
+          <w:rFonts w:ascii="Calibri" w:cs="Calibri" w:eastAsia="Calibri" w:hAnsi="Calibri"/>
+          <w:sz w:val="22"/>
+          <w:szCs w:val="22"/>
+        </w:rPr>
+        <w:t xml:space="preserve">Margen bruto de la línea superior al 50 %. El margen bruto global de la tienda en el primer semestre de 2026 fue del 55,9 % (pendiente de conciliación por ejercicio, ver sección 6).</w:t>
+      </w:r>
+    </w:p>
+    <w:p>
+      <w:pPr>
+        <w:pStyle w:val="ListParagraph"/>
+        <w:numPr>
+          <w:ilvl w:val="0"/>
+          <w:numId w:val="3"/>
+        </w:numPr>
+        <w:spacing w:after="100" w:line="288"/>
+      </w:pPr>
+      <w:r>
+        <w:rPr>
+          <w:rFonts w:ascii="Calibri" w:cs="Calibri" w:eastAsia="Calibri" w:hAnsi="Calibri"/>
+          <w:b/>
+          <w:bCs/>
+          <w:sz w:val="22"/>
+          <w:szCs w:val="22"/>
+        </w:rPr>
+        <w:t xml:space="preserve">Propiedad industrial: </w:t>
+      </w:r>
+      <w:r>
+        <w:rPr>
+          <w:rFonts w:ascii="Calibri" w:cs="Calibri" w:eastAsia="Calibri" w:hAnsi="Calibri"/>
+          <w:sz w:val="22"/>
+          <w:szCs w:val="22"/>
+        </w:rPr>
+        <w:t xml:space="preserve">Modelo de Utilidad español Nº U202532624 (panel multiespectral), registrado ante la OEPM; solicitud de 25 de diciembre de 2025. Es un elemento diferenciador frente a competidores. Se adjuntará el título expedido por la OEPM. [PENDIENTE: certificado/título de la OEPM que acredite el estado exacto del expediente a la fecha.]</w:t>
+      </w:r>
+    </w:p>
+    <w:p>
+      <w:pPr>
+        <w:spacing w:after="120" w:line="288"/>
+      </w:pPr>
+      <w:r>
+        <w:rPr>
+          <w:rFonts w:ascii="Calibri" w:cs="Calibri" w:eastAsia="Calibri" w:hAnsi="Calibri"/>
+          <w:i/>
+          <w:iCs/>
+          <w:color w:val="595959"/>
+          <w:sz w:val="20"/>
+          <w:szCs w:val="20"/>
+        </w:rPr>
+        <w:t xml:space="preserve">Catálogo Ekio Light a la venta (extracción de Shopify, agosto de 2026):</w:t>
       </w:r>
     </w:p>
     <w:tbl>
@@ -1792,7 +2223,7 @@
                 <w:sz w:val="20"/>
                 <w:szCs w:val="20"/>
               </w:rPr>
-              <w:t xml:space="preserve">Producto / Pack</w:t>
+              <w:t xml:space="preserve">Producto</w:t>
             </w:r>
           </w:p>
         </w:tc>
@@ -1847,7 +2278,7 @@
                 <w:sz w:val="20"/>
                 <w:szCs w:val="20"/>
               </w:rPr>
-              <w:t xml:space="preserve">SPIRO SQUARE</w:t>
+              <w:t xml:space="preserve">BIO SPECTRUM 11 (gama alta; único con UV-A/UV-B)</w:t>
             </w:r>
           </w:p>
         </w:tc>
@@ -1872,7 +2303,7 @@
                 <w:sz w:val="20"/>
                 <w:szCs w:val="20"/>
               </w:rPr>
-              <w:t xml:space="preserve">147,00</w:t>
+              <w:t xml:space="preserve">2.500,00</w:t>
             </w:r>
           </w:p>
         </w:tc>
@@ -1899,7 +2330,7 @@
                 <w:sz w:val="20"/>
                 <w:szCs w:val="20"/>
               </w:rPr>
-              <w:t xml:space="preserve">SPIRO SQUARE X</w:t>
+              <w:t xml:space="preserve">BIO REGEN 7 (luz roja y cyan)</w:t>
             </w:r>
           </w:p>
         </w:tc>
@@ -1925,7 +2356,7 @@
                 <w:sz w:val="20"/>
                 <w:szCs w:val="20"/>
               </w:rPr>
-              <w:t xml:space="preserve">257,00</w:t>
+              <w:t xml:space="preserve">950,00</w:t>
             </w:r>
           </w:p>
         </w:tc>
@@ -1951,7 +2382,7 @@
                 <w:sz w:val="20"/>
                 <w:szCs w:val="20"/>
               </w:rPr>
-              <w:t xml:space="preserve">STROOM MASTER PRO</w:t>
+              <w:t xml:space="preserve">DEEP 5</w:t>
             </w:r>
           </w:p>
         </w:tc>
@@ -1976,7 +2407,7 @@
                 <w:sz w:val="20"/>
                 <w:szCs w:val="20"/>
               </w:rPr>
-              <w:t xml:space="preserve">219,99</w:t>
+              <w:t xml:space="preserve">650,00</w:t>
             </w:r>
           </w:p>
         </w:tc>
@@ -2003,7 +2434,7 @@
                 <w:sz w:val="20"/>
                 <w:szCs w:val="20"/>
               </w:rPr>
-              <w:t xml:space="preserve">Pack Protección Hogar y Oficina</w:t>
+              <w:t xml:space="preserve">CORE (portátil, terapia local)</w:t>
             </w:r>
           </w:p>
         </w:tc>
@@ -2029,7 +2460,7 @@
                 <w:sz w:val="20"/>
                 <w:szCs w:val="20"/>
               </w:rPr>
-              <w:t xml:space="preserve">350,00</w:t>
+              <w:t xml:space="preserve">147,00</w:t>
             </w:r>
           </w:p>
         </w:tc>
@@ -2055,7 +2486,7 @@
                 <w:sz w:val="20"/>
                 <w:szCs w:val="20"/>
               </w:rPr>
-              <w:t xml:space="preserve">Pack Protección Personal</w:t>
+              <w:t xml:space="preserve">IGNIS (luz + protección electromagnética)</w:t>
             </w:r>
           </w:p>
         </w:tc>
@@ -2080,7 +2511,7 @@
                 <w:sz w:val="20"/>
                 <w:szCs w:val="20"/>
               </w:rPr>
-              <w:t xml:space="preserve">350,00</w:t>
+              <w:t xml:space="preserve">120,00</w:t>
             </w:r>
           </w:p>
         </w:tc>
@@ -2107,7 +2538,7 @@
                 <w:sz w:val="20"/>
                 <w:szCs w:val="20"/>
               </w:rPr>
-              <w:t xml:space="preserve">Pack Infantil</w:t>
+              <w:t xml:space="preserve">Bombillas LED roja / ámbar y packs de iluminación</w:t>
             </w:r>
           </w:p>
         </w:tc>
@@ -2133,266 +2564,7 @@
                 <w:sz w:val="20"/>
                 <w:szCs w:val="20"/>
               </w:rPr>
-              <w:t xml:space="preserve">420,00</w:t>
-            </w:r>
-          </w:p>
-        </w:tc>
-      </w:tr>
-      <w:tr>
-        <w:tc>
-          <w:tcPr>
-            <w:tcW w:type="dxa" w:w="7026"/>
-            <w:tcMar>
-              <w:top w:type="dxa" w:w="60"/>
-              <w:left w:type="dxa" w:w="90"/>
-              <w:bottom w:type="dxa" w:w="60"/>
-              <w:right w:type="dxa" w:w="90"/>
-            </w:tcMar>
-          </w:tcPr>
-          <w:p>
-            <w:pPr>
-              <w:spacing w:after="0" w:line="264"/>
-            </w:pPr>
-            <w:r>
-              <w:rPr>
-                <w:rFonts w:ascii="Calibri" w:cs="Calibri" w:eastAsia="Calibri" w:hAnsi="Calibri"/>
-                <w:sz w:val="20"/>
-                <w:szCs w:val="20"/>
-              </w:rPr>
-              <w:t xml:space="preserve">Pack Familia</w:t>
-            </w:r>
-          </w:p>
-        </w:tc>
-        <w:tc>
-          <w:tcPr>
-            <w:tcW w:type="dxa" w:w="2000"/>
-            <w:tcMar>
-              <w:top w:type="dxa" w:w="60"/>
-              <w:left w:type="dxa" w:w="90"/>
-              <w:bottom w:type="dxa" w:w="60"/>
-              <w:right w:type="dxa" w:w="90"/>
-            </w:tcMar>
-          </w:tcPr>
-          <w:p>
-            <w:pPr>
-              <w:spacing w:after="0" w:line="264"/>
-              <w:jc w:val="right"/>
-            </w:pPr>
-            <w:r>
-              <w:rPr>
-                <w:rFonts w:ascii="Calibri" w:cs="Calibri" w:eastAsia="Calibri" w:hAnsi="Calibri"/>
-                <w:sz w:val="20"/>
-                <w:szCs w:val="20"/>
-              </w:rPr>
-              <w:t xml:space="preserve">445,00</w:t>
-            </w:r>
-          </w:p>
-        </w:tc>
-      </w:tr>
-      <w:tr>
-        <w:tc>
-          <w:tcPr>
-            <w:tcW w:type="dxa" w:w="7026"/>
-            <w:shd w:fill="F2F5FA" w:val="clear"/>
-            <w:tcMar>
-              <w:top w:type="dxa" w:w="60"/>
-              <w:left w:type="dxa" w:w="90"/>
-              <w:bottom w:type="dxa" w:w="60"/>
-              <w:right w:type="dxa" w:w="90"/>
-            </w:tcMar>
-          </w:tcPr>
-          <w:p>
-            <w:pPr>
-              <w:spacing w:after="0" w:line="264"/>
-            </w:pPr>
-            <w:r>
-              <w:rPr>
-                <w:rFonts w:ascii="Calibri" w:cs="Calibri" w:eastAsia="Calibri" w:hAnsi="Calibri"/>
-                <w:sz w:val="20"/>
-                <w:szCs w:val="20"/>
-              </w:rPr>
-              <w:t xml:space="preserve">Pack Oficina</w:t>
-            </w:r>
-          </w:p>
-        </w:tc>
-        <w:tc>
-          <w:tcPr>
-            <w:tcW w:type="dxa" w:w="2000"/>
-            <w:shd w:fill="F2F5FA" w:val="clear"/>
-            <w:tcMar>
-              <w:top w:type="dxa" w:w="60"/>
-              <w:left w:type="dxa" w:w="90"/>
-              <w:bottom w:type="dxa" w:w="60"/>
-              <w:right w:type="dxa" w:w="90"/>
-            </w:tcMar>
-          </w:tcPr>
-          <w:p>
-            <w:pPr>
-              <w:spacing w:after="0" w:line="264"/>
-              <w:jc w:val="right"/>
-            </w:pPr>
-            <w:r>
-              <w:rPr>
-                <w:rFonts w:ascii="Calibri" w:cs="Calibri" w:eastAsia="Calibri" w:hAnsi="Calibri"/>
-                <w:sz w:val="20"/>
-                <w:szCs w:val="20"/>
-              </w:rPr>
-              <w:t xml:space="preserve">470,00</w:t>
-            </w:r>
-          </w:p>
-        </w:tc>
-      </w:tr>
-      <w:tr>
-        <w:tc>
-          <w:tcPr>
-            <w:tcW w:type="dxa" w:w="7026"/>
-            <w:tcMar>
-              <w:top w:type="dxa" w:w="60"/>
-              <w:left w:type="dxa" w:w="90"/>
-              <w:bottom w:type="dxa" w:w="60"/>
-              <w:right w:type="dxa" w:w="90"/>
-            </w:tcMar>
-          </w:tcPr>
-          <w:p>
-            <w:pPr>
-              <w:spacing w:after="0" w:line="264"/>
-            </w:pPr>
-            <w:r>
-              <w:rPr>
-                <w:rFonts w:ascii="Calibri" w:cs="Calibri" w:eastAsia="Calibri" w:hAnsi="Calibri"/>
-                <w:sz w:val="20"/>
-                <w:szCs w:val="20"/>
-              </w:rPr>
-              <w:t xml:space="preserve">Pack Sueño</w:t>
-            </w:r>
-          </w:p>
-        </w:tc>
-        <w:tc>
-          <w:tcPr>
-            <w:tcW w:type="dxa" w:w="2000"/>
-            <w:tcMar>
-              <w:top w:type="dxa" w:w="60"/>
-              <w:left w:type="dxa" w:w="90"/>
-              <w:bottom w:type="dxa" w:w="60"/>
-              <w:right w:type="dxa" w:w="90"/>
-            </w:tcMar>
-          </w:tcPr>
-          <w:p>
-            <w:pPr>
-              <w:spacing w:after="0" w:line="264"/>
-              <w:jc w:val="right"/>
-            </w:pPr>
-            <w:r>
-              <w:rPr>
-                <w:rFonts w:ascii="Calibri" w:cs="Calibri" w:eastAsia="Calibri" w:hAnsi="Calibri"/>
-                <w:sz w:val="20"/>
-                <w:szCs w:val="20"/>
-              </w:rPr>
-              <w:t xml:space="preserve">470,00</w:t>
-            </w:r>
-          </w:p>
-        </w:tc>
-      </w:tr>
-      <w:tr>
-        <w:tc>
-          <w:tcPr>
-            <w:tcW w:type="dxa" w:w="7026"/>
-            <w:shd w:fill="F2F5FA" w:val="clear"/>
-            <w:tcMar>
-              <w:top w:type="dxa" w:w="60"/>
-              <w:left w:type="dxa" w:w="90"/>
-              <w:bottom w:type="dxa" w:w="60"/>
-              <w:right w:type="dxa" w:w="90"/>
-            </w:tcMar>
-          </w:tcPr>
-          <w:p>
-            <w:pPr>
-              <w:spacing w:after="0" w:line="264"/>
-            </w:pPr>
-            <w:r>
-              <w:rPr>
-                <w:rFonts w:ascii="Calibri" w:cs="Calibri" w:eastAsia="Calibri" w:hAnsi="Calibri"/>
-                <w:sz w:val="20"/>
-                <w:szCs w:val="20"/>
-              </w:rPr>
-              <w:t xml:space="preserve">Pack Protección Stroom Master</w:t>
-            </w:r>
-          </w:p>
-        </w:tc>
-        <w:tc>
-          <w:tcPr>
-            <w:tcW w:type="dxa" w:w="2000"/>
-            <w:shd w:fill="F2F5FA" w:val="clear"/>
-            <w:tcMar>
-              <w:top w:type="dxa" w:w="60"/>
-              <w:left w:type="dxa" w:w="90"/>
-              <w:bottom w:type="dxa" w:w="60"/>
-              <w:right w:type="dxa" w:w="90"/>
-            </w:tcMar>
-          </w:tcPr>
-          <w:p>
-            <w:pPr>
-              <w:spacing w:after="0" w:line="264"/>
-              <w:jc w:val="right"/>
-            </w:pPr>
-            <w:r>
-              <w:rPr>
-                <w:rFonts w:ascii="Calibri" w:cs="Calibri" w:eastAsia="Calibri" w:hAnsi="Calibri"/>
-                <w:sz w:val="20"/>
-                <w:szCs w:val="20"/>
-              </w:rPr>
-              <w:t xml:space="preserve">655,00</w:t>
-            </w:r>
-          </w:p>
-        </w:tc>
-      </w:tr>
-      <w:tr>
-        <w:tc>
-          <w:tcPr>
-            <w:tcW w:type="dxa" w:w="7026"/>
-            <w:tcMar>
-              <w:top w:type="dxa" w:w="60"/>
-              <w:left w:type="dxa" w:w="90"/>
-              <w:bottom w:type="dxa" w:w="60"/>
-              <w:right w:type="dxa" w:w="90"/>
-            </w:tcMar>
-          </w:tcPr>
-          <w:p>
-            <w:pPr>
-              <w:spacing w:after="0" w:line="264"/>
-            </w:pPr>
-            <w:r>
-              <w:rPr>
-                <w:rFonts w:ascii="Calibri" w:cs="Calibri" w:eastAsia="Calibri" w:hAnsi="Calibri"/>
-                <w:sz w:val="20"/>
-                <w:szCs w:val="20"/>
-              </w:rPr>
-              <w:t xml:space="preserve">Pack Oasis Electromagnético</w:t>
-            </w:r>
-          </w:p>
-        </w:tc>
-        <w:tc>
-          <w:tcPr>
-            <w:tcW w:type="dxa" w:w="2000"/>
-            <w:tcMar>
-              <w:top w:type="dxa" w:w="60"/>
-              <w:left w:type="dxa" w:w="90"/>
-              <w:bottom w:type="dxa" w:w="60"/>
-              <w:right w:type="dxa" w:w="90"/>
-            </w:tcMar>
-          </w:tcPr>
-          <w:p>
-            <w:pPr>
-              <w:spacing w:after="0" w:line="264"/>
-              <w:jc w:val="right"/>
-            </w:pPr>
-            <w:r>
-              <w:rPr>
-                <w:rFonts w:ascii="Calibri" w:cs="Calibri" w:eastAsia="Calibri" w:hAnsi="Calibri"/>
-                <w:sz w:val="20"/>
-                <w:szCs w:val="20"/>
-              </w:rPr>
-              <w:t xml:space="preserve">825,00</w:t>
+              <w:t xml:space="preserve">17,50 – 29,70</w:t>
             </w:r>
           </w:p>
         </w:tc>
@@ -2402,6 +2574,44 @@
       <w:pPr>
         <w:spacing w:after="80"/>
       </w:pPr>
+    </w:p>
+    <w:p>
+      <w:pPr>
+        <w:spacing w:after="120" w:line="288"/>
+      </w:pPr>
+      <w:r>
+        <w:rPr>
+          <w:rFonts w:ascii="Calibri" w:cs="Calibri" w:eastAsia="Calibri" w:hAnsi="Calibri"/>
+          <w:sz w:val="22"/>
+          <w:szCs w:val="22"/>
+        </w:rPr>
+        <w:t xml:space="preserve">Hay además versiones B2B preparadas para el canal mayorista, pendientes de publicación.</w:t>
+      </w:r>
+    </w:p>
+    <w:p>
+      <w:pPr>
+        <w:pBdr>
+          <w:top w:val="single" w:color="BFBFBF" w:sz="4"/>
+          <w:bottom w:val="single" w:color="BFBFBF" w:sz="4"/>
+          <w:left w:val="single" w:color="8EAADB" w:sz="12"/>
+          <w:right w:val="single" w:color="BFBFBF" w:sz="4"/>
+        </w:pBdr>
+        <w:shd w:fill="F2F2F2" w:val="clear"/>
+        <w:spacing w:after="160" w:before="120" w:line="276"/>
+      </w:pPr>
+      <w:r>
+        <w:rPr>
+          <w:rFonts w:ascii="Calibri" w:cs="Calibri" w:eastAsia="Calibri" w:hAnsi="Calibri"/>
+          <w:b/>
+          <w:bCs/>
+          <w:i/>
+          <w:iCs/>
+          <w:color w:val="595959"/>
+          <w:sz w:val="20"/>
+          <w:szCs w:val="20"/>
+        </w:rPr>
+        <w:t xml:space="preserve">El catálogo de ambas líneas está operativo y a la venta. Las unidades en inventario a fecha de hoy no cubren el volumen ni la velocidad de venta de la campaña de Q4: reponer ese stock por adelantado es precisamente el objeto de esta financiación (ver sección 9). [PENDIENTE: unidades de inventario realmente disponibles y comprometidas a fecha de solicitud, y rotación (vueltas) por referencia de campaña.]</w:t>
+      </w:r>
     </w:p>
     <w:p>
       <w:pPr>
@@ -2417,7 +2627,7 @@
           <w:sz w:val="24"/>
           <w:szCs w:val="24"/>
         </w:rPr>
-        <w:t xml:space="preserve">4.2. Línea Ekio Light — marca propia</w:t>
+        <w:t xml:space="preserve">4.3. Líneas complementarias</w:t>
       </w:r>
     </w:p>
     <w:p>
@@ -2430,7 +2640,24 @@
           <w:sz w:val="22"/>
           <w:szCs w:val="22"/>
         </w:rPr>
-        <w:t xml:space="preserve">Ekio Light es la línea de equipos de fotobiomodulación (terapia de luz) de marca propia, fabricados / ensamblados por un proveedor especializado bajo diseño y especificación de Ekio. Es el eje de crecimiento del negocio y de la mejora de margen de 2026.</w:t>
+        <w:t xml:space="preserve">Accesorios de medición (detector de radiación 49 €, comprobador de enchufe 20,66 €, medidor de electricidad sucia 216,37 €): acompañan a las dos líneas principales, tienen buena rotación en campaña y SÍ forman parte del stock que se financia con esta línea (ver sección 9). Los suplementos de la marca Laittin (vitamina C, B, D3+K2 y packs) no son objeto de esta financiación.</w:t>
+      </w:r>
+    </w:p>
+    <w:p>
+      <w:pPr>
+        <w:pStyle w:val="Heading2"/>
+        <w:spacing w:after="120" w:before="220"/>
+      </w:pPr>
+      <w:r>
+        <w:rPr>
+          <w:rFonts w:ascii="Calibri" w:cs="Calibri" w:eastAsia="Calibri" w:hAnsi="Calibri"/>
+          <w:b/>
+          <w:bCs/>
+          <w:color w:val="2F5496"/>
+          <w:sz w:val="24"/>
+          <w:szCs w:val="24"/>
+        </w:rPr>
+        <w:t xml:space="preserve">4.4. Canales de venta</w:t>
       </w:r>
     </w:p>
     <w:p>
@@ -2445,10 +2672,20 @@
       <w:r>
         <w:rPr>
           <w:rFonts w:ascii="Calibri" w:cs="Calibri" w:eastAsia="Calibri" w:hAnsi="Calibri"/>
-          <w:sz w:val="22"/>
-          <w:szCs w:val="22"/>
-        </w:rPr>
-        <w:t xml:space="preserve">Gama de paneles con precio de venta al público entre 650 € (Deep 5) y 2.500 € (Bio Spectrum 11, equipo de gama alta y único con emisión UV-A/UV-B), más el equipo portátil Core (147 €) y accesorios de iluminación (bombillas y packs) de menor importe.</w:t>
+          <w:b/>
+          <w:bCs/>
+          <w:sz w:val="22"/>
+          <w:szCs w:val="22"/>
+        </w:rPr>
+        <w:t xml:space="preserve">D2C (venta directa): </w:t>
+      </w:r>
+      <w:r>
+        <w:rPr>
+          <w:rFonts w:ascii="Calibri" w:cs="Calibri" w:eastAsia="Calibri" w:hAnsi="Calibri"/>
+          <w:sz w:val="22"/>
+          <w:szCs w:val="22"/>
+        </w:rPr>
+        <w:t xml:space="preserve">electrosmogespana.com. Es el canal principal y la base de todo el histórico de facturación. Venta cerrada en la ficha de producto, sin comercial.</w:t>
       </w:r>
     </w:p>
     <w:p>
@@ -2463,10 +2700,20 @@
       <w:r>
         <w:rPr>
           <w:rFonts w:ascii="Calibri" w:cs="Calibri" w:eastAsia="Calibri" w:hAnsi="Calibri"/>
-          <w:sz w:val="22"/>
-          <w:szCs w:val="22"/>
-        </w:rPr>
-        <w:t xml:space="preserve">Margen bruto de la línea superior al 50 %. El margen bruto global de la tienda en el primer semestre de 2026 fue del 55,9 % (pendiente de conciliación por ejercicio, ver sección 6).</w:t>
+          <w:b/>
+          <w:bCs/>
+          <w:sz w:val="22"/>
+          <w:szCs w:val="22"/>
+        </w:rPr>
+        <w:t xml:space="preserve">Renting / suscripción: </w:t>
+      </w:r>
+      <w:r>
+        <w:rPr>
+          <w:rFonts w:ascii="Calibri" w:cs="Calibri" w:eastAsia="Calibri" w:hAnsi="Calibri"/>
+          <w:sz w:val="22"/>
+          <w:szCs w:val="22"/>
+        </w:rPr>
+        <w:t xml:space="preserve">opción de pago por uso para el consumidor a través de Sharpei (integrada en Shopify) y planteamiento B2B para clínicas, centros de estética y gimnasios. Línea incipiente. [PENDIENTE: volumen real de contratos de renting vivos a la fecha.]</w:t>
       </w:r>
     </w:p>
     <w:p>
@@ -2486,15 +2733,32 @@
           <w:sz w:val="22"/>
           <w:szCs w:val="22"/>
         </w:rPr>
-        <w:t xml:space="preserve">Propiedad industrial: </w:t>
-      </w:r>
-      <w:r>
-        <w:rPr>
-          <w:rFonts w:ascii="Calibri" w:cs="Calibri" w:eastAsia="Calibri" w:hAnsi="Calibri"/>
-          <w:sz w:val="22"/>
-          <w:szCs w:val="22"/>
-        </w:rPr>
-        <w:t xml:space="preserve">Modelo de Utilidad español Nº U202532624 (panel multiespectral), registrado ante la OEPM; solicitud de 25 de diciembre de 2025. Es un elemento diferenciador frente a competidores. Se adjuntará el título expedido por la OEPM. [PENDIENTE: certificado/título de la OEPM que acredite el estado exacto del expediente a la fecha.]</w:t>
+        <w:t xml:space="preserve">B2B / mayorista europeo: </w:t>
+      </w:r>
+      <w:r>
+        <w:rPr>
+          <w:rFonts w:ascii="Calibri" w:cs="Calibri" w:eastAsia="Calibri" w:hAnsi="Calibri"/>
+          <w:sz w:val="22"/>
+          <w:szCs w:val="22"/>
+        </w:rPr>
+        <w:t xml:space="preserve">venta iniciada en el marketplace Ankorstore dentro del Plan de Internacionalización de ICECYL, con foco en Alemania, Austria, Suiza, Países Bajos y Bélgica (sección 5.3). En fase inicial, sin volumen consolidado.</w:t>
+      </w:r>
+    </w:p>
+    <w:p>
+      <w:pPr>
+        <w:pStyle w:val="Heading2"/>
+        <w:spacing w:after="120" w:before="220"/>
+      </w:pPr>
+      <w:r>
+        <w:rPr>
+          <w:rFonts w:ascii="Calibri" w:cs="Calibri" w:eastAsia="Calibri" w:hAnsi="Calibri"/>
+          <w:b/>
+          <w:bCs/>
+          <w:color w:val="2F5496"/>
+          <w:sz w:val="24"/>
+          <w:szCs w:val="24"/>
+        </w:rPr>
+        <w:t xml:space="preserve">4.5. Activos tecnológicos propios</w:t>
       </w:r>
     </w:p>
     <w:p>
@@ -2504,13 +2768,275 @@
       <w:r>
         <w:rPr>
           <w:rFonts w:ascii="Calibri" w:cs="Calibri" w:eastAsia="Calibri" w:hAnsi="Calibri"/>
+          <w:sz w:val="22"/>
+          <w:szCs w:val="22"/>
+        </w:rPr>
+        <w:t xml:space="preserve">Además del catálogo físico, Ekio ha desarrollado tecnología propia que refuerza la relación con el cliente y eleva la barrera de entrada:</w:t>
+      </w:r>
+    </w:p>
+    <w:p>
+      <w:pPr>
+        <w:pStyle w:val="ListParagraph"/>
+        <w:numPr>
+          <w:ilvl w:val="0"/>
+          <w:numId w:val="3"/>
+        </w:numPr>
+        <w:spacing w:after="100" w:line="288"/>
+      </w:pPr>
+      <w:r>
+        <w:rPr>
+          <w:rFonts w:ascii="Calibri" w:cs="Calibri" w:eastAsia="Calibri" w:hAnsi="Calibri"/>
+          <w:b/>
+          <w:bCs/>
+          <w:sz w:val="22"/>
+          <w:szCs w:val="22"/>
+        </w:rPr>
+        <w:t xml:space="preserve">Aplicación de gestión interna. </w:t>
+      </w:r>
+      <w:r>
+        <w:rPr>
+          <w:rFonts w:ascii="Calibri" w:cs="Calibri" w:eastAsia="Calibri" w:hAnsi="Calibri"/>
+          <w:sz w:val="22"/>
+          <w:szCs w:val="22"/>
+        </w:rPr>
+        <w:t xml:space="preserve">Herramienta propia para pedidos, inventario y atención al cliente.</w:t>
+      </w:r>
+    </w:p>
+    <w:p>
+      <w:pPr>
+        <w:pStyle w:val="ListParagraph"/>
+        <w:numPr>
+          <w:ilvl w:val="0"/>
+          <w:numId w:val="3"/>
+        </w:numPr>
+        <w:spacing w:after="100" w:line="288"/>
+      </w:pPr>
+      <w:r>
+        <w:rPr>
+          <w:rFonts w:ascii="Calibri" w:cs="Calibri" w:eastAsia="Calibri" w:hAnsi="Calibri"/>
+          <w:b/>
+          <w:bCs/>
+          <w:sz w:val="22"/>
+          <w:szCs w:val="22"/>
+        </w:rPr>
+        <w:t xml:space="preserve">Aplicación de cliente «Ekio Coach». </w:t>
+      </w:r>
+      <w:r>
+        <w:rPr>
+          <w:rFonts w:ascii="Calibri" w:cs="Calibri" w:eastAsia="Calibri" w:hAnsi="Calibri"/>
+          <w:sz w:val="22"/>
+          <w:szCs w:val="22"/>
+        </w:rPr>
+        <w:t xml:space="preserve">Guía de uso, seguimiento de sesiones y protocolos personalizados, ya con usuarios registrados. Convierte la venta de un equipo en una relación continuada y genera datos de uso propios.</w:t>
+      </w:r>
+    </w:p>
+    <w:p>
+      <w:pPr>
+        <w:pStyle w:val="ListParagraph"/>
+        <w:numPr>
+          <w:ilvl w:val="0"/>
+          <w:numId w:val="3"/>
+        </w:numPr>
+        <w:spacing w:after="100" w:line="288"/>
+      </w:pPr>
+      <w:r>
+        <w:rPr>
+          <w:rFonts w:ascii="Calibri" w:cs="Calibri" w:eastAsia="Calibri" w:hAnsi="Calibri"/>
+          <w:b/>
+          <w:bCs/>
+          <w:sz w:val="22"/>
+          <w:szCs w:val="22"/>
+        </w:rPr>
+        <w:t xml:space="preserve">Sistema SFPA (Sistema de Fotobiomodulación Personalizada con IA). </w:t>
+      </w:r>
+      <w:r>
+        <w:rPr>
+          <w:rFonts w:ascii="Calibri" w:cs="Calibri" w:eastAsia="Calibri" w:hAnsi="Calibri"/>
+          <w:sz w:val="22"/>
+          <w:szCs w:val="22"/>
+        </w:rPr>
+        <w:t xml:space="preserve">Plataforma propia que integra hardware, software y algoritmos de inteligencia artificial para adaptar los parámetros de tratamiento (longitud de onda, dosis y tiempo) al perfil de cada usuario y a su respuesta. En desarrollo con AIR Institute (Salamanca). Tiene una solicitud de patente internacional (PCT) propia e independiente del Modelo de Utilidad, actualmente en preparación con el agente de la propiedad industrial y pendiente de presentación. [PENDIENTE: número y fecha de presentación de la solicitud PCT cuando se registre.] Todavía sin producto comercial; su lanzamiento se describe en la sección 8.2.</w:t>
+      </w:r>
+    </w:p>
+    <w:p>
+      <w:pPr>
+        <w:pStyle w:val="Heading1"/>
+        <w:spacing w:after="160" w:before="320"/>
+      </w:pPr>
+      <w:r>
+        <w:rPr>
+          <w:rFonts w:ascii="Calibri" w:cs="Calibri" w:eastAsia="Calibri" w:hAnsi="Calibri"/>
+          <w:b/>
+          <w:bCs/>
+          <w:color w:val="1F3864"/>
+          <w:sz w:val="30"/>
+          <w:szCs w:val="30"/>
+        </w:rPr>
+        <w:t xml:space="preserve">5. Mercado y validación externa</w:t>
+      </w:r>
+    </w:p>
+    <w:p>
+      <w:pPr>
+        <w:pStyle w:val="Heading2"/>
+        <w:spacing w:after="120" w:before="220"/>
+      </w:pPr>
+      <w:r>
+        <w:rPr>
+          <w:rFonts w:ascii="Calibri" w:cs="Calibri" w:eastAsia="Calibri" w:hAnsi="Calibri"/>
+          <w:b/>
+          <w:bCs/>
+          <w:color w:val="2F5496"/>
+          <w:sz w:val="24"/>
+          <w:szCs w:val="24"/>
+        </w:rPr>
+        <w:t xml:space="preserve">5.1. Contexto de mercado</w:t>
+      </w:r>
+    </w:p>
+    <w:p>
+      <w:pPr>
+        <w:spacing w:after="120" w:line="288"/>
+      </w:pPr>
+      <w:r>
+        <w:rPr>
+          <w:rFonts w:ascii="Calibri" w:cs="Calibri" w:eastAsia="Calibri" w:hAnsi="Calibri"/>
+          <w:sz w:val="22"/>
+          <w:szCs w:val="22"/>
+        </w:rPr>
+        <w:t xml:space="preserve">Ekio opera en dos segmentos del mercado del bienestar y la salud preventiva de consumo:</w:t>
+      </w:r>
+    </w:p>
+    <w:p>
+      <w:pPr>
+        <w:pStyle w:val="ListParagraph"/>
+        <w:numPr>
+          <w:ilvl w:val="0"/>
+          <w:numId w:val="3"/>
+        </w:numPr>
+        <w:spacing w:after="100" w:line="288"/>
+      </w:pPr>
+      <w:r>
+        <w:rPr>
+          <w:rFonts w:ascii="Calibri" w:cs="Calibri" w:eastAsia="Calibri" w:hAnsi="Calibri"/>
+          <w:b/>
+          <w:bCs/>
+          <w:sz w:val="22"/>
+          <w:szCs w:val="22"/>
+        </w:rPr>
+        <w:t xml:space="preserve">Protección frente a la exposición electromagnética. </w:t>
+      </w:r>
+      <w:r>
+        <w:rPr>
+          <w:rFonts w:ascii="Calibri" w:cs="Calibri" w:eastAsia="Calibri" w:hAnsi="Calibri"/>
+          <w:sz w:val="22"/>
+          <w:szCs w:val="22"/>
+        </w:rPr>
+        <w:t xml:space="preserve">Segmento de nicho, con demanda impulsada por la preocupación creciente de una parte de la población por la exposición a campos electromagnéticos (instalaciones eléctricas domésticas, telefonía móvil, redes inalámbricas). Ekio cubre esta demanda con la línea Spiro.</w:t>
+      </w:r>
+    </w:p>
+    <w:p>
+      <w:pPr>
+        <w:pStyle w:val="ListParagraph"/>
+        <w:numPr>
+          <w:ilvl w:val="0"/>
+          <w:numId w:val="3"/>
+        </w:numPr>
+        <w:spacing w:after="100" w:line="288"/>
+      </w:pPr>
+      <w:r>
+        <w:rPr>
+          <w:rFonts w:ascii="Calibri" w:cs="Calibri" w:eastAsia="Calibri" w:hAnsi="Calibri"/>
+          <w:b/>
+          <w:bCs/>
+          <w:sz w:val="22"/>
+          <w:szCs w:val="22"/>
+        </w:rPr>
+        <w:t xml:space="preserve">Fotobiomodulación (terapia de luz roja e infrarroja). </w:t>
+      </w:r>
+      <w:r>
+        <w:rPr>
+          <w:rFonts w:ascii="Calibri" w:cs="Calibri" w:eastAsia="Calibri" w:hAnsi="Calibri"/>
+          <w:sz w:val="22"/>
+          <w:szCs w:val="22"/>
+        </w:rPr>
+        <w:t xml:space="preserve">Categoría de producto de consumo dentro del bienestar, la recuperación deportiva y el cuidado de la piel, con oferta creciente de equipos domésticos. Ekio compite en ella con producto propio (Ekio Light), propiedad industrial propia y software propio como elementos diferenciadores.</w:t>
+      </w:r>
+    </w:p>
+    <w:p>
+      <w:pPr>
+        <w:spacing w:after="120" w:line="288"/>
+      </w:pPr>
+      <w:r>
+        <w:rPr>
+          <w:rFonts w:ascii="Calibri" w:cs="Calibri" w:eastAsia="Calibri" w:hAnsi="Calibri"/>
+          <w:b/>
+          <w:bCs/>
+          <w:sz w:val="22"/>
+          <w:szCs w:val="22"/>
+        </w:rPr>
+        <w:t xml:space="preserve">Un cruce poco disputado. </w:t>
+      </w:r>
+      <w:r>
+        <w:rPr>
+          <w:rFonts w:ascii="Calibri" w:cs="Calibri" w:eastAsia="Calibri" w:hAnsi="Calibri"/>
+          <w:sz w:val="22"/>
+          <w:szCs w:val="22"/>
+        </w:rPr>
+        <w:t xml:space="preserve">El valor diferencial de Ekio está en atender los dos segmentos a la vez y con criterio propio. Los fabricantes de equipos de fotobiomodulación no diseñan pensando en bajo campo electromagnético ni en la ausencia de parpadeo (flicker); los fabricantes de soluciones de protección electromagnética no fabrican luz. Ekio ocupa esa intersección —"tecnología que cuida"— con producto propio (Ekio Light), propiedad industrial (Modelo de Utilidad y solicitud PCT del SFPA), software propio (Ekio Coach) y una comunidad construida durante tres años. Son activos que un competidor no obtiene comprando producto, y que la empresa quiere reforzar para consolidarse como referente del nicho, primero en España y por etapas en Europa (ver sección 8).</w:t>
+      </w:r>
+    </w:p>
+    <w:p>
+      <w:pPr>
+        <w:pBdr>
+          <w:top w:val="single" w:color="BFBFBF" w:sz="4"/>
+          <w:bottom w:val="single" w:color="BFBFBF" w:sz="4"/>
+          <w:left w:val="single" w:color="8EAADB" w:sz="12"/>
+          <w:right w:val="single" w:color="BFBFBF" w:sz="4"/>
+        </w:pBdr>
+        <w:shd w:fill="F2F2F2" w:val="clear"/>
+        <w:spacing w:after="160" w:before="120" w:line="276"/>
+      </w:pPr>
+      <w:r>
+        <w:rPr>
+          <w:rFonts w:ascii="Calibri" w:cs="Calibri" w:eastAsia="Calibri" w:hAnsi="Calibri"/>
+          <w:b/>
+          <w:bCs/>
           <w:i/>
           <w:iCs/>
           <w:color w:val="595959"/>
           <w:sz w:val="20"/>
           <w:szCs w:val="20"/>
         </w:rPr>
-        <w:t xml:space="preserve">Catálogo Ekio Light a la venta (extracción de Shopify, agosto de 2026):</w:t>
+        <w:t xml:space="preserve">El plan no cuantifica el tamaño ni el crecimiento de estos mercados. [PENDIENTE: si se desea incluir una cifra de mercado (tamaño o tasa de crecimiento), debe aportarse una fuente citable.]</w:t>
+      </w:r>
+    </w:p>
+    <w:p>
+      <w:pPr>
+        <w:pStyle w:val="Heading2"/>
+        <w:spacing w:after="120" w:before="220"/>
+      </w:pPr>
+      <w:r>
+        <w:rPr>
+          <w:rFonts w:ascii="Calibri" w:cs="Calibri" w:eastAsia="Calibri" w:hAnsi="Calibri"/>
+          <w:b/>
+          <w:bCs/>
+          <w:color w:val="2F5496"/>
+          <w:sz w:val="24"/>
+          <w:szCs w:val="24"/>
+        </w:rPr>
+        <w:t xml:space="preserve">5.2. Respaldo institucional</w:t>
+      </w:r>
+    </w:p>
+    <w:p>
+      <w:pPr>
+        <w:spacing w:after="120" w:line="288"/>
+      </w:pPr>
+      <w:r>
+        <w:rPr>
+          <w:rFonts w:ascii="Calibri" w:cs="Calibri" w:eastAsia="Calibri" w:hAnsi="Calibri"/>
+          <w:sz w:val="22"/>
+          <w:szCs w:val="22"/>
+        </w:rPr>
+        <w:t xml:space="preserve">Ekio no opera al margen del ecosistema público de apoyo empresarial de su comunidad autónoma: participa en tres programas de la Junta de Castilla y León y tiene tres subvenciones concedidas.</w:t>
       </w:r>
     </w:p>
     <w:tbl>
@@ -2526,9 +3052,9 @@
         </w:tblBorders>
       </w:tblPr>
       <w:tblGrid>
-        <w:gridCol w:w="5626"/>
-        <w:gridCol w:w="2000"/>
-        <w:gridCol w:w="1400"/>
+        <w:gridCol w:w="4026"/>
+        <w:gridCol w:w="2500"/>
+        <w:gridCol w:w="2500"/>
       </w:tblGrid>
       <w:tr>
         <w:trPr>
@@ -2536,7 +3062,7 @@
         </w:trPr>
         <w:tc>
           <w:tcPr>
-            <w:tcW w:type="dxa" w:w="5626"/>
+            <w:tcW w:type="dxa" w:w="4026"/>
             <w:shd w:fill="1F3864" w:val="clear"/>
             <w:tcMar>
               <w:top w:type="dxa" w:w="60"/>
@@ -2558,13 +3084,13 @@
                 <w:sz w:val="20"/>
                 <w:szCs w:val="20"/>
               </w:rPr>
-              <w:t xml:space="preserve">Producto</w:t>
-            </w:r>
-          </w:p>
-        </w:tc>
-        <w:tc>
-          <w:tcPr>
-            <w:tcW w:type="dxa" w:w="2000"/>
+              <w:t xml:space="preserve">Programa / ayuda</w:t>
+            </w:r>
+          </w:p>
+        </w:tc>
+        <w:tc>
+          <w:tcPr>
+            <w:tcW w:type="dxa" w:w="2500"/>
             <w:shd w:fill="1F3864" w:val="clear"/>
             <w:tcMar>
               <w:top w:type="dxa" w:w="60"/>
@@ -2576,7 +3102,6 @@
           <w:p>
             <w:pPr>
               <w:spacing w:after="0" w:line="264"/>
-              <w:jc w:val="right"/>
             </w:pPr>
             <w:r>
               <w:rPr>
@@ -2587,13 +3112,13 @@
                 <w:sz w:val="20"/>
                 <w:szCs w:val="20"/>
               </w:rPr>
-              <w:t xml:space="preserve">PVP (€)</w:t>
-            </w:r>
-          </w:p>
-        </w:tc>
-        <w:tc>
-          <w:tcPr>
-            <w:tcW w:type="dxa" w:w="1400"/>
+              <w:t xml:space="preserve">Organismo</w:t>
+            </w:r>
+          </w:p>
+        </w:tc>
+        <w:tc>
+          <w:tcPr>
+            <w:tcW w:type="dxa" w:w="2500"/>
             <w:shd w:fill="1F3864" w:val="clear"/>
             <w:tcMar>
               <w:top w:type="dxa" w:w="60"/>
@@ -2605,7 +3130,6 @@
           <w:p>
             <w:pPr>
               <w:spacing w:after="0" w:line="264"/>
-              <w:jc w:val="center"/>
             </w:pPr>
             <w:r>
               <w:rPr>
@@ -2616,7 +3140,7 @@
                 <w:sz w:val="20"/>
                 <w:szCs w:val="20"/>
               </w:rPr>
-              <w:t xml:space="preserve">Estado</w:t>
+              <w:t xml:space="preserve">Situación</w:t>
             </w:r>
           </w:p>
         </w:tc>
@@ -2624,75 +3148,73 @@
       <w:tr>
         <w:tc>
           <w:tcPr>
-            <w:tcW w:type="dxa" w:w="5626"/>
-            <w:tcMar>
-              <w:top w:type="dxa" w:w="60"/>
-              <w:left w:type="dxa" w:w="90"/>
-              <w:bottom w:type="dxa" w:w="60"/>
-              <w:right w:type="dxa" w:w="90"/>
-            </w:tcMar>
-          </w:tcPr>
-          <w:p>
-            <w:pPr>
-              <w:spacing w:after="0" w:line="264"/>
-            </w:pPr>
-            <w:r>
-              <w:rPr>
-                <w:rFonts w:ascii="Calibri" w:cs="Calibri" w:eastAsia="Calibri" w:hAnsi="Calibri"/>
-                <w:sz w:val="20"/>
-                <w:szCs w:val="20"/>
-              </w:rPr>
-              <w:t xml:space="preserve">BIO SPECTRUM 11 (buque insignia; único con UV-A/UV-B)</w:t>
-            </w:r>
-          </w:p>
-        </w:tc>
-        <w:tc>
-          <w:tcPr>
-            <w:tcW w:type="dxa" w:w="2000"/>
-            <w:tcMar>
-              <w:top w:type="dxa" w:w="60"/>
-              <w:left w:type="dxa" w:w="90"/>
-              <w:bottom w:type="dxa" w:w="60"/>
-              <w:right w:type="dxa" w:w="90"/>
-            </w:tcMar>
-          </w:tcPr>
-          <w:p>
-            <w:pPr>
-              <w:spacing w:after="0" w:line="264"/>
-              <w:jc w:val="right"/>
-            </w:pPr>
-            <w:r>
-              <w:rPr>
-                <w:rFonts w:ascii="Calibri" w:cs="Calibri" w:eastAsia="Calibri" w:hAnsi="Calibri"/>
-                <w:sz w:val="20"/>
-                <w:szCs w:val="20"/>
-              </w:rPr>
-              <w:t xml:space="preserve">2.500,00</w:t>
-            </w:r>
-          </w:p>
-        </w:tc>
-        <w:tc>
-          <w:tcPr>
-            <w:tcW w:type="dxa" w:w="1400"/>
-            <w:tcMar>
-              <w:top w:type="dxa" w:w="60"/>
-              <w:left w:type="dxa" w:w="90"/>
-              <w:bottom w:type="dxa" w:w="60"/>
-              <w:right w:type="dxa" w:w="90"/>
-            </w:tcMar>
-          </w:tcPr>
-          <w:p>
-            <w:pPr>
-              <w:spacing w:after="0" w:line="264"/>
-              <w:jc w:val="center"/>
-            </w:pPr>
-            <w:r>
-              <w:rPr>
-                <w:rFonts w:ascii="Calibri" w:cs="Calibri" w:eastAsia="Calibri" w:hAnsi="Calibri"/>
-                <w:sz w:val="20"/>
-                <w:szCs w:val="20"/>
-              </w:rPr>
-              <w:t xml:space="preserve">Activo</w:t>
+            <w:tcW w:type="dxa" w:w="4026"/>
+            <w:tcMar>
+              <w:top w:type="dxa" w:w="60"/>
+              <w:left w:type="dxa" w:w="90"/>
+              <w:bottom w:type="dxa" w:w="60"/>
+              <w:right w:type="dxa" w:w="90"/>
+            </w:tcMar>
+          </w:tcPr>
+          <w:p>
+            <w:pPr>
+              <w:spacing w:after="0" w:line="264"/>
+            </w:pPr>
+            <w:r>
+              <w:rPr>
+                <w:rFonts w:ascii="Calibri" w:cs="Calibri" w:eastAsia="Calibri" w:hAnsi="Calibri"/>
+                <w:sz w:val="20"/>
+                <w:szCs w:val="20"/>
+              </w:rPr>
+              <w:t xml:space="preserve">Subvención de digitalización</w:t>
+            </w:r>
+          </w:p>
+        </w:tc>
+        <w:tc>
+          <w:tcPr>
+            <w:tcW w:type="dxa" w:w="2500"/>
+            <w:tcMar>
+              <w:top w:type="dxa" w:w="60"/>
+              <w:left w:type="dxa" w:w="90"/>
+              <w:bottom w:type="dxa" w:w="60"/>
+              <w:right w:type="dxa" w:w="90"/>
+            </w:tcMar>
+          </w:tcPr>
+          <w:p>
+            <w:pPr>
+              <w:spacing w:after="0" w:line="264"/>
+            </w:pPr>
+            <w:r>
+              <w:rPr>
+                <w:rFonts w:ascii="Calibri" w:cs="Calibri" w:eastAsia="Calibri" w:hAnsi="Calibri"/>
+                <w:sz w:val="20"/>
+                <w:szCs w:val="20"/>
+              </w:rPr>
+              <w:t xml:space="preserve">Junta de Castilla y León</w:t>
+            </w:r>
+          </w:p>
+        </w:tc>
+        <w:tc>
+          <w:tcPr>
+            <w:tcW w:type="dxa" w:w="2500"/>
+            <w:tcMar>
+              <w:top w:type="dxa" w:w="60"/>
+              <w:left w:type="dxa" w:w="90"/>
+              <w:bottom w:type="dxa" w:w="60"/>
+              <w:right w:type="dxa" w:w="90"/>
+            </w:tcMar>
+          </w:tcPr>
+          <w:p>
+            <w:pPr>
+              <w:spacing w:after="0" w:line="264"/>
+            </w:pPr>
+            <w:r>
+              <w:rPr>
+                <w:rFonts w:ascii="Calibri" w:cs="Calibri" w:eastAsia="Calibri" w:hAnsi="Calibri"/>
+                <w:sz w:val="20"/>
+                <w:szCs w:val="20"/>
+              </w:rPr>
+              <w:t xml:space="preserve">Concedida</w:t>
             </w:r>
           </w:p>
         </w:tc>
@@ -2700,7 +3222,7 @@
       <w:tr>
         <w:tc>
           <w:tcPr>
-            <w:tcW w:type="dxa" w:w="5626"/>
+            <w:tcW w:type="dxa" w:w="4026"/>
             <w:shd w:fill="F2F5FA" w:val="clear"/>
             <w:tcMar>
               <w:top w:type="dxa" w:w="60"/>
@@ -2719,13 +3241,13 @@
                 <w:sz w:val="20"/>
                 <w:szCs w:val="20"/>
               </w:rPr>
-              <w:t xml:space="preserve">BIO REGEN 7 (luz roja y cyan)</w:t>
-            </w:r>
-          </w:p>
-        </w:tc>
-        <w:tc>
-          <w:tcPr>
-            <w:tcW w:type="dxa" w:w="2000"/>
+              <w:t xml:space="preserve">Subvención de innovación</w:t>
+            </w:r>
+          </w:p>
+        </w:tc>
+        <w:tc>
+          <w:tcPr>
+            <w:tcW w:type="dxa" w:w="2500"/>
             <w:shd w:fill="F2F5FA" w:val="clear"/>
             <w:tcMar>
               <w:top w:type="dxa" w:w="60"/>
@@ -2737,21 +3259,20 @@
           <w:p>
             <w:pPr>
               <w:spacing w:after="0" w:line="264"/>
-              <w:jc w:val="right"/>
-            </w:pPr>
-            <w:r>
-              <w:rPr>
-                <w:rFonts w:ascii="Calibri" w:cs="Calibri" w:eastAsia="Calibri" w:hAnsi="Calibri"/>
-                <w:sz w:val="20"/>
-                <w:szCs w:val="20"/>
-              </w:rPr>
-              <w:t xml:space="preserve">950,00</w:t>
-            </w:r>
-          </w:p>
-        </w:tc>
-        <w:tc>
-          <w:tcPr>
-            <w:tcW w:type="dxa" w:w="1400"/>
+            </w:pPr>
+            <w:r>
+              <w:rPr>
+                <w:rFonts w:ascii="Calibri" w:cs="Calibri" w:eastAsia="Calibri" w:hAnsi="Calibri"/>
+                <w:sz w:val="20"/>
+                <w:szCs w:val="20"/>
+              </w:rPr>
+              <w:t xml:space="preserve">Junta de Castilla y León</w:t>
+            </w:r>
+          </w:p>
+        </w:tc>
+        <w:tc>
+          <w:tcPr>
+            <w:tcW w:type="dxa" w:w="2500"/>
             <w:shd w:fill="F2F5FA" w:val="clear"/>
             <w:tcMar>
               <w:top w:type="dxa" w:w="60"/>
@@ -2763,15 +3284,14 @@
           <w:p>
             <w:pPr>
               <w:spacing w:after="0" w:line="264"/>
-              <w:jc w:val="center"/>
-            </w:pPr>
-            <w:r>
-              <w:rPr>
-                <w:rFonts w:ascii="Calibri" w:cs="Calibri" w:eastAsia="Calibri" w:hAnsi="Calibri"/>
-                <w:sz w:val="20"/>
-                <w:szCs w:val="20"/>
-              </w:rPr>
-              <w:t xml:space="preserve">Activo</w:t>
+            </w:pPr>
+            <w:r>
+              <w:rPr>
+                <w:rFonts w:ascii="Calibri" w:cs="Calibri" w:eastAsia="Calibri" w:hAnsi="Calibri"/>
+                <w:sz w:val="20"/>
+                <w:szCs w:val="20"/>
+              </w:rPr>
+              <w:t xml:space="preserve">Concedida</w:t>
             </w:r>
           </w:p>
         </w:tc>
@@ -2779,75 +3299,73 @@
       <w:tr>
         <w:tc>
           <w:tcPr>
-            <w:tcW w:type="dxa" w:w="5626"/>
-            <w:tcMar>
-              <w:top w:type="dxa" w:w="60"/>
-              <w:left w:type="dxa" w:w="90"/>
-              <w:bottom w:type="dxa" w:w="60"/>
-              <w:right w:type="dxa" w:w="90"/>
-            </w:tcMar>
-          </w:tcPr>
-          <w:p>
-            <w:pPr>
-              <w:spacing w:after="0" w:line="264"/>
-            </w:pPr>
-            <w:r>
-              <w:rPr>
-                <w:rFonts w:ascii="Calibri" w:cs="Calibri" w:eastAsia="Calibri" w:hAnsi="Calibri"/>
-                <w:sz w:val="20"/>
-                <w:szCs w:val="20"/>
-              </w:rPr>
-              <w:t xml:space="preserve">DEEP 5</w:t>
-            </w:r>
-          </w:p>
-        </w:tc>
-        <w:tc>
-          <w:tcPr>
-            <w:tcW w:type="dxa" w:w="2000"/>
-            <w:tcMar>
-              <w:top w:type="dxa" w:w="60"/>
-              <w:left w:type="dxa" w:w="90"/>
-              <w:bottom w:type="dxa" w:w="60"/>
-              <w:right w:type="dxa" w:w="90"/>
-            </w:tcMar>
-          </w:tcPr>
-          <w:p>
-            <w:pPr>
-              <w:spacing w:after="0" w:line="264"/>
-              <w:jc w:val="right"/>
-            </w:pPr>
-            <w:r>
-              <w:rPr>
-                <w:rFonts w:ascii="Calibri" w:cs="Calibri" w:eastAsia="Calibri" w:hAnsi="Calibri"/>
-                <w:sz w:val="20"/>
-                <w:szCs w:val="20"/>
-              </w:rPr>
-              <w:t xml:space="preserve">650,00</w:t>
-            </w:r>
-          </w:p>
-        </w:tc>
-        <w:tc>
-          <w:tcPr>
-            <w:tcW w:type="dxa" w:w="1400"/>
-            <w:tcMar>
-              <w:top w:type="dxa" w:w="60"/>
-              <w:left w:type="dxa" w:w="90"/>
-              <w:bottom w:type="dxa" w:w="60"/>
-              <w:right w:type="dxa" w:w="90"/>
-            </w:tcMar>
-          </w:tcPr>
-          <w:p>
-            <w:pPr>
-              <w:spacing w:after="0" w:line="264"/>
-              <w:jc w:val="center"/>
-            </w:pPr>
-            <w:r>
-              <w:rPr>
-                <w:rFonts w:ascii="Calibri" w:cs="Calibri" w:eastAsia="Calibri" w:hAnsi="Calibri"/>
-                <w:sz w:val="20"/>
-                <w:szCs w:val="20"/>
-              </w:rPr>
-              <w:t xml:space="preserve">Activo</w:t>
+            <w:tcW w:type="dxa" w:w="4026"/>
+            <w:tcMar>
+              <w:top w:type="dxa" w:w="60"/>
+              <w:left w:type="dxa" w:w="90"/>
+              <w:bottom w:type="dxa" w:w="60"/>
+              <w:right w:type="dxa" w:w="90"/>
+            </w:tcMar>
+          </w:tcPr>
+          <w:p>
+            <w:pPr>
+              <w:spacing w:after="0" w:line="264"/>
+            </w:pPr>
+            <w:r>
+              <w:rPr>
+                <w:rFonts w:ascii="Calibri" w:cs="Calibri" w:eastAsia="Calibri" w:hAnsi="Calibri"/>
+                <w:sz w:val="20"/>
+                <w:szCs w:val="20"/>
+              </w:rPr>
+              <w:t xml:space="preserve">Subvención de investigación y desarrollo</w:t>
+            </w:r>
+          </w:p>
+        </w:tc>
+        <w:tc>
+          <w:tcPr>
+            <w:tcW w:type="dxa" w:w="2500"/>
+            <w:tcMar>
+              <w:top w:type="dxa" w:w="60"/>
+              <w:left w:type="dxa" w:w="90"/>
+              <w:bottom w:type="dxa" w:w="60"/>
+              <w:right w:type="dxa" w:w="90"/>
+            </w:tcMar>
+          </w:tcPr>
+          <w:p>
+            <w:pPr>
+              <w:spacing w:after="0" w:line="264"/>
+            </w:pPr>
+            <w:r>
+              <w:rPr>
+                <w:rFonts w:ascii="Calibri" w:cs="Calibri" w:eastAsia="Calibri" w:hAnsi="Calibri"/>
+                <w:sz w:val="20"/>
+                <w:szCs w:val="20"/>
+              </w:rPr>
+              <w:t xml:space="preserve">Junta de Castilla y León</w:t>
+            </w:r>
+          </w:p>
+        </w:tc>
+        <w:tc>
+          <w:tcPr>
+            <w:tcW w:type="dxa" w:w="2500"/>
+            <w:tcMar>
+              <w:top w:type="dxa" w:w="60"/>
+              <w:left w:type="dxa" w:w="90"/>
+              <w:bottom w:type="dxa" w:w="60"/>
+              <w:right w:type="dxa" w:w="90"/>
+            </w:tcMar>
+          </w:tcPr>
+          <w:p>
+            <w:pPr>
+              <w:spacing w:after="0" w:line="264"/>
+            </w:pPr>
+            <w:r>
+              <w:rPr>
+                <w:rFonts w:ascii="Calibri" w:cs="Calibri" w:eastAsia="Calibri" w:hAnsi="Calibri"/>
+                <w:sz w:val="20"/>
+                <w:szCs w:val="20"/>
+              </w:rPr>
+              <w:t xml:space="preserve">Concedida</w:t>
             </w:r>
           </w:p>
         </w:tc>
@@ -2855,7 +3373,7 @@
       <w:tr>
         <w:tc>
           <w:tcPr>
-            <w:tcW w:type="dxa" w:w="5626"/>
+            <w:tcW w:type="dxa" w:w="4026"/>
             <w:shd w:fill="F2F5FA" w:val="clear"/>
             <w:tcMar>
               <w:top w:type="dxa" w:w="60"/>
@@ -2874,13 +3392,13 @@
                 <w:sz w:val="20"/>
                 <w:szCs w:val="20"/>
               </w:rPr>
-              <w:t xml:space="preserve">CORE (portátil, terapia local)</w:t>
-            </w:r>
-          </w:p>
-        </w:tc>
-        <w:tc>
-          <w:tcPr>
-            <w:tcW w:type="dxa" w:w="2000"/>
+              <w:t xml:space="preserve">Importe conjunto de las tres subvenciones</w:t>
+            </w:r>
+          </w:p>
+        </w:tc>
+        <w:tc>
+          <w:tcPr>
+            <w:tcW w:type="dxa" w:w="2500"/>
             <w:shd w:fill="F2F5FA" w:val="clear"/>
             <w:tcMar>
               <w:top w:type="dxa" w:w="60"/>
@@ -2892,21 +3410,20 @@
           <w:p>
             <w:pPr>
               <w:spacing w:after="0" w:line="264"/>
-              <w:jc w:val="right"/>
-            </w:pPr>
-            <w:r>
-              <w:rPr>
-                <w:rFonts w:ascii="Calibri" w:cs="Calibri" w:eastAsia="Calibri" w:hAnsi="Calibri"/>
-                <w:sz w:val="20"/>
-                <w:szCs w:val="20"/>
-              </w:rPr>
-              <w:t xml:space="preserve">147,00</w:t>
-            </w:r>
-          </w:p>
-        </w:tc>
-        <w:tc>
-          <w:tcPr>
-            <w:tcW w:type="dxa" w:w="1400"/>
+            </w:pPr>
+            <w:r>
+              <w:rPr>
+                <w:rFonts w:ascii="Calibri" w:cs="Calibri" w:eastAsia="Calibri" w:hAnsi="Calibri"/>
+                <w:sz w:val="20"/>
+                <w:szCs w:val="20"/>
+              </w:rPr>
+              <w:t xml:space="preserve">—</w:t>
+            </w:r>
+          </w:p>
+        </w:tc>
+        <w:tc>
+          <w:tcPr>
+            <w:tcW w:type="dxa" w:w="2500"/>
             <w:shd w:fill="F2F5FA" w:val="clear"/>
             <w:tcMar>
               <w:top w:type="dxa" w:w="60"/>
@@ -2918,15 +3435,14 @@
           <w:p>
             <w:pPr>
               <w:spacing w:after="0" w:line="264"/>
-              <w:jc w:val="center"/>
-            </w:pPr>
-            <w:r>
-              <w:rPr>
-                <w:rFonts w:ascii="Calibri" w:cs="Calibri" w:eastAsia="Calibri" w:hAnsi="Calibri"/>
-                <w:sz w:val="20"/>
-                <w:szCs w:val="20"/>
-              </w:rPr>
-              <w:t xml:space="preserve">Activo</w:t>
+            </w:pPr>
+            <w:r>
+              <w:rPr>
+                <w:rFonts w:ascii="Calibri" w:cs="Calibri" w:eastAsia="Calibri" w:hAnsi="Calibri"/>
+                <w:sz w:val="20"/>
+                <w:szCs w:val="20"/>
+              </w:rPr>
+              <w:t xml:space="preserve">35.613,20 €</w:t>
             </w:r>
           </w:p>
         </w:tc>
@@ -2934,75 +3450,73 @@
       <w:tr>
         <w:tc>
           <w:tcPr>
-            <w:tcW w:type="dxa" w:w="5626"/>
-            <w:tcMar>
-              <w:top w:type="dxa" w:w="60"/>
-              <w:left w:type="dxa" w:w="90"/>
-              <w:bottom w:type="dxa" w:w="60"/>
-              <w:right w:type="dxa" w:w="90"/>
-            </w:tcMar>
-          </w:tcPr>
-          <w:p>
-            <w:pPr>
-              <w:spacing w:after="0" w:line="264"/>
-            </w:pPr>
-            <w:r>
-              <w:rPr>
-                <w:rFonts w:ascii="Calibri" w:cs="Calibri" w:eastAsia="Calibri" w:hAnsi="Calibri"/>
-                <w:sz w:val="20"/>
-                <w:szCs w:val="20"/>
-              </w:rPr>
-              <w:t xml:space="preserve">IGNIS (luz + protección electromagnética)</w:t>
-            </w:r>
-          </w:p>
-        </w:tc>
-        <w:tc>
-          <w:tcPr>
-            <w:tcW w:type="dxa" w:w="2000"/>
-            <w:tcMar>
-              <w:top w:type="dxa" w:w="60"/>
-              <w:left w:type="dxa" w:w="90"/>
-              <w:bottom w:type="dxa" w:w="60"/>
-              <w:right w:type="dxa" w:w="90"/>
-            </w:tcMar>
-          </w:tcPr>
-          <w:p>
-            <w:pPr>
-              <w:spacing w:after="0" w:line="264"/>
-              <w:jc w:val="right"/>
-            </w:pPr>
-            <w:r>
-              <w:rPr>
-                <w:rFonts w:ascii="Calibri" w:cs="Calibri" w:eastAsia="Calibri" w:hAnsi="Calibri"/>
-                <w:sz w:val="20"/>
-                <w:szCs w:val="20"/>
-              </w:rPr>
-              <w:t xml:space="preserve">120,00</w:t>
-            </w:r>
-          </w:p>
-        </w:tc>
-        <w:tc>
-          <w:tcPr>
-            <w:tcW w:type="dxa" w:w="1400"/>
-            <w:tcMar>
-              <w:top w:type="dxa" w:w="60"/>
-              <w:left w:type="dxa" w:w="90"/>
-              <w:bottom w:type="dxa" w:w="60"/>
-              <w:right w:type="dxa" w:w="90"/>
-            </w:tcMar>
-          </w:tcPr>
-          <w:p>
-            <w:pPr>
-              <w:spacing w:after="0" w:line="264"/>
-              <w:jc w:val="center"/>
-            </w:pPr>
-            <w:r>
-              <w:rPr>
-                <w:rFonts w:ascii="Calibri" w:cs="Calibri" w:eastAsia="Calibri" w:hAnsi="Calibri"/>
-                <w:sz w:val="20"/>
-                <w:szCs w:val="20"/>
-              </w:rPr>
-              <w:t xml:space="preserve">Activo</w:t>
+            <w:tcW w:type="dxa" w:w="4026"/>
+            <w:tcMar>
+              <w:top w:type="dxa" w:w="60"/>
+              <w:left w:type="dxa" w:w="90"/>
+              <w:bottom w:type="dxa" w:w="60"/>
+              <w:right w:type="dxa" w:w="90"/>
+            </w:tcMar>
+          </w:tcPr>
+          <w:p>
+            <w:pPr>
+              <w:spacing w:after="0" w:line="264"/>
+            </w:pPr>
+            <w:r>
+              <w:rPr>
+                <w:rFonts w:ascii="Calibri" w:cs="Calibri" w:eastAsia="Calibri" w:hAnsi="Calibri"/>
+                <w:sz w:val="20"/>
+                <w:szCs w:val="20"/>
+              </w:rPr>
+              <w:t xml:space="preserve">Plan ESG de Sostenibilidad 2025–2027</w:t>
+            </w:r>
+          </w:p>
+        </w:tc>
+        <w:tc>
+          <w:tcPr>
+            <w:tcW w:type="dxa" w:w="2500"/>
+            <w:tcMar>
+              <w:top w:type="dxa" w:w="60"/>
+              <w:left w:type="dxa" w:w="90"/>
+              <w:bottom w:type="dxa" w:w="60"/>
+              <w:right w:type="dxa" w:w="90"/>
+            </w:tcMar>
+          </w:tcPr>
+          <w:p>
+            <w:pPr>
+              <w:spacing w:after="0" w:line="264"/>
+            </w:pPr>
+            <w:r>
+              <w:rPr>
+                <w:rFonts w:ascii="Calibri" w:cs="Calibri" w:eastAsia="Calibri" w:hAnsi="Calibri"/>
+                <w:sz w:val="20"/>
+                <w:szCs w:val="20"/>
+              </w:rPr>
+              <w:t xml:space="preserve">Junta de Castilla y León</w:t>
+            </w:r>
+          </w:p>
+        </w:tc>
+        <w:tc>
+          <w:tcPr>
+            <w:tcW w:type="dxa" w:w="2500"/>
+            <w:tcMar>
+              <w:top w:type="dxa" w:w="60"/>
+              <w:left w:type="dxa" w:w="90"/>
+              <w:bottom w:type="dxa" w:w="60"/>
+              <w:right w:type="dxa" w:w="90"/>
+            </w:tcMar>
+          </w:tcPr>
+          <w:p>
+            <w:pPr>
+              <w:spacing w:after="0" w:line="264"/>
+            </w:pPr>
+            <w:r>
+              <w:rPr>
+                <w:rFonts w:ascii="Calibri" w:cs="Calibri" w:eastAsia="Calibri" w:hAnsi="Calibri"/>
+                <w:sz w:val="20"/>
+                <w:szCs w:val="20"/>
+              </w:rPr>
+              <w:t xml:space="preserve">Empresa participante</w:t>
             </w:r>
           </w:p>
         </w:tc>
@@ -3010,7 +3524,7 @@
       <w:tr>
         <w:tc>
           <w:tcPr>
-            <w:tcW w:type="dxa" w:w="5626"/>
+            <w:tcW w:type="dxa" w:w="4026"/>
             <w:shd w:fill="F2F5FA" w:val="clear"/>
             <w:tcMar>
               <w:top w:type="dxa" w:w="60"/>
@@ -3029,13 +3543,13 @@
                 <w:sz w:val="20"/>
                 <w:szCs w:val="20"/>
               </w:rPr>
-              <w:t xml:space="preserve">Bombilla LED roja / Bombilla LED ámbar 1800K</w:t>
-            </w:r>
-          </w:p>
-        </w:tc>
-        <w:tc>
-          <w:tcPr>
-            <w:tcW w:type="dxa" w:w="2000"/>
+              <w:t xml:space="preserve">Plan de Internacionalización de Empresas a través de Marketplace</w:t>
+            </w:r>
+          </w:p>
+        </w:tc>
+        <w:tc>
+          <w:tcPr>
+            <w:tcW w:type="dxa" w:w="2500"/>
             <w:shd w:fill="F2F5FA" w:val="clear"/>
             <w:tcMar>
               <w:top w:type="dxa" w:w="60"/>
@@ -3047,21 +3561,20 @@
           <w:p>
             <w:pPr>
               <w:spacing w:after="0" w:line="264"/>
-              <w:jc w:val="right"/>
-            </w:pPr>
-            <w:r>
-              <w:rPr>
-                <w:rFonts w:ascii="Calibri" w:cs="Calibri" w:eastAsia="Calibri" w:hAnsi="Calibri"/>
-                <w:sz w:val="20"/>
-                <w:szCs w:val="20"/>
-              </w:rPr>
-              <w:t xml:space="preserve">17,50</w:t>
-            </w:r>
-          </w:p>
-        </w:tc>
-        <w:tc>
-          <w:tcPr>
-            <w:tcW w:type="dxa" w:w="1400"/>
+            </w:pPr>
+            <w:r>
+              <w:rPr>
+                <w:rFonts w:ascii="Calibri" w:cs="Calibri" w:eastAsia="Calibri" w:hAnsi="Calibri"/>
+                <w:sz w:val="20"/>
+                <w:szCs w:val="20"/>
+              </w:rPr>
+              <w:t xml:space="preserve">ICECYL</w:t>
+            </w:r>
+          </w:p>
+        </w:tc>
+        <w:tc>
+          <w:tcPr>
+            <w:tcW w:type="dxa" w:w="2500"/>
             <w:shd w:fill="F2F5FA" w:val="clear"/>
             <w:tcMar>
               <w:top w:type="dxa" w:w="60"/>
@@ -3073,15 +3586,14 @@
           <w:p>
             <w:pPr>
               <w:spacing w:after="0" w:line="264"/>
-              <w:jc w:val="center"/>
-            </w:pPr>
-            <w:r>
-              <w:rPr>
-                <w:rFonts w:ascii="Calibri" w:cs="Calibri" w:eastAsia="Calibri" w:hAnsi="Calibri"/>
-                <w:sz w:val="20"/>
-                <w:szCs w:val="20"/>
-              </w:rPr>
-              <w:t xml:space="preserve">Activo</w:t>
+            </w:pPr>
+            <w:r>
+              <w:rPr>
+                <w:rFonts w:ascii="Calibri" w:cs="Calibri" w:eastAsia="Calibri" w:hAnsi="Calibri"/>
+                <w:sz w:val="20"/>
+                <w:szCs w:val="20"/>
+              </w:rPr>
+              <w:t xml:space="preserve">Empresa participante</w:t>
             </w:r>
           </w:p>
         </w:tc>
@@ -3089,75 +3601,73 @@
       <w:tr>
         <w:tc>
           <w:tcPr>
-            <w:tcW w:type="dxa" w:w="5626"/>
-            <w:tcMar>
-              <w:top w:type="dxa" w:w="60"/>
-              <w:left w:type="dxa" w:w="90"/>
-              <w:bottom w:type="dxa" w:w="60"/>
-              <w:right w:type="dxa" w:w="90"/>
-            </w:tcMar>
-          </w:tcPr>
-          <w:p>
-            <w:pPr>
-              <w:spacing w:after="0" w:line="264"/>
-            </w:pPr>
-            <w:r>
-              <w:rPr>
-                <w:rFonts w:ascii="Calibri" w:cs="Calibri" w:eastAsia="Calibri" w:hAnsi="Calibri"/>
-                <w:sz w:val="20"/>
-                <w:szCs w:val="20"/>
-              </w:rPr>
-              <w:t xml:space="preserve">Pack Salón y Dormitorio (bombilla roja + ámbar)</w:t>
-            </w:r>
-          </w:p>
-        </w:tc>
-        <w:tc>
-          <w:tcPr>
-            <w:tcW w:type="dxa" w:w="2000"/>
-            <w:tcMar>
-              <w:top w:type="dxa" w:w="60"/>
-              <w:left w:type="dxa" w:w="90"/>
-              <w:bottom w:type="dxa" w:w="60"/>
-              <w:right w:type="dxa" w:w="90"/>
-            </w:tcMar>
-          </w:tcPr>
-          <w:p>
-            <w:pPr>
-              <w:spacing w:after="0" w:line="264"/>
-              <w:jc w:val="right"/>
-            </w:pPr>
-            <w:r>
-              <w:rPr>
-                <w:rFonts w:ascii="Calibri" w:cs="Calibri" w:eastAsia="Calibri" w:hAnsi="Calibri"/>
-                <w:sz w:val="20"/>
-                <w:szCs w:val="20"/>
-              </w:rPr>
-              <w:t xml:space="preserve">29,70</w:t>
-            </w:r>
-          </w:p>
-        </w:tc>
-        <w:tc>
-          <w:tcPr>
-            <w:tcW w:type="dxa" w:w="1400"/>
-            <w:tcMar>
-              <w:top w:type="dxa" w:w="60"/>
-              <w:left w:type="dxa" w:w="90"/>
-              <w:bottom w:type="dxa" w:w="60"/>
-              <w:right w:type="dxa" w:w="90"/>
-            </w:tcMar>
-          </w:tcPr>
-          <w:p>
-            <w:pPr>
-              <w:spacing w:after="0" w:line="264"/>
-              <w:jc w:val="center"/>
-            </w:pPr>
-            <w:r>
-              <w:rPr>
-                <w:rFonts w:ascii="Calibri" w:cs="Calibri" w:eastAsia="Calibri" w:hAnsi="Calibri"/>
-                <w:sz w:val="20"/>
-                <w:szCs w:val="20"/>
-              </w:rPr>
-              <w:t xml:space="preserve">Activo</w:t>
+            <w:tcW w:type="dxa" w:w="4026"/>
+            <w:tcMar>
+              <w:top w:type="dxa" w:w="60"/>
+              <w:left w:type="dxa" w:w="90"/>
+              <w:bottom w:type="dxa" w:w="60"/>
+              <w:right w:type="dxa" w:w="90"/>
+            </w:tcMar>
+          </w:tcPr>
+          <w:p>
+            <w:pPr>
+              <w:spacing w:after="0" w:line="264"/>
+            </w:pPr>
+            <w:r>
+              <w:rPr>
+                <w:rFonts w:ascii="Calibri" w:cs="Calibri" w:eastAsia="Calibri" w:hAnsi="Calibri"/>
+                <w:sz w:val="20"/>
+                <w:szCs w:val="20"/>
+              </w:rPr>
+              <w:t xml:space="preserve">Programa Wolaria (aceleración)</w:t>
+            </w:r>
+          </w:p>
+        </w:tc>
+        <w:tc>
+          <w:tcPr>
+            <w:tcW w:type="dxa" w:w="2500"/>
+            <w:tcMar>
+              <w:top w:type="dxa" w:w="60"/>
+              <w:left w:type="dxa" w:w="90"/>
+              <w:bottom w:type="dxa" w:w="60"/>
+              <w:right w:type="dxa" w:w="90"/>
+            </w:tcMar>
+          </w:tcPr>
+          <w:p>
+            <w:pPr>
+              <w:spacing w:after="0" w:line="264"/>
+            </w:pPr>
+            <w:r>
+              <w:rPr>
+                <w:rFonts w:ascii="Calibri" w:cs="Calibri" w:eastAsia="Calibri" w:hAnsi="Calibri"/>
+                <w:sz w:val="20"/>
+                <w:szCs w:val="20"/>
+              </w:rPr>
+              <w:t xml:space="preserve">ICECYL</w:t>
+            </w:r>
+          </w:p>
+        </w:tc>
+        <w:tc>
+          <w:tcPr>
+            <w:tcW w:type="dxa" w:w="2500"/>
+            <w:tcMar>
+              <w:top w:type="dxa" w:w="60"/>
+              <w:left w:type="dxa" w:w="90"/>
+              <w:bottom w:type="dxa" w:w="60"/>
+              <w:right w:type="dxa" w:w="90"/>
+            </w:tcMar>
+          </w:tcPr>
+          <w:p>
+            <w:pPr>
+              <w:spacing w:after="0" w:line="264"/>
+            </w:pPr>
+            <w:r>
+              <w:rPr>
+                <w:rFonts w:ascii="Calibri" w:cs="Calibri" w:eastAsia="Calibri" w:hAnsi="Calibri"/>
+                <w:sz w:val="20"/>
+                <w:szCs w:val="20"/>
+              </w:rPr>
+              <w:t xml:space="preserve">Stand propio en Startup OLÉ y Valencia Digital Summit, oct. 2026</w:t>
             </w:r>
           </w:p>
         </w:tc>
@@ -3175,10 +3685,20 @@
       <w:r>
         <w:rPr>
           <w:rFonts w:ascii="Calibri" w:cs="Calibri" w:eastAsia="Calibri" w:hAnsi="Calibri"/>
-          <w:sz w:val="22"/>
-          <w:szCs w:val="22"/>
-        </w:rPr>
-        <w:t xml:space="preserve">Existen además versiones B2B en borrador (Deep 5 B2B 600 €, Deep 7 B2B 650 €, Full Spectrum 10 B2B 2.500 €), pendientes de publicación.</w:t>
+          <w:b/>
+          <w:bCs/>
+          <w:sz w:val="22"/>
+          <w:szCs w:val="22"/>
+        </w:rPr>
+        <w:t xml:space="preserve">Lectura de este respaldo. </w:t>
+      </w:r>
+      <w:r>
+        <w:rPr>
+          <w:rFonts w:ascii="Calibri" w:cs="Calibri" w:eastAsia="Calibri" w:hAnsi="Calibri"/>
+          <w:sz w:val="22"/>
+          <w:szCs w:val="22"/>
+        </w:rPr>
+        <w:t xml:space="preserve">Las tres subvenciones concedidas acreditan que proyectos de digitalización, innovación e I+D de la empresa han superado una evaluación técnica externa. La pertenencia al Plan ESG y al Plan de Internacionalización sitúa a Ekio dentro de la política industrial autonómica y le da acompañamiento en su salida a Europa. Ninguna de estas ayudas se computa como ingreso en las proyecciones de este plan.</w:t>
       </w:r>
     </w:p>
     <w:p>
@@ -3203,7 +3723,7 @@
           <w:sz w:val="20"/>
           <w:szCs w:val="20"/>
         </w:rPr>
-        <w:t xml:space="preserve">El catálogo de ambas líneas está operativo y a la venta. Las unidades en inventario a fecha de hoy no cubren el volumen ni la velocidad de venta de la campaña de Q4: reponer ese stock por adelantado es precisamente el objeto de esta financiación (ver sección 9). [PENDIENTE: unidades de inventario realmente disponibles y comprometidas a fecha de solicitud, y rotación (vueltas) por referencia de campaña.]</w:t>
+        <w:t xml:space="preserve">[PENDIENTE: resoluciones de concesión de las tres subvenciones, con organismo, expediente, importe y calendario de justificación; y acreditación de la participación en el Plan ESG y en el Plan de Internacionalización, para adjuntar como anexo.]</w:t>
       </w:r>
     </w:p>
     <w:p>
@@ -3220,7 +3740,7 @@
           <w:sz w:val="24"/>
           <w:szCs w:val="24"/>
         </w:rPr>
-        <w:t xml:space="preserve">4.3. Líneas complementarias</w:t>
+        <w:t xml:space="preserve">5.3. Salida a Europa a través de Ankorstore</w:t>
       </w:r>
     </w:p>
     <w:p>
@@ -3233,24 +3753,7 @@
           <w:sz w:val="22"/>
           <w:szCs w:val="22"/>
         </w:rPr>
-        <w:t xml:space="preserve">Accesorios de medición (detector de radiación 49 €, comprobador de enchufe 20,66 €, medidor de electricidad sucia 216,37 €): acompañan a las dos líneas principales, tienen buena rotación en campaña y SÍ forman parte del stock que se financia con esta línea (ver sección 9). Los suplementos de la marca Laittin (vitamina C, B, D3+K2 y packs) no son objeto de esta financiación.</w:t>
-      </w:r>
-    </w:p>
-    <w:p>
-      <w:pPr>
-        <w:pStyle w:val="Heading2"/>
-        <w:spacing w:after="120" w:before="220"/>
-      </w:pPr>
-      <w:r>
-        <w:rPr>
-          <w:rFonts w:ascii="Calibri" w:cs="Calibri" w:eastAsia="Calibri" w:hAnsi="Calibri"/>
-          <w:b/>
-          <w:bCs/>
-          <w:color w:val="2F5496"/>
-          <w:sz w:val="24"/>
-          <w:szCs w:val="24"/>
-        </w:rPr>
-        <w:t xml:space="preserve">4.4. Canales de venta</w:t>
+        <w:t xml:space="preserve">Dentro del Plan de Internacionalización de Empresas a través de Marketplace de ICECYL, Ekio ha iniciado la venta mayorista en Europa a través de la plataforma B2B Ankorstore (es.ankorstore.com), que conecta marcas con comercios minoristas de toda Europa.</w:t>
       </w:r>
     </w:p>
     <w:p>
@@ -3270,15 +3773,15 @@
           <w:sz w:val="22"/>
           <w:szCs w:val="22"/>
         </w:rPr>
-        <w:t xml:space="preserve">D2C (venta directa): </w:t>
-      </w:r>
-      <w:r>
-        <w:rPr>
-          <w:rFonts w:ascii="Calibri" w:cs="Calibri" w:eastAsia="Calibri" w:hAnsi="Calibri"/>
-          <w:sz w:val="22"/>
-          <w:szCs w:val="22"/>
-        </w:rPr>
-        <w:t xml:space="preserve">electrosmogespana.com. Es el canal principal y la base de todo el histórico de facturación. Venta cerrada en la ficha de producto, sin comercial.</w:t>
+        <w:t xml:space="preserve">Mercados objetivo: </w:t>
+      </w:r>
+      <w:r>
+        <w:rPr>
+          <w:rFonts w:ascii="Calibri" w:cs="Calibri" w:eastAsia="Calibri" w:hAnsi="Calibri"/>
+          <w:sz w:val="22"/>
+          <w:szCs w:val="22"/>
+        </w:rPr>
+        <w:t xml:space="preserve">Alemania, Austria, Suiza, Países Bajos y Bélgica, por su mayor sensibilidad y gasto en producto de bienestar y salud preventiva.</w:t>
       </w:r>
     </w:p>
     <w:p>
@@ -3298,15 +3801,15 @@
           <w:sz w:val="22"/>
           <w:szCs w:val="22"/>
         </w:rPr>
-        <w:t xml:space="preserve">Renting / suscripción: </w:t>
-      </w:r>
-      <w:r>
-        <w:rPr>
-          <w:rFonts w:ascii="Calibri" w:cs="Calibri" w:eastAsia="Calibri" w:hAnsi="Calibri"/>
-          <w:sz w:val="22"/>
-          <w:szCs w:val="22"/>
-        </w:rPr>
-        <w:t xml:space="preserve">opción de pago por uso para el consumidor a través de Sharpei (integrada en Shopify) y planteamiento B2B para clínicas, centros de estética y gimnasios. Línea incipiente. [PENDIENTE: volumen real de contratos de renting vivos a la fecha.]</w:t>
+        <w:t xml:space="preserve">Qué aporta al negocio: </w:t>
+      </w:r>
+      <w:r>
+        <w:rPr>
+          <w:rFonts w:ascii="Calibri" w:cs="Calibri" w:eastAsia="Calibri" w:hAnsi="Calibri"/>
+          <w:sz w:val="22"/>
+          <w:szCs w:val="22"/>
+        </w:rPr>
+        <w:t xml:space="preserve">acceso a comercio minorista europeo sin abrir filial ni red comercial propia, pedidos de mayor volumen unitario que el canal directo, y facturación menos dependiente del pico estacional español.</w:t>
       </w:r>
     </w:p>
     <w:p>
@@ -3326,15 +3829,15 @@
           <w:sz w:val="22"/>
           <w:szCs w:val="22"/>
         </w:rPr>
-        <w:t xml:space="preserve">B2B / wholesale: </w:t>
-      </w:r>
-      <w:r>
-        <w:rPr>
-          <w:rFonts w:ascii="Calibri" w:cs="Calibri" w:eastAsia="Calibri" w:hAnsi="Calibri"/>
-          <w:sz w:val="22"/>
-          <w:szCs w:val="22"/>
-        </w:rPr>
-        <w:t xml:space="preserve">canal en desarrollo (alta en el marketplace Ankorstore en preparación; fichas B2B en borrador en Shopify). Todavía sin volumen consolidado.</w:t>
+        <w:t xml:space="preserve">Estado: </w:t>
+      </w:r>
+      <w:r>
+        <w:rPr>
+          <w:rFonts w:ascii="Calibri" w:cs="Calibri" w:eastAsia="Calibri" w:hAnsi="Calibri"/>
+          <w:sz w:val="22"/>
+          <w:szCs w:val="22"/>
+        </w:rPr>
+        <w:t xml:space="preserve">canal en fase inicial, con el catálogo de lanzamiento en preparación. Todavía sin volumen consolidado, por lo que no se ha incorporado a ninguna proyección de ingresos de este documento.</w:t>
       </w:r>
     </w:p>
     <w:p>
@@ -3351,20 +3854,7 @@
           <w:sz w:val="24"/>
           <w:szCs w:val="24"/>
         </w:rPr>
-        <w:t xml:space="preserve">4.5. Activos tecnológicos propios</w:t>
-      </w:r>
-    </w:p>
-    <w:p>
-      <w:pPr>
-        <w:spacing w:after="120" w:line="288"/>
-      </w:pPr>
-      <w:r>
-        <w:rPr>
-          <w:rFonts w:ascii="Calibri" w:cs="Calibri" w:eastAsia="Calibri" w:hAnsi="Calibri"/>
-          <w:sz w:val="22"/>
-          <w:szCs w:val="22"/>
-        </w:rPr>
-        <w:t xml:space="preserve">Además del catálogo físico, Ekio ha desarrollado software propio que refuerza la relación con el cliente y eleva la barrera de entrada:</w:t>
+        <w:t xml:space="preserve">5.4. Otros activos de la empresa</w:t>
       </w:r>
     </w:p>
     <w:p>
@@ -3384,15 +3874,15 @@
           <w:sz w:val="22"/>
           <w:szCs w:val="22"/>
         </w:rPr>
-        <w:t xml:space="preserve">Aplicación de gestión interna. </w:t>
-      </w:r>
-      <w:r>
-        <w:rPr>
-          <w:rFonts w:ascii="Calibri" w:cs="Calibri" w:eastAsia="Calibri" w:hAnsi="Calibri"/>
-          <w:sz w:val="22"/>
-          <w:szCs w:val="22"/>
-        </w:rPr>
-        <w:t xml:space="preserve">Herramienta propia para la operativa del negocio (pedidos, inventario, atención al cliente).</w:t>
+        <w:t xml:space="preserve">Colaboración científica. </w:t>
+      </w:r>
+      <w:r>
+        <w:rPr>
+          <w:rFonts w:ascii="Calibri" w:cs="Calibri" w:eastAsia="Calibri" w:hAnsi="Calibri"/>
+          <w:sz w:val="22"/>
+          <w:szCs w:val="22"/>
+        </w:rPr>
+        <w:t xml:space="preserve">AIR Institute (Salamanca), para el desarrollo del sistema SFPA (ver sección 4.5).</w:t>
       </w:r>
     </w:p>
     <w:p>
@@ -3412,15 +3902,15 @@
           <w:sz w:val="22"/>
           <w:szCs w:val="22"/>
         </w:rPr>
-        <w:t xml:space="preserve">Aplicación para clientes «Ekio Coach». </w:t>
-      </w:r>
-      <w:r>
-        <w:rPr>
-          <w:rFonts w:ascii="Calibri" w:cs="Calibri" w:eastAsia="Calibri" w:hAnsi="Calibri"/>
-          <w:sz w:val="22"/>
-          <w:szCs w:val="22"/>
-        </w:rPr>
-        <w:t xml:space="preserve">Guía de uso de los equipos, seguimiento de sesiones y protocolos personalizados; ya con usuarios registrados. Genera recurrencia (relación continuada con el cliente) y datos de uso.</w:t>
+        <w:t xml:space="preserve">Comunidad y base de datos. </w:t>
+      </w:r>
+      <w:r>
+        <w:rPr>
+          <w:rFonts w:ascii="Calibri" w:cs="Calibri" w:eastAsia="Calibri" w:hAnsi="Calibri"/>
+          <w:sz w:val="22"/>
+          <w:szCs w:val="22"/>
+        </w:rPr>
+        <w:t xml:space="preserve">Unos 44.550 seguidores en redes, más de 12.000 contactos y más de 7.600 clientes históricos de la línea Spiro (datos de gestión a agosto de 2026). [PENDIENTE: exportaciones de Klaviyo y Shopify con los recuentos exactos.]</w:t>
       </w:r>
     </w:p>
     <w:p>
@@ -3440,323 +3930,15 @@
           <w:sz w:val="22"/>
           <w:szCs w:val="22"/>
         </w:rPr>
-        <w:t xml:space="preserve">Sistema SFPA (Sistema de Fotobiomodulación Personalizada con IA). </w:t>
-      </w:r>
-      <w:r>
-        <w:rPr>
-          <w:rFonts w:ascii="Calibri" w:cs="Calibri" w:eastAsia="Calibri" w:hAnsi="Calibri"/>
-          <w:sz w:val="22"/>
-          <w:szCs w:val="22"/>
-        </w:rPr>
-        <w:t xml:space="preserve">Plataforma propia que integra hardware, software y algoritmos de inteligencia artificial para adaptar los parámetros de tratamiento (longitud de onda, dosis y tiempo) al perfil de cada usuario y a su respuesta. En desarrollo con AIR Institute (Salamanca). Tiene una solicitud de patente internacional (PCT) propia e independiente del Modelo de Utilidad, actualmente en preparación con el agente de la propiedad industrial y pendiente de presentación. [PENDIENTE: número y fecha de presentación de la solicitud PCT cuando se registre.] Todavía sin producto comercial; su lanzamiento se describe en la sección 8.2.</w:t>
-      </w:r>
-    </w:p>
-    <w:p>
-      <w:pPr>
-        <w:pStyle w:val="Heading1"/>
-        <w:spacing w:after="160" w:before="320"/>
-      </w:pPr>
-      <w:r>
-        <w:rPr>
-          <w:rFonts w:ascii="Calibri" w:cs="Calibri" w:eastAsia="Calibri" w:hAnsi="Calibri"/>
-          <w:b/>
-          <w:bCs/>
-          <w:color w:val="1F3864"/>
-          <w:sz w:val="30"/>
-          <w:szCs w:val="30"/>
-        </w:rPr>
-        <w:t xml:space="preserve">5. Mercado y validación externa</w:t>
-      </w:r>
-    </w:p>
-    <w:p>
-      <w:pPr>
-        <w:pStyle w:val="Heading2"/>
-        <w:spacing w:after="120" w:before="220"/>
-      </w:pPr>
-      <w:r>
-        <w:rPr>
-          <w:rFonts w:ascii="Calibri" w:cs="Calibri" w:eastAsia="Calibri" w:hAnsi="Calibri"/>
-          <w:b/>
-          <w:bCs/>
-          <w:color w:val="2F5496"/>
-          <w:sz w:val="24"/>
-          <w:szCs w:val="24"/>
-        </w:rPr>
-        <w:t xml:space="preserve">5.1. Contexto de mercado</w:t>
-      </w:r>
-    </w:p>
-    <w:p>
-      <w:pPr>
-        <w:spacing w:after="120" w:line="288"/>
-      </w:pPr>
-      <w:r>
-        <w:rPr>
-          <w:rFonts w:ascii="Calibri" w:cs="Calibri" w:eastAsia="Calibri" w:hAnsi="Calibri"/>
-          <w:sz w:val="22"/>
-          <w:szCs w:val="22"/>
-        </w:rPr>
-        <w:t xml:space="preserve">Ekio opera en dos segmentos del mercado del bienestar y la salud preventiva de consumo:</w:t>
-      </w:r>
-    </w:p>
-    <w:p>
-      <w:pPr>
-        <w:pStyle w:val="ListParagraph"/>
-        <w:numPr>
-          <w:ilvl w:val="0"/>
-          <w:numId w:val="3"/>
-        </w:numPr>
-        <w:spacing w:after="100" w:line="288"/>
-      </w:pPr>
-      <w:r>
-        <w:rPr>
-          <w:rFonts w:ascii="Calibri" w:cs="Calibri" w:eastAsia="Calibri" w:hAnsi="Calibri"/>
-          <w:b/>
-          <w:bCs/>
-          <w:sz w:val="22"/>
-          <w:szCs w:val="22"/>
-        </w:rPr>
-        <w:t xml:space="preserve">Protección frente a la exposición electromagnética. </w:t>
-      </w:r>
-      <w:r>
-        <w:rPr>
-          <w:rFonts w:ascii="Calibri" w:cs="Calibri" w:eastAsia="Calibri" w:hAnsi="Calibri"/>
-          <w:sz w:val="22"/>
-          <w:szCs w:val="22"/>
-        </w:rPr>
-        <w:t xml:space="preserve">Segmento de nicho, con demanda impulsada por la preocupación creciente de una parte de la población por la exposición a campos electromagnéticos (instalaciones eléctricas domésticas, telefonía móvil, redes inalámbricas). Ekio cubre esta demanda con la línea Spiro.</w:t>
-      </w:r>
-    </w:p>
-    <w:p>
-      <w:pPr>
-        <w:pStyle w:val="ListParagraph"/>
-        <w:numPr>
-          <w:ilvl w:val="0"/>
-          <w:numId w:val="3"/>
-        </w:numPr>
-        <w:spacing w:after="100" w:line="288"/>
-      </w:pPr>
-      <w:r>
-        <w:rPr>
-          <w:rFonts w:ascii="Calibri" w:cs="Calibri" w:eastAsia="Calibri" w:hAnsi="Calibri"/>
-          <w:b/>
-          <w:bCs/>
-          <w:sz w:val="22"/>
-          <w:szCs w:val="22"/>
-        </w:rPr>
-        <w:t xml:space="preserve">Fotobiomodulación (terapia de luz roja e infrarroja). </w:t>
-      </w:r>
-      <w:r>
-        <w:rPr>
-          <w:rFonts w:ascii="Calibri" w:cs="Calibri" w:eastAsia="Calibri" w:hAnsi="Calibri"/>
-          <w:sz w:val="22"/>
-          <w:szCs w:val="22"/>
-        </w:rPr>
-        <w:t xml:space="preserve">Categoría de producto de consumo dentro del bienestar, la recuperación deportiva y el cuidado de la piel, con oferta creciente de equipos domésticos. Ekio compite en ella con producto propio (Ekio Light), propiedad industrial propia y software propio como elementos diferenciadores.</w:t>
-      </w:r>
-    </w:p>
-    <w:p>
-      <w:pPr>
-        <w:spacing w:after="120" w:line="288"/>
-      </w:pPr>
-      <w:r>
-        <w:rPr>
-          <w:rFonts w:ascii="Calibri" w:cs="Calibri" w:eastAsia="Calibri" w:hAnsi="Calibri"/>
-          <w:b/>
-          <w:bCs/>
-          <w:sz w:val="22"/>
-          <w:szCs w:val="22"/>
-        </w:rPr>
-        <w:t xml:space="preserve">Un cruce poco disputado. </w:t>
-      </w:r>
-      <w:r>
-        <w:rPr>
-          <w:rFonts w:ascii="Calibri" w:cs="Calibri" w:eastAsia="Calibri" w:hAnsi="Calibri"/>
-          <w:sz w:val="22"/>
-          <w:szCs w:val="22"/>
-        </w:rPr>
-        <w:t xml:space="preserve">El valor diferencial de Ekio está en atender los dos segmentos a la vez y con criterio propio. Los fabricantes de equipos de fotobiomodulación no diseñan pensando en bajo campo electromagnético ni en la ausencia de parpadeo (flicker); los fabricantes de soluciones de protección electromagnética no fabrican luz. Ekio ocupa esa intersección —"tecnología que cuida"— con producto propio (Ekio Light), propiedad industrial (Modelo de Utilidad y solicitud PCT del SFPA), software propio (Ekio Coach) y una comunidad construida durante tres años. Son activos que un competidor no obtiene comprando producto, y que la empresa quiere reforzar para consolidarse como referente del nicho, primero en España y por etapas en Europa (ver sección 8).</w:t>
-      </w:r>
-    </w:p>
-    <w:p>
-      <w:pPr>
-        <w:pBdr>
-          <w:top w:val="single" w:color="BFBFBF" w:sz="4"/>
-          <w:bottom w:val="single" w:color="BFBFBF" w:sz="4"/>
-          <w:left w:val="single" w:color="8EAADB" w:sz="12"/>
-          <w:right w:val="single" w:color="BFBFBF" w:sz="4"/>
-        </w:pBdr>
-        <w:shd w:fill="F2F2F2" w:val="clear"/>
-        <w:spacing w:after="160" w:before="120" w:line="276"/>
-      </w:pPr>
-      <w:r>
-        <w:rPr>
-          <w:rFonts w:ascii="Calibri" w:cs="Calibri" w:eastAsia="Calibri" w:hAnsi="Calibri"/>
-          <w:b/>
-          <w:bCs/>
-          <w:i/>
-          <w:iCs/>
-          <w:color w:val="595959"/>
-          <w:sz w:val="20"/>
-          <w:szCs w:val="20"/>
-        </w:rPr>
-        <w:t xml:space="preserve">El plan no cuantifica el tamaño ni el crecimiento de estos mercados. [PENDIENTE: si se desea incluir una cifra de mercado (tamaño o tasa de crecimiento), debe aportarse una fuente citable.]</w:t>
-      </w:r>
-    </w:p>
-    <w:p>
-      <w:pPr>
-        <w:pStyle w:val="Heading2"/>
-        <w:spacing w:after="120" w:before="220"/>
-      </w:pPr>
-      <w:r>
-        <w:rPr>
-          <w:rFonts w:ascii="Calibri" w:cs="Calibri" w:eastAsia="Calibri" w:hAnsi="Calibri"/>
-          <w:b/>
-          <w:bCs/>
-          <w:color w:val="2F5496"/>
-          <w:sz w:val="24"/>
-          <w:szCs w:val="24"/>
-        </w:rPr>
-        <w:t xml:space="preserve">5.2. Reconocimiento institucional y validación externa</w:t>
-      </w:r>
-    </w:p>
-    <w:p>
-      <w:pPr>
-        <w:pStyle w:val="ListParagraph"/>
-        <w:numPr>
-          <w:ilvl w:val="0"/>
-          <w:numId w:val="3"/>
-        </w:numPr>
-        <w:spacing w:after="100" w:line="288"/>
-      </w:pPr>
-      <w:r>
-        <w:rPr>
-          <w:rFonts w:ascii="Calibri" w:cs="Calibri" w:eastAsia="Calibri" w:hAnsi="Calibri"/>
-          <w:b/>
-          <w:bCs/>
-          <w:sz w:val="22"/>
-          <w:szCs w:val="22"/>
-        </w:rPr>
-        <w:t xml:space="preserve">Wolaria / ICECYL (Instituto para la Competitividad Empresarial de Castilla y León). </w:t>
-      </w:r>
-      <w:r>
-        <w:rPr>
-          <w:rFonts w:ascii="Calibri" w:cs="Calibri" w:eastAsia="Calibri" w:hAnsi="Calibri"/>
-          <w:sz w:val="22"/>
-          <w:szCs w:val="22"/>
-        </w:rPr>
-        <w:t xml:space="preserve">Ekio ha sido invitada a participar con stand propio en Startup OLÉ (Salamanca, 13–15 de octubre de 2026) y en el Valencia Digital Summit (día asignado: 22 de octubre de 2026, con pitch a inversores). [PENDIENTE: carta o email de Wolaria/ICECYL que acredite la invitación, para adjuntar como anexo.]</w:t>
-      </w:r>
-    </w:p>
-    <w:p>
-      <w:pPr>
-        <w:pStyle w:val="ListParagraph"/>
-        <w:numPr>
-          <w:ilvl w:val="0"/>
-          <w:numId w:val="3"/>
-        </w:numPr>
-        <w:spacing w:after="100" w:line="288"/>
-      </w:pPr>
-      <w:r>
-        <w:rPr>
-          <w:rFonts w:ascii="Calibri" w:cs="Calibri" w:eastAsia="Calibri" w:hAnsi="Calibri"/>
-          <w:b/>
-          <w:bCs/>
-          <w:sz w:val="22"/>
-          <w:szCs w:val="22"/>
-        </w:rPr>
-        <w:t xml:space="preserve">AIR Institute (Salamanca). </w:t>
-      </w:r>
-      <w:r>
-        <w:rPr>
-          <w:rFonts w:ascii="Calibri" w:cs="Calibri" w:eastAsia="Calibri" w:hAnsi="Calibri"/>
-          <w:sz w:val="22"/>
-          <w:szCs w:val="22"/>
-        </w:rPr>
-        <w:t xml:space="preserve">Colaboración científica para el desarrollo del sistema SFPA (ver sección 4.5).</w:t>
-      </w:r>
-    </w:p>
-    <w:p>
-      <w:pPr>
-        <w:pStyle w:val="ListParagraph"/>
-        <w:numPr>
-          <w:ilvl w:val="0"/>
-          <w:numId w:val="3"/>
-        </w:numPr>
-        <w:spacing w:after="100" w:line="288"/>
-      </w:pPr>
-      <w:r>
-        <w:rPr>
-          <w:rFonts w:ascii="Calibri" w:cs="Calibri" w:eastAsia="Calibri" w:hAnsi="Calibri"/>
-          <w:b/>
-          <w:bCs/>
-          <w:sz w:val="22"/>
-          <w:szCs w:val="22"/>
-        </w:rPr>
-        <w:t xml:space="preserve">Comunidad y base de datos. </w:t>
-      </w:r>
-      <w:r>
-        <w:rPr>
-          <w:rFonts w:ascii="Calibri" w:cs="Calibri" w:eastAsia="Calibri" w:hAnsi="Calibri"/>
-          <w:sz w:val="22"/>
-          <w:szCs w:val="22"/>
-        </w:rPr>
-        <w:t xml:space="preserve">Activos de marketing construidos a lo largo de tres años: unos 44.550 seguidores en Instagram entre las cuentas de la empresa (dato de gestión a agosto de 2026), más de 12.000 contactos en la base de datos y más de 7.600 clientes históricos de la línea Spiro. Son datos de gestión interna; el recuento exacto se aportará mediante exportación de las plataformas. [PENDIENTE: exportaciones de Klaviyo y Shopify con los recuentos exactos.]</w:t>
-      </w:r>
-    </w:p>
-    <w:p>
-      <w:pPr>
-        <w:pStyle w:val="ListParagraph"/>
-        <w:numPr>
-          <w:ilvl w:val="0"/>
-          <w:numId w:val="3"/>
-        </w:numPr>
-        <w:spacing w:after="100" w:line="288"/>
-      </w:pPr>
-      <w:r>
-        <w:rPr>
-          <w:rFonts w:ascii="Calibri" w:cs="Calibri" w:eastAsia="Calibri" w:hAnsi="Calibri"/>
-          <w:b/>
-          <w:bCs/>
-          <w:sz w:val="22"/>
-          <w:szCs w:val="22"/>
-        </w:rPr>
-        <w:t xml:space="preserve">Software propio. </w:t>
-      </w:r>
-      <w:r>
-        <w:rPr>
-          <w:rFonts w:ascii="Calibri" w:cs="Calibri" w:eastAsia="Calibri" w:hAnsi="Calibri"/>
-          <w:sz w:val="22"/>
-          <w:szCs w:val="22"/>
-        </w:rPr>
-        <w:t xml:space="preserve">Aplicación de gestión interna y aplicación para clientes «Ekio Coach», ambas en uso (ver sección 4.5).</w:t>
-      </w:r>
-    </w:p>
-    <w:p>
-      <w:pPr>
-        <w:pStyle w:val="ListParagraph"/>
-        <w:numPr>
-          <w:ilvl w:val="0"/>
-          <w:numId w:val="3"/>
-        </w:numPr>
-        <w:spacing w:after="100" w:line="288"/>
-      </w:pPr>
-      <w:r>
-        <w:rPr>
-          <w:rFonts w:ascii="Calibri" w:cs="Calibri" w:eastAsia="Calibri" w:hAnsi="Calibri"/>
-          <w:b/>
-          <w:bCs/>
-          <w:sz w:val="22"/>
-          <w:szCs w:val="22"/>
-        </w:rPr>
-        <w:t xml:space="preserve">Herramientas digitales en funcionamiento. </w:t>
-      </w:r>
-      <w:r>
-        <w:rPr>
-          <w:rFonts w:ascii="Calibri" w:cs="Calibri" w:eastAsia="Calibri" w:hAnsi="Calibri"/>
-          <w:sz w:val="22"/>
-          <w:szCs w:val="22"/>
-        </w:rPr>
-        <w:t xml:space="preserve">Shopify, Klaviyo, ManyChat, Meta Ads, Google Search Console y Microsoft Clarity, todas operativas.</w:t>
+        <w:t xml:space="preserve">Canal digital operativo. </w:t>
+      </w:r>
+      <w:r>
+        <w:rPr>
+          <w:rFonts w:ascii="Calibri" w:cs="Calibri" w:eastAsia="Calibri" w:hAnsi="Calibri"/>
+          <w:sz w:val="22"/>
+          <w:szCs w:val="22"/>
+        </w:rPr>
+        <w:t xml:space="preserve">Shopify, Klaviyo, ManyChat, Meta Ads, Google Search Console y Microsoft Clarity, además del software propio descrito en la sección 4.5.</w:t>
       </w:r>
     </w:p>
     <w:p>
@@ -4663,61 +4845,7 @@
           <w:sz w:val="22"/>
           <w:szCs w:val="22"/>
         </w:rPr>
-        <w:t xml:space="preserve">El negocio es marcadamente estacional, por lo que comparar periodos de distinta duración induce a error si no se corrige ese efecto. Conviene explicitarlo:</w:t>
-      </w:r>
-    </w:p>
-    <w:p>
-      <w:pPr>
-        <w:pStyle w:val="ListParagraph"/>
-        <w:numPr>
-          <w:ilvl w:val="0"/>
-          <w:numId w:val="3"/>
-        </w:numPr>
-        <w:spacing w:after="100" w:line="288"/>
-      </w:pPr>
-      <w:r>
-        <w:rPr>
-          <w:rFonts w:ascii="Calibri" w:cs="Calibri" w:eastAsia="Calibri" w:hAnsi="Calibri"/>
-          <w:sz w:val="22"/>
-          <w:szCs w:val="22"/>
-        </w:rPr>
-        <w:t xml:space="preserve">El periodo junio–diciembre de 2023 contiene la campaña completa de Black Friday, Navidad y Reyes; los ejercicios completos de 2024 y 2025 diluyen ese pico entre doce meses. Comparar la media mensual de uno y otros no es homogéneo.</w:t>
-      </w:r>
-    </w:p>
-    <w:p>
-      <w:pPr>
-        <w:pStyle w:val="ListParagraph"/>
-        <w:numPr>
-          <w:ilvl w:val="0"/>
-          <w:numId w:val="3"/>
-        </w:numPr>
-        <w:spacing w:after="100" w:line="288"/>
-      </w:pPr>
-      <w:r>
-        <w:rPr>
-          <w:rFonts w:ascii="Calibri" w:cs="Calibri" w:eastAsia="Calibri" w:hAnsi="Calibri"/>
-          <w:sz w:val="22"/>
-          <w:szCs w:val="22"/>
-        </w:rPr>
-        <w:t xml:space="preserve">Con la estructura de 2025 (275.000 € de campaña y 262.845 € en el resto del año, es decir ~26.300 €/mes fuera de campaña), un periodo de siete meses que incluyera la campaña arrojaría del orden de 406.000 €. Los 390.000 € de 2023 se sitúan un 4 % por debajo de esa referencia: son coherentes con el patrón estacional del negocio, no con un deterioro posterior.</w:t>
-      </w:r>
-    </w:p>
-    <w:p>
-      <w:pPr>
-        <w:pStyle w:val="ListParagraph"/>
-        <w:numPr>
-          <w:ilvl w:val="0"/>
-          <w:numId w:val="3"/>
-        </w:numPr>
-        <w:spacing w:after="100" w:line="288"/>
-      </w:pPr>
-      <w:r>
-        <w:rPr>
-          <w:rFonts w:ascii="Calibri" w:cs="Calibri" w:eastAsia="Calibri" w:hAnsi="Calibri"/>
-          <w:sz w:val="22"/>
-          <w:szCs w:val="22"/>
-        </w:rPr>
-        <w:t xml:space="preserve">El primer semestre de 2026 (207.815 €) es, por el motivo contrario, el tramo del año sin campaña, de modo que su anualización simple subestima el ejercicio. La comparación pertinente es con el primer semestre de 2025.</w:t>
+        <w:t xml:space="preserve">El negocio es marcadamente estacional y comparar periodos de distinta duración induce a error. El tramo junio–diciembre de 2023 contiene la campaña completa de fin de año, mientras que 2024 y 2025 la diluyen entre doce meses y el primer semestre de 2026 no la incluye. Con la estructura de 2025 (275.000 € de campaña y ~26.300 €/mes fuera de ella), un periodo de siete meses con campaña arrojaría del orden de 406.000 €: los 390.000 € de 2023 quedan un 4 % por debajo de esa referencia, coherentes con el patrón estacional. Por el mismo motivo, anualizar el primer semestre de 2026 subestima el ejercicio; la comparación pertinente es con el primer semestre de 2025.</w:t>
       </w:r>
     </w:p>
     <w:p>
@@ -5002,7 +5130,7 @@
           <w:sz w:val="22"/>
           <w:szCs w:val="22"/>
         </w:rPr>
-        <w:t xml:space="preserve">Presencia con stand propio en Startup OLÉ (Salamanca, 13–15 de octubre) y en el Valencia Digital Summit (22 de octubre, con pitch a inversores), ambas por invitación de Wolaria / ICECYL. Ambos eventos cumplen una triple función comercial: venta directa y captación de contactos en el stand, apertura del canal B2B (contacto con clínicas, centros y distribuidores) y contacto con inversores y con compradores internacionales. Su coste está previsto dentro del presupuesto ordinario de marketing y no se financia con la línea solicitada.</w:t>
+        <w:t xml:space="preserve">Stand propio en Startup OLÉ (Salamanca, 13–15 de octubre) y en el Valencia Digital Summit (22 de octubre, con pitch a inversores), por invitación de Wolaria / ICECYL. Sirven a tres fines: venta y captación en el stand, apertura del canal B2B y contacto con inversores y compradores internacionales. Su coste va en el presupuesto ordinario de marketing, no en la línea solicitada.</w:t>
       </w:r>
     </w:p>
     <w:p>
@@ -5158,7 +5286,7 @@
           <w:sz w:val="22"/>
           <w:szCs w:val="22"/>
         </w:rPr>
-        <w:t xml:space="preserve">Esta solicitud se circunscribe a financiar el circulante de una campaña concreta. No obstante, la empresa considera necesario exponer hacia dónde dirige su actividad, porque explica por qué invierte en propiedad industrial y en software y por qué esos activos sostienen el margen que hace viable la devolución de la línea.</w:t>
+        <w:t xml:space="preserve">Esta solicitud financia el circulante de una campaña concreta, pero conviene exponer hacia dónde va la empresa: explica por qué invierte en propiedad industrial y software, y por qué esos activos sostienen el margen que hace viable la devolución.</w:t>
       </w:r>
     </w:p>
     <w:p>
@@ -5221,10 +5349,20 @@
       <w:r>
         <w:rPr>
           <w:rFonts w:ascii="Calibri" w:cs="Calibri" w:eastAsia="Calibri" w:hAnsi="Calibri"/>
-          <w:sz w:val="22"/>
-          <w:szCs w:val="22"/>
-        </w:rPr>
-        <w:t xml:space="preserve">Se trata de un horizonte de varios años, no de un objetivo del presente ejercicio. La empresa es consciente de su dimensión actual y plantea ese recorrido de forma gradual y autofinanciada con el margen del negocio: primero consolidación del mercado nacional y del canal B2B, después venta transfronteriza en la Unión Europea, y solo más adelante —y condicionada a la extensión efectiva de la protección industrial a esos mercados (fases nacionales de la solicitud PCT) y a la certificación aplicable en cada uno— la entrada en Estados Unidos.</w:t>
+          <w:b/>
+          <w:bCs/>
+          <w:sz w:val="22"/>
+          <w:szCs w:val="22"/>
+        </w:rPr>
+        <w:t xml:space="preserve">El primer paso ya está dado. </w:t>
+      </w:r>
+      <w:r>
+        <w:rPr>
+          <w:rFonts w:ascii="Calibri" w:cs="Calibri" w:eastAsia="Calibri" w:hAnsi="Calibri"/>
+          <w:sz w:val="22"/>
+          <w:szCs w:val="22"/>
+        </w:rPr>
+        <w:t xml:space="preserve">La salida a Europa no es una intención: Ekio está dentro del Plan de Internacionalización de Empresas a través de Marketplace de ICECYL y ha empezado a vender en Ankorstore hacia Alemania, Austria, Suiza, Países Bajos y Bélgica (sección 5.3). El recorrido es gradual y autofinanciado con el margen del negocio: consolidación del mercado nacional y del canal B2B, expansión europea vía marketplace, y solo más adelante —condicionada a la extensión efectiva de la protección industrial (fases nacionales de la solicitud PCT) y a la certificación aplicable— la entrada en Estados Unidos.</w:t>
       </w:r>
     </w:p>
     <w:p>
@@ -5279,7 +5417,7 @@
           <w:sz w:val="22"/>
           <w:szCs w:val="22"/>
         </w:rPr>
-        <w:t xml:space="preserve">El objetivo para el cierre de 2026 es situar la facturación anual en el entorno de la de 2024 y 2025 (aproximadamente 530.000 – 550.000 €), recuperando volumen en la campaña de Q4 sin ceder el margen bruto ganado en 2026 (superior al 50 %). A partir de 2027, la empresa persigue un crecimiento moderado apoyado en líneas de ingreso recurrente, no en un salto de ventas puntual.</w:t>
+        <w:t xml:space="preserve">Cerrar 2026 en el entorno de 530.000 – 550.000 € de facturación, recuperando volumen en la campaña de Q4 sin ceder el margen bruto ganado (superior al 50 %). Desde 2027, crecimiento moderado apoyado en ingresos recurrentes —canal mayorista europeo y renting— y no en un salto de ventas puntual.</w:t>
       </w:r>
     </w:p>
     <w:p>
@@ -5369,15 +5507,15 @@
           <w:sz w:val="22"/>
           <w:szCs w:val="22"/>
         </w:rPr>
-        <w:t xml:space="preserve">Ingresos recurrentes: B2B y renting. </w:t>
-      </w:r>
-      <w:r>
-        <w:rPr>
-          <w:rFonts w:ascii="Calibri" w:cs="Calibri" w:eastAsia="Calibri" w:hAnsi="Calibri"/>
-          <w:sz w:val="22"/>
-          <w:szCs w:val="22"/>
-        </w:rPr>
-        <w:t xml:space="preserve">Activar el canal mayorista / B2B (marketplace Ankorstore, clínicas, centros de estética y gimnasios) y el renting al consumidor (Sharpei), que aportan facturación repetida y previsible y reducen la dependencia del pico estacional.</w:t>
+        <w:t xml:space="preserve">Canal mayorista europeo. </w:t>
+      </w:r>
+      <w:r>
+        <w:rPr>
+          <w:rFonts w:ascii="Calibri" w:cs="Calibri" w:eastAsia="Calibri" w:hAnsi="Calibri"/>
+          <w:sz w:val="22"/>
+          <w:szCs w:val="22"/>
+        </w:rPr>
+        <w:t xml:space="preserve">Escalar la venta B2B en Ankorstore hacia Alemania, Austria, Suiza, Países Bajos y Bélgica, dentro del Plan de Internacionalización de ICECYL (sección 5.3), y abrir el B2B nacional en clínicas, centros de estética y gimnasios. Aporta pedidos de mayor volumen y reduce la dependencia del pico estacional español.</w:t>
       </w:r>
     </w:p>
     <w:p>
@@ -5425,15 +5563,15 @@
           <w:sz w:val="22"/>
           <w:szCs w:val="22"/>
         </w:rPr>
-        <w:t xml:space="preserve">Software propio y comunidad. </w:t>
-      </w:r>
-      <w:r>
-        <w:rPr>
-          <w:rFonts w:ascii="Calibri" w:cs="Calibri" w:eastAsia="Calibri" w:hAnsi="Calibri"/>
-          <w:sz w:val="22"/>
-          <w:szCs w:val="22"/>
-        </w:rPr>
-        <w:t xml:space="preserve">Ampliar la aplicación para clientes Ekio Coach y explotar la base de datos (unos 44.550 seguidores en redes y más de 12.000 contactos) como motor de recompra y de venta cruzada de accesorios y suplementos.</w:t>
+        <w:t xml:space="preserve">Comunidad y recompra. </w:t>
+      </w:r>
+      <w:r>
+        <w:rPr>
+          <w:rFonts w:ascii="Calibri" w:cs="Calibri" w:eastAsia="Calibri" w:hAnsi="Calibri"/>
+          <w:sz w:val="22"/>
+          <w:szCs w:val="22"/>
+        </w:rPr>
+        <w:t xml:space="preserve">Explotar la aplicación Ekio Coach y la base de datos (unos 44.550 seguidores y más de 12.000 contactos) como motor de recompra y venta cruzada.</w:t>
       </w:r>
     </w:p>
     <w:p>
@@ -5453,15 +5591,15 @@
           <w:sz w:val="22"/>
           <w:szCs w:val="22"/>
         </w:rPr>
-        <w:t xml:space="preserve">Presencia en ferias del sector. </w:t>
-      </w:r>
-      <w:r>
-        <w:rPr>
-          <w:rFonts w:ascii="Calibri" w:cs="Calibri" w:eastAsia="Calibri" w:hAnsi="Calibri"/>
-          <w:sz w:val="22"/>
-          <w:szCs w:val="22"/>
-        </w:rPr>
-        <w:t xml:space="preserve">Startup OLÉ y Valencia Digital Summit en octubre de 2026 como puerta de entrada al canal profesional y al contacto internacional; en ejercicios siguientes se valorará la presencia en ferias europeas del sector bienestar y estética, financiada con el presupuesto ordinario de marketing.</w:t>
+        <w:t xml:space="preserve">Presencia en ferias. </w:t>
+      </w:r>
+      <w:r>
+        <w:rPr>
+          <w:rFonts w:ascii="Calibri" w:cs="Calibri" w:eastAsia="Calibri" w:hAnsi="Calibri"/>
+          <w:sz w:val="22"/>
+          <w:szCs w:val="22"/>
+        </w:rPr>
+        <w:t xml:space="preserve">Startup OLÉ y Valencia Digital Summit en octubre de 2026 como puerta de entrada al canal profesional; en ejercicios siguientes, ferias europeas del sector, con presupuesto ordinario de marketing.</w:t>
       </w:r>
     </w:p>
     <w:p>
@@ -5491,7 +5629,7 @@
           <w:sz w:val="22"/>
           <w:szCs w:val="22"/>
         </w:rPr>
-        <w:t xml:space="preserve">El esfuerzo en patentes y desarrollo propio no es accesorio: es la condición para poder competir fuera de España con margen y sin quedar reducida a distribuidora de producto de terceros.</w:t>
+        <w:t xml:space="preserve">El esfuerzo en patentes y desarrollo propio es la condición para competir fuera de España con margen, sin quedar reducida a distribuidora de producto de terceros.</w:t>
       </w:r>
     </w:p>
     <w:p>
@@ -5552,34 +5690,6 @@
     </w:p>
     <w:p>
       <w:pPr>
-        <w:pStyle w:val="ListParagraph"/>
-        <w:numPr>
-          <w:ilvl w:val="0"/>
-          <w:numId w:val="3"/>
-        </w:numPr>
-        <w:spacing w:after="100" w:line="288"/>
-      </w:pPr>
-      <w:r>
-        <w:rPr>
-          <w:rFonts w:ascii="Calibri" w:cs="Calibri" w:eastAsia="Calibri" w:hAnsi="Calibri"/>
-          <w:b/>
-          <w:bCs/>
-          <w:sz w:val="22"/>
-          <w:szCs w:val="22"/>
-        </w:rPr>
-        <w:t xml:space="preserve">Software propio </w:t>
-      </w:r>
-      <w:r>
-        <w:rPr>
-          <w:rFonts w:ascii="Calibri" w:cs="Calibri" w:eastAsia="Calibri" w:hAnsi="Calibri"/>
-          <w:sz w:val="22"/>
-          <w:szCs w:val="22"/>
-        </w:rPr>
-        <w:t xml:space="preserve">(aplicación de gestión interna y aplicación de cliente Ekio Coach), que convierte la venta de un equipo en una relación continuada y genera datos de uso difíciles de replicar por un competidor.</w:t>
-      </w:r>
-    </w:p>
-    <w:p>
-      <w:pPr>
         <w:spacing w:after="120" w:line="288"/>
       </w:pPr>
       <w:r>
@@ -5588,7 +5698,7 @@
           <w:sz w:val="22"/>
           <w:szCs w:val="22"/>
         </w:rPr>
-        <w:t xml:space="preserve">En función del resultado de la PCT se evaluará una extensión internacional selectiva, limitada a los mercados con mayor demanda de fotobiomodulación de consumo. Los costes de tramitación se asumen con recursos propios.</w:t>
+        <w:t xml:space="preserve">Según el resultado de la PCT se evaluará una extensión internacional selectiva a los mercados con mayor demanda. Los costes de tramitación se asumen con recursos propios.</w:t>
       </w:r>
     </w:p>
     <w:p>
@@ -5618,7 +5728,7 @@
           <w:sz w:val="22"/>
           <w:szCs w:val="22"/>
         </w:rPr>
-        <w:t xml:space="preserve">La empresa tiene en preparación un libro divulgativo de autoría del fundador, «Guía de Higiene Electromagnética — El recetario de la energía perdida», que explica al público general cómo reducir la exposición electromagnética doméstica y cómo emplear la luz de forma saludable. Datos previstos de la edición:</w:t>
+        <w:t xml:space="preserve">Javier Andrés, fundador y administrador de la empresa, tiene en preparación el libro divulgativo «Guía de Higiene Electromagnética — El recetario de la energía perdida», que explica al público general cómo reducir la exposición electromagnética doméstica y cómo emplear la luz de forma saludable. Datos previstos de la edición:</w:t>
       </w:r>
     </w:p>
     <w:tbl>
@@ -5719,7 +5829,7 @@
                 <w:sz w:val="20"/>
                 <w:szCs w:val="20"/>
               </w:rPr>
-              <w:t xml:space="preserve">Canal de publicación</w:t>
+              <w:t xml:space="preserve">Autor</w:t>
             </w:r>
           </w:p>
         </w:tc>
@@ -5743,7 +5853,7 @@
                 <w:sz w:val="20"/>
                 <w:szCs w:val="20"/>
               </w:rPr>
-              <w:t xml:space="preserve">Autopublicación en Amazon (KDP), con ISBN propio</w:t>
+              <w:t xml:space="preserve">Javier Andrés (fundador y administrador de EKIO BIOTECH, S.L.U.)</w:t>
             </w:r>
           </w:p>
         </w:tc>
@@ -5770,7 +5880,7 @@
                 <w:sz w:val="20"/>
                 <w:szCs w:val="20"/>
               </w:rPr>
-              <w:t xml:space="preserve">Fecha de lanzamiento prevista</w:t>
+              <w:t xml:space="preserve">Canal de publicación</w:t>
             </w:r>
           </w:p>
         </w:tc>
@@ -5795,7 +5905,7 @@
                 <w:sz w:val="20"/>
                 <w:szCs w:val="20"/>
               </w:rPr>
-              <w:t xml:space="preserve">11 de noviembre de 2026</w:t>
+              <w:t xml:space="preserve">Autopublicación en Amazon (KDP), con ISBN propio</w:t>
             </w:r>
           </w:p>
         </w:tc>
@@ -5821,7 +5931,7 @@
                 <w:sz w:val="20"/>
                 <w:szCs w:val="20"/>
               </w:rPr>
-              <w:t xml:space="preserve">Precio de lanzamiento previsto</w:t>
+              <w:t xml:space="preserve">Fecha de lanzamiento prevista</w:t>
             </w:r>
           </w:p>
         </w:tc>
@@ -5845,7 +5955,7 @@
                 <w:sz w:val="20"/>
                 <w:szCs w:val="20"/>
               </w:rPr>
-              <w:t xml:space="preserve">11,11 €</w:t>
+              <w:t xml:space="preserve">11 de noviembre de 2026</w:t>
             </w:r>
           </w:p>
         </w:tc>
@@ -5872,7 +5982,7 @@
                 <w:sz w:val="20"/>
                 <w:szCs w:val="20"/>
               </w:rPr>
-              <w:t xml:space="preserve">Estado de redacción</w:t>
+              <w:t xml:space="preserve">Precio de lanzamiento previsto</w:t>
             </w:r>
           </w:p>
         </w:tc>
@@ -5897,6 +6007,56 @@
                 <w:sz w:val="20"/>
                 <w:szCs w:val="20"/>
               </w:rPr>
+              <w:t xml:space="preserve">11,11 €</w:t>
+            </w:r>
+          </w:p>
+        </w:tc>
+      </w:tr>
+      <w:tr>
+        <w:tc>
+          <w:tcPr>
+            <w:tcW w:type="dxa" w:w="4026"/>
+            <w:tcMar>
+              <w:top w:type="dxa" w:w="60"/>
+              <w:left w:type="dxa" w:w="90"/>
+              <w:bottom w:type="dxa" w:w="60"/>
+              <w:right w:type="dxa" w:w="90"/>
+            </w:tcMar>
+          </w:tcPr>
+          <w:p>
+            <w:pPr>
+              <w:spacing w:after="0" w:line="264"/>
+            </w:pPr>
+            <w:r>
+              <w:rPr>
+                <w:rFonts w:ascii="Calibri" w:cs="Calibri" w:eastAsia="Calibri" w:hAnsi="Calibri"/>
+                <w:sz w:val="20"/>
+                <w:szCs w:val="20"/>
+              </w:rPr>
+              <w:t xml:space="preserve">Estado de redacción</w:t>
+            </w:r>
+          </w:p>
+        </w:tc>
+        <w:tc>
+          <w:tcPr>
+            <w:tcW w:type="dxa" w:w="5000"/>
+            <w:tcMar>
+              <w:top w:type="dxa" w:w="60"/>
+              <w:left w:type="dxa" w:w="90"/>
+              <w:bottom w:type="dxa" w:w="60"/>
+              <w:right w:type="dxa" w:w="90"/>
+            </w:tcMar>
+          </w:tcPr>
+          <w:p>
+            <w:pPr>
+              <w:spacing w:after="0" w:line="264"/>
+            </w:pPr>
+            <w:r>
+              <w:rPr>
+                <w:rFonts w:ascii="Calibri" w:cs="Calibri" w:eastAsia="Calibri" w:hAnsi="Calibri"/>
+                <w:sz w:val="20"/>
+                <w:szCs w:val="20"/>
+              </w:rPr>
               <w:t xml:space="preserve">En curso; guion cerrado y primeros capítulos redactados</w:t>
             </w:r>
           </w:p>
@@ -5918,7 +6078,7 @@
           <w:sz w:val="22"/>
           <w:szCs w:val="22"/>
         </w:rPr>
-        <w:t xml:space="preserve">Su función en el plan no es la venta de ejemplares —cuya aportación a la facturación se considera marginal y no se ha incorporado a ninguna proyección de este documento— sino actuar como activo de marca y de captación: refuerza la autoridad de la empresa en su categoría, se publica dos semanas antes del Black Friday y dirige lectores a la tienda. Su coste de producción se asume con recursos propios y no forma parte del destino de esta financiación.</w:t>
+        <w:t xml:space="preserve">Su función no es la venta de ejemplares —marginal y no incorporada a ninguna proyección— sino actuar como activo de marca y captación: refuerza la autoridad de la empresa, se publica dos semanas antes del Black Friday y dirige lectores a la tienda. Su coste se asume con recursos propios.</w:t>
       </w:r>
     </w:p>
     <w:p>
@@ -5960,7 +6120,7 @@
           <w:sz w:val="24"/>
           <w:szCs w:val="24"/>
         </w:rPr>
-        <w:t xml:space="preserve">8.6. Estructura y organización</w:t>
+        <w:t xml:space="preserve">8.6. Estructura y encaje con esta financiación</w:t>
       </w:r>
     </w:p>
     <w:p>
@@ -5973,24 +6133,7 @@
           <w:sz w:val="22"/>
           <w:szCs w:val="22"/>
         </w:rPr>
-        <w:t xml:space="preserve">Mantener la estructura ligera actual (una persona en plantilla más una red de profesionales externos) mientras el margen no justifique incorporaciones. Las primeras contrataciones clave previstas —operaciones y desarrollo del canal B2B— se ligarán a hitos de facturación, no a la financiación.</w:t>
-      </w:r>
-    </w:p>
-    <w:p>
-      <w:pPr>
-        <w:pStyle w:val="Heading2"/>
-        <w:spacing w:after="120" w:before="220"/>
-      </w:pPr>
-      <w:r>
-        <w:rPr>
-          <w:rFonts w:ascii="Calibri" w:cs="Calibri" w:eastAsia="Calibri" w:hAnsi="Calibri"/>
-          <w:b/>
-          <w:bCs/>
-          <w:color w:val="2F5496"/>
-          <w:sz w:val="24"/>
-          <w:szCs w:val="24"/>
-        </w:rPr>
-        <w:t xml:space="preserve">8.7. Encaje con esta financiación</w:t>
+        <w:t xml:space="preserve">La empresa mantendrá su estructura ligera mientras el margen no justifique incorporaciones; las primeras contrataciones previstas —operaciones y canal B2B— se ligarán a hitos de facturación, no a la financiación.</w:t>
       </w:r>
     </w:p>
     <w:p>
@@ -6003,7 +6146,7 @@
           <w:sz w:val="22"/>
           <w:szCs w:val="22"/>
         </w:rPr>
-        <w:t xml:space="preserve">Gestionar de forma ordenada el circulante de la campaña de Q4 mediante esta cuenta de crédito es el primer paso operativo, y el más inmediato, de ese plan: consolidar el mercado nacional y demostrar que la empresa gestiona con rigor una línea de circulante. Un buen comportamiento de la línea —disposición acotada y devolución dentro del ciclo de campaña— es la base sobre la que la empresa desea construir una relación bancaria a más largo plazo que acompañe el crecimiento descrito.</w:t>
+        <w:t xml:space="preserve">Gestionar con orden el circulante de esta campaña es el paso más inmediato de ese plan. Un buen comportamiento de la línea —disposición acotada y devolución dentro del ciclo— es la base sobre la que Ekio quiere construir una relación bancaria estable que acompañe el crecimiento descrito.</w:t>
       </w:r>
     </w:p>
     <w:p>
@@ -6170,7 +6313,7 @@
           <w:sz w:val="22"/>
           <w:szCs w:val="22"/>
         </w:rPr>
-        <w:t xml:space="preserve">No se financia gasto corriente, ni circulante indefinido, ni activo fijo, ni la expansión internacional descrita en la sección 8: se financia inventario concreto de un catálogo ya en venta, para un pico de demanda acotado en el tiempo. La compra se soportará con presupuestos o pedidos pro-forma de los proveedores (ver sección 11).</w:t>
+        <w:t xml:space="preserve">No se financia gasto corriente, ni circulante indefinido, ni activo fijo: se financia inventario concreto de un catálogo ya en venta, para un pico de demanda acotado en el tiempo. La compra se soportará con presupuestos o pedidos pro-forma de los proveedores (ver sección 11).</w:t>
       </w:r>
     </w:p>
     <w:p>
@@ -6230,15 +6373,15 @@
           <w:sz w:val="22"/>
           <w:szCs w:val="22"/>
         </w:rPr>
-        <w:t xml:space="preserve">Evita la rotura de stock en el pico de Q4. </w:t>
-      </w:r>
-      <w:r>
-        <w:rPr>
-          <w:rFonts w:ascii="Calibri" w:cs="Calibri" w:eastAsia="Calibri" w:hAnsi="Calibri"/>
-          <w:sz w:val="22"/>
-          <w:szCs w:val="22"/>
-        </w:rPr>
-        <w:t xml:space="preserve">La campaña de fin de año concentra más del 50 % de la facturación anual (275.000 € el año anterior frente a 537.845 € de todo 2025). Quedarse sin las referencias más vendidas en ese momento es el mayor riesgo comercial del ejercicio. Comprar el inventario por adelantado lo elimina.</w:t>
+        <w:t xml:space="preserve">Evita la rotura de stock en el pico. </w:t>
+      </w:r>
+      <w:r>
+        <w:rPr>
+          <w:rFonts w:ascii="Calibri" w:cs="Calibri" w:eastAsia="Calibri" w:hAnsi="Calibri"/>
+          <w:sz w:val="22"/>
+          <w:szCs w:val="22"/>
+        </w:rPr>
+        <w:t xml:space="preserve">La campaña de fin de año concentra más del 50 % de la facturación anual (275.000 € frente a 537.845 € de todo 2025). Quedarse sin las referencias más vendidas en ese momento es el mayor riesgo comercial del ejercicio.</w:t>
       </w:r>
     </w:p>
     <w:p>
@@ -6258,15 +6401,15 @@
           <w:sz w:val="22"/>
           <w:szCs w:val="22"/>
         </w:rPr>
-        <w:t xml:space="preserve">Permite comprar volumen al proveedor en mejores condiciones. </w:t>
-      </w:r>
-      <w:r>
-        <w:rPr>
-          <w:rFonts w:ascii="Calibri" w:cs="Calibri" w:eastAsia="Calibri" w:hAnsi="Calibri"/>
-          <w:sz w:val="22"/>
-          <w:szCs w:val="22"/>
-        </w:rPr>
-        <w:t xml:space="preserve">Consolidar el pedido de campaña —en lugar de reponer a goteo— mejora la posición negociadora frente a los proveedores (Spiro: Noxtak / SG Labs, Miami; Ekio Light: fabricante / ensamblador especializado) y reduce el coste unitario y de logística.</w:t>
+        <w:t xml:space="preserve">Mejora las condiciones de compra. </w:t>
+      </w:r>
+      <w:r>
+        <w:rPr>
+          <w:rFonts w:ascii="Calibri" w:cs="Calibri" w:eastAsia="Calibri" w:hAnsi="Calibri"/>
+          <w:sz w:val="22"/>
+          <w:szCs w:val="22"/>
+        </w:rPr>
+        <w:t xml:space="preserve">Consolidar el pedido de campaña, en lugar de reponer a goteo, mejora la posición negociadora frente a los proveedores y reduce el coste unitario y logístico.</w:t>
       </w:r>
     </w:p>
     <w:p>
@@ -6286,15 +6429,15 @@
           <w:sz w:val="22"/>
           <w:szCs w:val="22"/>
         </w:rPr>
-        <w:t xml:space="preserve">Libera la caja propia para el marketing de campaña. </w:t>
-      </w:r>
-      <w:r>
-        <w:rPr>
-          <w:rFonts w:ascii="Calibri" w:cs="Calibri" w:eastAsia="Calibri" w:hAnsi="Calibri"/>
-          <w:sz w:val="22"/>
-          <w:szCs w:val="22"/>
-        </w:rPr>
-        <w:t xml:space="preserve">Si el inventario se financia con la línea, la tesorería propia queda disponible para la inversión publicitaria y de comunicación que activa la demanda en las mismas fechas. La línea financia el producto; la caja propia financia la venta.</w:t>
+        <w:t xml:space="preserve">Libera la caja para el marketing. </w:t>
+      </w:r>
+      <w:r>
+        <w:rPr>
+          <w:rFonts w:ascii="Calibri" w:cs="Calibri" w:eastAsia="Calibri" w:hAnsi="Calibri"/>
+          <w:sz w:val="22"/>
+          <w:szCs w:val="22"/>
+        </w:rPr>
+        <w:t xml:space="preserve">Si el inventario se financia con la línea, la tesorería propia queda disponible para la inversión publicitaria que activa la demanda. La línea financia el producto; la caja propia, la venta.</w:t>
       </w:r>
     </w:p>
     <w:p>
@@ -10053,15 +10196,15 @@
           <w:sz w:val="22"/>
           <w:szCs w:val="22"/>
         </w:rPr>
-        <w:t xml:space="preserve">a) Disposición máxima — comprar todo el stock por adelantado en octubre. </w:t>
-      </w:r>
-      <w:r>
-        <w:rPr>
-          <w:rFonts w:ascii="Calibri" w:cs="Calibri" w:eastAsia="Calibri" w:hAnsi="Calibri"/>
-          <w:sz w:val="22"/>
-          <w:szCs w:val="22"/>
-        </w:rPr>
-        <w:t xml:space="preserve">Si en lugar de escalonar la compra se adquiriera de una vez todo el stock de campaña (195.125 €), la línea se dispondría hasta unos 150.000 € en octubre. Aun así quedaría amortizada a finales de diciembre, porque los cobros de noviembre y diciembre (227.500 €) superan con holgura esa disposición. El límite de 250.000 € cubre este caso con margen.</w:t>
+        <w:t xml:space="preserve">a) Disposición máxima. </w:t>
+      </w:r>
+      <w:r>
+        <w:rPr>
+          <w:rFonts w:ascii="Calibri" w:cs="Calibri" w:eastAsia="Calibri" w:hAnsi="Calibri"/>
+          <w:sz w:val="22"/>
+          <w:szCs w:val="22"/>
+        </w:rPr>
+        <w:t xml:space="preserve">Comprando de una vez todo el stock de campaña (195.125 €), la línea se dispondría hasta unos 150.000 € en octubre y quedaría igualmente amortizada a finales de diciembre: los cobros de noviembre y diciembre (227.500 €) superan con holgura esa disposición. El límite de 250.000 € cubre este caso con margen.</w:t>
       </w:r>
     </w:p>
     <w:p>
@@ -10076,15 +10219,15 @@
           <w:sz w:val="22"/>
           <w:szCs w:val="22"/>
         </w:rPr>
-        <w:t xml:space="preserve">b) Ventas un 40 % por debajo del objetivo, con el primer pedido ya comprometido. </w:t>
-      </w:r>
-      <w:r>
-        <w:rPr>
-          <w:rFonts w:ascii="Calibri" w:cs="Calibri" w:eastAsia="Calibri" w:hAnsi="Calibri"/>
-          <w:sz w:val="22"/>
-          <w:szCs w:val="22"/>
-        </w:rPr>
-        <w:t xml:space="preserve">El único importe realmente comprometido en octubre es el primer tramo de compra (≈ 117.000 €); las reposiciones de noviembre y diciembre son discrecionales y se recortarían. Con ventas de campaña de ≈ 210.000 €, la línea se dispondría hasta ≈ 90.000 € y quedaría devuelta hacia el final de enero de 2027, un mes más tarde que en el escenario base, con la caja de campaña todavía en positivo (≈ +22.000 €). Mitigantes: compra escalonada, stock no vendido que se liquida en el primer trimestre, y tres ejercicios en beneficios como colchón. [PENDIENTE: previsión de tesorería de la sociedad a 12 meses.]</w:t>
+        <w:t xml:space="preserve">b) Ventas un 40 % por debajo del objetivo. </w:t>
+      </w:r>
+      <w:r>
+        <w:rPr>
+          <w:rFonts w:ascii="Calibri" w:cs="Calibri" w:eastAsia="Calibri" w:hAnsi="Calibri"/>
+          <w:sz w:val="22"/>
+          <w:szCs w:val="22"/>
+        </w:rPr>
+        <w:t xml:space="preserve">Solo el primer tramo de compra (≈ 117.000 €) está comprometido en octubre; las reposiciones de noviembre y diciembre son discrecionales y se recortarían. Con ventas de ≈ 210.000 €, la disposición llegaría a ≈ 90.000 € y quedaría devuelta a finales de enero de 2027 —un mes más tarde que en el escenario base— con la caja de campaña aún en positivo (≈ +22.000 €). Mitigan el riesgo la compra escalonada, el stock no vendido que se liquida en el primer trimestre y los ejercicios previos en beneficios.</w:t>
       </w:r>
     </w:p>
     <w:p>
@@ -10339,7 +10482,7 @@
           <w:sz w:val="22"/>
           <w:szCs w:val="22"/>
         </w:rPr>
-        <w:t xml:space="preserve">Se acompaña el archivo anexo-financiero.xlsx, con seis hojas y fórmulas reales enlazadas a una hoja de supuestos editable (al cambiar un supuesto se recalcula todo el modelo):</w:t>
+        <w:t xml:space="preserve">Se acompaña el archivo anexo-financiero.xlsx, con seis hojas y fórmulas enlazadas a una hoja de supuestos editable: al cambiar un supuesto se recalcula todo el modelo.</w:t>
       </w:r>
     </w:p>
     <w:p>
@@ -10728,7 +10871,7 @@
           <w:sz w:val="24"/>
           <w:szCs w:val="24"/>
         </w:rPr>
-        <w:t xml:space="preserve">11.3. Lista consolidada de datos pendientes de aportar por la empresa</w:t>
+        <w:t xml:space="preserve">11.3. Información complementaria</w:t>
       </w:r>
     </w:p>
     <w:p>
@@ -10741,700 +10884,7 @@
           <w:sz w:val="22"/>
           <w:szCs w:val="22"/>
         </w:rPr>
-        <w:t xml:space="preserve">Puntos marcados como [PENDIENTE] a lo largo del documento, para que la empresa los complete antes de la presentación formal:</w:t>
-      </w:r>
-    </w:p>
-    <w:p>
-      <w:pPr>
-        <w:pStyle w:val="ListParagraph"/>
-        <w:numPr>
-          <w:ilvl w:val="0"/>
-          <w:numId w:val="3"/>
-        </w:numPr>
-        <w:spacing w:after="100" w:line="288"/>
-      </w:pPr>
-      <w:r>
-        <w:rPr>
-          <w:rFonts w:ascii="Calibri" w:cs="Calibri" w:eastAsia="Calibri" w:hAnsi="Calibri"/>
-          <w:i/>
-          <w:iCs/>
-          <w:color w:val="595959"/>
-          <w:sz w:val="20"/>
-          <w:szCs w:val="20"/>
-        </w:rPr>
-        <w:t xml:space="preserve">Persona de contacto para el banco (nombre, email, teléfono) — resolver antes de enviar.</w:t>
-      </w:r>
-    </w:p>
-    <w:p>
-      <w:pPr>
-        <w:pStyle w:val="ListParagraph"/>
-        <w:numPr>
-          <w:ilvl w:val="0"/>
-          <w:numId w:val="3"/>
-        </w:numPr>
-        <w:spacing w:after="100" w:line="288"/>
-      </w:pPr>
-      <w:r>
-        <w:rPr>
-          <w:rFonts w:ascii="Calibri" w:cs="Calibri" w:eastAsia="Calibri" w:hAnsi="Calibri"/>
-          <w:i/>
-          <w:iCs/>
-          <w:color w:val="595959"/>
-          <w:sz w:val="20"/>
-          <w:szCs w:val="20"/>
-        </w:rPr>
-        <w:t xml:space="preserve">Alta censal y CNAE de la SLU a fecha de solicitud (CIF activo) — resolver antes de enviar.</w:t>
-      </w:r>
-    </w:p>
-    <w:p>
-      <w:pPr>
-        <w:pStyle w:val="ListParagraph"/>
-        <w:numPr>
-          <w:ilvl w:val="0"/>
-          <w:numId w:val="3"/>
-        </w:numPr>
-        <w:spacing w:after="100" w:line="288"/>
-      </w:pPr>
-      <w:r>
-        <w:rPr>
-          <w:rFonts w:ascii="Calibri" w:cs="Calibri" w:eastAsia="Calibri" w:hAnsi="Calibri"/>
-          <w:i/>
-          <w:iCs/>
-          <w:color w:val="595959"/>
-          <w:sz w:val="20"/>
-          <w:szCs w:val="20"/>
-        </w:rPr>
-        <w:t xml:space="preserve">Fecha de la escritura de constitución de la SLU y de la aportación del negocio.</w:t>
-      </w:r>
-    </w:p>
-    <w:p>
-      <w:pPr>
-        <w:pStyle w:val="ListParagraph"/>
-        <w:numPr>
-          <w:ilvl w:val="0"/>
-          <w:numId w:val="3"/>
-        </w:numPr>
-        <w:spacing w:after="100" w:line="288"/>
-      </w:pPr>
-      <w:r>
-        <w:rPr>
-          <w:rFonts w:ascii="Calibri" w:cs="Calibri" w:eastAsia="Calibri" w:hAnsi="Calibri"/>
-          <w:i/>
-          <w:iCs/>
-          <w:color w:val="595959"/>
-          <w:sz w:val="20"/>
-          <w:szCs w:val="20"/>
-        </w:rPr>
-        <w:t xml:space="preserve">Balance de apertura de la SLU y previsión de balance 2026–2027.</w:t>
-      </w:r>
-    </w:p>
-    <w:p>
-      <w:pPr>
-        <w:pStyle w:val="ListParagraph"/>
-        <w:numPr>
-          <w:ilvl w:val="0"/>
-          <w:numId w:val="3"/>
-        </w:numPr>
-        <w:spacing w:after="100" w:line="288"/>
-      </w:pPr>
-      <w:r>
-        <w:rPr>
-          <w:rFonts w:ascii="Calibri" w:cs="Calibri" w:eastAsia="Calibri" w:hAnsi="Calibri"/>
-          <w:i/>
-          <w:iCs/>
-          <w:color w:val="595959"/>
-          <w:sz w:val="20"/>
-          <w:szCs w:val="20"/>
-        </w:rPr>
-        <w:t xml:space="preserve">Previsión de tesorería de la sociedad a 12 meses.</w:t>
-      </w:r>
-    </w:p>
-    <w:p>
-      <w:pPr>
-        <w:pStyle w:val="ListParagraph"/>
-        <w:numPr>
-          <w:ilvl w:val="0"/>
-          <w:numId w:val="3"/>
-        </w:numPr>
-        <w:spacing w:after="100" w:line="288"/>
-      </w:pPr>
-      <w:r>
-        <w:rPr>
-          <w:rFonts w:ascii="Calibri" w:cs="Calibri" w:eastAsia="Calibri" w:hAnsi="Calibri"/>
-          <w:i/>
-          <w:iCs/>
-          <w:color w:val="595959"/>
-          <w:sz w:val="20"/>
-          <w:szCs w:val="20"/>
-        </w:rPr>
-        <w:t xml:space="preserve">Situación de estar al corriente con AEAT y Seguridad Social; detalle de cualquier aplazamiento/fraccionamiento vigente.</w:t>
-      </w:r>
-    </w:p>
-    <w:p>
-      <w:pPr>
-        <w:pStyle w:val="ListParagraph"/>
-        <w:numPr>
-          <w:ilvl w:val="0"/>
-          <w:numId w:val="3"/>
-        </w:numPr>
-        <w:spacing w:after="100" w:line="288"/>
-      </w:pPr>
-      <w:r>
-        <w:rPr>
-          <w:rFonts w:ascii="Calibri" w:cs="Calibri" w:eastAsia="Calibri" w:hAnsi="Calibri"/>
-          <w:i/>
-          <w:iCs/>
-          <w:color w:val="595959"/>
-          <w:sz w:val="20"/>
-          <w:szCs w:val="20"/>
-        </w:rPr>
-        <w:t xml:space="preserve">Decisión sobre garantías: aval SGR (Iberaval), pignoración del stock o de la cuenta de crédito, o aval del administrador.</w:t>
-      </w:r>
-    </w:p>
-    <w:p>
-      <w:pPr>
-        <w:pStyle w:val="ListParagraph"/>
-        <w:numPr>
-          <w:ilvl w:val="0"/>
-          <w:numId w:val="3"/>
-        </w:numPr>
-        <w:spacing w:after="100" w:line="288"/>
-      </w:pPr>
-      <w:r>
-        <w:rPr>
-          <w:rFonts w:ascii="Calibri" w:cs="Calibri" w:eastAsia="Calibri" w:hAnsi="Calibri"/>
-          <w:i/>
-          <w:iCs/>
-          <w:color w:val="595959"/>
-          <w:sz w:val="20"/>
-          <w:szCs w:val="20"/>
-        </w:rPr>
-        <w:t xml:space="preserve">Identificación completa del préstamo de 70.000 € (prestamista, tipo, saldo vivo, cuota real, vencimiento, covenants); informe CIRBE.</w:t>
-      </w:r>
-    </w:p>
-    <w:p>
-      <w:pPr>
-        <w:pStyle w:val="ListParagraph"/>
-        <w:numPr>
-          <w:ilvl w:val="0"/>
-          <w:numId w:val="3"/>
-        </w:numPr>
-        <w:spacing w:after="100" w:line="288"/>
-      </w:pPr>
-      <w:r>
-        <w:rPr>
-          <w:rFonts w:ascii="Calibri" w:cs="Calibri" w:eastAsia="Calibri" w:hAnsi="Calibri"/>
-          <w:i/>
-          <w:iCs/>
-          <w:color w:val="595959"/>
-          <w:sz w:val="20"/>
-          <w:szCs w:val="20"/>
-        </w:rPr>
-        <w:t xml:space="preserve">Conciliación del margen bruto por ejercicio (38,4 % / 24,5 % / 55,9 %) con el desglose de coste de ventas de Holded.</w:t>
-      </w:r>
-    </w:p>
-    <w:p>
-      <w:pPr>
-        <w:pStyle w:val="ListParagraph"/>
-        <w:numPr>
-          <w:ilvl w:val="0"/>
-          <w:numId w:val="3"/>
-        </w:numPr>
-        <w:spacing w:after="100" w:line="288"/>
-      </w:pPr>
-      <w:r>
-        <w:rPr>
-          <w:rFonts w:ascii="Calibri" w:cs="Calibri" w:eastAsia="Calibri" w:hAnsi="Calibri"/>
-          <w:i/>
-          <w:iCs/>
-          <w:color w:val="595959"/>
-          <w:sz w:val="20"/>
-          <w:szCs w:val="20"/>
-        </w:rPr>
-        <w:t xml:space="preserve">Margen bruto y resultado del ejercicio 2023 (facturación ya confirmada: 390.000 €); cierre provisional a julio/agosto de 2026; informe de Holded actualizado.</w:t>
-      </w:r>
-    </w:p>
-    <w:p>
-      <w:pPr>
-        <w:pStyle w:val="ListParagraph"/>
-        <w:numPr>
-          <w:ilvl w:val="0"/>
-          <w:numId w:val="3"/>
-        </w:numPr>
-        <w:spacing w:after="100" w:line="288"/>
-      </w:pPr>
-      <w:r>
-        <w:rPr>
-          <w:rFonts w:ascii="Calibri" w:cs="Calibri" w:eastAsia="Calibri" w:hAnsi="Calibri"/>
-          <w:i/>
-          <w:iCs/>
-          <w:color w:val="595959"/>
-          <w:sz w:val="20"/>
-          <w:szCs w:val="20"/>
-        </w:rPr>
-        <w:t xml:space="preserve">Título/certificado del Modelo de Utilidad U202532624; número y estado de la solicitud PCT del sistema SFPA; relación de patentes y premios de SPIRO facilitada por Noxtak.</w:t>
-      </w:r>
-    </w:p>
-    <w:p>
-      <w:pPr>
-        <w:pStyle w:val="ListParagraph"/>
-        <w:numPr>
-          <w:ilvl w:val="0"/>
-          <w:numId w:val="3"/>
-        </w:numPr>
-        <w:spacing w:after="100" w:line="288"/>
-      </w:pPr>
-      <w:r>
-        <w:rPr>
-          <w:rFonts w:ascii="Calibri" w:cs="Calibri" w:eastAsia="Calibri" w:hAnsi="Calibri"/>
-          <w:i/>
-          <w:iCs/>
-          <w:color w:val="595959"/>
-          <w:sz w:val="20"/>
-          <w:szCs w:val="20"/>
-        </w:rPr>
-        <w:t xml:space="preserve">Objetivo financiero plurianual 2026–2028 (o traslado del modelo a 5 años ya existente).</w:t>
-      </w:r>
-    </w:p>
-    <w:p>
-      <w:pPr>
-        <w:pStyle w:val="ListParagraph"/>
-        <w:numPr>
-          <w:ilvl w:val="0"/>
-          <w:numId w:val="3"/>
-        </w:numPr>
-        <w:spacing w:after="100" w:line="288"/>
-      </w:pPr>
-      <w:r>
-        <w:rPr>
-          <w:rFonts w:ascii="Calibri" w:cs="Calibri" w:eastAsia="Calibri" w:hAnsi="Calibri"/>
-          <w:i/>
-          <w:iCs/>
-          <w:color w:val="595959"/>
-          <w:sz w:val="20"/>
-          <w:szCs w:val="20"/>
-        </w:rPr>
-        <w:t xml:space="preserve">Libro: confirmación de fecha de publicación, precio final y coste de edición e ilustración.</w:t>
-      </w:r>
-    </w:p>
-    <w:p>
-      <w:pPr>
-        <w:pStyle w:val="ListParagraph"/>
-        <w:numPr>
-          <w:ilvl w:val="0"/>
-          <w:numId w:val="3"/>
-        </w:numPr>
-        <w:spacing w:after="100" w:line="288"/>
-      </w:pPr>
-      <w:r>
-        <w:rPr>
-          <w:rFonts w:ascii="Calibri" w:cs="Calibri" w:eastAsia="Calibri" w:hAnsi="Calibri"/>
-          <w:i/>
-          <w:iCs/>
-          <w:color w:val="595959"/>
-          <w:sz w:val="20"/>
-          <w:szCs w:val="20"/>
-        </w:rPr>
-        <w:t xml:space="preserve">Facturación del primer semestre de 2025 y de julio/agosto de 2026, para la comparación homogénea semestre contra semestre.</w:t>
-      </w:r>
-    </w:p>
-    <w:p>
-      <w:pPr>
-        <w:pStyle w:val="ListParagraph"/>
-        <w:numPr>
-          <w:ilvl w:val="0"/>
-          <w:numId w:val="3"/>
-        </w:numPr>
-        <w:spacing w:after="100" w:line="288"/>
-      </w:pPr>
-      <w:r>
-        <w:rPr>
-          <w:rFonts w:ascii="Calibri" w:cs="Calibri" w:eastAsia="Calibri" w:hAnsi="Calibri"/>
-          <w:i/>
-          <w:iCs/>
-          <w:color w:val="595959"/>
-          <w:sz w:val="20"/>
-          <w:szCs w:val="20"/>
-        </w:rPr>
-        <w:t xml:space="preserve">Contrato de distribución con Noxtak / SG Labs: vigencia, preaviso, moneda y condiciones de pago; exposición al tipo de cambio EUR/USD en la compra de campaña.</w:t>
-      </w:r>
-    </w:p>
-    <w:p>
-      <w:pPr>
-        <w:pStyle w:val="ListParagraph"/>
-        <w:numPr>
-          <w:ilvl w:val="0"/>
-          <w:numId w:val="3"/>
-        </w:numPr>
-        <w:spacing w:after="100" w:line="288"/>
-      </w:pPr>
-      <w:r>
-        <w:rPr>
-          <w:rFonts w:ascii="Calibri" w:cs="Calibri" w:eastAsia="Calibri" w:hAnsi="Calibri"/>
-          <w:i/>
-          <w:iCs/>
-          <w:color w:val="595959"/>
-          <w:sz w:val="20"/>
-          <w:szCs w:val="20"/>
-        </w:rPr>
-        <w:t xml:space="preserve">Titularidad de las cuentas de redes sociales de la línea Spiro (si son de la marca del fabricante, no computan como activo de la sociedad).</w:t>
-      </w:r>
-    </w:p>
-    <w:p>
-      <w:pPr>
-        <w:pStyle w:val="ListParagraph"/>
-        <w:numPr>
-          <w:ilvl w:val="0"/>
-          <w:numId w:val="3"/>
-        </w:numPr>
-        <w:spacing w:after="100" w:line="288"/>
-      </w:pPr>
-      <w:r>
-        <w:rPr>
-          <w:rFonts w:ascii="Calibri" w:cs="Calibri" w:eastAsia="Calibri" w:hAnsi="Calibri"/>
-          <w:i/>
-          <w:iCs/>
-          <w:color w:val="595959"/>
-          <w:sz w:val="20"/>
-          <w:szCs w:val="20"/>
-        </w:rPr>
-        <w:t xml:space="preserve">Número y fecha de presentación de la solicitud PCT del sistema SFPA, cuando se registre.</w:t>
-      </w:r>
-    </w:p>
-    <w:p>
-      <w:pPr>
-        <w:pStyle w:val="ListParagraph"/>
-        <w:numPr>
-          <w:ilvl w:val="0"/>
-          <w:numId w:val="3"/>
-        </w:numPr>
-        <w:spacing w:after="100" w:line="288"/>
-      </w:pPr>
-      <w:r>
-        <w:rPr>
-          <w:rFonts w:ascii="Calibri" w:cs="Calibri" w:eastAsia="Calibri" w:hAnsi="Calibri"/>
-          <w:i/>
-          <w:iCs/>
-          <w:color w:val="595959"/>
-          <w:sz w:val="20"/>
-          <w:szCs w:val="20"/>
-        </w:rPr>
-        <w:t xml:space="preserve">Coste previsto de asistencia a las ferias de octubre (stand, desplazamiento, material).</w:t>
-      </w:r>
-    </w:p>
-    <w:p>
-      <w:pPr>
-        <w:pStyle w:val="ListParagraph"/>
-        <w:numPr>
-          <w:ilvl w:val="0"/>
-          <w:numId w:val="3"/>
-        </w:numPr>
-        <w:spacing w:after="100" w:line="288"/>
-      </w:pPr>
-      <w:r>
-        <w:rPr>
-          <w:rFonts w:ascii="Calibri" w:cs="Calibri" w:eastAsia="Calibri" w:hAnsi="Calibri"/>
-          <w:i/>
-          <w:iCs/>
-          <w:color w:val="595959"/>
-          <w:sz w:val="20"/>
-          <w:szCs w:val="20"/>
-        </w:rPr>
-        <w:t xml:space="preserve">Número exacto de personas en plantilla y de colaboradores externos habituales.</w:t>
-      </w:r>
-    </w:p>
-    <w:p>
-      <w:pPr>
-        <w:pStyle w:val="ListParagraph"/>
-        <w:numPr>
-          <w:ilvl w:val="0"/>
-          <w:numId w:val="3"/>
-        </w:numPr>
-        <w:spacing w:after="100" w:line="288"/>
-      </w:pPr>
-      <w:r>
-        <w:rPr>
-          <w:rFonts w:ascii="Calibri" w:cs="Calibri" w:eastAsia="Calibri" w:hAnsi="Calibri"/>
-          <w:i/>
-          <w:iCs/>
-          <w:color w:val="595959"/>
-          <w:sz w:val="20"/>
-          <w:szCs w:val="20"/>
-        </w:rPr>
-        <w:t xml:space="preserve">Reseña del fundador: formación académica, trayectoria profesional previa a 2023 y años de experiencia en el sector.</w:t>
-      </w:r>
-    </w:p>
-    <w:p>
-      <w:pPr>
-        <w:pStyle w:val="ListParagraph"/>
-        <w:numPr>
-          <w:ilvl w:val="0"/>
-          <w:numId w:val="3"/>
-        </w:numPr>
-        <w:spacing w:after="100" w:line="288"/>
-      </w:pPr>
-      <w:r>
-        <w:rPr>
-          <w:rFonts w:ascii="Calibri" w:cs="Calibri" w:eastAsia="Calibri" w:hAnsi="Calibri"/>
-          <w:i/>
-          <w:iCs/>
-          <w:color w:val="595959"/>
-          <w:sz w:val="20"/>
-          <w:szCs w:val="20"/>
-        </w:rPr>
-        <w:t xml:space="preserve">Unidades de inventario realmente disponibles y comprometidas a fecha de solicitud, y rotación (vueltas) por referencia de campaña.</w:t>
-      </w:r>
-    </w:p>
-    <w:p>
-      <w:pPr>
-        <w:pStyle w:val="ListParagraph"/>
-        <w:numPr>
-          <w:ilvl w:val="0"/>
-          <w:numId w:val="3"/>
-        </w:numPr>
-        <w:spacing w:after="100" w:line="288"/>
-      </w:pPr>
-      <w:r>
-        <w:rPr>
-          <w:rFonts w:ascii="Calibri" w:cs="Calibri" w:eastAsia="Calibri" w:hAnsi="Calibri"/>
-          <w:i/>
-          <w:iCs/>
-          <w:color w:val="595959"/>
-          <w:sz w:val="20"/>
-          <w:szCs w:val="20"/>
-        </w:rPr>
-        <w:t xml:space="preserve">Volumen real de contratos de renting vivos.</w:t>
-      </w:r>
-    </w:p>
-    <w:p>
-      <w:pPr>
-        <w:pStyle w:val="ListParagraph"/>
-        <w:numPr>
-          <w:ilvl w:val="0"/>
-          <w:numId w:val="3"/>
-        </w:numPr>
-        <w:spacing w:after="100" w:line="288"/>
-      </w:pPr>
-      <w:r>
-        <w:rPr>
-          <w:rFonts w:ascii="Calibri" w:cs="Calibri" w:eastAsia="Calibri" w:hAnsi="Calibri"/>
-          <w:i/>
-          <w:iCs/>
-          <w:color w:val="595959"/>
-          <w:sz w:val="20"/>
-          <w:szCs w:val="20"/>
-        </w:rPr>
-        <w:t xml:space="preserve">Fuente citable si se desea incluir tamaño o crecimiento de mercado.</w:t>
-      </w:r>
-    </w:p>
-    <w:p>
-      <w:pPr>
-        <w:pStyle w:val="ListParagraph"/>
-        <w:numPr>
-          <w:ilvl w:val="0"/>
-          <w:numId w:val="3"/>
-        </w:numPr>
-        <w:spacing w:after="100" w:line="288"/>
-      </w:pPr>
-      <w:r>
-        <w:rPr>
-          <w:rFonts w:ascii="Calibri" w:cs="Calibri" w:eastAsia="Calibri" w:hAnsi="Calibri"/>
-          <w:i/>
-          <w:iCs/>
-          <w:color w:val="595959"/>
-          <w:sz w:val="20"/>
-          <w:szCs w:val="20"/>
-        </w:rPr>
-        <w:t xml:space="preserve">Carta/email de Wolaria/ICECYL acreditando la invitación.</w:t>
-      </w:r>
-    </w:p>
-    <w:p>
-      <w:pPr>
-        <w:pStyle w:val="ListParagraph"/>
-        <w:numPr>
-          <w:ilvl w:val="0"/>
-          <w:numId w:val="3"/>
-        </w:numPr>
-        <w:spacing w:after="100" w:line="288"/>
-      </w:pPr>
-      <w:r>
-        <w:rPr>
-          <w:rFonts w:ascii="Calibri" w:cs="Calibri" w:eastAsia="Calibri" w:hAnsi="Calibri"/>
-          <w:i/>
-          <w:iCs/>
-          <w:color w:val="595959"/>
-          <w:sz w:val="20"/>
-          <w:szCs w:val="20"/>
-        </w:rPr>
-        <w:t xml:space="preserve">Exportaciones de Klaviyo y Shopify con recuentos exactos de contactos y clientes.</w:t>
-      </w:r>
-    </w:p>
-    <w:p>
-      <w:pPr>
-        <w:pStyle w:val="ListParagraph"/>
-        <w:numPr>
-          <w:ilvl w:val="0"/>
-          <w:numId w:val="3"/>
-        </w:numPr>
-        <w:spacing w:after="100" w:line="288"/>
-      </w:pPr>
-      <w:r>
-        <w:rPr>
-          <w:rFonts w:ascii="Calibri" w:cs="Calibri" w:eastAsia="Calibri" w:hAnsi="Calibri"/>
-          <w:i/>
-          <w:iCs/>
-          <w:color w:val="595959"/>
-          <w:sz w:val="20"/>
-          <w:szCs w:val="20"/>
-        </w:rPr>
-        <w:t xml:space="preserve">Periodo exacto (fechas) de los 275.000 € de la campaña anterior y si es venta bruta o neta.</w:t>
-      </w:r>
-    </w:p>
-    <w:p>
-      <w:pPr>
-        <w:pStyle w:val="ListParagraph"/>
-        <w:numPr>
-          <w:ilvl w:val="0"/>
-          <w:numId w:val="3"/>
-        </w:numPr>
-        <w:spacing w:after="100" w:line="288"/>
-      </w:pPr>
-      <w:r>
-        <w:rPr>
-          <w:rFonts w:ascii="Calibri" w:cs="Calibri" w:eastAsia="Calibri" w:hAnsi="Calibri"/>
-          <w:i/>
-          <w:iCs/>
-          <w:color w:val="595959"/>
-          <w:sz w:val="20"/>
-          <w:szCs w:val="20"/>
-        </w:rPr>
-        <w:t xml:space="preserve">Confirmación formal del objetivo de campaña 2026 (350.000 €) y del reparto por grupo de producto (65 % Spiro / 25 % Ekio Light / 10 % accesorios).</w:t>
-      </w:r>
-    </w:p>
-    <w:p>
-      <w:pPr>
-        <w:pStyle w:val="ListParagraph"/>
-        <w:numPr>
-          <w:ilvl w:val="0"/>
-          <w:numId w:val="3"/>
-        </w:numPr>
-        <w:spacing w:after="100" w:line="288"/>
-      </w:pPr>
-      <w:r>
-        <w:rPr>
-          <w:rFonts w:ascii="Calibri" w:cs="Calibri" w:eastAsia="Calibri" w:hAnsi="Calibri"/>
-          <w:i/>
-          <w:iCs/>
-          <w:color w:val="595959"/>
-          <w:sz w:val="20"/>
-          <w:szCs w:val="20"/>
-        </w:rPr>
-        <w:t xml:space="preserve">Coste de mercancía real por grupo de las referencias de campaña (sustituye a Spiro 60 % / Ekio Light 45 % / accesorios 55 %).</w:t>
-      </w:r>
-    </w:p>
-    <w:p>
-      <w:pPr>
-        <w:pStyle w:val="ListParagraph"/>
-        <w:numPr>
-          <w:ilvl w:val="0"/>
-          <w:numId w:val="3"/>
-        </w:numPr>
-        <w:spacing w:after="100" w:line="288"/>
-      </w:pPr>
-      <w:r>
-        <w:rPr>
-          <w:rFonts w:ascii="Calibri" w:cs="Calibri" w:eastAsia="Calibri" w:hAnsi="Calibri"/>
-          <w:i/>
-          <w:iCs/>
-          <w:color w:val="595959"/>
-          <w:sz w:val="20"/>
-          <w:szCs w:val="20"/>
-        </w:rPr>
-        <w:t xml:space="preserve">Presupuesto de marketing y logística de campaña (sustituye al 12 % de ventas).</w:t>
-      </w:r>
-    </w:p>
-    <w:p>
-      <w:pPr>
-        <w:pStyle w:val="ListParagraph"/>
-        <w:numPr>
-          <w:ilvl w:val="0"/>
-          <w:numId w:val="3"/>
-        </w:numPr>
-        <w:spacing w:after="100" w:line="288"/>
-      </w:pPr>
-      <w:r>
-        <w:rPr>
-          <w:rFonts w:ascii="Calibri" w:cs="Calibri" w:eastAsia="Calibri" w:hAnsi="Calibri"/>
-          <w:i/>
-          <w:iCs/>
-          <w:color w:val="595959"/>
-          <w:sz w:val="20"/>
-          <w:szCs w:val="20"/>
-        </w:rPr>
-        <w:t xml:space="preserve">Plazo de pago real a cada proveedor y plazo de cobro real de las pasarelas de pago.</w:t>
-      </w:r>
-    </w:p>
-    <w:p>
-      <w:pPr>
-        <w:pStyle w:val="ListParagraph"/>
-        <w:numPr>
-          <w:ilvl w:val="0"/>
-          <w:numId w:val="3"/>
-        </w:numPr>
-        <w:spacing w:after="100" w:line="288"/>
-      </w:pPr>
-      <w:r>
-        <w:rPr>
-          <w:rFonts w:ascii="Calibri" w:cs="Calibri" w:eastAsia="Calibri" w:hAnsi="Calibri"/>
-          <w:i/>
-          <w:iCs/>
-          <w:color w:val="595959"/>
-          <w:sz w:val="20"/>
-          <w:szCs w:val="20"/>
-        </w:rPr>
-        <w:t xml:space="preserve">Estacionalidad real de la campaña octubre–febrero (sustituye al 15/35/30/15/5).</w:t>
-      </w:r>
-    </w:p>
-    <w:p>
-      <w:pPr>
-        <w:pStyle w:val="ListParagraph"/>
-        <w:numPr>
-          <w:ilvl w:val="0"/>
-          <w:numId w:val="3"/>
-        </w:numPr>
-        <w:spacing w:after="100" w:line="288"/>
-      </w:pPr>
-      <w:r>
-        <w:rPr>
-          <w:rFonts w:ascii="Calibri" w:cs="Calibri" w:eastAsia="Calibri" w:hAnsi="Calibri"/>
-          <w:i/>
-          <w:iCs/>
-          <w:color w:val="595959"/>
-          <w:sz w:val="20"/>
-          <w:szCs w:val="20"/>
-        </w:rPr>
-        <w:t xml:space="preserve">Nombre del fabricante / ensamblador de los paneles Ekio Light y grado real de integración (diseño propio, ensamblaje, fabricación subcontratada).</w:t>
-      </w:r>
-    </w:p>
-    <w:p>
-      <w:pPr>
-        <w:pStyle w:val="ListParagraph"/>
-        <w:numPr>
-          <w:ilvl w:val="0"/>
-          <w:numId w:val="3"/>
-        </w:numPr>
-        <w:spacing w:after="100" w:line="288"/>
-      </w:pPr>
-      <w:r>
-        <w:rPr>
-          <w:rFonts w:ascii="Calibri" w:cs="Calibri" w:eastAsia="Calibri" w:hAnsi="Calibri"/>
-          <w:i/>
-          <w:iCs/>
-          <w:color w:val="595959"/>
-          <w:sz w:val="20"/>
-          <w:szCs w:val="20"/>
-        </w:rPr>
-        <w:t xml:space="preserve">Presupuestos o pedidos pro-forma de ambos proveedores que soporten los ~170.775 € de compra de campaña.</w:t>
+        <w:t xml:space="preserve">Algunos apartados de este documento incluyen marcas [PENDIENTE] que señalan datos que la empresa aportará junto con la documentación de soporte. La empresa dispone de un checklist interno con la relación completa y facilitará cualquiera de esos extremos a requerimiento de la entidad.</w:t>
       </w:r>
     </w:p>
     <w:sectPr>

--- a/PLAN_EMPRESA_CAIXABANK/plan-empresa-ekio-caixabank.docx
+++ b/PLAN_EMPRESA_CAIXABANK/plan-empresa-ekio-caixabank.docx
@@ -660,7 +660,7 @@
                 <w:sz w:val="20"/>
                 <w:szCs w:val="20"/>
               </w:rPr>
-              <w:t xml:space="preserve">Alta censal y CNAE de la sociedad</w:t>
+              <w:t xml:space="preserve">Constitución de la sociedad</w:t>
             </w:r>
           </w:p>
         </w:tc>
@@ -685,7 +685,7 @@
                 <w:sz w:val="20"/>
                 <w:szCs w:val="20"/>
               </w:rPr>
-              <w:t xml:space="preserve">[PENDIENTE: confirmar que la SLU tiene alta censal y CNAE asignado a fecha de solicitud]</w:t>
+              <w:t xml:space="preserve">Escritura de 29 de julio de 2026 (se adjunta)</w:t>
             </w:r>
           </w:p>
         </w:tc>
@@ -762,7 +762,7 @@
                 <w:sz w:val="20"/>
                 <w:szCs w:val="20"/>
               </w:rPr>
-              <w:t xml:space="preserve">Persona de contacto para el banco</w:t>
+              <w:t xml:space="preserve">Persona de contacto</w:t>
             </w:r>
           </w:p>
         </w:tc>
@@ -787,7 +787,7 @@
                 <w:sz w:val="20"/>
                 <w:szCs w:val="20"/>
               </w:rPr>
-              <w:t xml:space="preserve">[PENDIENTE: nombre, email y teléfono de contacto]</w:t>
+              <w:t xml:space="preserve">Francisco Javier Andrés Andrés · javier@electrosmogespana.com · 616 631 878</w:t>
             </w:r>
           </w:p>
         </w:tc>
@@ -978,7 +978,7 @@
           <w:sz w:val="22"/>
           <w:szCs w:val="22"/>
         </w:rPr>
-        <w:t xml:space="preserve">Arranque en 2023 (390.000 € en siete meses) y facturación anual estable en 2024 y 2025 (534.504 € y 537.845 €), ambos ejercicios con resultado positivo (+52.493 € y +19.301 €); primer semestre de 2026 con +78.738 €. Facturación acumulada 2023 – junio 2026: 1,67 M€ (cifra acumulada, no anual). La única deuda financiera es un préstamo institucional de 70.000 €, en amortización y al corriente de pago; no hay capital de terceros. El detalle de ese préstamo se aporta en la sección 6 y en la documentación de soporte.</w:t>
+        <w:t xml:space="preserve">Arranque en 2023 (390.000 € en siete meses) y facturación anual estable en 2024 y 2025 (534.504 € y 537.845 €), ambos ejercicios con resultado positivo (+52.493 € y +19.301 €); primer semestre de 2026 con +78.738 €. Facturación acumulada 2023 – junio 2026: 1,67 M€ (cifra acumulada, no anual). La única deuda financiera es un préstamo de 80.000 € formalizado con CaixaBank, en amortización y al corriente de pago; no hay capital de terceros ni otras líneas vivas.</w:t>
       </w:r>
     </w:p>
     <w:p>
@@ -1239,7 +1239,7 @@
           <w:sz w:val="22"/>
           <w:szCs w:val="22"/>
         </w:rPr>
-        <w:t xml:space="preserve">La actividad se ha desarrollado desde 2023 como empresario individual (autónomo): Francisco Javier Andrés Andrés, NIF 09338115T. En 2026, ese negocio en funcionamiento se aporta a la sociedad EKIO BIOTECH, S.L.U. (CIF B93860096), de reciente constitución, que pasa a ser el vehículo jurídico de la misma actividad económica.</w:t>
+        <w:t xml:space="preserve">La actividad se desarrolló desde 2023 como empresario individual (autónomo): Francisco Javier Andrés Andrés, NIF 09338115T. Mediante escritura de 29 de julio de 2026 ese negocio en funcionamiento se aporta a la sociedad EKIO BIOTECH, S.L.U. (CIF B93860096), que pasa a ser el vehículo jurídico de la misma actividad económica. La escritura de constitución y de aportación se acompaña a este plan, y en ella constan el detalle del patrimonio aportado, el objeto social y el alta censal de la sociedad.</w:t>
       </w:r>
     </w:p>
     <w:p>
@@ -1267,15 +1267,70 @@
       <w:r>
         <w:rPr>
           <w:rFonts w:ascii="Calibri" w:cs="Calibri" w:eastAsia="Calibri" w:hAnsi="Calibri"/>
-          <w:b/>
-          <w:bCs/>
-          <w:i/>
-          <w:iCs/>
-          <w:color w:val="595959"/>
-          <w:sz w:val="20"/>
-          <w:szCs w:val="20"/>
-        </w:rPr>
-        <w:t xml:space="preserve">[PENDIENTE: fecha exacta de la escritura de constitución de la SLU y de la aportación del negocio; confirmación de alta censal y CNAE de la sociedad a fecha de solicitud.]</w:t>
+          <w:sz w:val="22"/>
+          <w:szCs w:val="22"/>
+        </w:rPr>
+        <w:t xml:space="preserve">La empresa está al corriente de sus obligaciones con la Agencia Tributaria y con la Tesorería General de la Seguridad Social. Los certificados correspondientes se acompañan a este plan.</w:t>
+      </w:r>
+    </w:p>
+    <w:p>
+      <w:pPr>
+        <w:pStyle w:val="Heading2"/>
+        <w:spacing w:after="120" w:before="220"/>
+      </w:pPr>
+      <w:r>
+        <w:rPr>
+          <w:rFonts w:ascii="Calibri" w:cs="Calibri" w:eastAsia="Calibri" w:hAnsi="Calibri"/>
+          <w:b/>
+          <w:bCs/>
+          <w:color w:val="2F5496"/>
+          <w:sz w:val="24"/>
+          <w:szCs w:val="24"/>
+        </w:rPr>
+        <w:t xml:space="preserve">3.3. Equipo</w:t>
+      </w:r>
+    </w:p>
+    <w:p>
+      <w:pPr>
+        <w:spacing w:after="120" w:line="288"/>
+      </w:pPr>
+      <w:r>
+        <w:rPr>
+          <w:rFonts w:ascii="Calibri" w:cs="Calibri" w:eastAsia="Calibri" w:hAnsi="Calibri"/>
+          <w:sz w:val="22"/>
+          <w:szCs w:val="22"/>
+        </w:rPr>
+        <w:t xml:space="preserve">Ekio opera con una estructura ligera: una persona en plantilla (responsable de operaciones) y una red de profesionales externos que cubren las funciones especializadas —email marketing, contenido, publicidad digital, asesoría legal y asesoría científica—. Este modelo mantiene los costes fijos bajos y permite escalar el gasto variable (sobre todo publicidad e inventario) en función de la campaña.</w:t>
+      </w:r>
+    </w:p>
+    <w:p>
+      <w:pPr>
+        <w:pStyle w:val="Heading2"/>
+        <w:spacing w:after="120" w:before="220"/>
+      </w:pPr>
+      <w:r>
+        <w:rPr>
+          <w:rFonts w:ascii="Calibri" w:cs="Calibri" w:eastAsia="Calibri" w:hAnsi="Calibri"/>
+          <w:b/>
+          <w:bCs/>
+          <w:color w:val="2F5496"/>
+          <w:sz w:val="24"/>
+          <w:szCs w:val="24"/>
+        </w:rPr>
+        <w:t xml:space="preserve">3.4. Reseña profesional del fundador</w:t>
+      </w:r>
+    </w:p>
+    <w:p>
+      <w:pPr>
+        <w:spacing w:after="120" w:line="288"/>
+      </w:pPr>
+      <w:r>
+        <w:rPr>
+          <w:rFonts w:ascii="Calibri" w:cs="Calibri" w:eastAsia="Calibri" w:hAnsi="Calibri"/>
+          <w:sz w:val="22"/>
+          <w:szCs w:val="22"/>
+        </w:rPr>
+        <w:t xml:space="preserve">Francisco Javier Andrés Andrés (NIF 09338115T) es fundador, socio único y administrador de EKIO BIOTECH, S.L.U.</w:t>
       </w:r>
     </w:p>
     <w:p>
@@ -1292,98 +1347,18 @@
           <w:rFonts w:ascii="Calibri" w:cs="Calibri" w:eastAsia="Calibri" w:hAnsi="Calibri"/>
           <w:b/>
           <w:bCs/>
-          <w:i/>
-          <w:iCs/>
-          <w:color w:val="595959"/>
-          <w:sz w:val="20"/>
-          <w:szCs w:val="20"/>
-        </w:rPr>
-        <w:t xml:space="preserve">[PENDIENTE: confirmar situación de estar al corriente de pago con la AEAT y con la Seguridad Social. Si existe algún aplazamiento o fraccionamiento de deuda con la AEAT o la TGSS, se declarará expresamente su importe, calendario y estado de cumplimiento, por ser información relevante para el análisis. CaixaBank exigirá los certificados correspondientes.]</w:t>
-      </w:r>
-    </w:p>
-    <w:p>
-      <w:pPr>
-        <w:pStyle w:val="Heading2"/>
-        <w:spacing w:after="120" w:before="220"/>
-      </w:pPr>
-      <w:r>
-        <w:rPr>
-          <w:rFonts w:ascii="Calibri" w:cs="Calibri" w:eastAsia="Calibri" w:hAnsi="Calibri"/>
-          <w:b/>
-          <w:bCs/>
-          <w:color w:val="2F5496"/>
-          <w:sz w:val="24"/>
-          <w:szCs w:val="24"/>
-        </w:rPr>
-        <w:t xml:space="preserve">3.3. Equipo</w:t>
-      </w:r>
-    </w:p>
-    <w:p>
-      <w:pPr>
-        <w:spacing w:after="120" w:line="288"/>
-      </w:pPr>
-      <w:r>
-        <w:rPr>
-          <w:rFonts w:ascii="Calibri" w:cs="Calibri" w:eastAsia="Calibri" w:hAnsi="Calibri"/>
-          <w:sz w:val="22"/>
-          <w:szCs w:val="22"/>
-        </w:rPr>
-        <w:t xml:space="preserve">Ekio opera con una estructura ligera: una persona en plantilla (responsable de operaciones) y una red de profesionales externos que cubren las funciones especializadas —email marketing, contenido, publicidad digital, asesoría legal y asesoría científica—. Este modelo mantiene los costes fijos bajos y permite escalar el gasto variable (sobre todo publicidad e inventario) en función de la campaña.</w:t>
-      </w:r>
-    </w:p>
-    <w:p>
-      <w:pPr>
-        <w:pBdr>
-          <w:top w:val="single" w:color="BFBFBF" w:sz="4"/>
-          <w:bottom w:val="single" w:color="BFBFBF" w:sz="4"/>
-          <w:left w:val="single" w:color="8EAADB" w:sz="12"/>
-          <w:right w:val="single" w:color="BFBFBF" w:sz="4"/>
-        </w:pBdr>
-        <w:shd w:fill="F2F2F2" w:val="clear"/>
-        <w:spacing w:after="160" w:before="120" w:line="276"/>
-      </w:pPr>
-      <w:r>
-        <w:rPr>
-          <w:rFonts w:ascii="Calibri" w:cs="Calibri" w:eastAsia="Calibri" w:hAnsi="Calibri"/>
-          <w:b/>
-          <w:bCs/>
-          <w:i/>
-          <w:iCs/>
-          <w:color w:val="595959"/>
-          <w:sz w:val="20"/>
-          <w:szCs w:val="20"/>
-        </w:rPr>
-        <w:t xml:space="preserve">[PENDIENTE: confirmar el número exacto de personas en plantilla y de colaboradores externos habituales.]</w:t>
-      </w:r>
-    </w:p>
-    <w:p>
-      <w:pPr>
-        <w:pStyle w:val="Heading2"/>
-        <w:spacing w:after="120" w:before="220"/>
-      </w:pPr>
-      <w:r>
-        <w:rPr>
-          <w:rFonts w:ascii="Calibri" w:cs="Calibri" w:eastAsia="Calibri" w:hAnsi="Calibri"/>
-          <w:b/>
-          <w:bCs/>
-          <w:color w:val="2F5496"/>
-          <w:sz w:val="24"/>
-          <w:szCs w:val="24"/>
-        </w:rPr>
-        <w:t xml:space="preserve">3.4. Reseña profesional del fundador</w:t>
-      </w:r>
-    </w:p>
-    <w:p>
-      <w:pPr>
-        <w:spacing w:after="120" w:line="288"/>
-      </w:pPr>
-      <w:r>
-        <w:rPr>
-          <w:rFonts w:ascii="Calibri" w:cs="Calibri" w:eastAsia="Calibri" w:hAnsi="Calibri"/>
-          <w:sz w:val="22"/>
-          <w:szCs w:val="22"/>
-        </w:rPr>
-        <w:t xml:space="preserve">Francisco Javier Andrés Andrés (NIF 09338115T) es fundador, socio único y administrador de EKIO BIOTECH, S.L.U.</w:t>
+          <w:sz w:val="22"/>
+          <w:szCs w:val="22"/>
+        </w:rPr>
+        <w:t xml:space="preserve">Creación y dirección del negocio (2023–actualidad). </w:t>
+      </w:r>
+      <w:r>
+        <w:rPr>
+          <w:rFonts w:ascii="Calibri" w:cs="Calibri" w:eastAsia="Calibri" w:hAnsi="Calibri"/>
+          <w:sz w:val="22"/>
+          <w:szCs w:val="22"/>
+        </w:rPr>
+        <w:t xml:space="preserve">Puso en marcha la actividad en 2023 y la ha dirigido de forma continuada, primero como empresario individual y desde 2026 a través de la sociedad. Bajo su dirección la actividad ha superado 1,6 M€ de facturación acumulada y ha cerrado en beneficios todos sus ejercicios.</w:t>
       </w:r>
     </w:p>
     <w:p>
@@ -1403,15 +1378,15 @@
           <w:sz w:val="22"/>
           <w:szCs w:val="22"/>
         </w:rPr>
-        <w:t xml:space="preserve">Creación y dirección del negocio (2023–actualidad). </w:t>
-      </w:r>
-      <w:r>
-        <w:rPr>
-          <w:rFonts w:ascii="Calibri" w:cs="Calibri" w:eastAsia="Calibri" w:hAnsi="Calibri"/>
-          <w:sz w:val="22"/>
-          <w:szCs w:val="22"/>
-        </w:rPr>
-        <w:t xml:space="preserve">Puso en marcha la actividad en 2023 y la ha dirigido de forma continuada, primero como empresario individual y desde 2026 a través de la sociedad. Bajo su dirección la actividad ha superado 1,6 M€ de facturación acumulada y ha cerrado en beneficios todos sus ejercicios.</w:t>
+        <w:t xml:space="preserve">Paso a marca propia. </w:t>
+      </w:r>
+      <w:r>
+        <w:rPr>
+          <w:rFonts w:ascii="Calibri" w:cs="Calibri" w:eastAsia="Calibri" w:hAnsi="Calibri"/>
+          <w:sz w:val="22"/>
+          <w:szCs w:val="22"/>
+        </w:rPr>
+        <w:t xml:space="preserve">Diseñó y ejecutó la transición desde la distribución de producto de terceros (Spiro) a la marca propia Ekio Light, con desarrollo de propiedad industrial (Modelo de Utilidad Nº U202532624) y de software propio (aplicación de cliente Ekio Coach y sistema SFPA).</w:t>
       </w:r>
     </w:p>
     <w:p>
@@ -1431,15 +1406,15 @@
           <w:sz w:val="22"/>
           <w:szCs w:val="22"/>
         </w:rPr>
-        <w:t xml:space="preserve">Paso a marca propia. </w:t>
-      </w:r>
-      <w:r>
-        <w:rPr>
-          <w:rFonts w:ascii="Calibri" w:cs="Calibri" w:eastAsia="Calibri" w:hAnsi="Calibri"/>
-          <w:sz w:val="22"/>
-          <w:szCs w:val="22"/>
-        </w:rPr>
-        <w:t xml:space="preserve">Diseñó y ejecutó la transición desde la distribución de producto de terceros (Spiro) a la marca propia Ekio Light, con desarrollo de propiedad industrial (Modelo de Utilidad Nº U202532624) y de software propio (aplicación de cliente Ekio Coach y sistema SFPA).</w:t>
+        <w:t xml:space="preserve">Dirección del departamento de I+D de Ekio. </w:t>
+      </w:r>
+      <w:r>
+        <w:rPr>
+          <w:rFonts w:ascii="Calibri" w:cs="Calibri" w:eastAsia="Calibri" w:hAnsi="Calibri"/>
+          <w:sz w:val="22"/>
+          <w:szCs w:val="22"/>
+        </w:rPr>
+        <w:t xml:space="preserve">Está al frente del área de investigación y desarrollo de la empresa, que coordina la revisión de la evidencia científica que respalda las afirmaciones de producto (fotobiomodulación y exposición electromagnética), la relación con AIR Institute y la agenda de patentes.</w:t>
       </w:r>
     </w:p>
     <w:p>
@@ -1459,15 +1434,15 @@
           <w:sz w:val="22"/>
           <w:szCs w:val="22"/>
         </w:rPr>
-        <w:t xml:space="preserve">Dirección del departamento de I+D de Ekio. </w:t>
-      </w:r>
-      <w:r>
-        <w:rPr>
-          <w:rFonts w:ascii="Calibri" w:cs="Calibri" w:eastAsia="Calibri" w:hAnsi="Calibri"/>
-          <w:sz w:val="22"/>
-          <w:szCs w:val="22"/>
-        </w:rPr>
-        <w:t xml:space="preserve">Está al frente del área de investigación y desarrollo de la empresa, que coordina la revisión de la evidencia científica que respalda las afirmaciones de producto (fotobiomodulación y exposición electromagnética), la relación con AIR Institute y la agenda de patentes.</w:t>
+        <w:t xml:space="preserve">Divulgación. </w:t>
+      </w:r>
+      <w:r>
+        <w:rPr>
+          <w:rFonts w:ascii="Calibri" w:cs="Calibri" w:eastAsia="Calibri" w:hAnsi="Calibri"/>
+          <w:sz w:val="22"/>
+          <w:szCs w:val="22"/>
+        </w:rPr>
+        <w:t xml:space="preserve">Autor del libro «Guía de Higiene Electromagnética — El recetario de la energía perdida» (en preparación, ver sección 8.5), y responsable de la comunicación de marca en podcast y medios.</w:t>
       </w:r>
     </w:p>
     <w:p>
@@ -1487,15 +1462,15 @@
           <w:sz w:val="22"/>
           <w:szCs w:val="22"/>
         </w:rPr>
-        <w:t xml:space="preserve">Divulgación. </w:t>
-      </w:r>
-      <w:r>
-        <w:rPr>
-          <w:rFonts w:ascii="Calibri" w:cs="Calibri" w:eastAsia="Calibri" w:hAnsi="Calibri"/>
-          <w:sz w:val="22"/>
-          <w:szCs w:val="22"/>
-        </w:rPr>
-        <w:t xml:space="preserve">Autor del libro «Guía de Higiene Electromagnética — El recetario de la energía perdida» (en preparación, ver sección 8.5), y responsable de la comunicación de marca en podcast y medios.</w:t>
+        <w:t xml:space="preserve">Relación institucional. </w:t>
+      </w:r>
+      <w:r>
+        <w:rPr>
+          <w:rFonts w:ascii="Calibri" w:cs="Calibri" w:eastAsia="Calibri" w:hAnsi="Calibri"/>
+          <w:sz w:val="22"/>
+          <w:szCs w:val="22"/>
+        </w:rPr>
+        <w:t xml:space="preserve">Ha situado a la empresa dentro del ecosistema de apoyo de la Junta de Castilla y León: tres subvenciones concedidas (digitalización, innovación e I+D), participación en el Plan ESG de Sostenibilidad 2025–2027 y en el Plan de Internacionalización a través de Marketplace de ICECYL, y acceso al programa Wolaria (sección 5.2).</w:t>
       </w:r>
     </w:p>
     <w:p>
@@ -1515,15 +1490,62 @@
           <w:sz w:val="22"/>
           <w:szCs w:val="22"/>
         </w:rPr>
-        <w:t xml:space="preserve">Relación institucional. </w:t>
-      </w:r>
-      <w:r>
-        <w:rPr>
-          <w:rFonts w:ascii="Calibri" w:cs="Calibri" w:eastAsia="Calibri" w:hAnsi="Calibri"/>
-          <w:sz w:val="22"/>
-          <w:szCs w:val="22"/>
-        </w:rPr>
-        <w:t xml:space="preserve">Ha situado a la empresa dentro del ecosistema de apoyo de la Junta de Castilla y León: tres subvenciones concedidas (digitalización, innovación e I+D), participación en el Plan ESG de Sostenibilidad 2025–2027 y en el Plan de Internacionalización a través de Marketplace de ICECYL, y acceso al programa Wolaria (sección 5.2).</w:t>
+        <w:t xml:space="preserve">Reconocimiento institucional. </w:t>
+      </w:r>
+      <w:r>
+        <w:rPr>
+          <w:rFonts w:ascii="Calibri" w:cs="Calibri" w:eastAsia="Calibri" w:hAnsi="Calibri"/>
+          <w:sz w:val="22"/>
+          <w:szCs w:val="22"/>
+        </w:rPr>
+        <w:t xml:space="preserve">Impulsó la incorporación de Ekio al programa de Wolaria / ICECYL y su presencia como stand propio en Startup OLÉ y Valencia Digital Summit 2026.</w:t>
+      </w:r>
+    </w:p>
+    <w:p>
+      <w:pPr>
+        <w:pStyle w:val="Heading1"/>
+        <w:spacing w:after="160" w:before="320"/>
+      </w:pPr>
+      <w:r>
+        <w:rPr>
+          <w:rFonts w:ascii="Calibri" w:cs="Calibri" w:eastAsia="Calibri" w:hAnsi="Calibri"/>
+          <w:b/>
+          <w:bCs/>
+          <w:color w:val="1F3864"/>
+          <w:sz w:val="30"/>
+          <w:szCs w:val="30"/>
+        </w:rPr>
+        <w:t xml:space="preserve">4. Modelo de negocio y líneas de producto</w:t>
+      </w:r>
+    </w:p>
+    <w:p>
+      <w:pPr>
+        <w:pStyle w:val="Heading2"/>
+        <w:spacing w:after="120" w:before="220"/>
+      </w:pPr>
+      <w:r>
+        <w:rPr>
+          <w:rFonts w:ascii="Calibri" w:cs="Calibri" w:eastAsia="Calibri" w:hAnsi="Calibri"/>
+          <w:b/>
+          <w:bCs/>
+          <w:color w:val="2F5496"/>
+          <w:sz w:val="24"/>
+          <w:szCs w:val="24"/>
+        </w:rPr>
+        <w:t xml:space="preserve">4.1. Línea Spiro — distribución en España</w:t>
+      </w:r>
+    </w:p>
+    <w:p>
+      <w:pPr>
+        <w:spacing w:after="120" w:line="288"/>
+      </w:pPr>
+      <w:r>
+        <w:rPr>
+          <w:rFonts w:ascii="Calibri" w:cs="Calibri" w:eastAsia="Calibri" w:hAnsi="Calibri"/>
+          <w:sz w:val="22"/>
+          <w:szCs w:val="22"/>
+        </w:rPr>
+        <w:t xml:space="preserve">Ekio es distribuidor en España de la tecnología de protección electromagnética Spiro, fabricada por Noxtak Corp. / SG Labs (Miami). No es una distribución en exclusiva. Es la línea con la que nació el negocio y la que aporta el volumen y la base de clientes histórica.</w:t>
       </w:r>
     </w:p>
     <w:p>
@@ -1538,92 +1560,10 @@
       <w:r>
         <w:rPr>
           <w:rFonts w:ascii="Calibri" w:cs="Calibri" w:eastAsia="Calibri" w:hAnsi="Calibri"/>
-          <w:b/>
-          <w:bCs/>
-          <w:sz w:val="22"/>
-          <w:szCs w:val="22"/>
-        </w:rPr>
-        <w:t xml:space="preserve">Reconocimiento institucional. </w:t>
-      </w:r>
-      <w:r>
-        <w:rPr>
-          <w:rFonts w:ascii="Calibri" w:cs="Calibri" w:eastAsia="Calibri" w:hAnsi="Calibri"/>
-          <w:sz w:val="22"/>
-          <w:szCs w:val="22"/>
-        </w:rPr>
-        <w:t xml:space="preserve">Impulsó la incorporación de Ekio al programa de Wolaria / ICECYL y su presencia como stand propio en Startup OLÉ y Valencia Digital Summit 2026.</w:t>
-      </w:r>
-    </w:p>
-    <w:p>
-      <w:pPr>
-        <w:pBdr>
-          <w:top w:val="single" w:color="BFBFBF" w:sz="4"/>
-          <w:bottom w:val="single" w:color="BFBFBF" w:sz="4"/>
-          <w:left w:val="single" w:color="8EAADB" w:sz="12"/>
-          <w:right w:val="single" w:color="BFBFBF" w:sz="4"/>
-        </w:pBdr>
-        <w:shd w:fill="F2F2F2" w:val="clear"/>
-        <w:spacing w:after="160" w:before="120" w:line="276"/>
-      </w:pPr>
-      <w:r>
-        <w:rPr>
-          <w:rFonts w:ascii="Calibri" w:cs="Calibri" w:eastAsia="Calibri" w:hAnsi="Calibri"/>
-          <w:b/>
-          <w:bCs/>
-          <w:i/>
-          <w:iCs/>
-          <w:color w:val="595959"/>
-          <w:sz w:val="20"/>
-          <w:szCs w:val="20"/>
-        </w:rPr>
-        <w:t xml:space="preserve">[PENDIENTE: completar con formación académica, trayectoria profesional previa a 2023 y años de experiencia en el sector, para una reseña curricular completa.]</w:t>
-      </w:r>
-    </w:p>
-    <w:p>
-      <w:pPr>
-        <w:pStyle w:val="Heading1"/>
-        <w:spacing w:after="160" w:before="320"/>
-      </w:pPr>
-      <w:r>
-        <w:rPr>
-          <w:rFonts w:ascii="Calibri" w:cs="Calibri" w:eastAsia="Calibri" w:hAnsi="Calibri"/>
-          <w:b/>
-          <w:bCs/>
-          <w:color w:val="1F3864"/>
-          <w:sz w:val="30"/>
-          <w:szCs w:val="30"/>
-        </w:rPr>
-        <w:t xml:space="preserve">4. Modelo de negocio y líneas de producto</w:t>
-      </w:r>
-    </w:p>
-    <w:p>
-      <w:pPr>
-        <w:pStyle w:val="Heading2"/>
-        <w:spacing w:after="120" w:before="220"/>
-      </w:pPr>
-      <w:r>
-        <w:rPr>
-          <w:rFonts w:ascii="Calibri" w:cs="Calibri" w:eastAsia="Calibri" w:hAnsi="Calibri"/>
-          <w:b/>
-          <w:bCs/>
-          <w:color w:val="2F5496"/>
-          <w:sz w:val="24"/>
-          <w:szCs w:val="24"/>
-        </w:rPr>
-        <w:t xml:space="preserve">4.1. Línea Spiro — distribución en España</w:t>
-      </w:r>
-    </w:p>
-    <w:p>
-      <w:pPr>
-        <w:spacing w:after="120" w:line="288"/>
-      </w:pPr>
-      <w:r>
-        <w:rPr>
-          <w:rFonts w:ascii="Calibri" w:cs="Calibri" w:eastAsia="Calibri" w:hAnsi="Calibri"/>
-          <w:sz w:val="22"/>
-          <w:szCs w:val="22"/>
-        </w:rPr>
-        <w:t xml:space="preserve">Ekio es distribuidor en España de la tecnología de protección electromagnética Spiro, fabricada por Noxtak Corp. / SG Labs (Miami). No es una distribución en exclusiva. Es la línea con la que nació el negocio y la que aporta el volumen y la base de clientes histórica.</w:t>
+          <w:sz w:val="22"/>
+          <w:szCs w:val="22"/>
+        </w:rPr>
+        <w:t xml:space="preserve">Catálogo de producto individual y packs, con precio de venta al público entre 147 € (producto de entrada) y 825 € (pack más completo) en el catálogo actual.</w:t>
       </w:r>
     </w:p>
     <w:p>
@@ -1641,7 +1581,7 @@
           <w:sz w:val="22"/>
           <w:szCs w:val="22"/>
         </w:rPr>
-        <w:t xml:space="preserve">Catálogo de producto individual y packs, con precio de venta al público entre 147 € (producto de entrada) y 825 € (pack más completo) en el catálogo actual.</w:t>
+        <w:t xml:space="preserve">Venta directa en la ficha de producto, sin llamada comercial.</w:t>
       </w:r>
     </w:p>
     <w:p>
@@ -1659,7 +1599,7 @@
           <w:sz w:val="22"/>
           <w:szCs w:val="22"/>
         </w:rPr>
-        <w:t xml:space="preserve">Venta directa en la ficha de producto, sin llamada comercial.</w:t>
+        <w:t xml:space="preserve">Comunidad de clientes y seguidores construida en torno a la línea.</w:t>
       </w:r>
     </w:p>
     <w:p>
@@ -1674,24 +1614,6 @@
       <w:r>
         <w:rPr>
           <w:rFonts w:ascii="Calibri" w:cs="Calibri" w:eastAsia="Calibri" w:hAnsi="Calibri"/>
-          <w:sz w:val="22"/>
-          <w:szCs w:val="22"/>
-        </w:rPr>
-        <w:t xml:space="preserve">Comunidad de clientes y seguidores construida en torno a la línea.</w:t>
-      </w:r>
-    </w:p>
-    <w:p>
-      <w:pPr>
-        <w:pStyle w:val="ListParagraph"/>
-        <w:numPr>
-          <w:ilvl w:val="0"/>
-          <w:numId w:val="3"/>
-        </w:numPr>
-        <w:spacing w:after="100" w:line="288"/>
-      </w:pPr>
-      <w:r>
-        <w:rPr>
-          <w:rFonts w:ascii="Calibri" w:cs="Calibri" w:eastAsia="Calibri" w:hAnsi="Calibri"/>
           <w:b/>
           <w:bCs/>
           <w:sz w:val="22"/>
@@ -1705,7 +1627,7 @@
           <w:sz w:val="22"/>
           <w:szCs w:val="22"/>
         </w:rPr>
-        <w:t xml:space="preserve">Según Noxtak, la tecnología SPIRO está protegida por 14 patentes. Su familia de patente principal —neutralización de contaminación electromagnética, con prioridad de 2016— figura como concedida en registros públicos (EPO / Google Patents) en Estados Unidos, la Unión Europea, España, Japón, Corea del Sur, Australia y Canadá. Noxtak ha recibido el German Innovation Award 2021 del German Design Council y un Edison Award 2020 en ciencia de materiales, y las propiedades físicas del filtro han sido medidas por laboratorios acreditados. SPIRO no es un producto sanitario y no se le atribuyen efectos de prevención, tratamiento o curación; su validación clínica independiente está pendiente y forma parte de la agenda de I+D de Ekio. [PENDIENTE: relación de patentes y de premios facilitada por Noxtak, para adjuntar.]</w:t>
+        <w:t xml:space="preserve">Según Noxtak, la tecnología SPIRO está protegida por 14 patentes. Su familia de patente principal —neutralización de contaminación electromagnética, con prioridad de 2016— figura como concedida en registros públicos (EPO / Google Patents) en Estados Unidos, la Unión Europea, España, Japón, Corea del Sur, Australia y Canadá. Noxtak ha recibido el German Innovation Award 2021 del German Design Council y un Edison Award 2020 en ciencia de materiales, y las propiedades físicas del filtro han sido medidas por laboratorios acreditados. SPIRO no es un producto sanitario y no se le atribuyen efectos de prevención, tratamiento o curación; su validación clínica independiente está pendiente y forma parte de la agenda de I+D de Ekio.</w:t>
       </w:r>
     </w:p>
     <w:p>
@@ -2160,7 +2082,7 @@
           <w:sz w:val="22"/>
           <w:szCs w:val="22"/>
         </w:rPr>
-        <w:t xml:space="preserve">Modelo de Utilidad español Nº U202532624 (panel multiespectral), registrado ante la OEPM; solicitud de 25 de diciembre de 2025. Es un elemento diferenciador frente a competidores. Se adjuntará el título expedido por la OEPM. [PENDIENTE: certificado/título de la OEPM que acredite el estado exacto del expediente a la fecha.]</w:t>
+        <w:t xml:space="preserve">Modelo de Utilidad español Nº U202532624 (panel multiespectral), registrado ante la OEPM; solicitud de 25 de diciembre de 2025. Es un elemento diferenciador frente a competidores.</w:t>
       </w:r>
     </w:p>
     <w:p>
@@ -2602,15 +2524,13 @@
       <w:r>
         <w:rPr>
           <w:rFonts w:ascii="Calibri" w:cs="Calibri" w:eastAsia="Calibri" w:hAnsi="Calibri"/>
-          <w:b/>
-          <w:bCs/>
           <w:i/>
           <w:iCs/>
           <w:color w:val="595959"/>
           <w:sz w:val="20"/>
           <w:szCs w:val="20"/>
         </w:rPr>
-        <w:t xml:space="preserve">El catálogo de ambas líneas está operativo y a la venta. Las unidades en inventario a fecha de hoy no cubren el volumen ni la velocidad de venta de la campaña de Q4: reponer ese stock por adelantado es precisamente el objeto de esta financiación (ver sección 9). [PENDIENTE: unidades de inventario realmente disponibles y comprometidas a fecha de solicitud, y rotación (vueltas) por referencia de campaña.]</w:t>
+        <w:t xml:space="preserve">El catálogo de ambas líneas está operativo y a la venta. El inventario disponible a la fecha no cubre el volumen ni la velocidad de venta de la campaña de Q4: reponerlo por adelantado es el objeto de esta financiación (sección 9).</w:t>
       </w:r>
     </w:p>
     <w:p>
@@ -2713,7 +2633,7 @@
           <w:sz w:val="22"/>
           <w:szCs w:val="22"/>
         </w:rPr>
-        <w:t xml:space="preserve">opción de pago por uso para el consumidor a través de Sharpei (integrada en Shopify) y planteamiento B2B para clínicas, centros de estética y gimnasios. Línea incipiente. [PENDIENTE: volumen real de contratos de renting vivos a la fecha.]</w:t>
+        <w:t xml:space="preserve">opción de pago por uso para el consumidor a través de Sharpei (integrada en Shopify) y planteamiento B2B para clínicas, centros de estética y gimnasios. Línea incipiente, todavía sin volumen consolidado.</w:t>
       </w:r>
     </w:p>
     <w:p>
@@ -2855,7 +2775,7 @@
           <w:sz w:val="22"/>
           <w:szCs w:val="22"/>
         </w:rPr>
-        <w:t xml:space="preserve">Plataforma propia que integra hardware, software y algoritmos de inteligencia artificial para adaptar los parámetros de tratamiento (longitud de onda, dosis y tiempo) al perfil de cada usuario y a su respuesta. En desarrollo con AIR Institute (Salamanca). Tiene una solicitud de patente internacional (PCT) propia e independiente del Modelo de Utilidad, actualmente en preparación con el agente de la propiedad industrial y pendiente de presentación. [PENDIENTE: número y fecha de presentación de la solicitud PCT cuando se registre.] Todavía sin producto comercial; su lanzamiento se describe en la sección 8.2.</w:t>
+        <w:t xml:space="preserve">Plataforma propia que integra hardware, software y algoritmos de inteligencia artificial para adaptar los parámetros de tratamiento (longitud de onda, dosis y tiempo) al perfil de cada usuario y a su respuesta. En desarrollo con AIR Institute (Salamanca). Tiene una solicitud de patente internacional (PCT) propia e independiente del Modelo de Utilidad, actualmente en preparación con el agente de la propiedad industrial y pendiente de presentación. Todavía sin producto comercial; su lanzamiento se describe en la sección 8.2.</w:t>
       </w:r>
     </w:p>
     <w:p>
@@ -3006,7 +2926,7 @@
           <w:sz w:val="20"/>
           <w:szCs w:val="20"/>
         </w:rPr>
-        <w:t xml:space="preserve">El plan no cuantifica el tamaño ni el crecimiento de estos mercados. [PENDIENTE: si se desea incluir una cifra de mercado (tamaño o tasa de crecimiento), debe aportarse una fuente citable.]</w:t>
+        <w:t xml:space="preserve">El plan no cuantifica el tamaño ni el crecimiento de estos mercados.</w:t>
       </w:r>
     </w:p>
     <w:p>
@@ -3703,27 +3623,18 @@
     </w:p>
     <w:p>
       <w:pPr>
-        <w:pBdr>
-          <w:top w:val="single" w:color="BFBFBF" w:sz="4"/>
-          <w:bottom w:val="single" w:color="BFBFBF" w:sz="4"/>
-          <w:left w:val="single" w:color="8EAADB" w:sz="12"/>
-          <w:right w:val="single" w:color="BFBFBF" w:sz="4"/>
-        </w:pBdr>
-        <w:shd w:fill="F2F2F2" w:val="clear"/>
-        <w:spacing w:after="160" w:before="120" w:line="276"/>
-      </w:pPr>
-      <w:r>
-        <w:rPr>
-          <w:rFonts w:ascii="Calibri" w:cs="Calibri" w:eastAsia="Calibri" w:hAnsi="Calibri"/>
-          <w:b/>
-          <w:bCs/>
+        <w:spacing w:after="120" w:line="288"/>
+      </w:pPr>
+      <w:r>
+        <w:rPr>
+          <w:rFonts w:ascii="Calibri" w:cs="Calibri" w:eastAsia="Calibri" w:hAnsi="Calibri"/>
           <w:i/>
           <w:iCs/>
           <w:color w:val="595959"/>
           <w:sz w:val="20"/>
           <w:szCs w:val="20"/>
         </w:rPr>
-        <w:t xml:space="preserve">[PENDIENTE: resoluciones de concesión de las tres subvenciones, con organismo, expediente, importe y calendario de justificación; y acreditación de la participación en el Plan ESG y en el Plan de Internacionalización, para adjuntar como anexo.]</w:t>
+        <w:t xml:space="preserve">Las resoluciones de concesión de las tres subvenciones se acompañan a este plan.</w:t>
       </w:r>
     </w:p>
     <w:p>
@@ -3910,7 +3821,7 @@
           <w:sz w:val="22"/>
           <w:szCs w:val="22"/>
         </w:rPr>
-        <w:t xml:space="preserve">Unos 44.550 seguidores en redes, más de 12.000 contactos y más de 7.600 clientes históricos de la línea Spiro (datos de gestión a agosto de 2026). [PENDIENTE: exportaciones de Klaviyo y Shopify con los recuentos exactos.]</w:t>
+        <w:t xml:space="preserve">Unos 44.550 seguidores en redes, más de 12.000 contactos y más de 7.600 clientes históricos de la línea Spiro (datos de gestión a agosto de 2026).</w:t>
       </w:r>
     </w:p>
     <w:p>
@@ -4971,40 +4882,7 @@
           <w:sz w:val="22"/>
           <w:szCs w:val="22"/>
         </w:rPr>
-        <w:t xml:space="preserve">La única deuda financiera de la actividad es un préstamo institucional de 70.000 €, en amortización y al corriente de pago. No hay inversores en el capital ni otras líneas vivas.</w:t>
-      </w:r>
-    </w:p>
-    <w:p>
-      <w:pPr>
-        <w:pStyle w:val="ListParagraph"/>
-        <w:numPr>
-          <w:ilvl w:val="0"/>
-          <w:numId w:val="3"/>
-        </w:numPr>
-        <w:spacing w:after="100" w:line="288"/>
-      </w:pPr>
-      <w:r>
-        <w:rPr>
-          <w:rFonts w:ascii="Calibri" w:cs="Calibri" w:eastAsia="Calibri" w:hAnsi="Calibri"/>
-          <w:b/>
-          <w:bCs/>
-          <w:sz w:val="22"/>
-          <w:szCs w:val="22"/>
-        </w:rPr>
-        <w:t xml:space="preserve">Préstamo de 70.000 € — identificación. </w:t>
-      </w:r>
-      <w:r>
-        <w:rPr>
-          <w:rFonts w:ascii="Calibri" w:cs="Calibri" w:eastAsia="Calibri" w:hAnsi="Calibri"/>
-          <w:b/>
-          <w:bCs/>
-          <w:i/>
-          <w:iCs/>
-          <w:color w:val="595959"/>
-          <w:sz w:val="20"/>
-          <w:szCs w:val="20"/>
-        </w:rPr>
-        <w:t xml:space="preserve">[PENDIENTE: prestamista y naturaleza del préstamo (p. ej. Iberaval / ENISA / ICO / préstamo participativo), saldo vivo a la fecha de solicitud, cuota, vencimiento y eventuales condiciones o limitaciones a nueva financiación. El detalle figurará en la CIRBE; la empresa lo adjunta con el contrato y el cuadro de amortización.]</w:t>
+        <w:t xml:space="preserve">La única deuda financiera de la actividad es un préstamo de 80.000 € formalizado con CaixaBank, en amortización y al corriente de pago. No hay inversores en el capital ni otras líneas vivas. La empresa ya es cliente de la entidad y ha atendido puntualmente ese compromiso.</w:t>
       </w:r>
     </w:p>
     <w:p>
@@ -5188,7 +5066,156 @@
           <w:sz w:val="22"/>
           <w:szCs w:val="22"/>
         </w:rPr>
-        <w:t xml:space="preserve">El periodo Black Friday → Navidad → Reyes es el pico de demanda del año. La campaña equivalente del año anterior generó 275.000 € de facturación, cifra que supera el 50 % de todo lo facturado en 2025 (537.845 €). Q4 concentra, por tanto, una parte muy alta de la actividad anual.</w:t>
+        <w:t xml:space="preserve">El periodo Black Friday → Navidad → Reyes es el pico de demanda del año. La campaña equivalente del año anterior generó 275.000 € de venta bruta, cifra que supera el 50 % de todo lo facturado en 2025 (537.845 €). Q4 concentra, por tanto, una parte muy alta de la actividad anual.</w:t>
+      </w:r>
+    </w:p>
+    <w:p>
+      <w:pPr>
+        <w:pStyle w:val="Heading2"/>
+        <w:spacing w:after="120" w:before="220"/>
+      </w:pPr>
+      <w:r>
+        <w:rPr>
+          <w:rFonts w:ascii="Calibri" w:cs="Calibri" w:eastAsia="Calibri" w:hAnsi="Calibri"/>
+          <w:b/>
+          <w:bCs/>
+          <w:color w:val="2F5496"/>
+          <w:sz w:val="24"/>
+          <w:szCs w:val="24"/>
+        </w:rPr>
+        <w:t xml:space="preserve">7.3. Papel de la línea de crédito</w:t>
+      </w:r>
+    </w:p>
+    <w:p>
+      <w:pPr>
+        <w:spacing w:after="120" w:line="288"/>
+      </w:pPr>
+      <w:r>
+        <w:rPr>
+          <w:rFonts w:ascii="Calibri" w:cs="Calibri" w:eastAsia="Calibri" w:hAnsi="Calibri"/>
+          <w:sz w:val="22"/>
+          <w:szCs w:val="22"/>
+        </w:rPr>
+        <w:t xml:space="preserve">El riesgo operativo de esta campaña es la rotura de inventario en el pico de demanda: quedarse sin stock de las referencias más vendidas justo cuando se concentra la mayor parte de la facturación del año. Los plazos de aprovisionamiento (línea Spiro importada desde Miami; línea Ekio Light fabricada / ensamblada por proveedor especializado) obligan a comprar el stock con varias semanas de antelación, antes de haber cobrado las ventas de la campaña.</w:t>
+      </w:r>
+    </w:p>
+    <w:p>
+      <w:pPr>
+        <w:spacing w:after="120" w:line="288"/>
+      </w:pPr>
+      <w:r>
+        <w:rPr>
+          <w:rFonts w:ascii="Calibri" w:cs="Calibri" w:eastAsia="Calibri" w:hAnsi="Calibri"/>
+          <w:sz w:val="22"/>
+          <w:szCs w:val="22"/>
+        </w:rPr>
+        <w:t xml:space="preserve">La cuenta de crédito cubre exactamente ese desfase temporal: permite comprar por adelantado el inventario de Spiro y de Ekio Light necesario para toda la campaña, y se amortiza con el cobro de las ventas de esos mismos productos durante los meses de noviembre a enero. El detalle de la compra prevista (referencias, unidades, proveedores e importes) y el calendario de aprovisionamiento se aportan en la sección 9.</w:t>
+      </w:r>
+    </w:p>
+    <w:p>
+      <w:pPr>
+        <w:pStyle w:val="Heading1"/>
+        <w:spacing w:after="160" w:before="320"/>
+      </w:pPr>
+      <w:r>
+        <w:rPr>
+          <w:rFonts w:ascii="Calibri" w:cs="Calibri" w:eastAsia="Calibri" w:hAnsi="Calibri"/>
+          <w:b/>
+          <w:bCs/>
+          <w:color w:val="1F3864"/>
+          <w:sz w:val="30"/>
+          <w:szCs w:val="30"/>
+        </w:rPr>
+        <w:t xml:space="preserve">8. Visión y objetivos (2026–2027)</w:t>
+      </w:r>
+    </w:p>
+    <w:p>
+      <w:pPr>
+        <w:spacing w:after="120" w:line="288"/>
+      </w:pPr>
+      <w:r>
+        <w:rPr>
+          <w:rFonts w:ascii="Calibri" w:cs="Calibri" w:eastAsia="Calibri" w:hAnsi="Calibri"/>
+          <w:sz w:val="22"/>
+          <w:szCs w:val="22"/>
+        </w:rPr>
+        <w:t xml:space="preserve">Esta solicitud financia el circulante de una campaña concreta, pero conviene exponer hacia dónde va la empresa: explica por qué invierte en propiedad industrial y software, y por qué esos activos sostienen el margen que hace viable la devolución.</w:t>
+      </w:r>
+    </w:p>
+    <w:p>
+      <w:pPr>
+        <w:pStyle w:val="Heading2"/>
+        <w:spacing w:after="120" w:before="220"/>
+      </w:pPr>
+      <w:r>
+        <w:rPr>
+          <w:rFonts w:ascii="Calibri" w:cs="Calibri" w:eastAsia="Calibri" w:hAnsi="Calibri"/>
+          <w:b/>
+          <w:bCs/>
+          <w:color w:val="2F5496"/>
+          <w:sz w:val="24"/>
+          <w:szCs w:val="24"/>
+        </w:rPr>
+        <w:t xml:space="preserve">8.1. Visión</w:t>
+      </w:r>
+    </w:p>
+    <w:p>
+      <w:pPr>
+        <w:spacing w:after="120" w:line="288"/>
+      </w:pPr>
+      <w:r>
+        <w:rPr>
+          <w:rFonts w:ascii="Calibri" w:cs="Calibri" w:eastAsia="Calibri" w:hAnsi="Calibri"/>
+          <w:sz w:val="22"/>
+          <w:szCs w:val="22"/>
+        </w:rPr>
+        <w:t xml:space="preserve">La ambición de EKIO BIOTECH a largo plazo es posicionar su marca propia Ekio Light como referente europeo, y posteriormente en el mercado estadounidense, en el segmento de la tecnología de bienestar personal —«tecnología que cuida»—: equipos de fotobiomodulación diseñados con criterios de seguridad electromagnética y respaldados por propiedad industrial y software propios.</w:t>
+      </w:r>
+    </w:p>
+    <w:p>
+      <w:pPr>
+        <w:spacing w:after="120" w:line="288"/>
+      </w:pPr>
+      <w:r>
+        <w:rPr>
+          <w:rFonts w:ascii="Calibri" w:cs="Calibri" w:eastAsia="Calibri" w:hAnsi="Calibri"/>
+          <w:b/>
+          <w:bCs/>
+          <w:sz w:val="22"/>
+          <w:szCs w:val="22"/>
+        </w:rPr>
+        <w:t xml:space="preserve">Por qué la empresa cree que puede liderar ese nicho. </w:t>
+      </w:r>
+      <w:r>
+        <w:rPr>
+          <w:rFonts w:ascii="Calibri" w:cs="Calibri" w:eastAsia="Calibri" w:hAnsi="Calibri"/>
+          <w:sz w:val="22"/>
+          <w:szCs w:val="22"/>
+        </w:rPr>
+        <w:t xml:space="preserve">El segmento en el que compite —equipos de bienestar personal diseñados a la vez con criterio de fotobiomodulación y de seguridad electromagnética— está hoy poco disputado: los fabricantes de terapia de luz no incorporan el criterio de bajo campo electromagnético ni de ausencia de parpadeo, y los especialistas en protección electromagnética no fabrican equipos de luz. Ekio ya opera en ese cruce, con producto propio, propiedad industrial, software y comunidad. La estrategia de los próximos años es defender esa posición ("blindar" el producto) antes de que el nicho se pueble: registrar y extender la propiedad industrial, acumular datos de uso propios a través de la aplicación Ekio Coach, y consolidar la relación con la comunidad de clientes. Son ventajas acumulativas, difíciles de replicar comprando producto.</w:t>
+      </w:r>
+    </w:p>
+    <w:p>
+      <w:pPr>
+        <w:spacing w:after="120" w:line="288"/>
+      </w:pPr>
+      <w:r>
+        <w:rPr>
+          <w:rFonts w:ascii="Calibri" w:cs="Calibri" w:eastAsia="Calibri" w:hAnsi="Calibri"/>
+          <w:b/>
+          <w:bCs/>
+          <w:sz w:val="22"/>
+          <w:szCs w:val="22"/>
+        </w:rPr>
+        <w:t xml:space="preserve">El primer paso ya está dado. </w:t>
+      </w:r>
+      <w:r>
+        <w:rPr>
+          <w:rFonts w:ascii="Calibri" w:cs="Calibri" w:eastAsia="Calibri" w:hAnsi="Calibri"/>
+          <w:sz w:val="22"/>
+          <w:szCs w:val="22"/>
+        </w:rPr>
+        <w:t xml:space="preserve">La salida a Europa no es una intención: Ekio está dentro del Plan de Internacionalización de Empresas a través de Marketplace de ICECYL y ha empezado a vender en Ankorstore hacia Alemania, Austria, Suiza, Países Bajos y Bélgica (sección 5.3). El recorrido es gradual y autofinanciado con el margen del negocio: consolidación del mercado nacional y del canal B2B, expansión europea vía marketplace, y solo más adelante —condicionada a la extensión efectiva de la protección industrial (fases nacionales de la solicitud PCT) y a la certificación aplicable— la entrada en Estados Unidos.</w:t>
       </w:r>
     </w:p>
     <w:p>
@@ -5213,7 +5240,7 @@
           <w:sz w:val="20"/>
           <w:szCs w:val="20"/>
         </w:rPr>
-        <w:t xml:space="preserve">[PENDIENTE: periodo exacto (fechas de inicio y fin) al que corresponden esos 275.000 € y si es venta bruta o neta.]</w:t>
+        <w:t xml:space="preserve">Delimitación expresa: la cuenta de crédito solicitada NO financia esta expansión internacional. Financia exclusivamente la compra de existencias para la campaña nacional del cuarto trimestre de 2026 (ver sección 9).</w:t>
       </w:r>
     </w:p>
     <w:p>
@@ -5230,8 +5257,277 @@
           <w:sz w:val="24"/>
           <w:szCs w:val="24"/>
         </w:rPr>
-        <w:t xml:space="preserve">7.3. Papel de la línea de crédito</w:t>
-      </w:r>
+        <w:t xml:space="preserve">8.2. Objetivo financiero</w:t>
+      </w:r>
+    </w:p>
+    <w:tbl>
+      <w:tblPr>
+        <w:tblW w:type="dxa" w:w="9026"/>
+        <w:tblBorders>
+          <w:top w:val="single" w:color="BFBFBF" w:sz="2"/>
+          <w:left w:val="single" w:color="BFBFBF" w:sz="2"/>
+          <w:bottom w:val="single" w:color="BFBFBF" w:sz="2"/>
+          <w:right w:val="single" w:color="BFBFBF" w:sz="2"/>
+          <w:insideH w:val="single" w:color="D9D9D9" w:sz="2"/>
+          <w:insideV w:val="single" w:color="D9D9D9" w:sz="2"/>
+        </w:tblBorders>
+      </w:tblPr>
+      <w:tblGrid>
+        <w:gridCol w:w="1600"/>
+        <w:gridCol w:w="2400"/>
+        <w:gridCol w:w="5026"/>
+      </w:tblGrid>
+      <w:tr>
+        <w:trPr>
+          <w:tblHeader/>
+        </w:trPr>
+        <w:tc>
+          <w:tcPr>
+            <w:tcW w:type="dxa" w:w="1600"/>
+            <w:shd w:fill="1F3864" w:val="clear"/>
+            <w:tcMar>
+              <w:top w:type="dxa" w:w="60"/>
+              <w:left w:type="dxa" w:w="90"/>
+              <w:bottom w:type="dxa" w:w="60"/>
+              <w:right w:type="dxa" w:w="90"/>
+            </w:tcMar>
+          </w:tcPr>
+          <w:p>
+            <w:pPr>
+              <w:spacing w:after="0" w:line="264"/>
+              <w:jc w:val="center"/>
+            </w:pPr>
+            <w:r>
+              <w:rPr>
+                <w:rFonts w:ascii="Calibri" w:cs="Calibri" w:eastAsia="Calibri" w:hAnsi="Calibri"/>
+                <w:b/>
+                <w:bCs/>
+                <w:color w:val="FFFFFF"/>
+                <w:sz w:val="20"/>
+                <w:szCs w:val="20"/>
+              </w:rPr>
+              <w:t xml:space="preserve">Ejercicio</w:t>
+            </w:r>
+          </w:p>
+        </w:tc>
+        <w:tc>
+          <w:tcPr>
+            <w:tcW w:type="dxa" w:w="2400"/>
+            <w:shd w:fill="1F3864" w:val="clear"/>
+            <w:tcMar>
+              <w:top w:type="dxa" w:w="60"/>
+              <w:left w:type="dxa" w:w="90"/>
+              <w:bottom w:type="dxa" w:w="60"/>
+              <w:right w:type="dxa" w:w="90"/>
+            </w:tcMar>
+          </w:tcPr>
+          <w:p>
+            <w:pPr>
+              <w:spacing w:after="0" w:line="264"/>
+              <w:jc w:val="right"/>
+            </w:pPr>
+            <w:r>
+              <w:rPr>
+                <w:rFonts w:ascii="Calibri" w:cs="Calibri" w:eastAsia="Calibri" w:hAnsi="Calibri"/>
+                <w:b/>
+                <w:bCs/>
+                <w:color w:val="FFFFFF"/>
+                <w:sz w:val="20"/>
+                <w:szCs w:val="20"/>
+              </w:rPr>
+              <w:t xml:space="preserve">Objetivo de facturación</w:t>
+            </w:r>
+          </w:p>
+        </w:tc>
+        <w:tc>
+          <w:tcPr>
+            <w:tcW w:type="dxa" w:w="5026"/>
+            <w:shd w:fill="1F3864" w:val="clear"/>
+            <w:tcMar>
+              <w:top w:type="dxa" w:w="60"/>
+              <w:left w:type="dxa" w:w="90"/>
+              <w:bottom w:type="dxa" w:w="60"/>
+              <w:right w:type="dxa" w:w="90"/>
+            </w:tcMar>
+          </w:tcPr>
+          <w:p>
+            <w:pPr>
+              <w:spacing w:after="0" w:line="264"/>
+            </w:pPr>
+            <w:r>
+              <w:rPr>
+                <w:rFonts w:ascii="Calibri" w:cs="Calibri" w:eastAsia="Calibri" w:hAnsi="Calibri"/>
+                <w:b/>
+                <w:bCs/>
+                <w:color w:val="FFFFFF"/>
+                <w:sz w:val="20"/>
+                <w:szCs w:val="20"/>
+              </w:rPr>
+              <w:t xml:space="preserve">Palanca principal</w:t>
+            </w:r>
+          </w:p>
+        </w:tc>
+      </w:tr>
+      <w:tr>
+        <w:tc>
+          <w:tcPr>
+            <w:tcW w:type="dxa" w:w="1600"/>
+            <w:tcMar>
+              <w:top w:type="dxa" w:w="60"/>
+              <w:left w:type="dxa" w:w="90"/>
+              <w:bottom w:type="dxa" w:w="60"/>
+              <w:right w:type="dxa" w:w="90"/>
+            </w:tcMar>
+          </w:tcPr>
+          <w:p>
+            <w:pPr>
+              <w:spacing w:after="0" w:line="264"/>
+              <w:jc w:val="center"/>
+            </w:pPr>
+            <w:r>
+              <w:rPr>
+                <w:rFonts w:ascii="Calibri" w:cs="Calibri" w:eastAsia="Calibri" w:hAnsi="Calibri"/>
+                <w:sz w:val="20"/>
+                <w:szCs w:val="20"/>
+              </w:rPr>
+              <w:t xml:space="preserve">2026</w:t>
+            </w:r>
+          </w:p>
+        </w:tc>
+        <w:tc>
+          <w:tcPr>
+            <w:tcW w:type="dxa" w:w="2400"/>
+            <w:tcMar>
+              <w:top w:type="dxa" w:w="60"/>
+              <w:left w:type="dxa" w:w="90"/>
+              <w:bottom w:type="dxa" w:w="60"/>
+              <w:right w:type="dxa" w:w="90"/>
+            </w:tcMar>
+          </w:tcPr>
+          <w:p>
+            <w:pPr>
+              <w:spacing w:after="0" w:line="264"/>
+              <w:jc w:val="right"/>
+            </w:pPr>
+            <w:r>
+              <w:rPr>
+                <w:rFonts w:ascii="Calibri" w:cs="Calibri" w:eastAsia="Calibri" w:hAnsi="Calibri"/>
+                <w:sz w:val="20"/>
+                <w:szCs w:val="20"/>
+              </w:rPr>
+              <w:t xml:space="preserve">530.000 – 550.000 €</w:t>
+            </w:r>
+          </w:p>
+        </w:tc>
+        <w:tc>
+          <w:tcPr>
+            <w:tcW w:type="dxa" w:w="5026"/>
+            <w:tcMar>
+              <w:top w:type="dxa" w:w="60"/>
+              <w:left w:type="dxa" w:w="90"/>
+              <w:bottom w:type="dxa" w:w="60"/>
+              <w:right w:type="dxa" w:w="90"/>
+            </w:tcMar>
+          </w:tcPr>
+          <w:p>
+            <w:pPr>
+              <w:spacing w:after="0" w:line="264"/>
+            </w:pPr>
+            <w:r>
+              <w:rPr>
+                <w:rFonts w:ascii="Calibri" w:cs="Calibri" w:eastAsia="Calibri" w:hAnsi="Calibri"/>
+                <w:sz w:val="20"/>
+                <w:szCs w:val="20"/>
+              </w:rPr>
+              <w:t xml:space="preserve">Recuperar volumen en la campaña de Q4 sin ceder el margen bruto ganado (superior al 50 %)</w:t>
+            </w:r>
+          </w:p>
+        </w:tc>
+      </w:tr>
+      <w:tr>
+        <w:tc>
+          <w:tcPr>
+            <w:tcW w:type="dxa" w:w="1600"/>
+            <w:shd w:fill="F2F5FA" w:val="clear"/>
+            <w:tcMar>
+              <w:top w:type="dxa" w:w="60"/>
+              <w:left w:type="dxa" w:w="90"/>
+              <w:bottom w:type="dxa" w:w="60"/>
+              <w:right w:type="dxa" w:w="90"/>
+            </w:tcMar>
+          </w:tcPr>
+          <w:p>
+            <w:pPr>
+              <w:spacing w:after="0" w:line="264"/>
+              <w:jc w:val="center"/>
+            </w:pPr>
+            <w:r>
+              <w:rPr>
+                <w:rFonts w:ascii="Calibri" w:cs="Calibri" w:eastAsia="Calibri" w:hAnsi="Calibri"/>
+                <w:sz w:val="20"/>
+                <w:szCs w:val="20"/>
+              </w:rPr>
+              <w:t xml:space="preserve">2027</w:t>
+            </w:r>
+          </w:p>
+        </w:tc>
+        <w:tc>
+          <w:tcPr>
+            <w:tcW w:type="dxa" w:w="2400"/>
+            <w:shd w:fill="F2F5FA" w:val="clear"/>
+            <w:tcMar>
+              <w:top w:type="dxa" w:w="60"/>
+              <w:left w:type="dxa" w:w="90"/>
+              <w:bottom w:type="dxa" w:w="60"/>
+              <w:right w:type="dxa" w:w="90"/>
+            </w:tcMar>
+          </w:tcPr>
+          <w:p>
+            <w:pPr>
+              <w:spacing w:after="0" w:line="264"/>
+              <w:jc w:val="right"/>
+            </w:pPr>
+            <w:r>
+              <w:rPr>
+                <w:rFonts w:ascii="Calibri" w:cs="Calibri" w:eastAsia="Calibri" w:hAnsi="Calibri"/>
+                <w:sz w:val="20"/>
+                <w:szCs w:val="20"/>
+              </w:rPr>
+              <w:t xml:space="preserve">1.000.000 €</w:t>
+            </w:r>
+          </w:p>
+        </w:tc>
+        <w:tc>
+          <w:tcPr>
+            <w:tcW w:type="dxa" w:w="5026"/>
+            <w:shd w:fill="F2F5FA" w:val="clear"/>
+            <w:tcMar>
+              <w:top w:type="dxa" w:w="60"/>
+              <w:left w:type="dxa" w:w="90"/>
+              <w:bottom w:type="dxa" w:w="60"/>
+              <w:right w:type="dxa" w:w="90"/>
+            </w:tcMar>
+          </w:tcPr>
+          <w:p>
+            <w:pPr>
+              <w:spacing w:after="0" w:line="264"/>
+            </w:pPr>
+            <w:r>
+              <w:rPr>
+                <w:rFonts w:ascii="Calibri" w:cs="Calibri" w:eastAsia="Calibri" w:hAnsi="Calibri"/>
+                <w:sz w:val="20"/>
+                <w:szCs w:val="20"/>
+              </w:rPr>
+              <w:t xml:space="preserve">Todas las líneas de negocio en marcha: canal mayorista europeo (Ankorstore), B2B nacional, renting y accesorios</w:t>
+            </w:r>
+          </w:p>
+        </w:tc>
+      </w:tr>
+    </w:tbl>
+    <w:p>
+      <w:pPr>
+        <w:spacing w:after="80"/>
+      </w:pPr>
     </w:p>
     <w:p>
       <w:pPr>
@@ -5243,126 +5539,7 @@
           <w:sz w:val="22"/>
           <w:szCs w:val="22"/>
         </w:rPr>
-        <w:t xml:space="preserve">El riesgo operativo de esta campaña es la rotura de inventario en el pico de demanda: quedarse sin stock de las referencias más vendidas justo cuando se concentra la mayor parte de la facturación del año. Los plazos de aprovisionamiento (línea Spiro importada desde Miami; línea Ekio Light fabricada / ensamblada por proveedor especializado) obligan a comprar el stock con varias semanas de antelación, antes de haber cobrado las ventas de la campaña.</w:t>
-      </w:r>
-    </w:p>
-    <w:p>
-      <w:pPr>
-        <w:spacing w:after="120" w:line="288"/>
-      </w:pPr>
-      <w:r>
-        <w:rPr>
-          <w:rFonts w:ascii="Calibri" w:cs="Calibri" w:eastAsia="Calibri" w:hAnsi="Calibri"/>
-          <w:sz w:val="22"/>
-          <w:szCs w:val="22"/>
-        </w:rPr>
-        <w:t xml:space="preserve">La cuenta de crédito cubre exactamente ese desfase temporal: permite comprar por adelantado el inventario de Spiro y de Ekio Light necesario para toda la campaña, y se amortiza con el cobro de las ventas de esos mismos productos durante los meses de noviembre a enero. El detalle de la compra prevista (referencias, unidades, proveedores e importes) y el calendario de aprovisionamiento se aportan en la sección 9.</w:t>
-      </w:r>
-    </w:p>
-    <w:p>
-      <w:pPr>
-        <w:pStyle w:val="Heading1"/>
-        <w:spacing w:after="160" w:before="320"/>
-      </w:pPr>
-      <w:r>
-        <w:rPr>
-          <w:rFonts w:ascii="Calibri" w:cs="Calibri" w:eastAsia="Calibri" w:hAnsi="Calibri"/>
-          <w:b/>
-          <w:bCs/>
-          <w:color w:val="1F3864"/>
-          <w:sz w:val="30"/>
-          <w:szCs w:val="30"/>
-        </w:rPr>
-        <w:t xml:space="preserve">8. Visión, estrategia y objetivos a medio plazo (2026–2028)</w:t>
-      </w:r>
-    </w:p>
-    <w:p>
-      <w:pPr>
-        <w:spacing w:after="120" w:line="288"/>
-      </w:pPr>
-      <w:r>
-        <w:rPr>
-          <w:rFonts w:ascii="Calibri" w:cs="Calibri" w:eastAsia="Calibri" w:hAnsi="Calibri"/>
-          <w:sz w:val="22"/>
-          <w:szCs w:val="22"/>
-        </w:rPr>
-        <w:t xml:space="preserve">Esta solicitud financia el circulante de una campaña concreta, pero conviene exponer hacia dónde va la empresa: explica por qué invierte en propiedad industrial y software, y por qué esos activos sostienen el margen que hace viable la devolución.</w:t>
-      </w:r>
-    </w:p>
-    <w:p>
-      <w:pPr>
-        <w:pStyle w:val="Heading2"/>
-        <w:spacing w:after="120" w:before="220"/>
-      </w:pPr>
-      <w:r>
-        <w:rPr>
-          <w:rFonts w:ascii="Calibri" w:cs="Calibri" w:eastAsia="Calibri" w:hAnsi="Calibri"/>
-          <w:b/>
-          <w:bCs/>
-          <w:color w:val="2F5496"/>
-          <w:sz w:val="24"/>
-          <w:szCs w:val="24"/>
-        </w:rPr>
-        <w:t xml:space="preserve">8.1. Visión</w:t>
-      </w:r>
-    </w:p>
-    <w:p>
-      <w:pPr>
-        <w:spacing w:after="120" w:line="288"/>
-      </w:pPr>
-      <w:r>
-        <w:rPr>
-          <w:rFonts w:ascii="Calibri" w:cs="Calibri" w:eastAsia="Calibri" w:hAnsi="Calibri"/>
-          <w:sz w:val="22"/>
-          <w:szCs w:val="22"/>
-        </w:rPr>
-        <w:t xml:space="preserve">La ambición de EKIO BIOTECH a largo plazo es posicionar su marca propia Ekio Light como referente europeo, y posteriormente en el mercado estadounidense, en el segmento de la tecnología de bienestar personal —«tecnología que cuida»—: equipos de fotobiomodulación diseñados con criterios de seguridad electromagnética y respaldados por propiedad industrial y software propios.</w:t>
-      </w:r>
-    </w:p>
-    <w:p>
-      <w:pPr>
-        <w:spacing w:after="120" w:line="288"/>
-      </w:pPr>
-      <w:r>
-        <w:rPr>
-          <w:rFonts w:ascii="Calibri" w:cs="Calibri" w:eastAsia="Calibri" w:hAnsi="Calibri"/>
-          <w:b/>
-          <w:bCs/>
-          <w:sz w:val="22"/>
-          <w:szCs w:val="22"/>
-        </w:rPr>
-        <w:t xml:space="preserve">Por qué la empresa cree que puede liderar ese nicho. </w:t>
-      </w:r>
-      <w:r>
-        <w:rPr>
-          <w:rFonts w:ascii="Calibri" w:cs="Calibri" w:eastAsia="Calibri" w:hAnsi="Calibri"/>
-          <w:sz w:val="22"/>
-          <w:szCs w:val="22"/>
-        </w:rPr>
-        <w:t xml:space="preserve">El segmento en el que compite —equipos de bienestar personal diseñados a la vez con criterio de fotobiomodulación y de seguridad electromagnética— está hoy poco disputado: los fabricantes de terapia de luz no incorporan el criterio de bajo campo electromagnético ni de ausencia de parpadeo, y los especialistas en protección electromagnética no fabrican equipos de luz. Ekio ya opera en ese cruce, con producto propio, propiedad industrial, software y comunidad. La estrategia de los próximos años es defender esa posición ("blindar" el producto) antes de que el nicho se pueble: registrar y extender la propiedad industrial, acumular datos de uso propios a través de la aplicación Ekio Coach, y consolidar la relación con la comunidad de clientes. Son ventajas acumulativas, difíciles de replicar comprando producto.</w:t>
-      </w:r>
-    </w:p>
-    <w:p>
-      <w:pPr>
-        <w:spacing w:after="120" w:line="288"/>
-      </w:pPr>
-      <w:r>
-        <w:rPr>
-          <w:rFonts w:ascii="Calibri" w:cs="Calibri" w:eastAsia="Calibri" w:hAnsi="Calibri"/>
-          <w:b/>
-          <w:bCs/>
-          <w:sz w:val="22"/>
-          <w:szCs w:val="22"/>
-        </w:rPr>
-        <w:t xml:space="preserve">El primer paso ya está dado. </w:t>
-      </w:r>
-      <w:r>
-        <w:rPr>
-          <w:rFonts w:ascii="Calibri" w:cs="Calibri" w:eastAsia="Calibri" w:hAnsi="Calibri"/>
-          <w:sz w:val="22"/>
-          <w:szCs w:val="22"/>
-        </w:rPr>
-        <w:t xml:space="preserve">La salida a Europa no es una intención: Ekio está dentro del Plan de Internacionalización de Empresas a través de Marketplace de ICECYL y ha empezado a vender en Ankorstore hacia Alemania, Austria, Suiza, Países Bajos y Bélgica (sección 5.3). El recorrido es gradual y autofinanciado con el margen del negocio: consolidación del mercado nacional y del canal B2B, expansión europea vía marketplace, y solo más adelante —condicionada a la extensión efectiva de la protección industrial (fases nacionales de la solicitud PCT) y a la certificación aplicable— la entrada en Estados Unidos.</w:t>
+        <w:t xml:space="preserve">El objetivo de 2027 supone prácticamente duplicar la facturación. No descansa en vender más de lo mismo, sino en que en ese ejercicio estén operativas de forma simultánea líneas que hoy aportan poco o nada: la venta mayorista en Europa a través de Ankorstore, el B2B nacional a clínicas y centros, el renting y la línea de accesorios. Alcanzado ese punto, la empresa valorará la incorporación de inversores para acelerar el desarrollo del sistema SFPA y la expansión internacional.</w:t>
       </w:r>
     </w:p>
     <w:p>
@@ -5387,62 +5564,7 @@
           <w:sz w:val="20"/>
           <w:szCs w:val="20"/>
         </w:rPr>
-        <w:t xml:space="preserve">Delimitación expresa: la cuenta de crédito solicitada NO financia esta expansión internacional. Financia exclusivamente la compra de existencias para la campaña nacional del cuarto trimestre de 2026 (ver sección 9).</w:t>
-      </w:r>
-    </w:p>
-    <w:p>
-      <w:pPr>
-        <w:pStyle w:val="Heading2"/>
-        <w:spacing w:after="120" w:before="220"/>
-      </w:pPr>
-      <w:r>
-        <w:rPr>
-          <w:rFonts w:ascii="Calibri" w:cs="Calibri" w:eastAsia="Calibri" w:hAnsi="Calibri"/>
-          <w:b/>
-          <w:bCs/>
-          <w:color w:val="2F5496"/>
-          <w:sz w:val="24"/>
-          <w:szCs w:val="24"/>
-        </w:rPr>
-        <w:t xml:space="preserve">8.2. Objetivo financiero</w:t>
-      </w:r>
-    </w:p>
-    <w:p>
-      <w:pPr>
-        <w:spacing w:after="120" w:line="288"/>
-      </w:pPr>
-      <w:r>
-        <w:rPr>
-          <w:rFonts w:ascii="Calibri" w:cs="Calibri" w:eastAsia="Calibri" w:hAnsi="Calibri"/>
-          <w:sz w:val="22"/>
-          <w:szCs w:val="22"/>
-        </w:rPr>
-        <w:t xml:space="preserve">Cerrar 2026 en el entorno de 530.000 – 550.000 € de facturación, recuperando volumen en la campaña de Q4 sin ceder el margen bruto ganado (superior al 50 %). Desde 2027, crecimiento moderado apoyado en ingresos recurrentes —canal mayorista europeo y renting— y no en un salto de ventas puntual.</w:t>
-      </w:r>
-    </w:p>
-    <w:p>
-      <w:pPr>
-        <w:pBdr>
-          <w:top w:val="single" w:color="BFBFBF" w:sz="4"/>
-          <w:bottom w:val="single" w:color="BFBFBF" w:sz="4"/>
-          <w:left w:val="single" w:color="8EAADB" w:sz="12"/>
-          <w:right w:val="single" w:color="BFBFBF" w:sz="4"/>
-        </w:pBdr>
-        <w:shd w:fill="F2F2F2" w:val="clear"/>
-        <w:spacing w:after="160" w:before="120" w:line="276"/>
-      </w:pPr>
-      <w:r>
-        <w:rPr>
-          <w:rFonts w:ascii="Calibri" w:cs="Calibri" w:eastAsia="Calibri" w:hAnsi="Calibri"/>
-          <w:b/>
-          <w:bCs/>
-          <w:i/>
-          <w:iCs/>
-          <w:color w:val="595959"/>
-          <w:sz w:val="20"/>
-          <w:szCs w:val="20"/>
-        </w:rPr>
-        <w:t xml:space="preserve">[PENDIENTE: proyección financiera plurianual detallada (cuenta de resultados, balance y tesorería 2026–2028). La empresa dispone de un modelo económico a cinco años elaborado para otras líneas de financiación, que puede aportarse a CaixaBank a petición.]</w:t>
+        <w:t xml:space="preserve">Este objetivo es una meta de gestión, no una proyección comprometida, y no interviene en el cálculo de la capacidad de devolución de la línea solicitada: esa capacidad se acredita únicamente con la campaña del cuarto trimestre de 2026 (sección 10).</w:t>
       </w:r>
     </w:p>
     <w:p>
@@ -6083,31 +6205,6 @@
     </w:p>
     <w:p>
       <w:pPr>
-        <w:pBdr>
-          <w:top w:val="single" w:color="BFBFBF" w:sz="4"/>
-          <w:bottom w:val="single" w:color="BFBFBF" w:sz="4"/>
-          <w:left w:val="single" w:color="8EAADB" w:sz="12"/>
-          <w:right w:val="single" w:color="BFBFBF" w:sz="4"/>
-        </w:pBdr>
-        <w:shd w:fill="F2F2F2" w:val="clear"/>
-        <w:spacing w:after="160" w:before="120" w:line="276"/>
-      </w:pPr>
-      <w:r>
-        <w:rPr>
-          <w:rFonts w:ascii="Calibri" w:cs="Calibri" w:eastAsia="Calibri" w:hAnsi="Calibri"/>
-          <w:b/>
-          <w:bCs/>
-          <w:i/>
-          <w:iCs/>
-          <w:color w:val="595959"/>
-          <w:sz w:val="20"/>
-          <w:szCs w:val="20"/>
-        </w:rPr>
-        <w:t xml:space="preserve">[PENDIENTE: confirmar fecha de publicación, precio final y coste de edición e ilustración del libro.]</w:t>
-      </w:r>
-    </w:p>
-    <w:p>
-      <w:pPr>
         <w:pStyle w:val="Heading2"/>
         <w:spacing w:after="120" w:before="220"/>
       </w:pPr>
@@ -6313,7 +6410,7 @@
           <w:sz w:val="22"/>
           <w:szCs w:val="22"/>
         </w:rPr>
-        <w:t xml:space="preserve">No se financia gasto corriente, ni circulante indefinido, ni activo fijo: se financia inventario concreto de un catálogo ya en venta, para un pico de demanda acotado en el tiempo. La compra se soportará con presupuestos o pedidos pro-forma de los proveedores (ver sección 11).</w:t>
+        <w:t xml:space="preserve">No se financia gasto corriente, ni circulante indefinido, ni activo fijo: se financia inventario concreto de un catálogo ya en venta, para un pico de demanda acotado en el tiempo. El inventario disponible a la fecha no cubre el volumen ni la velocidad de venta de la campaña: reponerlo por adelantado es precisamente el objeto de esta financiación.</w:t>
       </w:r>
     </w:p>
     <w:p>
@@ -6336,7 +6433,7 @@
           <w:sz w:val="22"/>
           <w:szCs w:val="22"/>
         </w:rPr>
-        <w:t xml:space="preserve">La línea Spiro se importa desde Estados Unidos: la compra está expuesta al tipo de cambio EUR/USD, a los costes de transporte y a los derechos de importación. Ekio es distribuidor de Spiro en España (no en exclusiva), por lo que también existe el riesgo de que otros distribuidores concurran en el mercado; se mitiga con la comunidad, la marca y el servicio propios de Ekio, y con el mayor peso creciente de la marca propia Ekio Light. La empresa asume estos riesgos con su margen y los tiene en cuenta al fijar el precio de venta. [PENDIENTE: vigencia y preaviso del contrato de distribución con Noxtak, moneda y condiciones de pago al proveedor, y exposición estimada al tipo de cambio en la compra de campaña.]</w:t>
+        <w:t xml:space="preserve">La línea Spiro se importa desde Estados Unidos: la compra está expuesta al tipo de cambio EUR/USD, a los costes de transporte y a los derechos de importación. Ekio es distribuidor de Spiro en España (no en exclusiva), por lo que también existe el riesgo de que otros distribuidores concurran en el mercado; se mitiga con la comunidad, la marca y el servicio propios de Ekio, y con el mayor peso creciente de la marca propia Ekio Light. La empresa asume estos riesgos con su margen y los tiene en cuenta al fijar el precio de venta.</w:t>
       </w:r>
     </w:p>
     <w:p>
@@ -6477,7 +6574,7 @@
           <w:sz w:val="22"/>
           <w:szCs w:val="22"/>
         </w:rPr>
-        <w:t xml:space="preserve">275.000 € el año anterior; objetivo para 2026: 350.000 € (+27 %), apoyado en el refuerzo de comunicación desde septiembre, la presencia en las dos ferias de octubre, el mayor peso de la marca propia y la incorporación de los accesorios de medición a la campaña. [PENDIENTE: confirmación del objetivo de campaña 2026 por la dirección.]</w:t>
+        <w:t xml:space="preserve">275.000 € el año anterior; objetivo para 2026: 350.000 € (+27 %), apoyado en el refuerzo de comunicación desde septiembre, la presencia en las dos ferias de octubre, el mayor peso de la marca propia y la incorporación de los accesorios de medición a la campaña.</w:t>
       </w:r>
     </w:p>
     <w:p>
@@ -7483,7 +7580,7 @@
           <w:sz w:val="20"/>
           <w:szCs w:val="20"/>
         </w:rPr>
-        <w:t xml:space="preserve">objetivo de campaña 350.000 € [PENDIENTE: confirmar]; reparto 65 % Spiro / 25 % Ekio Light / 10 % accesorios [PENDIENTE: confirmar]; coste de mercancía 60 % / 45 % / 55 %, supuestos prudentes coherentes con los márgenes de gestión [PENDIENTE: coste real por grupo]; fases de compra 60 % octubre / 30 % noviembre / 10 % diciembre, pago a proveedor en el mes de compra [PENDIENTE: plazo de pago real a cada proveedor].</w:t>
+        <w:t xml:space="preserve">objetivo de campaña 350.000 €; reparto 65 % Spiro / 25 % Ekio Light / 10 % accesorios; coste de mercancía 60 % / 45 % / 55 %, coherentes con los márgenes de gestión; fases de compra 60 % octubre / 30 % noviembre / 10 % diciembre, con pago al contado al realizar el pedido y cobro inmediato vía Stripe.</w:t>
       </w:r>
     </w:p>
     <w:p>
@@ -7500,7 +7597,7 @@
           <w:sz w:val="24"/>
           <w:szCs w:val="24"/>
         </w:rPr>
-        <w:t xml:space="preserve">9.4. Garantías y estructura de la operación</w:t>
+        <w:t xml:space="preserve">9.4. Estructura de la operación</w:t>
       </w:r>
     </w:p>
     <w:p>
@@ -7513,149 +7610,70 @@
           <w:sz w:val="22"/>
           <w:szCs w:val="22"/>
         </w:rPr>
-        <w:t xml:space="preserve">La empresa ofrece, en primera instancia, la responsabilidad patrimonial de EKIO BIOTECH, S.L.U. Es consciente de que se trata de una sociedad de reciente constitución y de que CaixaBank puede requerir cobertura adicional; queda abierta a estudiar con la entidad las fórmulas habituales para este tipo de operación de circulante:</w:t>
-      </w:r>
-    </w:p>
-    <w:p>
-      <w:pPr>
-        <w:pStyle w:val="ListParagraph"/>
-        <w:numPr>
-          <w:ilvl w:val="0"/>
-          <w:numId w:val="3"/>
-        </w:numPr>
-        <w:spacing w:after="100" w:line="288"/>
-      </w:pPr>
-      <w:r>
-        <w:rPr>
-          <w:rFonts w:ascii="Calibri" w:cs="Calibri" w:eastAsia="Calibri" w:hAnsi="Calibri"/>
-          <w:sz w:val="22"/>
-          <w:szCs w:val="22"/>
-        </w:rPr>
-        <w:t xml:space="preserve">Aval de la Sociedad de Garantía Recíproca de Castilla y León (Iberaval).</w:t>
-      </w:r>
-    </w:p>
-    <w:p>
-      <w:pPr>
-        <w:pStyle w:val="ListParagraph"/>
-        <w:numPr>
-          <w:ilvl w:val="0"/>
-          <w:numId w:val="3"/>
-        </w:numPr>
-        <w:spacing w:after="100" w:line="288"/>
-      </w:pPr>
-      <w:r>
-        <w:rPr>
-          <w:rFonts w:ascii="Calibri" w:cs="Calibri" w:eastAsia="Calibri" w:hAnsi="Calibri"/>
-          <w:sz w:val="22"/>
-          <w:szCs w:val="22"/>
-        </w:rPr>
-        <w:t xml:space="preserve">Pignoración del stock financiado con la línea, o de la propia cuenta de crédito.</w:t>
-      </w:r>
-    </w:p>
-    <w:p>
-      <w:pPr>
-        <w:pStyle w:val="ListParagraph"/>
-        <w:numPr>
-          <w:ilvl w:val="0"/>
-          <w:numId w:val="3"/>
-        </w:numPr>
-        <w:spacing w:after="100" w:line="288"/>
-      </w:pPr>
-      <w:r>
-        <w:rPr>
-          <w:rFonts w:ascii="Calibri" w:cs="Calibri" w:eastAsia="Calibri" w:hAnsi="Calibri"/>
-          <w:sz w:val="22"/>
-          <w:szCs w:val="22"/>
-        </w:rPr>
-        <w:t xml:space="preserve">Garantía personal del administrador y socio único.</w:t>
-      </w:r>
-    </w:p>
-    <w:p>
-      <w:pPr>
-        <w:pBdr>
-          <w:top w:val="single" w:color="BFBFBF" w:sz="4"/>
-          <w:bottom w:val="single" w:color="BFBFBF" w:sz="4"/>
-          <w:left w:val="single" w:color="8EAADB" w:sz="12"/>
-          <w:right w:val="single" w:color="BFBFBF" w:sz="4"/>
-        </w:pBdr>
-        <w:shd w:fill="F2F2F2" w:val="clear"/>
-        <w:spacing w:after="160" w:before="120" w:line="276"/>
-      </w:pPr>
-      <w:r>
-        <w:rPr>
-          <w:rFonts w:ascii="Calibri" w:cs="Calibri" w:eastAsia="Calibri" w:hAnsi="Calibri"/>
-          <w:b/>
-          <w:bCs/>
+        <w:t xml:space="preserve">La operación se plantea con la responsabilidad patrimonial de EKIO BIOTECH, S.L.U. La empresa aporta como respaldo su historial de cumplimiento: el préstamo de 80.000 € que mantiene con la propia entidad está al corriente de pago, la actividad ha cerrado en beneficios todos sus ejercicios y está al corriente con la Agencia Tributaria y la Seguridad Social. La estructura y las condiciones definitivas de la línea se acordarán con CaixaBank.</w:t>
+      </w:r>
+    </w:p>
+    <w:p>
+      <w:pPr>
+        <w:pStyle w:val="Heading1"/>
+        <w:spacing w:after="160" w:before="320"/>
+      </w:pPr>
+      <w:r>
+        <w:rPr>
+          <w:rFonts w:ascii="Calibri" w:cs="Calibri" w:eastAsia="Calibri" w:hAnsi="Calibri"/>
+          <w:b/>
+          <w:bCs/>
+          <w:color w:val="1F3864"/>
+          <w:sz w:val="30"/>
+          <w:szCs w:val="30"/>
+        </w:rPr>
+        <w:t xml:space="preserve">10. Capacidad de devolución</w:t>
+      </w:r>
+    </w:p>
+    <w:p>
+      <w:pPr>
+        <w:spacing w:after="120" w:line="288"/>
+      </w:pPr>
+      <w:r>
+        <w:rPr>
+          <w:rFonts w:ascii="Calibri" w:cs="Calibri" w:eastAsia="Calibri" w:hAnsi="Calibri"/>
+          <w:sz w:val="22"/>
+          <w:szCs w:val="22"/>
+        </w:rPr>
+        <w:t xml:space="preserve">Al tratarse de una cuenta de crédito (línea revolvente), el reembolso no depende de un flujo futuro incierto: se produce con la propia liquidación de las ventas de la campaña que financia. La línea se dispone para comprar el stock antes del pico y se devuelve a medida que ese stock se vende y se cobra. Es circulante autoliquidable en un ciclo corto.</w:t>
+      </w:r>
+    </w:p>
+    <w:p>
+      <w:pPr>
+        <w:pStyle w:val="Heading2"/>
+        <w:spacing w:after="120" w:before="220"/>
+      </w:pPr>
+      <w:r>
+        <w:rPr>
+          <w:rFonts w:ascii="Calibri" w:cs="Calibri" w:eastAsia="Calibri" w:hAnsi="Calibri"/>
+          <w:b/>
+          <w:bCs/>
+          <w:color w:val="2F5496"/>
+          <w:sz w:val="24"/>
+          <w:szCs w:val="24"/>
+        </w:rPr>
+        <w:t xml:space="preserve">10.1. Flujo de caja de campaña (escenario base, octubre 2026 – febrero 2027)</w:t>
+      </w:r>
+    </w:p>
+    <w:p>
+      <w:pPr>
+        <w:spacing w:after="120" w:line="288"/>
+      </w:pPr>
+      <w:r>
+        <w:rPr>
+          <w:rFonts w:ascii="Calibri" w:cs="Calibri" w:eastAsia="Calibri" w:hAnsi="Calibri"/>
           <w:i/>
           <w:iCs/>
           <w:color w:val="595959"/>
           <w:sz w:val="20"/>
           <w:szCs w:val="20"/>
         </w:rPr>
-        <w:t xml:space="preserve">[PENDIENTE: decisión de la empresa sobre qué garantías está dispuesta a aportar. Recomendación: aval SGR Iberaval o pignoración del stock, dado el importe solicitado y la reciente constitución de la sociedad.]</w:t>
-      </w:r>
-    </w:p>
-    <w:p>
-      <w:pPr>
-        <w:pStyle w:val="Heading1"/>
-        <w:spacing w:after="160" w:before="320"/>
-      </w:pPr>
-      <w:r>
-        <w:rPr>
-          <w:rFonts w:ascii="Calibri" w:cs="Calibri" w:eastAsia="Calibri" w:hAnsi="Calibri"/>
-          <w:b/>
-          <w:bCs/>
-          <w:color w:val="1F3864"/>
-          <w:sz w:val="30"/>
-          <w:szCs w:val="30"/>
-        </w:rPr>
-        <w:t xml:space="preserve">10. Capacidad de devolución</w:t>
-      </w:r>
-    </w:p>
-    <w:p>
-      <w:pPr>
-        <w:spacing w:after="120" w:line="288"/>
-      </w:pPr>
-      <w:r>
-        <w:rPr>
-          <w:rFonts w:ascii="Calibri" w:cs="Calibri" w:eastAsia="Calibri" w:hAnsi="Calibri"/>
-          <w:sz w:val="22"/>
-          <w:szCs w:val="22"/>
-        </w:rPr>
-        <w:t xml:space="preserve">Al tratarse de una cuenta de crédito (línea revolvente), el reembolso no depende de un flujo futuro incierto: se produce con la propia liquidación de las ventas de la campaña que financia. La línea se dispone para comprar el stock antes del pico y se devuelve a medida que ese stock se vende y se cobra. Es circulante autoliquidable en un ciclo corto.</w:t>
-      </w:r>
-    </w:p>
-    <w:p>
-      <w:pPr>
-        <w:pStyle w:val="Heading2"/>
-        <w:spacing w:after="120" w:before="220"/>
-      </w:pPr>
-      <w:r>
-        <w:rPr>
-          <w:rFonts w:ascii="Calibri" w:cs="Calibri" w:eastAsia="Calibri" w:hAnsi="Calibri"/>
-          <w:b/>
-          <w:bCs/>
-          <w:color w:val="2F5496"/>
-          <w:sz w:val="24"/>
-          <w:szCs w:val="24"/>
-        </w:rPr>
-        <w:t xml:space="preserve">10.1. Flujo de caja de campaña (escenario base, octubre 2026 – febrero 2027)</w:t>
-      </w:r>
-    </w:p>
-    <w:p>
-      <w:pPr>
-        <w:spacing w:after="120" w:line="288"/>
-      </w:pPr>
-      <w:r>
-        <w:rPr>
-          <w:rFonts w:ascii="Calibri" w:cs="Calibri" w:eastAsia="Calibri" w:hAnsi="Calibri"/>
-          <w:i/>
-          <w:iCs/>
-          <w:color w:val="595959"/>
-          <w:sz w:val="20"/>
-          <w:szCs w:val="20"/>
-        </w:rPr>
-        <w:t xml:space="preserve">Objetivo de campaña 350.000 €. Ventas distribuidas 15 % / 35 % / 30 % / 15 % / 5 % (octubre a febrero). Cobro D2C en el mismo mes de la venta (las pasarelas de pago liquidan con retención y reservas; el supuesto de cobro íntegro en el mes se ajustará con el dato real). Compra de stock escalonada 60 % / 30 % / 10 % (octubre a diciembre), pagada en el mes de compra. Gastos de campaña (marketing y logística) al 12 % de las ventas. Cuota del préstamo de 70.000 € incluida en cada mes. El flujo se presenta antes del Impuesto sobre Sociedades; el beneficio de campaña quedará sujeto a IS (25 %, o el tipo reducido que corresponda) en la liquidación del ejercicio, que la empresa provisionará con la caja generada.</w:t>
+        <w:t xml:space="preserve">Objetivo de campaña 350.000 €. Ventas distribuidas 15 % / 35 % / 30 % / 15 % / 5 % (octubre a febrero). Cobro en el momento de la compra a través de la pasarela de pago (Stripe). Pago a proveedor al contado en el momento de realizar el pedido, con compra escalonada 60 % / 30 % / 10 % entre octubre y diciembre. Gastos de campaña (marketing y logística) al 12 % de las ventas. Cuota del préstamo con CaixaBank incluida en cada mes. El flujo se presenta antes del Impuesto sobre Sociedades; el beneficio de campaña quedará sujeto a IS (25 %, o el tipo reducido que corresponda) en la liquidación del ejercicio, que la empresa provisionará con la caja generada.</w:t>
       </w:r>
     </w:p>
     <w:tbl>
@@ -8443,7 +8461,7 @@
                 <w:sz w:val="20"/>
                 <w:szCs w:val="20"/>
               </w:rPr>
-              <w:t xml:space="preserve">(−) Cuota préstamo 70k</w:t>
+              <w:t xml:space="preserve">(−) Cuota préstamo CaixaBank</w:t>
             </w:r>
           </w:p>
         </w:tc>
@@ -9556,7 +9574,7 @@
           <w:sz w:val="22"/>
           <w:szCs w:val="22"/>
         </w:rPr>
-        <w:t xml:space="preserve">Ratio de cobertura = Flujo de caja operativo de campaña ÷ (Pico de disposición + Servicio del préstamo 70k en el periodo)</w:t>
+        <w:t xml:space="preserve">Ratio de cobertura = Flujo de caja operativo de campaña ÷ (Pico de disposición + Servicio del préstamo en el periodo)</w:t>
       </w:r>
     </w:p>
     <w:tbl>
@@ -9920,7 +9938,7 @@
                 <w:sz w:val="20"/>
                 <w:szCs w:val="20"/>
               </w:rPr>
-              <w:t xml:space="preserve">Servicio del préstamo 70k en el periodo (€)</w:t>
+              <w:t xml:space="preserve">Servicio del préstamo en el periodo (€)</w:t>
             </w:r>
           </w:p>
         </w:tc>
@@ -10151,7 +10169,7 @@
           <w:sz w:val="20"/>
           <w:szCs w:val="20"/>
         </w:rPr>
-        <w:t xml:space="preserve">Flujo de caja operativo de campaña = cobros − compra de stock − gastos de campaña (antes del servicio de deuda). El escenario conservador aplica −25 % a las ventas y escala compras y gastos en la misma proporción; la cuota del préstamo de 70k se mantiene fija (es una obligación que no depende de las ventas).</w:t>
+        <w:t xml:space="preserve">Flujo de caja operativo de campaña = cobros − compra de stock − gastos de campaña (antes del servicio de deuda). El escenario conservador aplica −25 % a las ventas y escala compras y gastos en la misma proporción; la cuota del préstamo se mantiene fija (es una obligación que no depende de las ventas).</w:t>
       </w:r>
     </w:p>
     <w:p>
@@ -10244,7 +10262,7 @@
           <w:sz w:val="24"/>
           <w:szCs w:val="24"/>
         </w:rPr>
-        <w:t xml:space="preserve">10.4. Efecto del préstamo de 70.000 €</w:t>
+        <w:t xml:space="preserve">10.4. Efecto del préstamo vivo con CaixaBank</w:t>
       </w:r>
     </w:p>
     <w:p>
@@ -10257,7 +10275,7 @@
           <w:sz w:val="22"/>
           <w:szCs w:val="22"/>
         </w:rPr>
-        <w:t xml:space="preserve">La cuota mensual del préstamo de 70.000 € se ha incluido íntegra en el flujo de caja de campaña y en los ratios, de modo que la capacidad de devolución se mide después de atender esa deuda.</w:t>
+        <w:t xml:space="preserve">EKIO BIOTECH mantiene un préstamo de 80.000 € formalizado con CaixaBank, en amortización y al corriente de pago. Su cuota mensual se ha incluido íntegra en el flujo de caja de campaña y en los ratios, de modo que la capacidad de devolución se mide después de atender esa deuda.</w:t>
       </w:r>
     </w:p>
     <w:p>
@@ -10275,20 +10293,7 @@
           <w:sz w:val="22"/>
           <w:szCs w:val="22"/>
         </w:rPr>
-        <w:t xml:space="preserve">Cuota mensual utilizada en el modelo (provisional): 1.350 €/mes. </w:t>
-      </w:r>
-      <w:r>
-        <w:rPr>
-          <w:rFonts w:ascii="Calibri" w:cs="Calibri" w:eastAsia="Calibri" w:hAnsi="Calibri"/>
-          <w:b/>
-          <w:bCs/>
-          <w:i/>
-          <w:iCs/>
-          <w:color w:val="595959"/>
-          <w:sz w:val="20"/>
-          <w:szCs w:val="20"/>
-        </w:rPr>
-        <w:t xml:space="preserve">[PENDIENTE: prestamista, cuota mensual exacta, saldo vivo a la fecha, vencimiento y condiciones del préstamo de 70.000 €.]</w:t>
+        <w:t xml:space="preserve">Cuota mensual utilizada en el modelo: 1.350 €/mes. La entidad dispone del cuadro de amortización y del saldo vivo actualizado.</w:t>
       </w:r>
     </w:p>
     <w:p>
@@ -10311,6 +10316,19 @@
     </w:p>
     <w:p>
       <w:pPr>
+        <w:spacing w:after="120" w:line="288"/>
+      </w:pPr>
+      <w:r>
+        <w:rPr>
+          <w:rFonts w:ascii="Calibri" w:cs="Calibri" w:eastAsia="Calibri" w:hAnsi="Calibri"/>
+          <w:sz w:val="22"/>
+          <w:szCs w:val="22"/>
+        </w:rPr>
+        <w:t xml:space="preserve">El historial de cumplimiento de ese préstamo con la propia entidad es, en sí mismo, el mejor antecedente disponible sobre el comportamiento de pago de la empresa.</w:t>
+      </w:r>
+    </w:p>
+    <w:p>
+      <w:pPr>
         <w:pStyle w:val="Heading2"/>
         <w:spacing w:after="120" w:before="220"/>
       </w:pPr>
@@ -10407,7 +10425,7 @@
           <w:sz w:val="22"/>
           <w:szCs w:val="22"/>
         </w:rPr>
-        <w:t xml:space="preserve">en ambos casos después de atender el préstamo de 70.000 €. En un estrés de ventas −40 % con el primer pedido comprometido, el ciclo se alarga un mes hacia Q1 2027 sin llegar a impago.</w:t>
+        <w:t xml:space="preserve">en ambos casos después de atender el préstamo vivo con CaixaBank. En un estrés de ventas −40 % con el primer pedido comprometido, el ciclo se alarga un mes hacia Q1 2027 sin llegar a impago.</w:t>
       </w:r>
     </w:p>
     <w:p>
@@ -10536,7 +10554,7 @@
           <w:sz w:val="22"/>
           <w:szCs w:val="22"/>
         </w:rPr>
-        <w:t xml:space="preserve">Supuestos — parámetros editables: objetivo de campaña 350.000 €, reparto 65/25/10 (Spiro/Ekio Light/accesorios), % de coste por grupo, calendario de compra y de cobro, cuota del préstamo de 70k.</w:t>
+        <w:t xml:space="preserve">Supuestos — parámetros editables: objetivo de campaña 350.000 €, reparto 65/25/10 (Spiro/Ekio Light/accesorios), % de coste por grupo, calendario de compra y de cobro, cuota del préstamo con CaixaBank.</w:t>
       </w:r>
     </w:p>
     <w:p>
@@ -10607,20 +10625,7 @@
           <w:sz w:val="24"/>
           <w:szCs w:val="24"/>
         </w:rPr>
-        <w:t xml:space="preserve">11.2. Documentación de soporte a aportar con la solicitud</w:t>
-      </w:r>
-    </w:p>
-    <w:p>
-      <w:pPr>
-        <w:spacing w:after="120" w:line="288"/>
-      </w:pPr>
-      <w:r>
-        <w:rPr>
-          <w:rFonts w:ascii="Calibri" w:cs="Calibri" w:eastAsia="Calibri" w:hAnsi="Calibri"/>
-          <w:sz w:val="22"/>
-          <w:szCs w:val="22"/>
-        </w:rPr>
-        <w:t xml:space="preserve">Documentos que acompañan o completan este plan al presentarlo en CaixaBank:</w:t>
+        <w:t xml:space="preserve">11.2. Documentación que acompaña a este plan</w:t>
       </w:r>
     </w:p>
     <w:p>
@@ -10638,7 +10643,7 @@
           <w:sz w:val="22"/>
           <w:szCs w:val="22"/>
         </w:rPr>
-        <w:t xml:space="preserve">Escritura de constitución de EKIO BIOTECH, S.L.U. y escritura / documento de aportación no dineraria del negocio en funcionamiento.</w:t>
+        <w:t xml:space="preserve">Escritura de constitución de EKIO BIOTECH, S.L.U. y de aportación del negocio en funcionamiento, de 29 de julio de 2026, en la que constan el patrimonio aportado, el objeto social y el alta censal de la sociedad.</w:t>
       </w:r>
     </w:p>
     <w:p>
@@ -10656,7 +10661,7 @@
           <w:sz w:val="22"/>
           <w:szCs w:val="22"/>
         </w:rPr>
-        <w:t xml:space="preserve">Balance de apertura de la SLU (resultante de la aportación) y previsión de balance y de tesorería 2026–2027.</w:t>
+        <w:t xml:space="preserve">Certificados de estar al corriente de pago con la Agencia Tributaria y con la Tesorería General de la Seguridad Social.</w:t>
       </w:r>
     </w:p>
     <w:p>
@@ -10674,7 +10679,7 @@
           <w:sz w:val="22"/>
           <w:szCs w:val="22"/>
         </w:rPr>
-        <w:t xml:space="preserve">Previsión de tesorería de la sociedad a 12 meses, no solo la ventana de campaña.</w:t>
+        <w:t xml:space="preserve">Resoluciones de concesión de las tres subvenciones de la Junta de Castilla y León (digitalización, innovación e investigación y desarrollo).</w:t>
       </w:r>
     </w:p>
     <w:p>
@@ -10692,7 +10697,7 @@
           <w:sz w:val="22"/>
           <w:szCs w:val="22"/>
         </w:rPr>
-        <w:t xml:space="preserve">Declaraciones de IRPF y modelos 130 y 390 de la actividad como empresario individual (ejercicios 2023, 2024 y 2025).</w:t>
+        <w:t xml:space="preserve">Declaraciones de IRPF y modelos 130 y 390 de la actividad como empresario individual (ejercicios 2023, 2024 y 2025), y P&amp;L de gestión de Holded.</w:t>
       </w:r>
     </w:p>
     <w:p>
@@ -10710,7 +10715,7 @@
           <w:sz w:val="22"/>
           <w:szCs w:val="22"/>
         </w:rPr>
-        <w:t xml:space="preserve">P&amp;L de gestión actualizado de Holded con desglose de coste de ventas por ejercicio (conciliación del margen bruto) y, cuando estén disponibles, cuentas anuales de la sociedad.</w:t>
+        <w:t xml:space="preserve">Cuadro de amortización del préstamo de 80.000 € vivo con CaixaBank.</w:t>
       </w:r>
     </w:p>
     <w:p>
@@ -10728,133 +10733,7 @@
           <w:sz w:val="22"/>
           <w:szCs w:val="22"/>
         </w:rPr>
-        <w:t xml:space="preserve">Certificados de estar al corriente de pago con la AEAT y con la Tesorería General de la Seguridad Social; en su caso, detalle de aplazamientos o fraccionamientos vigentes.</w:t>
-      </w:r>
-    </w:p>
-    <w:p>
-      <w:pPr>
-        <w:pStyle w:val="ListParagraph"/>
-        <w:numPr>
-          <w:ilvl w:val="0"/>
-          <w:numId w:val="3"/>
-        </w:numPr>
-        <w:spacing w:after="100" w:line="288"/>
-      </w:pPr>
-      <w:r>
-        <w:rPr>
-          <w:rFonts w:ascii="Calibri" w:cs="Calibri" w:eastAsia="Calibri" w:hAnsi="Calibri"/>
-          <w:sz w:val="22"/>
-          <w:szCs w:val="22"/>
-        </w:rPr>
-        <w:t xml:space="preserve">Contrato e identificación del préstamo de 70.000 € (prestamista, tipo, saldo vivo, cuadro de amortización, covenants) e informe CIRBE.</w:t>
-      </w:r>
-    </w:p>
-    <w:p>
-      <w:pPr>
-        <w:pStyle w:val="ListParagraph"/>
-        <w:numPr>
-          <w:ilvl w:val="0"/>
-          <w:numId w:val="3"/>
-        </w:numPr>
-        <w:spacing w:after="100" w:line="288"/>
-      </w:pPr>
-      <w:r>
-        <w:rPr>
-          <w:rFonts w:ascii="Calibri" w:cs="Calibri" w:eastAsia="Calibri" w:hAnsi="Calibri"/>
-          <w:sz w:val="22"/>
-          <w:szCs w:val="22"/>
-        </w:rPr>
-        <w:t xml:space="preserve">Contrato de distribución con Noxtak / SG Labs y condiciones de pago a proveedor.</w:t>
-      </w:r>
-    </w:p>
-    <w:p>
-      <w:pPr>
-        <w:pStyle w:val="ListParagraph"/>
-        <w:numPr>
-          <w:ilvl w:val="0"/>
-          <w:numId w:val="3"/>
-        </w:numPr>
-        <w:spacing w:after="100" w:line="288"/>
-      </w:pPr>
-      <w:r>
-        <w:rPr>
-          <w:rFonts w:ascii="Calibri" w:cs="Calibri" w:eastAsia="Calibri" w:hAnsi="Calibri"/>
-          <w:sz w:val="22"/>
-          <w:szCs w:val="22"/>
-        </w:rPr>
-        <w:t xml:space="preserve">Contrato de fabricación / ensamblaje de Ekio Light e identificación del fabricante; marcado CE, declaración de conformidad y seguro de responsabilidad civil de producto (en especial de los equipos con emisión UV-A/UV-B).</w:t>
-      </w:r>
-    </w:p>
-    <w:p>
-      <w:pPr>
-        <w:pStyle w:val="ListParagraph"/>
-        <w:numPr>
-          <w:ilvl w:val="0"/>
-          <w:numId w:val="3"/>
-        </w:numPr>
-        <w:spacing w:after="100" w:line="288"/>
-      </w:pPr>
-      <w:r>
-        <w:rPr>
-          <w:rFonts w:ascii="Calibri" w:cs="Calibri" w:eastAsia="Calibri" w:hAnsi="Calibri"/>
-          <w:sz w:val="22"/>
-          <w:szCs w:val="22"/>
-        </w:rPr>
-        <w:t xml:space="preserve">Título / certificado de registro del Modelo de Utilidad Nº U202532624 (OEPM) y estado de la solicitud de patente internacional (PCT) del sistema SFPA.</w:t>
-      </w:r>
-    </w:p>
-    <w:p>
-      <w:pPr>
-        <w:pStyle w:val="ListParagraph"/>
-        <w:numPr>
-          <w:ilvl w:val="0"/>
-          <w:numId w:val="3"/>
-        </w:numPr>
-        <w:spacing w:after="100" w:line="288"/>
-      </w:pPr>
-      <w:r>
-        <w:rPr>
-          <w:rFonts w:ascii="Calibri" w:cs="Calibri" w:eastAsia="Calibri" w:hAnsi="Calibri"/>
-          <w:sz w:val="22"/>
-          <w:szCs w:val="22"/>
-        </w:rPr>
-        <w:t xml:space="preserve">Carta o comunicación de Wolaria / ICECYL acreditando la invitación a Startup OLÉ y Valencia Digital Summit.</w:t>
-      </w:r>
-    </w:p>
-    <w:p>
-      <w:pPr>
-        <w:pStyle w:val="ListParagraph"/>
-        <w:numPr>
-          <w:ilvl w:val="0"/>
-          <w:numId w:val="3"/>
-        </w:numPr>
-        <w:spacing w:after="100" w:line="288"/>
-      </w:pPr>
-      <w:r>
-        <w:rPr>
-          <w:rFonts w:ascii="Calibri" w:cs="Calibri" w:eastAsia="Calibri" w:hAnsi="Calibri"/>
-          <w:sz w:val="22"/>
-          <w:szCs w:val="22"/>
-        </w:rPr>
-        <w:t xml:space="preserve">Presupuestos o pedidos pro-forma en firme de ambos proveedores que soporten el importe de la compra de stock de campaña (~170.775 €).</w:t>
-      </w:r>
-    </w:p>
-    <w:p>
-      <w:pPr>
-        <w:pStyle w:val="ListParagraph"/>
-        <w:numPr>
-          <w:ilvl w:val="0"/>
-          <w:numId w:val="3"/>
-        </w:numPr>
-        <w:spacing w:after="100" w:line="288"/>
-      </w:pPr>
-      <w:r>
-        <w:rPr>
-          <w:rFonts w:ascii="Calibri" w:cs="Calibri" w:eastAsia="Calibri" w:hAnsi="Calibri"/>
-          <w:sz w:val="22"/>
-          <w:szCs w:val="22"/>
-        </w:rPr>
-        <w:t xml:space="preserve">Cálculo del Impuesto sobre Sociedades previsto sobre el resultado de campaña.</w:t>
+        <w:t xml:space="preserve">Anexo financiero en formato Excel (anexo-financiero.xlsx).</w:t>
       </w:r>
     </w:p>
     <w:p>
@@ -10884,7 +10763,7 @@
           <w:sz w:val="22"/>
           <w:szCs w:val="22"/>
         </w:rPr>
-        <w:t xml:space="preserve">Algunos apartados de este documento incluyen marcas [PENDIENTE] que señalan datos que la empresa aportará junto con la documentación de soporte. La empresa dispone de un checklist interno con la relación completa y facilitará cualquiera de esos extremos a requerimiento de la entidad.</w:t>
+        <w:t xml:space="preserve">La empresa facilitará a la entidad cualquier detalle adicional sobre las cifras, los supuestos o la documentación de este plan que le sea requerido.</w:t>
       </w:r>
     </w:p>
     <w:sectPr>

--- a/PLAN_EMPRESA_CAIXABANK/plan-empresa-ekio-caixabank.docx
+++ b/PLAN_EMPRESA_CAIXABANK/plan-empresa-ekio-caixabank.docx
@@ -4,79 +4,20 @@
   <w:body>
     <w:p>
       <w:pPr>
-        <w:spacing w:after="0" w:before="2400"/>
+        <w:spacing w:after="0" w:before="1400"/>
         <w:jc w:val="center"/>
       </w:pPr>
       <w:r>
         <w:rPr>
-          <w:rFonts w:ascii="Calibri" w:cs="Calibri" w:eastAsia="Calibri" w:hAnsi="Calibri"/>
-          <w:b/>
-          <w:bCs/>
-          <w:color w:val="1F3864"/>
-          <w:sz w:val="56"/>
-          <w:szCs w:val="56"/>
-        </w:rPr>
-        <w:t xml:space="preserve">PLAN DE EMPRESA</w:t>
-      </w:r>
-    </w:p>
-    <w:p>
-      <w:pPr>
-        <w:spacing w:after="0" w:before="200"/>
-        <w:jc w:val="center"/>
-      </w:pPr>
-      <w:r>
-        <w:rPr>
-          <w:rFonts w:ascii="Calibri" w:cs="Calibri" w:eastAsia="Calibri" w:hAnsi="Calibri"/>
-          <w:color w:val="2F5496"/>
-          <w:sz w:val="32"/>
-          <w:szCs w:val="32"/>
-        </w:rPr>
-        <w:t xml:space="preserve">Solicitud de cuenta de crédito</w:t>
-      </w:r>
-    </w:p>
-    <w:p>
-      <w:pPr>
-        <w:spacing w:after="0" w:before="80"/>
-        <w:jc w:val="center"/>
-      </w:pPr>
-      <w:r>
-        <w:rPr>
-          <w:rFonts w:ascii="Calibri" w:cs="Calibri" w:eastAsia="Calibri" w:hAnsi="Calibri"/>
-          <w:color w:val="595959"/>
-          <w:sz w:val="24"/>
-          <w:szCs w:val="24"/>
-        </w:rPr>
-        <w:t xml:space="preserve">Línea de circulante para financiación de existencias · CaixaBank Now</w:t>
-      </w:r>
-    </w:p>
-    <w:p>
-      <w:pPr>
-        <w:spacing w:after="0" w:before="1600"/>
-        <w:jc w:val="center"/>
-      </w:pPr>
-      <w:r>
-        <w:rPr>
-          <w:rFonts w:ascii="Calibri" w:cs="Calibri" w:eastAsia="Calibri" w:hAnsi="Calibri"/>
-          <w:b/>
-          <w:bCs/>
-          <w:sz w:val="32"/>
-          <w:szCs w:val="32"/>
-        </w:rPr>
-        <w:t xml:space="preserve">EKIO BIOTECH, S.L.U.</w:t>
-      </w:r>
-    </w:p>
-    <w:p>
-      <w:pPr>
-        <w:spacing w:after="0" w:before="80"/>
-        <w:jc w:val="center"/>
-      </w:pPr>
-      <w:r>
-        <w:rPr>
-          <w:rFonts w:ascii="Calibri" w:cs="Calibri" w:eastAsia="Calibri" w:hAnsi="Calibri"/>
-          <w:sz w:val="24"/>
-          <w:szCs w:val="24"/>
-        </w:rPr>
-        <w:t xml:space="preserve">CIF B93860096</w:t>
+          <w:rFonts w:ascii="Georgia" w:cs="Georgia" w:eastAsia="Georgia" w:hAnsi="Georgia"/>
+          <w:b/>
+          <w:bCs/>
+          <w:color w:val="122638"/>
+          <w:spacing w:val="60"/>
+          <w:sz w:val="44"/>
+          <w:szCs w:val="44"/>
+        </w:rPr>
+        <w:t xml:space="preserve">EKIO</w:t>
       </w:r>
     </w:p>
     <w:p>
@@ -87,24 +28,139 @@
       <w:r>
         <w:rPr>
           <w:rFonts w:ascii="Calibri" w:cs="Calibri" w:eastAsia="Calibri" w:hAnsi="Calibri"/>
-          <w:color w:val="595959"/>
-          <w:sz w:val="22"/>
-          <w:szCs w:val="22"/>
-        </w:rPr>
-        <w:t xml:space="preserve">Barrio de Arriba 39 · 49327 Cubo de Benavente (Zamora)</w:t>
-      </w:r>
-    </w:p>
-    <w:p>
-      <w:pPr>
-        <w:spacing w:after="0" w:before="1800"/>
+          <w:b/>
+          <w:bCs/>
+          <w:color w:val="64707C"/>
+          <w:sz w:val="13"/>
+          <w:szCs w:val="13"/>
+        </w:rPr>
+        <w:t xml:space="preserve">E L E C T R O S M O G   E S P A Ñ A</w:t>
+      </w:r>
+    </w:p>
+    <w:p>
+      <w:pPr>
+        <w:pBdr>
+          <w:bottom w:val="single" w:color="E7A84D" w:sz="12" w:space="1"/>
+        </w:pBdr>
+        <w:spacing w:after="0" w:before="260"/>
         <w:jc w:val="center"/>
       </w:pPr>
       <w:r>
         <w:rPr>
           <w:rFonts w:ascii="Calibri" w:cs="Calibri" w:eastAsia="Calibri" w:hAnsi="Calibri"/>
-          <w:color w:val="595959"/>
-          <w:sz w:val="22"/>
-          <w:szCs w:val="22"/>
+          <w:sz w:val="2"/>
+          <w:szCs w:val="2"/>
+        </w:rPr>
+        <w:t xml:space="preserve"/>
+      </w:r>
+    </w:p>
+    <w:p>
+      <w:pPr>
+        <w:spacing w:after="0" w:before="700"/>
+        <w:jc w:val="center"/>
+      </w:pPr>
+      <w:r>
+        <w:rPr>
+          <w:rFonts w:ascii="Georgia" w:cs="Georgia" w:eastAsia="Georgia" w:hAnsi="Georgia"/>
+          <w:b/>
+          <w:bCs/>
+          <w:color w:val="122638"/>
+          <w:sz w:val="54"/>
+          <w:szCs w:val="54"/>
+        </w:rPr>
+        <w:t xml:space="preserve">PLAN DE EMPRESA</w:t>
+      </w:r>
+    </w:p>
+    <w:p>
+      <w:pPr>
+        <w:spacing w:after="0" w:before="180"/>
+        <w:jc w:val="center"/>
+      </w:pPr>
+      <w:r>
+        <w:rPr>
+          <w:rFonts w:ascii="Georgia" w:cs="Georgia" w:eastAsia="Georgia" w:hAnsi="Georgia"/>
+          <w:color w:val="1D5366"/>
+          <w:sz w:val="30"/>
+          <w:szCs w:val="30"/>
+        </w:rPr>
+        <w:t xml:space="preserve">Solicitud de cuenta de crédito</w:t>
+      </w:r>
+    </w:p>
+    <w:p>
+      <w:pPr>
+        <w:spacing w:after="0" w:before="100"/>
+        <w:jc w:val="center"/>
+      </w:pPr>
+      <w:r>
+        <w:rPr>
+          <w:rFonts w:ascii="Calibri" w:cs="Calibri" w:eastAsia="Calibri" w:hAnsi="Calibri"/>
+          <w:color w:val="64707C"/>
+          <w:sz w:val="22"/>
+          <w:szCs w:val="22"/>
+        </w:rPr>
+        <w:t xml:space="preserve">Línea de circulante para financiación de existencias</w:t>
+      </w:r>
+    </w:p>
+    <w:p>
+      <w:pPr>
+        <w:spacing w:after="0" w:before="30"/>
+        <w:jc w:val="center"/>
+      </w:pPr>
+      <w:r>
+        <w:rPr>
+          <w:rFonts w:ascii="Calibri" w:cs="Calibri" w:eastAsia="Calibri" w:hAnsi="Calibri"/>
+          <w:b/>
+          <w:bCs/>
+          <w:color w:val="9B661E"/>
+          <w:sz w:val="22"/>
+          <w:szCs w:val="22"/>
+        </w:rPr>
+        <w:t xml:space="preserve">CaixaBank Now</w:t>
+      </w:r>
+    </w:p>
+    <w:p>
+      <w:pPr>
+        <w:spacing w:after="0" w:before="1100"/>
+        <w:jc w:val="center"/>
+      </w:pPr>
+      <w:r>
+        <w:rPr>
+          <w:rFonts w:ascii="Calibri" w:cs="Calibri" w:eastAsia="Calibri" w:hAnsi="Calibri"/>
+          <w:b/>
+          <w:bCs/>
+          <w:color w:val="122638"/>
+          <w:sz w:val="30"/>
+          <w:szCs w:val="30"/>
+        </w:rPr>
+        <w:t xml:space="preserve">EKIO BIOTECH, S.L.U.</w:t>
+      </w:r>
+    </w:p>
+    <w:p>
+      <w:pPr>
+        <w:spacing w:after="0" w:before="70"/>
+        <w:jc w:val="center"/>
+      </w:pPr>
+      <w:r>
+        <w:rPr>
+          <w:rFonts w:ascii="Calibri" w:cs="Calibri" w:eastAsia="Calibri" w:hAnsi="Calibri"/>
+          <w:color w:val="64707C"/>
+          <w:sz w:val="20"/>
+          <w:szCs w:val="20"/>
+        </w:rPr>
+        <w:t xml:space="preserve">CIF B93860096  ·  Barrio de Arriba 39, 49327 Cubo de Benavente (Zamora)</w:t>
+      </w:r>
+    </w:p>
+    <w:p>
+      <w:pPr>
+        <w:spacing w:after="0" w:before="900"/>
+        <w:jc w:val="center"/>
+      </w:pPr>
+      <w:r>
+        <w:rPr>
+          <w:rFonts w:ascii="Calibri" w:cs="Calibri" w:eastAsia="Calibri" w:hAnsi="Calibri"/>
+          <w:color w:val="64707C"/>
+          <w:sz w:val="20"/>
+          <w:szCs w:val="20"/>
         </w:rPr>
         <w:t xml:space="preserve">30 de agosto de 2026</w:t>
       </w:r>
@@ -119,9 +175,9 @@
           <w:rFonts w:ascii="Calibri" w:cs="Calibri" w:eastAsia="Calibri" w:hAnsi="Calibri"/>
           <w:i/>
           <w:iCs/>
-          <w:color w:val="808080"/>
-          <w:sz w:val="18"/>
-          <w:szCs w:val="18"/>
+          <w:color w:val="64707C"/>
+          <w:sz w:val="17"/>
+          <w:szCs w:val="17"/>
         </w:rPr>
         <w:t xml:space="preserve">Documento confidencial — uso exclusivo para evaluación de riesgos de CaixaBank</w:t>
       </w:r>
@@ -138,10 +194,10 @@
       </w:pPr>
       <w:r>
         <w:rPr>
-          <w:rFonts w:ascii="Calibri" w:cs="Calibri" w:eastAsia="Calibri" w:hAnsi="Calibri"/>
-          <w:b/>
-          <w:bCs/>
-          <w:color w:val="1F3864"/>
+          <w:rFonts w:ascii="Georgia" w:cs="Georgia" w:eastAsia="Georgia" w:hAnsi="Georgia"/>
+          <w:b/>
+          <w:bCs/>
+          <w:color w:val="122638"/>
           <w:sz w:val="30"/>
           <w:szCs w:val="30"/>
         </w:rPr>
@@ -176,7 +232,7 @@
           <w:rFonts w:ascii="Calibri" w:cs="Calibri" w:eastAsia="Calibri" w:hAnsi="Calibri"/>
           <w:i/>
           <w:iCs/>
-          <w:color w:val="595959"/>
+          <w:color w:val="64707C"/>
           <w:sz w:val="20"/>
           <w:szCs w:val="20"/>
         </w:rPr>
@@ -195,10 +251,10 @@
       </w:pPr>
       <w:r>
         <w:rPr>
-          <w:rFonts w:ascii="Calibri" w:cs="Calibri" w:eastAsia="Calibri" w:hAnsi="Calibri"/>
-          <w:b/>
-          <w:bCs/>
-          <w:color w:val="1F3864"/>
+          <w:rFonts w:ascii="Georgia" w:cs="Georgia" w:eastAsia="Georgia" w:hAnsi="Georgia"/>
+          <w:b/>
+          <w:bCs/>
+          <w:color w:val="122638"/>
           <w:sz w:val="30"/>
           <w:szCs w:val="30"/>
         </w:rPr>
@@ -209,12 +265,12 @@
       <w:tblPr>
         <w:tblW w:type="dxa" w:w="9026"/>
         <w:tblBorders>
-          <w:top w:val="single" w:color="BFBFBF" w:sz="2"/>
-          <w:left w:val="single" w:color="BFBFBF" w:sz="2"/>
-          <w:bottom w:val="single" w:color="BFBFBF" w:sz="2"/>
-          <w:right w:val="single" w:color="BFBFBF" w:sz="2"/>
-          <w:insideH w:val="single" w:color="D9D9D9" w:sz="2"/>
-          <w:insideV w:val="single" w:color="D9D9D9" w:sz="2"/>
+          <w:top w:val="single" w:color="DED4C4" w:sz="2"/>
+          <w:left w:val="single" w:color="DED4C4" w:sz="2"/>
+          <w:bottom w:val="single" w:color="DED4C4" w:sz="2"/>
+          <w:right w:val="single" w:color="DED4C4" w:sz="2"/>
+          <w:insideH w:val="single" w:color="DED4C4" w:sz="2"/>
+          <w:insideV w:val="single" w:color="DED4C4" w:sz="2"/>
         </w:tblBorders>
       </w:tblPr>
       <w:tblGrid>
@@ -228,7 +284,7 @@
         <w:tc>
           <w:tcPr>
             <w:tcW w:type="dxa" w:w="2600"/>
-            <w:shd w:fill="1F3864" w:val="clear"/>
+            <w:shd w:fill="122638" w:val="clear"/>
             <w:tcMar>
               <w:top w:type="dxa" w:w="60"/>
               <w:left w:type="dxa" w:w="90"/>
@@ -245,7 +301,7 @@
                 <w:rFonts w:ascii="Calibri" w:cs="Calibri" w:eastAsia="Calibri" w:hAnsi="Calibri"/>
                 <w:b/>
                 <w:bCs/>
-                <w:color w:val="FFFFFF"/>
+                <w:color w:val="FFFDF8"/>
                 <w:sz w:val="20"/>
                 <w:szCs w:val="20"/>
               </w:rPr>
@@ -256,7 +312,7 @@
         <w:tc>
           <w:tcPr>
             <w:tcW w:type="dxa" w:w="6426"/>
-            <w:shd w:fill="1F3864" w:val="clear"/>
+            <w:shd w:fill="122638" w:val="clear"/>
             <w:tcMar>
               <w:top w:type="dxa" w:w="60"/>
               <w:left w:type="dxa" w:w="90"/>
@@ -273,7 +329,7 @@
                 <w:rFonts w:ascii="Calibri" w:cs="Calibri" w:eastAsia="Calibri" w:hAnsi="Calibri"/>
                 <w:b/>
                 <w:bCs/>
-                <w:color w:val="FFFFFF"/>
+                <w:color w:val="FFFDF8"/>
                 <w:sz w:val="20"/>
                 <w:szCs w:val="20"/>
               </w:rPr>
@@ -336,7 +392,7 @@
         <w:tc>
           <w:tcPr>
             <w:tcW w:type="dxa" w:w="2600"/>
-            <w:shd w:fill="F2F5FA" w:val="clear"/>
+            <w:shd w:fill="F6F0E6" w:val="clear"/>
             <w:tcMar>
               <w:top w:type="dxa" w:w="60"/>
               <w:left w:type="dxa" w:w="90"/>
@@ -361,7 +417,7 @@
         <w:tc>
           <w:tcPr>
             <w:tcW w:type="dxa" w:w="6426"/>
-            <w:shd w:fill="F2F5FA" w:val="clear"/>
+            <w:shd w:fill="F6F0E6" w:val="clear"/>
             <w:tcMar>
               <w:top w:type="dxa" w:w="60"/>
               <w:left w:type="dxa" w:w="90"/>
@@ -438,7 +494,7 @@
         <w:tc>
           <w:tcPr>
             <w:tcW w:type="dxa" w:w="2600"/>
-            <w:shd w:fill="F2F5FA" w:val="clear"/>
+            <w:shd w:fill="F6F0E6" w:val="clear"/>
             <w:tcMar>
               <w:top w:type="dxa" w:w="60"/>
               <w:left w:type="dxa" w:w="90"/>
@@ -463,7 +519,7 @@
         <w:tc>
           <w:tcPr>
             <w:tcW w:type="dxa" w:w="6426"/>
-            <w:shd w:fill="F2F5FA" w:val="clear"/>
+            <w:shd w:fill="F6F0E6" w:val="clear"/>
             <w:tcMar>
               <w:top w:type="dxa" w:w="60"/>
               <w:left w:type="dxa" w:w="90"/>
@@ -540,7 +596,7 @@
         <w:tc>
           <w:tcPr>
             <w:tcW w:type="dxa" w:w="2600"/>
-            <w:shd w:fill="F2F5FA" w:val="clear"/>
+            <w:shd w:fill="F6F0E6" w:val="clear"/>
             <w:tcMar>
               <w:top w:type="dxa" w:w="60"/>
               <w:left w:type="dxa" w:w="90"/>
@@ -565,7 +621,7 @@
         <w:tc>
           <w:tcPr>
             <w:tcW w:type="dxa" w:w="6426"/>
-            <w:shd w:fill="F2F5FA" w:val="clear"/>
+            <w:shd w:fill="F6F0E6" w:val="clear"/>
             <w:tcMar>
               <w:top w:type="dxa" w:w="60"/>
               <w:left w:type="dxa" w:w="90"/>
@@ -642,7 +698,7 @@
         <w:tc>
           <w:tcPr>
             <w:tcW w:type="dxa" w:w="2600"/>
-            <w:shd w:fill="F2F5FA" w:val="clear"/>
+            <w:shd w:fill="F6F0E6" w:val="clear"/>
             <w:tcMar>
               <w:top w:type="dxa" w:w="60"/>
               <w:left w:type="dxa" w:w="90"/>
@@ -667,7 +723,7 @@
         <w:tc>
           <w:tcPr>
             <w:tcW w:type="dxa" w:w="6426"/>
-            <w:shd w:fill="F2F5FA" w:val="clear"/>
+            <w:shd w:fill="F6F0E6" w:val="clear"/>
             <w:tcMar>
               <w:top w:type="dxa" w:w="60"/>
               <w:left w:type="dxa" w:w="90"/>
@@ -744,7 +800,7 @@
         <w:tc>
           <w:tcPr>
             <w:tcW w:type="dxa" w:w="2600"/>
-            <w:shd w:fill="F2F5FA" w:val="clear"/>
+            <w:shd w:fill="F6F0E6" w:val="clear"/>
             <w:tcMar>
               <w:top w:type="dxa" w:w="60"/>
               <w:left w:type="dxa" w:w="90"/>
@@ -769,7 +825,7 @@
         <w:tc>
           <w:tcPr>
             <w:tcW w:type="dxa" w:w="6426"/>
-            <w:shd w:fill="F2F5FA" w:val="clear"/>
+            <w:shd w:fill="F6F0E6" w:val="clear"/>
             <w:tcMar>
               <w:top w:type="dxa" w:w="60"/>
               <w:left w:type="dxa" w:w="90"/>
@@ -874,10 +930,10 @@
       </w:pPr>
       <w:r>
         <w:rPr>
-          <w:rFonts w:ascii="Calibri" w:cs="Calibri" w:eastAsia="Calibri" w:hAnsi="Calibri"/>
-          <w:b/>
-          <w:bCs/>
-          <w:color w:val="1F3864"/>
+          <w:rFonts w:ascii="Georgia" w:cs="Georgia" w:eastAsia="Georgia" w:hAnsi="Georgia"/>
+          <w:b/>
+          <w:bCs/>
+          <w:color w:val="122638"/>
           <w:sz w:val="30"/>
           <w:szCs w:val="30"/>
         </w:rPr>
@@ -1067,10 +1123,10 @@
       </w:pPr>
       <w:r>
         <w:rPr>
-          <w:rFonts w:ascii="Calibri" w:cs="Calibri" w:eastAsia="Calibri" w:hAnsi="Calibri"/>
-          <w:b/>
-          <w:bCs/>
-          <w:color w:val="1F3864"/>
+          <w:rFonts w:ascii="Georgia" w:cs="Georgia" w:eastAsia="Georgia" w:hAnsi="Georgia"/>
+          <w:b/>
+          <w:bCs/>
+          <w:color w:val="122638"/>
           <w:sz w:val="30"/>
           <w:szCs w:val="30"/>
         </w:rPr>
@@ -1084,12 +1140,12 @@
       </w:pPr>
       <w:r>
         <w:rPr>
-          <w:rFonts w:ascii="Calibri" w:cs="Calibri" w:eastAsia="Calibri" w:hAnsi="Calibri"/>
-          <w:b/>
-          <w:bCs/>
-          <w:color w:val="2F5496"/>
-          <w:sz w:val="24"/>
-          <w:szCs w:val="24"/>
+          <w:rFonts w:ascii="Georgia" w:cs="Georgia" w:eastAsia="Georgia" w:hAnsi="Georgia"/>
+          <w:b/>
+          <w:bCs/>
+          <w:color w:val="1D5366"/>
+          <w:sz w:val="23"/>
+          <w:szCs w:val="23"/>
         </w:rPr>
         <w:t xml:space="preserve">3.1. Tres años de construcción</w:t>
       </w:r>
@@ -1166,12 +1222,12 @@
     <w:p>
       <w:pPr>
         <w:pBdr>
-          <w:top w:val="single" w:color="BFBFBF" w:sz="4"/>
-          <w:bottom w:val="single" w:color="BFBFBF" w:sz="4"/>
-          <w:left w:val="single" w:color="8EAADB" w:sz="12"/>
-          <w:right w:val="single" w:color="BFBFBF" w:sz="4"/>
+          <w:top w:val="single" w:color="DED4C4" w:sz="4"/>
+          <w:bottom w:val="single" w:color="DED4C4" w:sz="4"/>
+          <w:left w:val="single" w:color="E7A84D" w:sz="16"/>
+          <w:right w:val="single" w:color="DED4C4" w:sz="4"/>
         </w:pBdr>
-        <w:shd w:fill="F2F2F2" w:val="clear"/>
+        <w:shd w:fill="F6F0E6" w:val="clear"/>
         <w:spacing w:after="160" w:before="120" w:line="276"/>
       </w:pPr>
       <w:r>
@@ -1181,7 +1237,7 @@
           <w:bCs/>
           <w:i/>
           <w:iCs/>
-          <w:color w:val="595959"/>
+          <w:color w:val="64707C"/>
           <w:sz w:val="20"/>
           <w:szCs w:val="20"/>
         </w:rPr>
@@ -1192,7 +1248,7 @@
           <w:rFonts w:ascii="Calibri" w:cs="Calibri" w:eastAsia="Calibri" w:hAnsi="Calibri"/>
           <w:i/>
           <w:iCs/>
-          <w:color w:val="595959"/>
+          <w:color w:val="64707C"/>
           <w:sz w:val="20"/>
           <w:szCs w:val="20"/>
         </w:rPr>
@@ -1205,7 +1261,7 @@
           <w:bCs/>
           <w:i/>
           <w:iCs/>
-          <w:color w:val="595959"/>
+          <w:color w:val="64707C"/>
           <w:sz w:val="20"/>
           <w:szCs w:val="20"/>
         </w:rPr>
@@ -1219,12 +1275,12 @@
       </w:pPr>
       <w:r>
         <w:rPr>
-          <w:rFonts w:ascii="Calibri" w:cs="Calibri" w:eastAsia="Calibri" w:hAnsi="Calibri"/>
-          <w:b/>
-          <w:bCs/>
-          <w:color w:val="2F5496"/>
-          <w:sz w:val="24"/>
-          <w:szCs w:val="24"/>
+          <w:rFonts w:ascii="Georgia" w:cs="Georgia" w:eastAsia="Georgia" w:hAnsi="Georgia"/>
+          <w:b/>
+          <w:bCs/>
+          <w:color w:val="1D5366"/>
+          <w:sz w:val="23"/>
+          <w:szCs w:val="23"/>
         </w:rPr>
         <w:t xml:space="preserve">3.2. Continuidad jurídica: de empresario individual a sociedad</w:t>
       </w:r>
@@ -1280,12 +1336,12 @@
       </w:pPr>
       <w:r>
         <w:rPr>
-          <w:rFonts w:ascii="Calibri" w:cs="Calibri" w:eastAsia="Calibri" w:hAnsi="Calibri"/>
-          <w:b/>
-          <w:bCs/>
-          <w:color w:val="2F5496"/>
-          <w:sz w:val="24"/>
-          <w:szCs w:val="24"/>
+          <w:rFonts w:ascii="Georgia" w:cs="Georgia" w:eastAsia="Georgia" w:hAnsi="Georgia"/>
+          <w:b/>
+          <w:bCs/>
+          <w:color w:val="1D5366"/>
+          <w:sz w:val="23"/>
+          <w:szCs w:val="23"/>
         </w:rPr>
         <w:t xml:space="preserve">3.3. Equipo</w:t>
       </w:r>
@@ -1310,12 +1366,12 @@
       </w:pPr>
       <w:r>
         <w:rPr>
-          <w:rFonts w:ascii="Calibri" w:cs="Calibri" w:eastAsia="Calibri" w:hAnsi="Calibri"/>
-          <w:b/>
-          <w:bCs/>
-          <w:color w:val="2F5496"/>
-          <w:sz w:val="24"/>
-          <w:szCs w:val="24"/>
+          <w:rFonts w:ascii="Georgia" w:cs="Georgia" w:eastAsia="Georgia" w:hAnsi="Georgia"/>
+          <w:b/>
+          <w:bCs/>
+          <w:color w:val="1D5366"/>
+          <w:sz w:val="23"/>
+          <w:szCs w:val="23"/>
         </w:rPr>
         <w:t xml:space="preserve">3.4. Reseña profesional del fundador</w:t>
       </w:r>
@@ -1508,10 +1564,10 @@
       </w:pPr>
       <w:r>
         <w:rPr>
-          <w:rFonts w:ascii="Calibri" w:cs="Calibri" w:eastAsia="Calibri" w:hAnsi="Calibri"/>
-          <w:b/>
-          <w:bCs/>
-          <w:color w:val="1F3864"/>
+          <w:rFonts w:ascii="Georgia" w:cs="Georgia" w:eastAsia="Georgia" w:hAnsi="Georgia"/>
+          <w:b/>
+          <w:bCs/>
+          <w:color w:val="122638"/>
           <w:sz w:val="30"/>
           <w:szCs w:val="30"/>
         </w:rPr>
@@ -1525,12 +1581,12 @@
       </w:pPr>
       <w:r>
         <w:rPr>
-          <w:rFonts w:ascii="Calibri" w:cs="Calibri" w:eastAsia="Calibri" w:hAnsi="Calibri"/>
-          <w:b/>
-          <w:bCs/>
-          <w:color w:val="2F5496"/>
-          <w:sz w:val="24"/>
-          <w:szCs w:val="24"/>
+          <w:rFonts w:ascii="Georgia" w:cs="Georgia" w:eastAsia="Georgia" w:hAnsi="Georgia"/>
+          <w:b/>
+          <w:bCs/>
+          <w:color w:val="1D5366"/>
+          <w:sz w:val="23"/>
+          <w:szCs w:val="23"/>
         </w:rPr>
         <w:t xml:space="preserve">4.1. Línea Spiro — distribución en España</w:t>
       </w:r>
@@ -1639,7 +1695,7 @@
           <w:rFonts w:ascii="Calibri" w:cs="Calibri" w:eastAsia="Calibri" w:hAnsi="Calibri"/>
           <w:i/>
           <w:iCs/>
-          <w:color w:val="595959"/>
+          <w:color w:val="64707C"/>
           <w:sz w:val="20"/>
           <w:szCs w:val="20"/>
         </w:rPr>
@@ -1650,12 +1706,12 @@
       <w:tblPr>
         <w:tblW w:type="dxa" w:w="9026"/>
         <w:tblBorders>
-          <w:top w:val="single" w:color="BFBFBF" w:sz="2"/>
-          <w:left w:val="single" w:color="BFBFBF" w:sz="2"/>
-          <w:bottom w:val="single" w:color="BFBFBF" w:sz="2"/>
-          <w:right w:val="single" w:color="BFBFBF" w:sz="2"/>
-          <w:insideH w:val="single" w:color="D9D9D9" w:sz="2"/>
-          <w:insideV w:val="single" w:color="D9D9D9" w:sz="2"/>
+          <w:top w:val="single" w:color="DED4C4" w:sz="2"/>
+          <w:left w:val="single" w:color="DED4C4" w:sz="2"/>
+          <w:bottom w:val="single" w:color="DED4C4" w:sz="2"/>
+          <w:right w:val="single" w:color="DED4C4" w:sz="2"/>
+          <w:insideH w:val="single" w:color="DED4C4" w:sz="2"/>
+          <w:insideV w:val="single" w:color="DED4C4" w:sz="2"/>
         </w:tblBorders>
       </w:tblPr>
       <w:tblGrid>
@@ -1670,7 +1726,7 @@
         <w:tc>
           <w:tcPr>
             <w:tcW w:type="dxa" w:w="5226"/>
-            <w:shd w:fill="1F3864" w:val="clear"/>
+            <w:shd w:fill="122638" w:val="clear"/>
             <w:tcMar>
               <w:top w:type="dxa" w:w="60"/>
               <w:left w:type="dxa" w:w="90"/>
@@ -1687,7 +1743,7 @@
                 <w:rFonts w:ascii="Calibri" w:cs="Calibri" w:eastAsia="Calibri" w:hAnsi="Calibri"/>
                 <w:b/>
                 <w:bCs/>
-                <w:color w:val="FFFFFF"/>
+                <w:color w:val="FFFDF8"/>
                 <w:sz w:val="20"/>
                 <w:szCs w:val="20"/>
               </w:rPr>
@@ -1698,7 +1754,7 @@
         <w:tc>
           <w:tcPr>
             <w:tcW w:type="dxa" w:w="1600"/>
-            <w:shd w:fill="1F3864" w:val="clear"/>
+            <w:shd w:fill="122638" w:val="clear"/>
             <w:tcMar>
               <w:top w:type="dxa" w:w="60"/>
               <w:left w:type="dxa" w:w="90"/>
@@ -1716,7 +1772,7 @@
                 <w:rFonts w:ascii="Calibri" w:cs="Calibri" w:eastAsia="Calibri" w:hAnsi="Calibri"/>
                 <w:b/>
                 <w:bCs/>
-                <w:color w:val="FFFFFF"/>
+                <w:color w:val="FFFDF8"/>
                 <w:sz w:val="20"/>
                 <w:szCs w:val="20"/>
               </w:rPr>
@@ -1727,7 +1783,7 @@
         <w:tc>
           <w:tcPr>
             <w:tcW w:type="dxa" w:w="2200"/>
-            <w:shd w:fill="1F3864" w:val="clear"/>
+            <w:shd w:fill="122638" w:val="clear"/>
             <w:tcMar>
               <w:top w:type="dxa" w:w="60"/>
               <w:left w:type="dxa" w:w="90"/>
@@ -1745,7 +1801,7 @@
                 <w:rFonts w:ascii="Calibri" w:cs="Calibri" w:eastAsia="Calibri" w:hAnsi="Calibri"/>
                 <w:b/>
                 <w:bCs/>
-                <w:color w:val="FFFFFF"/>
+                <w:color w:val="FFFDF8"/>
                 <w:sz w:val="20"/>
                 <w:szCs w:val="20"/>
               </w:rPr>
@@ -1834,7 +1890,7 @@
         <w:tc>
           <w:tcPr>
             <w:tcW w:type="dxa" w:w="5226"/>
-            <w:shd w:fill="F2F5FA" w:val="clear"/>
+            <w:shd w:fill="F6F0E6" w:val="clear"/>
             <w:tcMar>
               <w:top w:type="dxa" w:w="60"/>
               <w:left w:type="dxa" w:w="90"/>
@@ -1859,7 +1915,7 @@
         <w:tc>
           <w:tcPr>
             <w:tcW w:type="dxa" w:w="1600"/>
-            <w:shd w:fill="F2F5FA" w:val="clear"/>
+            <w:shd w:fill="F6F0E6" w:val="clear"/>
             <w:tcMar>
               <w:top w:type="dxa" w:w="60"/>
               <w:left w:type="dxa" w:w="90"/>
@@ -1885,7 +1941,7 @@
         <w:tc>
           <w:tcPr>
             <w:tcW w:type="dxa" w:w="2200"/>
-            <w:shd w:fill="F2F5FA" w:val="clear"/>
+            <w:shd w:fill="F6F0E6" w:val="clear"/>
             <w:tcMar>
               <w:top w:type="dxa" w:w="60"/>
               <w:left w:type="dxa" w:w="90"/>
@@ -1998,12 +2054,12 @@
       </w:pPr>
       <w:r>
         <w:rPr>
-          <w:rFonts w:ascii="Calibri" w:cs="Calibri" w:eastAsia="Calibri" w:hAnsi="Calibri"/>
-          <w:b/>
-          <w:bCs/>
-          <w:color w:val="2F5496"/>
-          <w:sz w:val="24"/>
-          <w:szCs w:val="24"/>
+          <w:rFonts w:ascii="Georgia" w:cs="Georgia" w:eastAsia="Georgia" w:hAnsi="Georgia"/>
+          <w:b/>
+          <w:bCs/>
+          <w:color w:val="1D5366"/>
+          <w:sz w:val="23"/>
+          <w:szCs w:val="23"/>
         </w:rPr>
         <w:t xml:space="preserve">4.2. Línea Ekio Light — marca propia</w:t>
       </w:r>
@@ -2094,7 +2150,7 @@
           <w:rFonts w:ascii="Calibri" w:cs="Calibri" w:eastAsia="Calibri" w:hAnsi="Calibri"/>
           <w:i/>
           <w:iCs/>
-          <w:color w:val="595959"/>
+          <w:color w:val="64707C"/>
           <w:sz w:val="20"/>
           <w:szCs w:val="20"/>
         </w:rPr>
@@ -2105,12 +2161,12 @@
       <w:tblPr>
         <w:tblW w:type="dxa" w:w="9026"/>
         <w:tblBorders>
-          <w:top w:val="single" w:color="BFBFBF" w:sz="2"/>
-          <w:left w:val="single" w:color="BFBFBF" w:sz="2"/>
-          <w:bottom w:val="single" w:color="BFBFBF" w:sz="2"/>
-          <w:right w:val="single" w:color="BFBFBF" w:sz="2"/>
-          <w:insideH w:val="single" w:color="D9D9D9" w:sz="2"/>
-          <w:insideV w:val="single" w:color="D9D9D9" w:sz="2"/>
+          <w:top w:val="single" w:color="DED4C4" w:sz="2"/>
+          <w:left w:val="single" w:color="DED4C4" w:sz="2"/>
+          <w:bottom w:val="single" w:color="DED4C4" w:sz="2"/>
+          <w:right w:val="single" w:color="DED4C4" w:sz="2"/>
+          <w:insideH w:val="single" w:color="DED4C4" w:sz="2"/>
+          <w:insideV w:val="single" w:color="DED4C4" w:sz="2"/>
         </w:tblBorders>
       </w:tblPr>
       <w:tblGrid>
@@ -2124,7 +2180,7 @@
         <w:tc>
           <w:tcPr>
             <w:tcW w:type="dxa" w:w="7026"/>
-            <w:shd w:fill="1F3864" w:val="clear"/>
+            <w:shd w:fill="122638" w:val="clear"/>
             <w:tcMar>
               <w:top w:type="dxa" w:w="60"/>
               <w:left w:type="dxa" w:w="90"/>
@@ -2141,7 +2197,7 @@
                 <w:rFonts w:ascii="Calibri" w:cs="Calibri" w:eastAsia="Calibri" w:hAnsi="Calibri"/>
                 <w:b/>
                 <w:bCs/>
-                <w:color w:val="FFFFFF"/>
+                <w:color w:val="FFFDF8"/>
                 <w:sz w:val="20"/>
                 <w:szCs w:val="20"/>
               </w:rPr>
@@ -2152,7 +2208,7 @@
         <w:tc>
           <w:tcPr>
             <w:tcW w:type="dxa" w:w="2000"/>
-            <w:shd w:fill="1F3864" w:val="clear"/>
+            <w:shd w:fill="122638" w:val="clear"/>
             <w:tcMar>
               <w:top w:type="dxa" w:w="60"/>
               <w:left w:type="dxa" w:w="90"/>
@@ -2170,7 +2226,7 @@
                 <w:rFonts w:ascii="Calibri" w:cs="Calibri" w:eastAsia="Calibri" w:hAnsi="Calibri"/>
                 <w:b/>
                 <w:bCs/>
-                <w:color w:val="FFFFFF"/>
+                <w:color w:val="FFFDF8"/>
                 <w:sz w:val="20"/>
                 <w:szCs w:val="20"/>
               </w:rPr>
@@ -2234,7 +2290,7 @@
         <w:tc>
           <w:tcPr>
             <w:tcW w:type="dxa" w:w="7026"/>
-            <w:shd w:fill="F2F5FA" w:val="clear"/>
+            <w:shd w:fill="F6F0E6" w:val="clear"/>
             <w:tcMar>
               <w:top w:type="dxa" w:w="60"/>
               <w:left w:type="dxa" w:w="90"/>
@@ -2259,7 +2315,7 @@
         <w:tc>
           <w:tcPr>
             <w:tcW w:type="dxa" w:w="2000"/>
-            <w:shd w:fill="F2F5FA" w:val="clear"/>
+            <w:shd w:fill="F6F0E6" w:val="clear"/>
             <w:tcMar>
               <w:top w:type="dxa" w:w="60"/>
               <w:left w:type="dxa" w:w="90"/>
@@ -2338,7 +2394,7 @@
         <w:tc>
           <w:tcPr>
             <w:tcW w:type="dxa" w:w="7026"/>
-            <w:shd w:fill="F2F5FA" w:val="clear"/>
+            <w:shd w:fill="F6F0E6" w:val="clear"/>
             <w:tcMar>
               <w:top w:type="dxa" w:w="60"/>
               <w:left w:type="dxa" w:w="90"/>
@@ -2363,7 +2419,7 @@
         <w:tc>
           <w:tcPr>
             <w:tcW w:type="dxa" w:w="2000"/>
-            <w:shd w:fill="F2F5FA" w:val="clear"/>
+            <w:shd w:fill="F6F0E6" w:val="clear"/>
             <w:tcMar>
               <w:top w:type="dxa" w:w="60"/>
               <w:left w:type="dxa" w:w="90"/>
@@ -2442,7 +2498,7 @@
         <w:tc>
           <w:tcPr>
             <w:tcW w:type="dxa" w:w="7026"/>
-            <w:shd w:fill="F2F5FA" w:val="clear"/>
+            <w:shd w:fill="F6F0E6" w:val="clear"/>
             <w:tcMar>
               <w:top w:type="dxa" w:w="60"/>
               <w:left w:type="dxa" w:w="90"/>
@@ -2467,7 +2523,7 @@
         <w:tc>
           <w:tcPr>
             <w:tcW w:type="dxa" w:w="2000"/>
-            <w:shd w:fill="F2F5FA" w:val="clear"/>
+            <w:shd w:fill="F6F0E6" w:val="clear"/>
             <w:tcMar>
               <w:top w:type="dxa" w:w="60"/>
               <w:left w:type="dxa" w:w="90"/>
@@ -2513,12 +2569,12 @@
     <w:p>
       <w:pPr>
         <w:pBdr>
-          <w:top w:val="single" w:color="BFBFBF" w:sz="4"/>
-          <w:bottom w:val="single" w:color="BFBFBF" w:sz="4"/>
-          <w:left w:val="single" w:color="8EAADB" w:sz="12"/>
-          <w:right w:val="single" w:color="BFBFBF" w:sz="4"/>
+          <w:top w:val="single" w:color="DED4C4" w:sz="4"/>
+          <w:bottom w:val="single" w:color="DED4C4" w:sz="4"/>
+          <w:left w:val="single" w:color="E7A84D" w:sz="16"/>
+          <w:right w:val="single" w:color="DED4C4" w:sz="4"/>
         </w:pBdr>
-        <w:shd w:fill="F2F2F2" w:val="clear"/>
+        <w:shd w:fill="F6F0E6" w:val="clear"/>
         <w:spacing w:after="160" w:before="120" w:line="276"/>
       </w:pPr>
       <w:r>
@@ -2526,7 +2582,7 @@
           <w:rFonts w:ascii="Calibri" w:cs="Calibri" w:eastAsia="Calibri" w:hAnsi="Calibri"/>
           <w:i/>
           <w:iCs/>
-          <w:color w:val="595959"/>
+          <w:color w:val="64707C"/>
           <w:sz w:val="20"/>
           <w:szCs w:val="20"/>
         </w:rPr>
@@ -2540,12 +2596,12 @@
       </w:pPr>
       <w:r>
         <w:rPr>
-          <w:rFonts w:ascii="Calibri" w:cs="Calibri" w:eastAsia="Calibri" w:hAnsi="Calibri"/>
-          <w:b/>
-          <w:bCs/>
-          <w:color w:val="2F5496"/>
-          <w:sz w:val="24"/>
-          <w:szCs w:val="24"/>
+          <w:rFonts w:ascii="Georgia" w:cs="Georgia" w:eastAsia="Georgia" w:hAnsi="Georgia"/>
+          <w:b/>
+          <w:bCs/>
+          <w:color w:val="1D5366"/>
+          <w:sz w:val="23"/>
+          <w:szCs w:val="23"/>
         </w:rPr>
         <w:t xml:space="preserve">4.3. Líneas complementarias</w:t>
       </w:r>
@@ -2570,12 +2626,12 @@
       </w:pPr>
       <w:r>
         <w:rPr>
-          <w:rFonts w:ascii="Calibri" w:cs="Calibri" w:eastAsia="Calibri" w:hAnsi="Calibri"/>
-          <w:b/>
-          <w:bCs/>
-          <w:color w:val="2F5496"/>
-          <w:sz w:val="24"/>
-          <w:szCs w:val="24"/>
+          <w:rFonts w:ascii="Georgia" w:cs="Georgia" w:eastAsia="Georgia" w:hAnsi="Georgia"/>
+          <w:b/>
+          <w:bCs/>
+          <w:color w:val="1D5366"/>
+          <w:sz w:val="23"/>
+          <w:szCs w:val="23"/>
         </w:rPr>
         <w:t xml:space="preserve">4.4. Canales de venta</w:t>
       </w:r>
@@ -2671,12 +2727,12 @@
       </w:pPr>
       <w:r>
         <w:rPr>
-          <w:rFonts w:ascii="Calibri" w:cs="Calibri" w:eastAsia="Calibri" w:hAnsi="Calibri"/>
-          <w:b/>
-          <w:bCs/>
-          <w:color w:val="2F5496"/>
-          <w:sz w:val="24"/>
-          <w:szCs w:val="24"/>
+          <w:rFonts w:ascii="Georgia" w:cs="Georgia" w:eastAsia="Georgia" w:hAnsi="Georgia"/>
+          <w:b/>
+          <w:bCs/>
+          <w:color w:val="1D5366"/>
+          <w:sz w:val="23"/>
+          <w:szCs w:val="23"/>
         </w:rPr>
         <w:t xml:space="preserve">4.5. Activos tecnológicos propios</w:t>
       </w:r>
@@ -2785,10 +2841,10 @@
       </w:pPr>
       <w:r>
         <w:rPr>
-          <w:rFonts w:ascii="Calibri" w:cs="Calibri" w:eastAsia="Calibri" w:hAnsi="Calibri"/>
-          <w:b/>
-          <w:bCs/>
-          <w:color w:val="1F3864"/>
+          <w:rFonts w:ascii="Georgia" w:cs="Georgia" w:eastAsia="Georgia" w:hAnsi="Georgia"/>
+          <w:b/>
+          <w:bCs/>
+          <w:color w:val="122638"/>
           <w:sz w:val="30"/>
           <w:szCs w:val="30"/>
         </w:rPr>
@@ -2802,12 +2858,12 @@
       </w:pPr>
       <w:r>
         <w:rPr>
-          <w:rFonts w:ascii="Calibri" w:cs="Calibri" w:eastAsia="Calibri" w:hAnsi="Calibri"/>
-          <w:b/>
-          <w:bCs/>
-          <w:color w:val="2F5496"/>
-          <w:sz w:val="24"/>
-          <w:szCs w:val="24"/>
+          <w:rFonts w:ascii="Georgia" w:cs="Georgia" w:eastAsia="Georgia" w:hAnsi="Georgia"/>
+          <w:b/>
+          <w:bCs/>
+          <w:color w:val="1D5366"/>
+          <w:sz w:val="23"/>
+          <w:szCs w:val="23"/>
         </w:rPr>
         <w:t xml:space="preserve">5.1. Contexto de mercado</w:t>
       </w:r>
@@ -2907,12 +2963,12 @@
     <w:p>
       <w:pPr>
         <w:pBdr>
-          <w:top w:val="single" w:color="BFBFBF" w:sz="4"/>
-          <w:bottom w:val="single" w:color="BFBFBF" w:sz="4"/>
-          <w:left w:val="single" w:color="8EAADB" w:sz="12"/>
-          <w:right w:val="single" w:color="BFBFBF" w:sz="4"/>
+          <w:top w:val="single" w:color="DED4C4" w:sz="4"/>
+          <w:bottom w:val="single" w:color="DED4C4" w:sz="4"/>
+          <w:left w:val="single" w:color="E7A84D" w:sz="16"/>
+          <w:right w:val="single" w:color="DED4C4" w:sz="4"/>
         </w:pBdr>
-        <w:shd w:fill="F2F2F2" w:val="clear"/>
+        <w:shd w:fill="F6F0E6" w:val="clear"/>
         <w:spacing w:after="160" w:before="120" w:line="276"/>
       </w:pPr>
       <w:r>
@@ -2922,7 +2978,7 @@
           <w:bCs/>
           <w:i/>
           <w:iCs/>
-          <w:color w:val="595959"/>
+          <w:color w:val="64707C"/>
           <w:sz w:val="20"/>
           <w:szCs w:val="20"/>
         </w:rPr>
@@ -2936,12 +2992,12 @@
       </w:pPr>
       <w:r>
         <w:rPr>
-          <w:rFonts w:ascii="Calibri" w:cs="Calibri" w:eastAsia="Calibri" w:hAnsi="Calibri"/>
-          <w:b/>
-          <w:bCs/>
-          <w:color w:val="2F5496"/>
-          <w:sz w:val="24"/>
-          <w:szCs w:val="24"/>
+          <w:rFonts w:ascii="Georgia" w:cs="Georgia" w:eastAsia="Georgia" w:hAnsi="Georgia"/>
+          <w:b/>
+          <w:bCs/>
+          <w:color w:val="1D5366"/>
+          <w:sz w:val="23"/>
+          <w:szCs w:val="23"/>
         </w:rPr>
         <w:t xml:space="preserve">5.2. Respaldo institucional</w:t>
       </w:r>
@@ -2963,12 +3019,12 @@
       <w:tblPr>
         <w:tblW w:type="dxa" w:w="9026"/>
         <w:tblBorders>
-          <w:top w:val="single" w:color="BFBFBF" w:sz="2"/>
-          <w:left w:val="single" w:color="BFBFBF" w:sz="2"/>
-          <w:bottom w:val="single" w:color="BFBFBF" w:sz="2"/>
-          <w:right w:val="single" w:color="BFBFBF" w:sz="2"/>
-          <w:insideH w:val="single" w:color="D9D9D9" w:sz="2"/>
-          <w:insideV w:val="single" w:color="D9D9D9" w:sz="2"/>
+          <w:top w:val="single" w:color="DED4C4" w:sz="2"/>
+          <w:left w:val="single" w:color="DED4C4" w:sz="2"/>
+          <w:bottom w:val="single" w:color="DED4C4" w:sz="2"/>
+          <w:right w:val="single" w:color="DED4C4" w:sz="2"/>
+          <w:insideH w:val="single" w:color="DED4C4" w:sz="2"/>
+          <w:insideV w:val="single" w:color="DED4C4" w:sz="2"/>
         </w:tblBorders>
       </w:tblPr>
       <w:tblGrid>
@@ -2983,7 +3039,7 @@
         <w:tc>
           <w:tcPr>
             <w:tcW w:type="dxa" w:w="4026"/>
-            <w:shd w:fill="1F3864" w:val="clear"/>
+            <w:shd w:fill="122638" w:val="clear"/>
             <w:tcMar>
               <w:top w:type="dxa" w:w="60"/>
               <w:left w:type="dxa" w:w="90"/>
@@ -3000,7 +3056,7 @@
                 <w:rFonts w:ascii="Calibri" w:cs="Calibri" w:eastAsia="Calibri" w:hAnsi="Calibri"/>
                 <w:b/>
                 <w:bCs/>
-                <w:color w:val="FFFFFF"/>
+                <w:color w:val="FFFDF8"/>
                 <w:sz w:val="20"/>
                 <w:szCs w:val="20"/>
               </w:rPr>
@@ -3011,7 +3067,7 @@
         <w:tc>
           <w:tcPr>
             <w:tcW w:type="dxa" w:w="2500"/>
-            <w:shd w:fill="1F3864" w:val="clear"/>
+            <w:shd w:fill="122638" w:val="clear"/>
             <w:tcMar>
               <w:top w:type="dxa" w:w="60"/>
               <w:left w:type="dxa" w:w="90"/>
@@ -3028,7 +3084,7 @@
                 <w:rFonts w:ascii="Calibri" w:cs="Calibri" w:eastAsia="Calibri" w:hAnsi="Calibri"/>
                 <w:b/>
                 <w:bCs/>
-                <w:color w:val="FFFFFF"/>
+                <w:color w:val="FFFDF8"/>
                 <w:sz w:val="20"/>
                 <w:szCs w:val="20"/>
               </w:rPr>
@@ -3039,7 +3095,7 @@
         <w:tc>
           <w:tcPr>
             <w:tcW w:type="dxa" w:w="2500"/>
-            <w:shd w:fill="1F3864" w:val="clear"/>
+            <w:shd w:fill="122638" w:val="clear"/>
             <w:tcMar>
               <w:top w:type="dxa" w:w="60"/>
               <w:left w:type="dxa" w:w="90"/>
@@ -3056,7 +3112,7 @@
                 <w:rFonts w:ascii="Calibri" w:cs="Calibri" w:eastAsia="Calibri" w:hAnsi="Calibri"/>
                 <w:b/>
                 <w:bCs/>
-                <w:color w:val="FFFFFF"/>
+                <w:color w:val="FFFDF8"/>
                 <w:sz w:val="20"/>
                 <w:szCs w:val="20"/>
               </w:rPr>
@@ -3143,7 +3199,7 @@
         <w:tc>
           <w:tcPr>
             <w:tcW w:type="dxa" w:w="4026"/>
-            <w:shd w:fill="F2F5FA" w:val="clear"/>
+            <w:shd w:fill="F6F0E6" w:val="clear"/>
             <w:tcMar>
               <w:top w:type="dxa" w:w="60"/>
               <w:left w:type="dxa" w:w="90"/>
@@ -3168,7 +3224,7 @@
         <w:tc>
           <w:tcPr>
             <w:tcW w:type="dxa" w:w="2500"/>
-            <w:shd w:fill="F2F5FA" w:val="clear"/>
+            <w:shd w:fill="F6F0E6" w:val="clear"/>
             <w:tcMar>
               <w:top w:type="dxa" w:w="60"/>
               <w:left w:type="dxa" w:w="90"/>
@@ -3193,7 +3249,7 @@
         <w:tc>
           <w:tcPr>
             <w:tcW w:type="dxa" w:w="2500"/>
-            <w:shd w:fill="F2F5FA" w:val="clear"/>
+            <w:shd w:fill="F6F0E6" w:val="clear"/>
             <w:tcMar>
               <w:top w:type="dxa" w:w="60"/>
               <w:left w:type="dxa" w:w="90"/>
@@ -3294,7 +3350,7 @@
         <w:tc>
           <w:tcPr>
             <w:tcW w:type="dxa" w:w="4026"/>
-            <w:shd w:fill="F2F5FA" w:val="clear"/>
+            <w:shd w:fill="F6F0E6" w:val="clear"/>
             <w:tcMar>
               <w:top w:type="dxa" w:w="60"/>
               <w:left w:type="dxa" w:w="90"/>
@@ -3319,7 +3375,7 @@
         <w:tc>
           <w:tcPr>
             <w:tcW w:type="dxa" w:w="2500"/>
-            <w:shd w:fill="F2F5FA" w:val="clear"/>
+            <w:shd w:fill="F6F0E6" w:val="clear"/>
             <w:tcMar>
               <w:top w:type="dxa" w:w="60"/>
               <w:left w:type="dxa" w:w="90"/>
@@ -3344,7 +3400,7 @@
         <w:tc>
           <w:tcPr>
             <w:tcW w:type="dxa" w:w="2500"/>
-            <w:shd w:fill="F2F5FA" w:val="clear"/>
+            <w:shd w:fill="F6F0E6" w:val="clear"/>
             <w:tcMar>
               <w:top w:type="dxa" w:w="60"/>
               <w:left w:type="dxa" w:w="90"/>
@@ -3445,7 +3501,7 @@
         <w:tc>
           <w:tcPr>
             <w:tcW w:type="dxa" w:w="4026"/>
-            <w:shd w:fill="F2F5FA" w:val="clear"/>
+            <w:shd w:fill="F6F0E6" w:val="clear"/>
             <w:tcMar>
               <w:top w:type="dxa" w:w="60"/>
               <w:left w:type="dxa" w:w="90"/>
@@ -3470,7 +3526,7 @@
         <w:tc>
           <w:tcPr>
             <w:tcW w:type="dxa" w:w="2500"/>
-            <w:shd w:fill="F2F5FA" w:val="clear"/>
+            <w:shd w:fill="F6F0E6" w:val="clear"/>
             <w:tcMar>
               <w:top w:type="dxa" w:w="60"/>
               <w:left w:type="dxa" w:w="90"/>
@@ -3495,7 +3551,7 @@
         <w:tc>
           <w:tcPr>
             <w:tcW w:type="dxa" w:w="2500"/>
-            <w:shd w:fill="F2F5FA" w:val="clear"/>
+            <w:shd w:fill="F6F0E6" w:val="clear"/>
             <w:tcMar>
               <w:top w:type="dxa" w:w="60"/>
               <w:left w:type="dxa" w:w="90"/>
@@ -3630,7 +3686,7 @@
           <w:rFonts w:ascii="Calibri" w:cs="Calibri" w:eastAsia="Calibri" w:hAnsi="Calibri"/>
           <w:i/>
           <w:iCs/>
-          <w:color w:val="595959"/>
+          <w:color w:val="64707C"/>
           <w:sz w:val="20"/>
           <w:szCs w:val="20"/>
         </w:rPr>
@@ -3644,12 +3700,12 @@
       </w:pPr>
       <w:r>
         <w:rPr>
-          <w:rFonts w:ascii="Calibri" w:cs="Calibri" w:eastAsia="Calibri" w:hAnsi="Calibri"/>
-          <w:b/>
-          <w:bCs/>
-          <w:color w:val="2F5496"/>
-          <w:sz w:val="24"/>
-          <w:szCs w:val="24"/>
+          <w:rFonts w:ascii="Georgia" w:cs="Georgia" w:eastAsia="Georgia" w:hAnsi="Georgia"/>
+          <w:b/>
+          <w:bCs/>
+          <w:color w:val="1D5366"/>
+          <w:sz w:val="23"/>
+          <w:szCs w:val="23"/>
         </w:rPr>
         <w:t xml:space="preserve">5.3. Salida a Europa a través de Ankorstore</w:t>
       </w:r>
@@ -3758,12 +3814,12 @@
       </w:pPr>
       <w:r>
         <w:rPr>
-          <w:rFonts w:ascii="Calibri" w:cs="Calibri" w:eastAsia="Calibri" w:hAnsi="Calibri"/>
-          <w:b/>
-          <w:bCs/>
-          <w:color w:val="2F5496"/>
-          <w:sz w:val="24"/>
-          <w:szCs w:val="24"/>
+          <w:rFonts w:ascii="Georgia" w:cs="Georgia" w:eastAsia="Georgia" w:hAnsi="Georgia"/>
+          <w:b/>
+          <w:bCs/>
+          <w:color w:val="1D5366"/>
+          <w:sz w:val="23"/>
+          <w:szCs w:val="23"/>
         </w:rPr>
         <w:t xml:space="preserve">5.4. Otros activos de la empresa</w:t>
       </w:r>
@@ -3859,10 +3915,10 @@
       </w:pPr>
       <w:r>
         <w:rPr>
-          <w:rFonts w:ascii="Calibri" w:cs="Calibri" w:eastAsia="Calibri" w:hAnsi="Calibri"/>
-          <w:b/>
-          <w:bCs/>
-          <w:color w:val="1F3864"/>
+          <w:rFonts w:ascii="Georgia" w:cs="Georgia" w:eastAsia="Georgia" w:hAnsi="Georgia"/>
+          <w:b/>
+          <w:bCs/>
+          <w:color w:val="122638"/>
           <w:sz w:val="30"/>
           <w:szCs w:val="30"/>
         </w:rPr>
@@ -3889,12 +3945,12 @@
       </w:pPr>
       <w:r>
         <w:rPr>
-          <w:rFonts w:ascii="Calibri" w:cs="Calibri" w:eastAsia="Calibri" w:hAnsi="Calibri"/>
-          <w:b/>
-          <w:bCs/>
-          <w:color w:val="2F5496"/>
-          <w:sz w:val="24"/>
-          <w:szCs w:val="24"/>
+          <w:rFonts w:ascii="Georgia" w:cs="Georgia" w:eastAsia="Georgia" w:hAnsi="Georgia"/>
+          <w:b/>
+          <w:bCs/>
+          <w:color w:val="1D5366"/>
+          <w:sz w:val="23"/>
+          <w:szCs w:val="23"/>
         </w:rPr>
         <w:t xml:space="preserve">6.1. Cuenta de resultados histórica simplificada</w:t>
       </w:r>
@@ -3903,12 +3959,12 @@
       <w:tblPr>
         <w:tblW w:type="dxa" w:w="9026"/>
         <w:tblBorders>
-          <w:top w:val="single" w:color="BFBFBF" w:sz="2"/>
-          <w:left w:val="single" w:color="BFBFBF" w:sz="2"/>
-          <w:bottom w:val="single" w:color="BFBFBF" w:sz="2"/>
-          <w:right w:val="single" w:color="BFBFBF" w:sz="2"/>
-          <w:insideH w:val="single" w:color="D9D9D9" w:sz="2"/>
-          <w:insideV w:val="single" w:color="D9D9D9" w:sz="2"/>
+          <w:top w:val="single" w:color="DED4C4" w:sz="2"/>
+          <w:left w:val="single" w:color="DED4C4" w:sz="2"/>
+          <w:bottom w:val="single" w:color="DED4C4" w:sz="2"/>
+          <w:right w:val="single" w:color="DED4C4" w:sz="2"/>
+          <w:insideH w:val="single" w:color="DED4C4" w:sz="2"/>
+          <w:insideV w:val="single" w:color="DED4C4" w:sz="2"/>
         </w:tblBorders>
       </w:tblPr>
       <w:tblGrid>
@@ -3925,7 +3981,7 @@
         <w:tc>
           <w:tcPr>
             <w:tcW w:type="dxa" w:w="2826"/>
-            <w:shd w:fill="1F3864" w:val="clear"/>
+            <w:shd w:fill="122638" w:val="clear"/>
             <w:tcMar>
               <w:top w:type="dxa" w:w="60"/>
               <w:left w:type="dxa" w:w="90"/>
@@ -3942,7 +3998,7 @@
                 <w:rFonts w:ascii="Calibri" w:cs="Calibri" w:eastAsia="Calibri" w:hAnsi="Calibri"/>
                 <w:b/>
                 <w:bCs/>
-                <w:color w:val="FFFFFF"/>
+                <w:color w:val="FFFDF8"/>
                 <w:sz w:val="20"/>
                 <w:szCs w:val="20"/>
               </w:rPr>
@@ -3953,7 +4009,7 @@
         <w:tc>
           <w:tcPr>
             <w:tcW w:type="dxa" w:w="1550"/>
-            <w:shd w:fill="1F3864" w:val="clear"/>
+            <w:shd w:fill="122638" w:val="clear"/>
             <w:tcMar>
               <w:top w:type="dxa" w:w="60"/>
               <w:left w:type="dxa" w:w="90"/>
@@ -3971,7 +4027,7 @@
                 <w:rFonts w:ascii="Calibri" w:cs="Calibri" w:eastAsia="Calibri" w:hAnsi="Calibri"/>
                 <w:b/>
                 <w:bCs/>
-                <w:color w:val="FFFFFF"/>
+                <w:color w:val="FFFDF8"/>
                 <w:sz w:val="20"/>
                 <w:szCs w:val="20"/>
               </w:rPr>
@@ -3982,7 +4038,7 @@
         <w:tc>
           <w:tcPr>
             <w:tcW w:type="dxa" w:w="1550"/>
-            <w:shd w:fill="1F3864" w:val="clear"/>
+            <w:shd w:fill="122638" w:val="clear"/>
             <w:tcMar>
               <w:top w:type="dxa" w:w="60"/>
               <w:left w:type="dxa" w:w="90"/>
@@ -4000,7 +4056,7 @@
                 <w:rFonts w:ascii="Calibri" w:cs="Calibri" w:eastAsia="Calibri" w:hAnsi="Calibri"/>
                 <w:b/>
                 <w:bCs/>
-                <w:color w:val="FFFFFF"/>
+                <w:color w:val="FFFDF8"/>
                 <w:sz w:val="20"/>
                 <w:szCs w:val="20"/>
               </w:rPr>
@@ -4011,7 +4067,7 @@
         <w:tc>
           <w:tcPr>
             <w:tcW w:type="dxa" w:w="1550"/>
-            <w:shd w:fill="1F3864" w:val="clear"/>
+            <w:shd w:fill="122638" w:val="clear"/>
             <w:tcMar>
               <w:top w:type="dxa" w:w="60"/>
               <w:left w:type="dxa" w:w="90"/>
@@ -4029,7 +4085,7 @@
                 <w:rFonts w:ascii="Calibri" w:cs="Calibri" w:eastAsia="Calibri" w:hAnsi="Calibri"/>
                 <w:b/>
                 <w:bCs/>
-                <w:color w:val="FFFFFF"/>
+                <w:color w:val="FFFDF8"/>
                 <w:sz w:val="20"/>
                 <w:szCs w:val="20"/>
               </w:rPr>
@@ -4040,7 +4096,7 @@
         <w:tc>
           <w:tcPr>
             <w:tcW w:type="dxa" w:w="1550"/>
-            <w:shd w:fill="1F3864" w:val="clear"/>
+            <w:shd w:fill="122638" w:val="clear"/>
             <w:tcMar>
               <w:top w:type="dxa" w:w="60"/>
               <w:left w:type="dxa" w:w="90"/>
@@ -4058,7 +4114,7 @@
                 <w:rFonts w:ascii="Calibri" w:cs="Calibri" w:eastAsia="Calibri" w:hAnsi="Calibri"/>
                 <w:b/>
                 <w:bCs/>
-                <w:color w:val="FFFFFF"/>
+                <w:color w:val="FFFDF8"/>
                 <w:sz w:val="20"/>
                 <w:szCs w:val="20"/>
               </w:rPr>
@@ -4197,7 +4253,7 @@
         <w:tc>
           <w:tcPr>
             <w:tcW w:type="dxa" w:w="2826"/>
-            <w:shd w:fill="F2F5FA" w:val="clear"/>
+            <w:shd w:fill="F6F0E6" w:val="clear"/>
             <w:tcMar>
               <w:top w:type="dxa" w:w="60"/>
               <w:left w:type="dxa" w:w="90"/>
@@ -4222,7 +4278,7 @@
         <w:tc>
           <w:tcPr>
             <w:tcW w:type="dxa" w:w="1550"/>
-            <w:shd w:fill="F2F5FA" w:val="clear"/>
+            <w:shd w:fill="F6F0E6" w:val="clear"/>
             <w:tcMar>
               <w:top w:type="dxa" w:w="60"/>
               <w:left w:type="dxa" w:w="90"/>
@@ -4248,7 +4304,7 @@
         <w:tc>
           <w:tcPr>
             <w:tcW w:type="dxa" w:w="1550"/>
-            <w:shd w:fill="F2F5FA" w:val="clear"/>
+            <w:shd w:fill="F6F0E6" w:val="clear"/>
             <w:tcMar>
               <w:top w:type="dxa" w:w="60"/>
               <w:left w:type="dxa" w:w="90"/>
@@ -4274,7 +4330,7 @@
         <w:tc>
           <w:tcPr>
             <w:tcW w:type="dxa" w:w="1550"/>
-            <w:shd w:fill="F2F5FA" w:val="clear"/>
+            <w:shd w:fill="F6F0E6" w:val="clear"/>
             <w:tcMar>
               <w:top w:type="dxa" w:w="60"/>
               <w:left w:type="dxa" w:w="90"/>
@@ -4300,7 +4356,7 @@
         <w:tc>
           <w:tcPr>
             <w:tcW w:type="dxa" w:w="1550"/>
-            <w:shd w:fill="F2F5FA" w:val="clear"/>
+            <w:shd w:fill="F6F0E6" w:val="clear"/>
             <w:tcMar>
               <w:top w:type="dxa" w:w="60"/>
               <w:left w:type="dxa" w:w="90"/>
@@ -4454,7 +4510,7 @@
         <w:tc>
           <w:tcPr>
             <w:tcW w:type="dxa" w:w="2826"/>
-            <w:shd w:fill="F2F5FA" w:val="clear"/>
+            <w:shd w:fill="F6F0E6" w:val="clear"/>
             <w:tcMar>
               <w:top w:type="dxa" w:w="60"/>
               <w:left w:type="dxa" w:w="90"/>
@@ -4479,7 +4535,7 @@
         <w:tc>
           <w:tcPr>
             <w:tcW w:type="dxa" w:w="1550"/>
-            <w:shd w:fill="F2F5FA" w:val="clear"/>
+            <w:shd w:fill="F6F0E6" w:val="clear"/>
             <w:tcMar>
               <w:top w:type="dxa" w:w="60"/>
               <w:left w:type="dxa" w:w="90"/>
@@ -4505,7 +4561,7 @@
         <w:tc>
           <w:tcPr>
             <w:tcW w:type="dxa" w:w="1550"/>
-            <w:shd w:fill="F2F5FA" w:val="clear"/>
+            <w:shd w:fill="F6F0E6" w:val="clear"/>
             <w:tcMar>
               <w:top w:type="dxa" w:w="60"/>
               <w:left w:type="dxa" w:w="90"/>
@@ -4531,7 +4587,7 @@
         <w:tc>
           <w:tcPr>
             <w:tcW w:type="dxa" w:w="1550"/>
-            <w:shd w:fill="F2F5FA" w:val="clear"/>
+            <w:shd w:fill="F6F0E6" w:val="clear"/>
             <w:tcMar>
               <w:top w:type="dxa" w:w="60"/>
               <w:left w:type="dxa" w:w="90"/>
@@ -4557,7 +4613,7 @@
         <w:tc>
           <w:tcPr>
             <w:tcW w:type="dxa" w:w="1550"/>
-            <w:shd w:fill="F2F5FA" w:val="clear"/>
+            <w:shd w:fill="F6F0E6" w:val="clear"/>
             <w:tcMar>
               <w:top w:type="dxa" w:w="60"/>
               <w:left w:type="dxa" w:w="90"/>
@@ -4722,7 +4778,7 @@
           <w:rFonts w:ascii="Calibri" w:cs="Calibri" w:eastAsia="Calibri" w:hAnsi="Calibri"/>
           <w:i/>
           <w:iCs/>
-          <w:color w:val="595959"/>
+          <w:color w:val="64707C"/>
           <w:sz w:val="20"/>
           <w:szCs w:val="20"/>
         </w:rPr>
@@ -4736,12 +4792,12 @@
       </w:pPr>
       <w:r>
         <w:rPr>
-          <w:rFonts w:ascii="Calibri" w:cs="Calibri" w:eastAsia="Calibri" w:hAnsi="Calibri"/>
-          <w:b/>
-          <w:bCs/>
-          <w:color w:val="2F5496"/>
-          <w:sz w:val="24"/>
-          <w:szCs w:val="24"/>
+          <w:rFonts w:ascii="Georgia" w:cs="Georgia" w:eastAsia="Georgia" w:hAnsi="Georgia"/>
+          <w:b/>
+          <w:bCs/>
+          <w:color w:val="1D5366"/>
+          <w:sz w:val="23"/>
+          <w:szCs w:val="23"/>
         </w:rPr>
         <w:t xml:space="preserve">6.2. Nota sobre la comparabilidad entre periodos</w:t>
       </w:r>
@@ -4762,12 +4818,12 @@
     <w:p>
       <w:pPr>
         <w:pBdr>
-          <w:top w:val="single" w:color="BFBFBF" w:sz="4"/>
-          <w:bottom w:val="single" w:color="BFBFBF" w:sz="4"/>
-          <w:left w:val="single" w:color="8EAADB" w:sz="12"/>
-          <w:right w:val="single" w:color="BFBFBF" w:sz="4"/>
+          <w:top w:val="single" w:color="DED4C4" w:sz="4"/>
+          <w:bottom w:val="single" w:color="DED4C4" w:sz="4"/>
+          <w:left w:val="single" w:color="E7A84D" w:sz="16"/>
+          <w:right w:val="single" w:color="DED4C4" w:sz="4"/>
         </w:pBdr>
-        <w:shd w:fill="F2F2F2" w:val="clear"/>
+        <w:shd w:fill="F6F0E6" w:val="clear"/>
         <w:spacing w:after="160" w:before="120" w:line="276"/>
       </w:pPr>
       <w:r>
@@ -4777,7 +4833,7 @@
           <w:bCs/>
           <w:i/>
           <w:iCs/>
-          <w:color w:val="595959"/>
+          <w:color w:val="64707C"/>
           <w:sz w:val="20"/>
           <w:szCs w:val="20"/>
         </w:rPr>
@@ -4791,12 +4847,12 @@
       </w:pPr>
       <w:r>
         <w:rPr>
-          <w:rFonts w:ascii="Calibri" w:cs="Calibri" w:eastAsia="Calibri" w:hAnsi="Calibri"/>
-          <w:b/>
-          <w:bCs/>
-          <w:color w:val="2F5496"/>
-          <w:sz w:val="24"/>
-          <w:szCs w:val="24"/>
+          <w:rFonts w:ascii="Georgia" w:cs="Georgia" w:eastAsia="Georgia" w:hAnsi="Georgia"/>
+          <w:b/>
+          <w:bCs/>
+          <w:color w:val="1D5366"/>
+          <w:sz w:val="23"/>
+          <w:szCs w:val="23"/>
         </w:rPr>
         <w:t xml:space="preserve">6.3. Lectura de gestión</w:t>
       </w:r>
@@ -4888,12 +4944,12 @@
     <w:p>
       <w:pPr>
         <w:pBdr>
-          <w:top w:val="single" w:color="BFBFBF" w:sz="4"/>
-          <w:bottom w:val="single" w:color="BFBFBF" w:sz="4"/>
-          <w:left w:val="single" w:color="8EAADB" w:sz="12"/>
-          <w:right w:val="single" w:color="BFBFBF" w:sz="4"/>
+          <w:top w:val="single" w:color="DED4C4" w:sz="4"/>
+          <w:bottom w:val="single" w:color="DED4C4" w:sz="4"/>
+          <w:left w:val="single" w:color="E7A84D" w:sz="16"/>
+          <w:right w:val="single" w:color="DED4C4" w:sz="4"/>
         </w:pBdr>
-        <w:shd w:fill="F2F2F2" w:val="clear"/>
+        <w:shd w:fill="F6F0E6" w:val="clear"/>
         <w:spacing w:after="160" w:before="120" w:line="276"/>
       </w:pPr>
       <w:r>
@@ -4903,7 +4959,7 @@
           <w:bCs/>
           <w:i/>
           <w:iCs/>
-          <w:color w:val="595959"/>
+          <w:color w:val="64707C"/>
           <w:sz w:val="20"/>
           <w:szCs w:val="20"/>
         </w:rPr>
@@ -4914,11 +4970,11 @@
           <w:rFonts w:ascii="Calibri" w:cs="Calibri" w:eastAsia="Calibri" w:hAnsi="Calibri"/>
           <w:i/>
           <w:iCs/>
-          <w:color w:val="595959"/>
+          <w:color w:val="64707C"/>
           <w:sz w:val="20"/>
           <w:szCs w:val="20"/>
         </w:rPr>
-        <w:t xml:space="preserve">(a) el margen bruto en € y el coste de ventas están calculados a partir de la facturación y el margen bruto (%) de gestión; no son partidas independientes tomadas de Holded. (b) Cifras históricas sujetas a contraste con el Holded actualizado y las declaraciones fiscales (IRPF, modelos 130 y 390) antes de la presentación formal; el resultado histórico es el de la actividad como empresario individual, antes de IRPF (impuesto personal); la SLU tributará por el Impuesto sobre Sociedades. (c) [PENDIENTE: margen bruto y resultado del ejercicio 2023; conciliación del margen bruto por ejercicio con el desglose de Holded; cierre provisional a julio/agosto de 2026; balance de apertura de la SLU y previsión de balance 2026–2027.] (d) Referencia: hoja «Histórico» del anexo anexo-financiero.xlsx.</w:t>
+        <w:t xml:space="preserve">(a) el margen bruto en € y el coste de ventas están calculados a partir de la facturación y el margen bruto (%) de gestión; no son partidas independientes tomadas de Holded. (b) Cifras históricas sujetas a contraste con el Holded actualizado y las declaraciones fiscales (IRPF, modelos 130 y 390) antes de la presentación formal; el resultado histórico es el de la actividad como empresario individual, antes de IRPF (impuesto personal); la SLU tributará por el Impuesto sobre Sociedades. (c) [PENDIENTE: margen bruto y resultado del ejercicio 2023; conciliación del margen bruto por ejercicio con el desglose de Holded; cierre provisional a julio/agosto de 2026; balance de apertura de la SLU y previsión de balance 2026–2027.]</w:t>
       </w:r>
     </w:p>
     <w:p>
@@ -4928,10 +4984,10 @@
       </w:pPr>
       <w:r>
         <w:rPr>
-          <w:rFonts w:ascii="Calibri" w:cs="Calibri" w:eastAsia="Calibri" w:hAnsi="Calibri"/>
-          <w:b/>
-          <w:bCs/>
-          <w:color w:val="1F3864"/>
+          <w:rFonts w:ascii="Georgia" w:cs="Georgia" w:eastAsia="Georgia" w:hAnsi="Georgia"/>
+          <w:b/>
+          <w:bCs/>
+          <w:color w:val="122638"/>
           <w:sz w:val="30"/>
           <w:szCs w:val="30"/>
         </w:rPr>
@@ -4945,12 +5001,12 @@
       </w:pPr>
       <w:r>
         <w:rPr>
-          <w:rFonts w:ascii="Calibri" w:cs="Calibri" w:eastAsia="Calibri" w:hAnsi="Calibri"/>
-          <w:b/>
-          <w:bCs/>
-          <w:color w:val="2F5496"/>
-          <w:sz w:val="24"/>
-          <w:szCs w:val="24"/>
+          <w:rFonts w:ascii="Georgia" w:cs="Georgia" w:eastAsia="Georgia" w:hAnsi="Georgia"/>
+          <w:b/>
+          <w:bCs/>
+          <w:color w:val="1D5366"/>
+          <w:sz w:val="23"/>
+          <w:szCs w:val="23"/>
         </w:rPr>
         <w:t xml:space="preserve">7.1. Septiembre – octubre: refuerzo de comunicación y ferias</w:t>
       </w:r>
@@ -5046,12 +5102,12 @@
       </w:pPr>
       <w:r>
         <w:rPr>
-          <w:rFonts w:ascii="Calibri" w:cs="Calibri" w:eastAsia="Calibri" w:hAnsi="Calibri"/>
-          <w:b/>
-          <w:bCs/>
-          <w:color w:val="2F5496"/>
-          <w:sz w:val="24"/>
-          <w:szCs w:val="24"/>
+          <w:rFonts w:ascii="Georgia" w:cs="Georgia" w:eastAsia="Georgia" w:hAnsi="Georgia"/>
+          <w:b/>
+          <w:bCs/>
+          <w:color w:val="1D5366"/>
+          <w:sz w:val="23"/>
+          <w:szCs w:val="23"/>
         </w:rPr>
         <w:t xml:space="preserve">7.2. Noviembre – enero: campaña de fin de año</w:t>
       </w:r>
@@ -5076,12 +5132,12 @@
       </w:pPr>
       <w:r>
         <w:rPr>
-          <w:rFonts w:ascii="Calibri" w:cs="Calibri" w:eastAsia="Calibri" w:hAnsi="Calibri"/>
-          <w:b/>
-          <w:bCs/>
-          <w:color w:val="2F5496"/>
-          <w:sz w:val="24"/>
-          <w:szCs w:val="24"/>
+          <w:rFonts w:ascii="Georgia" w:cs="Georgia" w:eastAsia="Georgia" w:hAnsi="Georgia"/>
+          <w:b/>
+          <w:bCs/>
+          <w:color w:val="1D5366"/>
+          <w:sz w:val="23"/>
+          <w:szCs w:val="23"/>
         </w:rPr>
         <w:t xml:space="preserve">7.3. Papel de la línea de crédito</w:t>
       </w:r>
@@ -5119,10 +5175,10 @@
       </w:pPr>
       <w:r>
         <w:rPr>
-          <w:rFonts w:ascii="Calibri" w:cs="Calibri" w:eastAsia="Calibri" w:hAnsi="Calibri"/>
-          <w:b/>
-          <w:bCs/>
-          <w:color w:val="1F3864"/>
+          <w:rFonts w:ascii="Georgia" w:cs="Georgia" w:eastAsia="Georgia" w:hAnsi="Georgia"/>
+          <w:b/>
+          <w:bCs/>
+          <w:color w:val="122638"/>
           <w:sz w:val="30"/>
           <w:szCs w:val="30"/>
         </w:rPr>
@@ -5149,12 +5205,12 @@
       </w:pPr>
       <w:r>
         <w:rPr>
-          <w:rFonts w:ascii="Calibri" w:cs="Calibri" w:eastAsia="Calibri" w:hAnsi="Calibri"/>
-          <w:b/>
-          <w:bCs/>
-          <w:color w:val="2F5496"/>
-          <w:sz w:val="24"/>
-          <w:szCs w:val="24"/>
+          <w:rFonts w:ascii="Georgia" w:cs="Georgia" w:eastAsia="Georgia" w:hAnsi="Georgia"/>
+          <w:b/>
+          <w:bCs/>
+          <w:color w:val="1D5366"/>
+          <w:sz w:val="23"/>
+          <w:szCs w:val="23"/>
         </w:rPr>
         <w:t xml:space="preserve">8.1. Visión</w:t>
       </w:r>
@@ -5221,12 +5277,12 @@
     <w:p>
       <w:pPr>
         <w:pBdr>
-          <w:top w:val="single" w:color="BFBFBF" w:sz="4"/>
-          <w:bottom w:val="single" w:color="BFBFBF" w:sz="4"/>
-          <w:left w:val="single" w:color="8EAADB" w:sz="12"/>
-          <w:right w:val="single" w:color="BFBFBF" w:sz="4"/>
+          <w:top w:val="single" w:color="DED4C4" w:sz="4"/>
+          <w:bottom w:val="single" w:color="DED4C4" w:sz="4"/>
+          <w:left w:val="single" w:color="E7A84D" w:sz="16"/>
+          <w:right w:val="single" w:color="DED4C4" w:sz="4"/>
         </w:pBdr>
-        <w:shd w:fill="F2F2F2" w:val="clear"/>
+        <w:shd w:fill="F6F0E6" w:val="clear"/>
         <w:spacing w:after="160" w:before="120" w:line="276"/>
       </w:pPr>
       <w:r>
@@ -5236,7 +5292,7 @@
           <w:bCs/>
           <w:i/>
           <w:iCs/>
-          <w:color w:val="595959"/>
+          <w:color w:val="64707C"/>
           <w:sz w:val="20"/>
           <w:szCs w:val="20"/>
         </w:rPr>
@@ -5250,12 +5306,12 @@
       </w:pPr>
       <w:r>
         <w:rPr>
-          <w:rFonts w:ascii="Calibri" w:cs="Calibri" w:eastAsia="Calibri" w:hAnsi="Calibri"/>
-          <w:b/>
-          <w:bCs/>
-          <w:color w:val="2F5496"/>
-          <w:sz w:val="24"/>
-          <w:szCs w:val="24"/>
+          <w:rFonts w:ascii="Georgia" w:cs="Georgia" w:eastAsia="Georgia" w:hAnsi="Georgia"/>
+          <w:b/>
+          <w:bCs/>
+          <w:color w:val="1D5366"/>
+          <w:sz w:val="23"/>
+          <w:szCs w:val="23"/>
         </w:rPr>
         <w:t xml:space="preserve">8.2. Objetivo financiero</w:t>
       </w:r>
@@ -5264,12 +5320,12 @@
       <w:tblPr>
         <w:tblW w:type="dxa" w:w="9026"/>
         <w:tblBorders>
-          <w:top w:val="single" w:color="BFBFBF" w:sz="2"/>
-          <w:left w:val="single" w:color="BFBFBF" w:sz="2"/>
-          <w:bottom w:val="single" w:color="BFBFBF" w:sz="2"/>
-          <w:right w:val="single" w:color="BFBFBF" w:sz="2"/>
-          <w:insideH w:val="single" w:color="D9D9D9" w:sz="2"/>
-          <w:insideV w:val="single" w:color="D9D9D9" w:sz="2"/>
+          <w:top w:val="single" w:color="DED4C4" w:sz="2"/>
+          <w:left w:val="single" w:color="DED4C4" w:sz="2"/>
+          <w:bottom w:val="single" w:color="DED4C4" w:sz="2"/>
+          <w:right w:val="single" w:color="DED4C4" w:sz="2"/>
+          <w:insideH w:val="single" w:color="DED4C4" w:sz="2"/>
+          <w:insideV w:val="single" w:color="DED4C4" w:sz="2"/>
         </w:tblBorders>
       </w:tblPr>
       <w:tblGrid>
@@ -5284,7 +5340,7 @@
         <w:tc>
           <w:tcPr>
             <w:tcW w:type="dxa" w:w="1600"/>
-            <w:shd w:fill="1F3864" w:val="clear"/>
+            <w:shd w:fill="122638" w:val="clear"/>
             <w:tcMar>
               <w:top w:type="dxa" w:w="60"/>
               <w:left w:type="dxa" w:w="90"/>
@@ -5302,7 +5358,7 @@
                 <w:rFonts w:ascii="Calibri" w:cs="Calibri" w:eastAsia="Calibri" w:hAnsi="Calibri"/>
                 <w:b/>
                 <w:bCs/>
-                <w:color w:val="FFFFFF"/>
+                <w:color w:val="FFFDF8"/>
                 <w:sz w:val="20"/>
                 <w:szCs w:val="20"/>
               </w:rPr>
@@ -5313,7 +5369,7 @@
         <w:tc>
           <w:tcPr>
             <w:tcW w:type="dxa" w:w="2400"/>
-            <w:shd w:fill="1F3864" w:val="clear"/>
+            <w:shd w:fill="122638" w:val="clear"/>
             <w:tcMar>
               <w:top w:type="dxa" w:w="60"/>
               <w:left w:type="dxa" w:w="90"/>
@@ -5331,7 +5387,7 @@
                 <w:rFonts w:ascii="Calibri" w:cs="Calibri" w:eastAsia="Calibri" w:hAnsi="Calibri"/>
                 <w:b/>
                 <w:bCs/>
-                <w:color w:val="FFFFFF"/>
+                <w:color w:val="FFFDF8"/>
                 <w:sz w:val="20"/>
                 <w:szCs w:val="20"/>
               </w:rPr>
@@ -5342,7 +5398,7 @@
         <w:tc>
           <w:tcPr>
             <w:tcW w:type="dxa" w:w="5026"/>
-            <w:shd w:fill="1F3864" w:val="clear"/>
+            <w:shd w:fill="122638" w:val="clear"/>
             <w:tcMar>
               <w:top w:type="dxa" w:w="60"/>
               <w:left w:type="dxa" w:w="90"/>
@@ -5359,7 +5415,7 @@
                 <w:rFonts w:ascii="Calibri" w:cs="Calibri" w:eastAsia="Calibri" w:hAnsi="Calibri"/>
                 <w:b/>
                 <w:bCs/>
-                <w:color w:val="FFFFFF"/>
+                <w:color w:val="FFFDF8"/>
                 <w:sz w:val="20"/>
                 <w:szCs w:val="20"/>
               </w:rPr>
@@ -5448,7 +5504,7 @@
         <w:tc>
           <w:tcPr>
             <w:tcW w:type="dxa" w:w="1600"/>
-            <w:shd w:fill="F2F5FA" w:val="clear"/>
+            <w:shd w:fill="F6F0E6" w:val="clear"/>
             <w:tcMar>
               <w:top w:type="dxa" w:w="60"/>
               <w:left w:type="dxa" w:w="90"/>
@@ -5474,7 +5530,7 @@
         <w:tc>
           <w:tcPr>
             <w:tcW w:type="dxa" w:w="2400"/>
-            <w:shd w:fill="F2F5FA" w:val="clear"/>
+            <w:shd w:fill="F6F0E6" w:val="clear"/>
             <w:tcMar>
               <w:top w:type="dxa" w:w="60"/>
               <w:left w:type="dxa" w:w="90"/>
@@ -5500,7 +5556,7 @@
         <w:tc>
           <w:tcPr>
             <w:tcW w:type="dxa" w:w="5026"/>
-            <w:shd w:fill="F2F5FA" w:val="clear"/>
+            <w:shd w:fill="F6F0E6" w:val="clear"/>
             <w:tcMar>
               <w:top w:type="dxa" w:w="60"/>
               <w:left w:type="dxa" w:w="90"/>
@@ -5545,12 +5601,12 @@
     <w:p>
       <w:pPr>
         <w:pBdr>
-          <w:top w:val="single" w:color="BFBFBF" w:sz="4"/>
-          <w:bottom w:val="single" w:color="BFBFBF" w:sz="4"/>
-          <w:left w:val="single" w:color="8EAADB" w:sz="12"/>
-          <w:right w:val="single" w:color="BFBFBF" w:sz="4"/>
+          <w:top w:val="single" w:color="DED4C4" w:sz="4"/>
+          <w:bottom w:val="single" w:color="DED4C4" w:sz="4"/>
+          <w:left w:val="single" w:color="E7A84D" w:sz="16"/>
+          <w:right w:val="single" w:color="DED4C4" w:sz="4"/>
         </w:pBdr>
-        <w:shd w:fill="F2F2F2" w:val="clear"/>
+        <w:shd w:fill="F6F0E6" w:val="clear"/>
         <w:spacing w:after="160" w:before="120" w:line="276"/>
       </w:pPr>
       <w:r>
@@ -5560,7 +5616,7 @@
           <w:bCs/>
           <w:i/>
           <w:iCs/>
-          <w:color w:val="595959"/>
+          <w:color w:val="64707C"/>
           <w:sz w:val="20"/>
           <w:szCs w:val="20"/>
         </w:rPr>
@@ -5574,12 +5630,12 @@
       </w:pPr>
       <w:r>
         <w:rPr>
-          <w:rFonts w:ascii="Calibri" w:cs="Calibri" w:eastAsia="Calibri" w:hAnsi="Calibri"/>
-          <w:b/>
-          <w:bCs/>
-          <w:color w:val="2F5496"/>
-          <w:sz w:val="24"/>
-          <w:szCs w:val="24"/>
+          <w:rFonts w:ascii="Georgia" w:cs="Georgia" w:eastAsia="Georgia" w:hAnsi="Georgia"/>
+          <w:b/>
+          <w:bCs/>
+          <w:color w:val="1D5366"/>
+          <w:sz w:val="23"/>
+          <w:szCs w:val="23"/>
         </w:rPr>
         <w:t xml:space="preserve">8.3. Palancas de crecimiento</w:t>
       </w:r>
@@ -5731,12 +5787,12 @@
       </w:pPr>
       <w:r>
         <w:rPr>
-          <w:rFonts w:ascii="Calibri" w:cs="Calibri" w:eastAsia="Calibri" w:hAnsi="Calibri"/>
-          <w:b/>
-          <w:bCs/>
-          <w:color w:val="2F5496"/>
-          <w:sz w:val="24"/>
-          <w:szCs w:val="24"/>
+          <w:rFonts w:ascii="Georgia" w:cs="Georgia" w:eastAsia="Georgia" w:hAnsi="Georgia"/>
+          <w:b/>
+          <w:bCs/>
+          <w:color w:val="1D5366"/>
+          <w:sz w:val="23"/>
+          <w:szCs w:val="23"/>
         </w:rPr>
         <w:t xml:space="preserve">8.4. Propiedad industrial y software: la base de la ambición internacional</w:t>
       </w:r>
@@ -5830,12 +5886,12 @@
       </w:pPr>
       <w:r>
         <w:rPr>
-          <w:rFonts w:ascii="Calibri" w:cs="Calibri" w:eastAsia="Calibri" w:hAnsi="Calibri"/>
-          <w:b/>
-          <w:bCs/>
-          <w:color w:val="2F5496"/>
-          <w:sz w:val="24"/>
-          <w:szCs w:val="24"/>
+          <w:rFonts w:ascii="Georgia" w:cs="Georgia" w:eastAsia="Georgia" w:hAnsi="Georgia"/>
+          <w:b/>
+          <w:bCs/>
+          <w:color w:val="1D5366"/>
+          <w:sz w:val="23"/>
+          <w:szCs w:val="23"/>
         </w:rPr>
         <w:t xml:space="preserve">8.5. Divulgación y marca: publicación de un libro</w:t>
       </w:r>
@@ -5857,12 +5913,12 @@
       <w:tblPr>
         <w:tblW w:type="dxa" w:w="9026"/>
         <w:tblBorders>
-          <w:top w:val="single" w:color="BFBFBF" w:sz="2"/>
-          <w:left w:val="single" w:color="BFBFBF" w:sz="2"/>
-          <w:bottom w:val="single" w:color="BFBFBF" w:sz="2"/>
-          <w:right w:val="single" w:color="BFBFBF" w:sz="2"/>
-          <w:insideH w:val="single" w:color="D9D9D9" w:sz="2"/>
-          <w:insideV w:val="single" w:color="D9D9D9" w:sz="2"/>
+          <w:top w:val="single" w:color="DED4C4" w:sz="2"/>
+          <w:left w:val="single" w:color="DED4C4" w:sz="2"/>
+          <w:bottom w:val="single" w:color="DED4C4" w:sz="2"/>
+          <w:right w:val="single" w:color="DED4C4" w:sz="2"/>
+          <w:insideH w:val="single" w:color="DED4C4" w:sz="2"/>
+          <w:insideV w:val="single" w:color="DED4C4" w:sz="2"/>
         </w:tblBorders>
       </w:tblPr>
       <w:tblGrid>
@@ -5876,7 +5932,7 @@
         <w:tc>
           <w:tcPr>
             <w:tcW w:type="dxa" w:w="4026"/>
-            <w:shd w:fill="1F3864" w:val="clear"/>
+            <w:shd w:fill="122638" w:val="clear"/>
             <w:tcMar>
               <w:top w:type="dxa" w:w="60"/>
               <w:left w:type="dxa" w:w="90"/>
@@ -5893,7 +5949,7 @@
                 <w:rFonts w:ascii="Calibri" w:cs="Calibri" w:eastAsia="Calibri" w:hAnsi="Calibri"/>
                 <w:b/>
                 <w:bCs/>
-                <w:color w:val="FFFFFF"/>
+                <w:color w:val="FFFDF8"/>
                 <w:sz w:val="20"/>
                 <w:szCs w:val="20"/>
               </w:rPr>
@@ -5904,7 +5960,7 @@
         <w:tc>
           <w:tcPr>
             <w:tcW w:type="dxa" w:w="5000"/>
-            <w:shd w:fill="1F3864" w:val="clear"/>
+            <w:shd w:fill="122638" w:val="clear"/>
             <w:tcMar>
               <w:top w:type="dxa" w:w="60"/>
               <w:left w:type="dxa" w:w="90"/>
@@ -5921,7 +5977,7 @@
                 <w:rFonts w:ascii="Calibri" w:cs="Calibri" w:eastAsia="Calibri" w:hAnsi="Calibri"/>
                 <w:b/>
                 <w:bCs/>
-                <w:color w:val="FFFFFF"/>
+                <w:color w:val="FFFDF8"/>
                 <w:sz w:val="20"/>
                 <w:szCs w:val="20"/>
               </w:rPr>
@@ -5984,7 +6040,7 @@
         <w:tc>
           <w:tcPr>
             <w:tcW w:type="dxa" w:w="4026"/>
-            <w:shd w:fill="F2F5FA" w:val="clear"/>
+            <w:shd w:fill="F6F0E6" w:val="clear"/>
             <w:tcMar>
               <w:top w:type="dxa" w:w="60"/>
               <w:left w:type="dxa" w:w="90"/>
@@ -6009,7 +6065,7 @@
         <w:tc>
           <w:tcPr>
             <w:tcW w:type="dxa" w:w="5000"/>
-            <w:shd w:fill="F2F5FA" w:val="clear"/>
+            <w:shd w:fill="F6F0E6" w:val="clear"/>
             <w:tcMar>
               <w:top w:type="dxa" w:w="60"/>
               <w:left w:type="dxa" w:w="90"/>
@@ -6086,7 +6142,7 @@
         <w:tc>
           <w:tcPr>
             <w:tcW w:type="dxa" w:w="4026"/>
-            <w:shd w:fill="F2F5FA" w:val="clear"/>
+            <w:shd w:fill="F6F0E6" w:val="clear"/>
             <w:tcMar>
               <w:top w:type="dxa" w:w="60"/>
               <w:left w:type="dxa" w:w="90"/>
@@ -6111,7 +6167,7 @@
         <w:tc>
           <w:tcPr>
             <w:tcW w:type="dxa" w:w="5000"/>
-            <w:shd w:fill="F2F5FA" w:val="clear"/>
+            <w:shd w:fill="F6F0E6" w:val="clear"/>
             <w:tcMar>
               <w:top w:type="dxa" w:w="60"/>
               <w:left w:type="dxa" w:w="90"/>
@@ -6210,12 +6266,12 @@
       </w:pPr>
       <w:r>
         <w:rPr>
-          <w:rFonts w:ascii="Calibri" w:cs="Calibri" w:eastAsia="Calibri" w:hAnsi="Calibri"/>
-          <w:b/>
-          <w:bCs/>
-          <w:color w:val="2F5496"/>
-          <w:sz w:val="24"/>
-          <w:szCs w:val="24"/>
+          <w:rFonts w:ascii="Georgia" w:cs="Georgia" w:eastAsia="Georgia" w:hAnsi="Georgia"/>
+          <w:b/>
+          <w:bCs/>
+          <w:color w:val="1D5366"/>
+          <w:sz w:val="23"/>
+          <w:szCs w:val="23"/>
         </w:rPr>
         <w:t xml:space="preserve">8.6. Estructura y encaje con esta financiación</w:t>
       </w:r>
@@ -6253,10 +6309,10 @@
       </w:pPr>
       <w:r>
         <w:rPr>
-          <w:rFonts w:ascii="Calibri" w:cs="Calibri" w:eastAsia="Calibri" w:hAnsi="Calibri"/>
-          <w:b/>
-          <w:bCs/>
-          <w:color w:val="1F3864"/>
+          <w:rFonts w:ascii="Georgia" w:cs="Georgia" w:eastAsia="Georgia" w:hAnsi="Georgia"/>
+          <w:b/>
+          <w:bCs/>
+          <w:color w:val="122638"/>
           <w:sz w:val="30"/>
           <w:szCs w:val="30"/>
         </w:rPr>
@@ -6270,12 +6326,12 @@
       </w:pPr>
       <w:r>
         <w:rPr>
-          <w:rFonts w:ascii="Calibri" w:cs="Calibri" w:eastAsia="Calibri" w:hAnsi="Calibri"/>
-          <w:b/>
-          <w:bCs/>
-          <w:color w:val="2F5496"/>
-          <w:sz w:val="24"/>
-          <w:szCs w:val="24"/>
+          <w:rFonts w:ascii="Georgia" w:cs="Georgia" w:eastAsia="Georgia" w:hAnsi="Georgia"/>
+          <w:b/>
+          <w:bCs/>
+          <w:color w:val="1D5366"/>
+          <w:sz w:val="23"/>
+          <w:szCs w:val="23"/>
         </w:rPr>
         <w:t xml:space="preserve">9.1. Importe solicitado y destino</w:t>
       </w:r>
@@ -6443,12 +6499,12 @@
       </w:pPr>
       <w:r>
         <w:rPr>
-          <w:rFonts w:ascii="Calibri" w:cs="Calibri" w:eastAsia="Calibri" w:hAnsi="Calibri"/>
-          <w:b/>
-          <w:bCs/>
-          <w:color w:val="2F5496"/>
-          <w:sz w:val="24"/>
-          <w:szCs w:val="24"/>
+          <w:rFonts w:ascii="Georgia" w:cs="Georgia" w:eastAsia="Georgia" w:hAnsi="Georgia"/>
+          <w:b/>
+          <w:bCs/>
+          <w:color w:val="1D5366"/>
+          <w:sz w:val="23"/>
+          <w:szCs w:val="23"/>
         </w:rPr>
         <w:t xml:space="preserve">9.2. Por qué mejora la posición de la empresa</w:t>
       </w:r>
@@ -6544,12 +6600,12 @@
       </w:pPr>
       <w:r>
         <w:rPr>
-          <w:rFonts w:ascii="Calibri" w:cs="Calibri" w:eastAsia="Calibri" w:hAnsi="Calibri"/>
-          <w:b/>
-          <w:bCs/>
-          <w:color w:val="2F5496"/>
-          <w:sz w:val="24"/>
-          <w:szCs w:val="24"/>
+          <w:rFonts w:ascii="Georgia" w:cs="Georgia" w:eastAsia="Georgia" w:hAnsi="Georgia"/>
+          <w:b/>
+          <w:bCs/>
+          <w:color w:val="1D5366"/>
+          <w:sz w:val="23"/>
+          <w:szCs w:val="23"/>
         </w:rPr>
         <w:t xml:space="preserve">9.3. De qué se compone el importe solicitado</w:t>
       </w:r>
@@ -6596,12 +6652,12 @@
       <w:tblPr>
         <w:tblW w:type="dxa" w:w="9026"/>
         <w:tblBorders>
-          <w:top w:val="single" w:color="BFBFBF" w:sz="2"/>
-          <w:left w:val="single" w:color="BFBFBF" w:sz="2"/>
-          <w:bottom w:val="single" w:color="BFBFBF" w:sz="2"/>
-          <w:right w:val="single" w:color="BFBFBF" w:sz="2"/>
-          <w:insideH w:val="single" w:color="D9D9D9" w:sz="2"/>
-          <w:insideV w:val="single" w:color="D9D9D9" w:sz="2"/>
+          <w:top w:val="single" w:color="DED4C4" w:sz="2"/>
+          <w:left w:val="single" w:color="DED4C4" w:sz="2"/>
+          <w:bottom w:val="single" w:color="DED4C4" w:sz="2"/>
+          <w:right w:val="single" w:color="DED4C4" w:sz="2"/>
+          <w:insideH w:val="single" w:color="DED4C4" w:sz="2"/>
+          <w:insideV w:val="single" w:color="DED4C4" w:sz="2"/>
         </w:tblBorders>
       </w:tblPr>
       <w:tblGrid>
@@ -6618,7 +6674,7 @@
         <w:tc>
           <w:tcPr>
             <w:tcW w:type="dxa" w:w="2426"/>
-            <w:shd w:fill="1F3864" w:val="clear"/>
+            <w:shd w:fill="122638" w:val="clear"/>
             <w:tcMar>
               <w:top w:type="dxa" w:w="60"/>
               <w:left w:type="dxa" w:w="90"/>
@@ -6635,7 +6691,7 @@
                 <w:rFonts w:ascii="Calibri" w:cs="Calibri" w:eastAsia="Calibri" w:hAnsi="Calibri"/>
                 <w:b/>
                 <w:bCs/>
-                <w:color w:val="FFFFFF"/>
+                <w:color w:val="FFFDF8"/>
                 <w:sz w:val="20"/>
                 <w:szCs w:val="20"/>
               </w:rPr>
@@ -6646,7 +6702,7 @@
         <w:tc>
           <w:tcPr>
             <w:tcW w:type="dxa" w:w="1100"/>
-            <w:shd w:fill="1F3864" w:val="clear"/>
+            <w:shd w:fill="122638" w:val="clear"/>
             <w:tcMar>
               <w:top w:type="dxa" w:w="60"/>
               <w:left w:type="dxa" w:w="90"/>
@@ -6664,7 +6720,7 @@
                 <w:rFonts w:ascii="Calibri" w:cs="Calibri" w:eastAsia="Calibri" w:hAnsi="Calibri"/>
                 <w:b/>
                 <w:bCs/>
-                <w:color w:val="FFFFFF"/>
+                <w:color w:val="FFFDF8"/>
                 <w:sz w:val="20"/>
                 <w:szCs w:val="20"/>
               </w:rPr>
@@ -6675,7 +6731,7 @@
         <w:tc>
           <w:tcPr>
             <w:tcW w:type="dxa" w:w="1900"/>
-            <w:shd w:fill="1F3864" w:val="clear"/>
+            <w:shd w:fill="122638" w:val="clear"/>
             <w:tcMar>
               <w:top w:type="dxa" w:w="60"/>
               <w:left w:type="dxa" w:w="90"/>
@@ -6693,7 +6749,7 @@
                 <w:rFonts w:ascii="Calibri" w:cs="Calibri" w:eastAsia="Calibri" w:hAnsi="Calibri"/>
                 <w:b/>
                 <w:bCs/>
-                <w:color w:val="FFFFFF"/>
+                <w:color w:val="FFFDF8"/>
                 <w:sz w:val="20"/>
                 <w:szCs w:val="20"/>
               </w:rPr>
@@ -6704,7 +6760,7 @@
         <w:tc>
           <w:tcPr>
             <w:tcW w:type="dxa" w:w="1400"/>
-            <w:shd w:fill="1F3864" w:val="clear"/>
+            <w:shd w:fill="122638" w:val="clear"/>
             <w:tcMar>
               <w:top w:type="dxa" w:w="60"/>
               <w:left w:type="dxa" w:w="90"/>
@@ -6722,7 +6778,7 @@
                 <w:rFonts w:ascii="Calibri" w:cs="Calibri" w:eastAsia="Calibri" w:hAnsi="Calibri"/>
                 <w:b/>
                 <w:bCs/>
-                <w:color w:val="FFFFFF"/>
+                <w:color w:val="FFFDF8"/>
                 <w:sz w:val="20"/>
                 <w:szCs w:val="20"/>
               </w:rPr>
@@ -6733,7 +6789,7 @@
         <w:tc>
           <w:tcPr>
             <w:tcW w:type="dxa" w:w="2200"/>
-            <w:shd w:fill="1F3864" w:val="clear"/>
+            <w:shd w:fill="122638" w:val="clear"/>
             <w:tcMar>
               <w:top w:type="dxa" w:w="60"/>
               <w:left w:type="dxa" w:w="90"/>
@@ -6751,7 +6807,7 @@
                 <w:rFonts w:ascii="Calibri" w:cs="Calibri" w:eastAsia="Calibri" w:hAnsi="Calibri"/>
                 <w:b/>
                 <w:bCs/>
-                <w:color w:val="FFFFFF"/>
+                <w:color w:val="FFFDF8"/>
                 <w:sz w:val="20"/>
                 <w:szCs w:val="20"/>
               </w:rPr>
@@ -6890,7 +6946,7 @@
         <w:tc>
           <w:tcPr>
             <w:tcW w:type="dxa" w:w="2426"/>
-            <w:shd w:fill="F2F5FA" w:val="clear"/>
+            <w:shd w:fill="F6F0E6" w:val="clear"/>
             <w:tcMar>
               <w:top w:type="dxa" w:w="60"/>
               <w:left w:type="dxa" w:w="90"/>
@@ -6915,7 +6971,7 @@
         <w:tc>
           <w:tcPr>
             <w:tcW w:type="dxa" w:w="1100"/>
-            <w:shd w:fill="F2F5FA" w:val="clear"/>
+            <w:shd w:fill="F6F0E6" w:val="clear"/>
             <w:tcMar>
               <w:top w:type="dxa" w:w="60"/>
               <w:left w:type="dxa" w:w="90"/>
@@ -6941,7 +6997,7 @@
         <w:tc>
           <w:tcPr>
             <w:tcW w:type="dxa" w:w="1900"/>
-            <w:shd w:fill="F2F5FA" w:val="clear"/>
+            <w:shd w:fill="F6F0E6" w:val="clear"/>
             <w:tcMar>
               <w:top w:type="dxa" w:w="60"/>
               <w:left w:type="dxa" w:w="90"/>
@@ -6967,7 +7023,7 @@
         <w:tc>
           <w:tcPr>
             <w:tcW w:type="dxa" w:w="1400"/>
-            <w:shd w:fill="F2F5FA" w:val="clear"/>
+            <w:shd w:fill="F6F0E6" w:val="clear"/>
             <w:tcMar>
               <w:top w:type="dxa" w:w="60"/>
               <w:left w:type="dxa" w:w="90"/>
@@ -6993,7 +7049,7 @@
         <w:tc>
           <w:tcPr>
             <w:tcW w:type="dxa" w:w="2200"/>
-            <w:shd w:fill="F2F5FA" w:val="clear"/>
+            <w:shd w:fill="F6F0E6" w:val="clear"/>
             <w:tcMar>
               <w:top w:type="dxa" w:w="60"/>
               <w:left w:type="dxa" w:w="90"/>
@@ -7147,7 +7203,7 @@
         <w:tc>
           <w:tcPr>
             <w:tcW w:type="dxa" w:w="2426"/>
-            <w:shd w:fill="F2F5FA" w:val="clear"/>
+            <w:shd w:fill="F6F0E6" w:val="clear"/>
             <w:tcMar>
               <w:top w:type="dxa" w:w="60"/>
               <w:left w:type="dxa" w:w="90"/>
@@ -7172,7 +7228,7 @@
         <w:tc>
           <w:tcPr>
             <w:tcW w:type="dxa" w:w="1100"/>
-            <w:shd w:fill="F2F5FA" w:val="clear"/>
+            <w:shd w:fill="F6F0E6" w:val="clear"/>
             <w:tcMar>
               <w:top w:type="dxa" w:w="60"/>
               <w:left w:type="dxa" w:w="90"/>
@@ -7198,7 +7254,7 @@
         <w:tc>
           <w:tcPr>
             <w:tcW w:type="dxa" w:w="1900"/>
-            <w:shd w:fill="F2F5FA" w:val="clear"/>
+            <w:shd w:fill="F6F0E6" w:val="clear"/>
             <w:tcMar>
               <w:top w:type="dxa" w:w="60"/>
               <w:left w:type="dxa" w:w="90"/>
@@ -7224,7 +7280,7 @@
         <w:tc>
           <w:tcPr>
             <w:tcW w:type="dxa" w:w="1400"/>
-            <w:shd w:fill="F2F5FA" w:val="clear"/>
+            <w:shd w:fill="F6F0E6" w:val="clear"/>
             <w:tcMar>
               <w:top w:type="dxa" w:w="60"/>
               <w:left w:type="dxa" w:w="90"/>
@@ -7250,7 +7306,7 @@
         <w:tc>
           <w:tcPr>
             <w:tcW w:type="dxa" w:w="2200"/>
-            <w:shd w:fill="F2F5FA" w:val="clear"/>
+            <w:shd w:fill="F6F0E6" w:val="clear"/>
             <w:tcMar>
               <w:top w:type="dxa" w:w="60"/>
               <w:left w:type="dxa" w:w="90"/>
@@ -7299,12 +7355,12 @@
       <w:tblPr>
         <w:tblW w:type="dxa" w:w="9026"/>
         <w:tblBorders>
-          <w:top w:val="single" w:color="BFBFBF" w:sz="2"/>
-          <w:left w:val="single" w:color="BFBFBF" w:sz="2"/>
-          <w:bottom w:val="single" w:color="BFBFBF" w:sz="2"/>
-          <w:right w:val="single" w:color="BFBFBF" w:sz="2"/>
-          <w:insideH w:val="single" w:color="D9D9D9" w:sz="2"/>
-          <w:insideV w:val="single" w:color="D9D9D9" w:sz="2"/>
+          <w:top w:val="single" w:color="DED4C4" w:sz="2"/>
+          <w:left w:val="single" w:color="DED4C4" w:sz="2"/>
+          <w:bottom w:val="single" w:color="DED4C4" w:sz="2"/>
+          <w:right w:val="single" w:color="DED4C4" w:sz="2"/>
+          <w:insideH w:val="single" w:color="DED4C4" w:sz="2"/>
+          <w:insideV w:val="single" w:color="DED4C4" w:sz="2"/>
         </w:tblBorders>
       </w:tblPr>
       <w:tblGrid>
@@ -7318,7 +7374,7 @@
         <w:tc>
           <w:tcPr>
             <w:tcW w:type="dxa" w:w="6026"/>
-            <w:shd w:fill="1F3864" w:val="clear"/>
+            <w:shd w:fill="122638" w:val="clear"/>
             <w:tcMar>
               <w:top w:type="dxa" w:w="60"/>
               <w:left w:type="dxa" w:w="90"/>
@@ -7335,7 +7391,7 @@
                 <w:rFonts w:ascii="Calibri" w:cs="Calibri" w:eastAsia="Calibri" w:hAnsi="Calibri"/>
                 <w:b/>
                 <w:bCs/>
-                <w:color w:val="FFFFFF"/>
+                <w:color w:val="FFFDF8"/>
                 <w:sz w:val="20"/>
                 <w:szCs w:val="20"/>
               </w:rPr>
@@ -7346,7 +7402,7 @@
         <w:tc>
           <w:tcPr>
             <w:tcW w:type="dxa" w:w="3000"/>
-            <w:shd w:fill="1F3864" w:val="clear"/>
+            <w:shd w:fill="122638" w:val="clear"/>
             <w:tcMar>
               <w:top w:type="dxa" w:w="60"/>
               <w:left w:type="dxa" w:w="90"/>
@@ -7364,7 +7420,7 @@
                 <w:rFonts w:ascii="Calibri" w:cs="Calibri" w:eastAsia="Calibri" w:hAnsi="Calibri"/>
                 <w:b/>
                 <w:bCs/>
-                <w:color w:val="FFFFFF"/>
+                <w:color w:val="FFFDF8"/>
                 <w:sz w:val="20"/>
                 <w:szCs w:val="20"/>
               </w:rPr>
@@ -7428,7 +7484,7 @@
         <w:tc>
           <w:tcPr>
             <w:tcW w:type="dxa" w:w="6026"/>
-            <w:shd w:fill="F2F5FA" w:val="clear"/>
+            <w:shd w:fill="F6F0E6" w:val="clear"/>
             <w:tcMar>
               <w:top w:type="dxa" w:w="60"/>
               <w:left w:type="dxa" w:w="90"/>
@@ -7453,7 +7509,7 @@
         <w:tc>
           <w:tcPr>
             <w:tcW w:type="dxa" w:w="3000"/>
-            <w:shd w:fill="F2F5FA" w:val="clear"/>
+            <w:shd w:fill="F6F0E6" w:val="clear"/>
             <w:tcMar>
               <w:top w:type="dxa" w:w="60"/>
               <w:left w:type="dxa" w:w="90"/>
@@ -7550,12 +7606,12 @@
     <w:p>
       <w:pPr>
         <w:pBdr>
-          <w:top w:val="single" w:color="BFBFBF" w:sz="4"/>
-          <w:bottom w:val="single" w:color="BFBFBF" w:sz="4"/>
-          <w:left w:val="single" w:color="8EAADB" w:sz="12"/>
-          <w:right w:val="single" w:color="BFBFBF" w:sz="4"/>
+          <w:top w:val="single" w:color="DED4C4" w:sz="4"/>
+          <w:bottom w:val="single" w:color="DED4C4" w:sz="4"/>
+          <w:left w:val="single" w:color="E7A84D" w:sz="16"/>
+          <w:right w:val="single" w:color="DED4C4" w:sz="4"/>
         </w:pBdr>
-        <w:shd w:fill="F2F2F2" w:val="clear"/>
+        <w:shd w:fill="F6F0E6" w:val="clear"/>
         <w:spacing w:after="160" w:before="120" w:line="276"/>
       </w:pPr>
       <w:r>
@@ -7565,18 +7621,18 @@
           <w:bCs/>
           <w:i/>
           <w:iCs/>
-          <w:color w:val="595959"/>
+          <w:color w:val="64707C"/>
           <w:sz w:val="20"/>
           <w:szCs w:val="20"/>
         </w:rPr>
-        <w:t xml:space="preserve">Supuestos de esta sección (recogidos en la hoja «Supuestos» del anexo Excel): </w:t>
+        <w:t xml:space="preserve">Supuestos de esta sección: </w:t>
       </w:r>
       <w:r>
         <w:rPr>
           <w:rFonts w:ascii="Calibri" w:cs="Calibri" w:eastAsia="Calibri" w:hAnsi="Calibri"/>
           <w:i/>
           <w:iCs/>
-          <w:color w:val="595959"/>
+          <w:color w:val="64707C"/>
           <w:sz w:val="20"/>
           <w:szCs w:val="20"/>
         </w:rPr>
@@ -7590,12 +7646,12 @@
       </w:pPr>
       <w:r>
         <w:rPr>
-          <w:rFonts w:ascii="Calibri" w:cs="Calibri" w:eastAsia="Calibri" w:hAnsi="Calibri"/>
-          <w:b/>
-          <w:bCs/>
-          <w:color w:val="2F5496"/>
-          <w:sz w:val="24"/>
-          <w:szCs w:val="24"/>
+          <w:rFonts w:ascii="Georgia" w:cs="Georgia" w:eastAsia="Georgia" w:hAnsi="Georgia"/>
+          <w:b/>
+          <w:bCs/>
+          <w:color w:val="1D5366"/>
+          <w:sz w:val="23"/>
+          <w:szCs w:val="23"/>
         </w:rPr>
         <w:t xml:space="preserve">9.4. Estructura de la operación</w:t>
       </w:r>
@@ -7620,10 +7676,10 @@
       </w:pPr>
       <w:r>
         <w:rPr>
-          <w:rFonts w:ascii="Calibri" w:cs="Calibri" w:eastAsia="Calibri" w:hAnsi="Calibri"/>
-          <w:b/>
-          <w:bCs/>
-          <w:color w:val="1F3864"/>
+          <w:rFonts w:ascii="Georgia" w:cs="Georgia" w:eastAsia="Georgia" w:hAnsi="Georgia"/>
+          <w:b/>
+          <w:bCs/>
+          <w:color w:val="122638"/>
           <w:sz w:val="30"/>
           <w:szCs w:val="30"/>
         </w:rPr>
@@ -7650,12 +7706,12 @@
       </w:pPr>
       <w:r>
         <w:rPr>
-          <w:rFonts w:ascii="Calibri" w:cs="Calibri" w:eastAsia="Calibri" w:hAnsi="Calibri"/>
-          <w:b/>
-          <w:bCs/>
-          <w:color w:val="2F5496"/>
-          <w:sz w:val="24"/>
-          <w:szCs w:val="24"/>
+          <w:rFonts w:ascii="Georgia" w:cs="Georgia" w:eastAsia="Georgia" w:hAnsi="Georgia"/>
+          <w:b/>
+          <w:bCs/>
+          <w:color w:val="1D5366"/>
+          <w:sz w:val="23"/>
+          <w:szCs w:val="23"/>
         </w:rPr>
         <w:t xml:space="preserve">10.1. Flujo de caja de campaña (escenario base, octubre 2026 – febrero 2027)</w:t>
       </w:r>
@@ -7669,7 +7725,7 @@
           <w:rFonts w:ascii="Calibri" w:cs="Calibri" w:eastAsia="Calibri" w:hAnsi="Calibri"/>
           <w:i/>
           <w:iCs/>
-          <w:color w:val="595959"/>
+          <w:color w:val="64707C"/>
           <w:sz w:val="20"/>
           <w:szCs w:val="20"/>
         </w:rPr>
@@ -7680,12 +7736,12 @@
       <w:tblPr>
         <w:tblW w:type="dxa" w:w="9026"/>
         <w:tblBorders>
-          <w:top w:val="single" w:color="BFBFBF" w:sz="2"/>
-          <w:left w:val="single" w:color="BFBFBF" w:sz="2"/>
-          <w:bottom w:val="single" w:color="BFBFBF" w:sz="2"/>
-          <w:right w:val="single" w:color="BFBFBF" w:sz="2"/>
-          <w:insideH w:val="single" w:color="D9D9D9" w:sz="2"/>
-          <w:insideV w:val="single" w:color="D9D9D9" w:sz="2"/>
+          <w:top w:val="single" w:color="DED4C4" w:sz="2"/>
+          <w:left w:val="single" w:color="DED4C4" w:sz="2"/>
+          <w:bottom w:val="single" w:color="DED4C4" w:sz="2"/>
+          <w:right w:val="single" w:color="DED4C4" w:sz="2"/>
+          <w:insideH w:val="single" w:color="DED4C4" w:sz="2"/>
+          <w:insideV w:val="single" w:color="DED4C4" w:sz="2"/>
         </w:tblBorders>
       </w:tblPr>
       <w:tblGrid>
@@ -7704,7 +7760,7 @@
         <w:tc>
           <w:tcPr>
             <w:tcW w:type="dxa" w:w="2600"/>
-            <w:shd w:fill="1F3864" w:val="clear"/>
+            <w:shd w:fill="122638" w:val="clear"/>
             <w:tcMar>
               <w:top w:type="dxa" w:w="60"/>
               <w:left w:type="dxa" w:w="90"/>
@@ -7721,7 +7777,7 @@
                 <w:rFonts w:ascii="Calibri" w:cs="Calibri" w:eastAsia="Calibri" w:hAnsi="Calibri"/>
                 <w:b/>
                 <w:bCs/>
-                <w:color w:val="FFFFFF"/>
+                <w:color w:val="FFFDF8"/>
                 <w:sz w:val="20"/>
                 <w:szCs w:val="20"/>
               </w:rPr>
@@ -7732,7 +7788,7 @@
         <w:tc>
           <w:tcPr>
             <w:tcW w:type="dxa" w:w="1071"/>
-            <w:shd w:fill="1F3864" w:val="clear"/>
+            <w:shd w:fill="122638" w:val="clear"/>
             <w:tcMar>
               <w:top w:type="dxa" w:w="60"/>
               <w:left w:type="dxa" w:w="90"/>
@@ -7750,7 +7806,7 @@
                 <w:rFonts w:ascii="Calibri" w:cs="Calibri" w:eastAsia="Calibri" w:hAnsi="Calibri"/>
                 <w:b/>
                 <w:bCs/>
-                <w:color w:val="FFFFFF"/>
+                <w:color w:val="FFFDF8"/>
                 <w:sz w:val="20"/>
                 <w:szCs w:val="20"/>
               </w:rPr>
@@ -7761,7 +7817,7 @@
         <w:tc>
           <w:tcPr>
             <w:tcW w:type="dxa" w:w="1071"/>
-            <w:shd w:fill="1F3864" w:val="clear"/>
+            <w:shd w:fill="122638" w:val="clear"/>
             <w:tcMar>
               <w:top w:type="dxa" w:w="60"/>
               <w:left w:type="dxa" w:w="90"/>
@@ -7779,7 +7835,7 @@
                 <w:rFonts w:ascii="Calibri" w:cs="Calibri" w:eastAsia="Calibri" w:hAnsi="Calibri"/>
                 <w:b/>
                 <w:bCs/>
-                <w:color w:val="FFFFFF"/>
+                <w:color w:val="FFFDF8"/>
                 <w:sz w:val="20"/>
                 <w:szCs w:val="20"/>
               </w:rPr>
@@ -7790,7 +7846,7 @@
         <w:tc>
           <w:tcPr>
             <w:tcW w:type="dxa" w:w="1071"/>
-            <w:shd w:fill="1F3864" w:val="clear"/>
+            <w:shd w:fill="122638" w:val="clear"/>
             <w:tcMar>
               <w:top w:type="dxa" w:w="60"/>
               <w:left w:type="dxa" w:w="90"/>
@@ -7808,7 +7864,7 @@
                 <w:rFonts w:ascii="Calibri" w:cs="Calibri" w:eastAsia="Calibri" w:hAnsi="Calibri"/>
                 <w:b/>
                 <w:bCs/>
-                <w:color w:val="FFFFFF"/>
+                <w:color w:val="FFFDF8"/>
                 <w:sz w:val="20"/>
                 <w:szCs w:val="20"/>
               </w:rPr>
@@ -7819,7 +7875,7 @@
         <w:tc>
           <w:tcPr>
             <w:tcW w:type="dxa" w:w="1071"/>
-            <w:shd w:fill="1F3864" w:val="clear"/>
+            <w:shd w:fill="122638" w:val="clear"/>
             <w:tcMar>
               <w:top w:type="dxa" w:w="60"/>
               <w:left w:type="dxa" w:w="90"/>
@@ -7837,7 +7893,7 @@
                 <w:rFonts w:ascii="Calibri" w:cs="Calibri" w:eastAsia="Calibri" w:hAnsi="Calibri"/>
                 <w:b/>
                 <w:bCs/>
-                <w:color w:val="FFFFFF"/>
+                <w:color w:val="FFFDF8"/>
                 <w:sz w:val="20"/>
                 <w:szCs w:val="20"/>
               </w:rPr>
@@ -7848,7 +7904,7 @@
         <w:tc>
           <w:tcPr>
             <w:tcW w:type="dxa" w:w="1071"/>
-            <w:shd w:fill="1F3864" w:val="clear"/>
+            <w:shd w:fill="122638" w:val="clear"/>
             <w:tcMar>
               <w:top w:type="dxa" w:w="60"/>
               <w:left w:type="dxa" w:w="90"/>
@@ -7866,7 +7922,7 @@
                 <w:rFonts w:ascii="Calibri" w:cs="Calibri" w:eastAsia="Calibri" w:hAnsi="Calibri"/>
                 <w:b/>
                 <w:bCs/>
-                <w:color w:val="FFFFFF"/>
+                <w:color w:val="FFFDF8"/>
                 <w:sz w:val="20"/>
                 <w:szCs w:val="20"/>
               </w:rPr>
@@ -7877,7 +7933,7 @@
         <w:tc>
           <w:tcPr>
             <w:tcW w:type="dxa" w:w="1071"/>
-            <w:shd w:fill="1F3864" w:val="clear"/>
+            <w:shd w:fill="122638" w:val="clear"/>
             <w:tcMar>
               <w:top w:type="dxa" w:w="60"/>
               <w:left w:type="dxa" w:w="90"/>
@@ -7895,7 +7951,7 @@
                 <w:rFonts w:ascii="Calibri" w:cs="Calibri" w:eastAsia="Calibri" w:hAnsi="Calibri"/>
                 <w:b/>
                 <w:bCs/>
-                <w:color w:val="FFFFFF"/>
+                <w:color w:val="FFFDF8"/>
                 <w:sz w:val="20"/>
                 <w:szCs w:val="20"/>
               </w:rPr>
@@ -8084,7 +8140,7 @@
         <w:tc>
           <w:tcPr>
             <w:tcW w:type="dxa" w:w="2600"/>
-            <w:shd w:fill="F2F5FA" w:val="clear"/>
+            <w:shd w:fill="F6F0E6" w:val="clear"/>
             <w:tcMar>
               <w:top w:type="dxa" w:w="60"/>
               <w:left w:type="dxa" w:w="90"/>
@@ -8109,7 +8165,7 @@
         <w:tc>
           <w:tcPr>
             <w:tcW w:type="dxa" w:w="1071"/>
-            <w:shd w:fill="F2F5FA" w:val="clear"/>
+            <w:shd w:fill="F6F0E6" w:val="clear"/>
             <w:tcMar>
               <w:top w:type="dxa" w:w="60"/>
               <w:left w:type="dxa" w:w="90"/>
@@ -8135,7 +8191,7 @@
         <w:tc>
           <w:tcPr>
             <w:tcW w:type="dxa" w:w="1071"/>
-            <w:shd w:fill="F2F5FA" w:val="clear"/>
+            <w:shd w:fill="F6F0E6" w:val="clear"/>
             <w:tcMar>
               <w:top w:type="dxa" w:w="60"/>
               <w:left w:type="dxa" w:w="90"/>
@@ -8161,7 +8217,7 @@
         <w:tc>
           <w:tcPr>
             <w:tcW w:type="dxa" w:w="1071"/>
-            <w:shd w:fill="F2F5FA" w:val="clear"/>
+            <w:shd w:fill="F6F0E6" w:val="clear"/>
             <w:tcMar>
               <w:top w:type="dxa" w:w="60"/>
               <w:left w:type="dxa" w:w="90"/>
@@ -8187,7 +8243,7 @@
         <w:tc>
           <w:tcPr>
             <w:tcW w:type="dxa" w:w="1071"/>
-            <w:shd w:fill="F2F5FA" w:val="clear"/>
+            <w:shd w:fill="F6F0E6" w:val="clear"/>
             <w:tcMar>
               <w:top w:type="dxa" w:w="60"/>
               <w:left w:type="dxa" w:w="90"/>
@@ -8213,7 +8269,7 @@
         <w:tc>
           <w:tcPr>
             <w:tcW w:type="dxa" w:w="1071"/>
-            <w:shd w:fill="F2F5FA" w:val="clear"/>
+            <w:shd w:fill="F6F0E6" w:val="clear"/>
             <w:tcMar>
               <w:top w:type="dxa" w:w="60"/>
               <w:left w:type="dxa" w:w="90"/>
@@ -8239,7 +8295,7 @@
         <w:tc>
           <w:tcPr>
             <w:tcW w:type="dxa" w:w="1071"/>
-            <w:shd w:fill="F2F5FA" w:val="clear"/>
+            <w:shd w:fill="F6F0E6" w:val="clear"/>
             <w:tcMar>
               <w:top w:type="dxa" w:w="60"/>
               <w:left w:type="dxa" w:w="90"/>
@@ -8443,7 +8499,7 @@
         <w:tc>
           <w:tcPr>
             <w:tcW w:type="dxa" w:w="2600"/>
-            <w:shd w:fill="F2F5FA" w:val="clear"/>
+            <w:shd w:fill="F6F0E6" w:val="clear"/>
             <w:tcMar>
               <w:top w:type="dxa" w:w="60"/>
               <w:left w:type="dxa" w:w="90"/>
@@ -8468,7 +8524,7 @@
         <w:tc>
           <w:tcPr>
             <w:tcW w:type="dxa" w:w="1071"/>
-            <w:shd w:fill="F2F5FA" w:val="clear"/>
+            <w:shd w:fill="F6F0E6" w:val="clear"/>
             <w:tcMar>
               <w:top w:type="dxa" w:w="60"/>
               <w:left w:type="dxa" w:w="90"/>
@@ -8494,7 +8550,7 @@
         <w:tc>
           <w:tcPr>
             <w:tcW w:type="dxa" w:w="1071"/>
-            <w:shd w:fill="F2F5FA" w:val="clear"/>
+            <w:shd w:fill="F6F0E6" w:val="clear"/>
             <w:tcMar>
               <w:top w:type="dxa" w:w="60"/>
               <w:left w:type="dxa" w:w="90"/>
@@ -8520,7 +8576,7 @@
         <w:tc>
           <w:tcPr>
             <w:tcW w:type="dxa" w:w="1071"/>
-            <w:shd w:fill="F2F5FA" w:val="clear"/>
+            <w:shd w:fill="F6F0E6" w:val="clear"/>
             <w:tcMar>
               <w:top w:type="dxa" w:w="60"/>
               <w:left w:type="dxa" w:w="90"/>
@@ -8546,7 +8602,7 @@
         <w:tc>
           <w:tcPr>
             <w:tcW w:type="dxa" w:w="1071"/>
-            <w:shd w:fill="F2F5FA" w:val="clear"/>
+            <w:shd w:fill="F6F0E6" w:val="clear"/>
             <w:tcMar>
               <w:top w:type="dxa" w:w="60"/>
               <w:left w:type="dxa" w:w="90"/>
@@ -8572,7 +8628,7 @@
         <w:tc>
           <w:tcPr>
             <w:tcW w:type="dxa" w:w="1071"/>
-            <w:shd w:fill="F2F5FA" w:val="clear"/>
+            <w:shd w:fill="F6F0E6" w:val="clear"/>
             <w:tcMar>
               <w:top w:type="dxa" w:w="60"/>
               <w:left w:type="dxa" w:w="90"/>
@@ -8598,7 +8654,7 @@
         <w:tc>
           <w:tcPr>
             <w:tcW w:type="dxa" w:w="1071"/>
-            <w:shd w:fill="F2F5FA" w:val="clear"/>
+            <w:shd w:fill="F6F0E6" w:val="clear"/>
             <w:tcMar>
               <w:top w:type="dxa" w:w="60"/>
               <w:left w:type="dxa" w:w="90"/>
@@ -8802,7 +8858,7 @@
         <w:tc>
           <w:tcPr>
             <w:tcW w:type="dxa" w:w="2600"/>
-            <w:shd w:fill="F2F5FA" w:val="clear"/>
+            <w:shd w:fill="F6F0E6" w:val="clear"/>
             <w:tcMar>
               <w:top w:type="dxa" w:w="60"/>
               <w:left w:type="dxa" w:w="90"/>
@@ -8827,7 +8883,7 @@
         <w:tc>
           <w:tcPr>
             <w:tcW w:type="dxa" w:w="1071"/>
-            <w:shd w:fill="F2F5FA" w:val="clear"/>
+            <w:shd w:fill="F6F0E6" w:val="clear"/>
             <w:tcMar>
               <w:top w:type="dxa" w:w="60"/>
               <w:left w:type="dxa" w:w="90"/>
@@ -8853,7 +8909,7 @@
         <w:tc>
           <w:tcPr>
             <w:tcW w:type="dxa" w:w="1071"/>
-            <w:shd w:fill="F2F5FA" w:val="clear"/>
+            <w:shd w:fill="F6F0E6" w:val="clear"/>
             <w:tcMar>
               <w:top w:type="dxa" w:w="60"/>
               <w:left w:type="dxa" w:w="90"/>
@@ -8879,7 +8935,7 @@
         <w:tc>
           <w:tcPr>
             <w:tcW w:type="dxa" w:w="1071"/>
-            <w:shd w:fill="F2F5FA" w:val="clear"/>
+            <w:shd w:fill="F6F0E6" w:val="clear"/>
             <w:tcMar>
               <w:top w:type="dxa" w:w="60"/>
               <w:left w:type="dxa" w:w="90"/>
@@ -8905,7 +8961,7 @@
         <w:tc>
           <w:tcPr>
             <w:tcW w:type="dxa" w:w="1071"/>
-            <w:shd w:fill="F2F5FA" w:val="clear"/>
+            <w:shd w:fill="F6F0E6" w:val="clear"/>
             <w:tcMar>
               <w:top w:type="dxa" w:w="60"/>
               <w:left w:type="dxa" w:w="90"/>
@@ -8931,7 +8987,7 @@
         <w:tc>
           <w:tcPr>
             <w:tcW w:type="dxa" w:w="1071"/>
-            <w:shd w:fill="F2F5FA" w:val="clear"/>
+            <w:shd w:fill="F6F0E6" w:val="clear"/>
             <w:tcMar>
               <w:top w:type="dxa" w:w="60"/>
               <w:left w:type="dxa" w:w="90"/>
@@ -8957,7 +9013,7 @@
         <w:tc>
           <w:tcPr>
             <w:tcW w:type="dxa" w:w="1071"/>
-            <w:shd w:fill="F2F5FA" w:val="clear"/>
+            <w:shd w:fill="F6F0E6" w:val="clear"/>
             <w:tcMar>
               <w:top w:type="dxa" w:w="60"/>
               <w:left w:type="dxa" w:w="90"/>
@@ -9161,7 +9217,7 @@
         <w:tc>
           <w:tcPr>
             <w:tcW w:type="dxa" w:w="2600"/>
-            <w:shd w:fill="F2F5FA" w:val="clear"/>
+            <w:shd w:fill="F6F0E6" w:val="clear"/>
             <w:tcMar>
               <w:top w:type="dxa" w:w="60"/>
               <w:left w:type="dxa" w:w="90"/>
@@ -9186,7 +9242,7 @@
         <w:tc>
           <w:tcPr>
             <w:tcW w:type="dxa" w:w="1071"/>
-            <w:shd w:fill="F2F5FA" w:val="clear"/>
+            <w:shd w:fill="F6F0E6" w:val="clear"/>
             <w:tcMar>
               <w:top w:type="dxa" w:w="60"/>
               <w:left w:type="dxa" w:w="90"/>
@@ -9212,7 +9268,7 @@
         <w:tc>
           <w:tcPr>
             <w:tcW w:type="dxa" w:w="1071"/>
-            <w:shd w:fill="F2F5FA" w:val="clear"/>
+            <w:shd w:fill="F6F0E6" w:val="clear"/>
             <w:tcMar>
               <w:top w:type="dxa" w:w="60"/>
               <w:left w:type="dxa" w:w="90"/>
@@ -9238,7 +9294,7 @@
         <w:tc>
           <w:tcPr>
             <w:tcW w:type="dxa" w:w="1071"/>
-            <w:shd w:fill="F2F5FA" w:val="clear"/>
+            <w:shd w:fill="F6F0E6" w:val="clear"/>
             <w:tcMar>
               <w:top w:type="dxa" w:w="60"/>
               <w:left w:type="dxa" w:w="90"/>
@@ -9264,7 +9320,7 @@
         <w:tc>
           <w:tcPr>
             <w:tcW w:type="dxa" w:w="1071"/>
-            <w:shd w:fill="F2F5FA" w:val="clear"/>
+            <w:shd w:fill="F6F0E6" w:val="clear"/>
             <w:tcMar>
               <w:top w:type="dxa" w:w="60"/>
               <w:left w:type="dxa" w:w="90"/>
@@ -9290,7 +9346,7 @@
         <w:tc>
           <w:tcPr>
             <w:tcW w:type="dxa" w:w="1071"/>
-            <w:shd w:fill="F2F5FA" w:val="clear"/>
+            <w:shd w:fill="F6F0E6" w:val="clear"/>
             <w:tcMar>
               <w:top w:type="dxa" w:w="60"/>
               <w:left w:type="dxa" w:w="90"/>
@@ -9316,7 +9372,7 @@
         <w:tc>
           <w:tcPr>
             <w:tcW w:type="dxa" w:w="1071"/>
-            <w:shd w:fill="F2F5FA" w:val="clear"/>
+            <w:shd w:fill="F6F0E6" w:val="clear"/>
             <w:tcMar>
               <w:top w:type="dxa" w:w="60"/>
               <w:left w:type="dxa" w:w="90"/>
@@ -9552,12 +9608,12 @@
       </w:pPr>
       <w:r>
         <w:rPr>
-          <w:rFonts w:ascii="Calibri" w:cs="Calibri" w:eastAsia="Calibri" w:hAnsi="Calibri"/>
-          <w:b/>
-          <w:bCs/>
-          <w:color w:val="2F5496"/>
-          <w:sz w:val="24"/>
-          <w:szCs w:val="24"/>
+          <w:rFonts w:ascii="Georgia" w:cs="Georgia" w:eastAsia="Georgia" w:hAnsi="Georgia"/>
+          <w:b/>
+          <w:bCs/>
+          <w:color w:val="1D5366"/>
+          <w:sz w:val="23"/>
+          <w:szCs w:val="23"/>
         </w:rPr>
         <w:t xml:space="preserve">10.2. Ratio de cobertura de la devolución</w:t>
       </w:r>
@@ -9581,12 +9637,12 @@
       <w:tblPr>
         <w:tblW w:type="dxa" w:w="9026"/>
         <w:tblBorders>
-          <w:top w:val="single" w:color="BFBFBF" w:sz="2"/>
-          <w:left w:val="single" w:color="BFBFBF" w:sz="2"/>
-          <w:bottom w:val="single" w:color="BFBFBF" w:sz="2"/>
-          <w:right w:val="single" w:color="BFBFBF" w:sz="2"/>
-          <w:insideH w:val="single" w:color="D9D9D9" w:sz="2"/>
-          <w:insideV w:val="single" w:color="D9D9D9" w:sz="2"/>
+          <w:top w:val="single" w:color="DED4C4" w:sz="2"/>
+          <w:left w:val="single" w:color="DED4C4" w:sz="2"/>
+          <w:bottom w:val="single" w:color="DED4C4" w:sz="2"/>
+          <w:right w:val="single" w:color="DED4C4" w:sz="2"/>
+          <w:insideH w:val="single" w:color="DED4C4" w:sz="2"/>
+          <w:insideV w:val="single" w:color="DED4C4" w:sz="2"/>
         </w:tblBorders>
       </w:tblPr>
       <w:tblGrid>
@@ -9601,7 +9657,7 @@
         <w:tc>
           <w:tcPr>
             <w:tcW w:type="dxa" w:w="4026"/>
-            <w:shd w:fill="1F3864" w:val="clear"/>
+            <w:shd w:fill="122638" w:val="clear"/>
             <w:tcMar>
               <w:top w:type="dxa" w:w="60"/>
               <w:left w:type="dxa" w:w="90"/>
@@ -9618,7 +9674,7 @@
                 <w:rFonts w:ascii="Calibri" w:cs="Calibri" w:eastAsia="Calibri" w:hAnsi="Calibri"/>
                 <w:b/>
                 <w:bCs/>
-                <w:color w:val="FFFFFF"/>
+                <w:color w:val="FFFDF8"/>
                 <w:sz w:val="20"/>
                 <w:szCs w:val="20"/>
               </w:rPr>
@@ -9629,7 +9685,7 @@
         <w:tc>
           <w:tcPr>
             <w:tcW w:type="dxa" w:w="2500"/>
-            <w:shd w:fill="1F3864" w:val="clear"/>
+            <w:shd w:fill="122638" w:val="clear"/>
             <w:tcMar>
               <w:top w:type="dxa" w:w="60"/>
               <w:left w:type="dxa" w:w="90"/>
@@ -9647,7 +9703,7 @@
                 <w:rFonts w:ascii="Calibri" w:cs="Calibri" w:eastAsia="Calibri" w:hAnsi="Calibri"/>
                 <w:b/>
                 <w:bCs/>
-                <w:color w:val="FFFFFF"/>
+                <w:color w:val="FFFDF8"/>
                 <w:sz w:val="20"/>
                 <w:szCs w:val="20"/>
               </w:rPr>
@@ -9658,7 +9714,7 @@
         <w:tc>
           <w:tcPr>
             <w:tcW w:type="dxa" w:w="2500"/>
-            <w:shd w:fill="1F3864" w:val="clear"/>
+            <w:shd w:fill="122638" w:val="clear"/>
             <w:tcMar>
               <w:top w:type="dxa" w:w="60"/>
               <w:left w:type="dxa" w:w="90"/>
@@ -9676,7 +9732,7 @@
                 <w:rFonts w:ascii="Calibri" w:cs="Calibri" w:eastAsia="Calibri" w:hAnsi="Calibri"/>
                 <w:b/>
                 <w:bCs/>
-                <w:color w:val="FFFFFF"/>
+                <w:color w:val="FFFDF8"/>
                 <w:sz w:val="20"/>
                 <w:szCs w:val="20"/>
               </w:rPr>
@@ -9765,7 +9821,7 @@
         <w:tc>
           <w:tcPr>
             <w:tcW w:type="dxa" w:w="4026"/>
-            <w:shd w:fill="F2F5FA" w:val="clear"/>
+            <w:shd w:fill="F6F0E6" w:val="clear"/>
             <w:tcMar>
               <w:top w:type="dxa" w:w="60"/>
               <w:left w:type="dxa" w:w="90"/>
@@ -9790,7 +9846,7 @@
         <w:tc>
           <w:tcPr>
             <w:tcW w:type="dxa" w:w="2500"/>
-            <w:shd w:fill="F2F5FA" w:val="clear"/>
+            <w:shd w:fill="F6F0E6" w:val="clear"/>
             <w:tcMar>
               <w:top w:type="dxa" w:w="60"/>
               <w:left w:type="dxa" w:w="90"/>
@@ -9816,7 +9872,7 @@
         <w:tc>
           <w:tcPr>
             <w:tcW w:type="dxa" w:w="2500"/>
-            <w:shd w:fill="F2F5FA" w:val="clear"/>
+            <w:shd w:fill="F6F0E6" w:val="clear"/>
             <w:tcMar>
               <w:top w:type="dxa" w:w="60"/>
               <w:left w:type="dxa" w:w="90"/>
@@ -9920,7 +9976,7 @@
         <w:tc>
           <w:tcPr>
             <w:tcW w:type="dxa" w:w="4026"/>
-            <w:shd w:fill="F2F5FA" w:val="clear"/>
+            <w:shd w:fill="F6F0E6" w:val="clear"/>
             <w:tcMar>
               <w:top w:type="dxa" w:w="60"/>
               <w:left w:type="dxa" w:w="90"/>
@@ -9945,7 +10001,7 @@
         <w:tc>
           <w:tcPr>
             <w:tcW w:type="dxa" w:w="2500"/>
-            <w:shd w:fill="F2F5FA" w:val="clear"/>
+            <w:shd w:fill="F6F0E6" w:val="clear"/>
             <w:tcMar>
               <w:top w:type="dxa" w:w="60"/>
               <w:left w:type="dxa" w:w="90"/>
@@ -9971,7 +10027,7 @@
         <w:tc>
           <w:tcPr>
             <w:tcW w:type="dxa" w:w="2500"/>
-            <w:shd w:fill="F2F5FA" w:val="clear"/>
+            <w:shd w:fill="F6F0E6" w:val="clear"/>
             <w:tcMar>
               <w:top w:type="dxa" w:w="60"/>
               <w:left w:type="dxa" w:w="90"/>
@@ -10075,7 +10131,7 @@
         <w:tc>
           <w:tcPr>
             <w:tcW w:type="dxa" w:w="4026"/>
-            <w:shd w:fill="F2F5FA" w:val="clear"/>
+            <w:shd w:fill="F6F0E6" w:val="clear"/>
             <w:tcMar>
               <w:top w:type="dxa" w:w="60"/>
               <w:left w:type="dxa" w:w="90"/>
@@ -10100,7 +10156,7 @@
         <w:tc>
           <w:tcPr>
             <w:tcW w:type="dxa" w:w="2500"/>
-            <w:shd w:fill="F2F5FA" w:val="clear"/>
+            <w:shd w:fill="F6F0E6" w:val="clear"/>
             <w:tcMar>
               <w:top w:type="dxa" w:w="60"/>
               <w:left w:type="dxa" w:w="90"/>
@@ -10126,7 +10182,7 @@
         <w:tc>
           <w:tcPr>
             <w:tcW w:type="dxa" w:w="2500"/>
-            <w:shd w:fill="F2F5FA" w:val="clear"/>
+            <w:shd w:fill="F6F0E6" w:val="clear"/>
             <w:tcMar>
               <w:top w:type="dxa" w:w="60"/>
               <w:left w:type="dxa" w:w="90"/>
@@ -10165,7 +10221,7 @@
           <w:rFonts w:ascii="Calibri" w:cs="Calibri" w:eastAsia="Calibri" w:hAnsi="Calibri"/>
           <w:i/>
           <w:iCs/>
-          <w:color w:val="595959"/>
+          <w:color w:val="64707C"/>
           <w:sz w:val="20"/>
           <w:szCs w:val="20"/>
         </w:rPr>
@@ -10192,12 +10248,12 @@
       </w:pPr>
       <w:r>
         <w:rPr>
-          <w:rFonts w:ascii="Calibri" w:cs="Calibri" w:eastAsia="Calibri" w:hAnsi="Calibri"/>
-          <w:b/>
-          <w:bCs/>
-          <w:color w:val="2F5496"/>
-          <w:sz w:val="24"/>
-          <w:szCs w:val="24"/>
+          <w:rFonts w:ascii="Georgia" w:cs="Georgia" w:eastAsia="Georgia" w:hAnsi="Georgia"/>
+          <w:b/>
+          <w:bCs/>
+          <w:color w:val="1D5366"/>
+          <w:sz w:val="23"/>
+          <w:szCs w:val="23"/>
         </w:rPr>
         <w:t xml:space="preserve">10.3. Casos extremos</w:t>
       </w:r>
@@ -10255,12 +10311,12 @@
       </w:pPr>
       <w:r>
         <w:rPr>
-          <w:rFonts w:ascii="Calibri" w:cs="Calibri" w:eastAsia="Calibri" w:hAnsi="Calibri"/>
-          <w:b/>
-          <w:bCs/>
-          <w:color w:val="2F5496"/>
-          <w:sz w:val="24"/>
-          <w:szCs w:val="24"/>
+          <w:rFonts w:ascii="Georgia" w:cs="Georgia" w:eastAsia="Georgia" w:hAnsi="Georgia"/>
+          <w:b/>
+          <w:bCs/>
+          <w:color w:val="1D5366"/>
+          <w:sz w:val="23"/>
+          <w:szCs w:val="23"/>
         </w:rPr>
         <w:t xml:space="preserve">10.4. Efecto del préstamo vivo con CaixaBank</w:t>
       </w:r>
@@ -10334,12 +10390,12 @@
       </w:pPr>
       <w:r>
         <w:rPr>
-          <w:rFonts w:ascii="Calibri" w:cs="Calibri" w:eastAsia="Calibri" w:hAnsi="Calibri"/>
-          <w:b/>
-          <w:bCs/>
-          <w:color w:val="2F5496"/>
-          <w:sz w:val="24"/>
-          <w:szCs w:val="24"/>
+          <w:rFonts w:ascii="Georgia" w:cs="Georgia" w:eastAsia="Georgia" w:hAnsi="Georgia"/>
+          <w:b/>
+          <w:bCs/>
+          <w:color w:val="1D5366"/>
+          <w:sz w:val="23"/>
+          <w:szCs w:val="23"/>
         </w:rPr>
         <w:t xml:space="preserve">10.5. Conclusión sobre solvencia</w:t>
       </w:r>
@@ -10463,10 +10519,10 @@
       </w:pPr>
       <w:r>
         <w:rPr>
-          <w:rFonts w:ascii="Calibri" w:cs="Calibri" w:eastAsia="Calibri" w:hAnsi="Calibri"/>
-          <w:b/>
-          <w:bCs/>
-          <w:color w:val="1F3864"/>
+          <w:rFonts w:ascii="Georgia" w:cs="Georgia" w:eastAsia="Georgia" w:hAnsi="Georgia"/>
+          <w:b/>
+          <w:bCs/>
+          <w:color w:val="122638"/>
           <w:sz w:val="30"/>
           <w:szCs w:val="30"/>
         </w:rPr>
@@ -10480,27 +10536,14 @@
       </w:pPr>
       <w:r>
         <w:rPr>
-          <w:rFonts w:ascii="Calibri" w:cs="Calibri" w:eastAsia="Calibri" w:hAnsi="Calibri"/>
-          <w:b/>
-          <w:bCs/>
-          <w:color w:val="2F5496"/>
-          <w:sz w:val="24"/>
-          <w:szCs w:val="24"/>
-        </w:rPr>
-        <w:t xml:space="preserve">11.1. Anexo financiero (Excel)</w:t>
-      </w:r>
-    </w:p>
-    <w:p>
-      <w:pPr>
-        <w:spacing w:after="120" w:line="288"/>
-      </w:pPr>
-      <w:r>
-        <w:rPr>
-          <w:rFonts w:ascii="Calibri" w:cs="Calibri" w:eastAsia="Calibri" w:hAnsi="Calibri"/>
-          <w:sz w:val="22"/>
-          <w:szCs w:val="22"/>
-        </w:rPr>
-        <w:t xml:space="preserve">Se acompaña el archivo anexo-financiero.xlsx, con seis hojas y fórmulas enlazadas a una hoja de supuestos editable: al cambiar un supuesto se recalcula todo el modelo.</w:t>
+          <w:rFonts w:ascii="Georgia" w:cs="Georgia" w:eastAsia="Georgia" w:hAnsi="Georgia"/>
+          <w:b/>
+          <w:bCs/>
+          <w:color w:val="1D5366"/>
+          <w:sz w:val="23"/>
+          <w:szCs w:val="23"/>
+        </w:rPr>
+        <w:t xml:space="preserve">11.1. Documentación que acompaña a este plan</w:t>
       </w:r>
     </w:p>
     <w:p>
@@ -10518,7 +10561,7 @@
           <w:sz w:val="22"/>
           <w:szCs w:val="22"/>
         </w:rPr>
-        <w:t xml:space="preserve">Portada — identificación del anexo y advertencia sobre las cifras históricas.</w:t>
+        <w:t xml:space="preserve">Escritura de constitución de EKIO BIOTECH, S.L.U. y de aportación del negocio en funcionamiento, de 29 de julio de 2026, en la que constan el patrimonio aportado, el objeto social y el alta censal de la sociedad.</w:t>
       </w:r>
     </w:p>
     <w:p>
@@ -10536,7 +10579,7 @@
           <w:sz w:val="22"/>
           <w:szCs w:val="22"/>
         </w:rPr>
-        <w:t xml:space="preserve">Histórico — cuenta de resultados 2023–2026 H1, con acumulado del periodo (1,67 M€) y gráfico. Margen y resultado de 2023, pendientes de las declaraciones fiscales.</w:t>
+        <w:t xml:space="preserve">Certificados de estar al corriente de pago con la Agencia Tributaria y con la Tesorería General de la Seguridad Social.</w:t>
       </w:r>
     </w:p>
     <w:p>
@@ -10554,7 +10597,7 @@
           <w:sz w:val="22"/>
           <w:szCs w:val="22"/>
         </w:rPr>
-        <w:t xml:space="preserve">Supuestos — parámetros editables: objetivo de campaña 350.000 €, reparto 65/25/10 (Spiro/Ekio Light/accesorios), % de coste por grupo, calendario de compra y de cobro, cuota del préstamo con CaixaBank.</w:t>
+        <w:t xml:space="preserve">Resoluciones de concesión de las tres subvenciones de la Junta de Castilla y León (digitalización, innovación e investigación y desarrollo).</w:t>
       </w:r>
     </w:p>
     <w:p>
@@ -10572,7 +10615,7 @@
           <w:sz w:val="22"/>
           <w:szCs w:val="22"/>
         </w:rPr>
-        <w:t xml:space="preserve">Necesidad de circulante — importe solicitado 250.000 €, coste del stock de campaña por grupo (~195.125 €) y holgura de reposición (~54.875 €).</w:t>
+        <w:t xml:space="preserve">Declaraciones de IRPF y modelos 130 y 390 de la actividad como empresario individual (ejercicios 2023, 2024 y 2025), y P&amp;L de gestión de Holded.</w:t>
       </w:r>
     </w:p>
     <w:p>
@@ -10590,7 +10633,7 @@
           <w:sz w:val="22"/>
           <w:szCs w:val="22"/>
         </w:rPr>
-        <w:t xml:space="preserve">Flujo de caja de campaña — mensual octubre 2026 – febrero 2027, con disposición y devolución de la línea (escenario base).</w:t>
+        <w:t xml:space="preserve">Cuadro de amortización del préstamo de 80.000 € vivo con CaixaBank.</w:t>
       </w:r>
     </w:p>
     <w:p>
@@ -10608,7 +10651,7 @@
           <w:sz w:val="22"/>
           <w:szCs w:val="22"/>
         </w:rPr>
-        <w:t xml:space="preserve">Escenarios — base, conservador (−25 %) y disposición máxima (compra por adelantado), con pico de disposición y ratio de cobertura de cada uno.</w:t>
+        <w:t xml:space="preserve">Anexo financiero con el detalle del modelo de campaña y los escenarios.</w:t>
       </w:r>
     </w:p>
     <w:p>
@@ -10618,139 +10661,14 @@
       </w:pPr>
       <w:r>
         <w:rPr>
-          <w:rFonts w:ascii="Calibri" w:cs="Calibri" w:eastAsia="Calibri" w:hAnsi="Calibri"/>
-          <w:b/>
-          <w:bCs/>
-          <w:color w:val="2F5496"/>
-          <w:sz w:val="24"/>
-          <w:szCs w:val="24"/>
-        </w:rPr>
-        <w:t xml:space="preserve">11.2. Documentación que acompaña a este plan</w:t>
-      </w:r>
-    </w:p>
-    <w:p>
-      <w:pPr>
-        <w:pStyle w:val="ListParagraph"/>
-        <w:numPr>
-          <w:ilvl w:val="0"/>
-          <w:numId w:val="3"/>
-        </w:numPr>
-        <w:spacing w:after="100" w:line="288"/>
-      </w:pPr>
-      <w:r>
-        <w:rPr>
-          <w:rFonts w:ascii="Calibri" w:cs="Calibri" w:eastAsia="Calibri" w:hAnsi="Calibri"/>
-          <w:sz w:val="22"/>
-          <w:szCs w:val="22"/>
-        </w:rPr>
-        <w:t xml:space="preserve">Escritura de constitución de EKIO BIOTECH, S.L.U. y de aportación del negocio en funcionamiento, de 29 de julio de 2026, en la que constan el patrimonio aportado, el objeto social y el alta censal de la sociedad.</w:t>
-      </w:r>
-    </w:p>
-    <w:p>
-      <w:pPr>
-        <w:pStyle w:val="ListParagraph"/>
-        <w:numPr>
-          <w:ilvl w:val="0"/>
-          <w:numId w:val="3"/>
-        </w:numPr>
-        <w:spacing w:after="100" w:line="288"/>
-      </w:pPr>
-      <w:r>
-        <w:rPr>
-          <w:rFonts w:ascii="Calibri" w:cs="Calibri" w:eastAsia="Calibri" w:hAnsi="Calibri"/>
-          <w:sz w:val="22"/>
-          <w:szCs w:val="22"/>
-        </w:rPr>
-        <w:t xml:space="preserve">Certificados de estar al corriente de pago con la Agencia Tributaria y con la Tesorería General de la Seguridad Social.</w:t>
-      </w:r>
-    </w:p>
-    <w:p>
-      <w:pPr>
-        <w:pStyle w:val="ListParagraph"/>
-        <w:numPr>
-          <w:ilvl w:val="0"/>
-          <w:numId w:val="3"/>
-        </w:numPr>
-        <w:spacing w:after="100" w:line="288"/>
-      </w:pPr>
-      <w:r>
-        <w:rPr>
-          <w:rFonts w:ascii="Calibri" w:cs="Calibri" w:eastAsia="Calibri" w:hAnsi="Calibri"/>
-          <w:sz w:val="22"/>
-          <w:szCs w:val="22"/>
-        </w:rPr>
-        <w:t xml:space="preserve">Resoluciones de concesión de las tres subvenciones de la Junta de Castilla y León (digitalización, innovación e investigación y desarrollo).</w:t>
-      </w:r>
-    </w:p>
-    <w:p>
-      <w:pPr>
-        <w:pStyle w:val="ListParagraph"/>
-        <w:numPr>
-          <w:ilvl w:val="0"/>
-          <w:numId w:val="3"/>
-        </w:numPr>
-        <w:spacing w:after="100" w:line="288"/>
-      </w:pPr>
-      <w:r>
-        <w:rPr>
-          <w:rFonts w:ascii="Calibri" w:cs="Calibri" w:eastAsia="Calibri" w:hAnsi="Calibri"/>
-          <w:sz w:val="22"/>
-          <w:szCs w:val="22"/>
-        </w:rPr>
-        <w:t xml:space="preserve">Declaraciones de IRPF y modelos 130 y 390 de la actividad como empresario individual (ejercicios 2023, 2024 y 2025), y P&amp;L de gestión de Holded.</w:t>
-      </w:r>
-    </w:p>
-    <w:p>
-      <w:pPr>
-        <w:pStyle w:val="ListParagraph"/>
-        <w:numPr>
-          <w:ilvl w:val="0"/>
-          <w:numId w:val="3"/>
-        </w:numPr>
-        <w:spacing w:after="100" w:line="288"/>
-      </w:pPr>
-      <w:r>
-        <w:rPr>
-          <w:rFonts w:ascii="Calibri" w:cs="Calibri" w:eastAsia="Calibri" w:hAnsi="Calibri"/>
-          <w:sz w:val="22"/>
-          <w:szCs w:val="22"/>
-        </w:rPr>
-        <w:t xml:space="preserve">Cuadro de amortización del préstamo de 80.000 € vivo con CaixaBank.</w:t>
-      </w:r>
-    </w:p>
-    <w:p>
-      <w:pPr>
-        <w:pStyle w:val="ListParagraph"/>
-        <w:numPr>
-          <w:ilvl w:val="0"/>
-          <w:numId w:val="3"/>
-        </w:numPr>
-        <w:spacing w:after="100" w:line="288"/>
-      </w:pPr>
-      <w:r>
-        <w:rPr>
-          <w:rFonts w:ascii="Calibri" w:cs="Calibri" w:eastAsia="Calibri" w:hAnsi="Calibri"/>
-          <w:sz w:val="22"/>
-          <w:szCs w:val="22"/>
-        </w:rPr>
-        <w:t xml:space="preserve">Anexo financiero en formato Excel (anexo-financiero.xlsx).</w:t>
-      </w:r>
-    </w:p>
-    <w:p>
-      <w:pPr>
-        <w:pStyle w:val="Heading2"/>
-        <w:spacing w:after="120" w:before="220"/>
-      </w:pPr>
-      <w:r>
-        <w:rPr>
-          <w:rFonts w:ascii="Calibri" w:cs="Calibri" w:eastAsia="Calibri" w:hAnsi="Calibri"/>
-          <w:b/>
-          <w:bCs/>
-          <w:color w:val="2F5496"/>
-          <w:sz w:val="24"/>
-          <w:szCs w:val="24"/>
-        </w:rPr>
-        <w:t xml:space="preserve">11.3. Información complementaria</w:t>
+          <w:rFonts w:ascii="Georgia" w:cs="Georgia" w:eastAsia="Georgia" w:hAnsi="Georgia"/>
+          <w:b/>
+          <w:bCs/>
+          <w:color w:val="1D5366"/>
+          <w:sz w:val="23"/>
+          <w:szCs w:val="23"/>
+        </w:rPr>
+        <w:t xml:space="preserve">11.2. Información complementaria</w:t>
       </w:r>
     </w:p>
     <w:p>
@@ -10822,30 +10740,83 @@
 <w:ftr xmlns:wpc="http://schemas.microsoft.com/office/word/2010/wordprocessingCanvas" xmlns:mc="http://schemas.openxmlformats.org/markup-compatibility/2006" xmlns:o="urn:schemas-microsoft-com:office:office" xmlns:r="http://schemas.openxmlformats.org/officeDocument/2006/relationships" xmlns:m="http://schemas.openxmlformats.org/officeDocument/2006/math" xmlns:v="urn:schemas-microsoft-com:vml" xmlns:wp14="http://schemas.microsoft.com/office/word/2010/wordprocessingDrawing" xmlns:wp="http://schemas.openxmlformats.org/drawingml/2006/wordprocessingDrawing" xmlns:w10="urn:schemas-microsoft-com:office:word" xmlns:w="http://schemas.openxmlformats.org/wordprocessingml/2006/main" xmlns:w14="http://schemas.microsoft.com/office/word/2010/wordml" xmlns:w15="http://schemas.microsoft.com/office/word/2012/wordml" xmlns:wpg="http://schemas.microsoft.com/office/word/2010/wordprocessingGroup" xmlns:wpi="http://schemas.microsoft.com/office/word/2010/wordprocessingInk" xmlns:wne="http://schemas.microsoft.com/office/word/2006/wordml" xmlns:wps="http://schemas.microsoft.com/office/word/2010/wordprocessingShape">
   <w:p>
     <w:pPr>
-      <w:jc w:val="center"/>
+      <w:pBdr>
+        <w:top w:val="single" w:color="E7A84D" w:sz="8" w:space="6"/>
+      </w:pBdr>
+      <w:spacing w:after="60" w:before="0"/>
     </w:pPr>
     <w:r>
       <w:rPr>
         <w:rFonts w:ascii="Calibri" w:cs="Calibri" w:eastAsia="Calibri" w:hAnsi="Calibri"/>
-        <w:color w:val="808080"/>
-        <w:sz w:val="16"/>
-        <w:szCs w:val="16"/>
+        <w:sz w:val="2"/>
+        <w:szCs w:val="2"/>
       </w:rPr>
-      <w:t xml:space="preserve">EKIO BIOTECH, S.L.U. · Plan de empresa — cuenta de crédito · </w:t>
+      <w:t xml:space="preserve"/>
+    </w:r>
+  </w:p>
+  <w:p>
+    <w:pPr>
+      <w:tabs>
+        <w:tab w:val="right" w:pos="9026"/>
+      </w:tabs>
+      <w:spacing w:after="0" w:before="0"/>
+    </w:pPr>
+    <w:r>
+      <w:rPr>
+        <w:rFonts w:ascii="Georgia" w:cs="Georgia" w:eastAsia="Georgia" w:hAnsi="Georgia"/>
+        <w:b/>
+        <w:bCs/>
+        <w:color w:val="122638"/>
+        <w:spacing w:val="30"/>
+        <w:sz w:val="19"/>
+        <w:szCs w:val="19"/>
+      </w:rPr>
+      <w:t xml:space="preserve">EKIO</w:t>
     </w:r>
     <w:r>
       <w:rPr>
         <w:rFonts w:ascii="Calibri" w:cs="Calibri" w:eastAsia="Calibri" w:hAnsi="Calibri"/>
-        <w:color w:val="808080"/>
-        <w:sz w:val="16"/>
-        <w:szCs w:val="16"/>
+        <w:b/>
+        <w:bCs/>
+        <w:color w:val="9B661E"/>
+        <w:spacing w:val="30"/>
+        <w:sz w:val="12"/>
+        <w:szCs w:val="12"/>
       </w:rPr>
-      <w:t xml:space="preserve">Página </w:t>
+      <w:t xml:space="preserve">  ELECTROSMOG</w:t>
+    </w:r>
+    <w:r>
+      <w:rPr>
+        <w:rFonts w:ascii="Calibri" w:cs="Calibri" w:eastAsia="Calibri" w:hAnsi="Calibri"/>
+        <w:color w:val="64707C"/>
+        <w:sz w:val="15"/>
+        <w:szCs w:val="15"/>
+      </w:rPr>
+      <w:t xml:space="preserve">   ·   EKIO BIOTECH, S.L.U.  ·  Plan de empresa</w:t>
+    </w:r>
+    <w:r>
+      <w:rPr>
+        <w:rFonts w:ascii="Calibri" w:cs="Calibri" w:eastAsia="Calibri" w:hAnsi="Calibri"/>
+        <w:sz w:val="15"/>
+        <w:szCs w:val="15"/>
+      </w:rPr>
+      <w:t xml:space="preserve">	</w:t>
+    </w:r>
+    <w:r>
+      <w:rPr>
+        <w:rFonts w:ascii="Calibri" w:cs="Calibri" w:eastAsia="Calibri" w:hAnsi="Calibri"/>
+        <w:b/>
+        <w:bCs/>
+        <w:color w:val="122638"/>
+        <w:sz w:val="15"/>
+        <w:szCs w:val="15"/>
+      </w:rPr>
+      <w:t xml:space="preserve">Pág. </w:t>
       <w:fldChar w:fldCharType="begin"/>
       <w:instrText xml:space="preserve">PAGE</w:instrText>
       <w:fldChar w:fldCharType="separate"/>
       <w:fldChar w:fldCharType="end"/>
-      <w:t xml:space="preserve"> de </w:t>
+      <w:t xml:space="preserve"> / </w:t>
       <w:fldChar w:fldCharType="begin"/>
       <w:instrText xml:space="preserve">NUMPAGES</w:instrText>
       <w:fldChar w:fldCharType="separate"/>

--- a/PLAN_EMPRESA_CAIXABANK/plan-empresa-ekio-caixabank.docx
+++ b/PLAN_EMPRESA_CAIXABANK/plan-empresa-ekio-caixabank.docx
@@ -223,22 +223,6 @@
         </w:p>
       </w:sdtContent>
     </w:sdt>
-    <w:p>
-      <w:pPr>
-        <w:spacing w:before="120"/>
-      </w:pPr>
-      <w:r>
-        <w:rPr>
-          <w:rFonts w:ascii="Calibri" w:cs="Calibri" w:eastAsia="Calibri" w:hAnsi="Calibri"/>
-          <w:i/>
-          <w:iCs/>
-          <w:color w:val="64707C"/>
-          <w:sz w:val="20"/>
-          <w:szCs w:val="20"/>
-        </w:rPr>
-        <w:t xml:space="preserve">Para actualizar el índice en Word: clic derecho sobre él → «Actualizar campos» → «Actualizar toda la tabla».</w:t>
-      </w:r>
-    </w:p>
     <w:p>
       <w:r>
         <w:br w:type="page"/>
@@ -889,6 +873,29 @@
           <w:sz w:val="22"/>
           <w:szCs w:val="22"/>
         </w:rPr>
+        <w:t xml:space="preserve">Importe solicitado: </w:t>
+      </w:r>
+      <w:r>
+        <w:rPr>
+          <w:rFonts w:ascii="Calibri" w:cs="Calibri" w:eastAsia="Calibri" w:hAnsi="Calibri"/>
+          <w:sz w:val="22"/>
+          <w:szCs w:val="22"/>
+        </w:rPr>
+        <w:t xml:space="preserve">250.000 € como límite de la línea.</w:t>
+      </w:r>
+    </w:p>
+    <w:p>
+      <w:pPr>
+        <w:spacing w:after="120" w:line="288"/>
+      </w:pPr>
+      <w:r>
+        <w:rPr>
+          <w:rFonts w:ascii="Calibri" w:cs="Calibri" w:eastAsia="Calibri" w:hAnsi="Calibri"/>
+          <w:b/>
+          <w:bCs/>
+          <w:sz w:val="22"/>
+          <w:szCs w:val="22"/>
+        </w:rPr>
         <w:t xml:space="preserve">Destino: </w:t>
       </w:r>
       <w:r>
@@ -897,7 +904,7 @@
           <w:sz w:val="22"/>
           <w:szCs w:val="22"/>
         </w:rPr>
-        <w:t xml:space="preserve">compra anticipada de existencias de las dos líneas de producto (Spiro y Ekio Light) para atender la campaña del cuarto trimestre. El importe y el límite de la línea los dimensiona CaixaBank; la empresa aporta el detalle de la compra prevista y la relación de proveedores.</w:t>
+        <w:t xml:space="preserve">compra anticipada de existencias —filtros Spiro, paneles Ekio Light y accesorios de medición— para atender la campaña del cuarto trimestre.</w:t>
       </w:r>
     </w:p>
     <w:p>
@@ -912,15 +919,15 @@
           <w:sz w:val="22"/>
           <w:szCs w:val="22"/>
         </w:rPr>
-        <w:t xml:space="preserve">Garantía ofrecida: </w:t>
-      </w:r>
-      <w:r>
-        <w:rPr>
-          <w:rFonts w:ascii="Calibri" w:cs="Calibri" w:eastAsia="Calibri" w:hAnsi="Calibri"/>
-          <w:sz w:val="22"/>
-          <w:szCs w:val="22"/>
-        </w:rPr>
-        <w:t xml:space="preserve">en primera instancia, la responsabilidad patrimonial de la sociedad. La empresa es consciente de que se trata de una sociedad de reciente constitución y queda abierta a estudiar con CaixaBank las fórmulas de cobertura habituales para este tipo de operación (ver sección 9.4).</w:t>
+        <w:t xml:space="preserve">Estructura: </w:t>
+      </w:r>
+      <w:r>
+        <w:rPr>
+          <w:rFonts w:ascii="Calibri" w:cs="Calibri" w:eastAsia="Calibri" w:hAnsi="Calibri"/>
+          <w:sz w:val="22"/>
+          <w:szCs w:val="22"/>
+        </w:rPr>
+        <w:t xml:space="preserve">la operación se plantea con la responsabilidad patrimonial de la sociedad, que mantiene un préstamo de 80.000 € con CaixaBank al corriente de pago (ver sección 9.4).</w:t>
       </w:r>
     </w:p>
     <w:p>
@@ -1221,51 +1228,18 @@
     </w:p>
     <w:p>
       <w:pPr>
-        <w:pBdr>
-          <w:top w:val="single" w:color="DED4C4" w:sz="4"/>
-          <w:bottom w:val="single" w:color="DED4C4" w:sz="4"/>
-          <w:left w:val="single" w:color="E7A84D" w:sz="16"/>
-          <w:right w:val="single" w:color="DED4C4" w:sz="4"/>
-        </w:pBdr>
-        <w:shd w:fill="F6F0E6" w:val="clear"/>
-        <w:spacing w:after="160" w:before="120" w:line="276"/>
-      </w:pPr>
-      <w:r>
-        <w:rPr>
-          <w:rFonts w:ascii="Calibri" w:cs="Calibri" w:eastAsia="Calibri" w:hAnsi="Calibri"/>
-          <w:b/>
-          <w:bCs/>
+        <w:spacing w:after="120" w:line="288"/>
+      </w:pPr>
+      <w:r>
+        <w:rPr>
+          <w:rFonts w:ascii="Calibri" w:cs="Calibri" w:eastAsia="Calibri" w:hAnsi="Calibri"/>
           <w:i/>
           <w:iCs/>
           <w:color w:val="64707C"/>
           <w:sz w:val="20"/>
           <w:szCs w:val="20"/>
         </w:rPr>
-        <w:t xml:space="preserve">Sobre el margen bruto por ejercicio: </w:t>
-      </w:r>
-      <w:r>
-        <w:rPr>
-          <w:rFonts w:ascii="Calibri" w:cs="Calibri" w:eastAsia="Calibri" w:hAnsi="Calibri"/>
-          <w:i/>
-          <w:iCs/>
-          <w:color w:val="64707C"/>
-          <w:sz w:val="20"/>
-          <w:szCs w:val="20"/>
-        </w:rPr>
-        <w:t xml:space="preserve">las cifras de 2024, 2025 y 2026 (H1) proceden del mismo P&amp;L de gestión de Holded de la tienda Ekio completa. La variación del margen bruto entre ejercicios (38,4 % → 24,5 % → 55,9 %) está pendiente de conciliación con el desglose de coste de ventas de Holded y con las declaraciones fiscales: refleja cambios de mix de producto y, probablemente, diferencias en el criterio de imputación de costes entre periodos. Se conciliará antes de la presentación formal. </w:t>
-      </w:r>
-      <w:r>
-        <w:rPr>
-          <w:rFonts w:ascii="Calibri" w:cs="Calibri" w:eastAsia="Calibri" w:hAnsi="Calibri"/>
-          <w:b/>
-          <w:bCs/>
-          <w:i/>
-          <w:iCs/>
-          <w:color w:val="64707C"/>
-          <w:sz w:val="20"/>
-          <w:szCs w:val="20"/>
-        </w:rPr>
-        <w:t xml:space="preserve">[PENDIENTE: conciliación del margen bruto por ejercicio con el desglose de Holded; facturación del ejercicio 2023 y cierre provisional a julio/agosto de 2026; extracto o informe de Holded actualizado para adjuntar como anexo.]</w:t>
+        <w:t xml:space="preserve">Las cifras de 2024, 2025 y 2026 (H1) proceden del P&amp;L de gestión de Holded de la tienda Ekio completa.</w:t>
       </w:r>
     </w:p>
     <w:p>
@@ -2110,7 +2084,7 @@
           <w:sz w:val="22"/>
           <w:szCs w:val="22"/>
         </w:rPr>
-        <w:t xml:space="preserve">Margen bruto de la línea superior al 50 %. El margen bruto global de la tienda en el primer semestre de 2026 fue del 55,9 % (pendiente de conciliación por ejercicio, ver sección 6).</w:t>
+        <w:t xml:space="preserve">Margen bruto de la línea superior al 50 %. El margen bruto global de la tienda en el primer semestre de 2026 fue del 55,9 %.</w:t>
       </w:r>
     </w:p>
     <w:p>
@@ -2958,31 +2932,6 @@
           <w:szCs w:val="22"/>
         </w:rPr>
         <w:t xml:space="preserve">El valor diferencial de Ekio está en atender los dos segmentos a la vez y con criterio propio. Los fabricantes de equipos de fotobiomodulación no diseñan pensando en bajo campo electromagnético ni en la ausencia de parpadeo (flicker); los fabricantes de soluciones de protección electromagnética no fabrican luz. Ekio ocupa esa intersección —"tecnología que cuida"— con producto propio (Ekio Light), propiedad industrial (Modelo de Utilidad y solicitud PCT del SFPA), software propio (Ekio Coach) y una comunidad construida durante tres años. Son activos que un competidor no obtiene comprando producto, y que la empresa quiere reforzar para consolidarse como referente del nicho, primero en España y por etapas en Europa (ver sección 8).</w:t>
-      </w:r>
-    </w:p>
-    <w:p>
-      <w:pPr>
-        <w:pBdr>
-          <w:top w:val="single" w:color="DED4C4" w:sz="4"/>
-          <w:bottom w:val="single" w:color="DED4C4" w:sz="4"/>
-          <w:left w:val="single" w:color="E7A84D" w:sz="16"/>
-          <w:right w:val="single" w:color="DED4C4" w:sz="4"/>
-        </w:pBdr>
-        <w:shd w:fill="F6F0E6" w:val="clear"/>
-        <w:spacing w:after="160" w:before="120" w:line="276"/>
-      </w:pPr>
-      <w:r>
-        <w:rPr>
-          <w:rFonts w:ascii="Calibri" w:cs="Calibri" w:eastAsia="Calibri" w:hAnsi="Calibri"/>
-          <w:b/>
-          <w:bCs/>
-          <w:i/>
-          <w:iCs/>
-          <w:color w:val="64707C"/>
-          <w:sz w:val="20"/>
-          <w:szCs w:val="20"/>
-        </w:rPr>
-        <w:t xml:space="preserve">El plan no cuantifica el tamaño ni el crecimiento de estos mercados.</w:t>
       </w:r>
     </w:p>
     <w:p>
@@ -4787,6 +4736,29 @@
     </w:p>
     <w:p>
       <w:pPr>
+        <w:spacing w:after="120" w:line="288"/>
+      </w:pPr>
+      <w:r>
+        <w:rPr>
+          <w:rFonts w:ascii="Calibri" w:cs="Calibri" w:eastAsia="Calibri" w:hAnsi="Calibri"/>
+          <w:b/>
+          <w:bCs/>
+          <w:sz w:val="22"/>
+          <w:szCs w:val="22"/>
+        </w:rPr>
+        <w:t xml:space="preserve">Comparabilidad entre periodos. </w:t>
+      </w:r>
+      <w:r>
+        <w:rPr>
+          <w:rFonts w:ascii="Calibri" w:cs="Calibri" w:eastAsia="Calibri" w:hAnsi="Calibri"/>
+          <w:sz w:val="22"/>
+          <w:szCs w:val="22"/>
+        </w:rPr>
+        <w:t xml:space="preserve">El negocio es marcadamente estacional. El tramo junio–diciembre de 2023 contiene la campaña completa de fin de año, mientras que 2024 y 2025 la diluyen entre doce meses y el primer semestre de 2026 no la incluye. Con la estructura de 2025 (275.000 € de campaña y unos 26.300 €/mes fuera de ella), un periodo de siete meses con campaña arrojaría del orden de 406.000 €: los 390.000 € de 2023 quedan un 4 % por debajo de esa referencia, plenamente coherentes con el patrón estacional. Por el mismo motivo, anualizar el primer semestre de 2026 subestima el ejercicio.</w:t>
+      </w:r>
+    </w:p>
+    <w:p>
+      <w:pPr>
         <w:pStyle w:val="Heading2"/>
         <w:spacing w:after="120" w:before="220"/>
       </w:pPr>
@@ -4799,20 +4771,91 @@
           <w:sz w:val="23"/>
           <w:szCs w:val="23"/>
         </w:rPr>
-        <w:t xml:space="preserve">6.2. Nota sobre la comparabilidad entre periodos</w:t>
-      </w:r>
-    </w:p>
-    <w:p>
-      <w:pPr>
-        <w:spacing w:after="120" w:line="288"/>
-      </w:pPr>
-      <w:r>
-        <w:rPr>
-          <w:rFonts w:ascii="Calibri" w:cs="Calibri" w:eastAsia="Calibri" w:hAnsi="Calibri"/>
-          <w:sz w:val="22"/>
-          <w:szCs w:val="22"/>
-        </w:rPr>
-        <w:t xml:space="preserve">El negocio es marcadamente estacional y comparar periodos de distinta duración induce a error. El tramo junio–diciembre de 2023 contiene la campaña completa de fin de año, mientras que 2024 y 2025 la diluyen entre doce meses y el primer semestre de 2026 no la incluye. Con la estructura de 2025 (275.000 € de campaña y ~26.300 €/mes fuera de ella), un periodo de siete meses con campaña arrojaría del orden de 406.000 €: los 390.000 € de 2023 quedan un 4 % por debajo de esa referencia, coherentes con el patrón estacional. Por el mismo motivo, anualizar el primer semestre de 2026 subestima el ejercicio; la comparación pertinente es con el primer semestre de 2025.</w:t>
+        <w:t xml:space="preserve">6.2. Lectura de gestión</w:t>
+      </w:r>
+    </w:p>
+    <w:p>
+      <w:pPr>
+        <w:pStyle w:val="ListParagraph"/>
+        <w:numPr>
+          <w:ilvl w:val="0"/>
+          <w:numId w:val="3"/>
+        </w:numPr>
+        <w:spacing w:after="100" w:line="288"/>
+      </w:pPr>
+      <w:r>
+        <w:rPr>
+          <w:rFonts w:ascii="Calibri" w:cs="Calibri" w:eastAsia="Calibri" w:hAnsi="Calibri"/>
+          <w:b/>
+          <w:bCs/>
+          <w:sz w:val="22"/>
+          <w:szCs w:val="22"/>
+        </w:rPr>
+        <w:t xml:space="preserve">Trayectoria estable y en beneficios. </w:t>
+      </w:r>
+      <w:r>
+        <w:rPr>
+          <w:rFonts w:ascii="Calibri" w:cs="Calibri" w:eastAsia="Calibri" w:hAnsi="Calibri"/>
+          <w:sz w:val="22"/>
+          <w:szCs w:val="22"/>
+        </w:rPr>
+        <w:t xml:space="preserve">Tras el arranque de 2023 (390.000 € en siete meses), la facturación anual se estabiliza en 534.504 € (2024) y 537.845 € (2025), ambos ejercicios con resultado positivo (+52.493 € y +19.301 €). El primer semestre de 2026 cierra con +78.738 €. La facturación acumulada entre 2023 y junio de 2026 asciende a 1,67 M€ (cifra acumulada del periodo, no anual).</w:t>
+      </w:r>
+    </w:p>
+    <w:p>
+      <w:pPr>
+        <w:pStyle w:val="ListParagraph"/>
+        <w:numPr>
+          <w:ilvl w:val="0"/>
+          <w:numId w:val="3"/>
+        </w:numPr>
+        <w:spacing w:after="100" w:line="288"/>
+      </w:pPr>
+      <w:r>
+        <w:rPr>
+          <w:rFonts w:ascii="Calibri" w:cs="Calibri" w:eastAsia="Calibri" w:hAnsi="Calibri"/>
+          <w:b/>
+          <w:bCs/>
+          <w:sz w:val="22"/>
+          <w:szCs w:val="22"/>
+        </w:rPr>
+        <w:t xml:space="preserve">Volumen y margen. </w:t>
+      </w:r>
+      <w:r>
+        <w:rPr>
+          <w:rFonts w:ascii="Calibri" w:cs="Calibri" w:eastAsia="Calibri" w:hAnsi="Calibri"/>
+          <w:sz w:val="22"/>
+          <w:szCs w:val="22"/>
+        </w:rPr>
+        <w:t xml:space="preserve">En 2026 la actividad ha priorizado el margen sobre el volumen: la facturación de H1 (207.815 €) anualiza por debajo del ritmo de 2024 y 2025, mientras el margen bruto de gestión mejora hasta el 55,9 %. La variación del margen bruto entre ejercicios (38,4 % → 24,5 % → 55,9 %) responde al cambio de mix de producto: el peso creciente de Ekio Light, de marca propia y margen superior al 50 %, frente a la distribución de Spiro. El menor resultado de 2025 procede de la caída del margen bruto de ese ejercicio (unos 73.000 € menos de margen), a la que se sumó la inversión de lanzamiento de Ekio Light: 34.316 € adicionales en publicidad y 18.264 € en servicios profesionales.</w:t>
+      </w:r>
+    </w:p>
+    <w:p>
+      <w:pPr>
+        <w:pStyle w:val="ListParagraph"/>
+        <w:numPr>
+          <w:ilvl w:val="0"/>
+          <w:numId w:val="3"/>
+        </w:numPr>
+        <w:spacing w:after="100" w:line="288"/>
+      </w:pPr>
+      <w:r>
+        <w:rPr>
+          <w:rFonts w:ascii="Calibri" w:cs="Calibri" w:eastAsia="Calibri" w:hAnsi="Calibri"/>
+          <w:b/>
+          <w:bCs/>
+          <w:sz w:val="22"/>
+          <w:szCs w:val="22"/>
+        </w:rPr>
+        <w:t xml:space="preserve">Sin capital de terceros. </w:t>
+      </w:r>
+      <w:r>
+        <w:rPr>
+          <w:rFonts w:ascii="Calibri" w:cs="Calibri" w:eastAsia="Calibri" w:hAnsi="Calibri"/>
+          <w:sz w:val="22"/>
+          <w:szCs w:val="22"/>
+        </w:rPr>
+        <w:t xml:space="preserve">La única deuda financiera de la actividad es un préstamo de 80.000 € formalizado con CaixaBank, en amortización y al corriente de pago. No hay inversores en el capital ni otras líneas vivas. La empresa ya es cliente de la entidad y ha atendido puntualmente ese compromiso.</w:t>
       </w:r>
     </w:p>
     <w:p>
@@ -4837,144 +4880,18 @@
           <w:sz w:val="20"/>
           <w:szCs w:val="20"/>
         </w:rPr>
-        <w:t xml:space="preserve">[PENDIENTE: facturación del primer semestre de 2025 y de los meses de julio y agosto de 2026, para permitir la comparación homogénea semestre contra semestre.]</w:t>
-      </w:r>
-    </w:p>
-    <w:p>
-      <w:pPr>
-        <w:pStyle w:val="Heading2"/>
-        <w:spacing w:after="120" w:before="220"/>
-      </w:pPr>
-      <w:r>
-        <w:rPr>
-          <w:rFonts w:ascii="Georgia" w:cs="Georgia" w:eastAsia="Georgia" w:hAnsi="Georgia"/>
-          <w:b/>
-          <w:bCs/>
-          <w:color w:val="1D5366"/>
-          <w:sz w:val="23"/>
-          <w:szCs w:val="23"/>
-        </w:rPr>
-        <w:t xml:space="preserve">6.3. Lectura de gestión</w:t>
-      </w:r>
-    </w:p>
-    <w:p>
-      <w:pPr>
-        <w:pStyle w:val="ListParagraph"/>
-        <w:numPr>
-          <w:ilvl w:val="0"/>
-          <w:numId w:val="3"/>
-        </w:numPr>
-        <w:spacing w:after="100" w:line="288"/>
-      </w:pPr>
-      <w:r>
-        <w:rPr>
-          <w:rFonts w:ascii="Calibri" w:cs="Calibri" w:eastAsia="Calibri" w:hAnsi="Calibri"/>
-          <w:b/>
-          <w:bCs/>
-          <w:sz w:val="22"/>
-          <w:szCs w:val="22"/>
-        </w:rPr>
-        <w:t xml:space="preserve">Trayectoria estable y en beneficios. </w:t>
-      </w:r>
-      <w:r>
-        <w:rPr>
-          <w:rFonts w:ascii="Calibri" w:cs="Calibri" w:eastAsia="Calibri" w:hAnsi="Calibri"/>
-          <w:sz w:val="22"/>
-          <w:szCs w:val="22"/>
-        </w:rPr>
-        <w:t xml:space="preserve">Tras el arranque de 2023 (390.000 € en siete meses), la facturación anual se estabiliza en 534.504 € (2024) y 537.845 € (2025), ambos ejercicios con resultado positivo (+52.493 € y +19.301 €). El primer semestre de 2026 cierra con +78.738 €. La facturación acumulada entre 2023 y junio de 2026 asciende a 1,67 M€ (cifra acumulada del periodo, no anual).</w:t>
-      </w:r>
-    </w:p>
-    <w:p>
-      <w:pPr>
-        <w:pStyle w:val="ListParagraph"/>
-        <w:numPr>
-          <w:ilvl w:val="0"/>
-          <w:numId w:val="3"/>
-        </w:numPr>
-        <w:spacing w:after="100" w:line="288"/>
-      </w:pPr>
-      <w:r>
-        <w:rPr>
-          <w:rFonts w:ascii="Calibri" w:cs="Calibri" w:eastAsia="Calibri" w:hAnsi="Calibri"/>
-          <w:b/>
-          <w:bCs/>
-          <w:sz w:val="22"/>
-          <w:szCs w:val="22"/>
-        </w:rPr>
-        <w:t xml:space="preserve">Volumen y margen. </w:t>
-      </w:r>
-      <w:r>
-        <w:rPr>
-          <w:rFonts w:ascii="Calibri" w:cs="Calibri" w:eastAsia="Calibri" w:hAnsi="Calibri"/>
-          <w:sz w:val="22"/>
-          <w:szCs w:val="22"/>
-        </w:rPr>
-        <w:t xml:space="preserve">En 2026 la actividad ha priorizado el margen sobre el volumen: la facturación de H1 (207.815 €) anualiza por debajo del ritmo de 2024 y 2025, mientras el margen bruto de gestión mejora hasta el 55,9 %. La variación del margen bruto entre ejercicios (38,4 % → 24,5 % → 55,9 %) está pendiente de conciliación con el desglose de coste de ventas de Holded: es coherente con un mayor peso de Ekio Light y un mix de mayor valor, pero también con diferencias de criterio de imputación entre periodos. El menor resultado de 2025 procede principalmente de la caída del margen bruto de gestión (38,4 % → 24,5 %, equivalente a unos 73.000 € menos de margen), y no del mayor gasto comercial: la inversión adicional en publicidad (34.316 €) y servicios profesionales (18.264 €) para lanzar Ekio Light se compensó con ahorros en otras partidas de estructura. Determinar el origen exacto de esa caída de margen es precisamente el objeto de la conciliación pendiente con Holded.</w:t>
-      </w:r>
-    </w:p>
-    <w:p>
-      <w:pPr>
-        <w:pStyle w:val="ListParagraph"/>
-        <w:numPr>
-          <w:ilvl w:val="0"/>
-          <w:numId w:val="3"/>
-        </w:numPr>
-        <w:spacing w:after="100" w:line="288"/>
-      </w:pPr>
-      <w:r>
-        <w:rPr>
-          <w:rFonts w:ascii="Calibri" w:cs="Calibri" w:eastAsia="Calibri" w:hAnsi="Calibri"/>
-          <w:b/>
-          <w:bCs/>
-          <w:sz w:val="22"/>
-          <w:szCs w:val="22"/>
-        </w:rPr>
-        <w:t xml:space="preserve">Sin capital de terceros. </w:t>
-      </w:r>
-      <w:r>
-        <w:rPr>
-          <w:rFonts w:ascii="Calibri" w:cs="Calibri" w:eastAsia="Calibri" w:hAnsi="Calibri"/>
-          <w:sz w:val="22"/>
-          <w:szCs w:val="22"/>
-        </w:rPr>
-        <w:t xml:space="preserve">La única deuda financiera de la actividad es un préstamo de 80.000 € formalizado con CaixaBank, en amortización y al corriente de pago. No hay inversores en el capital ni otras líneas vivas. La empresa ya es cliente de la entidad y ha atendido puntualmente ese compromiso.</w:t>
-      </w:r>
-    </w:p>
-    <w:p>
-      <w:pPr>
-        <w:pBdr>
-          <w:top w:val="single" w:color="DED4C4" w:sz="4"/>
-          <w:bottom w:val="single" w:color="DED4C4" w:sz="4"/>
-          <w:left w:val="single" w:color="E7A84D" w:sz="16"/>
-          <w:right w:val="single" w:color="DED4C4" w:sz="4"/>
-        </w:pBdr>
-        <w:shd w:fill="F6F0E6" w:val="clear"/>
-        <w:spacing w:after="160" w:before="120" w:line="276"/>
-      </w:pPr>
-      <w:r>
-        <w:rPr>
-          <w:rFonts w:ascii="Calibri" w:cs="Calibri" w:eastAsia="Calibri" w:hAnsi="Calibri"/>
-          <w:b/>
-          <w:bCs/>
+        <w:t xml:space="preserve">Nota metodológica. </w:t>
+      </w:r>
+      <w:r>
+        <w:rPr>
+          <w:rFonts w:ascii="Calibri" w:cs="Calibri" w:eastAsia="Calibri" w:hAnsi="Calibri"/>
           <w:i/>
           <w:iCs/>
           <w:color w:val="64707C"/>
           <w:sz w:val="20"/>
           <w:szCs w:val="20"/>
         </w:rPr>
-        <w:t xml:space="preserve">Supuestos y advertencias de esta sección: </w:t>
-      </w:r>
-      <w:r>
-        <w:rPr>
-          <w:rFonts w:ascii="Calibri" w:cs="Calibri" w:eastAsia="Calibri" w:hAnsi="Calibri"/>
-          <w:i/>
-          <w:iCs/>
-          <w:color w:val="64707C"/>
-          <w:sz w:val="20"/>
-          <w:szCs w:val="20"/>
-        </w:rPr>
-        <w:t xml:space="preserve">(a) el margen bruto en € y el coste de ventas están calculados a partir de la facturación y el margen bruto (%) de gestión; no son partidas independientes tomadas de Holded. (b) Cifras históricas sujetas a contraste con el Holded actualizado y las declaraciones fiscales (IRPF, modelos 130 y 390) antes de la presentación formal; el resultado histórico es el de la actividad como empresario individual, antes de IRPF (impuesto personal); la SLU tributará por el Impuesto sobre Sociedades. (c) [PENDIENTE: margen bruto y resultado del ejercicio 2023; conciliación del margen bruto por ejercicio con el desglose de Holded; cierre provisional a julio/agosto de 2026; balance de apertura de la SLU y previsión de balance 2026–2027.]</w:t>
+        <w:t xml:space="preserve">El margen bruto en euros y el coste de ventas se derivan de la facturación y del margen bruto de gestión. El resultado histórico corresponde a la actividad como empresario individual y es anterior al IRPF, que es un impuesto personal; a partir de 2026 la sociedad tributa por el Impuesto sobre Sociedades. Las declaraciones de IRPF y los modelos 130 y 390 de todos los ejercicios acompañan a este plan.</w:t>
       </w:r>
     </w:p>
     <w:p>
@@ -7625,7 +7542,7 @@
           <w:sz w:val="20"/>
           <w:szCs w:val="20"/>
         </w:rPr>
-        <w:t xml:space="preserve">Supuestos de esta sección: </w:t>
+        <w:t xml:space="preserve">Bases del cálculo. </w:t>
       </w:r>
       <w:r>
         <w:rPr>
@@ -7636,7 +7553,7 @@
           <w:sz w:val="20"/>
           <w:szCs w:val="20"/>
         </w:rPr>
-        <w:t xml:space="preserve">objetivo de campaña 350.000 €; reparto 65 % Spiro / 25 % Ekio Light / 10 % accesorios; coste de mercancía 60 % / 45 % / 55 %, coherentes con los márgenes de gestión; fases de compra 60 % octubre / 30 % noviembre / 10 % diciembre, con pago al contado al realizar el pedido y cobro inmediato vía Stripe.</w:t>
+        <w:t xml:space="preserve">Objetivo de campaña 350.000 €; reparto 65 % Spiro / 25 % Ekio Light / 10 % accesorios; coste de mercancía del 60 %, 45 % y 55 % respectivamente, coherente con los márgenes de gestión de cada línea; compra escalonada 60 % en octubre, 30 % en noviembre y 10 % en diciembre, con pago al contado al realizar el pedido y cobro inmediato a través de la pasarela.</w:t>
       </w:r>
     </w:p>
     <w:p>

--- a/PLAN_EMPRESA_CAIXABANK/plan-empresa-ekio-caixabank.docx
+++ b/PLAN_EMPRESA_CAIXABANK/plan-empresa-ekio-caixabank.docx
@@ -27,7 +27,7 @@
       </w:pPr>
       <w:r>
         <w:rPr>
-          <w:rFonts w:ascii="Calibri" w:cs="Calibri" w:eastAsia="Calibri" w:hAnsi="Calibri"/>
+          <w:rFonts w:ascii="Helvetica Neue" w:cs="Helvetica Neue" w:eastAsia="Helvetica Neue" w:hAnsi="Helvetica Neue"/>
           <w:b/>
           <w:bCs/>
           <w:color w:val="64707C"/>
@@ -47,7 +47,7 @@
       </w:pPr>
       <w:r>
         <w:rPr>
-          <w:rFonts w:ascii="Calibri" w:cs="Calibri" w:eastAsia="Calibri" w:hAnsi="Calibri"/>
+          <w:rFonts w:ascii="Helvetica Neue" w:cs="Helvetica Neue" w:eastAsia="Helvetica Neue" w:hAnsi="Helvetica Neue"/>
           <w:sz w:val="2"/>
           <w:szCs w:val="2"/>
         </w:rPr>
@@ -93,7 +93,7 @@
       </w:pPr>
       <w:r>
         <w:rPr>
-          <w:rFonts w:ascii="Calibri" w:cs="Calibri" w:eastAsia="Calibri" w:hAnsi="Calibri"/>
+          <w:rFonts w:ascii="Helvetica Neue" w:cs="Helvetica Neue" w:eastAsia="Helvetica Neue" w:hAnsi="Helvetica Neue"/>
           <w:color w:val="64707C"/>
           <w:sz w:val="22"/>
           <w:szCs w:val="22"/>
@@ -108,7 +108,7 @@
       </w:pPr>
       <w:r>
         <w:rPr>
-          <w:rFonts w:ascii="Calibri" w:cs="Calibri" w:eastAsia="Calibri" w:hAnsi="Calibri"/>
+          <w:rFonts w:ascii="Helvetica Neue" w:cs="Helvetica Neue" w:eastAsia="Helvetica Neue" w:hAnsi="Helvetica Neue"/>
           <w:b/>
           <w:bCs/>
           <w:color w:val="9B661E"/>
@@ -125,7 +125,7 @@
       </w:pPr>
       <w:r>
         <w:rPr>
-          <w:rFonts w:ascii="Calibri" w:cs="Calibri" w:eastAsia="Calibri" w:hAnsi="Calibri"/>
+          <w:rFonts w:ascii="Helvetica Neue" w:cs="Helvetica Neue" w:eastAsia="Helvetica Neue" w:hAnsi="Helvetica Neue"/>
           <w:b/>
           <w:bCs/>
           <w:color w:val="122638"/>
@@ -142,7 +142,7 @@
       </w:pPr>
       <w:r>
         <w:rPr>
-          <w:rFonts w:ascii="Calibri" w:cs="Calibri" w:eastAsia="Calibri" w:hAnsi="Calibri"/>
+          <w:rFonts w:ascii="Helvetica Neue" w:cs="Helvetica Neue" w:eastAsia="Helvetica Neue" w:hAnsi="Helvetica Neue"/>
           <w:color w:val="64707C"/>
           <w:sz w:val="20"/>
           <w:szCs w:val="20"/>
@@ -157,7 +157,7 @@
       </w:pPr>
       <w:r>
         <w:rPr>
-          <w:rFonts w:ascii="Calibri" w:cs="Calibri" w:eastAsia="Calibri" w:hAnsi="Calibri"/>
+          <w:rFonts w:ascii="Helvetica Neue" w:cs="Helvetica Neue" w:eastAsia="Helvetica Neue" w:hAnsi="Helvetica Neue"/>
           <w:color w:val="64707C"/>
           <w:sz w:val="20"/>
           <w:szCs w:val="20"/>
@@ -172,7 +172,7 @@
       </w:pPr>
       <w:r>
         <w:rPr>
-          <w:rFonts w:ascii="Calibri" w:cs="Calibri" w:eastAsia="Calibri" w:hAnsi="Calibri"/>
+          <w:rFonts w:ascii="Helvetica Neue" w:cs="Helvetica Neue" w:eastAsia="Helvetica Neue" w:hAnsi="Helvetica Neue"/>
           <w:i/>
           <w:iCs/>
           <w:color w:val="64707C"/>
@@ -204,25 +204,325 @@
         <w:t xml:space="preserve">Índice</w:t>
       </w:r>
     </w:p>
-    <w:sdt>
-      <w:sdtPr>
-        <w:alias w:val="Índice"/>
-      </w:sdtPr>
-      <w:sdtContent>
-        <w:p>
-          <w:r>
-            <w:fldChar w:fldCharType="begin" w:dirty="true"/>
-            <w:instrText xml:space="preserve">TOC \h \o "1-2"</w:instrText>
-            <w:fldChar w:fldCharType="separate"/>
-          </w:r>
-        </w:p>
-        <w:p>
-          <w:r>
-            <w:fldChar w:fldCharType="end"/>
-          </w:r>
-        </w:p>
-      </w:sdtContent>
-    </w:sdt>
+    <w:p>
+      <w:pPr>
+        <w:tabs>
+          <w:tab w:val="left" w:pos="340"/>
+        </w:tabs>
+        <w:spacing w:after="130" w:line="276"/>
+        <w:ind w:left="340" w:hanging="340"/>
+      </w:pPr>
+      <w:r>
+        <w:rPr>
+          <w:rFonts w:ascii="Georgia" w:cs="Georgia" w:eastAsia="Georgia" w:hAnsi="Georgia"/>
+          <w:b/>
+          <w:bCs/>
+          <w:color w:val="9B661E"/>
+          <w:sz w:val="22"/>
+          <w:szCs w:val="22"/>
+        </w:rPr>
+        <w:t xml:space="preserve">1.</w:t>
+      </w:r>
+      <w:r>
+        <w:rPr>
+          <w:rFonts w:ascii="Helvetica Neue" w:cs="Helvetica Neue" w:eastAsia="Helvetica Neue" w:hAnsi="Helvetica Neue"/>
+          <w:color w:val="122638"/>
+          <w:sz w:val="22"/>
+          <w:szCs w:val="22"/>
+        </w:rPr>
+        <w:t xml:space="preserve">	Datos de la empresa</w:t>
+      </w:r>
+    </w:p>
+    <w:p>
+      <w:pPr>
+        <w:tabs>
+          <w:tab w:val="left" w:pos="340"/>
+        </w:tabs>
+        <w:spacing w:after="130" w:line="276"/>
+        <w:ind w:left="340" w:hanging="340"/>
+      </w:pPr>
+      <w:r>
+        <w:rPr>
+          <w:rFonts w:ascii="Georgia" w:cs="Georgia" w:eastAsia="Georgia" w:hAnsi="Georgia"/>
+          <w:b/>
+          <w:bCs/>
+          <w:color w:val="9B661E"/>
+          <w:sz w:val="22"/>
+          <w:szCs w:val="22"/>
+        </w:rPr>
+        <w:t xml:space="preserve">2.</w:t>
+      </w:r>
+      <w:r>
+        <w:rPr>
+          <w:rFonts w:ascii="Helvetica Neue" w:cs="Helvetica Neue" w:eastAsia="Helvetica Neue" w:hAnsi="Helvetica Neue"/>
+          <w:color w:val="122638"/>
+          <w:sz w:val="22"/>
+          <w:szCs w:val="22"/>
+        </w:rPr>
+        <w:t xml:space="preserve">	Resumen ejecutivo</w:t>
+      </w:r>
+    </w:p>
+    <w:p>
+      <w:pPr>
+        <w:tabs>
+          <w:tab w:val="left" w:pos="340"/>
+        </w:tabs>
+        <w:spacing w:after="130" w:line="276"/>
+        <w:ind w:left="340" w:hanging="340"/>
+      </w:pPr>
+      <w:r>
+        <w:rPr>
+          <w:rFonts w:ascii="Georgia" w:cs="Georgia" w:eastAsia="Georgia" w:hAnsi="Georgia"/>
+          <w:b/>
+          <w:bCs/>
+          <w:color w:val="9B661E"/>
+          <w:sz w:val="22"/>
+          <w:szCs w:val="22"/>
+        </w:rPr>
+        <w:t xml:space="preserve">3.</w:t>
+      </w:r>
+      <w:r>
+        <w:rPr>
+          <w:rFonts w:ascii="Helvetica Neue" w:cs="Helvetica Neue" w:eastAsia="Helvetica Neue" w:hAnsi="Helvetica Neue"/>
+          <w:color w:val="122638"/>
+          <w:sz w:val="22"/>
+          <w:szCs w:val="22"/>
+        </w:rPr>
+        <w:t xml:space="preserve">	Trayectoria y equipo</w:t>
+      </w:r>
+    </w:p>
+    <w:p>
+      <w:pPr>
+        <w:tabs>
+          <w:tab w:val="left" w:pos="340"/>
+        </w:tabs>
+        <w:spacing w:after="130" w:line="276"/>
+        <w:ind w:left="340" w:hanging="340"/>
+      </w:pPr>
+      <w:r>
+        <w:rPr>
+          <w:rFonts w:ascii="Georgia" w:cs="Georgia" w:eastAsia="Georgia" w:hAnsi="Georgia"/>
+          <w:b/>
+          <w:bCs/>
+          <w:color w:val="9B661E"/>
+          <w:sz w:val="22"/>
+          <w:szCs w:val="22"/>
+        </w:rPr>
+        <w:t xml:space="preserve">4.</w:t>
+      </w:r>
+      <w:r>
+        <w:rPr>
+          <w:rFonts w:ascii="Helvetica Neue" w:cs="Helvetica Neue" w:eastAsia="Helvetica Neue" w:hAnsi="Helvetica Neue"/>
+          <w:color w:val="122638"/>
+          <w:sz w:val="22"/>
+          <w:szCs w:val="22"/>
+        </w:rPr>
+        <w:t xml:space="preserve">	Modelo de negocio y líneas de producto</w:t>
+      </w:r>
+    </w:p>
+    <w:p>
+      <w:pPr>
+        <w:tabs>
+          <w:tab w:val="left" w:pos="340"/>
+        </w:tabs>
+        <w:spacing w:after="130" w:line="276"/>
+        <w:ind w:left="340" w:hanging="340"/>
+      </w:pPr>
+      <w:r>
+        <w:rPr>
+          <w:rFonts w:ascii="Georgia" w:cs="Georgia" w:eastAsia="Georgia" w:hAnsi="Georgia"/>
+          <w:b/>
+          <w:bCs/>
+          <w:color w:val="9B661E"/>
+          <w:sz w:val="22"/>
+          <w:szCs w:val="22"/>
+        </w:rPr>
+        <w:t xml:space="preserve">5.</w:t>
+      </w:r>
+      <w:r>
+        <w:rPr>
+          <w:rFonts w:ascii="Helvetica Neue" w:cs="Helvetica Neue" w:eastAsia="Helvetica Neue" w:hAnsi="Helvetica Neue"/>
+          <w:color w:val="122638"/>
+          <w:sz w:val="22"/>
+          <w:szCs w:val="22"/>
+        </w:rPr>
+        <w:t xml:space="preserve">	Mercado y validación externa</w:t>
+      </w:r>
+    </w:p>
+    <w:p>
+      <w:pPr>
+        <w:tabs>
+          <w:tab w:val="left" w:pos="340"/>
+        </w:tabs>
+        <w:spacing w:after="130" w:line="276"/>
+        <w:ind w:left="340" w:hanging="340"/>
+      </w:pPr>
+      <w:r>
+        <w:rPr>
+          <w:rFonts w:ascii="Georgia" w:cs="Georgia" w:eastAsia="Georgia" w:hAnsi="Georgia"/>
+          <w:b/>
+          <w:bCs/>
+          <w:color w:val="9B661E"/>
+          <w:sz w:val="22"/>
+          <w:szCs w:val="22"/>
+        </w:rPr>
+        <w:t xml:space="preserve">6.</w:t>
+      </w:r>
+      <w:r>
+        <w:rPr>
+          <w:rFonts w:ascii="Helvetica Neue" w:cs="Helvetica Neue" w:eastAsia="Helvetica Neue" w:hAnsi="Helvetica Neue"/>
+          <w:color w:val="122638"/>
+          <w:sz w:val="22"/>
+          <w:szCs w:val="22"/>
+        </w:rPr>
+        <w:t xml:space="preserve">	Resultados históricos</w:t>
+      </w:r>
+    </w:p>
+    <w:p>
+      <w:pPr>
+        <w:tabs>
+          <w:tab w:val="left" w:pos="340"/>
+        </w:tabs>
+        <w:spacing w:after="130" w:line="276"/>
+        <w:ind w:left="340" w:hanging="340"/>
+      </w:pPr>
+      <w:r>
+        <w:rPr>
+          <w:rFonts w:ascii="Georgia" w:cs="Georgia" w:eastAsia="Georgia" w:hAnsi="Georgia"/>
+          <w:b/>
+          <w:bCs/>
+          <w:color w:val="9B661E"/>
+          <w:sz w:val="22"/>
+          <w:szCs w:val="22"/>
+        </w:rPr>
+        <w:t xml:space="preserve">7.</w:t>
+      </w:r>
+      <w:r>
+        <w:rPr>
+          <w:rFonts w:ascii="Helvetica Neue" w:cs="Helvetica Neue" w:eastAsia="Helvetica Neue" w:hAnsi="Helvetica Neue"/>
+          <w:color w:val="122638"/>
+          <w:sz w:val="22"/>
+          <w:szCs w:val="22"/>
+        </w:rPr>
+        <w:t xml:space="preserve">	Plan comercial para los próximos 6 meses</w:t>
+      </w:r>
+    </w:p>
+    <w:p>
+      <w:pPr>
+        <w:tabs>
+          <w:tab w:val="left" w:pos="340"/>
+        </w:tabs>
+        <w:spacing w:after="130" w:line="276"/>
+        <w:ind w:left="340" w:hanging="340"/>
+      </w:pPr>
+      <w:r>
+        <w:rPr>
+          <w:rFonts w:ascii="Georgia" w:cs="Georgia" w:eastAsia="Georgia" w:hAnsi="Georgia"/>
+          <w:b/>
+          <w:bCs/>
+          <w:color w:val="9B661E"/>
+          <w:sz w:val="22"/>
+          <w:szCs w:val="22"/>
+        </w:rPr>
+        <w:t xml:space="preserve">8.</w:t>
+      </w:r>
+      <w:r>
+        <w:rPr>
+          <w:rFonts w:ascii="Helvetica Neue" w:cs="Helvetica Neue" w:eastAsia="Helvetica Neue" w:hAnsi="Helvetica Neue"/>
+          <w:color w:val="122638"/>
+          <w:sz w:val="22"/>
+          <w:szCs w:val="22"/>
+        </w:rPr>
+        <w:t xml:space="preserve">	Visión y objetivos (2026–2027)</w:t>
+      </w:r>
+    </w:p>
+    <w:p>
+      <w:pPr>
+        <w:tabs>
+          <w:tab w:val="left" w:pos="340"/>
+        </w:tabs>
+        <w:spacing w:after="130" w:line="276"/>
+        <w:ind w:left="340" w:hanging="340"/>
+      </w:pPr>
+      <w:r>
+        <w:rPr>
+          <w:rFonts w:ascii="Georgia" w:cs="Georgia" w:eastAsia="Georgia" w:hAnsi="Georgia"/>
+          <w:b/>
+          <w:bCs/>
+          <w:color w:val="9B661E"/>
+          <w:sz w:val="22"/>
+          <w:szCs w:val="22"/>
+        </w:rPr>
+        <w:t xml:space="preserve">9.</w:t>
+      </w:r>
+      <w:r>
+        <w:rPr>
+          <w:rFonts w:ascii="Helvetica Neue" w:cs="Helvetica Neue" w:eastAsia="Helvetica Neue" w:hAnsi="Helvetica Neue"/>
+          <w:color w:val="122638"/>
+          <w:sz w:val="22"/>
+          <w:szCs w:val="22"/>
+        </w:rPr>
+        <w:t xml:space="preserve">	Uso de los fondos solicitados</w:t>
+      </w:r>
+    </w:p>
+    <w:p>
+      <w:pPr>
+        <w:tabs>
+          <w:tab w:val="left" w:pos="340"/>
+        </w:tabs>
+        <w:spacing w:after="130" w:line="276"/>
+        <w:ind w:left="340" w:hanging="340"/>
+      </w:pPr>
+      <w:r>
+        <w:rPr>
+          <w:rFonts w:ascii="Georgia" w:cs="Georgia" w:eastAsia="Georgia" w:hAnsi="Georgia"/>
+          <w:b/>
+          <w:bCs/>
+          <w:color w:val="9B661E"/>
+          <w:sz w:val="22"/>
+          <w:szCs w:val="22"/>
+        </w:rPr>
+        <w:t xml:space="preserve">10.</w:t>
+      </w:r>
+      <w:r>
+        <w:rPr>
+          <w:rFonts w:ascii="Helvetica Neue" w:cs="Helvetica Neue" w:eastAsia="Helvetica Neue" w:hAnsi="Helvetica Neue"/>
+          <w:color w:val="122638"/>
+          <w:sz w:val="22"/>
+          <w:szCs w:val="22"/>
+        </w:rPr>
+        <w:t xml:space="preserve">	Capacidad de devolución</w:t>
+      </w:r>
+    </w:p>
+    <w:p>
+      <w:pPr>
+        <w:tabs>
+          <w:tab w:val="left" w:pos="340"/>
+        </w:tabs>
+        <w:spacing w:after="130" w:line="276"/>
+        <w:ind w:left="340" w:hanging="340"/>
+      </w:pPr>
+      <w:r>
+        <w:rPr>
+          <w:rFonts w:ascii="Georgia" w:cs="Georgia" w:eastAsia="Georgia" w:hAnsi="Georgia"/>
+          <w:b/>
+          <w:bCs/>
+          <w:color w:val="9B661E"/>
+          <w:sz w:val="22"/>
+          <w:szCs w:val="22"/>
+        </w:rPr>
+        <w:t xml:space="preserve">11.</w:t>
+      </w:r>
+      <w:r>
+        <w:rPr>
+          <w:rFonts w:ascii="Helvetica Neue" w:cs="Helvetica Neue" w:eastAsia="Helvetica Neue" w:hAnsi="Helvetica Neue"/>
+          <w:color w:val="122638"/>
+          <w:sz w:val="22"/>
+          <w:szCs w:val="22"/>
+        </w:rPr>
+        <w:t xml:space="preserve">	Anexos</w:t>
+      </w:r>
+    </w:p>
     <w:p>
       <w:r>
         <w:br w:type="page"/>
@@ -282,7 +582,7 @@
             </w:pPr>
             <w:r>
               <w:rPr>
-                <w:rFonts w:ascii="Calibri" w:cs="Calibri" w:eastAsia="Calibri" w:hAnsi="Calibri"/>
+                <w:rFonts w:ascii="Helvetica Neue" w:cs="Helvetica Neue" w:eastAsia="Helvetica Neue" w:hAnsi="Helvetica Neue"/>
                 <w:b/>
                 <w:bCs/>
                 <w:color w:val="FFFDF8"/>
@@ -310,7 +610,7 @@
             </w:pPr>
             <w:r>
               <w:rPr>
-                <w:rFonts w:ascii="Calibri" w:cs="Calibri" w:eastAsia="Calibri" w:hAnsi="Calibri"/>
+                <w:rFonts w:ascii="Helvetica Neue" w:cs="Helvetica Neue" w:eastAsia="Helvetica Neue" w:hAnsi="Helvetica Neue"/>
                 <w:b/>
                 <w:bCs/>
                 <w:color w:val="FFFDF8"/>
@@ -339,7 +639,7 @@
             </w:pPr>
             <w:r>
               <w:rPr>
-                <w:rFonts w:ascii="Calibri" w:cs="Calibri" w:eastAsia="Calibri" w:hAnsi="Calibri"/>
+                <w:rFonts w:ascii="Helvetica Neue" w:cs="Helvetica Neue" w:eastAsia="Helvetica Neue" w:hAnsi="Helvetica Neue"/>
                 <w:sz w:val="20"/>
                 <w:szCs w:val="20"/>
               </w:rPr>
@@ -363,7 +663,7 @@
             </w:pPr>
             <w:r>
               <w:rPr>
-                <w:rFonts w:ascii="Calibri" w:cs="Calibri" w:eastAsia="Calibri" w:hAnsi="Calibri"/>
+                <w:rFonts w:ascii="Helvetica Neue" w:cs="Helvetica Neue" w:eastAsia="Helvetica Neue" w:hAnsi="Helvetica Neue"/>
                 <w:sz w:val="20"/>
                 <w:szCs w:val="20"/>
               </w:rPr>
@@ -390,7 +690,7 @@
             </w:pPr>
             <w:r>
               <w:rPr>
-                <w:rFonts w:ascii="Calibri" w:cs="Calibri" w:eastAsia="Calibri" w:hAnsi="Calibri"/>
+                <w:rFonts w:ascii="Helvetica Neue" w:cs="Helvetica Neue" w:eastAsia="Helvetica Neue" w:hAnsi="Helvetica Neue"/>
                 <w:sz w:val="20"/>
                 <w:szCs w:val="20"/>
               </w:rPr>
@@ -415,7 +715,7 @@
             </w:pPr>
             <w:r>
               <w:rPr>
-                <w:rFonts w:ascii="Calibri" w:cs="Calibri" w:eastAsia="Calibri" w:hAnsi="Calibri"/>
+                <w:rFonts w:ascii="Helvetica Neue" w:cs="Helvetica Neue" w:eastAsia="Helvetica Neue" w:hAnsi="Helvetica Neue"/>
                 <w:sz w:val="20"/>
                 <w:szCs w:val="20"/>
               </w:rPr>
@@ -441,7 +741,7 @@
             </w:pPr>
             <w:r>
               <w:rPr>
-                <w:rFonts w:ascii="Calibri" w:cs="Calibri" w:eastAsia="Calibri" w:hAnsi="Calibri"/>
+                <w:rFonts w:ascii="Helvetica Neue" w:cs="Helvetica Neue" w:eastAsia="Helvetica Neue" w:hAnsi="Helvetica Neue"/>
                 <w:sz w:val="20"/>
                 <w:szCs w:val="20"/>
               </w:rPr>
@@ -465,7 +765,7 @@
             </w:pPr>
             <w:r>
               <w:rPr>
-                <w:rFonts w:ascii="Calibri" w:cs="Calibri" w:eastAsia="Calibri" w:hAnsi="Calibri"/>
+                <w:rFonts w:ascii="Helvetica Neue" w:cs="Helvetica Neue" w:eastAsia="Helvetica Neue" w:hAnsi="Helvetica Neue"/>
                 <w:sz w:val="20"/>
                 <w:szCs w:val="20"/>
               </w:rPr>
@@ -492,7 +792,7 @@
             </w:pPr>
             <w:r>
               <w:rPr>
-                <w:rFonts w:ascii="Calibri" w:cs="Calibri" w:eastAsia="Calibri" w:hAnsi="Calibri"/>
+                <w:rFonts w:ascii="Helvetica Neue" w:cs="Helvetica Neue" w:eastAsia="Helvetica Neue" w:hAnsi="Helvetica Neue"/>
                 <w:sz w:val="20"/>
                 <w:szCs w:val="20"/>
               </w:rPr>
@@ -517,7 +817,7 @@
             </w:pPr>
             <w:r>
               <w:rPr>
-                <w:rFonts w:ascii="Calibri" w:cs="Calibri" w:eastAsia="Calibri" w:hAnsi="Calibri"/>
+                <w:rFonts w:ascii="Helvetica Neue" w:cs="Helvetica Neue" w:eastAsia="Helvetica Neue" w:hAnsi="Helvetica Neue"/>
                 <w:sz w:val="20"/>
                 <w:szCs w:val="20"/>
               </w:rPr>
@@ -543,7 +843,7 @@
             </w:pPr>
             <w:r>
               <w:rPr>
-                <w:rFonts w:ascii="Calibri" w:cs="Calibri" w:eastAsia="Calibri" w:hAnsi="Calibri"/>
+                <w:rFonts w:ascii="Helvetica Neue" w:cs="Helvetica Neue" w:eastAsia="Helvetica Neue" w:hAnsi="Helvetica Neue"/>
                 <w:sz w:val="20"/>
                 <w:szCs w:val="20"/>
               </w:rPr>
@@ -567,7 +867,7 @@
             </w:pPr>
             <w:r>
               <w:rPr>
-                <w:rFonts w:ascii="Calibri" w:cs="Calibri" w:eastAsia="Calibri" w:hAnsi="Calibri"/>
+                <w:rFonts w:ascii="Helvetica Neue" w:cs="Helvetica Neue" w:eastAsia="Helvetica Neue" w:hAnsi="Helvetica Neue"/>
                 <w:sz w:val="20"/>
                 <w:szCs w:val="20"/>
               </w:rPr>
@@ -594,7 +894,7 @@
             </w:pPr>
             <w:r>
               <w:rPr>
-                <w:rFonts w:ascii="Calibri" w:cs="Calibri" w:eastAsia="Calibri" w:hAnsi="Calibri"/>
+                <w:rFonts w:ascii="Helvetica Neue" w:cs="Helvetica Neue" w:eastAsia="Helvetica Neue" w:hAnsi="Helvetica Neue"/>
                 <w:sz w:val="20"/>
                 <w:szCs w:val="20"/>
               </w:rPr>
@@ -619,7 +919,7 @@
             </w:pPr>
             <w:r>
               <w:rPr>
-                <w:rFonts w:ascii="Calibri" w:cs="Calibri" w:eastAsia="Calibri" w:hAnsi="Calibri"/>
+                <w:rFonts w:ascii="Helvetica Neue" w:cs="Helvetica Neue" w:eastAsia="Helvetica Neue" w:hAnsi="Helvetica Neue"/>
                 <w:sz w:val="20"/>
                 <w:szCs w:val="20"/>
               </w:rPr>
@@ -645,7 +945,7 @@
             </w:pPr>
             <w:r>
               <w:rPr>
-                <w:rFonts w:ascii="Calibri" w:cs="Calibri" w:eastAsia="Calibri" w:hAnsi="Calibri"/>
+                <w:rFonts w:ascii="Helvetica Neue" w:cs="Helvetica Neue" w:eastAsia="Helvetica Neue" w:hAnsi="Helvetica Neue"/>
                 <w:sz w:val="20"/>
                 <w:szCs w:val="20"/>
               </w:rPr>
@@ -669,7 +969,7 @@
             </w:pPr>
             <w:r>
               <w:rPr>
-                <w:rFonts w:ascii="Calibri" w:cs="Calibri" w:eastAsia="Calibri" w:hAnsi="Calibri"/>
+                <w:rFonts w:ascii="Helvetica Neue" w:cs="Helvetica Neue" w:eastAsia="Helvetica Neue" w:hAnsi="Helvetica Neue"/>
                 <w:sz w:val="20"/>
                 <w:szCs w:val="20"/>
               </w:rPr>
@@ -696,7 +996,7 @@
             </w:pPr>
             <w:r>
               <w:rPr>
-                <w:rFonts w:ascii="Calibri" w:cs="Calibri" w:eastAsia="Calibri" w:hAnsi="Calibri"/>
+                <w:rFonts w:ascii="Helvetica Neue" w:cs="Helvetica Neue" w:eastAsia="Helvetica Neue" w:hAnsi="Helvetica Neue"/>
                 <w:sz w:val="20"/>
                 <w:szCs w:val="20"/>
               </w:rPr>
@@ -721,7 +1021,7 @@
             </w:pPr>
             <w:r>
               <w:rPr>
-                <w:rFonts w:ascii="Calibri" w:cs="Calibri" w:eastAsia="Calibri" w:hAnsi="Calibri"/>
+                <w:rFonts w:ascii="Helvetica Neue" w:cs="Helvetica Neue" w:eastAsia="Helvetica Neue" w:hAnsi="Helvetica Neue"/>
                 <w:sz w:val="20"/>
                 <w:szCs w:val="20"/>
               </w:rPr>
@@ -747,7 +1047,7 @@
             </w:pPr>
             <w:r>
               <w:rPr>
-                <w:rFonts w:ascii="Calibri" w:cs="Calibri" w:eastAsia="Calibri" w:hAnsi="Calibri"/>
+                <w:rFonts w:ascii="Helvetica Neue" w:cs="Helvetica Neue" w:eastAsia="Helvetica Neue" w:hAnsi="Helvetica Neue"/>
                 <w:sz w:val="20"/>
                 <w:szCs w:val="20"/>
               </w:rPr>
@@ -771,7 +1071,7 @@
             </w:pPr>
             <w:r>
               <w:rPr>
-                <w:rFonts w:ascii="Calibri" w:cs="Calibri" w:eastAsia="Calibri" w:hAnsi="Calibri"/>
+                <w:rFonts w:ascii="Helvetica Neue" w:cs="Helvetica Neue" w:eastAsia="Helvetica Neue" w:hAnsi="Helvetica Neue"/>
                 <w:sz w:val="20"/>
                 <w:szCs w:val="20"/>
               </w:rPr>
@@ -798,7 +1098,7 @@
             </w:pPr>
             <w:r>
               <w:rPr>
-                <w:rFonts w:ascii="Calibri" w:cs="Calibri" w:eastAsia="Calibri" w:hAnsi="Calibri"/>
+                <w:rFonts w:ascii="Helvetica Neue" w:cs="Helvetica Neue" w:eastAsia="Helvetica Neue" w:hAnsi="Helvetica Neue"/>
                 <w:sz w:val="20"/>
                 <w:szCs w:val="20"/>
               </w:rPr>
@@ -823,7 +1123,7 @@
             </w:pPr>
             <w:r>
               <w:rPr>
-                <w:rFonts w:ascii="Calibri" w:cs="Calibri" w:eastAsia="Calibri" w:hAnsi="Calibri"/>
+                <w:rFonts w:ascii="Helvetica Neue" w:cs="Helvetica Neue" w:eastAsia="Helvetica Neue" w:hAnsi="Helvetica Neue"/>
                 <w:sz w:val="20"/>
                 <w:szCs w:val="20"/>
               </w:rPr>
@@ -844,7 +1144,7 @@
       </w:pPr>
       <w:r>
         <w:rPr>
-          <w:rFonts w:ascii="Calibri" w:cs="Calibri" w:eastAsia="Calibri" w:hAnsi="Calibri"/>
+          <w:rFonts w:ascii="Helvetica Neue" w:cs="Helvetica Neue" w:eastAsia="Helvetica Neue" w:hAnsi="Helvetica Neue"/>
           <w:b/>
           <w:bCs/>
           <w:sz w:val="22"/>
@@ -854,7 +1154,7 @@
       </w:r>
       <w:r>
         <w:rPr>
-          <w:rFonts w:ascii="Calibri" w:cs="Calibri" w:eastAsia="Calibri" w:hAnsi="Calibri"/>
+          <w:rFonts w:ascii="Helvetica Neue" w:cs="Helvetica Neue" w:eastAsia="Helvetica Neue" w:hAnsi="Helvetica Neue"/>
           <w:sz w:val="22"/>
           <w:szCs w:val="22"/>
         </w:rPr>
@@ -867,7 +1167,7 @@
       </w:pPr>
       <w:r>
         <w:rPr>
-          <w:rFonts w:ascii="Calibri" w:cs="Calibri" w:eastAsia="Calibri" w:hAnsi="Calibri"/>
+          <w:rFonts w:ascii="Helvetica Neue" w:cs="Helvetica Neue" w:eastAsia="Helvetica Neue" w:hAnsi="Helvetica Neue"/>
           <w:b/>
           <w:bCs/>
           <w:sz w:val="22"/>
@@ -877,7 +1177,7 @@
       </w:r>
       <w:r>
         <w:rPr>
-          <w:rFonts w:ascii="Calibri" w:cs="Calibri" w:eastAsia="Calibri" w:hAnsi="Calibri"/>
+          <w:rFonts w:ascii="Helvetica Neue" w:cs="Helvetica Neue" w:eastAsia="Helvetica Neue" w:hAnsi="Helvetica Neue"/>
           <w:sz w:val="22"/>
           <w:szCs w:val="22"/>
         </w:rPr>
@@ -890,7 +1190,7 @@
       </w:pPr>
       <w:r>
         <w:rPr>
-          <w:rFonts w:ascii="Calibri" w:cs="Calibri" w:eastAsia="Calibri" w:hAnsi="Calibri"/>
+          <w:rFonts w:ascii="Helvetica Neue" w:cs="Helvetica Neue" w:eastAsia="Helvetica Neue" w:hAnsi="Helvetica Neue"/>
           <w:b/>
           <w:bCs/>
           <w:sz w:val="22"/>
@@ -900,7 +1200,7 @@
       </w:r>
       <w:r>
         <w:rPr>
-          <w:rFonts w:ascii="Calibri" w:cs="Calibri" w:eastAsia="Calibri" w:hAnsi="Calibri"/>
+          <w:rFonts w:ascii="Helvetica Neue" w:cs="Helvetica Neue" w:eastAsia="Helvetica Neue" w:hAnsi="Helvetica Neue"/>
           <w:sz w:val="22"/>
           <w:szCs w:val="22"/>
         </w:rPr>
@@ -913,7 +1213,7 @@
       </w:pPr>
       <w:r>
         <w:rPr>
-          <w:rFonts w:ascii="Calibri" w:cs="Calibri" w:eastAsia="Calibri" w:hAnsi="Calibri"/>
+          <w:rFonts w:ascii="Helvetica Neue" w:cs="Helvetica Neue" w:eastAsia="Helvetica Neue" w:hAnsi="Helvetica Neue"/>
           <w:b/>
           <w:bCs/>
           <w:sz w:val="22"/>
@@ -923,7 +1223,7 @@
       </w:r>
       <w:r>
         <w:rPr>
-          <w:rFonts w:ascii="Calibri" w:cs="Calibri" w:eastAsia="Calibri" w:hAnsi="Calibri"/>
+          <w:rFonts w:ascii="Helvetica Neue" w:cs="Helvetica Neue" w:eastAsia="Helvetica Neue" w:hAnsi="Helvetica Neue"/>
           <w:sz w:val="22"/>
           <w:szCs w:val="22"/>
         </w:rPr>
@@ -953,7 +1253,7 @@
       </w:pPr>
       <w:r>
         <w:rPr>
-          <w:rFonts w:ascii="Calibri" w:cs="Calibri" w:eastAsia="Calibri" w:hAnsi="Calibri"/>
+          <w:rFonts w:ascii="Helvetica Neue" w:cs="Helvetica Neue" w:eastAsia="Helvetica Neue" w:hAnsi="Helvetica Neue"/>
           <w:b/>
           <w:bCs/>
           <w:sz w:val="22"/>
@@ -963,7 +1263,7 @@
       </w:r>
       <w:r>
         <w:rPr>
-          <w:rFonts w:ascii="Calibri" w:cs="Calibri" w:eastAsia="Calibri" w:hAnsi="Calibri"/>
+          <w:rFonts w:ascii="Helvetica Neue" w:cs="Helvetica Neue" w:eastAsia="Helvetica Neue" w:hAnsi="Helvetica Neue"/>
           <w:sz w:val="22"/>
           <w:szCs w:val="22"/>
         </w:rPr>
@@ -976,7 +1276,7 @@
       </w:pPr>
       <w:r>
         <w:rPr>
-          <w:rFonts w:ascii="Calibri" w:cs="Calibri" w:eastAsia="Calibri" w:hAnsi="Calibri"/>
+          <w:rFonts w:ascii="Helvetica Neue" w:cs="Helvetica Neue" w:eastAsia="Helvetica Neue" w:hAnsi="Helvetica Neue"/>
           <w:b/>
           <w:bCs/>
           <w:sz w:val="22"/>
@@ -986,7 +1286,7 @@
       </w:r>
       <w:r>
         <w:rPr>
-          <w:rFonts w:ascii="Calibri" w:cs="Calibri" w:eastAsia="Calibri" w:hAnsi="Calibri"/>
+          <w:rFonts w:ascii="Helvetica Neue" w:cs="Helvetica Neue" w:eastAsia="Helvetica Neue" w:hAnsi="Helvetica Neue"/>
           <w:sz w:val="22"/>
           <w:szCs w:val="22"/>
         </w:rPr>
@@ -999,7 +1299,7 @@
       </w:pPr>
       <w:r>
         <w:rPr>
-          <w:rFonts w:ascii="Calibri" w:cs="Calibri" w:eastAsia="Calibri" w:hAnsi="Calibri"/>
+          <w:rFonts w:ascii="Helvetica Neue" w:cs="Helvetica Neue" w:eastAsia="Helvetica Neue" w:hAnsi="Helvetica Neue"/>
           <w:b/>
           <w:bCs/>
           <w:sz w:val="22"/>
@@ -1009,7 +1309,7 @@
       </w:r>
       <w:r>
         <w:rPr>
-          <w:rFonts w:ascii="Calibri" w:cs="Calibri" w:eastAsia="Calibri" w:hAnsi="Calibri"/>
+          <w:rFonts w:ascii="Helvetica Neue" w:cs="Helvetica Neue" w:eastAsia="Helvetica Neue" w:hAnsi="Helvetica Neue"/>
           <w:sz w:val="22"/>
           <w:szCs w:val="22"/>
         </w:rPr>
@@ -1027,7 +1327,7 @@
       </w:pPr>
       <w:r>
         <w:rPr>
-          <w:rFonts w:ascii="Calibri" w:cs="Calibri" w:eastAsia="Calibri" w:hAnsi="Calibri"/>
+          <w:rFonts w:ascii="Helvetica Neue" w:cs="Helvetica Neue" w:eastAsia="Helvetica Neue" w:hAnsi="Helvetica Neue"/>
           <w:b/>
           <w:bCs/>
           <w:sz w:val="22"/>
@@ -1037,7 +1337,7 @@
       </w:r>
       <w:r>
         <w:rPr>
-          <w:rFonts w:ascii="Calibri" w:cs="Calibri" w:eastAsia="Calibri" w:hAnsi="Calibri"/>
+          <w:rFonts w:ascii="Helvetica Neue" w:cs="Helvetica Neue" w:eastAsia="Helvetica Neue" w:hAnsi="Helvetica Neue"/>
           <w:sz w:val="22"/>
           <w:szCs w:val="22"/>
         </w:rPr>
@@ -1055,7 +1355,7 @@
       </w:pPr>
       <w:r>
         <w:rPr>
-          <w:rFonts w:ascii="Calibri" w:cs="Calibri" w:eastAsia="Calibri" w:hAnsi="Calibri"/>
+          <w:rFonts w:ascii="Helvetica Neue" w:cs="Helvetica Neue" w:eastAsia="Helvetica Neue" w:hAnsi="Helvetica Neue"/>
           <w:b/>
           <w:bCs/>
           <w:sz w:val="22"/>
@@ -1065,7 +1365,7 @@
       </w:r>
       <w:r>
         <w:rPr>
-          <w:rFonts w:ascii="Calibri" w:cs="Calibri" w:eastAsia="Calibri" w:hAnsi="Calibri"/>
+          <w:rFonts w:ascii="Helvetica Neue" w:cs="Helvetica Neue" w:eastAsia="Helvetica Neue" w:hAnsi="Helvetica Neue"/>
           <w:sz w:val="22"/>
           <w:szCs w:val="22"/>
         </w:rPr>
@@ -1083,7 +1383,7 @@
       </w:pPr>
       <w:r>
         <w:rPr>
-          <w:rFonts w:ascii="Calibri" w:cs="Calibri" w:eastAsia="Calibri" w:hAnsi="Calibri"/>
+          <w:rFonts w:ascii="Helvetica Neue" w:cs="Helvetica Neue" w:eastAsia="Helvetica Neue" w:hAnsi="Helvetica Neue"/>
           <w:b/>
           <w:bCs/>
           <w:sz w:val="22"/>
@@ -1093,7 +1393,7 @@
       </w:r>
       <w:r>
         <w:rPr>
-          <w:rFonts w:ascii="Calibri" w:cs="Calibri" w:eastAsia="Calibri" w:hAnsi="Calibri"/>
+          <w:rFonts w:ascii="Helvetica Neue" w:cs="Helvetica Neue" w:eastAsia="Helvetica Neue" w:hAnsi="Helvetica Neue"/>
           <w:sz w:val="22"/>
           <w:szCs w:val="22"/>
         </w:rPr>
@@ -1106,7 +1406,7 @@
       </w:pPr>
       <w:r>
         <w:rPr>
-          <w:rFonts w:ascii="Calibri" w:cs="Calibri" w:eastAsia="Calibri" w:hAnsi="Calibri"/>
+          <w:rFonts w:ascii="Helvetica Neue" w:cs="Helvetica Neue" w:eastAsia="Helvetica Neue" w:hAnsi="Helvetica Neue"/>
           <w:b/>
           <w:bCs/>
           <w:sz w:val="22"/>
@@ -1116,7 +1416,7 @@
       </w:r>
       <w:r>
         <w:rPr>
-          <w:rFonts w:ascii="Calibri" w:cs="Calibri" w:eastAsia="Calibri" w:hAnsi="Calibri"/>
+          <w:rFonts w:ascii="Helvetica Neue" w:cs="Helvetica Neue" w:eastAsia="Helvetica Neue" w:hAnsi="Helvetica Neue"/>
           <w:sz w:val="22"/>
           <w:szCs w:val="22"/>
         </w:rPr>
@@ -1163,7 +1463,7 @@
       </w:pPr>
       <w:r>
         <w:rPr>
-          <w:rFonts w:ascii="Calibri" w:cs="Calibri" w:eastAsia="Calibri" w:hAnsi="Calibri"/>
+          <w:rFonts w:ascii="Helvetica Neue" w:cs="Helvetica Neue" w:eastAsia="Helvetica Neue" w:hAnsi="Helvetica Neue"/>
           <w:b/>
           <w:bCs/>
           <w:sz w:val="22"/>
@@ -1173,7 +1473,7 @@
       </w:r>
       <w:r>
         <w:rPr>
-          <w:rFonts w:ascii="Calibri" w:cs="Calibri" w:eastAsia="Calibri" w:hAnsi="Calibri"/>
+          <w:rFonts w:ascii="Helvetica Neue" w:cs="Helvetica Neue" w:eastAsia="Helvetica Neue" w:hAnsi="Helvetica Neue"/>
           <w:sz w:val="22"/>
           <w:szCs w:val="22"/>
         </w:rPr>
@@ -1186,7 +1486,7 @@
       </w:pPr>
       <w:r>
         <w:rPr>
-          <w:rFonts w:ascii="Calibri" w:cs="Calibri" w:eastAsia="Calibri" w:hAnsi="Calibri"/>
+          <w:rFonts w:ascii="Helvetica Neue" w:cs="Helvetica Neue" w:eastAsia="Helvetica Neue" w:hAnsi="Helvetica Neue"/>
           <w:b/>
           <w:bCs/>
           <w:sz w:val="22"/>
@@ -1196,7 +1496,7 @@
       </w:r>
       <w:r>
         <w:rPr>
-          <w:rFonts w:ascii="Calibri" w:cs="Calibri" w:eastAsia="Calibri" w:hAnsi="Calibri"/>
+          <w:rFonts w:ascii="Helvetica Neue" w:cs="Helvetica Neue" w:eastAsia="Helvetica Neue" w:hAnsi="Helvetica Neue"/>
           <w:sz w:val="22"/>
           <w:szCs w:val="22"/>
         </w:rPr>
@@ -1209,7 +1509,7 @@
       </w:pPr>
       <w:r>
         <w:rPr>
-          <w:rFonts w:ascii="Calibri" w:cs="Calibri" w:eastAsia="Calibri" w:hAnsi="Calibri"/>
+          <w:rFonts w:ascii="Helvetica Neue" w:cs="Helvetica Neue" w:eastAsia="Helvetica Neue" w:hAnsi="Helvetica Neue"/>
           <w:b/>
           <w:bCs/>
           <w:sz w:val="22"/>
@@ -1219,7 +1519,7 @@
       </w:r>
       <w:r>
         <w:rPr>
-          <w:rFonts w:ascii="Calibri" w:cs="Calibri" w:eastAsia="Calibri" w:hAnsi="Calibri"/>
+          <w:rFonts w:ascii="Helvetica Neue" w:cs="Helvetica Neue" w:eastAsia="Helvetica Neue" w:hAnsi="Helvetica Neue"/>
           <w:sz w:val="22"/>
           <w:szCs w:val="22"/>
         </w:rPr>
@@ -1232,7 +1532,7 @@
       </w:pPr>
       <w:r>
         <w:rPr>
-          <w:rFonts w:ascii="Calibri" w:cs="Calibri" w:eastAsia="Calibri" w:hAnsi="Calibri"/>
+          <w:rFonts w:ascii="Helvetica Neue" w:cs="Helvetica Neue" w:eastAsia="Helvetica Neue" w:hAnsi="Helvetica Neue"/>
           <w:i/>
           <w:iCs/>
           <w:color w:val="64707C"/>
@@ -1265,7 +1565,7 @@
       </w:pPr>
       <w:r>
         <w:rPr>
-          <w:rFonts w:ascii="Calibri" w:cs="Calibri" w:eastAsia="Calibri" w:hAnsi="Calibri"/>
+          <w:rFonts w:ascii="Helvetica Neue" w:cs="Helvetica Neue" w:eastAsia="Helvetica Neue" w:hAnsi="Helvetica Neue"/>
           <w:sz w:val="22"/>
           <w:szCs w:val="22"/>
         </w:rPr>
@@ -1278,7 +1578,7 @@
       </w:pPr>
       <w:r>
         <w:rPr>
-          <w:rFonts w:ascii="Calibri" w:cs="Calibri" w:eastAsia="Calibri" w:hAnsi="Calibri"/>
+          <w:rFonts w:ascii="Helvetica Neue" w:cs="Helvetica Neue" w:eastAsia="Helvetica Neue" w:hAnsi="Helvetica Neue"/>
           <w:sz w:val="22"/>
           <w:szCs w:val="22"/>
         </w:rPr>
@@ -1296,7 +1596,7 @@
       </w:pPr>
       <w:r>
         <w:rPr>
-          <w:rFonts w:ascii="Calibri" w:cs="Calibri" w:eastAsia="Calibri" w:hAnsi="Calibri"/>
+          <w:rFonts w:ascii="Helvetica Neue" w:cs="Helvetica Neue" w:eastAsia="Helvetica Neue" w:hAnsi="Helvetica Neue"/>
           <w:sz w:val="22"/>
           <w:szCs w:val="22"/>
         </w:rPr>
@@ -1326,7 +1626,7 @@
       </w:pPr>
       <w:r>
         <w:rPr>
-          <w:rFonts w:ascii="Calibri" w:cs="Calibri" w:eastAsia="Calibri" w:hAnsi="Calibri"/>
+          <w:rFonts w:ascii="Helvetica Neue" w:cs="Helvetica Neue" w:eastAsia="Helvetica Neue" w:hAnsi="Helvetica Neue"/>
           <w:sz w:val="22"/>
           <w:szCs w:val="22"/>
         </w:rPr>
@@ -1356,7 +1656,7 @@
       </w:pPr>
       <w:r>
         <w:rPr>
-          <w:rFonts w:ascii="Calibri" w:cs="Calibri" w:eastAsia="Calibri" w:hAnsi="Calibri"/>
+          <w:rFonts w:ascii="Helvetica Neue" w:cs="Helvetica Neue" w:eastAsia="Helvetica Neue" w:hAnsi="Helvetica Neue"/>
           <w:sz w:val="22"/>
           <w:szCs w:val="22"/>
         </w:rPr>
@@ -1374,7 +1674,7 @@
       </w:pPr>
       <w:r>
         <w:rPr>
-          <w:rFonts w:ascii="Calibri" w:cs="Calibri" w:eastAsia="Calibri" w:hAnsi="Calibri"/>
+          <w:rFonts w:ascii="Helvetica Neue" w:cs="Helvetica Neue" w:eastAsia="Helvetica Neue" w:hAnsi="Helvetica Neue"/>
           <w:b/>
           <w:bCs/>
           <w:sz w:val="22"/>
@@ -1384,7 +1684,7 @@
       </w:r>
       <w:r>
         <w:rPr>
-          <w:rFonts w:ascii="Calibri" w:cs="Calibri" w:eastAsia="Calibri" w:hAnsi="Calibri"/>
+          <w:rFonts w:ascii="Helvetica Neue" w:cs="Helvetica Neue" w:eastAsia="Helvetica Neue" w:hAnsi="Helvetica Neue"/>
           <w:sz w:val="22"/>
           <w:szCs w:val="22"/>
         </w:rPr>
@@ -1402,7 +1702,7 @@
       </w:pPr>
       <w:r>
         <w:rPr>
-          <w:rFonts w:ascii="Calibri" w:cs="Calibri" w:eastAsia="Calibri" w:hAnsi="Calibri"/>
+          <w:rFonts w:ascii="Helvetica Neue" w:cs="Helvetica Neue" w:eastAsia="Helvetica Neue" w:hAnsi="Helvetica Neue"/>
           <w:b/>
           <w:bCs/>
           <w:sz w:val="22"/>
@@ -1412,7 +1712,7 @@
       </w:r>
       <w:r>
         <w:rPr>
-          <w:rFonts w:ascii="Calibri" w:cs="Calibri" w:eastAsia="Calibri" w:hAnsi="Calibri"/>
+          <w:rFonts w:ascii="Helvetica Neue" w:cs="Helvetica Neue" w:eastAsia="Helvetica Neue" w:hAnsi="Helvetica Neue"/>
           <w:sz w:val="22"/>
           <w:szCs w:val="22"/>
         </w:rPr>
@@ -1430,7 +1730,7 @@
       </w:pPr>
       <w:r>
         <w:rPr>
-          <w:rFonts w:ascii="Calibri" w:cs="Calibri" w:eastAsia="Calibri" w:hAnsi="Calibri"/>
+          <w:rFonts w:ascii="Helvetica Neue" w:cs="Helvetica Neue" w:eastAsia="Helvetica Neue" w:hAnsi="Helvetica Neue"/>
           <w:b/>
           <w:bCs/>
           <w:sz w:val="22"/>
@@ -1440,7 +1740,7 @@
       </w:r>
       <w:r>
         <w:rPr>
-          <w:rFonts w:ascii="Calibri" w:cs="Calibri" w:eastAsia="Calibri" w:hAnsi="Calibri"/>
+          <w:rFonts w:ascii="Helvetica Neue" w:cs="Helvetica Neue" w:eastAsia="Helvetica Neue" w:hAnsi="Helvetica Neue"/>
           <w:sz w:val="22"/>
           <w:szCs w:val="22"/>
         </w:rPr>
@@ -1458,7 +1758,7 @@
       </w:pPr>
       <w:r>
         <w:rPr>
-          <w:rFonts w:ascii="Calibri" w:cs="Calibri" w:eastAsia="Calibri" w:hAnsi="Calibri"/>
+          <w:rFonts w:ascii="Helvetica Neue" w:cs="Helvetica Neue" w:eastAsia="Helvetica Neue" w:hAnsi="Helvetica Neue"/>
           <w:b/>
           <w:bCs/>
           <w:sz w:val="22"/>
@@ -1468,7 +1768,7 @@
       </w:r>
       <w:r>
         <w:rPr>
-          <w:rFonts w:ascii="Calibri" w:cs="Calibri" w:eastAsia="Calibri" w:hAnsi="Calibri"/>
+          <w:rFonts w:ascii="Helvetica Neue" w:cs="Helvetica Neue" w:eastAsia="Helvetica Neue" w:hAnsi="Helvetica Neue"/>
           <w:sz w:val="22"/>
           <w:szCs w:val="22"/>
         </w:rPr>
@@ -1486,7 +1786,7 @@
       </w:pPr>
       <w:r>
         <w:rPr>
-          <w:rFonts w:ascii="Calibri" w:cs="Calibri" w:eastAsia="Calibri" w:hAnsi="Calibri"/>
+          <w:rFonts w:ascii="Helvetica Neue" w:cs="Helvetica Neue" w:eastAsia="Helvetica Neue" w:hAnsi="Helvetica Neue"/>
           <w:b/>
           <w:bCs/>
           <w:sz w:val="22"/>
@@ -1496,7 +1796,7 @@
       </w:r>
       <w:r>
         <w:rPr>
-          <w:rFonts w:ascii="Calibri" w:cs="Calibri" w:eastAsia="Calibri" w:hAnsi="Calibri"/>
+          <w:rFonts w:ascii="Helvetica Neue" w:cs="Helvetica Neue" w:eastAsia="Helvetica Neue" w:hAnsi="Helvetica Neue"/>
           <w:sz w:val="22"/>
           <w:szCs w:val="22"/>
         </w:rPr>
@@ -1514,7 +1814,7 @@
       </w:pPr>
       <w:r>
         <w:rPr>
-          <w:rFonts w:ascii="Calibri" w:cs="Calibri" w:eastAsia="Calibri" w:hAnsi="Calibri"/>
+          <w:rFonts w:ascii="Helvetica Neue" w:cs="Helvetica Neue" w:eastAsia="Helvetica Neue" w:hAnsi="Helvetica Neue"/>
           <w:b/>
           <w:bCs/>
           <w:sz w:val="22"/>
@@ -1524,7 +1824,7 @@
       </w:r>
       <w:r>
         <w:rPr>
-          <w:rFonts w:ascii="Calibri" w:cs="Calibri" w:eastAsia="Calibri" w:hAnsi="Calibri"/>
+          <w:rFonts w:ascii="Helvetica Neue" w:cs="Helvetica Neue" w:eastAsia="Helvetica Neue" w:hAnsi="Helvetica Neue"/>
           <w:sz w:val="22"/>
           <w:szCs w:val="22"/>
         </w:rPr>
@@ -1571,7 +1871,7 @@
       </w:pPr>
       <w:r>
         <w:rPr>
-          <w:rFonts w:ascii="Calibri" w:cs="Calibri" w:eastAsia="Calibri" w:hAnsi="Calibri"/>
+          <w:rFonts w:ascii="Helvetica Neue" w:cs="Helvetica Neue" w:eastAsia="Helvetica Neue" w:hAnsi="Helvetica Neue"/>
           <w:sz w:val="22"/>
           <w:szCs w:val="22"/>
         </w:rPr>
@@ -1589,7 +1889,7 @@
       </w:pPr>
       <w:r>
         <w:rPr>
-          <w:rFonts w:ascii="Calibri" w:cs="Calibri" w:eastAsia="Calibri" w:hAnsi="Calibri"/>
+          <w:rFonts w:ascii="Helvetica Neue" w:cs="Helvetica Neue" w:eastAsia="Helvetica Neue" w:hAnsi="Helvetica Neue"/>
           <w:sz w:val="22"/>
           <w:szCs w:val="22"/>
         </w:rPr>
@@ -1607,7 +1907,7 @@
       </w:pPr>
       <w:r>
         <w:rPr>
-          <w:rFonts w:ascii="Calibri" w:cs="Calibri" w:eastAsia="Calibri" w:hAnsi="Calibri"/>
+          <w:rFonts w:ascii="Helvetica Neue" w:cs="Helvetica Neue" w:eastAsia="Helvetica Neue" w:hAnsi="Helvetica Neue"/>
           <w:sz w:val="22"/>
           <w:szCs w:val="22"/>
         </w:rPr>
@@ -1625,7 +1925,7 @@
       </w:pPr>
       <w:r>
         <w:rPr>
-          <w:rFonts w:ascii="Calibri" w:cs="Calibri" w:eastAsia="Calibri" w:hAnsi="Calibri"/>
+          <w:rFonts w:ascii="Helvetica Neue" w:cs="Helvetica Neue" w:eastAsia="Helvetica Neue" w:hAnsi="Helvetica Neue"/>
           <w:sz w:val="22"/>
           <w:szCs w:val="22"/>
         </w:rPr>
@@ -1643,7 +1943,7 @@
       </w:pPr>
       <w:r>
         <w:rPr>
-          <w:rFonts w:ascii="Calibri" w:cs="Calibri" w:eastAsia="Calibri" w:hAnsi="Calibri"/>
+          <w:rFonts w:ascii="Helvetica Neue" w:cs="Helvetica Neue" w:eastAsia="Helvetica Neue" w:hAnsi="Helvetica Neue"/>
           <w:b/>
           <w:bCs/>
           <w:sz w:val="22"/>
@@ -1653,7 +1953,7 @@
       </w:r>
       <w:r>
         <w:rPr>
-          <w:rFonts w:ascii="Calibri" w:cs="Calibri" w:eastAsia="Calibri" w:hAnsi="Calibri"/>
+          <w:rFonts w:ascii="Helvetica Neue" w:cs="Helvetica Neue" w:eastAsia="Helvetica Neue" w:hAnsi="Helvetica Neue"/>
           <w:sz w:val="22"/>
           <w:szCs w:val="22"/>
         </w:rPr>
@@ -1666,7 +1966,7 @@
       </w:pPr>
       <w:r>
         <w:rPr>
-          <w:rFonts w:ascii="Calibri" w:cs="Calibri" w:eastAsia="Calibri" w:hAnsi="Calibri"/>
+          <w:rFonts w:ascii="Helvetica Neue" w:cs="Helvetica Neue" w:eastAsia="Helvetica Neue" w:hAnsi="Helvetica Neue"/>
           <w:i/>
           <w:iCs/>
           <w:color w:val="64707C"/>
@@ -1714,7 +2014,7 @@
             </w:pPr>
             <w:r>
               <w:rPr>
-                <w:rFonts w:ascii="Calibri" w:cs="Calibri" w:eastAsia="Calibri" w:hAnsi="Calibri"/>
+                <w:rFonts w:ascii="Helvetica Neue" w:cs="Helvetica Neue" w:eastAsia="Helvetica Neue" w:hAnsi="Helvetica Neue"/>
                 <w:b/>
                 <w:bCs/>
                 <w:color w:val="FFFDF8"/>
@@ -1743,7 +2043,7 @@
             </w:pPr>
             <w:r>
               <w:rPr>
-                <w:rFonts w:ascii="Calibri" w:cs="Calibri" w:eastAsia="Calibri" w:hAnsi="Calibri"/>
+                <w:rFonts w:ascii="Helvetica Neue" w:cs="Helvetica Neue" w:eastAsia="Helvetica Neue" w:hAnsi="Helvetica Neue"/>
                 <w:b/>
                 <w:bCs/>
                 <w:color w:val="FFFDF8"/>
@@ -1772,7 +2072,7 @@
             </w:pPr>
             <w:r>
               <w:rPr>
-                <w:rFonts w:ascii="Calibri" w:cs="Calibri" w:eastAsia="Calibri" w:hAnsi="Calibri"/>
+                <w:rFonts w:ascii="Helvetica Neue" w:cs="Helvetica Neue" w:eastAsia="Helvetica Neue" w:hAnsi="Helvetica Neue"/>
                 <w:b/>
                 <w:bCs/>
                 <w:color w:val="FFFDF8"/>
@@ -1801,7 +2101,7 @@
             </w:pPr>
             <w:r>
               <w:rPr>
-                <w:rFonts w:ascii="Calibri" w:cs="Calibri" w:eastAsia="Calibri" w:hAnsi="Calibri"/>
+                <w:rFonts w:ascii="Helvetica Neue" w:cs="Helvetica Neue" w:eastAsia="Helvetica Neue" w:hAnsi="Helvetica Neue"/>
                 <w:sz w:val="20"/>
                 <w:szCs w:val="20"/>
               </w:rPr>
@@ -1826,7 +2126,7 @@
             </w:pPr>
             <w:r>
               <w:rPr>
-                <w:rFonts w:ascii="Calibri" w:cs="Calibri" w:eastAsia="Calibri" w:hAnsi="Calibri"/>
+                <w:rFonts w:ascii="Helvetica Neue" w:cs="Helvetica Neue" w:eastAsia="Helvetica Neue" w:hAnsi="Helvetica Neue"/>
                 <w:sz w:val="20"/>
                 <w:szCs w:val="20"/>
               </w:rPr>
@@ -1851,7 +2151,7 @@
             </w:pPr>
             <w:r>
               <w:rPr>
-                <w:rFonts w:ascii="Calibri" w:cs="Calibri" w:eastAsia="Calibri" w:hAnsi="Calibri"/>
+                <w:rFonts w:ascii="Helvetica Neue" w:cs="Helvetica Neue" w:eastAsia="Helvetica Neue" w:hAnsi="Helvetica Neue"/>
                 <w:sz w:val="20"/>
                 <w:szCs w:val="20"/>
               </w:rPr>
@@ -1878,7 +2178,7 @@
             </w:pPr>
             <w:r>
               <w:rPr>
-                <w:rFonts w:ascii="Calibri" w:cs="Calibri" w:eastAsia="Calibri" w:hAnsi="Calibri"/>
+                <w:rFonts w:ascii="Helvetica Neue" w:cs="Helvetica Neue" w:eastAsia="Helvetica Neue" w:hAnsi="Helvetica Neue"/>
                 <w:sz w:val="20"/>
                 <w:szCs w:val="20"/>
               </w:rPr>
@@ -1904,7 +2204,7 @@
             </w:pPr>
             <w:r>
               <w:rPr>
-                <w:rFonts w:ascii="Calibri" w:cs="Calibri" w:eastAsia="Calibri" w:hAnsi="Calibri"/>
+                <w:rFonts w:ascii="Helvetica Neue" w:cs="Helvetica Neue" w:eastAsia="Helvetica Neue" w:hAnsi="Helvetica Neue"/>
                 <w:sz w:val="20"/>
                 <w:szCs w:val="20"/>
               </w:rPr>
@@ -1930,7 +2230,7 @@
             </w:pPr>
             <w:r>
               <w:rPr>
-                <w:rFonts w:ascii="Calibri" w:cs="Calibri" w:eastAsia="Calibri" w:hAnsi="Calibri"/>
+                <w:rFonts w:ascii="Helvetica Neue" w:cs="Helvetica Neue" w:eastAsia="Helvetica Neue" w:hAnsi="Helvetica Neue"/>
                 <w:sz w:val="20"/>
                 <w:szCs w:val="20"/>
               </w:rPr>
@@ -1956,7 +2256,7 @@
             </w:pPr>
             <w:r>
               <w:rPr>
-                <w:rFonts w:ascii="Calibri" w:cs="Calibri" w:eastAsia="Calibri" w:hAnsi="Calibri"/>
+                <w:rFonts w:ascii="Helvetica Neue" w:cs="Helvetica Neue" w:eastAsia="Helvetica Neue" w:hAnsi="Helvetica Neue"/>
                 <w:sz w:val="20"/>
                 <w:szCs w:val="20"/>
               </w:rPr>
@@ -1981,7 +2281,7 @@
             </w:pPr>
             <w:r>
               <w:rPr>
-                <w:rFonts w:ascii="Calibri" w:cs="Calibri" w:eastAsia="Calibri" w:hAnsi="Calibri"/>
+                <w:rFonts w:ascii="Helvetica Neue" w:cs="Helvetica Neue" w:eastAsia="Helvetica Neue" w:hAnsi="Helvetica Neue"/>
                 <w:sz w:val="20"/>
                 <w:szCs w:val="20"/>
               </w:rPr>
@@ -2006,7 +2306,7 @@
             </w:pPr>
             <w:r>
               <w:rPr>
-                <w:rFonts w:ascii="Calibri" w:cs="Calibri" w:eastAsia="Calibri" w:hAnsi="Calibri"/>
+                <w:rFonts w:ascii="Helvetica Neue" w:cs="Helvetica Neue" w:eastAsia="Helvetica Neue" w:hAnsi="Helvetica Neue"/>
                 <w:sz w:val="20"/>
                 <w:szCs w:val="20"/>
               </w:rPr>
@@ -2044,7 +2344,7 @@
       </w:pPr>
       <w:r>
         <w:rPr>
-          <w:rFonts w:ascii="Calibri" w:cs="Calibri" w:eastAsia="Calibri" w:hAnsi="Calibri"/>
+          <w:rFonts w:ascii="Helvetica Neue" w:cs="Helvetica Neue" w:eastAsia="Helvetica Neue" w:hAnsi="Helvetica Neue"/>
           <w:sz w:val="22"/>
           <w:szCs w:val="22"/>
         </w:rPr>
@@ -2062,7 +2362,7 @@
       </w:pPr>
       <w:r>
         <w:rPr>
-          <w:rFonts w:ascii="Calibri" w:cs="Calibri" w:eastAsia="Calibri" w:hAnsi="Calibri"/>
+          <w:rFonts w:ascii="Helvetica Neue" w:cs="Helvetica Neue" w:eastAsia="Helvetica Neue" w:hAnsi="Helvetica Neue"/>
           <w:sz w:val="22"/>
           <w:szCs w:val="22"/>
         </w:rPr>
@@ -2080,7 +2380,7 @@
       </w:pPr>
       <w:r>
         <w:rPr>
-          <w:rFonts w:ascii="Calibri" w:cs="Calibri" w:eastAsia="Calibri" w:hAnsi="Calibri"/>
+          <w:rFonts w:ascii="Helvetica Neue" w:cs="Helvetica Neue" w:eastAsia="Helvetica Neue" w:hAnsi="Helvetica Neue"/>
           <w:sz w:val="22"/>
           <w:szCs w:val="22"/>
         </w:rPr>
@@ -2098,7 +2398,7 @@
       </w:pPr>
       <w:r>
         <w:rPr>
-          <w:rFonts w:ascii="Calibri" w:cs="Calibri" w:eastAsia="Calibri" w:hAnsi="Calibri"/>
+          <w:rFonts w:ascii="Helvetica Neue" w:cs="Helvetica Neue" w:eastAsia="Helvetica Neue" w:hAnsi="Helvetica Neue"/>
           <w:b/>
           <w:bCs/>
           <w:sz w:val="22"/>
@@ -2108,7 +2408,7 @@
       </w:r>
       <w:r>
         <w:rPr>
-          <w:rFonts w:ascii="Calibri" w:cs="Calibri" w:eastAsia="Calibri" w:hAnsi="Calibri"/>
+          <w:rFonts w:ascii="Helvetica Neue" w:cs="Helvetica Neue" w:eastAsia="Helvetica Neue" w:hAnsi="Helvetica Neue"/>
           <w:sz w:val="22"/>
           <w:szCs w:val="22"/>
         </w:rPr>
@@ -2121,7 +2421,7 @@
       </w:pPr>
       <w:r>
         <w:rPr>
-          <w:rFonts w:ascii="Calibri" w:cs="Calibri" w:eastAsia="Calibri" w:hAnsi="Calibri"/>
+          <w:rFonts w:ascii="Helvetica Neue" w:cs="Helvetica Neue" w:eastAsia="Helvetica Neue" w:hAnsi="Helvetica Neue"/>
           <w:i/>
           <w:iCs/>
           <w:color w:val="64707C"/>
@@ -2168,7 +2468,7 @@
             </w:pPr>
             <w:r>
               <w:rPr>
-                <w:rFonts w:ascii="Calibri" w:cs="Calibri" w:eastAsia="Calibri" w:hAnsi="Calibri"/>
+                <w:rFonts w:ascii="Helvetica Neue" w:cs="Helvetica Neue" w:eastAsia="Helvetica Neue" w:hAnsi="Helvetica Neue"/>
                 <w:b/>
                 <w:bCs/>
                 <w:color w:val="FFFDF8"/>
@@ -2197,7 +2497,7 @@
             </w:pPr>
             <w:r>
               <w:rPr>
-                <w:rFonts w:ascii="Calibri" w:cs="Calibri" w:eastAsia="Calibri" w:hAnsi="Calibri"/>
+                <w:rFonts w:ascii="Helvetica Neue" w:cs="Helvetica Neue" w:eastAsia="Helvetica Neue" w:hAnsi="Helvetica Neue"/>
                 <w:b/>
                 <w:bCs/>
                 <w:color w:val="FFFDF8"/>
@@ -2226,7 +2526,7 @@
             </w:pPr>
             <w:r>
               <w:rPr>
-                <w:rFonts w:ascii="Calibri" w:cs="Calibri" w:eastAsia="Calibri" w:hAnsi="Calibri"/>
+                <w:rFonts w:ascii="Helvetica Neue" w:cs="Helvetica Neue" w:eastAsia="Helvetica Neue" w:hAnsi="Helvetica Neue"/>
                 <w:sz w:val="20"/>
                 <w:szCs w:val="20"/>
               </w:rPr>
@@ -2251,7 +2551,7 @@
             </w:pPr>
             <w:r>
               <w:rPr>
-                <w:rFonts w:ascii="Calibri" w:cs="Calibri" w:eastAsia="Calibri" w:hAnsi="Calibri"/>
+                <w:rFonts w:ascii="Helvetica Neue" w:cs="Helvetica Neue" w:eastAsia="Helvetica Neue" w:hAnsi="Helvetica Neue"/>
                 <w:sz w:val="20"/>
                 <w:szCs w:val="20"/>
               </w:rPr>
@@ -2278,7 +2578,7 @@
             </w:pPr>
             <w:r>
               <w:rPr>
-                <w:rFonts w:ascii="Calibri" w:cs="Calibri" w:eastAsia="Calibri" w:hAnsi="Calibri"/>
+                <w:rFonts w:ascii="Helvetica Neue" w:cs="Helvetica Neue" w:eastAsia="Helvetica Neue" w:hAnsi="Helvetica Neue"/>
                 <w:sz w:val="20"/>
                 <w:szCs w:val="20"/>
               </w:rPr>
@@ -2304,7 +2604,7 @@
             </w:pPr>
             <w:r>
               <w:rPr>
-                <w:rFonts w:ascii="Calibri" w:cs="Calibri" w:eastAsia="Calibri" w:hAnsi="Calibri"/>
+                <w:rFonts w:ascii="Helvetica Neue" w:cs="Helvetica Neue" w:eastAsia="Helvetica Neue" w:hAnsi="Helvetica Neue"/>
                 <w:sz w:val="20"/>
                 <w:szCs w:val="20"/>
               </w:rPr>
@@ -2330,7 +2630,7 @@
             </w:pPr>
             <w:r>
               <w:rPr>
-                <w:rFonts w:ascii="Calibri" w:cs="Calibri" w:eastAsia="Calibri" w:hAnsi="Calibri"/>
+                <w:rFonts w:ascii="Helvetica Neue" w:cs="Helvetica Neue" w:eastAsia="Helvetica Neue" w:hAnsi="Helvetica Neue"/>
                 <w:sz w:val="20"/>
                 <w:szCs w:val="20"/>
               </w:rPr>
@@ -2355,7 +2655,7 @@
             </w:pPr>
             <w:r>
               <w:rPr>
-                <w:rFonts w:ascii="Calibri" w:cs="Calibri" w:eastAsia="Calibri" w:hAnsi="Calibri"/>
+                <w:rFonts w:ascii="Helvetica Neue" w:cs="Helvetica Neue" w:eastAsia="Helvetica Neue" w:hAnsi="Helvetica Neue"/>
                 <w:sz w:val="20"/>
                 <w:szCs w:val="20"/>
               </w:rPr>
@@ -2382,7 +2682,7 @@
             </w:pPr>
             <w:r>
               <w:rPr>
-                <w:rFonts w:ascii="Calibri" w:cs="Calibri" w:eastAsia="Calibri" w:hAnsi="Calibri"/>
+                <w:rFonts w:ascii="Helvetica Neue" w:cs="Helvetica Neue" w:eastAsia="Helvetica Neue" w:hAnsi="Helvetica Neue"/>
                 <w:sz w:val="20"/>
                 <w:szCs w:val="20"/>
               </w:rPr>
@@ -2408,7 +2708,7 @@
             </w:pPr>
             <w:r>
               <w:rPr>
-                <w:rFonts w:ascii="Calibri" w:cs="Calibri" w:eastAsia="Calibri" w:hAnsi="Calibri"/>
+                <w:rFonts w:ascii="Helvetica Neue" w:cs="Helvetica Neue" w:eastAsia="Helvetica Neue" w:hAnsi="Helvetica Neue"/>
                 <w:sz w:val="20"/>
                 <w:szCs w:val="20"/>
               </w:rPr>
@@ -2434,7 +2734,7 @@
             </w:pPr>
             <w:r>
               <w:rPr>
-                <w:rFonts w:ascii="Calibri" w:cs="Calibri" w:eastAsia="Calibri" w:hAnsi="Calibri"/>
+                <w:rFonts w:ascii="Helvetica Neue" w:cs="Helvetica Neue" w:eastAsia="Helvetica Neue" w:hAnsi="Helvetica Neue"/>
                 <w:sz w:val="20"/>
                 <w:szCs w:val="20"/>
               </w:rPr>
@@ -2459,7 +2759,7 @@
             </w:pPr>
             <w:r>
               <w:rPr>
-                <w:rFonts w:ascii="Calibri" w:cs="Calibri" w:eastAsia="Calibri" w:hAnsi="Calibri"/>
+                <w:rFonts w:ascii="Helvetica Neue" w:cs="Helvetica Neue" w:eastAsia="Helvetica Neue" w:hAnsi="Helvetica Neue"/>
                 <w:sz w:val="20"/>
                 <w:szCs w:val="20"/>
               </w:rPr>
@@ -2486,7 +2786,7 @@
             </w:pPr>
             <w:r>
               <w:rPr>
-                <w:rFonts w:ascii="Calibri" w:cs="Calibri" w:eastAsia="Calibri" w:hAnsi="Calibri"/>
+                <w:rFonts w:ascii="Helvetica Neue" w:cs="Helvetica Neue" w:eastAsia="Helvetica Neue" w:hAnsi="Helvetica Neue"/>
                 <w:sz w:val="20"/>
                 <w:szCs w:val="20"/>
               </w:rPr>
@@ -2512,7 +2812,7 @@
             </w:pPr>
             <w:r>
               <w:rPr>
-                <w:rFonts w:ascii="Calibri" w:cs="Calibri" w:eastAsia="Calibri" w:hAnsi="Calibri"/>
+                <w:rFonts w:ascii="Helvetica Neue" w:cs="Helvetica Neue" w:eastAsia="Helvetica Neue" w:hAnsi="Helvetica Neue"/>
                 <w:sz w:val="20"/>
                 <w:szCs w:val="20"/>
               </w:rPr>
@@ -2533,7 +2833,7 @@
       </w:pPr>
       <w:r>
         <w:rPr>
-          <w:rFonts w:ascii="Calibri" w:cs="Calibri" w:eastAsia="Calibri" w:hAnsi="Calibri"/>
+          <w:rFonts w:ascii="Helvetica Neue" w:cs="Helvetica Neue" w:eastAsia="Helvetica Neue" w:hAnsi="Helvetica Neue"/>
           <w:sz w:val="22"/>
           <w:szCs w:val="22"/>
         </w:rPr>
@@ -2553,7 +2853,7 @@
       </w:pPr>
       <w:r>
         <w:rPr>
-          <w:rFonts w:ascii="Calibri" w:cs="Calibri" w:eastAsia="Calibri" w:hAnsi="Calibri"/>
+          <w:rFonts w:ascii="Helvetica Neue" w:cs="Helvetica Neue" w:eastAsia="Helvetica Neue" w:hAnsi="Helvetica Neue"/>
           <w:i/>
           <w:iCs/>
           <w:color w:val="64707C"/>
@@ -2586,7 +2886,7 @@
       </w:pPr>
       <w:r>
         <w:rPr>
-          <w:rFonts w:ascii="Calibri" w:cs="Calibri" w:eastAsia="Calibri" w:hAnsi="Calibri"/>
+          <w:rFonts w:ascii="Helvetica Neue" w:cs="Helvetica Neue" w:eastAsia="Helvetica Neue" w:hAnsi="Helvetica Neue"/>
           <w:sz w:val="22"/>
           <w:szCs w:val="22"/>
         </w:rPr>
@@ -2621,7 +2921,7 @@
       </w:pPr>
       <w:r>
         <w:rPr>
-          <w:rFonts w:ascii="Calibri" w:cs="Calibri" w:eastAsia="Calibri" w:hAnsi="Calibri"/>
+          <w:rFonts w:ascii="Helvetica Neue" w:cs="Helvetica Neue" w:eastAsia="Helvetica Neue" w:hAnsi="Helvetica Neue"/>
           <w:b/>
           <w:bCs/>
           <w:sz w:val="22"/>
@@ -2631,7 +2931,7 @@
       </w:r>
       <w:r>
         <w:rPr>
-          <w:rFonts w:ascii="Calibri" w:cs="Calibri" w:eastAsia="Calibri" w:hAnsi="Calibri"/>
+          <w:rFonts w:ascii="Helvetica Neue" w:cs="Helvetica Neue" w:eastAsia="Helvetica Neue" w:hAnsi="Helvetica Neue"/>
           <w:sz w:val="22"/>
           <w:szCs w:val="22"/>
         </w:rPr>
@@ -2649,7 +2949,7 @@
       </w:pPr>
       <w:r>
         <w:rPr>
-          <w:rFonts w:ascii="Calibri" w:cs="Calibri" w:eastAsia="Calibri" w:hAnsi="Calibri"/>
+          <w:rFonts w:ascii="Helvetica Neue" w:cs="Helvetica Neue" w:eastAsia="Helvetica Neue" w:hAnsi="Helvetica Neue"/>
           <w:b/>
           <w:bCs/>
           <w:sz w:val="22"/>
@@ -2659,7 +2959,7 @@
       </w:r>
       <w:r>
         <w:rPr>
-          <w:rFonts w:ascii="Calibri" w:cs="Calibri" w:eastAsia="Calibri" w:hAnsi="Calibri"/>
+          <w:rFonts w:ascii="Helvetica Neue" w:cs="Helvetica Neue" w:eastAsia="Helvetica Neue" w:hAnsi="Helvetica Neue"/>
           <w:sz w:val="22"/>
           <w:szCs w:val="22"/>
         </w:rPr>
@@ -2677,7 +2977,7 @@
       </w:pPr>
       <w:r>
         <w:rPr>
-          <w:rFonts w:ascii="Calibri" w:cs="Calibri" w:eastAsia="Calibri" w:hAnsi="Calibri"/>
+          <w:rFonts w:ascii="Helvetica Neue" w:cs="Helvetica Neue" w:eastAsia="Helvetica Neue" w:hAnsi="Helvetica Neue"/>
           <w:b/>
           <w:bCs/>
           <w:sz w:val="22"/>
@@ -2687,7 +2987,7 @@
       </w:r>
       <w:r>
         <w:rPr>
-          <w:rFonts w:ascii="Calibri" w:cs="Calibri" w:eastAsia="Calibri" w:hAnsi="Calibri"/>
+          <w:rFonts w:ascii="Helvetica Neue" w:cs="Helvetica Neue" w:eastAsia="Helvetica Neue" w:hAnsi="Helvetica Neue"/>
           <w:sz w:val="22"/>
           <w:szCs w:val="22"/>
         </w:rPr>
@@ -2717,7 +3017,7 @@
       </w:pPr>
       <w:r>
         <w:rPr>
-          <w:rFonts w:ascii="Calibri" w:cs="Calibri" w:eastAsia="Calibri" w:hAnsi="Calibri"/>
+          <w:rFonts w:ascii="Helvetica Neue" w:cs="Helvetica Neue" w:eastAsia="Helvetica Neue" w:hAnsi="Helvetica Neue"/>
           <w:sz w:val="22"/>
           <w:szCs w:val="22"/>
         </w:rPr>
@@ -2735,7 +3035,7 @@
       </w:pPr>
       <w:r>
         <w:rPr>
-          <w:rFonts w:ascii="Calibri" w:cs="Calibri" w:eastAsia="Calibri" w:hAnsi="Calibri"/>
+          <w:rFonts w:ascii="Helvetica Neue" w:cs="Helvetica Neue" w:eastAsia="Helvetica Neue" w:hAnsi="Helvetica Neue"/>
           <w:b/>
           <w:bCs/>
           <w:sz w:val="22"/>
@@ -2745,7 +3045,7 @@
       </w:r>
       <w:r>
         <w:rPr>
-          <w:rFonts w:ascii="Calibri" w:cs="Calibri" w:eastAsia="Calibri" w:hAnsi="Calibri"/>
+          <w:rFonts w:ascii="Helvetica Neue" w:cs="Helvetica Neue" w:eastAsia="Helvetica Neue" w:hAnsi="Helvetica Neue"/>
           <w:sz w:val="22"/>
           <w:szCs w:val="22"/>
         </w:rPr>
@@ -2763,7 +3063,7 @@
       </w:pPr>
       <w:r>
         <w:rPr>
-          <w:rFonts w:ascii="Calibri" w:cs="Calibri" w:eastAsia="Calibri" w:hAnsi="Calibri"/>
+          <w:rFonts w:ascii="Helvetica Neue" w:cs="Helvetica Neue" w:eastAsia="Helvetica Neue" w:hAnsi="Helvetica Neue"/>
           <w:b/>
           <w:bCs/>
           <w:sz w:val="22"/>
@@ -2773,7 +3073,7 @@
       </w:r>
       <w:r>
         <w:rPr>
-          <w:rFonts w:ascii="Calibri" w:cs="Calibri" w:eastAsia="Calibri" w:hAnsi="Calibri"/>
+          <w:rFonts w:ascii="Helvetica Neue" w:cs="Helvetica Neue" w:eastAsia="Helvetica Neue" w:hAnsi="Helvetica Neue"/>
           <w:sz w:val="22"/>
           <w:szCs w:val="22"/>
         </w:rPr>
@@ -2791,7 +3091,7 @@
       </w:pPr>
       <w:r>
         <w:rPr>
-          <w:rFonts w:ascii="Calibri" w:cs="Calibri" w:eastAsia="Calibri" w:hAnsi="Calibri"/>
+          <w:rFonts w:ascii="Helvetica Neue" w:cs="Helvetica Neue" w:eastAsia="Helvetica Neue" w:hAnsi="Helvetica Neue"/>
           <w:b/>
           <w:bCs/>
           <w:sz w:val="22"/>
@@ -2801,7 +3101,7 @@
       </w:r>
       <w:r>
         <w:rPr>
-          <w:rFonts w:ascii="Calibri" w:cs="Calibri" w:eastAsia="Calibri" w:hAnsi="Calibri"/>
+          <w:rFonts w:ascii="Helvetica Neue" w:cs="Helvetica Neue" w:eastAsia="Helvetica Neue" w:hAnsi="Helvetica Neue"/>
           <w:sz w:val="22"/>
           <w:szCs w:val="22"/>
         </w:rPr>
@@ -2848,7 +3148,7 @@
       </w:pPr>
       <w:r>
         <w:rPr>
-          <w:rFonts w:ascii="Calibri" w:cs="Calibri" w:eastAsia="Calibri" w:hAnsi="Calibri"/>
+          <w:rFonts w:ascii="Helvetica Neue" w:cs="Helvetica Neue" w:eastAsia="Helvetica Neue" w:hAnsi="Helvetica Neue"/>
           <w:sz w:val="22"/>
           <w:szCs w:val="22"/>
         </w:rPr>
@@ -2866,7 +3166,7 @@
       </w:pPr>
       <w:r>
         <w:rPr>
-          <w:rFonts w:ascii="Calibri" w:cs="Calibri" w:eastAsia="Calibri" w:hAnsi="Calibri"/>
+          <w:rFonts w:ascii="Helvetica Neue" w:cs="Helvetica Neue" w:eastAsia="Helvetica Neue" w:hAnsi="Helvetica Neue"/>
           <w:b/>
           <w:bCs/>
           <w:sz w:val="22"/>
@@ -2876,7 +3176,7 @@
       </w:r>
       <w:r>
         <w:rPr>
-          <w:rFonts w:ascii="Calibri" w:cs="Calibri" w:eastAsia="Calibri" w:hAnsi="Calibri"/>
+          <w:rFonts w:ascii="Helvetica Neue" w:cs="Helvetica Neue" w:eastAsia="Helvetica Neue" w:hAnsi="Helvetica Neue"/>
           <w:sz w:val="22"/>
           <w:szCs w:val="22"/>
         </w:rPr>
@@ -2894,7 +3194,7 @@
       </w:pPr>
       <w:r>
         <w:rPr>
-          <w:rFonts w:ascii="Calibri" w:cs="Calibri" w:eastAsia="Calibri" w:hAnsi="Calibri"/>
+          <w:rFonts w:ascii="Helvetica Neue" w:cs="Helvetica Neue" w:eastAsia="Helvetica Neue" w:hAnsi="Helvetica Neue"/>
           <w:b/>
           <w:bCs/>
           <w:sz w:val="22"/>
@@ -2904,7 +3204,7 @@
       </w:r>
       <w:r>
         <w:rPr>
-          <w:rFonts w:ascii="Calibri" w:cs="Calibri" w:eastAsia="Calibri" w:hAnsi="Calibri"/>
+          <w:rFonts w:ascii="Helvetica Neue" w:cs="Helvetica Neue" w:eastAsia="Helvetica Neue" w:hAnsi="Helvetica Neue"/>
           <w:sz w:val="22"/>
           <w:szCs w:val="22"/>
         </w:rPr>
@@ -2917,7 +3217,7 @@
       </w:pPr>
       <w:r>
         <w:rPr>
-          <w:rFonts w:ascii="Calibri" w:cs="Calibri" w:eastAsia="Calibri" w:hAnsi="Calibri"/>
+          <w:rFonts w:ascii="Helvetica Neue" w:cs="Helvetica Neue" w:eastAsia="Helvetica Neue" w:hAnsi="Helvetica Neue"/>
           <w:b/>
           <w:bCs/>
           <w:sz w:val="22"/>
@@ -2927,7 +3227,7 @@
       </w:r>
       <w:r>
         <w:rPr>
-          <w:rFonts w:ascii="Calibri" w:cs="Calibri" w:eastAsia="Calibri" w:hAnsi="Calibri"/>
+          <w:rFonts w:ascii="Helvetica Neue" w:cs="Helvetica Neue" w:eastAsia="Helvetica Neue" w:hAnsi="Helvetica Neue"/>
           <w:sz w:val="22"/>
           <w:szCs w:val="22"/>
         </w:rPr>
@@ -2957,7 +3257,7 @@
       </w:pPr>
       <w:r>
         <w:rPr>
-          <w:rFonts w:ascii="Calibri" w:cs="Calibri" w:eastAsia="Calibri" w:hAnsi="Calibri"/>
+          <w:rFonts w:ascii="Helvetica Neue" w:cs="Helvetica Neue" w:eastAsia="Helvetica Neue" w:hAnsi="Helvetica Neue"/>
           <w:sz w:val="22"/>
           <w:szCs w:val="22"/>
         </w:rPr>
@@ -3002,7 +3302,7 @@
             </w:pPr>
             <w:r>
               <w:rPr>
-                <w:rFonts w:ascii="Calibri" w:cs="Calibri" w:eastAsia="Calibri" w:hAnsi="Calibri"/>
+                <w:rFonts w:ascii="Helvetica Neue" w:cs="Helvetica Neue" w:eastAsia="Helvetica Neue" w:hAnsi="Helvetica Neue"/>
                 <w:b/>
                 <w:bCs/>
                 <w:color w:val="FFFDF8"/>
@@ -3030,7 +3330,7 @@
             </w:pPr>
             <w:r>
               <w:rPr>
-                <w:rFonts w:ascii="Calibri" w:cs="Calibri" w:eastAsia="Calibri" w:hAnsi="Calibri"/>
+                <w:rFonts w:ascii="Helvetica Neue" w:cs="Helvetica Neue" w:eastAsia="Helvetica Neue" w:hAnsi="Helvetica Neue"/>
                 <w:b/>
                 <w:bCs/>
                 <w:color w:val="FFFDF8"/>
@@ -3058,7 +3358,7 @@
             </w:pPr>
             <w:r>
               <w:rPr>
-                <w:rFonts w:ascii="Calibri" w:cs="Calibri" w:eastAsia="Calibri" w:hAnsi="Calibri"/>
+                <w:rFonts w:ascii="Helvetica Neue" w:cs="Helvetica Neue" w:eastAsia="Helvetica Neue" w:hAnsi="Helvetica Neue"/>
                 <w:b/>
                 <w:bCs/>
                 <w:color w:val="FFFDF8"/>
@@ -3087,7 +3387,7 @@
             </w:pPr>
             <w:r>
               <w:rPr>
-                <w:rFonts w:ascii="Calibri" w:cs="Calibri" w:eastAsia="Calibri" w:hAnsi="Calibri"/>
+                <w:rFonts w:ascii="Helvetica Neue" w:cs="Helvetica Neue" w:eastAsia="Helvetica Neue" w:hAnsi="Helvetica Neue"/>
                 <w:sz w:val="20"/>
                 <w:szCs w:val="20"/>
               </w:rPr>
@@ -3111,7 +3411,7 @@
             </w:pPr>
             <w:r>
               <w:rPr>
-                <w:rFonts w:ascii="Calibri" w:cs="Calibri" w:eastAsia="Calibri" w:hAnsi="Calibri"/>
+                <w:rFonts w:ascii="Helvetica Neue" w:cs="Helvetica Neue" w:eastAsia="Helvetica Neue" w:hAnsi="Helvetica Neue"/>
                 <w:sz w:val="20"/>
                 <w:szCs w:val="20"/>
               </w:rPr>
@@ -3135,7 +3435,7 @@
             </w:pPr>
             <w:r>
               <w:rPr>
-                <w:rFonts w:ascii="Calibri" w:cs="Calibri" w:eastAsia="Calibri" w:hAnsi="Calibri"/>
+                <w:rFonts w:ascii="Helvetica Neue" w:cs="Helvetica Neue" w:eastAsia="Helvetica Neue" w:hAnsi="Helvetica Neue"/>
                 <w:sz w:val="20"/>
                 <w:szCs w:val="20"/>
               </w:rPr>
@@ -3162,7 +3462,7 @@
             </w:pPr>
             <w:r>
               <w:rPr>
-                <w:rFonts w:ascii="Calibri" w:cs="Calibri" w:eastAsia="Calibri" w:hAnsi="Calibri"/>
+                <w:rFonts w:ascii="Helvetica Neue" w:cs="Helvetica Neue" w:eastAsia="Helvetica Neue" w:hAnsi="Helvetica Neue"/>
                 <w:sz w:val="20"/>
                 <w:szCs w:val="20"/>
               </w:rPr>
@@ -3187,7 +3487,7 @@
             </w:pPr>
             <w:r>
               <w:rPr>
-                <w:rFonts w:ascii="Calibri" w:cs="Calibri" w:eastAsia="Calibri" w:hAnsi="Calibri"/>
+                <w:rFonts w:ascii="Helvetica Neue" w:cs="Helvetica Neue" w:eastAsia="Helvetica Neue" w:hAnsi="Helvetica Neue"/>
                 <w:sz w:val="20"/>
                 <w:szCs w:val="20"/>
               </w:rPr>
@@ -3212,7 +3512,7 @@
             </w:pPr>
             <w:r>
               <w:rPr>
-                <w:rFonts w:ascii="Calibri" w:cs="Calibri" w:eastAsia="Calibri" w:hAnsi="Calibri"/>
+                <w:rFonts w:ascii="Helvetica Neue" w:cs="Helvetica Neue" w:eastAsia="Helvetica Neue" w:hAnsi="Helvetica Neue"/>
                 <w:sz w:val="20"/>
                 <w:szCs w:val="20"/>
               </w:rPr>
@@ -3238,7 +3538,7 @@
             </w:pPr>
             <w:r>
               <w:rPr>
-                <w:rFonts w:ascii="Calibri" w:cs="Calibri" w:eastAsia="Calibri" w:hAnsi="Calibri"/>
+                <w:rFonts w:ascii="Helvetica Neue" w:cs="Helvetica Neue" w:eastAsia="Helvetica Neue" w:hAnsi="Helvetica Neue"/>
                 <w:sz w:val="20"/>
                 <w:szCs w:val="20"/>
               </w:rPr>
@@ -3262,7 +3562,7 @@
             </w:pPr>
             <w:r>
               <w:rPr>
-                <w:rFonts w:ascii="Calibri" w:cs="Calibri" w:eastAsia="Calibri" w:hAnsi="Calibri"/>
+                <w:rFonts w:ascii="Helvetica Neue" w:cs="Helvetica Neue" w:eastAsia="Helvetica Neue" w:hAnsi="Helvetica Neue"/>
                 <w:sz w:val="20"/>
                 <w:szCs w:val="20"/>
               </w:rPr>
@@ -3286,7 +3586,7 @@
             </w:pPr>
             <w:r>
               <w:rPr>
-                <w:rFonts w:ascii="Calibri" w:cs="Calibri" w:eastAsia="Calibri" w:hAnsi="Calibri"/>
+                <w:rFonts w:ascii="Helvetica Neue" w:cs="Helvetica Neue" w:eastAsia="Helvetica Neue" w:hAnsi="Helvetica Neue"/>
                 <w:sz w:val="20"/>
                 <w:szCs w:val="20"/>
               </w:rPr>
@@ -3313,7 +3613,7 @@
             </w:pPr>
             <w:r>
               <w:rPr>
-                <w:rFonts w:ascii="Calibri" w:cs="Calibri" w:eastAsia="Calibri" w:hAnsi="Calibri"/>
+                <w:rFonts w:ascii="Helvetica Neue" w:cs="Helvetica Neue" w:eastAsia="Helvetica Neue" w:hAnsi="Helvetica Neue"/>
                 <w:sz w:val="20"/>
                 <w:szCs w:val="20"/>
               </w:rPr>
@@ -3338,7 +3638,7 @@
             </w:pPr>
             <w:r>
               <w:rPr>
-                <w:rFonts w:ascii="Calibri" w:cs="Calibri" w:eastAsia="Calibri" w:hAnsi="Calibri"/>
+                <w:rFonts w:ascii="Helvetica Neue" w:cs="Helvetica Neue" w:eastAsia="Helvetica Neue" w:hAnsi="Helvetica Neue"/>
                 <w:sz w:val="20"/>
                 <w:szCs w:val="20"/>
               </w:rPr>
@@ -3363,7 +3663,7 @@
             </w:pPr>
             <w:r>
               <w:rPr>
-                <w:rFonts w:ascii="Calibri" w:cs="Calibri" w:eastAsia="Calibri" w:hAnsi="Calibri"/>
+                <w:rFonts w:ascii="Helvetica Neue" w:cs="Helvetica Neue" w:eastAsia="Helvetica Neue" w:hAnsi="Helvetica Neue"/>
                 <w:sz w:val="20"/>
                 <w:szCs w:val="20"/>
               </w:rPr>
@@ -3389,7 +3689,7 @@
             </w:pPr>
             <w:r>
               <w:rPr>
-                <w:rFonts w:ascii="Calibri" w:cs="Calibri" w:eastAsia="Calibri" w:hAnsi="Calibri"/>
+                <w:rFonts w:ascii="Helvetica Neue" w:cs="Helvetica Neue" w:eastAsia="Helvetica Neue" w:hAnsi="Helvetica Neue"/>
                 <w:sz w:val="20"/>
                 <w:szCs w:val="20"/>
               </w:rPr>
@@ -3413,7 +3713,7 @@
             </w:pPr>
             <w:r>
               <w:rPr>
-                <w:rFonts w:ascii="Calibri" w:cs="Calibri" w:eastAsia="Calibri" w:hAnsi="Calibri"/>
+                <w:rFonts w:ascii="Helvetica Neue" w:cs="Helvetica Neue" w:eastAsia="Helvetica Neue" w:hAnsi="Helvetica Neue"/>
                 <w:sz w:val="20"/>
                 <w:szCs w:val="20"/>
               </w:rPr>
@@ -3437,7 +3737,7 @@
             </w:pPr>
             <w:r>
               <w:rPr>
-                <w:rFonts w:ascii="Calibri" w:cs="Calibri" w:eastAsia="Calibri" w:hAnsi="Calibri"/>
+                <w:rFonts w:ascii="Helvetica Neue" w:cs="Helvetica Neue" w:eastAsia="Helvetica Neue" w:hAnsi="Helvetica Neue"/>
                 <w:sz w:val="20"/>
                 <w:szCs w:val="20"/>
               </w:rPr>
@@ -3464,7 +3764,7 @@
             </w:pPr>
             <w:r>
               <w:rPr>
-                <w:rFonts w:ascii="Calibri" w:cs="Calibri" w:eastAsia="Calibri" w:hAnsi="Calibri"/>
+                <w:rFonts w:ascii="Helvetica Neue" w:cs="Helvetica Neue" w:eastAsia="Helvetica Neue" w:hAnsi="Helvetica Neue"/>
                 <w:sz w:val="20"/>
                 <w:szCs w:val="20"/>
               </w:rPr>
@@ -3489,7 +3789,7 @@
             </w:pPr>
             <w:r>
               <w:rPr>
-                <w:rFonts w:ascii="Calibri" w:cs="Calibri" w:eastAsia="Calibri" w:hAnsi="Calibri"/>
+                <w:rFonts w:ascii="Helvetica Neue" w:cs="Helvetica Neue" w:eastAsia="Helvetica Neue" w:hAnsi="Helvetica Neue"/>
                 <w:sz w:val="20"/>
                 <w:szCs w:val="20"/>
               </w:rPr>
@@ -3514,7 +3814,7 @@
             </w:pPr>
             <w:r>
               <w:rPr>
-                <w:rFonts w:ascii="Calibri" w:cs="Calibri" w:eastAsia="Calibri" w:hAnsi="Calibri"/>
+                <w:rFonts w:ascii="Helvetica Neue" w:cs="Helvetica Neue" w:eastAsia="Helvetica Neue" w:hAnsi="Helvetica Neue"/>
                 <w:sz w:val="20"/>
                 <w:szCs w:val="20"/>
               </w:rPr>
@@ -3540,7 +3840,7 @@
             </w:pPr>
             <w:r>
               <w:rPr>
-                <w:rFonts w:ascii="Calibri" w:cs="Calibri" w:eastAsia="Calibri" w:hAnsi="Calibri"/>
+                <w:rFonts w:ascii="Helvetica Neue" w:cs="Helvetica Neue" w:eastAsia="Helvetica Neue" w:hAnsi="Helvetica Neue"/>
                 <w:sz w:val="20"/>
                 <w:szCs w:val="20"/>
               </w:rPr>
@@ -3564,7 +3864,7 @@
             </w:pPr>
             <w:r>
               <w:rPr>
-                <w:rFonts w:ascii="Calibri" w:cs="Calibri" w:eastAsia="Calibri" w:hAnsi="Calibri"/>
+                <w:rFonts w:ascii="Helvetica Neue" w:cs="Helvetica Neue" w:eastAsia="Helvetica Neue" w:hAnsi="Helvetica Neue"/>
                 <w:sz w:val="20"/>
                 <w:szCs w:val="20"/>
               </w:rPr>
@@ -3588,7 +3888,7 @@
             </w:pPr>
             <w:r>
               <w:rPr>
-                <w:rFonts w:ascii="Calibri" w:cs="Calibri" w:eastAsia="Calibri" w:hAnsi="Calibri"/>
+                <w:rFonts w:ascii="Helvetica Neue" w:cs="Helvetica Neue" w:eastAsia="Helvetica Neue" w:hAnsi="Helvetica Neue"/>
                 <w:sz w:val="20"/>
                 <w:szCs w:val="20"/>
               </w:rPr>
@@ -3609,7 +3909,7 @@
       </w:pPr>
       <w:r>
         <w:rPr>
-          <w:rFonts w:ascii="Calibri" w:cs="Calibri" w:eastAsia="Calibri" w:hAnsi="Calibri"/>
+          <w:rFonts w:ascii="Helvetica Neue" w:cs="Helvetica Neue" w:eastAsia="Helvetica Neue" w:hAnsi="Helvetica Neue"/>
           <w:b/>
           <w:bCs/>
           <w:sz w:val="22"/>
@@ -3619,7 +3919,7 @@
       </w:r>
       <w:r>
         <w:rPr>
-          <w:rFonts w:ascii="Calibri" w:cs="Calibri" w:eastAsia="Calibri" w:hAnsi="Calibri"/>
+          <w:rFonts w:ascii="Helvetica Neue" w:cs="Helvetica Neue" w:eastAsia="Helvetica Neue" w:hAnsi="Helvetica Neue"/>
           <w:sz w:val="22"/>
           <w:szCs w:val="22"/>
         </w:rPr>
@@ -3632,7 +3932,7 @@
       </w:pPr>
       <w:r>
         <w:rPr>
-          <w:rFonts w:ascii="Calibri" w:cs="Calibri" w:eastAsia="Calibri" w:hAnsi="Calibri"/>
+          <w:rFonts w:ascii="Helvetica Neue" w:cs="Helvetica Neue" w:eastAsia="Helvetica Neue" w:hAnsi="Helvetica Neue"/>
           <w:i/>
           <w:iCs/>
           <w:color w:val="64707C"/>
@@ -3665,7 +3965,7 @@
       </w:pPr>
       <w:r>
         <w:rPr>
-          <w:rFonts w:ascii="Calibri" w:cs="Calibri" w:eastAsia="Calibri" w:hAnsi="Calibri"/>
+          <w:rFonts w:ascii="Helvetica Neue" w:cs="Helvetica Neue" w:eastAsia="Helvetica Neue" w:hAnsi="Helvetica Neue"/>
           <w:sz w:val="22"/>
           <w:szCs w:val="22"/>
         </w:rPr>
@@ -3683,7 +3983,7 @@
       </w:pPr>
       <w:r>
         <w:rPr>
-          <w:rFonts w:ascii="Calibri" w:cs="Calibri" w:eastAsia="Calibri" w:hAnsi="Calibri"/>
+          <w:rFonts w:ascii="Helvetica Neue" w:cs="Helvetica Neue" w:eastAsia="Helvetica Neue" w:hAnsi="Helvetica Neue"/>
           <w:b/>
           <w:bCs/>
           <w:sz w:val="22"/>
@@ -3693,7 +3993,7 @@
       </w:r>
       <w:r>
         <w:rPr>
-          <w:rFonts w:ascii="Calibri" w:cs="Calibri" w:eastAsia="Calibri" w:hAnsi="Calibri"/>
+          <w:rFonts w:ascii="Helvetica Neue" w:cs="Helvetica Neue" w:eastAsia="Helvetica Neue" w:hAnsi="Helvetica Neue"/>
           <w:sz w:val="22"/>
           <w:szCs w:val="22"/>
         </w:rPr>
@@ -3711,7 +4011,7 @@
       </w:pPr>
       <w:r>
         <w:rPr>
-          <w:rFonts w:ascii="Calibri" w:cs="Calibri" w:eastAsia="Calibri" w:hAnsi="Calibri"/>
+          <w:rFonts w:ascii="Helvetica Neue" w:cs="Helvetica Neue" w:eastAsia="Helvetica Neue" w:hAnsi="Helvetica Neue"/>
           <w:b/>
           <w:bCs/>
           <w:sz w:val="22"/>
@@ -3721,7 +4021,7 @@
       </w:r>
       <w:r>
         <w:rPr>
-          <w:rFonts w:ascii="Calibri" w:cs="Calibri" w:eastAsia="Calibri" w:hAnsi="Calibri"/>
+          <w:rFonts w:ascii="Helvetica Neue" w:cs="Helvetica Neue" w:eastAsia="Helvetica Neue" w:hAnsi="Helvetica Neue"/>
           <w:sz w:val="22"/>
           <w:szCs w:val="22"/>
         </w:rPr>
@@ -3739,7 +4039,7 @@
       </w:pPr>
       <w:r>
         <w:rPr>
-          <w:rFonts w:ascii="Calibri" w:cs="Calibri" w:eastAsia="Calibri" w:hAnsi="Calibri"/>
+          <w:rFonts w:ascii="Helvetica Neue" w:cs="Helvetica Neue" w:eastAsia="Helvetica Neue" w:hAnsi="Helvetica Neue"/>
           <w:b/>
           <w:bCs/>
           <w:sz w:val="22"/>
@@ -3749,7 +4049,7 @@
       </w:r>
       <w:r>
         <w:rPr>
-          <w:rFonts w:ascii="Calibri" w:cs="Calibri" w:eastAsia="Calibri" w:hAnsi="Calibri"/>
+          <w:rFonts w:ascii="Helvetica Neue" w:cs="Helvetica Neue" w:eastAsia="Helvetica Neue" w:hAnsi="Helvetica Neue"/>
           <w:sz w:val="22"/>
           <w:szCs w:val="22"/>
         </w:rPr>
@@ -3784,7 +4084,7 @@
       </w:pPr>
       <w:r>
         <w:rPr>
-          <w:rFonts w:ascii="Calibri" w:cs="Calibri" w:eastAsia="Calibri" w:hAnsi="Calibri"/>
+          <w:rFonts w:ascii="Helvetica Neue" w:cs="Helvetica Neue" w:eastAsia="Helvetica Neue" w:hAnsi="Helvetica Neue"/>
           <w:b/>
           <w:bCs/>
           <w:sz w:val="22"/>
@@ -3794,7 +4094,7 @@
       </w:r>
       <w:r>
         <w:rPr>
-          <w:rFonts w:ascii="Calibri" w:cs="Calibri" w:eastAsia="Calibri" w:hAnsi="Calibri"/>
+          <w:rFonts w:ascii="Helvetica Neue" w:cs="Helvetica Neue" w:eastAsia="Helvetica Neue" w:hAnsi="Helvetica Neue"/>
           <w:sz w:val="22"/>
           <w:szCs w:val="22"/>
         </w:rPr>
@@ -3812,7 +4112,7 @@
       </w:pPr>
       <w:r>
         <w:rPr>
-          <w:rFonts w:ascii="Calibri" w:cs="Calibri" w:eastAsia="Calibri" w:hAnsi="Calibri"/>
+          <w:rFonts w:ascii="Helvetica Neue" w:cs="Helvetica Neue" w:eastAsia="Helvetica Neue" w:hAnsi="Helvetica Neue"/>
           <w:b/>
           <w:bCs/>
           <w:sz w:val="22"/>
@@ -3822,7 +4122,7 @@
       </w:r>
       <w:r>
         <w:rPr>
-          <w:rFonts w:ascii="Calibri" w:cs="Calibri" w:eastAsia="Calibri" w:hAnsi="Calibri"/>
+          <w:rFonts w:ascii="Helvetica Neue" w:cs="Helvetica Neue" w:eastAsia="Helvetica Neue" w:hAnsi="Helvetica Neue"/>
           <w:sz w:val="22"/>
           <w:szCs w:val="22"/>
         </w:rPr>
@@ -3840,7 +4140,7 @@
       </w:pPr>
       <w:r>
         <w:rPr>
-          <w:rFonts w:ascii="Calibri" w:cs="Calibri" w:eastAsia="Calibri" w:hAnsi="Calibri"/>
+          <w:rFonts w:ascii="Helvetica Neue" w:cs="Helvetica Neue" w:eastAsia="Helvetica Neue" w:hAnsi="Helvetica Neue"/>
           <w:b/>
           <w:bCs/>
           <w:sz w:val="22"/>
@@ -3850,7 +4150,7 @@
       </w:r>
       <w:r>
         <w:rPr>
-          <w:rFonts w:ascii="Calibri" w:cs="Calibri" w:eastAsia="Calibri" w:hAnsi="Calibri"/>
+          <w:rFonts w:ascii="Helvetica Neue" w:cs="Helvetica Neue" w:eastAsia="Helvetica Neue" w:hAnsi="Helvetica Neue"/>
           <w:sz w:val="22"/>
           <w:szCs w:val="22"/>
         </w:rPr>
@@ -3880,7 +4180,7 @@
       </w:pPr>
       <w:r>
         <w:rPr>
-          <w:rFonts w:ascii="Calibri" w:cs="Calibri" w:eastAsia="Calibri" w:hAnsi="Calibri"/>
+          <w:rFonts w:ascii="Helvetica Neue" w:cs="Helvetica Neue" w:eastAsia="Helvetica Neue" w:hAnsi="Helvetica Neue"/>
           <w:sz w:val="22"/>
           <w:szCs w:val="22"/>
         </w:rPr>
@@ -3944,7 +4244,7 @@
             </w:pPr>
             <w:r>
               <w:rPr>
-                <w:rFonts w:ascii="Calibri" w:cs="Calibri" w:eastAsia="Calibri" w:hAnsi="Calibri"/>
+                <w:rFonts w:ascii="Helvetica Neue" w:cs="Helvetica Neue" w:eastAsia="Helvetica Neue" w:hAnsi="Helvetica Neue"/>
                 <w:b/>
                 <w:bCs/>
                 <w:color w:val="FFFDF8"/>
@@ -3973,7 +4273,7 @@
             </w:pPr>
             <w:r>
               <w:rPr>
-                <w:rFonts w:ascii="Calibri" w:cs="Calibri" w:eastAsia="Calibri" w:hAnsi="Calibri"/>
+                <w:rFonts w:ascii="Helvetica Neue" w:cs="Helvetica Neue" w:eastAsia="Helvetica Neue" w:hAnsi="Helvetica Neue"/>
                 <w:b/>
                 <w:bCs/>
                 <w:color w:val="FFFDF8"/>
@@ -4002,7 +4302,7 @@
             </w:pPr>
             <w:r>
               <w:rPr>
-                <w:rFonts w:ascii="Calibri" w:cs="Calibri" w:eastAsia="Calibri" w:hAnsi="Calibri"/>
+                <w:rFonts w:ascii="Helvetica Neue" w:cs="Helvetica Neue" w:eastAsia="Helvetica Neue" w:hAnsi="Helvetica Neue"/>
                 <w:b/>
                 <w:bCs/>
                 <w:color w:val="FFFDF8"/>
@@ -4031,7 +4331,7 @@
             </w:pPr>
             <w:r>
               <w:rPr>
-                <w:rFonts w:ascii="Calibri" w:cs="Calibri" w:eastAsia="Calibri" w:hAnsi="Calibri"/>
+                <w:rFonts w:ascii="Helvetica Neue" w:cs="Helvetica Neue" w:eastAsia="Helvetica Neue" w:hAnsi="Helvetica Neue"/>
                 <w:b/>
                 <w:bCs/>
                 <w:color w:val="FFFDF8"/>
@@ -4060,7 +4360,7 @@
             </w:pPr>
             <w:r>
               <w:rPr>
-                <w:rFonts w:ascii="Calibri" w:cs="Calibri" w:eastAsia="Calibri" w:hAnsi="Calibri"/>
+                <w:rFonts w:ascii="Helvetica Neue" w:cs="Helvetica Neue" w:eastAsia="Helvetica Neue" w:hAnsi="Helvetica Neue"/>
                 <w:b/>
                 <w:bCs/>
                 <w:color w:val="FFFDF8"/>
@@ -4089,7 +4389,7 @@
             </w:pPr>
             <w:r>
               <w:rPr>
-                <w:rFonts w:ascii="Calibri" w:cs="Calibri" w:eastAsia="Calibri" w:hAnsi="Calibri"/>
+                <w:rFonts w:ascii="Helvetica Neue" w:cs="Helvetica Neue" w:eastAsia="Helvetica Neue" w:hAnsi="Helvetica Neue"/>
                 <w:sz w:val="20"/>
                 <w:szCs w:val="20"/>
               </w:rPr>
@@ -4114,7 +4414,7 @@
             </w:pPr>
             <w:r>
               <w:rPr>
-                <w:rFonts w:ascii="Calibri" w:cs="Calibri" w:eastAsia="Calibri" w:hAnsi="Calibri"/>
+                <w:rFonts w:ascii="Helvetica Neue" w:cs="Helvetica Neue" w:eastAsia="Helvetica Neue" w:hAnsi="Helvetica Neue"/>
                 <w:sz w:val="20"/>
                 <w:szCs w:val="20"/>
               </w:rPr>
@@ -4139,7 +4439,7 @@
             </w:pPr>
             <w:r>
               <w:rPr>
-                <w:rFonts w:ascii="Calibri" w:cs="Calibri" w:eastAsia="Calibri" w:hAnsi="Calibri"/>
+                <w:rFonts w:ascii="Helvetica Neue" w:cs="Helvetica Neue" w:eastAsia="Helvetica Neue" w:hAnsi="Helvetica Neue"/>
                 <w:sz w:val="20"/>
                 <w:szCs w:val="20"/>
               </w:rPr>
@@ -4164,7 +4464,7 @@
             </w:pPr>
             <w:r>
               <w:rPr>
-                <w:rFonts w:ascii="Calibri" w:cs="Calibri" w:eastAsia="Calibri" w:hAnsi="Calibri"/>
+                <w:rFonts w:ascii="Helvetica Neue" w:cs="Helvetica Neue" w:eastAsia="Helvetica Neue" w:hAnsi="Helvetica Neue"/>
                 <w:sz w:val="20"/>
                 <w:szCs w:val="20"/>
               </w:rPr>
@@ -4189,7 +4489,7 @@
             </w:pPr>
             <w:r>
               <w:rPr>
-                <w:rFonts w:ascii="Calibri" w:cs="Calibri" w:eastAsia="Calibri" w:hAnsi="Calibri"/>
+                <w:rFonts w:ascii="Helvetica Neue" w:cs="Helvetica Neue" w:eastAsia="Helvetica Neue" w:hAnsi="Helvetica Neue"/>
                 <w:sz w:val="20"/>
                 <w:szCs w:val="20"/>
               </w:rPr>
@@ -4216,7 +4516,7 @@
             </w:pPr>
             <w:r>
               <w:rPr>
-                <w:rFonts w:ascii="Calibri" w:cs="Calibri" w:eastAsia="Calibri" w:hAnsi="Calibri"/>
+                <w:rFonts w:ascii="Helvetica Neue" w:cs="Helvetica Neue" w:eastAsia="Helvetica Neue" w:hAnsi="Helvetica Neue"/>
                 <w:sz w:val="20"/>
                 <w:szCs w:val="20"/>
               </w:rPr>
@@ -4242,7 +4542,7 @@
             </w:pPr>
             <w:r>
               <w:rPr>
-                <w:rFonts w:ascii="Calibri" w:cs="Calibri" w:eastAsia="Calibri" w:hAnsi="Calibri"/>
+                <w:rFonts w:ascii="Helvetica Neue" w:cs="Helvetica Neue" w:eastAsia="Helvetica Neue" w:hAnsi="Helvetica Neue"/>
                 <w:sz w:val="20"/>
                 <w:szCs w:val="20"/>
               </w:rPr>
@@ -4268,7 +4568,7 @@
             </w:pPr>
             <w:r>
               <w:rPr>
-                <w:rFonts w:ascii="Calibri" w:cs="Calibri" w:eastAsia="Calibri" w:hAnsi="Calibri"/>
+                <w:rFonts w:ascii="Helvetica Neue" w:cs="Helvetica Neue" w:eastAsia="Helvetica Neue" w:hAnsi="Helvetica Neue"/>
                 <w:sz w:val="20"/>
                 <w:szCs w:val="20"/>
               </w:rPr>
@@ -4294,7 +4594,7 @@
             </w:pPr>
             <w:r>
               <w:rPr>
-                <w:rFonts w:ascii="Calibri" w:cs="Calibri" w:eastAsia="Calibri" w:hAnsi="Calibri"/>
+                <w:rFonts w:ascii="Helvetica Neue" w:cs="Helvetica Neue" w:eastAsia="Helvetica Neue" w:hAnsi="Helvetica Neue"/>
                 <w:sz w:val="20"/>
                 <w:szCs w:val="20"/>
               </w:rPr>
@@ -4320,7 +4620,7 @@
             </w:pPr>
             <w:r>
               <w:rPr>
-                <w:rFonts w:ascii="Calibri" w:cs="Calibri" w:eastAsia="Calibri" w:hAnsi="Calibri"/>
+                <w:rFonts w:ascii="Helvetica Neue" w:cs="Helvetica Neue" w:eastAsia="Helvetica Neue" w:hAnsi="Helvetica Neue"/>
                 <w:sz w:val="20"/>
                 <w:szCs w:val="20"/>
               </w:rPr>
@@ -4346,7 +4646,7 @@
             </w:pPr>
             <w:r>
               <w:rPr>
-                <w:rFonts w:ascii="Calibri" w:cs="Calibri" w:eastAsia="Calibri" w:hAnsi="Calibri"/>
+                <w:rFonts w:ascii="Helvetica Neue" w:cs="Helvetica Neue" w:eastAsia="Helvetica Neue" w:hAnsi="Helvetica Neue"/>
                 <w:sz w:val="20"/>
                 <w:szCs w:val="20"/>
               </w:rPr>
@@ -4371,7 +4671,7 @@
             </w:pPr>
             <w:r>
               <w:rPr>
-                <w:rFonts w:ascii="Calibri" w:cs="Calibri" w:eastAsia="Calibri" w:hAnsi="Calibri"/>
+                <w:rFonts w:ascii="Helvetica Neue" w:cs="Helvetica Neue" w:eastAsia="Helvetica Neue" w:hAnsi="Helvetica Neue"/>
                 <w:sz w:val="20"/>
                 <w:szCs w:val="20"/>
               </w:rPr>
@@ -4396,7 +4696,7 @@
             </w:pPr>
             <w:r>
               <w:rPr>
-                <w:rFonts w:ascii="Calibri" w:cs="Calibri" w:eastAsia="Calibri" w:hAnsi="Calibri"/>
+                <w:rFonts w:ascii="Helvetica Neue" w:cs="Helvetica Neue" w:eastAsia="Helvetica Neue" w:hAnsi="Helvetica Neue"/>
                 <w:sz w:val="20"/>
                 <w:szCs w:val="20"/>
               </w:rPr>
@@ -4421,7 +4721,7 @@
             </w:pPr>
             <w:r>
               <w:rPr>
-                <w:rFonts w:ascii="Calibri" w:cs="Calibri" w:eastAsia="Calibri" w:hAnsi="Calibri"/>
+                <w:rFonts w:ascii="Helvetica Neue" w:cs="Helvetica Neue" w:eastAsia="Helvetica Neue" w:hAnsi="Helvetica Neue"/>
                 <w:sz w:val="20"/>
                 <w:szCs w:val="20"/>
               </w:rPr>
@@ -4446,7 +4746,7 @@
             </w:pPr>
             <w:r>
               <w:rPr>
-                <w:rFonts w:ascii="Calibri" w:cs="Calibri" w:eastAsia="Calibri" w:hAnsi="Calibri"/>
+                <w:rFonts w:ascii="Helvetica Neue" w:cs="Helvetica Neue" w:eastAsia="Helvetica Neue" w:hAnsi="Helvetica Neue"/>
                 <w:sz w:val="20"/>
                 <w:szCs w:val="20"/>
               </w:rPr>
@@ -4473,7 +4773,7 @@
             </w:pPr>
             <w:r>
               <w:rPr>
-                <w:rFonts w:ascii="Calibri" w:cs="Calibri" w:eastAsia="Calibri" w:hAnsi="Calibri"/>
+                <w:rFonts w:ascii="Helvetica Neue" w:cs="Helvetica Neue" w:eastAsia="Helvetica Neue" w:hAnsi="Helvetica Neue"/>
                 <w:sz w:val="20"/>
                 <w:szCs w:val="20"/>
               </w:rPr>
@@ -4499,7 +4799,7 @@
             </w:pPr>
             <w:r>
               <w:rPr>
-                <w:rFonts w:ascii="Calibri" w:cs="Calibri" w:eastAsia="Calibri" w:hAnsi="Calibri"/>
+                <w:rFonts w:ascii="Helvetica Neue" w:cs="Helvetica Neue" w:eastAsia="Helvetica Neue" w:hAnsi="Helvetica Neue"/>
                 <w:sz w:val="20"/>
                 <w:szCs w:val="20"/>
               </w:rPr>
@@ -4525,7 +4825,7 @@
             </w:pPr>
             <w:r>
               <w:rPr>
-                <w:rFonts w:ascii="Calibri" w:cs="Calibri" w:eastAsia="Calibri" w:hAnsi="Calibri"/>
+                <w:rFonts w:ascii="Helvetica Neue" w:cs="Helvetica Neue" w:eastAsia="Helvetica Neue" w:hAnsi="Helvetica Neue"/>
                 <w:sz w:val="20"/>
                 <w:szCs w:val="20"/>
               </w:rPr>
@@ -4551,7 +4851,7 @@
             </w:pPr>
             <w:r>
               <w:rPr>
-                <w:rFonts w:ascii="Calibri" w:cs="Calibri" w:eastAsia="Calibri" w:hAnsi="Calibri"/>
+                <w:rFonts w:ascii="Helvetica Neue" w:cs="Helvetica Neue" w:eastAsia="Helvetica Neue" w:hAnsi="Helvetica Neue"/>
                 <w:sz w:val="20"/>
                 <w:szCs w:val="20"/>
               </w:rPr>
@@ -4577,7 +4877,7 @@
             </w:pPr>
             <w:r>
               <w:rPr>
-                <w:rFonts w:ascii="Calibri" w:cs="Calibri" w:eastAsia="Calibri" w:hAnsi="Calibri"/>
+                <w:rFonts w:ascii="Helvetica Neue" w:cs="Helvetica Neue" w:eastAsia="Helvetica Neue" w:hAnsi="Helvetica Neue"/>
                 <w:sz w:val="20"/>
                 <w:szCs w:val="20"/>
               </w:rPr>
@@ -4603,7 +4903,7 @@
             </w:pPr>
             <w:r>
               <w:rPr>
-                <w:rFonts w:ascii="Calibri" w:cs="Calibri" w:eastAsia="Calibri" w:hAnsi="Calibri"/>
+                <w:rFonts w:ascii="Helvetica Neue" w:cs="Helvetica Neue" w:eastAsia="Helvetica Neue" w:hAnsi="Helvetica Neue"/>
                 <w:sz w:val="20"/>
                 <w:szCs w:val="20"/>
               </w:rPr>
@@ -4628,7 +4928,7 @@
             </w:pPr>
             <w:r>
               <w:rPr>
-                <w:rFonts w:ascii="Calibri" w:cs="Calibri" w:eastAsia="Calibri" w:hAnsi="Calibri"/>
+                <w:rFonts w:ascii="Helvetica Neue" w:cs="Helvetica Neue" w:eastAsia="Helvetica Neue" w:hAnsi="Helvetica Neue"/>
                 <w:sz w:val="20"/>
                 <w:szCs w:val="20"/>
               </w:rPr>
@@ -4653,7 +4953,7 @@
             </w:pPr>
             <w:r>
               <w:rPr>
-                <w:rFonts w:ascii="Calibri" w:cs="Calibri" w:eastAsia="Calibri" w:hAnsi="Calibri"/>
+                <w:rFonts w:ascii="Helvetica Neue" w:cs="Helvetica Neue" w:eastAsia="Helvetica Neue" w:hAnsi="Helvetica Neue"/>
                 <w:sz w:val="20"/>
                 <w:szCs w:val="20"/>
               </w:rPr>
@@ -4678,7 +4978,7 @@
             </w:pPr>
             <w:r>
               <w:rPr>
-                <w:rFonts w:ascii="Calibri" w:cs="Calibri" w:eastAsia="Calibri" w:hAnsi="Calibri"/>
+                <w:rFonts w:ascii="Helvetica Neue" w:cs="Helvetica Neue" w:eastAsia="Helvetica Neue" w:hAnsi="Helvetica Neue"/>
                 <w:sz w:val="20"/>
                 <w:szCs w:val="20"/>
               </w:rPr>
@@ -4703,7 +5003,7 @@
             </w:pPr>
             <w:r>
               <w:rPr>
-                <w:rFonts w:ascii="Calibri" w:cs="Calibri" w:eastAsia="Calibri" w:hAnsi="Calibri"/>
+                <w:rFonts w:ascii="Helvetica Neue" w:cs="Helvetica Neue" w:eastAsia="Helvetica Neue" w:hAnsi="Helvetica Neue"/>
                 <w:sz w:val="20"/>
                 <w:szCs w:val="20"/>
               </w:rPr>
@@ -4724,7 +5024,7 @@
       </w:pPr>
       <w:r>
         <w:rPr>
-          <w:rFonts w:ascii="Calibri" w:cs="Calibri" w:eastAsia="Calibri" w:hAnsi="Calibri"/>
+          <w:rFonts w:ascii="Helvetica Neue" w:cs="Helvetica Neue" w:eastAsia="Helvetica Neue" w:hAnsi="Helvetica Neue"/>
           <w:i/>
           <w:iCs/>
           <w:color w:val="64707C"/>
@@ -4740,7 +5040,7 @@
       </w:pPr>
       <w:r>
         <w:rPr>
-          <w:rFonts w:ascii="Calibri" w:cs="Calibri" w:eastAsia="Calibri" w:hAnsi="Calibri"/>
+          <w:rFonts w:ascii="Helvetica Neue" w:cs="Helvetica Neue" w:eastAsia="Helvetica Neue" w:hAnsi="Helvetica Neue"/>
           <w:b/>
           <w:bCs/>
           <w:sz w:val="22"/>
@@ -4750,7 +5050,7 @@
       </w:r>
       <w:r>
         <w:rPr>
-          <w:rFonts w:ascii="Calibri" w:cs="Calibri" w:eastAsia="Calibri" w:hAnsi="Calibri"/>
+          <w:rFonts w:ascii="Helvetica Neue" w:cs="Helvetica Neue" w:eastAsia="Helvetica Neue" w:hAnsi="Helvetica Neue"/>
           <w:sz w:val="22"/>
           <w:szCs w:val="22"/>
         </w:rPr>
@@ -4785,7 +5085,7 @@
       </w:pPr>
       <w:r>
         <w:rPr>
-          <w:rFonts w:ascii="Calibri" w:cs="Calibri" w:eastAsia="Calibri" w:hAnsi="Calibri"/>
+          <w:rFonts w:ascii="Helvetica Neue" w:cs="Helvetica Neue" w:eastAsia="Helvetica Neue" w:hAnsi="Helvetica Neue"/>
           <w:b/>
           <w:bCs/>
           <w:sz w:val="22"/>
@@ -4795,7 +5095,7 @@
       </w:r>
       <w:r>
         <w:rPr>
-          <w:rFonts w:ascii="Calibri" w:cs="Calibri" w:eastAsia="Calibri" w:hAnsi="Calibri"/>
+          <w:rFonts w:ascii="Helvetica Neue" w:cs="Helvetica Neue" w:eastAsia="Helvetica Neue" w:hAnsi="Helvetica Neue"/>
           <w:sz w:val="22"/>
           <w:szCs w:val="22"/>
         </w:rPr>
@@ -4813,7 +5113,7 @@
       </w:pPr>
       <w:r>
         <w:rPr>
-          <w:rFonts w:ascii="Calibri" w:cs="Calibri" w:eastAsia="Calibri" w:hAnsi="Calibri"/>
+          <w:rFonts w:ascii="Helvetica Neue" w:cs="Helvetica Neue" w:eastAsia="Helvetica Neue" w:hAnsi="Helvetica Neue"/>
           <w:b/>
           <w:bCs/>
           <w:sz w:val="22"/>
@@ -4823,7 +5123,7 @@
       </w:r>
       <w:r>
         <w:rPr>
-          <w:rFonts w:ascii="Calibri" w:cs="Calibri" w:eastAsia="Calibri" w:hAnsi="Calibri"/>
+          <w:rFonts w:ascii="Helvetica Neue" w:cs="Helvetica Neue" w:eastAsia="Helvetica Neue" w:hAnsi="Helvetica Neue"/>
           <w:sz w:val="22"/>
           <w:szCs w:val="22"/>
         </w:rPr>
@@ -4841,7 +5141,7 @@
       </w:pPr>
       <w:r>
         <w:rPr>
-          <w:rFonts w:ascii="Calibri" w:cs="Calibri" w:eastAsia="Calibri" w:hAnsi="Calibri"/>
+          <w:rFonts w:ascii="Helvetica Neue" w:cs="Helvetica Neue" w:eastAsia="Helvetica Neue" w:hAnsi="Helvetica Neue"/>
           <w:b/>
           <w:bCs/>
           <w:sz w:val="22"/>
@@ -4851,7 +5151,7 @@
       </w:r>
       <w:r>
         <w:rPr>
-          <w:rFonts w:ascii="Calibri" w:cs="Calibri" w:eastAsia="Calibri" w:hAnsi="Calibri"/>
+          <w:rFonts w:ascii="Helvetica Neue" w:cs="Helvetica Neue" w:eastAsia="Helvetica Neue" w:hAnsi="Helvetica Neue"/>
           <w:sz w:val="22"/>
           <w:szCs w:val="22"/>
         </w:rPr>
@@ -4871,7 +5171,7 @@
       </w:pPr>
       <w:r>
         <w:rPr>
-          <w:rFonts w:ascii="Calibri" w:cs="Calibri" w:eastAsia="Calibri" w:hAnsi="Calibri"/>
+          <w:rFonts w:ascii="Helvetica Neue" w:cs="Helvetica Neue" w:eastAsia="Helvetica Neue" w:hAnsi="Helvetica Neue"/>
           <w:b/>
           <w:bCs/>
           <w:i/>
@@ -4884,7 +5184,7 @@
       </w:r>
       <w:r>
         <w:rPr>
-          <w:rFonts w:ascii="Calibri" w:cs="Calibri" w:eastAsia="Calibri" w:hAnsi="Calibri"/>
+          <w:rFonts w:ascii="Helvetica Neue" w:cs="Helvetica Neue" w:eastAsia="Helvetica Neue" w:hAnsi="Helvetica Neue"/>
           <w:i/>
           <w:iCs/>
           <w:color w:val="64707C"/>
@@ -4939,7 +5239,7 @@
       </w:pPr>
       <w:r>
         <w:rPr>
-          <w:rFonts w:ascii="Calibri" w:cs="Calibri" w:eastAsia="Calibri" w:hAnsi="Calibri"/>
+          <w:rFonts w:ascii="Helvetica Neue" w:cs="Helvetica Neue" w:eastAsia="Helvetica Neue" w:hAnsi="Helvetica Neue"/>
           <w:b/>
           <w:bCs/>
           <w:sz w:val="22"/>
@@ -4949,7 +5249,7 @@
       </w:r>
       <w:r>
         <w:rPr>
-          <w:rFonts w:ascii="Calibri" w:cs="Calibri" w:eastAsia="Calibri" w:hAnsi="Calibri"/>
+          <w:rFonts w:ascii="Helvetica Neue" w:cs="Helvetica Neue" w:eastAsia="Helvetica Neue" w:hAnsi="Helvetica Neue"/>
           <w:sz w:val="22"/>
           <w:szCs w:val="22"/>
         </w:rPr>
@@ -4967,7 +5267,7 @@
       </w:pPr>
       <w:r>
         <w:rPr>
-          <w:rFonts w:ascii="Calibri" w:cs="Calibri" w:eastAsia="Calibri" w:hAnsi="Calibri"/>
+          <w:rFonts w:ascii="Helvetica Neue" w:cs="Helvetica Neue" w:eastAsia="Helvetica Neue" w:hAnsi="Helvetica Neue"/>
           <w:b/>
           <w:bCs/>
           <w:sz w:val="22"/>
@@ -4977,7 +5277,7 @@
       </w:r>
       <w:r>
         <w:rPr>
-          <w:rFonts w:ascii="Calibri" w:cs="Calibri" w:eastAsia="Calibri" w:hAnsi="Calibri"/>
+          <w:rFonts w:ascii="Helvetica Neue" w:cs="Helvetica Neue" w:eastAsia="Helvetica Neue" w:hAnsi="Helvetica Neue"/>
           <w:sz w:val="22"/>
           <w:szCs w:val="22"/>
         </w:rPr>
@@ -4995,7 +5295,7 @@
       </w:pPr>
       <w:r>
         <w:rPr>
-          <w:rFonts w:ascii="Calibri" w:cs="Calibri" w:eastAsia="Calibri" w:hAnsi="Calibri"/>
+          <w:rFonts w:ascii="Helvetica Neue" w:cs="Helvetica Neue" w:eastAsia="Helvetica Neue" w:hAnsi="Helvetica Neue"/>
           <w:b/>
           <w:bCs/>
           <w:sz w:val="22"/>
@@ -5005,7 +5305,7 @@
       </w:r>
       <w:r>
         <w:rPr>
-          <w:rFonts w:ascii="Calibri" w:cs="Calibri" w:eastAsia="Calibri" w:hAnsi="Calibri"/>
+          <w:rFonts w:ascii="Helvetica Neue" w:cs="Helvetica Neue" w:eastAsia="Helvetica Neue" w:hAnsi="Helvetica Neue"/>
           <w:sz w:val="22"/>
           <w:szCs w:val="22"/>
         </w:rPr>
@@ -5035,7 +5335,7 @@
       </w:pPr>
       <w:r>
         <w:rPr>
-          <w:rFonts w:ascii="Calibri" w:cs="Calibri" w:eastAsia="Calibri" w:hAnsi="Calibri"/>
+          <w:rFonts w:ascii="Helvetica Neue" w:cs="Helvetica Neue" w:eastAsia="Helvetica Neue" w:hAnsi="Helvetica Neue"/>
           <w:sz w:val="22"/>
           <w:szCs w:val="22"/>
         </w:rPr>
@@ -5065,7 +5365,7 @@
       </w:pPr>
       <w:r>
         <w:rPr>
-          <w:rFonts w:ascii="Calibri" w:cs="Calibri" w:eastAsia="Calibri" w:hAnsi="Calibri"/>
+          <w:rFonts w:ascii="Helvetica Neue" w:cs="Helvetica Neue" w:eastAsia="Helvetica Neue" w:hAnsi="Helvetica Neue"/>
           <w:sz w:val="22"/>
           <w:szCs w:val="22"/>
         </w:rPr>
@@ -5078,7 +5378,7 @@
       </w:pPr>
       <w:r>
         <w:rPr>
-          <w:rFonts w:ascii="Calibri" w:cs="Calibri" w:eastAsia="Calibri" w:hAnsi="Calibri"/>
+          <w:rFonts w:ascii="Helvetica Neue" w:cs="Helvetica Neue" w:eastAsia="Helvetica Neue" w:hAnsi="Helvetica Neue"/>
           <w:sz w:val="22"/>
           <w:szCs w:val="22"/>
         </w:rPr>
@@ -5108,7 +5408,7 @@
       </w:pPr>
       <w:r>
         <w:rPr>
-          <w:rFonts w:ascii="Calibri" w:cs="Calibri" w:eastAsia="Calibri" w:hAnsi="Calibri"/>
+          <w:rFonts w:ascii="Helvetica Neue" w:cs="Helvetica Neue" w:eastAsia="Helvetica Neue" w:hAnsi="Helvetica Neue"/>
           <w:sz w:val="22"/>
           <w:szCs w:val="22"/>
         </w:rPr>
@@ -5138,7 +5438,7 @@
       </w:pPr>
       <w:r>
         <w:rPr>
-          <w:rFonts w:ascii="Calibri" w:cs="Calibri" w:eastAsia="Calibri" w:hAnsi="Calibri"/>
+          <w:rFonts w:ascii="Helvetica Neue" w:cs="Helvetica Neue" w:eastAsia="Helvetica Neue" w:hAnsi="Helvetica Neue"/>
           <w:sz w:val="22"/>
           <w:szCs w:val="22"/>
         </w:rPr>
@@ -5151,7 +5451,7 @@
       </w:pPr>
       <w:r>
         <w:rPr>
-          <w:rFonts w:ascii="Calibri" w:cs="Calibri" w:eastAsia="Calibri" w:hAnsi="Calibri"/>
+          <w:rFonts w:ascii="Helvetica Neue" w:cs="Helvetica Neue" w:eastAsia="Helvetica Neue" w:hAnsi="Helvetica Neue"/>
           <w:b/>
           <w:bCs/>
           <w:sz w:val="22"/>
@@ -5161,7 +5461,7 @@
       </w:r>
       <w:r>
         <w:rPr>
-          <w:rFonts w:ascii="Calibri" w:cs="Calibri" w:eastAsia="Calibri" w:hAnsi="Calibri"/>
+          <w:rFonts w:ascii="Helvetica Neue" w:cs="Helvetica Neue" w:eastAsia="Helvetica Neue" w:hAnsi="Helvetica Neue"/>
           <w:sz w:val="22"/>
           <w:szCs w:val="22"/>
         </w:rPr>
@@ -5174,7 +5474,7 @@
       </w:pPr>
       <w:r>
         <w:rPr>
-          <w:rFonts w:ascii="Calibri" w:cs="Calibri" w:eastAsia="Calibri" w:hAnsi="Calibri"/>
+          <w:rFonts w:ascii="Helvetica Neue" w:cs="Helvetica Neue" w:eastAsia="Helvetica Neue" w:hAnsi="Helvetica Neue"/>
           <w:b/>
           <w:bCs/>
           <w:sz w:val="22"/>
@@ -5184,7 +5484,7 @@
       </w:r>
       <w:r>
         <w:rPr>
-          <w:rFonts w:ascii="Calibri" w:cs="Calibri" w:eastAsia="Calibri" w:hAnsi="Calibri"/>
+          <w:rFonts w:ascii="Helvetica Neue" w:cs="Helvetica Neue" w:eastAsia="Helvetica Neue" w:hAnsi="Helvetica Neue"/>
           <w:sz w:val="22"/>
           <w:szCs w:val="22"/>
         </w:rPr>
@@ -5204,7 +5504,7 @@
       </w:pPr>
       <w:r>
         <w:rPr>
-          <w:rFonts w:ascii="Calibri" w:cs="Calibri" w:eastAsia="Calibri" w:hAnsi="Calibri"/>
+          <w:rFonts w:ascii="Helvetica Neue" w:cs="Helvetica Neue" w:eastAsia="Helvetica Neue" w:hAnsi="Helvetica Neue"/>
           <w:b/>
           <w:bCs/>
           <w:i/>
@@ -5272,7 +5572,7 @@
             </w:pPr>
             <w:r>
               <w:rPr>
-                <w:rFonts w:ascii="Calibri" w:cs="Calibri" w:eastAsia="Calibri" w:hAnsi="Calibri"/>
+                <w:rFonts w:ascii="Helvetica Neue" w:cs="Helvetica Neue" w:eastAsia="Helvetica Neue" w:hAnsi="Helvetica Neue"/>
                 <w:b/>
                 <w:bCs/>
                 <w:color w:val="FFFDF8"/>
@@ -5301,7 +5601,7 @@
             </w:pPr>
             <w:r>
               <w:rPr>
-                <w:rFonts w:ascii="Calibri" w:cs="Calibri" w:eastAsia="Calibri" w:hAnsi="Calibri"/>
+                <w:rFonts w:ascii="Helvetica Neue" w:cs="Helvetica Neue" w:eastAsia="Helvetica Neue" w:hAnsi="Helvetica Neue"/>
                 <w:b/>
                 <w:bCs/>
                 <w:color w:val="FFFDF8"/>
@@ -5329,7 +5629,7 @@
             </w:pPr>
             <w:r>
               <w:rPr>
-                <w:rFonts w:ascii="Calibri" w:cs="Calibri" w:eastAsia="Calibri" w:hAnsi="Calibri"/>
+                <w:rFonts w:ascii="Helvetica Neue" w:cs="Helvetica Neue" w:eastAsia="Helvetica Neue" w:hAnsi="Helvetica Neue"/>
                 <w:b/>
                 <w:bCs/>
                 <w:color w:val="FFFDF8"/>
@@ -5359,7 +5659,7 @@
             </w:pPr>
             <w:r>
               <w:rPr>
-                <w:rFonts w:ascii="Calibri" w:cs="Calibri" w:eastAsia="Calibri" w:hAnsi="Calibri"/>
+                <w:rFonts w:ascii="Helvetica Neue" w:cs="Helvetica Neue" w:eastAsia="Helvetica Neue" w:hAnsi="Helvetica Neue"/>
                 <w:sz w:val="20"/>
                 <w:szCs w:val="20"/>
               </w:rPr>
@@ -5384,7 +5684,7 @@
             </w:pPr>
             <w:r>
               <w:rPr>
-                <w:rFonts w:ascii="Calibri" w:cs="Calibri" w:eastAsia="Calibri" w:hAnsi="Calibri"/>
+                <w:rFonts w:ascii="Helvetica Neue" w:cs="Helvetica Neue" w:eastAsia="Helvetica Neue" w:hAnsi="Helvetica Neue"/>
                 <w:sz w:val="20"/>
                 <w:szCs w:val="20"/>
               </w:rPr>
@@ -5408,7 +5708,7 @@
             </w:pPr>
             <w:r>
               <w:rPr>
-                <w:rFonts w:ascii="Calibri" w:cs="Calibri" w:eastAsia="Calibri" w:hAnsi="Calibri"/>
+                <w:rFonts w:ascii="Helvetica Neue" w:cs="Helvetica Neue" w:eastAsia="Helvetica Neue" w:hAnsi="Helvetica Neue"/>
                 <w:sz w:val="20"/>
                 <w:szCs w:val="20"/>
               </w:rPr>
@@ -5436,7 +5736,7 @@
             </w:pPr>
             <w:r>
               <w:rPr>
-                <w:rFonts w:ascii="Calibri" w:cs="Calibri" w:eastAsia="Calibri" w:hAnsi="Calibri"/>
+                <w:rFonts w:ascii="Helvetica Neue" w:cs="Helvetica Neue" w:eastAsia="Helvetica Neue" w:hAnsi="Helvetica Neue"/>
                 <w:sz w:val="20"/>
                 <w:szCs w:val="20"/>
               </w:rPr>
@@ -5462,7 +5762,7 @@
             </w:pPr>
             <w:r>
               <w:rPr>
-                <w:rFonts w:ascii="Calibri" w:cs="Calibri" w:eastAsia="Calibri" w:hAnsi="Calibri"/>
+                <w:rFonts w:ascii="Helvetica Neue" w:cs="Helvetica Neue" w:eastAsia="Helvetica Neue" w:hAnsi="Helvetica Neue"/>
                 <w:sz w:val="20"/>
                 <w:szCs w:val="20"/>
               </w:rPr>
@@ -5487,7 +5787,7 @@
             </w:pPr>
             <w:r>
               <w:rPr>
-                <w:rFonts w:ascii="Calibri" w:cs="Calibri" w:eastAsia="Calibri" w:hAnsi="Calibri"/>
+                <w:rFonts w:ascii="Helvetica Neue" w:cs="Helvetica Neue" w:eastAsia="Helvetica Neue" w:hAnsi="Helvetica Neue"/>
                 <w:sz w:val="20"/>
                 <w:szCs w:val="20"/>
               </w:rPr>
@@ -5508,7 +5808,7 @@
       </w:pPr>
       <w:r>
         <w:rPr>
-          <w:rFonts w:ascii="Calibri" w:cs="Calibri" w:eastAsia="Calibri" w:hAnsi="Calibri"/>
+          <w:rFonts w:ascii="Helvetica Neue" w:cs="Helvetica Neue" w:eastAsia="Helvetica Neue" w:hAnsi="Helvetica Neue"/>
           <w:sz w:val="22"/>
           <w:szCs w:val="22"/>
         </w:rPr>
@@ -5528,7 +5828,7 @@
       </w:pPr>
       <w:r>
         <w:rPr>
-          <w:rFonts w:ascii="Calibri" w:cs="Calibri" w:eastAsia="Calibri" w:hAnsi="Calibri"/>
+          <w:rFonts w:ascii="Helvetica Neue" w:cs="Helvetica Neue" w:eastAsia="Helvetica Neue" w:hAnsi="Helvetica Neue"/>
           <w:b/>
           <w:bCs/>
           <w:i/>
@@ -5568,7 +5868,7 @@
       </w:pPr>
       <w:r>
         <w:rPr>
-          <w:rFonts w:ascii="Calibri" w:cs="Calibri" w:eastAsia="Calibri" w:hAnsi="Calibri"/>
+          <w:rFonts w:ascii="Helvetica Neue" w:cs="Helvetica Neue" w:eastAsia="Helvetica Neue" w:hAnsi="Helvetica Neue"/>
           <w:b/>
           <w:bCs/>
           <w:sz w:val="22"/>
@@ -5578,7 +5878,7 @@
       </w:r>
       <w:r>
         <w:rPr>
-          <w:rFonts w:ascii="Calibri" w:cs="Calibri" w:eastAsia="Calibri" w:hAnsi="Calibri"/>
+          <w:rFonts w:ascii="Helvetica Neue" w:cs="Helvetica Neue" w:eastAsia="Helvetica Neue" w:hAnsi="Helvetica Neue"/>
           <w:sz w:val="22"/>
           <w:szCs w:val="22"/>
         </w:rPr>
@@ -5596,7 +5896,7 @@
       </w:pPr>
       <w:r>
         <w:rPr>
-          <w:rFonts w:ascii="Calibri" w:cs="Calibri" w:eastAsia="Calibri" w:hAnsi="Calibri"/>
+          <w:rFonts w:ascii="Helvetica Neue" w:cs="Helvetica Neue" w:eastAsia="Helvetica Neue" w:hAnsi="Helvetica Neue"/>
           <w:b/>
           <w:bCs/>
           <w:sz w:val="22"/>
@@ -5606,7 +5906,7 @@
       </w:r>
       <w:r>
         <w:rPr>
-          <w:rFonts w:ascii="Calibri" w:cs="Calibri" w:eastAsia="Calibri" w:hAnsi="Calibri"/>
+          <w:rFonts w:ascii="Helvetica Neue" w:cs="Helvetica Neue" w:eastAsia="Helvetica Neue" w:hAnsi="Helvetica Neue"/>
           <w:sz w:val="22"/>
           <w:szCs w:val="22"/>
         </w:rPr>
@@ -5624,7 +5924,7 @@
       </w:pPr>
       <w:r>
         <w:rPr>
-          <w:rFonts w:ascii="Calibri" w:cs="Calibri" w:eastAsia="Calibri" w:hAnsi="Calibri"/>
+          <w:rFonts w:ascii="Helvetica Neue" w:cs="Helvetica Neue" w:eastAsia="Helvetica Neue" w:hAnsi="Helvetica Neue"/>
           <w:b/>
           <w:bCs/>
           <w:sz w:val="22"/>
@@ -5634,7 +5934,7 @@
       </w:r>
       <w:r>
         <w:rPr>
-          <w:rFonts w:ascii="Calibri" w:cs="Calibri" w:eastAsia="Calibri" w:hAnsi="Calibri"/>
+          <w:rFonts w:ascii="Helvetica Neue" w:cs="Helvetica Neue" w:eastAsia="Helvetica Neue" w:hAnsi="Helvetica Neue"/>
           <w:sz w:val="22"/>
           <w:szCs w:val="22"/>
         </w:rPr>
@@ -5652,7 +5952,7 @@
       </w:pPr>
       <w:r>
         <w:rPr>
-          <w:rFonts w:ascii="Calibri" w:cs="Calibri" w:eastAsia="Calibri" w:hAnsi="Calibri"/>
+          <w:rFonts w:ascii="Helvetica Neue" w:cs="Helvetica Neue" w:eastAsia="Helvetica Neue" w:hAnsi="Helvetica Neue"/>
           <w:b/>
           <w:bCs/>
           <w:sz w:val="22"/>
@@ -5662,7 +5962,7 @@
       </w:r>
       <w:r>
         <w:rPr>
-          <w:rFonts w:ascii="Calibri" w:cs="Calibri" w:eastAsia="Calibri" w:hAnsi="Calibri"/>
+          <w:rFonts w:ascii="Helvetica Neue" w:cs="Helvetica Neue" w:eastAsia="Helvetica Neue" w:hAnsi="Helvetica Neue"/>
           <w:sz w:val="22"/>
           <w:szCs w:val="22"/>
         </w:rPr>
@@ -5680,7 +5980,7 @@
       </w:pPr>
       <w:r>
         <w:rPr>
-          <w:rFonts w:ascii="Calibri" w:cs="Calibri" w:eastAsia="Calibri" w:hAnsi="Calibri"/>
+          <w:rFonts w:ascii="Helvetica Neue" w:cs="Helvetica Neue" w:eastAsia="Helvetica Neue" w:hAnsi="Helvetica Neue"/>
           <w:b/>
           <w:bCs/>
           <w:sz w:val="22"/>
@@ -5690,7 +5990,7 @@
       </w:r>
       <w:r>
         <w:rPr>
-          <w:rFonts w:ascii="Calibri" w:cs="Calibri" w:eastAsia="Calibri" w:hAnsi="Calibri"/>
+          <w:rFonts w:ascii="Helvetica Neue" w:cs="Helvetica Neue" w:eastAsia="Helvetica Neue" w:hAnsi="Helvetica Neue"/>
           <w:sz w:val="22"/>
           <w:szCs w:val="22"/>
         </w:rPr>
@@ -5720,7 +6020,7 @@
       </w:pPr>
       <w:r>
         <w:rPr>
-          <w:rFonts w:ascii="Calibri" w:cs="Calibri" w:eastAsia="Calibri" w:hAnsi="Calibri"/>
+          <w:rFonts w:ascii="Helvetica Neue" w:cs="Helvetica Neue" w:eastAsia="Helvetica Neue" w:hAnsi="Helvetica Neue"/>
           <w:sz w:val="22"/>
           <w:szCs w:val="22"/>
         </w:rPr>
@@ -5738,7 +6038,7 @@
       </w:pPr>
       <w:r>
         <w:rPr>
-          <w:rFonts w:ascii="Calibri" w:cs="Calibri" w:eastAsia="Calibri" w:hAnsi="Calibri"/>
+          <w:rFonts w:ascii="Helvetica Neue" w:cs="Helvetica Neue" w:eastAsia="Helvetica Neue" w:hAnsi="Helvetica Neue"/>
           <w:b/>
           <w:bCs/>
           <w:sz w:val="22"/>
@@ -5748,7 +6048,7 @@
       </w:r>
       <w:r>
         <w:rPr>
-          <w:rFonts w:ascii="Calibri" w:cs="Calibri" w:eastAsia="Calibri" w:hAnsi="Calibri"/>
+          <w:rFonts w:ascii="Helvetica Neue" w:cs="Helvetica Neue" w:eastAsia="Helvetica Neue" w:hAnsi="Helvetica Neue"/>
           <w:sz w:val="22"/>
           <w:szCs w:val="22"/>
         </w:rPr>
@@ -5766,7 +6066,7 @@
       </w:pPr>
       <w:r>
         <w:rPr>
-          <w:rFonts w:ascii="Calibri" w:cs="Calibri" w:eastAsia="Calibri" w:hAnsi="Calibri"/>
+          <w:rFonts w:ascii="Helvetica Neue" w:cs="Helvetica Neue" w:eastAsia="Helvetica Neue" w:hAnsi="Helvetica Neue"/>
           <w:b/>
           <w:bCs/>
           <w:sz w:val="22"/>
@@ -5776,7 +6076,7 @@
       </w:r>
       <w:r>
         <w:rPr>
-          <w:rFonts w:ascii="Calibri" w:cs="Calibri" w:eastAsia="Calibri" w:hAnsi="Calibri"/>
+          <w:rFonts w:ascii="Helvetica Neue" w:cs="Helvetica Neue" w:eastAsia="Helvetica Neue" w:hAnsi="Helvetica Neue"/>
           <w:sz w:val="22"/>
           <w:szCs w:val="22"/>
         </w:rPr>
@@ -5789,7 +6089,7 @@
       </w:pPr>
       <w:r>
         <w:rPr>
-          <w:rFonts w:ascii="Calibri" w:cs="Calibri" w:eastAsia="Calibri" w:hAnsi="Calibri"/>
+          <w:rFonts w:ascii="Helvetica Neue" w:cs="Helvetica Neue" w:eastAsia="Helvetica Neue" w:hAnsi="Helvetica Neue"/>
           <w:sz w:val="22"/>
           <w:szCs w:val="22"/>
         </w:rPr>
@@ -5819,7 +6119,7 @@
       </w:pPr>
       <w:r>
         <w:rPr>
-          <w:rFonts w:ascii="Calibri" w:cs="Calibri" w:eastAsia="Calibri" w:hAnsi="Calibri"/>
+          <w:rFonts w:ascii="Helvetica Neue" w:cs="Helvetica Neue" w:eastAsia="Helvetica Neue" w:hAnsi="Helvetica Neue"/>
           <w:sz w:val="22"/>
           <w:szCs w:val="22"/>
         </w:rPr>
@@ -5863,7 +6163,7 @@
             </w:pPr>
             <w:r>
               <w:rPr>
-                <w:rFonts w:ascii="Calibri" w:cs="Calibri" w:eastAsia="Calibri" w:hAnsi="Calibri"/>
+                <w:rFonts w:ascii="Helvetica Neue" w:cs="Helvetica Neue" w:eastAsia="Helvetica Neue" w:hAnsi="Helvetica Neue"/>
                 <w:b/>
                 <w:bCs/>
                 <w:color w:val="FFFDF8"/>
@@ -5891,7 +6191,7 @@
             </w:pPr>
             <w:r>
               <w:rPr>
-                <w:rFonts w:ascii="Calibri" w:cs="Calibri" w:eastAsia="Calibri" w:hAnsi="Calibri"/>
+                <w:rFonts w:ascii="Helvetica Neue" w:cs="Helvetica Neue" w:eastAsia="Helvetica Neue" w:hAnsi="Helvetica Neue"/>
                 <w:b/>
                 <w:bCs/>
                 <w:color w:val="FFFDF8"/>
@@ -5920,7 +6220,7 @@
             </w:pPr>
             <w:r>
               <w:rPr>
-                <w:rFonts w:ascii="Calibri" w:cs="Calibri" w:eastAsia="Calibri" w:hAnsi="Calibri"/>
+                <w:rFonts w:ascii="Helvetica Neue" w:cs="Helvetica Neue" w:eastAsia="Helvetica Neue" w:hAnsi="Helvetica Neue"/>
                 <w:sz w:val="20"/>
                 <w:szCs w:val="20"/>
               </w:rPr>
@@ -5944,7 +6244,7 @@
             </w:pPr>
             <w:r>
               <w:rPr>
-                <w:rFonts w:ascii="Calibri" w:cs="Calibri" w:eastAsia="Calibri" w:hAnsi="Calibri"/>
+                <w:rFonts w:ascii="Helvetica Neue" w:cs="Helvetica Neue" w:eastAsia="Helvetica Neue" w:hAnsi="Helvetica Neue"/>
                 <w:sz w:val="20"/>
                 <w:szCs w:val="20"/>
               </w:rPr>
@@ -5971,7 +6271,7 @@
             </w:pPr>
             <w:r>
               <w:rPr>
-                <w:rFonts w:ascii="Calibri" w:cs="Calibri" w:eastAsia="Calibri" w:hAnsi="Calibri"/>
+                <w:rFonts w:ascii="Helvetica Neue" w:cs="Helvetica Neue" w:eastAsia="Helvetica Neue" w:hAnsi="Helvetica Neue"/>
                 <w:sz w:val="20"/>
                 <w:szCs w:val="20"/>
               </w:rPr>
@@ -5996,7 +6296,7 @@
             </w:pPr>
             <w:r>
               <w:rPr>
-                <w:rFonts w:ascii="Calibri" w:cs="Calibri" w:eastAsia="Calibri" w:hAnsi="Calibri"/>
+                <w:rFonts w:ascii="Helvetica Neue" w:cs="Helvetica Neue" w:eastAsia="Helvetica Neue" w:hAnsi="Helvetica Neue"/>
                 <w:sz w:val="20"/>
                 <w:szCs w:val="20"/>
               </w:rPr>
@@ -6022,7 +6322,7 @@
             </w:pPr>
             <w:r>
               <w:rPr>
-                <w:rFonts w:ascii="Calibri" w:cs="Calibri" w:eastAsia="Calibri" w:hAnsi="Calibri"/>
+                <w:rFonts w:ascii="Helvetica Neue" w:cs="Helvetica Neue" w:eastAsia="Helvetica Neue" w:hAnsi="Helvetica Neue"/>
                 <w:sz w:val="20"/>
                 <w:szCs w:val="20"/>
               </w:rPr>
@@ -6046,7 +6346,7 @@
             </w:pPr>
             <w:r>
               <w:rPr>
-                <w:rFonts w:ascii="Calibri" w:cs="Calibri" w:eastAsia="Calibri" w:hAnsi="Calibri"/>
+                <w:rFonts w:ascii="Helvetica Neue" w:cs="Helvetica Neue" w:eastAsia="Helvetica Neue" w:hAnsi="Helvetica Neue"/>
                 <w:sz w:val="20"/>
                 <w:szCs w:val="20"/>
               </w:rPr>
@@ -6073,7 +6373,7 @@
             </w:pPr>
             <w:r>
               <w:rPr>
-                <w:rFonts w:ascii="Calibri" w:cs="Calibri" w:eastAsia="Calibri" w:hAnsi="Calibri"/>
+                <w:rFonts w:ascii="Helvetica Neue" w:cs="Helvetica Neue" w:eastAsia="Helvetica Neue" w:hAnsi="Helvetica Neue"/>
                 <w:sz w:val="20"/>
                 <w:szCs w:val="20"/>
               </w:rPr>
@@ -6098,7 +6398,7 @@
             </w:pPr>
             <w:r>
               <w:rPr>
-                <w:rFonts w:ascii="Calibri" w:cs="Calibri" w:eastAsia="Calibri" w:hAnsi="Calibri"/>
+                <w:rFonts w:ascii="Helvetica Neue" w:cs="Helvetica Neue" w:eastAsia="Helvetica Neue" w:hAnsi="Helvetica Neue"/>
                 <w:sz w:val="20"/>
                 <w:szCs w:val="20"/>
               </w:rPr>
@@ -6124,7 +6424,7 @@
             </w:pPr>
             <w:r>
               <w:rPr>
-                <w:rFonts w:ascii="Calibri" w:cs="Calibri" w:eastAsia="Calibri" w:hAnsi="Calibri"/>
+                <w:rFonts w:ascii="Helvetica Neue" w:cs="Helvetica Neue" w:eastAsia="Helvetica Neue" w:hAnsi="Helvetica Neue"/>
                 <w:sz w:val="20"/>
                 <w:szCs w:val="20"/>
               </w:rPr>
@@ -6148,7 +6448,7 @@
             </w:pPr>
             <w:r>
               <w:rPr>
-                <w:rFonts w:ascii="Calibri" w:cs="Calibri" w:eastAsia="Calibri" w:hAnsi="Calibri"/>
+                <w:rFonts w:ascii="Helvetica Neue" w:cs="Helvetica Neue" w:eastAsia="Helvetica Neue" w:hAnsi="Helvetica Neue"/>
                 <w:sz w:val="20"/>
                 <w:szCs w:val="20"/>
               </w:rPr>
@@ -6169,7 +6469,7 @@
       </w:pPr>
       <w:r>
         <w:rPr>
-          <w:rFonts w:ascii="Calibri" w:cs="Calibri" w:eastAsia="Calibri" w:hAnsi="Calibri"/>
+          <w:rFonts w:ascii="Helvetica Neue" w:cs="Helvetica Neue" w:eastAsia="Helvetica Neue" w:hAnsi="Helvetica Neue"/>
           <w:sz w:val="22"/>
           <w:szCs w:val="22"/>
         </w:rPr>
@@ -6199,7 +6499,7 @@
       </w:pPr>
       <w:r>
         <w:rPr>
-          <w:rFonts w:ascii="Calibri" w:cs="Calibri" w:eastAsia="Calibri" w:hAnsi="Calibri"/>
+          <w:rFonts w:ascii="Helvetica Neue" w:cs="Helvetica Neue" w:eastAsia="Helvetica Neue" w:hAnsi="Helvetica Neue"/>
           <w:sz w:val="22"/>
           <w:szCs w:val="22"/>
         </w:rPr>
@@ -6212,7 +6512,7 @@
       </w:pPr>
       <w:r>
         <w:rPr>
-          <w:rFonts w:ascii="Calibri" w:cs="Calibri" w:eastAsia="Calibri" w:hAnsi="Calibri"/>
+          <w:rFonts w:ascii="Helvetica Neue" w:cs="Helvetica Neue" w:eastAsia="Helvetica Neue" w:hAnsi="Helvetica Neue"/>
           <w:sz w:val="22"/>
           <w:szCs w:val="22"/>
         </w:rPr>
@@ -6259,7 +6559,7 @@
       </w:pPr>
       <w:r>
         <w:rPr>
-          <w:rFonts w:ascii="Calibri" w:cs="Calibri" w:eastAsia="Calibri" w:hAnsi="Calibri"/>
+          <w:rFonts w:ascii="Helvetica Neue" w:cs="Helvetica Neue" w:eastAsia="Helvetica Neue" w:hAnsi="Helvetica Neue"/>
           <w:b/>
           <w:bCs/>
           <w:sz w:val="22"/>
@@ -6269,7 +6569,7 @@
       </w:r>
       <w:r>
         <w:rPr>
-          <w:rFonts w:ascii="Calibri" w:cs="Calibri" w:eastAsia="Calibri" w:hAnsi="Calibri"/>
+          <w:rFonts w:ascii="Helvetica Neue" w:cs="Helvetica Neue" w:eastAsia="Helvetica Neue" w:hAnsi="Helvetica Neue"/>
           <w:sz w:val="22"/>
           <w:szCs w:val="22"/>
         </w:rPr>
@@ -6282,7 +6582,7 @@
       </w:pPr>
       <w:r>
         <w:rPr>
-          <w:rFonts w:ascii="Calibri" w:cs="Calibri" w:eastAsia="Calibri" w:hAnsi="Calibri"/>
+          <w:rFonts w:ascii="Helvetica Neue" w:cs="Helvetica Neue" w:eastAsia="Helvetica Neue" w:hAnsi="Helvetica Neue"/>
           <w:sz w:val="22"/>
           <w:szCs w:val="22"/>
         </w:rPr>
@@ -6300,7 +6600,7 @@
       </w:pPr>
       <w:r>
         <w:rPr>
-          <w:rFonts w:ascii="Calibri" w:cs="Calibri" w:eastAsia="Calibri" w:hAnsi="Calibri"/>
+          <w:rFonts w:ascii="Helvetica Neue" w:cs="Helvetica Neue" w:eastAsia="Helvetica Neue" w:hAnsi="Helvetica Neue"/>
           <w:b/>
           <w:bCs/>
           <w:sz w:val="22"/>
@@ -6310,7 +6610,7 @@
       </w:r>
       <w:r>
         <w:rPr>
-          <w:rFonts w:ascii="Calibri" w:cs="Calibri" w:eastAsia="Calibri" w:hAnsi="Calibri"/>
+          <w:rFonts w:ascii="Helvetica Neue" w:cs="Helvetica Neue" w:eastAsia="Helvetica Neue" w:hAnsi="Helvetica Neue"/>
           <w:sz w:val="22"/>
           <w:szCs w:val="22"/>
         </w:rPr>
@@ -6328,7 +6628,7 @@
       </w:pPr>
       <w:r>
         <w:rPr>
-          <w:rFonts w:ascii="Calibri" w:cs="Calibri" w:eastAsia="Calibri" w:hAnsi="Calibri"/>
+          <w:rFonts w:ascii="Helvetica Neue" w:cs="Helvetica Neue" w:eastAsia="Helvetica Neue" w:hAnsi="Helvetica Neue"/>
           <w:b/>
           <w:bCs/>
           <w:sz w:val="22"/>
@@ -6338,7 +6638,7 @@
       </w:r>
       <w:r>
         <w:rPr>
-          <w:rFonts w:ascii="Calibri" w:cs="Calibri" w:eastAsia="Calibri" w:hAnsi="Calibri"/>
+          <w:rFonts w:ascii="Helvetica Neue" w:cs="Helvetica Neue" w:eastAsia="Helvetica Neue" w:hAnsi="Helvetica Neue"/>
           <w:sz w:val="22"/>
           <w:szCs w:val="22"/>
         </w:rPr>
@@ -6356,7 +6656,7 @@
       </w:pPr>
       <w:r>
         <w:rPr>
-          <w:rFonts w:ascii="Calibri" w:cs="Calibri" w:eastAsia="Calibri" w:hAnsi="Calibri"/>
+          <w:rFonts w:ascii="Helvetica Neue" w:cs="Helvetica Neue" w:eastAsia="Helvetica Neue" w:hAnsi="Helvetica Neue"/>
           <w:b/>
           <w:bCs/>
           <w:sz w:val="22"/>
@@ -6366,7 +6666,7 @@
       </w:r>
       <w:r>
         <w:rPr>
-          <w:rFonts w:ascii="Calibri" w:cs="Calibri" w:eastAsia="Calibri" w:hAnsi="Calibri"/>
+          <w:rFonts w:ascii="Helvetica Neue" w:cs="Helvetica Neue" w:eastAsia="Helvetica Neue" w:hAnsi="Helvetica Neue"/>
           <w:sz w:val="22"/>
           <w:szCs w:val="22"/>
         </w:rPr>
@@ -6379,7 +6679,7 @@
       </w:pPr>
       <w:r>
         <w:rPr>
-          <w:rFonts w:ascii="Calibri" w:cs="Calibri" w:eastAsia="Calibri" w:hAnsi="Calibri"/>
+          <w:rFonts w:ascii="Helvetica Neue" w:cs="Helvetica Neue" w:eastAsia="Helvetica Neue" w:hAnsi="Helvetica Neue"/>
           <w:sz w:val="22"/>
           <w:szCs w:val="22"/>
         </w:rPr>
@@ -6392,7 +6692,7 @@
       </w:pPr>
       <w:r>
         <w:rPr>
-          <w:rFonts w:ascii="Calibri" w:cs="Calibri" w:eastAsia="Calibri" w:hAnsi="Calibri"/>
+          <w:rFonts w:ascii="Helvetica Neue" w:cs="Helvetica Neue" w:eastAsia="Helvetica Neue" w:hAnsi="Helvetica Neue"/>
           <w:b/>
           <w:bCs/>
           <w:sz w:val="22"/>
@@ -6402,7 +6702,7 @@
       </w:r>
       <w:r>
         <w:rPr>
-          <w:rFonts w:ascii="Calibri" w:cs="Calibri" w:eastAsia="Calibri" w:hAnsi="Calibri"/>
+          <w:rFonts w:ascii="Helvetica Neue" w:cs="Helvetica Neue" w:eastAsia="Helvetica Neue" w:hAnsi="Helvetica Neue"/>
           <w:sz w:val="22"/>
           <w:szCs w:val="22"/>
         </w:rPr>
@@ -6437,7 +6737,7 @@
       </w:pPr>
       <w:r>
         <w:rPr>
-          <w:rFonts w:ascii="Calibri" w:cs="Calibri" w:eastAsia="Calibri" w:hAnsi="Calibri"/>
+          <w:rFonts w:ascii="Helvetica Neue" w:cs="Helvetica Neue" w:eastAsia="Helvetica Neue" w:hAnsi="Helvetica Neue"/>
           <w:b/>
           <w:bCs/>
           <w:sz w:val="22"/>
@@ -6447,7 +6747,7 @@
       </w:r>
       <w:r>
         <w:rPr>
-          <w:rFonts w:ascii="Calibri" w:cs="Calibri" w:eastAsia="Calibri" w:hAnsi="Calibri"/>
+          <w:rFonts w:ascii="Helvetica Neue" w:cs="Helvetica Neue" w:eastAsia="Helvetica Neue" w:hAnsi="Helvetica Neue"/>
           <w:sz w:val="22"/>
           <w:szCs w:val="22"/>
         </w:rPr>
@@ -6465,7 +6765,7 @@
       </w:pPr>
       <w:r>
         <w:rPr>
-          <w:rFonts w:ascii="Calibri" w:cs="Calibri" w:eastAsia="Calibri" w:hAnsi="Calibri"/>
+          <w:rFonts w:ascii="Helvetica Neue" w:cs="Helvetica Neue" w:eastAsia="Helvetica Neue" w:hAnsi="Helvetica Neue"/>
           <w:b/>
           <w:bCs/>
           <w:sz w:val="22"/>
@@ -6475,7 +6775,7 @@
       </w:r>
       <w:r>
         <w:rPr>
-          <w:rFonts w:ascii="Calibri" w:cs="Calibri" w:eastAsia="Calibri" w:hAnsi="Calibri"/>
+          <w:rFonts w:ascii="Helvetica Neue" w:cs="Helvetica Neue" w:eastAsia="Helvetica Neue" w:hAnsi="Helvetica Neue"/>
           <w:sz w:val="22"/>
           <w:szCs w:val="22"/>
         </w:rPr>
@@ -6493,7 +6793,7 @@
       </w:pPr>
       <w:r>
         <w:rPr>
-          <w:rFonts w:ascii="Calibri" w:cs="Calibri" w:eastAsia="Calibri" w:hAnsi="Calibri"/>
+          <w:rFonts w:ascii="Helvetica Neue" w:cs="Helvetica Neue" w:eastAsia="Helvetica Neue" w:hAnsi="Helvetica Neue"/>
           <w:b/>
           <w:bCs/>
           <w:sz w:val="22"/>
@@ -6503,7 +6803,7 @@
       </w:r>
       <w:r>
         <w:rPr>
-          <w:rFonts w:ascii="Calibri" w:cs="Calibri" w:eastAsia="Calibri" w:hAnsi="Calibri"/>
+          <w:rFonts w:ascii="Helvetica Neue" w:cs="Helvetica Neue" w:eastAsia="Helvetica Neue" w:hAnsi="Helvetica Neue"/>
           <w:sz w:val="22"/>
           <w:szCs w:val="22"/>
         </w:rPr>
@@ -6533,7 +6833,7 @@
       </w:pPr>
       <w:r>
         <w:rPr>
-          <w:rFonts w:ascii="Calibri" w:cs="Calibri" w:eastAsia="Calibri" w:hAnsi="Calibri"/>
+          <w:rFonts w:ascii="Helvetica Neue" w:cs="Helvetica Neue" w:eastAsia="Helvetica Neue" w:hAnsi="Helvetica Neue"/>
           <w:b/>
           <w:bCs/>
           <w:sz w:val="22"/>
@@ -6543,7 +6843,7 @@
       </w:r>
       <w:r>
         <w:rPr>
-          <w:rFonts w:ascii="Calibri" w:cs="Calibri" w:eastAsia="Calibri" w:hAnsi="Calibri"/>
+          <w:rFonts w:ascii="Helvetica Neue" w:cs="Helvetica Neue" w:eastAsia="Helvetica Neue" w:hAnsi="Helvetica Neue"/>
           <w:sz w:val="22"/>
           <w:szCs w:val="22"/>
         </w:rPr>
@@ -6556,7 +6856,7 @@
       </w:pPr>
       <w:r>
         <w:rPr>
-          <w:rFonts w:ascii="Calibri" w:cs="Calibri" w:eastAsia="Calibri" w:hAnsi="Calibri"/>
+          <w:rFonts w:ascii="Helvetica Neue" w:cs="Helvetica Neue" w:eastAsia="Helvetica Neue" w:hAnsi="Helvetica Neue"/>
           <w:b/>
           <w:bCs/>
           <w:sz w:val="22"/>
@@ -6605,7 +6905,7 @@
             </w:pPr>
             <w:r>
               <w:rPr>
-                <w:rFonts w:ascii="Calibri" w:cs="Calibri" w:eastAsia="Calibri" w:hAnsi="Calibri"/>
+                <w:rFonts w:ascii="Helvetica Neue" w:cs="Helvetica Neue" w:eastAsia="Helvetica Neue" w:hAnsi="Helvetica Neue"/>
                 <w:b/>
                 <w:bCs/>
                 <w:color w:val="FFFDF8"/>
@@ -6634,7 +6934,7 @@
             </w:pPr>
             <w:r>
               <w:rPr>
-                <w:rFonts w:ascii="Calibri" w:cs="Calibri" w:eastAsia="Calibri" w:hAnsi="Calibri"/>
+                <w:rFonts w:ascii="Helvetica Neue" w:cs="Helvetica Neue" w:eastAsia="Helvetica Neue" w:hAnsi="Helvetica Neue"/>
                 <w:b/>
                 <w:bCs/>
                 <w:color w:val="FFFDF8"/>
@@ -6663,7 +6963,7 @@
             </w:pPr>
             <w:r>
               <w:rPr>
-                <w:rFonts w:ascii="Calibri" w:cs="Calibri" w:eastAsia="Calibri" w:hAnsi="Calibri"/>
+                <w:rFonts w:ascii="Helvetica Neue" w:cs="Helvetica Neue" w:eastAsia="Helvetica Neue" w:hAnsi="Helvetica Neue"/>
                 <w:b/>
                 <w:bCs/>
                 <w:color w:val="FFFDF8"/>
@@ -6692,7 +6992,7 @@
             </w:pPr>
             <w:r>
               <w:rPr>
-                <w:rFonts w:ascii="Calibri" w:cs="Calibri" w:eastAsia="Calibri" w:hAnsi="Calibri"/>
+                <w:rFonts w:ascii="Helvetica Neue" w:cs="Helvetica Neue" w:eastAsia="Helvetica Neue" w:hAnsi="Helvetica Neue"/>
                 <w:b/>
                 <w:bCs/>
                 <w:color w:val="FFFDF8"/>
@@ -6721,7 +7021,7 @@
             </w:pPr>
             <w:r>
               <w:rPr>
-                <w:rFonts w:ascii="Calibri" w:cs="Calibri" w:eastAsia="Calibri" w:hAnsi="Calibri"/>
+                <w:rFonts w:ascii="Helvetica Neue" w:cs="Helvetica Neue" w:eastAsia="Helvetica Neue" w:hAnsi="Helvetica Neue"/>
                 <w:b/>
                 <w:bCs/>
                 <w:color w:val="FFFDF8"/>
@@ -6750,7 +7050,7 @@
             </w:pPr>
             <w:r>
               <w:rPr>
-                <w:rFonts w:ascii="Calibri" w:cs="Calibri" w:eastAsia="Calibri" w:hAnsi="Calibri"/>
+                <w:rFonts w:ascii="Helvetica Neue" w:cs="Helvetica Neue" w:eastAsia="Helvetica Neue" w:hAnsi="Helvetica Neue"/>
                 <w:sz w:val="20"/>
                 <w:szCs w:val="20"/>
               </w:rPr>
@@ -6775,7 +7075,7 @@
             </w:pPr>
             <w:r>
               <w:rPr>
-                <w:rFonts w:ascii="Calibri" w:cs="Calibri" w:eastAsia="Calibri" w:hAnsi="Calibri"/>
+                <w:rFonts w:ascii="Helvetica Neue" w:cs="Helvetica Neue" w:eastAsia="Helvetica Neue" w:hAnsi="Helvetica Neue"/>
                 <w:sz w:val="20"/>
                 <w:szCs w:val="20"/>
               </w:rPr>
@@ -6800,7 +7100,7 @@
             </w:pPr>
             <w:r>
               <w:rPr>
-                <w:rFonts w:ascii="Calibri" w:cs="Calibri" w:eastAsia="Calibri" w:hAnsi="Calibri"/>
+                <w:rFonts w:ascii="Helvetica Neue" w:cs="Helvetica Neue" w:eastAsia="Helvetica Neue" w:hAnsi="Helvetica Neue"/>
                 <w:sz w:val="20"/>
                 <w:szCs w:val="20"/>
               </w:rPr>
@@ -6825,7 +7125,7 @@
             </w:pPr>
             <w:r>
               <w:rPr>
-                <w:rFonts w:ascii="Calibri" w:cs="Calibri" w:eastAsia="Calibri" w:hAnsi="Calibri"/>
+                <w:rFonts w:ascii="Helvetica Neue" w:cs="Helvetica Neue" w:eastAsia="Helvetica Neue" w:hAnsi="Helvetica Neue"/>
                 <w:sz w:val="20"/>
                 <w:szCs w:val="20"/>
               </w:rPr>
@@ -6850,7 +7150,7 @@
             </w:pPr>
             <w:r>
               <w:rPr>
-                <w:rFonts w:ascii="Calibri" w:cs="Calibri" w:eastAsia="Calibri" w:hAnsi="Calibri"/>
+                <w:rFonts w:ascii="Helvetica Neue" w:cs="Helvetica Neue" w:eastAsia="Helvetica Neue" w:hAnsi="Helvetica Neue"/>
                 <w:sz w:val="20"/>
                 <w:szCs w:val="20"/>
               </w:rPr>
@@ -6877,7 +7177,7 @@
             </w:pPr>
             <w:r>
               <w:rPr>
-                <w:rFonts w:ascii="Calibri" w:cs="Calibri" w:eastAsia="Calibri" w:hAnsi="Calibri"/>
+                <w:rFonts w:ascii="Helvetica Neue" w:cs="Helvetica Neue" w:eastAsia="Helvetica Neue" w:hAnsi="Helvetica Neue"/>
                 <w:sz w:val="20"/>
                 <w:szCs w:val="20"/>
               </w:rPr>
@@ -6903,7 +7203,7 @@
             </w:pPr>
             <w:r>
               <w:rPr>
-                <w:rFonts w:ascii="Calibri" w:cs="Calibri" w:eastAsia="Calibri" w:hAnsi="Calibri"/>
+                <w:rFonts w:ascii="Helvetica Neue" w:cs="Helvetica Neue" w:eastAsia="Helvetica Neue" w:hAnsi="Helvetica Neue"/>
                 <w:sz w:val="20"/>
                 <w:szCs w:val="20"/>
               </w:rPr>
@@ -6929,7 +7229,7 @@
             </w:pPr>
             <w:r>
               <w:rPr>
-                <w:rFonts w:ascii="Calibri" w:cs="Calibri" w:eastAsia="Calibri" w:hAnsi="Calibri"/>
+                <w:rFonts w:ascii="Helvetica Neue" w:cs="Helvetica Neue" w:eastAsia="Helvetica Neue" w:hAnsi="Helvetica Neue"/>
                 <w:sz w:val="20"/>
                 <w:szCs w:val="20"/>
               </w:rPr>
@@ -6955,7 +7255,7 @@
             </w:pPr>
             <w:r>
               <w:rPr>
-                <w:rFonts w:ascii="Calibri" w:cs="Calibri" w:eastAsia="Calibri" w:hAnsi="Calibri"/>
+                <w:rFonts w:ascii="Helvetica Neue" w:cs="Helvetica Neue" w:eastAsia="Helvetica Neue" w:hAnsi="Helvetica Neue"/>
                 <w:sz w:val="20"/>
                 <w:szCs w:val="20"/>
               </w:rPr>
@@ -6981,7 +7281,7 @@
             </w:pPr>
             <w:r>
               <w:rPr>
-                <w:rFonts w:ascii="Calibri" w:cs="Calibri" w:eastAsia="Calibri" w:hAnsi="Calibri"/>
+                <w:rFonts w:ascii="Helvetica Neue" w:cs="Helvetica Neue" w:eastAsia="Helvetica Neue" w:hAnsi="Helvetica Neue"/>
                 <w:sz w:val="20"/>
                 <w:szCs w:val="20"/>
               </w:rPr>
@@ -7007,7 +7307,7 @@
             </w:pPr>
             <w:r>
               <w:rPr>
-                <w:rFonts w:ascii="Calibri" w:cs="Calibri" w:eastAsia="Calibri" w:hAnsi="Calibri"/>
+                <w:rFonts w:ascii="Helvetica Neue" w:cs="Helvetica Neue" w:eastAsia="Helvetica Neue" w:hAnsi="Helvetica Neue"/>
                 <w:sz w:val="20"/>
                 <w:szCs w:val="20"/>
               </w:rPr>
@@ -7032,7 +7332,7 @@
             </w:pPr>
             <w:r>
               <w:rPr>
-                <w:rFonts w:ascii="Calibri" w:cs="Calibri" w:eastAsia="Calibri" w:hAnsi="Calibri"/>
+                <w:rFonts w:ascii="Helvetica Neue" w:cs="Helvetica Neue" w:eastAsia="Helvetica Neue" w:hAnsi="Helvetica Neue"/>
                 <w:sz w:val="20"/>
                 <w:szCs w:val="20"/>
               </w:rPr>
@@ -7057,7 +7357,7 @@
             </w:pPr>
             <w:r>
               <w:rPr>
-                <w:rFonts w:ascii="Calibri" w:cs="Calibri" w:eastAsia="Calibri" w:hAnsi="Calibri"/>
+                <w:rFonts w:ascii="Helvetica Neue" w:cs="Helvetica Neue" w:eastAsia="Helvetica Neue" w:hAnsi="Helvetica Neue"/>
                 <w:sz w:val="20"/>
                 <w:szCs w:val="20"/>
               </w:rPr>
@@ -7082,7 +7382,7 @@
             </w:pPr>
             <w:r>
               <w:rPr>
-                <w:rFonts w:ascii="Calibri" w:cs="Calibri" w:eastAsia="Calibri" w:hAnsi="Calibri"/>
+                <w:rFonts w:ascii="Helvetica Neue" w:cs="Helvetica Neue" w:eastAsia="Helvetica Neue" w:hAnsi="Helvetica Neue"/>
                 <w:sz w:val="20"/>
                 <w:szCs w:val="20"/>
               </w:rPr>
@@ -7107,7 +7407,7 @@
             </w:pPr>
             <w:r>
               <w:rPr>
-                <w:rFonts w:ascii="Calibri" w:cs="Calibri" w:eastAsia="Calibri" w:hAnsi="Calibri"/>
+                <w:rFonts w:ascii="Helvetica Neue" w:cs="Helvetica Neue" w:eastAsia="Helvetica Neue" w:hAnsi="Helvetica Neue"/>
                 <w:sz w:val="20"/>
                 <w:szCs w:val="20"/>
               </w:rPr>
@@ -7134,7 +7434,7 @@
             </w:pPr>
             <w:r>
               <w:rPr>
-                <w:rFonts w:ascii="Calibri" w:cs="Calibri" w:eastAsia="Calibri" w:hAnsi="Calibri"/>
+                <w:rFonts w:ascii="Helvetica Neue" w:cs="Helvetica Neue" w:eastAsia="Helvetica Neue" w:hAnsi="Helvetica Neue"/>
                 <w:sz w:val="20"/>
                 <w:szCs w:val="20"/>
               </w:rPr>
@@ -7160,7 +7460,7 @@
             </w:pPr>
             <w:r>
               <w:rPr>
-                <w:rFonts w:ascii="Calibri" w:cs="Calibri" w:eastAsia="Calibri" w:hAnsi="Calibri"/>
+                <w:rFonts w:ascii="Helvetica Neue" w:cs="Helvetica Neue" w:eastAsia="Helvetica Neue" w:hAnsi="Helvetica Neue"/>
                 <w:sz w:val="20"/>
                 <w:szCs w:val="20"/>
               </w:rPr>
@@ -7186,7 +7486,7 @@
             </w:pPr>
             <w:r>
               <w:rPr>
-                <w:rFonts w:ascii="Calibri" w:cs="Calibri" w:eastAsia="Calibri" w:hAnsi="Calibri"/>
+                <w:rFonts w:ascii="Helvetica Neue" w:cs="Helvetica Neue" w:eastAsia="Helvetica Neue" w:hAnsi="Helvetica Neue"/>
                 <w:sz w:val="20"/>
                 <w:szCs w:val="20"/>
               </w:rPr>
@@ -7212,7 +7512,7 @@
             </w:pPr>
             <w:r>
               <w:rPr>
-                <w:rFonts w:ascii="Calibri" w:cs="Calibri" w:eastAsia="Calibri" w:hAnsi="Calibri"/>
+                <w:rFonts w:ascii="Helvetica Neue" w:cs="Helvetica Neue" w:eastAsia="Helvetica Neue" w:hAnsi="Helvetica Neue"/>
                 <w:sz w:val="20"/>
                 <w:szCs w:val="20"/>
               </w:rPr>
@@ -7238,7 +7538,7 @@
             </w:pPr>
             <w:r>
               <w:rPr>
-                <w:rFonts w:ascii="Calibri" w:cs="Calibri" w:eastAsia="Calibri" w:hAnsi="Calibri"/>
+                <w:rFonts w:ascii="Helvetica Neue" w:cs="Helvetica Neue" w:eastAsia="Helvetica Neue" w:hAnsi="Helvetica Neue"/>
                 <w:sz w:val="20"/>
                 <w:szCs w:val="20"/>
               </w:rPr>
@@ -7259,7 +7559,7 @@
       </w:pPr>
       <w:r>
         <w:rPr>
-          <w:rFonts w:ascii="Calibri" w:cs="Calibri" w:eastAsia="Calibri" w:hAnsi="Calibri"/>
+          <w:rFonts w:ascii="Helvetica Neue" w:cs="Helvetica Neue" w:eastAsia="Helvetica Neue" w:hAnsi="Helvetica Neue"/>
           <w:b/>
           <w:bCs/>
           <w:sz w:val="22"/>
@@ -7305,7 +7605,7 @@
             </w:pPr>
             <w:r>
               <w:rPr>
-                <w:rFonts w:ascii="Calibri" w:cs="Calibri" w:eastAsia="Calibri" w:hAnsi="Calibri"/>
+                <w:rFonts w:ascii="Helvetica Neue" w:cs="Helvetica Neue" w:eastAsia="Helvetica Neue" w:hAnsi="Helvetica Neue"/>
                 <w:b/>
                 <w:bCs/>
                 <w:color w:val="FFFDF8"/>
@@ -7334,7 +7634,7 @@
             </w:pPr>
             <w:r>
               <w:rPr>
-                <w:rFonts w:ascii="Calibri" w:cs="Calibri" w:eastAsia="Calibri" w:hAnsi="Calibri"/>
+                <w:rFonts w:ascii="Helvetica Neue" w:cs="Helvetica Neue" w:eastAsia="Helvetica Neue" w:hAnsi="Helvetica Neue"/>
                 <w:b/>
                 <w:bCs/>
                 <w:color w:val="FFFDF8"/>
@@ -7363,7 +7663,7 @@
             </w:pPr>
             <w:r>
               <w:rPr>
-                <w:rFonts w:ascii="Calibri" w:cs="Calibri" w:eastAsia="Calibri" w:hAnsi="Calibri"/>
+                <w:rFonts w:ascii="Helvetica Neue" w:cs="Helvetica Neue" w:eastAsia="Helvetica Neue" w:hAnsi="Helvetica Neue"/>
                 <w:sz w:val="20"/>
                 <w:szCs w:val="20"/>
               </w:rPr>
@@ -7388,7 +7688,7 @@
             </w:pPr>
             <w:r>
               <w:rPr>
-                <w:rFonts w:ascii="Calibri" w:cs="Calibri" w:eastAsia="Calibri" w:hAnsi="Calibri"/>
+                <w:rFonts w:ascii="Helvetica Neue" w:cs="Helvetica Neue" w:eastAsia="Helvetica Neue" w:hAnsi="Helvetica Neue"/>
                 <w:sz w:val="20"/>
                 <w:szCs w:val="20"/>
               </w:rPr>
@@ -7415,7 +7715,7 @@
             </w:pPr>
             <w:r>
               <w:rPr>
-                <w:rFonts w:ascii="Calibri" w:cs="Calibri" w:eastAsia="Calibri" w:hAnsi="Calibri"/>
+                <w:rFonts w:ascii="Helvetica Neue" w:cs="Helvetica Neue" w:eastAsia="Helvetica Neue" w:hAnsi="Helvetica Neue"/>
                 <w:sz w:val="20"/>
                 <w:szCs w:val="20"/>
               </w:rPr>
@@ -7441,7 +7741,7 @@
             </w:pPr>
             <w:r>
               <w:rPr>
-                <w:rFonts w:ascii="Calibri" w:cs="Calibri" w:eastAsia="Calibri" w:hAnsi="Calibri"/>
+                <w:rFonts w:ascii="Helvetica Neue" w:cs="Helvetica Neue" w:eastAsia="Helvetica Neue" w:hAnsi="Helvetica Neue"/>
                 <w:sz w:val="20"/>
                 <w:szCs w:val="20"/>
               </w:rPr>
@@ -7467,7 +7767,7 @@
             </w:pPr>
             <w:r>
               <w:rPr>
-                <w:rFonts w:ascii="Calibri" w:cs="Calibri" w:eastAsia="Calibri" w:hAnsi="Calibri"/>
+                <w:rFonts w:ascii="Helvetica Neue" w:cs="Helvetica Neue" w:eastAsia="Helvetica Neue" w:hAnsi="Helvetica Neue"/>
                 <w:sz w:val="20"/>
                 <w:szCs w:val="20"/>
               </w:rPr>
@@ -7492,7 +7792,7 @@
             </w:pPr>
             <w:r>
               <w:rPr>
-                <w:rFonts w:ascii="Calibri" w:cs="Calibri" w:eastAsia="Calibri" w:hAnsi="Calibri"/>
+                <w:rFonts w:ascii="Helvetica Neue" w:cs="Helvetica Neue" w:eastAsia="Helvetica Neue" w:hAnsi="Helvetica Neue"/>
                 <w:sz w:val="20"/>
                 <w:szCs w:val="20"/>
               </w:rPr>
@@ -7513,7 +7813,7 @@
       </w:pPr>
       <w:r>
         <w:rPr>
-          <w:rFonts w:ascii="Calibri" w:cs="Calibri" w:eastAsia="Calibri" w:hAnsi="Calibri"/>
+          <w:rFonts w:ascii="Helvetica Neue" w:cs="Helvetica Neue" w:eastAsia="Helvetica Neue" w:hAnsi="Helvetica Neue"/>
           <w:sz w:val="22"/>
           <w:szCs w:val="22"/>
         </w:rPr>
@@ -7533,7 +7833,7 @@
       </w:pPr>
       <w:r>
         <w:rPr>
-          <w:rFonts w:ascii="Calibri" w:cs="Calibri" w:eastAsia="Calibri" w:hAnsi="Calibri"/>
+          <w:rFonts w:ascii="Helvetica Neue" w:cs="Helvetica Neue" w:eastAsia="Helvetica Neue" w:hAnsi="Helvetica Neue"/>
           <w:b/>
           <w:bCs/>
           <w:i/>
@@ -7546,7 +7846,7 @@
       </w:r>
       <w:r>
         <w:rPr>
-          <w:rFonts w:ascii="Calibri" w:cs="Calibri" w:eastAsia="Calibri" w:hAnsi="Calibri"/>
+          <w:rFonts w:ascii="Helvetica Neue" w:cs="Helvetica Neue" w:eastAsia="Helvetica Neue" w:hAnsi="Helvetica Neue"/>
           <w:i/>
           <w:iCs/>
           <w:color w:val="64707C"/>
@@ -7579,7 +7879,7 @@
       </w:pPr>
       <w:r>
         <w:rPr>
-          <w:rFonts w:ascii="Calibri" w:cs="Calibri" w:eastAsia="Calibri" w:hAnsi="Calibri"/>
+          <w:rFonts w:ascii="Helvetica Neue" w:cs="Helvetica Neue" w:eastAsia="Helvetica Neue" w:hAnsi="Helvetica Neue"/>
           <w:sz w:val="22"/>
           <w:szCs w:val="22"/>
         </w:rPr>
@@ -7609,7 +7909,7 @@
       </w:pPr>
       <w:r>
         <w:rPr>
-          <w:rFonts w:ascii="Calibri" w:cs="Calibri" w:eastAsia="Calibri" w:hAnsi="Calibri"/>
+          <w:rFonts w:ascii="Helvetica Neue" w:cs="Helvetica Neue" w:eastAsia="Helvetica Neue" w:hAnsi="Helvetica Neue"/>
           <w:sz w:val="22"/>
           <w:szCs w:val="22"/>
         </w:rPr>
@@ -7639,7 +7939,7 @@
       </w:pPr>
       <w:r>
         <w:rPr>
-          <w:rFonts w:ascii="Calibri" w:cs="Calibri" w:eastAsia="Calibri" w:hAnsi="Calibri"/>
+          <w:rFonts w:ascii="Helvetica Neue" w:cs="Helvetica Neue" w:eastAsia="Helvetica Neue" w:hAnsi="Helvetica Neue"/>
           <w:i/>
           <w:iCs/>
           <w:color w:val="64707C"/>
@@ -7691,7 +7991,7 @@
             </w:pPr>
             <w:r>
               <w:rPr>
-                <w:rFonts w:ascii="Calibri" w:cs="Calibri" w:eastAsia="Calibri" w:hAnsi="Calibri"/>
+                <w:rFonts w:ascii="Helvetica Neue" w:cs="Helvetica Neue" w:eastAsia="Helvetica Neue" w:hAnsi="Helvetica Neue"/>
                 <w:b/>
                 <w:bCs/>
                 <w:color w:val="FFFDF8"/>
@@ -7720,7 +8020,7 @@
             </w:pPr>
             <w:r>
               <w:rPr>
-                <w:rFonts w:ascii="Calibri" w:cs="Calibri" w:eastAsia="Calibri" w:hAnsi="Calibri"/>
+                <w:rFonts w:ascii="Helvetica Neue" w:cs="Helvetica Neue" w:eastAsia="Helvetica Neue" w:hAnsi="Helvetica Neue"/>
                 <w:b/>
                 <w:bCs/>
                 <w:color w:val="FFFDF8"/>
@@ -7749,7 +8049,7 @@
             </w:pPr>
             <w:r>
               <w:rPr>
-                <w:rFonts w:ascii="Calibri" w:cs="Calibri" w:eastAsia="Calibri" w:hAnsi="Calibri"/>
+                <w:rFonts w:ascii="Helvetica Neue" w:cs="Helvetica Neue" w:eastAsia="Helvetica Neue" w:hAnsi="Helvetica Neue"/>
                 <w:b/>
                 <w:bCs/>
                 <w:color w:val="FFFDF8"/>
@@ -7778,7 +8078,7 @@
             </w:pPr>
             <w:r>
               <w:rPr>
-                <w:rFonts w:ascii="Calibri" w:cs="Calibri" w:eastAsia="Calibri" w:hAnsi="Calibri"/>
+                <w:rFonts w:ascii="Helvetica Neue" w:cs="Helvetica Neue" w:eastAsia="Helvetica Neue" w:hAnsi="Helvetica Neue"/>
                 <w:b/>
                 <w:bCs/>
                 <w:color w:val="FFFDF8"/>
@@ -7807,7 +8107,7 @@
             </w:pPr>
             <w:r>
               <w:rPr>
-                <w:rFonts w:ascii="Calibri" w:cs="Calibri" w:eastAsia="Calibri" w:hAnsi="Calibri"/>
+                <w:rFonts w:ascii="Helvetica Neue" w:cs="Helvetica Neue" w:eastAsia="Helvetica Neue" w:hAnsi="Helvetica Neue"/>
                 <w:b/>
                 <w:bCs/>
                 <w:color w:val="FFFDF8"/>
@@ -7836,7 +8136,7 @@
             </w:pPr>
             <w:r>
               <w:rPr>
-                <w:rFonts w:ascii="Calibri" w:cs="Calibri" w:eastAsia="Calibri" w:hAnsi="Calibri"/>
+                <w:rFonts w:ascii="Helvetica Neue" w:cs="Helvetica Neue" w:eastAsia="Helvetica Neue" w:hAnsi="Helvetica Neue"/>
                 <w:b/>
                 <w:bCs/>
                 <w:color w:val="FFFDF8"/>
@@ -7865,7 +8165,7 @@
             </w:pPr>
             <w:r>
               <w:rPr>
-                <w:rFonts w:ascii="Calibri" w:cs="Calibri" w:eastAsia="Calibri" w:hAnsi="Calibri"/>
+                <w:rFonts w:ascii="Helvetica Neue" w:cs="Helvetica Neue" w:eastAsia="Helvetica Neue" w:hAnsi="Helvetica Neue"/>
                 <w:b/>
                 <w:bCs/>
                 <w:color w:val="FFFDF8"/>
@@ -7894,7 +8194,7 @@
             </w:pPr>
             <w:r>
               <w:rPr>
-                <w:rFonts w:ascii="Calibri" w:cs="Calibri" w:eastAsia="Calibri" w:hAnsi="Calibri"/>
+                <w:rFonts w:ascii="Helvetica Neue" w:cs="Helvetica Neue" w:eastAsia="Helvetica Neue" w:hAnsi="Helvetica Neue"/>
                 <w:sz w:val="20"/>
                 <w:szCs w:val="20"/>
               </w:rPr>
@@ -7919,7 +8219,7 @@
             </w:pPr>
             <w:r>
               <w:rPr>
-                <w:rFonts w:ascii="Calibri" w:cs="Calibri" w:eastAsia="Calibri" w:hAnsi="Calibri"/>
+                <w:rFonts w:ascii="Helvetica Neue" w:cs="Helvetica Neue" w:eastAsia="Helvetica Neue" w:hAnsi="Helvetica Neue"/>
                 <w:sz w:val="20"/>
                 <w:szCs w:val="20"/>
               </w:rPr>
@@ -7944,7 +8244,7 @@
             </w:pPr>
             <w:r>
               <w:rPr>
-                <w:rFonts w:ascii="Calibri" w:cs="Calibri" w:eastAsia="Calibri" w:hAnsi="Calibri"/>
+                <w:rFonts w:ascii="Helvetica Neue" w:cs="Helvetica Neue" w:eastAsia="Helvetica Neue" w:hAnsi="Helvetica Neue"/>
                 <w:sz w:val="20"/>
                 <w:szCs w:val="20"/>
               </w:rPr>
@@ -7969,7 +8269,7 @@
             </w:pPr>
             <w:r>
               <w:rPr>
-                <w:rFonts w:ascii="Calibri" w:cs="Calibri" w:eastAsia="Calibri" w:hAnsi="Calibri"/>
+                <w:rFonts w:ascii="Helvetica Neue" w:cs="Helvetica Neue" w:eastAsia="Helvetica Neue" w:hAnsi="Helvetica Neue"/>
                 <w:sz w:val="20"/>
                 <w:szCs w:val="20"/>
               </w:rPr>
@@ -7994,7 +8294,7 @@
             </w:pPr>
             <w:r>
               <w:rPr>
-                <w:rFonts w:ascii="Calibri" w:cs="Calibri" w:eastAsia="Calibri" w:hAnsi="Calibri"/>
+                <w:rFonts w:ascii="Helvetica Neue" w:cs="Helvetica Neue" w:eastAsia="Helvetica Neue" w:hAnsi="Helvetica Neue"/>
                 <w:sz w:val="20"/>
                 <w:szCs w:val="20"/>
               </w:rPr>
@@ -8019,7 +8319,7 @@
             </w:pPr>
             <w:r>
               <w:rPr>
-                <w:rFonts w:ascii="Calibri" w:cs="Calibri" w:eastAsia="Calibri" w:hAnsi="Calibri"/>
+                <w:rFonts w:ascii="Helvetica Neue" w:cs="Helvetica Neue" w:eastAsia="Helvetica Neue" w:hAnsi="Helvetica Neue"/>
                 <w:sz w:val="20"/>
                 <w:szCs w:val="20"/>
               </w:rPr>
@@ -8044,7 +8344,7 @@
             </w:pPr>
             <w:r>
               <w:rPr>
-                <w:rFonts w:ascii="Calibri" w:cs="Calibri" w:eastAsia="Calibri" w:hAnsi="Calibri"/>
+                <w:rFonts w:ascii="Helvetica Neue" w:cs="Helvetica Neue" w:eastAsia="Helvetica Neue" w:hAnsi="Helvetica Neue"/>
                 <w:sz w:val="20"/>
                 <w:szCs w:val="20"/>
               </w:rPr>
@@ -8071,7 +8371,7 @@
             </w:pPr>
             <w:r>
               <w:rPr>
-                <w:rFonts w:ascii="Calibri" w:cs="Calibri" w:eastAsia="Calibri" w:hAnsi="Calibri"/>
+                <w:rFonts w:ascii="Helvetica Neue" w:cs="Helvetica Neue" w:eastAsia="Helvetica Neue" w:hAnsi="Helvetica Neue"/>
                 <w:sz w:val="20"/>
                 <w:szCs w:val="20"/>
               </w:rPr>
@@ -8097,7 +8397,7 @@
             </w:pPr>
             <w:r>
               <w:rPr>
-                <w:rFonts w:ascii="Calibri" w:cs="Calibri" w:eastAsia="Calibri" w:hAnsi="Calibri"/>
+                <w:rFonts w:ascii="Helvetica Neue" w:cs="Helvetica Neue" w:eastAsia="Helvetica Neue" w:hAnsi="Helvetica Neue"/>
                 <w:sz w:val="20"/>
                 <w:szCs w:val="20"/>
               </w:rPr>
@@ -8123,7 +8423,7 @@
             </w:pPr>
             <w:r>
               <w:rPr>
-                <w:rFonts w:ascii="Calibri" w:cs="Calibri" w:eastAsia="Calibri" w:hAnsi="Calibri"/>
+                <w:rFonts w:ascii="Helvetica Neue" w:cs="Helvetica Neue" w:eastAsia="Helvetica Neue" w:hAnsi="Helvetica Neue"/>
                 <w:sz w:val="20"/>
                 <w:szCs w:val="20"/>
               </w:rPr>
@@ -8149,7 +8449,7 @@
             </w:pPr>
             <w:r>
               <w:rPr>
-                <w:rFonts w:ascii="Calibri" w:cs="Calibri" w:eastAsia="Calibri" w:hAnsi="Calibri"/>
+                <w:rFonts w:ascii="Helvetica Neue" w:cs="Helvetica Neue" w:eastAsia="Helvetica Neue" w:hAnsi="Helvetica Neue"/>
                 <w:sz w:val="20"/>
                 <w:szCs w:val="20"/>
               </w:rPr>
@@ -8175,7 +8475,7 @@
             </w:pPr>
             <w:r>
               <w:rPr>
-                <w:rFonts w:ascii="Calibri" w:cs="Calibri" w:eastAsia="Calibri" w:hAnsi="Calibri"/>
+                <w:rFonts w:ascii="Helvetica Neue" w:cs="Helvetica Neue" w:eastAsia="Helvetica Neue" w:hAnsi="Helvetica Neue"/>
                 <w:sz w:val="20"/>
                 <w:szCs w:val="20"/>
               </w:rPr>
@@ -8201,7 +8501,7 @@
             </w:pPr>
             <w:r>
               <w:rPr>
-                <w:rFonts w:ascii="Calibri" w:cs="Calibri" w:eastAsia="Calibri" w:hAnsi="Calibri"/>
+                <w:rFonts w:ascii="Helvetica Neue" w:cs="Helvetica Neue" w:eastAsia="Helvetica Neue" w:hAnsi="Helvetica Neue"/>
                 <w:sz w:val="20"/>
                 <w:szCs w:val="20"/>
               </w:rPr>
@@ -8227,7 +8527,7 @@
             </w:pPr>
             <w:r>
               <w:rPr>
-                <w:rFonts w:ascii="Calibri" w:cs="Calibri" w:eastAsia="Calibri" w:hAnsi="Calibri"/>
+                <w:rFonts w:ascii="Helvetica Neue" w:cs="Helvetica Neue" w:eastAsia="Helvetica Neue" w:hAnsi="Helvetica Neue"/>
                 <w:sz w:val="20"/>
                 <w:szCs w:val="20"/>
               </w:rPr>
@@ -8253,7 +8553,7 @@
             </w:pPr>
             <w:r>
               <w:rPr>
-                <w:rFonts w:ascii="Calibri" w:cs="Calibri" w:eastAsia="Calibri" w:hAnsi="Calibri"/>
+                <w:rFonts w:ascii="Helvetica Neue" w:cs="Helvetica Neue" w:eastAsia="Helvetica Neue" w:hAnsi="Helvetica Neue"/>
                 <w:sz w:val="20"/>
                 <w:szCs w:val="20"/>
               </w:rPr>
@@ -8278,7 +8578,7 @@
             </w:pPr>
             <w:r>
               <w:rPr>
-                <w:rFonts w:ascii="Calibri" w:cs="Calibri" w:eastAsia="Calibri" w:hAnsi="Calibri"/>
+                <w:rFonts w:ascii="Helvetica Neue" w:cs="Helvetica Neue" w:eastAsia="Helvetica Neue" w:hAnsi="Helvetica Neue"/>
                 <w:sz w:val="20"/>
                 <w:szCs w:val="20"/>
               </w:rPr>
@@ -8303,7 +8603,7 @@
             </w:pPr>
             <w:r>
               <w:rPr>
-                <w:rFonts w:ascii="Calibri" w:cs="Calibri" w:eastAsia="Calibri" w:hAnsi="Calibri"/>
+                <w:rFonts w:ascii="Helvetica Neue" w:cs="Helvetica Neue" w:eastAsia="Helvetica Neue" w:hAnsi="Helvetica Neue"/>
                 <w:sz w:val="20"/>
                 <w:szCs w:val="20"/>
               </w:rPr>
@@ -8328,7 +8628,7 @@
             </w:pPr>
             <w:r>
               <w:rPr>
-                <w:rFonts w:ascii="Calibri" w:cs="Calibri" w:eastAsia="Calibri" w:hAnsi="Calibri"/>
+                <w:rFonts w:ascii="Helvetica Neue" w:cs="Helvetica Neue" w:eastAsia="Helvetica Neue" w:hAnsi="Helvetica Neue"/>
                 <w:sz w:val="20"/>
                 <w:szCs w:val="20"/>
               </w:rPr>
@@ -8353,7 +8653,7 @@
             </w:pPr>
             <w:r>
               <w:rPr>
-                <w:rFonts w:ascii="Calibri" w:cs="Calibri" w:eastAsia="Calibri" w:hAnsi="Calibri"/>
+                <w:rFonts w:ascii="Helvetica Neue" w:cs="Helvetica Neue" w:eastAsia="Helvetica Neue" w:hAnsi="Helvetica Neue"/>
                 <w:sz w:val="20"/>
                 <w:szCs w:val="20"/>
               </w:rPr>
@@ -8378,7 +8678,7 @@
             </w:pPr>
             <w:r>
               <w:rPr>
-                <w:rFonts w:ascii="Calibri" w:cs="Calibri" w:eastAsia="Calibri" w:hAnsi="Calibri"/>
+                <w:rFonts w:ascii="Helvetica Neue" w:cs="Helvetica Neue" w:eastAsia="Helvetica Neue" w:hAnsi="Helvetica Neue"/>
                 <w:sz w:val="20"/>
                 <w:szCs w:val="20"/>
               </w:rPr>
@@ -8403,7 +8703,7 @@
             </w:pPr>
             <w:r>
               <w:rPr>
-                <w:rFonts w:ascii="Calibri" w:cs="Calibri" w:eastAsia="Calibri" w:hAnsi="Calibri"/>
+                <w:rFonts w:ascii="Helvetica Neue" w:cs="Helvetica Neue" w:eastAsia="Helvetica Neue" w:hAnsi="Helvetica Neue"/>
                 <w:sz w:val="20"/>
                 <w:szCs w:val="20"/>
               </w:rPr>
@@ -8430,7 +8730,7 @@
             </w:pPr>
             <w:r>
               <w:rPr>
-                <w:rFonts w:ascii="Calibri" w:cs="Calibri" w:eastAsia="Calibri" w:hAnsi="Calibri"/>
+                <w:rFonts w:ascii="Helvetica Neue" w:cs="Helvetica Neue" w:eastAsia="Helvetica Neue" w:hAnsi="Helvetica Neue"/>
                 <w:sz w:val="20"/>
                 <w:szCs w:val="20"/>
               </w:rPr>
@@ -8456,7 +8756,7 @@
             </w:pPr>
             <w:r>
               <w:rPr>
-                <w:rFonts w:ascii="Calibri" w:cs="Calibri" w:eastAsia="Calibri" w:hAnsi="Calibri"/>
+                <w:rFonts w:ascii="Helvetica Neue" w:cs="Helvetica Neue" w:eastAsia="Helvetica Neue" w:hAnsi="Helvetica Neue"/>
                 <w:sz w:val="20"/>
                 <w:szCs w:val="20"/>
               </w:rPr>
@@ -8482,7 +8782,7 @@
             </w:pPr>
             <w:r>
               <w:rPr>
-                <w:rFonts w:ascii="Calibri" w:cs="Calibri" w:eastAsia="Calibri" w:hAnsi="Calibri"/>
+                <w:rFonts w:ascii="Helvetica Neue" w:cs="Helvetica Neue" w:eastAsia="Helvetica Neue" w:hAnsi="Helvetica Neue"/>
                 <w:sz w:val="20"/>
                 <w:szCs w:val="20"/>
               </w:rPr>
@@ -8508,7 +8808,7 @@
             </w:pPr>
             <w:r>
               <w:rPr>
-                <w:rFonts w:ascii="Calibri" w:cs="Calibri" w:eastAsia="Calibri" w:hAnsi="Calibri"/>
+                <w:rFonts w:ascii="Helvetica Neue" w:cs="Helvetica Neue" w:eastAsia="Helvetica Neue" w:hAnsi="Helvetica Neue"/>
                 <w:sz w:val="20"/>
                 <w:szCs w:val="20"/>
               </w:rPr>
@@ -8534,7 +8834,7 @@
             </w:pPr>
             <w:r>
               <w:rPr>
-                <w:rFonts w:ascii="Calibri" w:cs="Calibri" w:eastAsia="Calibri" w:hAnsi="Calibri"/>
+                <w:rFonts w:ascii="Helvetica Neue" w:cs="Helvetica Neue" w:eastAsia="Helvetica Neue" w:hAnsi="Helvetica Neue"/>
                 <w:sz w:val="20"/>
                 <w:szCs w:val="20"/>
               </w:rPr>
@@ -8560,7 +8860,7 @@
             </w:pPr>
             <w:r>
               <w:rPr>
-                <w:rFonts w:ascii="Calibri" w:cs="Calibri" w:eastAsia="Calibri" w:hAnsi="Calibri"/>
+                <w:rFonts w:ascii="Helvetica Neue" w:cs="Helvetica Neue" w:eastAsia="Helvetica Neue" w:hAnsi="Helvetica Neue"/>
                 <w:sz w:val="20"/>
                 <w:szCs w:val="20"/>
               </w:rPr>
@@ -8586,7 +8886,7 @@
             </w:pPr>
             <w:r>
               <w:rPr>
-                <w:rFonts w:ascii="Calibri" w:cs="Calibri" w:eastAsia="Calibri" w:hAnsi="Calibri"/>
+                <w:rFonts w:ascii="Helvetica Neue" w:cs="Helvetica Neue" w:eastAsia="Helvetica Neue" w:hAnsi="Helvetica Neue"/>
                 <w:sz w:val="20"/>
                 <w:szCs w:val="20"/>
               </w:rPr>
@@ -8612,7 +8912,7 @@
             </w:pPr>
             <w:r>
               <w:rPr>
-                <w:rFonts w:ascii="Calibri" w:cs="Calibri" w:eastAsia="Calibri" w:hAnsi="Calibri"/>
+                <w:rFonts w:ascii="Helvetica Neue" w:cs="Helvetica Neue" w:eastAsia="Helvetica Neue" w:hAnsi="Helvetica Neue"/>
                 <w:sz w:val="20"/>
                 <w:szCs w:val="20"/>
               </w:rPr>
@@ -8637,7 +8937,7 @@
             </w:pPr>
             <w:r>
               <w:rPr>
-                <w:rFonts w:ascii="Calibri" w:cs="Calibri" w:eastAsia="Calibri" w:hAnsi="Calibri"/>
+                <w:rFonts w:ascii="Helvetica Neue" w:cs="Helvetica Neue" w:eastAsia="Helvetica Neue" w:hAnsi="Helvetica Neue"/>
                 <w:sz w:val="20"/>
                 <w:szCs w:val="20"/>
               </w:rPr>
@@ -8662,7 +8962,7 @@
             </w:pPr>
             <w:r>
               <w:rPr>
-                <w:rFonts w:ascii="Calibri" w:cs="Calibri" w:eastAsia="Calibri" w:hAnsi="Calibri"/>
+                <w:rFonts w:ascii="Helvetica Neue" w:cs="Helvetica Neue" w:eastAsia="Helvetica Neue" w:hAnsi="Helvetica Neue"/>
                 <w:sz w:val="20"/>
                 <w:szCs w:val="20"/>
               </w:rPr>
@@ -8687,7 +8987,7 @@
             </w:pPr>
             <w:r>
               <w:rPr>
-                <w:rFonts w:ascii="Calibri" w:cs="Calibri" w:eastAsia="Calibri" w:hAnsi="Calibri"/>
+                <w:rFonts w:ascii="Helvetica Neue" w:cs="Helvetica Neue" w:eastAsia="Helvetica Neue" w:hAnsi="Helvetica Neue"/>
                 <w:sz w:val="20"/>
                 <w:szCs w:val="20"/>
               </w:rPr>
@@ -8712,7 +9012,7 @@
             </w:pPr>
             <w:r>
               <w:rPr>
-                <w:rFonts w:ascii="Calibri" w:cs="Calibri" w:eastAsia="Calibri" w:hAnsi="Calibri"/>
+                <w:rFonts w:ascii="Helvetica Neue" w:cs="Helvetica Neue" w:eastAsia="Helvetica Neue" w:hAnsi="Helvetica Neue"/>
                 <w:sz w:val="20"/>
                 <w:szCs w:val="20"/>
               </w:rPr>
@@ -8737,7 +9037,7 @@
             </w:pPr>
             <w:r>
               <w:rPr>
-                <w:rFonts w:ascii="Calibri" w:cs="Calibri" w:eastAsia="Calibri" w:hAnsi="Calibri"/>
+                <w:rFonts w:ascii="Helvetica Neue" w:cs="Helvetica Neue" w:eastAsia="Helvetica Neue" w:hAnsi="Helvetica Neue"/>
                 <w:sz w:val="20"/>
                 <w:szCs w:val="20"/>
               </w:rPr>
@@ -8762,7 +9062,7 @@
             </w:pPr>
             <w:r>
               <w:rPr>
-                <w:rFonts w:ascii="Calibri" w:cs="Calibri" w:eastAsia="Calibri" w:hAnsi="Calibri"/>
+                <w:rFonts w:ascii="Helvetica Neue" w:cs="Helvetica Neue" w:eastAsia="Helvetica Neue" w:hAnsi="Helvetica Neue"/>
                 <w:sz w:val="20"/>
                 <w:szCs w:val="20"/>
               </w:rPr>
@@ -8789,7 +9089,7 @@
             </w:pPr>
             <w:r>
               <w:rPr>
-                <w:rFonts w:ascii="Calibri" w:cs="Calibri" w:eastAsia="Calibri" w:hAnsi="Calibri"/>
+                <w:rFonts w:ascii="Helvetica Neue" w:cs="Helvetica Neue" w:eastAsia="Helvetica Neue" w:hAnsi="Helvetica Neue"/>
                 <w:sz w:val="20"/>
                 <w:szCs w:val="20"/>
               </w:rPr>
@@ -8815,7 +9115,7 @@
             </w:pPr>
             <w:r>
               <w:rPr>
-                <w:rFonts w:ascii="Calibri" w:cs="Calibri" w:eastAsia="Calibri" w:hAnsi="Calibri"/>
+                <w:rFonts w:ascii="Helvetica Neue" w:cs="Helvetica Neue" w:eastAsia="Helvetica Neue" w:hAnsi="Helvetica Neue"/>
                 <w:sz w:val="20"/>
                 <w:szCs w:val="20"/>
               </w:rPr>
@@ -8841,7 +9141,7 @@
             </w:pPr>
             <w:r>
               <w:rPr>
-                <w:rFonts w:ascii="Calibri" w:cs="Calibri" w:eastAsia="Calibri" w:hAnsi="Calibri"/>
+                <w:rFonts w:ascii="Helvetica Neue" w:cs="Helvetica Neue" w:eastAsia="Helvetica Neue" w:hAnsi="Helvetica Neue"/>
                 <w:sz w:val="20"/>
                 <w:szCs w:val="20"/>
               </w:rPr>
@@ -8867,7 +9167,7 @@
             </w:pPr>
             <w:r>
               <w:rPr>
-                <w:rFonts w:ascii="Calibri" w:cs="Calibri" w:eastAsia="Calibri" w:hAnsi="Calibri"/>
+                <w:rFonts w:ascii="Helvetica Neue" w:cs="Helvetica Neue" w:eastAsia="Helvetica Neue" w:hAnsi="Helvetica Neue"/>
                 <w:sz w:val="20"/>
                 <w:szCs w:val="20"/>
               </w:rPr>
@@ -8893,7 +9193,7 @@
             </w:pPr>
             <w:r>
               <w:rPr>
-                <w:rFonts w:ascii="Calibri" w:cs="Calibri" w:eastAsia="Calibri" w:hAnsi="Calibri"/>
+                <w:rFonts w:ascii="Helvetica Neue" w:cs="Helvetica Neue" w:eastAsia="Helvetica Neue" w:hAnsi="Helvetica Neue"/>
                 <w:sz w:val="20"/>
                 <w:szCs w:val="20"/>
               </w:rPr>
@@ -8919,7 +9219,7 @@
             </w:pPr>
             <w:r>
               <w:rPr>
-                <w:rFonts w:ascii="Calibri" w:cs="Calibri" w:eastAsia="Calibri" w:hAnsi="Calibri"/>
+                <w:rFonts w:ascii="Helvetica Neue" w:cs="Helvetica Neue" w:eastAsia="Helvetica Neue" w:hAnsi="Helvetica Neue"/>
                 <w:sz w:val="20"/>
                 <w:szCs w:val="20"/>
               </w:rPr>
@@ -8945,7 +9245,7 @@
             </w:pPr>
             <w:r>
               <w:rPr>
-                <w:rFonts w:ascii="Calibri" w:cs="Calibri" w:eastAsia="Calibri" w:hAnsi="Calibri"/>
+                <w:rFonts w:ascii="Helvetica Neue" w:cs="Helvetica Neue" w:eastAsia="Helvetica Neue" w:hAnsi="Helvetica Neue"/>
                 <w:sz w:val="20"/>
                 <w:szCs w:val="20"/>
               </w:rPr>
@@ -8971,7 +9271,7 @@
             </w:pPr>
             <w:r>
               <w:rPr>
-                <w:rFonts w:ascii="Calibri" w:cs="Calibri" w:eastAsia="Calibri" w:hAnsi="Calibri"/>
+                <w:rFonts w:ascii="Helvetica Neue" w:cs="Helvetica Neue" w:eastAsia="Helvetica Neue" w:hAnsi="Helvetica Neue"/>
                 <w:sz w:val="20"/>
                 <w:szCs w:val="20"/>
               </w:rPr>
@@ -8996,7 +9296,7 @@
             </w:pPr>
             <w:r>
               <w:rPr>
-                <w:rFonts w:ascii="Calibri" w:cs="Calibri" w:eastAsia="Calibri" w:hAnsi="Calibri"/>
+                <w:rFonts w:ascii="Helvetica Neue" w:cs="Helvetica Neue" w:eastAsia="Helvetica Neue" w:hAnsi="Helvetica Neue"/>
                 <w:sz w:val="20"/>
                 <w:szCs w:val="20"/>
               </w:rPr>
@@ -9021,7 +9321,7 @@
             </w:pPr>
             <w:r>
               <w:rPr>
-                <w:rFonts w:ascii="Calibri" w:cs="Calibri" w:eastAsia="Calibri" w:hAnsi="Calibri"/>
+                <w:rFonts w:ascii="Helvetica Neue" w:cs="Helvetica Neue" w:eastAsia="Helvetica Neue" w:hAnsi="Helvetica Neue"/>
                 <w:sz w:val="20"/>
                 <w:szCs w:val="20"/>
               </w:rPr>
@@ -9046,7 +9346,7 @@
             </w:pPr>
             <w:r>
               <w:rPr>
-                <w:rFonts w:ascii="Calibri" w:cs="Calibri" w:eastAsia="Calibri" w:hAnsi="Calibri"/>
+                <w:rFonts w:ascii="Helvetica Neue" w:cs="Helvetica Neue" w:eastAsia="Helvetica Neue" w:hAnsi="Helvetica Neue"/>
                 <w:sz w:val="20"/>
                 <w:szCs w:val="20"/>
               </w:rPr>
@@ -9071,7 +9371,7 @@
             </w:pPr>
             <w:r>
               <w:rPr>
-                <w:rFonts w:ascii="Calibri" w:cs="Calibri" w:eastAsia="Calibri" w:hAnsi="Calibri"/>
+                <w:rFonts w:ascii="Helvetica Neue" w:cs="Helvetica Neue" w:eastAsia="Helvetica Neue" w:hAnsi="Helvetica Neue"/>
                 <w:sz w:val="20"/>
                 <w:szCs w:val="20"/>
               </w:rPr>
@@ -9096,7 +9396,7 @@
             </w:pPr>
             <w:r>
               <w:rPr>
-                <w:rFonts w:ascii="Calibri" w:cs="Calibri" w:eastAsia="Calibri" w:hAnsi="Calibri"/>
+                <w:rFonts w:ascii="Helvetica Neue" w:cs="Helvetica Neue" w:eastAsia="Helvetica Neue" w:hAnsi="Helvetica Neue"/>
                 <w:sz w:val="20"/>
                 <w:szCs w:val="20"/>
               </w:rPr>
@@ -9121,7 +9421,7 @@
             </w:pPr>
             <w:r>
               <w:rPr>
-                <w:rFonts w:ascii="Calibri" w:cs="Calibri" w:eastAsia="Calibri" w:hAnsi="Calibri"/>
+                <w:rFonts w:ascii="Helvetica Neue" w:cs="Helvetica Neue" w:eastAsia="Helvetica Neue" w:hAnsi="Helvetica Neue"/>
                 <w:sz w:val="20"/>
                 <w:szCs w:val="20"/>
               </w:rPr>
@@ -9148,7 +9448,7 @@
             </w:pPr>
             <w:r>
               <w:rPr>
-                <w:rFonts w:ascii="Calibri" w:cs="Calibri" w:eastAsia="Calibri" w:hAnsi="Calibri"/>
+                <w:rFonts w:ascii="Helvetica Neue" w:cs="Helvetica Neue" w:eastAsia="Helvetica Neue" w:hAnsi="Helvetica Neue"/>
                 <w:sz w:val="20"/>
                 <w:szCs w:val="20"/>
               </w:rPr>
@@ -9174,7 +9474,7 @@
             </w:pPr>
             <w:r>
               <w:rPr>
-                <w:rFonts w:ascii="Calibri" w:cs="Calibri" w:eastAsia="Calibri" w:hAnsi="Calibri"/>
+                <w:rFonts w:ascii="Helvetica Neue" w:cs="Helvetica Neue" w:eastAsia="Helvetica Neue" w:hAnsi="Helvetica Neue"/>
                 <w:sz w:val="20"/>
                 <w:szCs w:val="20"/>
               </w:rPr>
@@ -9200,7 +9500,7 @@
             </w:pPr>
             <w:r>
               <w:rPr>
-                <w:rFonts w:ascii="Calibri" w:cs="Calibri" w:eastAsia="Calibri" w:hAnsi="Calibri"/>
+                <w:rFonts w:ascii="Helvetica Neue" w:cs="Helvetica Neue" w:eastAsia="Helvetica Neue" w:hAnsi="Helvetica Neue"/>
                 <w:sz w:val="20"/>
                 <w:szCs w:val="20"/>
               </w:rPr>
@@ -9226,7 +9526,7 @@
             </w:pPr>
             <w:r>
               <w:rPr>
-                <w:rFonts w:ascii="Calibri" w:cs="Calibri" w:eastAsia="Calibri" w:hAnsi="Calibri"/>
+                <w:rFonts w:ascii="Helvetica Neue" w:cs="Helvetica Neue" w:eastAsia="Helvetica Neue" w:hAnsi="Helvetica Neue"/>
                 <w:sz w:val="20"/>
                 <w:szCs w:val="20"/>
               </w:rPr>
@@ -9252,7 +9552,7 @@
             </w:pPr>
             <w:r>
               <w:rPr>
-                <w:rFonts w:ascii="Calibri" w:cs="Calibri" w:eastAsia="Calibri" w:hAnsi="Calibri"/>
+                <w:rFonts w:ascii="Helvetica Neue" w:cs="Helvetica Neue" w:eastAsia="Helvetica Neue" w:hAnsi="Helvetica Neue"/>
                 <w:sz w:val="20"/>
                 <w:szCs w:val="20"/>
               </w:rPr>
@@ -9278,7 +9578,7 @@
             </w:pPr>
             <w:r>
               <w:rPr>
-                <w:rFonts w:ascii="Calibri" w:cs="Calibri" w:eastAsia="Calibri" w:hAnsi="Calibri"/>
+                <w:rFonts w:ascii="Helvetica Neue" w:cs="Helvetica Neue" w:eastAsia="Helvetica Neue" w:hAnsi="Helvetica Neue"/>
                 <w:sz w:val="20"/>
                 <w:szCs w:val="20"/>
               </w:rPr>
@@ -9304,7 +9604,7 @@
             </w:pPr>
             <w:r>
               <w:rPr>
-                <w:rFonts w:ascii="Calibri" w:cs="Calibri" w:eastAsia="Calibri" w:hAnsi="Calibri"/>
+                <w:rFonts w:ascii="Helvetica Neue" w:cs="Helvetica Neue" w:eastAsia="Helvetica Neue" w:hAnsi="Helvetica Neue"/>
                 <w:sz w:val="20"/>
                 <w:szCs w:val="20"/>
               </w:rPr>
@@ -9330,7 +9630,7 @@
             </w:pPr>
             <w:r>
               <w:rPr>
-                <w:rFonts w:ascii="Calibri" w:cs="Calibri" w:eastAsia="Calibri" w:hAnsi="Calibri"/>
+                <w:rFonts w:ascii="Helvetica Neue" w:cs="Helvetica Neue" w:eastAsia="Helvetica Neue" w:hAnsi="Helvetica Neue"/>
                 <w:sz w:val="20"/>
                 <w:szCs w:val="20"/>
               </w:rPr>
@@ -9355,7 +9655,7 @@
             </w:pPr>
             <w:r>
               <w:rPr>
-                <w:rFonts w:ascii="Calibri" w:cs="Calibri" w:eastAsia="Calibri" w:hAnsi="Calibri"/>
+                <w:rFonts w:ascii="Helvetica Neue" w:cs="Helvetica Neue" w:eastAsia="Helvetica Neue" w:hAnsi="Helvetica Neue"/>
                 <w:sz w:val="20"/>
                 <w:szCs w:val="20"/>
               </w:rPr>
@@ -9380,7 +9680,7 @@
             </w:pPr>
             <w:r>
               <w:rPr>
-                <w:rFonts w:ascii="Calibri" w:cs="Calibri" w:eastAsia="Calibri" w:hAnsi="Calibri"/>
+                <w:rFonts w:ascii="Helvetica Neue" w:cs="Helvetica Neue" w:eastAsia="Helvetica Neue" w:hAnsi="Helvetica Neue"/>
                 <w:sz w:val="20"/>
                 <w:szCs w:val="20"/>
               </w:rPr>
@@ -9405,7 +9705,7 @@
             </w:pPr>
             <w:r>
               <w:rPr>
-                <w:rFonts w:ascii="Calibri" w:cs="Calibri" w:eastAsia="Calibri" w:hAnsi="Calibri"/>
+                <w:rFonts w:ascii="Helvetica Neue" w:cs="Helvetica Neue" w:eastAsia="Helvetica Neue" w:hAnsi="Helvetica Neue"/>
                 <w:sz w:val="20"/>
                 <w:szCs w:val="20"/>
               </w:rPr>
@@ -9430,7 +9730,7 @@
             </w:pPr>
             <w:r>
               <w:rPr>
-                <w:rFonts w:ascii="Calibri" w:cs="Calibri" w:eastAsia="Calibri" w:hAnsi="Calibri"/>
+                <w:rFonts w:ascii="Helvetica Neue" w:cs="Helvetica Neue" w:eastAsia="Helvetica Neue" w:hAnsi="Helvetica Neue"/>
                 <w:sz w:val="20"/>
                 <w:szCs w:val="20"/>
               </w:rPr>
@@ -9455,7 +9755,7 @@
             </w:pPr>
             <w:r>
               <w:rPr>
-                <w:rFonts w:ascii="Calibri" w:cs="Calibri" w:eastAsia="Calibri" w:hAnsi="Calibri"/>
+                <w:rFonts w:ascii="Helvetica Neue" w:cs="Helvetica Neue" w:eastAsia="Helvetica Neue" w:hAnsi="Helvetica Neue"/>
                 <w:sz w:val="20"/>
                 <w:szCs w:val="20"/>
               </w:rPr>
@@ -9480,7 +9780,7 @@
             </w:pPr>
             <w:r>
               <w:rPr>
-                <w:rFonts w:ascii="Calibri" w:cs="Calibri" w:eastAsia="Calibri" w:hAnsi="Calibri"/>
+                <w:rFonts w:ascii="Helvetica Neue" w:cs="Helvetica Neue" w:eastAsia="Helvetica Neue" w:hAnsi="Helvetica Neue"/>
                 <w:sz w:val="20"/>
                 <w:szCs w:val="20"/>
               </w:rPr>
@@ -9501,7 +9801,7 @@
       </w:pPr>
       <w:r>
         <w:rPr>
-          <w:rFonts w:ascii="Calibri" w:cs="Calibri" w:eastAsia="Calibri" w:hAnsi="Calibri"/>
+          <w:rFonts w:ascii="Helvetica Neue" w:cs="Helvetica Neue" w:eastAsia="Helvetica Neue" w:hAnsi="Helvetica Neue"/>
           <w:b/>
           <w:bCs/>
           <w:sz w:val="22"/>
@@ -9511,7 +9811,7 @@
       </w:r>
       <w:r>
         <w:rPr>
-          <w:rFonts w:ascii="Calibri" w:cs="Calibri" w:eastAsia="Calibri" w:hAnsi="Calibri"/>
+          <w:rFonts w:ascii="Helvetica Neue" w:cs="Helvetica Neue" w:eastAsia="Helvetica Neue" w:hAnsi="Helvetica Neue"/>
           <w:sz w:val="22"/>
           <w:szCs w:val="22"/>
         </w:rPr>
@@ -9541,7 +9841,7 @@
       </w:pPr>
       <w:r>
         <w:rPr>
-          <w:rFonts w:ascii="Calibri" w:cs="Calibri" w:eastAsia="Calibri" w:hAnsi="Calibri"/>
+          <w:rFonts w:ascii="Helvetica Neue" w:cs="Helvetica Neue" w:eastAsia="Helvetica Neue" w:hAnsi="Helvetica Neue"/>
           <w:b/>
           <w:bCs/>
           <w:sz w:val="22"/>
@@ -9588,7 +9888,7 @@
             </w:pPr>
             <w:r>
               <w:rPr>
-                <w:rFonts w:ascii="Calibri" w:cs="Calibri" w:eastAsia="Calibri" w:hAnsi="Calibri"/>
+                <w:rFonts w:ascii="Helvetica Neue" w:cs="Helvetica Neue" w:eastAsia="Helvetica Neue" w:hAnsi="Helvetica Neue"/>
                 <w:b/>
                 <w:bCs/>
                 <w:color w:val="FFFDF8"/>
@@ -9617,7 +9917,7 @@
             </w:pPr>
             <w:r>
               <w:rPr>
-                <w:rFonts w:ascii="Calibri" w:cs="Calibri" w:eastAsia="Calibri" w:hAnsi="Calibri"/>
+                <w:rFonts w:ascii="Helvetica Neue" w:cs="Helvetica Neue" w:eastAsia="Helvetica Neue" w:hAnsi="Helvetica Neue"/>
                 <w:b/>
                 <w:bCs/>
                 <w:color w:val="FFFDF8"/>
@@ -9646,7 +9946,7 @@
             </w:pPr>
             <w:r>
               <w:rPr>
-                <w:rFonts w:ascii="Calibri" w:cs="Calibri" w:eastAsia="Calibri" w:hAnsi="Calibri"/>
+                <w:rFonts w:ascii="Helvetica Neue" w:cs="Helvetica Neue" w:eastAsia="Helvetica Neue" w:hAnsi="Helvetica Neue"/>
                 <w:b/>
                 <w:bCs/>
                 <w:color w:val="FFFDF8"/>
@@ -9675,7 +9975,7 @@
             </w:pPr>
             <w:r>
               <w:rPr>
-                <w:rFonts w:ascii="Calibri" w:cs="Calibri" w:eastAsia="Calibri" w:hAnsi="Calibri"/>
+                <w:rFonts w:ascii="Helvetica Neue" w:cs="Helvetica Neue" w:eastAsia="Helvetica Neue" w:hAnsi="Helvetica Neue"/>
                 <w:sz w:val="20"/>
                 <w:szCs w:val="20"/>
               </w:rPr>
@@ -9700,7 +10000,7 @@
             </w:pPr>
             <w:r>
               <w:rPr>
-                <w:rFonts w:ascii="Calibri" w:cs="Calibri" w:eastAsia="Calibri" w:hAnsi="Calibri"/>
+                <w:rFonts w:ascii="Helvetica Neue" w:cs="Helvetica Neue" w:eastAsia="Helvetica Neue" w:hAnsi="Helvetica Neue"/>
                 <w:sz w:val="20"/>
                 <w:szCs w:val="20"/>
               </w:rPr>
@@ -9725,7 +10025,7 @@
             </w:pPr>
             <w:r>
               <w:rPr>
-                <w:rFonts w:ascii="Calibri" w:cs="Calibri" w:eastAsia="Calibri" w:hAnsi="Calibri"/>
+                <w:rFonts w:ascii="Helvetica Neue" w:cs="Helvetica Neue" w:eastAsia="Helvetica Neue" w:hAnsi="Helvetica Neue"/>
                 <w:sz w:val="20"/>
                 <w:szCs w:val="20"/>
               </w:rPr>
@@ -9752,7 +10052,7 @@
             </w:pPr>
             <w:r>
               <w:rPr>
-                <w:rFonts w:ascii="Calibri" w:cs="Calibri" w:eastAsia="Calibri" w:hAnsi="Calibri"/>
+                <w:rFonts w:ascii="Helvetica Neue" w:cs="Helvetica Neue" w:eastAsia="Helvetica Neue" w:hAnsi="Helvetica Neue"/>
                 <w:sz w:val="20"/>
                 <w:szCs w:val="20"/>
               </w:rPr>
@@ -9778,7 +10078,7 @@
             </w:pPr>
             <w:r>
               <w:rPr>
-                <w:rFonts w:ascii="Calibri" w:cs="Calibri" w:eastAsia="Calibri" w:hAnsi="Calibri"/>
+                <w:rFonts w:ascii="Helvetica Neue" w:cs="Helvetica Neue" w:eastAsia="Helvetica Neue" w:hAnsi="Helvetica Neue"/>
                 <w:sz w:val="20"/>
                 <w:szCs w:val="20"/>
               </w:rPr>
@@ -9804,7 +10104,7 @@
             </w:pPr>
             <w:r>
               <w:rPr>
-                <w:rFonts w:ascii="Calibri" w:cs="Calibri" w:eastAsia="Calibri" w:hAnsi="Calibri"/>
+                <w:rFonts w:ascii="Helvetica Neue" w:cs="Helvetica Neue" w:eastAsia="Helvetica Neue" w:hAnsi="Helvetica Neue"/>
                 <w:sz w:val="20"/>
                 <w:szCs w:val="20"/>
               </w:rPr>
@@ -9830,7 +10130,7 @@
             </w:pPr>
             <w:r>
               <w:rPr>
-                <w:rFonts w:ascii="Calibri" w:cs="Calibri" w:eastAsia="Calibri" w:hAnsi="Calibri"/>
+                <w:rFonts w:ascii="Helvetica Neue" w:cs="Helvetica Neue" w:eastAsia="Helvetica Neue" w:hAnsi="Helvetica Neue"/>
                 <w:sz w:val="20"/>
                 <w:szCs w:val="20"/>
               </w:rPr>
@@ -9855,7 +10155,7 @@
             </w:pPr>
             <w:r>
               <w:rPr>
-                <w:rFonts w:ascii="Calibri" w:cs="Calibri" w:eastAsia="Calibri" w:hAnsi="Calibri"/>
+                <w:rFonts w:ascii="Helvetica Neue" w:cs="Helvetica Neue" w:eastAsia="Helvetica Neue" w:hAnsi="Helvetica Neue"/>
                 <w:sz w:val="20"/>
                 <w:szCs w:val="20"/>
               </w:rPr>
@@ -9880,7 +10180,7 @@
             </w:pPr>
             <w:r>
               <w:rPr>
-                <w:rFonts w:ascii="Calibri" w:cs="Calibri" w:eastAsia="Calibri" w:hAnsi="Calibri"/>
+                <w:rFonts w:ascii="Helvetica Neue" w:cs="Helvetica Neue" w:eastAsia="Helvetica Neue" w:hAnsi="Helvetica Neue"/>
                 <w:sz w:val="20"/>
                 <w:szCs w:val="20"/>
               </w:rPr>
@@ -9907,7 +10207,7 @@
             </w:pPr>
             <w:r>
               <w:rPr>
-                <w:rFonts w:ascii="Calibri" w:cs="Calibri" w:eastAsia="Calibri" w:hAnsi="Calibri"/>
+                <w:rFonts w:ascii="Helvetica Neue" w:cs="Helvetica Neue" w:eastAsia="Helvetica Neue" w:hAnsi="Helvetica Neue"/>
                 <w:sz w:val="20"/>
                 <w:szCs w:val="20"/>
               </w:rPr>
@@ -9933,7 +10233,7 @@
             </w:pPr>
             <w:r>
               <w:rPr>
-                <w:rFonts w:ascii="Calibri" w:cs="Calibri" w:eastAsia="Calibri" w:hAnsi="Calibri"/>
+                <w:rFonts w:ascii="Helvetica Neue" w:cs="Helvetica Neue" w:eastAsia="Helvetica Neue" w:hAnsi="Helvetica Neue"/>
                 <w:sz w:val="20"/>
                 <w:szCs w:val="20"/>
               </w:rPr>
@@ -9959,7 +10259,7 @@
             </w:pPr>
             <w:r>
               <w:rPr>
-                <w:rFonts w:ascii="Calibri" w:cs="Calibri" w:eastAsia="Calibri" w:hAnsi="Calibri"/>
+                <w:rFonts w:ascii="Helvetica Neue" w:cs="Helvetica Neue" w:eastAsia="Helvetica Neue" w:hAnsi="Helvetica Neue"/>
                 <w:sz w:val="20"/>
                 <w:szCs w:val="20"/>
               </w:rPr>
@@ -9985,7 +10285,7 @@
             </w:pPr>
             <w:r>
               <w:rPr>
-                <w:rFonts w:ascii="Calibri" w:cs="Calibri" w:eastAsia="Calibri" w:hAnsi="Calibri"/>
+                <w:rFonts w:ascii="Helvetica Neue" w:cs="Helvetica Neue" w:eastAsia="Helvetica Neue" w:hAnsi="Helvetica Neue"/>
                 <w:sz w:val="20"/>
                 <w:szCs w:val="20"/>
               </w:rPr>
@@ -10010,7 +10310,7 @@
             </w:pPr>
             <w:r>
               <w:rPr>
-                <w:rFonts w:ascii="Calibri" w:cs="Calibri" w:eastAsia="Calibri" w:hAnsi="Calibri"/>
+                <w:rFonts w:ascii="Helvetica Neue" w:cs="Helvetica Neue" w:eastAsia="Helvetica Neue" w:hAnsi="Helvetica Neue"/>
                 <w:sz w:val="20"/>
                 <w:szCs w:val="20"/>
               </w:rPr>
@@ -10035,7 +10335,7 @@
             </w:pPr>
             <w:r>
               <w:rPr>
-                <w:rFonts w:ascii="Calibri" w:cs="Calibri" w:eastAsia="Calibri" w:hAnsi="Calibri"/>
+                <w:rFonts w:ascii="Helvetica Neue" w:cs="Helvetica Neue" w:eastAsia="Helvetica Neue" w:hAnsi="Helvetica Neue"/>
                 <w:sz w:val="20"/>
                 <w:szCs w:val="20"/>
               </w:rPr>
@@ -10062,7 +10362,7 @@
             </w:pPr>
             <w:r>
               <w:rPr>
-                <w:rFonts w:ascii="Calibri" w:cs="Calibri" w:eastAsia="Calibri" w:hAnsi="Calibri"/>
+                <w:rFonts w:ascii="Helvetica Neue" w:cs="Helvetica Neue" w:eastAsia="Helvetica Neue" w:hAnsi="Helvetica Neue"/>
                 <w:sz w:val="20"/>
                 <w:szCs w:val="20"/>
               </w:rPr>
@@ -10088,7 +10388,7 @@
             </w:pPr>
             <w:r>
               <w:rPr>
-                <w:rFonts w:ascii="Calibri" w:cs="Calibri" w:eastAsia="Calibri" w:hAnsi="Calibri"/>
+                <w:rFonts w:ascii="Helvetica Neue" w:cs="Helvetica Neue" w:eastAsia="Helvetica Neue" w:hAnsi="Helvetica Neue"/>
                 <w:sz w:val="20"/>
                 <w:szCs w:val="20"/>
               </w:rPr>
@@ -10114,7 +10414,7 @@
             </w:pPr>
             <w:r>
               <w:rPr>
-                <w:rFonts w:ascii="Calibri" w:cs="Calibri" w:eastAsia="Calibri" w:hAnsi="Calibri"/>
+                <w:rFonts w:ascii="Helvetica Neue" w:cs="Helvetica Neue" w:eastAsia="Helvetica Neue" w:hAnsi="Helvetica Neue"/>
                 <w:sz w:val="20"/>
                 <w:szCs w:val="20"/>
               </w:rPr>
@@ -10135,7 +10435,7 @@
       </w:pPr>
       <w:r>
         <w:rPr>
-          <w:rFonts w:ascii="Calibri" w:cs="Calibri" w:eastAsia="Calibri" w:hAnsi="Calibri"/>
+          <w:rFonts w:ascii="Helvetica Neue" w:cs="Helvetica Neue" w:eastAsia="Helvetica Neue" w:hAnsi="Helvetica Neue"/>
           <w:i/>
           <w:iCs/>
           <w:color w:val="64707C"/>
@@ -10151,7 +10451,7 @@
       </w:pPr>
       <w:r>
         <w:rPr>
-          <w:rFonts w:ascii="Calibri" w:cs="Calibri" w:eastAsia="Calibri" w:hAnsi="Calibri"/>
+          <w:rFonts w:ascii="Helvetica Neue" w:cs="Helvetica Neue" w:eastAsia="Helvetica Neue" w:hAnsi="Helvetica Neue"/>
           <w:sz w:val="22"/>
           <w:szCs w:val="22"/>
         </w:rPr>
@@ -10181,7 +10481,7 @@
       </w:pPr>
       <w:r>
         <w:rPr>
-          <w:rFonts w:ascii="Calibri" w:cs="Calibri" w:eastAsia="Calibri" w:hAnsi="Calibri"/>
+          <w:rFonts w:ascii="Helvetica Neue" w:cs="Helvetica Neue" w:eastAsia="Helvetica Neue" w:hAnsi="Helvetica Neue"/>
           <w:b/>
           <w:bCs/>
           <w:sz w:val="22"/>
@@ -10191,7 +10491,7 @@
       </w:r>
       <w:r>
         <w:rPr>
-          <w:rFonts w:ascii="Calibri" w:cs="Calibri" w:eastAsia="Calibri" w:hAnsi="Calibri"/>
+          <w:rFonts w:ascii="Helvetica Neue" w:cs="Helvetica Neue" w:eastAsia="Helvetica Neue" w:hAnsi="Helvetica Neue"/>
           <w:sz w:val="22"/>
           <w:szCs w:val="22"/>
         </w:rPr>
@@ -10204,7 +10504,7 @@
       </w:pPr>
       <w:r>
         <w:rPr>
-          <w:rFonts w:ascii="Calibri" w:cs="Calibri" w:eastAsia="Calibri" w:hAnsi="Calibri"/>
+          <w:rFonts w:ascii="Helvetica Neue" w:cs="Helvetica Neue" w:eastAsia="Helvetica Neue" w:hAnsi="Helvetica Neue"/>
           <w:b/>
           <w:bCs/>
           <w:sz w:val="22"/>
@@ -10214,7 +10514,7 @@
       </w:r>
       <w:r>
         <w:rPr>
-          <w:rFonts w:ascii="Calibri" w:cs="Calibri" w:eastAsia="Calibri" w:hAnsi="Calibri"/>
+          <w:rFonts w:ascii="Helvetica Neue" w:cs="Helvetica Neue" w:eastAsia="Helvetica Neue" w:hAnsi="Helvetica Neue"/>
           <w:sz w:val="22"/>
           <w:szCs w:val="22"/>
         </w:rPr>
@@ -10244,7 +10544,7 @@
       </w:pPr>
       <w:r>
         <w:rPr>
-          <w:rFonts w:ascii="Calibri" w:cs="Calibri" w:eastAsia="Calibri" w:hAnsi="Calibri"/>
+          <w:rFonts w:ascii="Helvetica Neue" w:cs="Helvetica Neue" w:eastAsia="Helvetica Neue" w:hAnsi="Helvetica Neue"/>
           <w:sz w:val="22"/>
           <w:szCs w:val="22"/>
         </w:rPr>
@@ -10262,7 +10562,7 @@
       </w:pPr>
       <w:r>
         <w:rPr>
-          <w:rFonts w:ascii="Calibri" w:cs="Calibri" w:eastAsia="Calibri" w:hAnsi="Calibri"/>
+          <w:rFonts w:ascii="Helvetica Neue" w:cs="Helvetica Neue" w:eastAsia="Helvetica Neue" w:hAnsi="Helvetica Neue"/>
           <w:sz w:val="22"/>
           <w:szCs w:val="22"/>
         </w:rPr>
@@ -10280,7 +10580,7 @@
       </w:pPr>
       <w:r>
         <w:rPr>
-          <w:rFonts w:ascii="Calibri" w:cs="Calibri" w:eastAsia="Calibri" w:hAnsi="Calibri"/>
+          <w:rFonts w:ascii="Helvetica Neue" w:cs="Helvetica Neue" w:eastAsia="Helvetica Neue" w:hAnsi="Helvetica Neue"/>
           <w:sz w:val="22"/>
           <w:szCs w:val="22"/>
         </w:rPr>
@@ -10293,7 +10593,7 @@
       </w:pPr>
       <w:r>
         <w:rPr>
-          <w:rFonts w:ascii="Calibri" w:cs="Calibri" w:eastAsia="Calibri" w:hAnsi="Calibri"/>
+          <w:rFonts w:ascii="Helvetica Neue" w:cs="Helvetica Neue" w:eastAsia="Helvetica Neue" w:hAnsi="Helvetica Neue"/>
           <w:sz w:val="22"/>
           <w:szCs w:val="22"/>
         </w:rPr>
@@ -10328,7 +10628,7 @@
       </w:pPr>
       <w:r>
         <w:rPr>
-          <w:rFonts w:ascii="Calibri" w:cs="Calibri" w:eastAsia="Calibri" w:hAnsi="Calibri"/>
+          <w:rFonts w:ascii="Helvetica Neue" w:cs="Helvetica Neue" w:eastAsia="Helvetica Neue" w:hAnsi="Helvetica Neue"/>
           <w:b/>
           <w:bCs/>
           <w:sz w:val="22"/>
@@ -10338,7 +10638,7 @@
       </w:r>
       <w:r>
         <w:rPr>
-          <w:rFonts w:ascii="Calibri" w:cs="Calibri" w:eastAsia="Calibri" w:hAnsi="Calibri"/>
+          <w:rFonts w:ascii="Helvetica Neue" w:cs="Helvetica Neue" w:eastAsia="Helvetica Neue" w:hAnsi="Helvetica Neue"/>
           <w:sz w:val="22"/>
           <w:szCs w:val="22"/>
         </w:rPr>
@@ -10356,7 +10656,7 @@
       </w:pPr>
       <w:r>
         <w:rPr>
-          <w:rFonts w:ascii="Calibri" w:cs="Calibri" w:eastAsia="Calibri" w:hAnsi="Calibri"/>
+          <w:rFonts w:ascii="Helvetica Neue" w:cs="Helvetica Neue" w:eastAsia="Helvetica Neue" w:hAnsi="Helvetica Neue"/>
           <w:b/>
           <w:bCs/>
           <w:sz w:val="22"/>
@@ -10366,7 +10666,7 @@
       </w:r>
       <w:r>
         <w:rPr>
-          <w:rFonts w:ascii="Calibri" w:cs="Calibri" w:eastAsia="Calibri" w:hAnsi="Calibri"/>
+          <w:rFonts w:ascii="Helvetica Neue" w:cs="Helvetica Neue" w:eastAsia="Helvetica Neue" w:hAnsi="Helvetica Neue"/>
           <w:sz w:val="22"/>
           <w:szCs w:val="22"/>
         </w:rPr>
@@ -10384,7 +10684,7 @@
       </w:pPr>
       <w:r>
         <w:rPr>
-          <w:rFonts w:ascii="Calibri" w:cs="Calibri" w:eastAsia="Calibri" w:hAnsi="Calibri"/>
+          <w:rFonts w:ascii="Helvetica Neue" w:cs="Helvetica Neue" w:eastAsia="Helvetica Neue" w:hAnsi="Helvetica Neue"/>
           <w:b/>
           <w:bCs/>
           <w:sz w:val="22"/>
@@ -10394,7 +10694,7 @@
       </w:r>
       <w:r>
         <w:rPr>
-          <w:rFonts w:ascii="Calibri" w:cs="Calibri" w:eastAsia="Calibri" w:hAnsi="Calibri"/>
+          <w:rFonts w:ascii="Helvetica Neue" w:cs="Helvetica Neue" w:eastAsia="Helvetica Neue" w:hAnsi="Helvetica Neue"/>
           <w:sz w:val="22"/>
           <w:szCs w:val="22"/>
         </w:rPr>
@@ -10412,7 +10712,7 @@
       </w:pPr>
       <w:r>
         <w:rPr>
-          <w:rFonts w:ascii="Calibri" w:cs="Calibri" w:eastAsia="Calibri" w:hAnsi="Calibri"/>
+          <w:rFonts w:ascii="Helvetica Neue" w:cs="Helvetica Neue" w:eastAsia="Helvetica Neue" w:hAnsi="Helvetica Neue"/>
           <w:b/>
           <w:bCs/>
           <w:sz w:val="22"/>
@@ -10422,7 +10722,7 @@
       </w:r>
       <w:r>
         <w:rPr>
-          <w:rFonts w:ascii="Calibri" w:cs="Calibri" w:eastAsia="Calibri" w:hAnsi="Calibri"/>
+          <w:rFonts w:ascii="Helvetica Neue" w:cs="Helvetica Neue" w:eastAsia="Helvetica Neue" w:hAnsi="Helvetica Neue"/>
           <w:sz w:val="22"/>
           <w:szCs w:val="22"/>
         </w:rPr>
@@ -10474,7 +10774,7 @@
       </w:pPr>
       <w:r>
         <w:rPr>
-          <w:rFonts w:ascii="Calibri" w:cs="Calibri" w:eastAsia="Calibri" w:hAnsi="Calibri"/>
+          <w:rFonts w:ascii="Helvetica Neue" w:cs="Helvetica Neue" w:eastAsia="Helvetica Neue" w:hAnsi="Helvetica Neue"/>
           <w:sz w:val="22"/>
           <w:szCs w:val="22"/>
         </w:rPr>
@@ -10492,7 +10792,7 @@
       </w:pPr>
       <w:r>
         <w:rPr>
-          <w:rFonts w:ascii="Calibri" w:cs="Calibri" w:eastAsia="Calibri" w:hAnsi="Calibri"/>
+          <w:rFonts w:ascii="Helvetica Neue" w:cs="Helvetica Neue" w:eastAsia="Helvetica Neue" w:hAnsi="Helvetica Neue"/>
           <w:sz w:val="22"/>
           <w:szCs w:val="22"/>
         </w:rPr>
@@ -10510,7 +10810,7 @@
       </w:pPr>
       <w:r>
         <w:rPr>
-          <w:rFonts w:ascii="Calibri" w:cs="Calibri" w:eastAsia="Calibri" w:hAnsi="Calibri"/>
+          <w:rFonts w:ascii="Helvetica Neue" w:cs="Helvetica Neue" w:eastAsia="Helvetica Neue" w:hAnsi="Helvetica Neue"/>
           <w:sz w:val="22"/>
           <w:szCs w:val="22"/>
         </w:rPr>
@@ -10528,7 +10828,7 @@
       </w:pPr>
       <w:r>
         <w:rPr>
-          <w:rFonts w:ascii="Calibri" w:cs="Calibri" w:eastAsia="Calibri" w:hAnsi="Calibri"/>
+          <w:rFonts w:ascii="Helvetica Neue" w:cs="Helvetica Neue" w:eastAsia="Helvetica Neue" w:hAnsi="Helvetica Neue"/>
           <w:sz w:val="22"/>
           <w:szCs w:val="22"/>
         </w:rPr>
@@ -10546,7 +10846,7 @@
       </w:pPr>
       <w:r>
         <w:rPr>
-          <w:rFonts w:ascii="Calibri" w:cs="Calibri" w:eastAsia="Calibri" w:hAnsi="Calibri"/>
+          <w:rFonts w:ascii="Helvetica Neue" w:cs="Helvetica Neue" w:eastAsia="Helvetica Neue" w:hAnsi="Helvetica Neue"/>
           <w:sz w:val="22"/>
           <w:szCs w:val="22"/>
         </w:rPr>
@@ -10564,7 +10864,7 @@
       </w:pPr>
       <w:r>
         <w:rPr>
-          <w:rFonts w:ascii="Calibri" w:cs="Calibri" w:eastAsia="Calibri" w:hAnsi="Calibri"/>
+          <w:rFonts w:ascii="Helvetica Neue" w:cs="Helvetica Neue" w:eastAsia="Helvetica Neue" w:hAnsi="Helvetica Neue"/>
           <w:sz w:val="22"/>
           <w:szCs w:val="22"/>
         </w:rPr>
@@ -10594,7 +10894,7 @@
       </w:pPr>
       <w:r>
         <w:rPr>
-          <w:rFonts w:ascii="Calibri" w:cs="Calibri" w:eastAsia="Calibri" w:hAnsi="Calibri"/>
+          <w:rFonts w:ascii="Helvetica Neue" w:cs="Helvetica Neue" w:eastAsia="Helvetica Neue" w:hAnsi="Helvetica Neue"/>
           <w:sz w:val="22"/>
           <w:szCs w:val="22"/>
         </w:rPr>
@@ -10664,7 +10964,7 @@
     </w:pPr>
     <w:r>
       <w:rPr>
-        <w:rFonts w:ascii="Calibri" w:cs="Calibri" w:eastAsia="Calibri" w:hAnsi="Calibri"/>
+        <w:rFonts w:ascii="Helvetica Neue" w:cs="Helvetica Neue" w:eastAsia="Helvetica Neue" w:hAnsi="Helvetica Neue"/>
         <w:sz w:val="2"/>
         <w:szCs w:val="2"/>
       </w:rPr>
@@ -10692,7 +10992,7 @@
     </w:r>
     <w:r>
       <w:rPr>
-        <w:rFonts w:ascii="Calibri" w:cs="Calibri" w:eastAsia="Calibri" w:hAnsi="Calibri"/>
+        <w:rFonts w:ascii="Helvetica Neue" w:cs="Helvetica Neue" w:eastAsia="Helvetica Neue" w:hAnsi="Helvetica Neue"/>
         <w:b/>
         <w:bCs/>
         <w:color w:val="9B661E"/>
@@ -10704,7 +11004,7 @@
     </w:r>
     <w:r>
       <w:rPr>
-        <w:rFonts w:ascii="Calibri" w:cs="Calibri" w:eastAsia="Calibri" w:hAnsi="Calibri"/>
+        <w:rFonts w:ascii="Helvetica Neue" w:cs="Helvetica Neue" w:eastAsia="Helvetica Neue" w:hAnsi="Helvetica Neue"/>
         <w:color w:val="64707C"/>
         <w:sz w:val="15"/>
         <w:szCs w:val="15"/>
@@ -10713,7 +11013,7 @@
     </w:r>
     <w:r>
       <w:rPr>
-        <w:rFonts w:ascii="Calibri" w:cs="Calibri" w:eastAsia="Calibri" w:hAnsi="Calibri"/>
+        <w:rFonts w:ascii="Helvetica Neue" w:cs="Helvetica Neue" w:eastAsia="Helvetica Neue" w:hAnsi="Helvetica Neue"/>
         <w:sz w:val="15"/>
         <w:szCs w:val="15"/>
       </w:rPr>
@@ -10721,7 +11021,7 @@
     </w:r>
     <w:r>
       <w:rPr>
-        <w:rFonts w:ascii="Calibri" w:cs="Calibri" w:eastAsia="Calibri" w:hAnsi="Calibri"/>
+        <w:rFonts w:ascii="Helvetica Neue" w:cs="Helvetica Neue" w:eastAsia="Helvetica Neue" w:hAnsi="Helvetica Neue"/>
         <w:b/>
         <w:bCs/>
         <w:color w:val="122638"/>
@@ -10731,11 +11031,6 @@
       <w:t xml:space="preserve">Pág. </w:t>
       <w:fldChar w:fldCharType="begin"/>
       <w:instrText xml:space="preserve">PAGE</w:instrText>
-      <w:fldChar w:fldCharType="separate"/>
-      <w:fldChar w:fldCharType="end"/>
-      <w:t xml:space="preserve"> / </w:t>
-      <w:fldChar w:fldCharType="begin"/>
-      <w:instrText xml:space="preserve">NUMPAGES</w:instrText>
       <w:fldChar w:fldCharType="separate"/>
       <w:fldChar w:fldCharType="end"/>
     </w:r>
@@ -10916,7 +11211,7 @@
   <w:docDefaults>
     <w:rPrDefault>
       <w:rPr>
-        <w:rFonts w:ascii="Calibri" w:cs="Calibri" w:eastAsia="Calibri" w:hAnsi="Calibri"/>
+        <w:rFonts w:ascii="Helvetica Neue" w:cs="Helvetica Neue" w:eastAsia="Helvetica Neue" w:hAnsi="Helvetica Neue"/>
         <w:sz w:val="22"/>
         <w:szCs w:val="22"/>
       </w:rPr>
